--- a/信息可视化/Output/教案/45林昕46林昕+2024级+数字媒体艺术+《信息可视化设计》+教案.docx
+++ b/信息可视化/Output/教案/45林昕46林昕+2024级+数字媒体艺术+《信息可视化设计》+教案.docx
@@ -3920,7 +3920,7 @@
                 <w:kern w:val="0"/>
                 <w:sz w:val="24"/>
               </w:rPr>
-              <w:t xml:space="preserve">24数字媒体艺术影视班：第 1 周，周五1-5节</w:t>
+              <w:t xml:space="preserve">24数字媒体艺术影视班：第 7 周，周日1-5节</w:t>
             </w:r>
           </w:p>
           <w:p>
@@ -4475,7 +4475,7 @@
                 <w:kern w:val="0"/>
                 <w:sz w:val="24"/>
               </w:rPr>
-              <w:t xml:space="preserve">必读书目：</w:t>
+              <w:t xml:space="preserve">课前指定阅读教材与章节：</w:t>
             </w:r>
           </w:p>
           <w:p>
@@ -4499,7 +4499,31 @@
                 <w:kern w:val="0"/>
                 <w:sz w:val="24"/>
               </w:rPr>
-              <w:t xml:space="preserve">郝亚维, 张博文：信息可视化设计[M]. 电子工业出版社, 2023.</w:t>
+              <w:t xml:space="preserve">《信息可视化设计》第一章 信息的设计与视觉传达；第二章 信息可视化设计的发展</w:t>
+            </w:r>
+          </w:p>
+          <w:p>
+            <w:pPr>
+              <w:widowControl/>
+              <w:spacing w:before="40" w:after="40" w:line="400" w:lineRule="exact"/>
+              <w:ind w:leftChars="50" w:left="105" w:rightChars="50" w:right="105" w:firstLineChars="200" w:firstLine="480"/>
+              <w:rPr>
+                <w:rFonts w:ascii="FangSong" w:eastAsia="FangSong" w:hAnsi="FangSong" w:cs="FangSong_GB2312"/>
+                <w:bCs/>
+                <w:color w:val="333333"/>
+                <w:kern w:val="0"/>
+                <w:sz w:val="24"/>
+              </w:rPr>
+            </w:pPr>
+            <w:r>
+              <w:rPr>
+                <w:rFonts w:ascii="FangSong" w:eastAsia="FangSong" w:hAnsi="FangSong" w:cs="FangSong_GB2312" w:hint="eastAsia"/>
+                <w:bCs/>
+                <w:color w:val="333333"/>
+                <w:kern w:val="0"/>
+                <w:sz w:val="24"/>
+              </w:rPr>
+              <w:t xml:space="preserve">Munzner Ch1 什么是可视化，为什么要做？</w:t>
             </w:r>
           </w:p>
         </w:tc>
@@ -5845,7 +5869,7 @@
                 <w:kern w:val="0"/>
                 <w:sz w:val="24"/>
               </w:rPr>
-              <w:t xml:space="preserve">24数字媒体艺术影视班：第 2 周，周五1-5节</w:t>
+              <w:t xml:space="preserve">24数字媒体艺术影视班：第 8 周，周日7-11节</w:t>
             </w:r>
           </w:p>
           <w:p>
@@ -6440,7 +6464,7 @@
                 <w:kern w:val="0"/>
                 <w:sz w:val="24"/>
               </w:rPr>
-              <w:t xml:space="preserve">必读书目：</w:t>
+              <w:t xml:space="preserve">课前指定阅读教材与章节：</w:t>
             </w:r>
           </w:p>
           <w:p>
@@ -6464,7 +6488,31 @@
                 <w:kern w:val="0"/>
                 <w:sz w:val="24"/>
               </w:rPr>
-              <w:t xml:space="preserve">郝亚维, 张博文：信息可视化设计[M]. 电子工业出版社, 2023.</w:t>
+              <w:t xml:space="preserve">《信息可视化设计》第三章 信息图表类型与现代信息设计工具</w:t>
+            </w:r>
+          </w:p>
+          <w:p>
+            <w:pPr>
+              <w:widowControl/>
+              <w:spacing w:before="40" w:after="40" w:line="400" w:lineRule="exact"/>
+              <w:ind w:leftChars="50" w:left="105" w:rightChars="50" w:right="105" w:firstLineChars="200" w:firstLine="480"/>
+              <w:rPr>
+                <w:rFonts w:ascii="FangSong" w:eastAsia="FangSong" w:hAnsi="FangSong" w:cs="FangSong_GB2312"/>
+                <w:bCs/>
+                <w:color w:val="333333"/>
+                <w:kern w:val="0"/>
+                <w:sz w:val="24"/>
+              </w:rPr>
+            </w:pPr>
+            <w:r>
+              <w:rPr>
+                <w:rFonts w:ascii="FangSong" w:eastAsia="FangSong" w:hAnsi="FangSong" w:cs="FangSong_GB2312" w:hint="eastAsia"/>
+                <w:bCs/>
+                <w:color w:val="333333"/>
+                <w:kern w:val="0"/>
+                <w:sz w:val="24"/>
+              </w:rPr>
+              <w:t xml:space="preserve">Munzner Ch5/Ch6 标记与通道；经验法则</w:t>
             </w:r>
           </w:p>
         </w:tc>
@@ -7950,7 +7998,7 @@
                 <w:kern w:val="0"/>
                 <w:sz w:val="24"/>
               </w:rPr>
-              <w:t xml:space="preserve">24数字媒体艺术影视班：第 3 周，周五1-5节</w:t>
+              <w:t xml:space="preserve">24数字媒体艺术影视班：第 9 周，周日1-5节</w:t>
             </w:r>
           </w:p>
           <w:p>
@@ -8545,7 +8593,7 @@
                 <w:kern w:val="0"/>
                 <w:sz w:val="24"/>
               </w:rPr>
-              <w:t xml:space="preserve">必读书目：</w:t>
+              <w:t xml:space="preserve">课前指定阅读教材与章节：</w:t>
             </w:r>
           </w:p>
           <w:p>
@@ -8569,7 +8617,31 @@
                 <w:kern w:val="0"/>
                 <w:sz w:val="24"/>
               </w:rPr>
-              <w:t xml:space="preserve">郝亚维, 张博文：信息可视化设计[M]. 电子工业出版社, 2023.</w:t>
+              <w:t xml:space="preserve">Munzner Ch2 What：数据抽象</w:t>
+            </w:r>
+          </w:p>
+          <w:p>
+            <w:pPr>
+              <w:widowControl/>
+              <w:spacing w:before="40" w:after="40" w:line="400" w:lineRule="exact"/>
+              <w:ind w:leftChars="50" w:left="105" w:rightChars="50" w:right="105" w:firstLineChars="200" w:firstLine="480"/>
+              <w:rPr>
+                <w:rFonts w:ascii="FangSong" w:eastAsia="FangSong" w:hAnsi="FangSong" w:cs="FangSong_GB2312"/>
+                <w:bCs/>
+                <w:color w:val="333333"/>
+                <w:kern w:val="0"/>
+                <w:sz w:val="24"/>
+              </w:rPr>
+            </w:pPr>
+            <w:r>
+              <w:rPr>
+                <w:rFonts w:ascii="FangSong" w:eastAsia="FangSong" w:hAnsi="FangSong" w:cs="FangSong_GB2312" w:hint="eastAsia"/>
+                <w:bCs/>
+                <w:color w:val="333333"/>
+                <w:kern w:val="0"/>
+                <w:sz w:val="24"/>
+              </w:rPr>
+              <w:t xml:space="preserve">Munzner Ch3 Why：任务抽象</w:t>
             </w:r>
           </w:p>
         </w:tc>
@@ -9975,7 +10047,7 @@
                 <w:kern w:val="0"/>
                 <w:sz w:val="24"/>
               </w:rPr>
-              <w:t xml:space="preserve">24数字媒体艺术影视班：第 4 周，周五1-5节</w:t>
+              <w:t xml:space="preserve">24数字媒体艺术影视班：第 10 周，周日1-5节</w:t>
             </w:r>
           </w:p>
           <w:p>
@@ -10570,7 +10642,7 @@
                 <w:kern w:val="0"/>
                 <w:sz w:val="24"/>
               </w:rPr>
-              <w:t xml:space="preserve">必读书目：</w:t>
+              <w:t xml:space="preserve">课前指定阅读教材与章节：</w:t>
             </w:r>
           </w:p>
           <w:p>
@@ -10594,7 +10666,31 @@
                 <w:kern w:val="0"/>
                 <w:sz w:val="24"/>
               </w:rPr>
-              <w:t xml:space="preserve">郝亚维, 张博文：信息可视化设计[M]. 电子工业出版社, 2023.</w:t>
+              <w:t xml:space="preserve">《信息可视化设计》第四章 信息可视化设计师／团队和优秀作品案例</w:t>
+            </w:r>
+          </w:p>
+          <w:p>
+            <w:pPr>
+              <w:widowControl/>
+              <w:spacing w:before="40" w:after="40" w:line="400" w:lineRule="exact"/>
+              <w:ind w:leftChars="50" w:left="105" w:rightChars="50" w:right="105" w:firstLineChars="200" w:firstLine="480"/>
+              <w:rPr>
+                <w:rFonts w:ascii="FangSong" w:eastAsia="FangSong" w:hAnsi="FangSong" w:cs="FangSong_GB2312"/>
+                <w:bCs/>
+                <w:color w:val="333333"/>
+                <w:kern w:val="0"/>
+                <w:sz w:val="24"/>
+              </w:rPr>
+            </w:pPr>
+            <w:r>
+              <w:rPr>
+                <w:rFonts w:ascii="FangSong" w:eastAsia="FangSong" w:hAnsi="FangSong" w:cs="FangSong_GB2312" w:hint="eastAsia"/>
+                <w:bCs/>
+                <w:color w:val="333333"/>
+                <w:kern w:val="0"/>
+                <w:sz w:val="24"/>
+              </w:rPr>
+              <w:t xml:space="preserve">Munzner Ch7 表格数据排布</w:t>
             </w:r>
           </w:p>
         </w:tc>
@@ -12000,7 +12096,7 @@
                 <w:kern w:val="0"/>
                 <w:sz w:val="24"/>
               </w:rPr>
-              <w:t xml:space="preserve">24数字媒体艺术影视班：第 5 周，周五1-5节</w:t>
+              <w:t xml:space="preserve">24数字媒体艺术影视班：第 11 周，周日7-11节</w:t>
             </w:r>
           </w:p>
           <w:p>
@@ -12662,7 +12758,7 @@
                 <w:kern w:val="0"/>
                 <w:sz w:val="24"/>
               </w:rPr>
-              <w:t xml:space="preserve">必读书目：</w:t>
+              <w:t xml:space="preserve">课前指定阅读教材与章节：</w:t>
             </w:r>
           </w:p>
           <w:p>
@@ -12686,7 +12782,31 @@
                 <w:kern w:val="0"/>
                 <w:sz w:val="24"/>
               </w:rPr>
-              <w:t xml:space="preserve">郝亚维, 张博文：信息可视化设计[M]. 电子工业出版社, 2023.</w:t>
+              <w:t xml:space="preserve">《信息可视化设计》第五章 信息可视化设计课堂作业的实现与完成</w:t>
+            </w:r>
+          </w:p>
+          <w:p>
+            <w:pPr>
+              <w:widowControl/>
+              <w:spacing w:before="40" w:after="40" w:line="400" w:lineRule="exact"/>
+              <w:ind w:leftChars="50" w:left="105" w:rightChars="50" w:right="105" w:firstLineChars="200" w:firstLine="480"/>
+              <w:rPr>
+                <w:rFonts w:ascii="FangSong" w:eastAsia="FangSong" w:hAnsi="FangSong" w:cs="FangSong_GB2312"/>
+                <w:bCs/>
+                <w:color w:val="333333"/>
+                <w:kern w:val="0"/>
+                <w:sz w:val="24"/>
+              </w:rPr>
+            </w:pPr>
+            <w:r>
+              <w:rPr>
+                <w:rFonts w:ascii="FangSong" w:eastAsia="FangSong" w:hAnsi="FangSong" w:cs="FangSong_GB2312" w:hint="eastAsia"/>
+                <w:bCs/>
+                <w:color w:val="333333"/>
+                <w:kern w:val="0"/>
+                <w:sz w:val="24"/>
+              </w:rPr>
+              <w:t xml:space="preserve">Munzner Ch8/Ch9 空间数据排布；网络与树的排布</w:t>
             </w:r>
           </w:p>
         </w:tc>
@@ -14092,29 +14212,6 @@
                 <w:kern w:val="0"/>
                 <w:sz w:val="24"/>
               </w:rPr>
-              <w:t xml:space="preserve">24数字媒体艺术影视班：第 6 周，周五1-5节</w:t>
-            </w:r>
-          </w:p>
-          <w:p>
-            <w:pPr>
-              <w:widowControl/>
-              <w:spacing w:before="40" w:after="40" w:line="400" w:lineRule="exact"/>
-              <w:ind w:left="57" w:firstLineChars="100" w:firstLine="240"/>
-              <w:jc w:val="center"/>
-              <w:rPr>
-                <w:rFonts w:ascii="FangSong_GB2312" w:eastAsia="FangSong_GB2312" w:hAnsi="FangSong_GB2312" w:cs="FangSong_GB2312"/>
-                <w:color w:val="333333"/>
-                <w:kern w:val="0"/>
-                <w:sz w:val="24"/>
-              </w:rPr>
-            </w:pPr>
-            <w:r>
-              <w:rPr>
-                <w:rFonts w:ascii="FangSong_GB2312" w:eastAsia="FangSong_GB2312" w:hAnsi="FangSong_GB2312" w:cs="FangSong_GB2312" w:hint="eastAsia"/>
-                <w:color w:val="333333"/>
-                <w:kern w:val="0"/>
-                <w:sz w:val="24"/>
-              </w:rPr>
               <w:t xml:space="preserve">24数字媒体艺术游戏班：第 15 周，周五2-5节</w:t>
             </w:r>
           </w:p>
@@ -14710,7 +14807,7 @@
                 <w:kern w:val="0"/>
                 <w:sz w:val="24"/>
               </w:rPr>
-              <w:t xml:space="preserve">必读书目：</w:t>
+              <w:t xml:space="preserve">课前指定阅读教材与章节：</w:t>
             </w:r>
           </w:p>
           <w:p>
@@ -14734,7 +14831,31 @@
                 <w:kern w:val="0"/>
                 <w:sz w:val="24"/>
               </w:rPr>
-              <w:t xml:space="preserve">郝亚维, 张博文：信息可视化设计[M]. 电子工业出版社, 2023.</w:t>
+              <w:t xml:space="preserve">《信息可视化设计》第五章 信息可视化设计课堂作业的实现与完成</w:t>
+            </w:r>
+          </w:p>
+          <w:p>
+            <w:pPr>
+              <w:widowControl/>
+              <w:spacing w:before="40" w:after="40" w:line="400" w:lineRule="exact"/>
+              <w:ind w:leftChars="50" w:left="105" w:rightChars="50" w:right="105" w:firstLineChars="200" w:firstLine="480"/>
+              <w:rPr>
+                <w:rFonts w:ascii="FangSong" w:eastAsia="FangSong" w:hAnsi="FangSong" w:cs="FangSong_GB2312"/>
+                <w:bCs/>
+                <w:color w:val="333333"/>
+                <w:kern w:val="0"/>
+                <w:sz w:val="24"/>
+              </w:rPr>
+            </w:pPr>
+            <w:r>
+              <w:rPr>
+                <w:rFonts w:ascii="FangSong" w:eastAsia="FangSong" w:hAnsi="FangSong" w:cs="FangSong_GB2312" w:hint="eastAsia"/>
+                <w:bCs/>
+                <w:color w:val="333333"/>
+                <w:kern w:val="0"/>
+                <w:sz w:val="24"/>
+              </w:rPr>
+              <w:t xml:space="preserve">Munzner Ch11 操控视图</w:t>
             </w:r>
           </w:p>
         </w:tc>
@@ -16140,29 +16261,6 @@
                 <w:kern w:val="0"/>
                 <w:sz w:val="24"/>
               </w:rPr>
-              <w:t xml:space="preserve">24数字媒体艺术影视班：第 7 周，周五1-5节</w:t>
-            </w:r>
-          </w:p>
-          <w:p>
-            <w:pPr>
-              <w:widowControl/>
-              <w:spacing w:before="40" w:after="40" w:line="400" w:lineRule="exact"/>
-              <w:ind w:left="57" w:firstLineChars="100" w:firstLine="240"/>
-              <w:jc w:val="center"/>
-              <w:rPr>
-                <w:rFonts w:ascii="FangSong_GB2312" w:eastAsia="FangSong_GB2312" w:hAnsi="FangSong_GB2312" w:cs="FangSong_GB2312"/>
-                <w:color w:val="333333"/>
-                <w:kern w:val="0"/>
-                <w:sz w:val="24"/>
-              </w:rPr>
-            </w:pPr>
-            <w:r>
-              <w:rPr>
-                <w:rFonts w:ascii="FangSong_GB2312" w:eastAsia="FangSong_GB2312" w:hAnsi="FangSong_GB2312" w:cs="FangSong_GB2312" w:hint="eastAsia"/>
-                <w:color w:val="333333"/>
-                <w:kern w:val="0"/>
-                <w:sz w:val="24"/>
-              </w:rPr>
               <w:t xml:space="preserve">24数字媒体艺术游戏班：第 17 周，周五2-5节</w:t>
             </w:r>
           </w:p>
@@ -16802,7 +16900,7 @@
                 <w:kern w:val="0"/>
                 <w:sz w:val="24"/>
               </w:rPr>
-              <w:t xml:space="preserve">必读书目：</w:t>
+              <w:t xml:space="preserve">课前指定阅读教材与章节：</w:t>
             </w:r>
           </w:p>
           <w:p>
@@ -16826,7 +16924,31 @@
                 <w:kern w:val="0"/>
                 <w:sz w:val="24"/>
               </w:rPr>
-              <w:t xml:space="preserve">郝亚维, 张博文：信息可视化设计[M]. 电子工业出版社, 2023.</w:t>
+              <w:t xml:space="preserve">《信息可视化设计》第六章 中国'十四五'期间'核心技术'信息可视化设计</w:t>
+            </w:r>
+          </w:p>
+          <w:p>
+            <w:pPr>
+              <w:widowControl/>
+              <w:spacing w:before="40" w:after="40" w:line="400" w:lineRule="exact"/>
+              <w:ind w:leftChars="50" w:left="105" w:rightChars="50" w:right="105" w:firstLineChars="200" w:firstLine="480"/>
+              <w:rPr>
+                <w:rFonts w:ascii="FangSong" w:eastAsia="FangSong" w:hAnsi="FangSong" w:cs="FangSong_GB2312"/>
+                <w:bCs/>
+                <w:color w:val="333333"/>
+                <w:kern w:val="0"/>
+                <w:sz w:val="24"/>
+              </w:rPr>
+            </w:pPr>
+            <w:r>
+              <w:rPr>
+                <w:rFonts w:ascii="FangSong" w:eastAsia="FangSong" w:hAnsi="FangSong" w:cs="FangSong_GB2312" w:hint="eastAsia"/>
+                <w:bCs/>
+                <w:color w:val="333333"/>
+                <w:kern w:val="0"/>
+                <w:sz w:val="24"/>
+              </w:rPr>
+              <w:t xml:space="preserve">Munzner Ch4 分析：验证的四个层次</w:t>
             </w:r>
           </w:p>
         </w:tc>
@@ -18232,29 +18354,6 @@
                 <w:kern w:val="0"/>
                 <w:sz w:val="24"/>
               </w:rPr>
-              <w:t xml:space="preserve">24数字媒体艺术影视班：第 8 周，周五1-5节</w:t>
-            </w:r>
-          </w:p>
-          <w:p>
-            <w:pPr>
-              <w:widowControl/>
-              <w:spacing w:before="40" w:after="40" w:line="400" w:lineRule="exact"/>
-              <w:ind w:left="57" w:firstLineChars="100" w:firstLine="240"/>
-              <w:jc w:val="center"/>
-              <w:rPr>
-                <w:rFonts w:ascii="FangSong_GB2312" w:eastAsia="FangSong_GB2312" w:hAnsi="FangSong_GB2312" w:cs="FangSong_GB2312"/>
-                <w:color w:val="333333"/>
-                <w:kern w:val="0"/>
-                <w:sz w:val="24"/>
-              </w:rPr>
-            </w:pPr>
-            <w:r>
-              <w:rPr>
-                <w:rFonts w:ascii="FangSong_GB2312" w:eastAsia="FangSong_GB2312" w:hAnsi="FangSong_GB2312" w:cs="FangSong_GB2312" w:hint="eastAsia"/>
-                <w:color w:val="333333"/>
-                <w:kern w:val="0"/>
-                <w:sz w:val="24"/>
-              </w:rPr>
               <w:t xml:space="preserve">24数字媒体艺术游戏班：第 18 周，周五2-5节</w:t>
             </w:r>
           </w:p>
@@ -18872,7 +18971,7 @@
                 <w:kern w:val="0"/>
                 <w:sz w:val="24"/>
               </w:rPr>
-              <w:t xml:space="preserve">必读书目：</w:t>
+              <w:t xml:space="preserve">课前指定阅读教材与章节：</w:t>
             </w:r>
           </w:p>
           <w:p>
@@ -18896,7 +18995,7 @@
                 <w:kern w:val="0"/>
                 <w:sz w:val="24"/>
               </w:rPr>
-              <w:t xml:space="preserve">郝亚维, 张博文：信息可视化设计[M]. 电子工业出版社, 2023.</w:t>
+              <w:t xml:space="preserve">《信息可视化设计》全书综合复习</w:t>
             </w:r>
           </w:p>
         </w:tc>

--- a/信息可视化/Output/教案/45林昕46林昕+2024级+数字媒体艺术+《信息可视化设计》+教案.docx
+++ b/信息可视化/Output/教案/45林昕46林昕+2024级+数字媒体艺术+《信息可视化设计》+教案.docx
@@ -3657,8 +3657,8 @@
       </w:tblPr>
       <w:tblGrid>
         <w:gridCol w:w="1246"/>
-        <w:gridCol w:w="3894"/>
-        <w:gridCol w:w="3810"/>
+        <w:gridCol w:w="1740"/>
+        <w:gridCol w:w="5964"/>
       </w:tblGrid>
       <w:tr>
         <w:trPr>
@@ -3687,15 +3687,15 @@
               <w:jc w:val="center"/>
               <w:rPr>
                 <w:rFonts w:ascii="FangSong_GB2312" w:eastAsia="FangSong_GB2312" w:hAnsi="FangSong_GB2312" w:cs="FangSong_GB2312"/>
-                <w:color w:val="333333"/>
-                <w:kern w:val="0"/>
-                <w:sz w:val="24"/>
-              </w:rPr>
-            </w:pPr>
-            <w:r>
-              <w:rPr>
-                <w:rFonts w:ascii="FangSong_GB2312" w:eastAsia="FangSong_GB2312" w:hAnsi="FangSong_GB2312" w:cs="FangSong_GB2312" w:hint="eastAsia"/>
-                <w:color w:val="FF0000"/>
+                <w:color w:val="000000"/>
+                <w:kern w:val="0"/>
+                <w:sz w:val="24"/>
+              </w:rPr>
+            </w:pPr>
+            <w:r>
+              <w:rPr>
+                <w:rFonts w:ascii="FangSong_GB2312" w:eastAsia="FangSong_GB2312" w:hAnsi="FangSong_GB2312" w:cs="FangSong_GB2312" w:hint="eastAsia"/>
+                <w:color w:val="000000"/>
                 <w:kern w:val="0"/>
                 <w:sz w:val="24"/>
               </w:rPr>
@@ -3727,15 +3727,15 @@
               <w:jc w:val="center"/>
               <w:rPr>
                 <w:rFonts w:ascii="FangSong_GB2312" w:eastAsia="FangSong_GB2312" w:hAnsi="FangSong_GB2312" w:cs="FangSong_GB2312"/>
-                <w:color w:val="333333"/>
-                <w:kern w:val="0"/>
-                <w:sz w:val="24"/>
-              </w:rPr>
-            </w:pPr>
-            <w:r>
-              <w:rPr>
-                <w:rFonts w:ascii="FangSong_GB2312" w:eastAsia="FangSong_GB2312" w:hAnsi="FangSong_GB2312" w:cs="FangSong_GB2312" w:hint="eastAsia"/>
-                <w:color w:val="FF0000"/>
+                <w:color w:val="000000"/>
+                <w:kern w:val="0"/>
+                <w:sz w:val="24"/>
+              </w:rPr>
+            </w:pPr>
+            <w:r>
+              <w:rPr>
+                <w:rFonts w:ascii="FangSong_GB2312" w:eastAsia="FangSong_GB2312" w:hAnsi="FangSong_GB2312" w:cs="FangSong_GB2312" w:hint="eastAsia"/>
+                <w:color w:val="000000"/>
                 <w:kern w:val="0"/>
                 <w:sz w:val="24"/>
               </w:rPr>
@@ -3771,15 +3771,15 @@
               <w:jc w:val="center"/>
               <w:rPr>
                 <w:rFonts w:ascii="FangSong_GB2312" w:eastAsia="FangSong_GB2312" w:hAnsi="FangSong_GB2312" w:cs="FangSong_GB2312"/>
-                <w:color w:val="333333"/>
-                <w:kern w:val="0"/>
-                <w:sz w:val="24"/>
-              </w:rPr>
-            </w:pPr>
-            <w:r>
-              <w:rPr>
-                <w:rFonts w:ascii="FangSong_GB2312" w:eastAsia="FangSong_GB2312" w:hAnsi="FangSong_GB2312" w:cs="FangSong_GB2312" w:hint="eastAsia"/>
-                <w:color w:val="FF0000"/>
+                <w:color w:val="000000"/>
+                <w:kern w:val="0"/>
+                <w:sz w:val="24"/>
+              </w:rPr>
+            </w:pPr>
+            <w:r>
+              <w:rPr>
+                <w:rFonts w:ascii="FangSong_GB2312" w:eastAsia="FangSong_GB2312" w:hAnsi="FangSong_GB2312" w:cs="FangSong_GB2312" w:hint="eastAsia"/>
+                <w:color w:val="000000"/>
                 <w:kern w:val="0"/>
                 <w:sz w:val="24"/>
               </w:rPr>
@@ -3811,15 +3811,15 @@
               <w:jc w:val="center"/>
               <w:rPr>
                 <w:rFonts w:ascii="FangSong_GB2312" w:eastAsia="FangSong_GB2312" w:hAnsi="FangSong_GB2312" w:cs="FangSong_GB2312"/>
-                <w:color w:val="333333"/>
-                <w:kern w:val="0"/>
-                <w:sz w:val="24"/>
-              </w:rPr>
-            </w:pPr>
-            <w:r>
-              <w:rPr>
-                <w:rFonts w:ascii="FangSong_GB2312" w:eastAsia="FangSong_GB2312" w:hAnsi="FangSong_GB2312" w:cs="FangSong_GB2312" w:hint="eastAsia"/>
-                <w:color w:val="FF0000"/>
+                <w:color w:val="000000"/>
+                <w:kern w:val="0"/>
+                <w:sz w:val="24"/>
+              </w:rPr>
+            </w:pPr>
+            <w:r>
+              <w:rPr>
+                <w:rFonts w:ascii="FangSong_GB2312" w:eastAsia="FangSong_GB2312" w:hAnsi="FangSong_GB2312" w:cs="FangSong_GB2312" w:hint="eastAsia"/>
+                <w:color w:val="000000"/>
                 <w:kern w:val="0"/>
                 <w:sz w:val="24"/>
               </w:rPr>
@@ -4665,7 +4665,7 @@
         </w:tc>
         <w:tc>
           <w:tcPr>
-            <w:tcW w:w="3894" w:type="dxa"/>
+            <w:tcW w:w="1740" w:type="dxa"/>
             <w:tcBorders>
               <w:top w:val="single" w:sz="4" w:space="0" w:color="auto"/>
               <w:left w:val="single" w:sz="4" w:space="0" w:color="auto"/>
@@ -4700,7 +4700,7 @@
         </w:tc>
         <w:tc>
           <w:tcPr>
-            <w:tcW w:w="3810" w:type="dxa"/>
+            <w:tcW w:w="5964" w:type="dxa"/>
             <w:tcBorders>
               <w:top w:val="single" w:sz="4" w:space="0" w:color="auto"/>
               <w:left w:val="single" w:sz="4" w:space="0" w:color="auto"/>
@@ -4760,7 +4760,7 @@
         </w:tc>
         <w:tc>
           <w:tcPr>
-            <w:tcW w:w="3894" w:type="dxa"/>
+            <w:tcW w:w="1740" w:type="dxa"/>
             <w:tcBorders>
               <w:top w:val="single" w:sz="4" w:space="0" w:color="auto"/>
               <w:left w:val="single" w:sz="4" w:space="0" w:color="auto"/>
@@ -4795,7 +4795,7 @@
         </w:tc>
         <w:tc>
           <w:tcPr>
-            <w:tcW w:w="3810" w:type="dxa"/>
+            <w:tcW w:w="5964" w:type="dxa"/>
             <w:tcBorders>
               <w:top w:val="single" w:sz="4" w:space="0" w:color="auto"/>
               <w:left w:val="single" w:sz="4" w:space="0" w:color="auto"/>
@@ -4856,7 +4856,7 @@
         </w:tc>
         <w:tc>
           <w:tcPr>
-            <w:tcW w:w="3894" w:type="dxa"/>
+            <w:tcW w:w="1740" w:type="dxa"/>
             <w:tcBorders>
               <w:top w:val="single" w:sz="4" w:space="0" w:color="auto"/>
               <w:left w:val="single" w:sz="4" w:space="0" w:color="auto"/>
@@ -4892,7 +4892,7 @@
         </w:tc>
         <w:tc>
           <w:tcPr>
-            <w:tcW w:w="3810" w:type="dxa"/>
+            <w:tcW w:w="5964" w:type="dxa"/>
             <w:tcBorders>
               <w:top w:val="single" w:sz="4" w:space="0" w:color="auto"/>
               <w:left w:val="single" w:sz="4" w:space="0" w:color="auto"/>
@@ -4922,7 +4922,67 @@
                 <w:kern w:val="0"/>
                 <w:sz w:val="24"/>
               </w:rPr>
-              <w:t xml:space="preserve">【教学组织】首节课开篇介绍课程概况与评估方式，以安斯库姆四重奏案例引入可视化的认知价值</w:t>
+              <w:t xml:space="preserve">【教学组织】【课程情境导入】</w:t>
+            </w:r>
+          </w:p>
+          <w:p>
+            <w:pPr>
+              <w:widowControl/>
+              <w:spacing w:line="400" w:lineRule="exact"/>
+              <w:jc w:val="left"/>
+              <w:rPr>
+                <w:rFonts w:ascii="FangSong_GB2312" w:eastAsia="FangSong_GB2312" w:hAnsi="FangSong_GB2312" w:cs="FangSong_GB2312"/>
+                <w:kern w:val="0"/>
+                <w:sz w:val="24"/>
+              </w:rPr>
+            </w:pPr>
+            <w:r>
+              <w:rPr>
+                <w:rFonts w:ascii="FangSong_GB2312" w:eastAsia="FangSong_GB2312" w:hAnsi="FangSong_GB2312" w:cs="FangSong_GB2312" w:hint="eastAsia"/>
+                <w:kern w:val="0"/>
+                <w:sz w:val="24"/>
+              </w:rPr>
+              <w:t xml:space="preserve">1. 首节课开篇介绍课程概况与评估方式，以安斯库姆四重奏案例引入可视化的认知价值</w:t>
+            </w:r>
+          </w:p>
+          <w:p>
+            <w:pPr>
+              <w:widowControl/>
+              <w:spacing w:line="400" w:lineRule="exact"/>
+              <w:jc w:val="left"/>
+              <w:rPr>
+                <w:rFonts w:ascii="FangSong_GB2312" w:eastAsia="FangSong_GB2312" w:hAnsi="FangSong_GB2312" w:cs="FangSong_GB2312"/>
+                <w:kern w:val="0"/>
+                <w:sz w:val="24"/>
+              </w:rPr>
+            </w:pPr>
+            <w:r>
+              <w:rPr>
+                <w:rFonts w:ascii="FangSong_GB2312" w:eastAsia="FangSong_GB2312" w:hAnsi="FangSong_GB2312" w:cs="FangSong_GB2312" w:hint="eastAsia"/>
+                <w:kern w:val="0"/>
+                <w:sz w:val="24"/>
+              </w:rPr>
+              <w:t xml:space="preserve">2. 明确本节课核心聚焦点：可视化有效性的 What/Why/How 三大基石</w:t>
+            </w:r>
+          </w:p>
+          <w:p>
+            <w:pPr>
+              <w:widowControl/>
+              <w:spacing w:line="400" w:lineRule="exact"/>
+              <w:jc w:val="left"/>
+              <w:rPr>
+                <w:rFonts w:ascii="FangSong_GB2312" w:eastAsia="FangSong_GB2312" w:hAnsi="FangSong_GB2312" w:cs="FangSong_GB2312"/>
+                <w:kern w:val="0"/>
+                <w:sz w:val="24"/>
+              </w:rPr>
+            </w:pPr>
+            <w:r>
+              <w:rPr>
+                <w:rFonts w:ascii="FangSong_GB2312" w:eastAsia="FangSong_GB2312" w:hAnsi="FangSong_GB2312" w:cs="FangSong_GB2312" w:hint="eastAsia"/>
+                <w:kern w:val="0"/>
+                <w:sz w:val="24"/>
+              </w:rPr>
+              <w:t xml:space="preserve">3. 激发学生学习动机与探索兴趣。</w:t>
             </w:r>
           </w:p>
           <w:p>
@@ -5013,7 +5073,7 @@
         </w:tc>
         <w:tc>
           <w:tcPr>
-            <w:tcW w:w="3894" w:type="dxa"/>
+            <w:tcW w:w="1740" w:type="dxa"/>
             <w:tcBorders>
               <w:top w:val="single" w:sz="4" w:space="0" w:color="auto"/>
               <w:left w:val="single" w:sz="4" w:space="0" w:color="auto"/>
@@ -5042,13 +5102,21 @@
                 <w:kern w:val="0"/>
                 <w:sz w:val="24"/>
               </w:rPr>
-              <w:t>新课讲授</w:t>
-            </w:r>
-          </w:p>
-        </w:tc>
-        <w:tc>
-          <w:tcPr>
-            <w:tcW w:w="3810" w:type="dxa"/>
+              <w:t>新课</w:t>
+            </w:r>
+            <w:r>
+              <w:rPr>
+                <w:rFonts w:ascii="FangSong_GB2312" w:eastAsia="FangSong_GB2312" w:hAnsi="FangSong_GB2312" w:cs="FangSong_GB2312" w:hint="eastAsia"/>
+                <w:kern w:val="0"/>
+                <w:sz w:val="24"/>
+              </w:rPr>
+              <w:t>演示</w:t>
+            </w:r>
+          </w:p>
+        </w:tc>
+        <w:tc>
+          <w:tcPr>
+            <w:tcW w:w="5964" w:type="dxa"/>
             <w:tcBorders>
               <w:top w:val="single" w:sz="4" w:space="0" w:color="auto"/>
               <w:left w:val="single" w:sz="4" w:space="0" w:color="auto"/>
@@ -5078,7 +5146,87 @@
                 <w:kern w:val="0"/>
                 <w:sz w:val="24"/>
               </w:rPr>
-              <w:t xml:space="preserve">【教学组织】视觉感知与前注意处理原理、格式塔原则的图表映射、Vibe Coding 范式介绍</w:t>
+              <w:t xml:space="preserve">【教学组织】【核心理论与技能解析】</w:t>
+            </w:r>
+          </w:p>
+          <w:p>
+            <w:pPr>
+              <w:widowControl/>
+              <w:spacing w:line="400" w:lineRule="exact"/>
+              <w:jc w:val="left"/>
+              <w:rPr>
+                <w:rFonts w:ascii="FangSong_GB2312" w:eastAsia="FangSong_GB2312" w:hAnsi="FangSong_GB2312" w:cs="FangSong_GB2312"/>
+                <w:kern w:val="0"/>
+                <w:sz w:val="24"/>
+              </w:rPr>
+            </w:pPr>
+            <w:r>
+              <w:rPr>
+                <w:rFonts w:ascii="FangSong_GB2312" w:eastAsia="FangSong_GB2312" w:hAnsi="FangSong_GB2312" w:cs="FangSong_GB2312" w:hint="eastAsia"/>
+                <w:kern w:val="0"/>
+                <w:sz w:val="24"/>
+              </w:rPr>
+              <w:t xml:space="preserve">1. 授课主线：视觉感知与前注意处理原理、格式塔原则的图表映射、Vibe Coding 范式介绍</w:t>
+            </w:r>
+          </w:p>
+          <w:p>
+            <w:pPr>
+              <w:widowControl/>
+              <w:spacing w:line="400" w:lineRule="exact"/>
+              <w:jc w:val="left"/>
+              <w:rPr>
+                <w:rFonts w:ascii="FangSong_GB2312" w:eastAsia="FangSong_GB2312" w:hAnsi="FangSong_GB2312" w:cs="FangSong_GB2312"/>
+                <w:kern w:val="0"/>
+                <w:sz w:val="24"/>
+              </w:rPr>
+            </w:pPr>
+            <w:r>
+              <w:rPr>
+                <w:rFonts w:ascii="FangSong_GB2312" w:eastAsia="FangSong_GB2312" w:hAnsi="FangSong_GB2312" w:cs="FangSong_GB2312" w:hint="eastAsia"/>
+                <w:kern w:val="0"/>
+                <w:sz w:val="24"/>
+              </w:rPr>
+              <w:t xml:space="preserve">2. 知识点拆解：1.1 认知外显：视觉系统、格式塔重构与自然语言建模</w:t>
+            </w:r>
+          </w:p>
+          <w:p>
+            <w:pPr>
+              <w:widowControl/>
+              <w:spacing w:line="400" w:lineRule="exact"/>
+              <w:jc w:val="left"/>
+              <w:rPr>
+                <w:rFonts w:ascii="FangSong_GB2312" w:eastAsia="FangSong_GB2312" w:hAnsi="FangSong_GB2312" w:cs="FangSong_GB2312"/>
+                <w:kern w:val="0"/>
+                <w:sz w:val="24"/>
+              </w:rPr>
+            </w:pPr>
+            <w:r>
+              <w:rPr>
+                <w:rFonts w:ascii="FangSong_GB2312" w:eastAsia="FangSong_GB2312" w:hAnsi="FangSong_GB2312" w:cs="FangSong_GB2312" w:hint="eastAsia"/>
+                <w:kern w:val="0"/>
+                <w:sz w:val="24"/>
+              </w:rPr>
+              <w:t xml:space="preserve">3. 重难点突破：针对“自然语言到视觉元素的映射关系理解”，采用案例剖析策略。</w:t>
+            </w:r>
+          </w:p>
+          <w:p>
+            <w:pPr>
+              <w:widowControl/>
+              <w:spacing w:line="400" w:lineRule="exact"/>
+              <w:jc w:val="left"/>
+              <w:rPr>
+                <w:rFonts w:ascii="FangSong_GB2312" w:eastAsia="FangSong_GB2312" w:hAnsi="FangSong_GB2312" w:cs="FangSong_GB2312"/>
+                <w:kern w:val="0"/>
+                <w:sz w:val="24"/>
+              </w:rPr>
+            </w:pPr>
+            <w:r>
+              <w:rPr>
+                <w:rFonts w:ascii="FangSong_GB2312" w:eastAsia="FangSong_GB2312" w:hAnsi="FangSong_GB2312" w:cs="FangSong_GB2312" w:hint="eastAsia"/>
+                <w:kern w:val="0"/>
+                <w:sz w:val="24"/>
+              </w:rPr>
+              <w:t xml:space="preserve">4. 支撑目标：解释《信息可视化设计》第一、二章中从壁画到大数据的视觉隐喻演变脉络</w:t>
             </w:r>
           </w:p>
           <w:p>
@@ -5198,7 +5346,7 @@
         </w:tc>
         <w:tc>
           <w:tcPr>
-            <w:tcW w:w="3894" w:type="dxa"/>
+            <w:tcW w:w="1740" w:type="dxa"/>
             <w:tcBorders>
               <w:top w:val="single" w:sz="4" w:space="0" w:color="auto"/>
               <w:left w:val="single" w:sz="4" w:space="0" w:color="auto"/>
@@ -5219,7 +5367,7 @@
                 <w:rFonts w:ascii="FangSong_GB2312" w:eastAsia="FangSong_GB2312" w:hAnsi="FangSong_GB2312" w:cs="FangSong_GB2312"/>
                 <w:b/>
                 <w:bCs/>
-                <w:color w:val="FF0000"/>
+                <w:color w:val="000000"/>
                 <w:kern w:val="0"/>
                 <w:sz w:val="24"/>
               </w:rPr>
@@ -5229,7 +5377,7 @@
                 <w:rFonts w:ascii="FangSong_GB2312" w:eastAsia="FangSong_GB2312" w:hAnsi="FangSong_GB2312" w:cs="FangSong_GB2312" w:hint="eastAsia"/>
                 <w:b/>
                 <w:bCs/>
-                <w:color w:val="FF0000"/>
+                <w:color w:val="000000"/>
                 <w:kern w:val="0"/>
                 <w:sz w:val="24"/>
               </w:rPr>
@@ -5239,7 +5387,7 @@
         </w:tc>
         <w:tc>
           <w:tcPr>
-            <w:tcW w:w="3810" w:type="dxa"/>
+            <w:tcW w:w="5964" w:type="dxa"/>
             <w:tcBorders>
               <w:top w:val="single" w:sz="4" w:space="0" w:color="auto"/>
               <w:left w:val="single" w:sz="4" w:space="0" w:color="auto"/>
@@ -5259,33 +5407,103 @@
               <w:jc w:val="left"/>
               <w:rPr>
                 <w:rFonts w:ascii="FangSong_GB2312" w:eastAsia="FangSong_GB2312" w:hAnsi="FangSong_GB2312" w:cs="FangSong_GB2312"/>
-                <w:kern w:val="0"/>
-                <w:sz w:val="24"/>
-              </w:rPr>
-            </w:pPr>
-            <w:r>
-              <w:rPr>
-                <w:rFonts w:ascii="FangSong_GB2312" w:eastAsia="FangSong_GB2312" w:hAnsi="FangSong_GB2312" w:cs="FangSong_GB2312" w:hint="eastAsia"/>
-                <w:kern w:val="0"/>
-                <w:sz w:val="24"/>
-              </w:rPr>
-              <w:t xml:space="preserve">【教学组织】RAWGraphs 零代码数据映射与 AI 自然语言生成 (Vibe Coding) 初步比对实操</w:t>
-            </w:r>
-          </w:p>
-          <w:p>
-            <w:pPr>
-              <w:widowControl/>
-              <w:spacing w:line="400" w:lineRule="exact"/>
-              <w:jc w:val="left"/>
-              <w:rPr>
-                <w:rFonts w:ascii="FangSong_GB2312" w:eastAsia="FangSong_GB2312" w:hAnsi="FangSong_GB2312" w:cs="FangSong_GB2312"/>
-                <w:kern w:val="0"/>
-                <w:sz w:val="24"/>
-              </w:rPr>
-            </w:pPr>
-            <w:r>
-              <w:rPr>
-                <w:rFonts w:ascii="FangSong_GB2312" w:eastAsia="FangSong_GB2312" w:hAnsi="FangSong_GB2312" w:cs="FangSong_GB2312" w:hint="eastAsia"/>
+                <w:color w:val="000000"/>
+                <w:kern w:val="0"/>
+                <w:sz w:val="24"/>
+              </w:rPr>
+            </w:pPr>
+            <w:r>
+              <w:rPr>
+                <w:rFonts w:ascii="FangSong_GB2312" w:eastAsia="FangSong_GB2312" w:hAnsi="FangSong_GB2312" w:cs="FangSong_GB2312" w:hint="eastAsia"/>
+                <w:color w:val="000000"/>
+                <w:kern w:val="0"/>
+                <w:sz w:val="24"/>
+              </w:rPr>
+              <w:t xml:space="preserve">【教学组织】【课堂实践与操作训练】</w:t>
+            </w:r>
+          </w:p>
+          <w:p>
+            <w:pPr>
+              <w:widowControl/>
+              <w:spacing w:line="400" w:lineRule="exact"/>
+              <w:jc w:val="left"/>
+              <w:rPr>
+                <w:rFonts w:ascii="FangSong_GB2312" w:eastAsia="FangSong_GB2312" w:hAnsi="FangSong_GB2312" w:cs="FangSong_GB2312"/>
+                <w:color w:val="000000"/>
+                <w:kern w:val="0"/>
+                <w:sz w:val="24"/>
+              </w:rPr>
+            </w:pPr>
+            <w:r>
+              <w:rPr>
+                <w:rFonts w:ascii="FangSong_GB2312" w:eastAsia="FangSong_GB2312" w:hAnsi="FangSong_GB2312" w:cs="FangSong_GB2312" w:hint="eastAsia"/>
+                <w:color w:val="000000"/>
+                <w:kern w:val="0"/>
+                <w:sz w:val="24"/>
+              </w:rPr>
+              <w:t xml:space="preserve">1. 实践任务指导：RAWGraphs 零代码数据映射与 AI 自然语言生成 (Vibe Coding) 初步比对实操</w:t>
+            </w:r>
+          </w:p>
+          <w:p>
+            <w:pPr>
+              <w:widowControl/>
+              <w:spacing w:line="400" w:lineRule="exact"/>
+              <w:jc w:val="left"/>
+              <w:rPr>
+                <w:rFonts w:ascii="FangSong_GB2312" w:eastAsia="FangSong_GB2312" w:hAnsi="FangSong_GB2312" w:cs="FangSong_GB2312"/>
+                <w:color w:val="000000"/>
+                <w:kern w:val="0"/>
+                <w:sz w:val="24"/>
+              </w:rPr>
+            </w:pPr>
+            <w:r>
+              <w:rPr>
+                <w:rFonts w:ascii="FangSong_GB2312" w:eastAsia="FangSong_GB2312" w:hAnsi="FangSong_GB2312" w:cs="FangSong_GB2312" w:hint="eastAsia"/>
+                <w:color w:val="000000"/>
+                <w:kern w:val="0"/>
+                <w:sz w:val="24"/>
+              </w:rPr>
+              <w:t xml:space="preserve">2. 核心任务目标：自行选取一组合法公开数据集，运用 RAWGraphs 进行零代码映射探索，同时尝试撰写结构化 Prompt 驱动 AI 辅助工具生成对照图表。提交这两种范式下的图表产出及完整 Prompt 记录，配合 300 字设计决策说明分析两者优劣。</w:t>
+            </w:r>
+          </w:p>
+          <w:p>
+            <w:pPr>
+              <w:widowControl/>
+              <w:spacing w:line="400" w:lineRule="exact"/>
+              <w:jc w:val="left"/>
+              <w:rPr>
+                <w:rFonts w:ascii="FangSong_GB2312" w:eastAsia="FangSong_GB2312" w:hAnsi="FangSong_GB2312" w:cs="FangSong_GB2312"/>
+                <w:color w:val="000000"/>
+                <w:kern w:val="0"/>
+                <w:sz w:val="24"/>
+              </w:rPr>
+            </w:pPr>
+            <w:r>
+              <w:rPr>
+                <w:rFonts w:ascii="FangSong_GB2312" w:eastAsia="FangSong_GB2312" w:hAnsi="FangSong_GB2312" w:cs="FangSong_GB2312" w:hint="eastAsia"/>
+                <w:color w:val="000000"/>
+                <w:kern w:val="0"/>
+                <w:sz w:val="24"/>
+              </w:rPr>
+              <w:t xml:space="preserve">3. 教师巡回指导，及时发现并纠正学生实践中的认知偏差。</w:t>
+            </w:r>
+          </w:p>
+          <w:p>
+            <w:pPr>
+              <w:widowControl/>
+              <w:spacing w:line="400" w:lineRule="exact"/>
+              <w:jc w:val="left"/>
+              <w:rPr>
+                <w:rFonts w:ascii="FangSong_GB2312" w:eastAsia="FangSong_GB2312" w:hAnsi="FangSong_GB2312" w:cs="FangSong_GB2312"/>
+                <w:color w:val="000000"/>
+                <w:kern w:val="0"/>
+                <w:sz w:val="24"/>
+              </w:rPr>
+            </w:pPr>
+            <w:r>
+              <w:rPr>
+                <w:rFonts w:ascii="FangSong_GB2312" w:eastAsia="FangSong_GB2312" w:hAnsi="FangSong_GB2312" w:cs="FangSong_GB2312" w:hint="eastAsia"/>
+                <w:color w:val="000000"/>
                 <w:kern w:val="0"/>
                 <w:sz w:val="24"/>
               </w:rPr>
@@ -5299,13 +5517,15 @@
               <w:jc w:val="left"/>
               <w:rPr>
                 <w:rFonts w:ascii="FangSong_GB2312" w:eastAsia="FangSong_GB2312" w:hAnsi="FangSong_GB2312" w:cs="FangSong_GB2312"/>
-                <w:kern w:val="0"/>
-                <w:sz w:val="24"/>
-              </w:rPr>
-            </w:pPr>
-            <w:r>
-              <w:rPr>
-                <w:rFonts w:ascii="FangSong_GB2312" w:eastAsia="FangSong_GB2312" w:hAnsi="FangSong_GB2312" w:cs="FangSong_GB2312" w:hint="eastAsia"/>
+                <w:color w:val="000000"/>
+                <w:kern w:val="0"/>
+                <w:sz w:val="24"/>
+              </w:rPr>
+            </w:pPr>
+            <w:r>
+              <w:rPr>
+                <w:rFonts w:ascii="FangSong_GB2312" w:eastAsia="FangSong_GB2312" w:hAnsi="FangSong_GB2312" w:cs="FangSong_GB2312" w:hint="eastAsia"/>
+                <w:color w:val="000000"/>
                 <w:kern w:val="0"/>
                 <w:sz w:val="24"/>
               </w:rPr>
@@ -5319,13 +5539,15 @@
               <w:jc w:val="left"/>
               <w:rPr>
                 <w:rFonts w:ascii="FangSong_GB2312" w:eastAsia="FangSong_GB2312" w:hAnsi="FangSong_GB2312" w:cs="FangSong_GB2312"/>
-                <w:kern w:val="0"/>
-                <w:sz w:val="24"/>
-              </w:rPr>
-            </w:pPr>
-            <w:r>
-              <w:rPr>
-                <w:rFonts w:ascii="FangSong_GB2312" w:eastAsia="FangSong_GB2312" w:hAnsi="FangSong_GB2312" w:cs="FangSong_GB2312" w:hint="eastAsia"/>
+                <w:color w:val="000000"/>
+                <w:kern w:val="0"/>
+                <w:sz w:val="24"/>
+              </w:rPr>
+            </w:pPr>
+            <w:r>
+              <w:rPr>
+                <w:rFonts w:ascii="FangSong_GB2312" w:eastAsia="FangSong_GB2312" w:hAnsi="FangSong_GB2312" w:cs="FangSong_GB2312" w:hint="eastAsia"/>
+                <w:color w:val="000000"/>
                 <w:kern w:val="0"/>
                 <w:sz w:val="24"/>
               </w:rPr>
@@ -5368,7 +5590,7 @@
         </w:tc>
         <w:tc>
           <w:tcPr>
-            <w:tcW w:w="3894" w:type="dxa"/>
+            <w:tcW w:w="1740" w:type="dxa"/>
             <w:tcBorders>
               <w:top w:val="single" w:sz="4" w:space="0" w:color="auto"/>
               <w:left w:val="single" w:sz="4" w:space="0" w:color="auto"/>
@@ -5389,7 +5611,7 @@
                 <w:rFonts w:ascii="FangSong_GB2312" w:eastAsia="FangSong_GB2312" w:hAnsi="FangSong_GB2312" w:cs="FangSong_GB2312"/>
                 <w:b/>
                 <w:bCs/>
-                <w:color w:val="FF0000"/>
+                <w:color w:val="000000"/>
                 <w:kern w:val="0"/>
                 <w:sz w:val="24"/>
               </w:rPr>
@@ -5399,7 +5621,7 @@
                 <w:rFonts w:ascii="FangSong_GB2312" w:eastAsia="FangSong_GB2312" w:hAnsi="FangSong_GB2312" w:cs="FangSong_GB2312" w:hint="eastAsia"/>
                 <w:b/>
                 <w:bCs/>
-                <w:color w:val="FF0000"/>
+                <w:color w:val="000000"/>
                 <w:kern w:val="0"/>
                 <w:sz w:val="24"/>
               </w:rPr>
@@ -5409,7 +5631,7 @@
         </w:tc>
         <w:tc>
           <w:tcPr>
-            <w:tcW w:w="3810" w:type="dxa"/>
+            <w:tcW w:w="5964" w:type="dxa"/>
             <w:tcBorders>
               <w:top w:val="single" w:sz="4" w:space="0" w:color="auto"/>
               <w:left w:val="single" w:sz="4" w:space="0" w:color="auto"/>
@@ -5429,33 +5651,103 @@
               <w:jc w:val="left"/>
               <w:rPr>
                 <w:rFonts w:ascii="FangSong_GB2312" w:eastAsia="FangSong_GB2312" w:hAnsi="FangSong_GB2312" w:cs="FangSong_GB2312"/>
-                <w:kern w:val="0"/>
-                <w:sz w:val="24"/>
-              </w:rPr>
-            </w:pPr>
-            <w:r>
-              <w:rPr>
-                <w:rFonts w:ascii="FangSong_GB2312" w:eastAsia="FangSong_GB2312" w:hAnsi="FangSong_GB2312" w:cs="FangSong_GB2312" w:hint="eastAsia"/>
-                <w:kern w:val="0"/>
-                <w:sz w:val="24"/>
-              </w:rPr>
-              <w:t xml:space="preserve">【教学组织】回顾核心概念：可视化是认知外包而非装饰</w:t>
-            </w:r>
-          </w:p>
-          <w:p>
-            <w:pPr>
-              <w:widowControl/>
-              <w:spacing w:line="400" w:lineRule="exact"/>
-              <w:jc w:val="left"/>
-              <w:rPr>
-                <w:rFonts w:ascii="FangSong_GB2312" w:eastAsia="FangSong_GB2312" w:hAnsi="FangSong_GB2312" w:cs="FangSong_GB2312"/>
-                <w:kern w:val="0"/>
-                <w:sz w:val="24"/>
-              </w:rPr>
-            </w:pPr>
-            <w:r>
-              <w:rPr>
-                <w:rFonts w:ascii="FangSong_GB2312" w:eastAsia="FangSong_GB2312" w:hAnsi="FangSong_GB2312" w:cs="FangSong_GB2312" w:hint="eastAsia"/>
+                <w:color w:val="000000"/>
+                <w:kern w:val="0"/>
+                <w:sz w:val="24"/>
+              </w:rPr>
+            </w:pPr>
+            <w:r>
+              <w:rPr>
+                <w:rFonts w:ascii="FangSong_GB2312" w:eastAsia="FangSong_GB2312" w:hAnsi="FangSong_GB2312" w:cs="FangSong_GB2312" w:hint="eastAsia"/>
+                <w:color w:val="000000"/>
+                <w:kern w:val="0"/>
+                <w:sz w:val="24"/>
+              </w:rPr>
+              <w:t xml:space="preserve">【教学组织】【知识凝练与教学反思】</w:t>
+            </w:r>
+          </w:p>
+          <w:p>
+            <w:pPr>
+              <w:widowControl/>
+              <w:spacing w:line="400" w:lineRule="exact"/>
+              <w:jc w:val="left"/>
+              <w:rPr>
+                <w:rFonts w:ascii="FangSong_GB2312" w:eastAsia="FangSong_GB2312" w:hAnsi="FangSong_GB2312" w:cs="FangSong_GB2312"/>
+                <w:color w:val="000000"/>
+                <w:kern w:val="0"/>
+                <w:sz w:val="24"/>
+              </w:rPr>
+            </w:pPr>
+            <w:r>
+              <w:rPr>
+                <w:rFonts w:ascii="FangSong_GB2312" w:eastAsia="FangSong_GB2312" w:hAnsi="FangSong_GB2312" w:cs="FangSong_GB2312" w:hint="eastAsia"/>
+                <w:color w:val="000000"/>
+                <w:kern w:val="0"/>
+                <w:sz w:val="24"/>
+              </w:rPr>
+              <w:t xml:space="preserve">1. 归纳梳理：回顾核心概念：可视化是认知外包而非装饰</w:t>
+            </w:r>
+          </w:p>
+          <w:p>
+            <w:pPr>
+              <w:widowControl/>
+              <w:spacing w:line="400" w:lineRule="exact"/>
+              <w:jc w:val="left"/>
+              <w:rPr>
+                <w:rFonts w:ascii="FangSong_GB2312" w:eastAsia="FangSong_GB2312" w:hAnsi="FangSong_GB2312" w:cs="FangSong_GB2312"/>
+                <w:color w:val="000000"/>
+                <w:kern w:val="0"/>
+                <w:sz w:val="24"/>
+              </w:rPr>
+            </w:pPr>
+            <w:r>
+              <w:rPr>
+                <w:rFonts w:ascii="FangSong_GB2312" w:eastAsia="FangSong_GB2312" w:hAnsi="FangSong_GB2312" w:cs="FangSong_GB2312" w:hint="eastAsia"/>
+                <w:color w:val="000000"/>
+                <w:kern w:val="0"/>
+                <w:sz w:val="24"/>
+              </w:rPr>
+              <w:t xml:space="preserve">2. 强化记忆：系统性总结本节课核心知识点与技能框架。</w:t>
+            </w:r>
+          </w:p>
+          <w:p>
+            <w:pPr>
+              <w:widowControl/>
+              <w:spacing w:line="400" w:lineRule="exact"/>
+              <w:jc w:val="left"/>
+              <w:rPr>
+                <w:rFonts w:ascii="FangSong_GB2312" w:eastAsia="FangSong_GB2312" w:hAnsi="FangSong_GB2312" w:cs="FangSong_GB2312"/>
+                <w:color w:val="000000"/>
+                <w:kern w:val="0"/>
+                <w:sz w:val="24"/>
+              </w:rPr>
+            </w:pPr>
+            <w:r>
+              <w:rPr>
+                <w:rFonts w:ascii="FangSong_GB2312" w:eastAsia="FangSong_GB2312" w:hAnsi="FangSong_GB2312" w:cs="FangSong_GB2312" w:hint="eastAsia"/>
+                <w:color w:val="000000"/>
+                <w:kern w:val="0"/>
+                <w:sz w:val="24"/>
+              </w:rPr>
+              <w:t xml:space="preserve">3. 布置课后延伸思考与预习任务。</w:t>
+            </w:r>
+          </w:p>
+          <w:p>
+            <w:pPr>
+              <w:widowControl/>
+              <w:spacing w:line="400" w:lineRule="exact"/>
+              <w:jc w:val="left"/>
+              <w:rPr>
+                <w:rFonts w:ascii="FangSong_GB2312" w:eastAsia="FangSong_GB2312" w:hAnsi="FangSong_GB2312" w:cs="FangSong_GB2312"/>
+                <w:color w:val="000000"/>
+                <w:kern w:val="0"/>
+                <w:sz w:val="24"/>
+              </w:rPr>
+            </w:pPr>
+            <w:r>
+              <w:rPr>
+                <w:rFonts w:ascii="FangSong_GB2312" w:eastAsia="FangSong_GB2312" w:hAnsi="FangSong_GB2312" w:cs="FangSong_GB2312" w:hint="eastAsia"/>
+                <w:color w:val="000000"/>
                 <w:kern w:val="0"/>
                 <w:sz w:val="24"/>
               </w:rPr>
@@ -5469,13 +5761,15 @@
               <w:jc w:val="left"/>
               <w:rPr>
                 <w:rFonts w:ascii="FangSong_GB2312" w:eastAsia="FangSong_GB2312" w:hAnsi="FangSong_GB2312" w:cs="FangSong_GB2312"/>
-                <w:kern w:val="0"/>
-                <w:sz w:val="24"/>
-              </w:rPr>
-            </w:pPr>
-            <w:r>
-              <w:rPr>
-                <w:rFonts w:ascii="FangSong_GB2312" w:eastAsia="FangSong_GB2312" w:hAnsi="FangSong_GB2312" w:cs="FangSong_GB2312" w:hint="eastAsia"/>
+                <w:color w:val="000000"/>
+                <w:kern w:val="0"/>
+                <w:sz w:val="24"/>
+              </w:rPr>
+            </w:pPr>
+            <w:r>
+              <w:rPr>
+                <w:rFonts w:ascii="FangSong_GB2312" w:eastAsia="FangSong_GB2312" w:hAnsi="FangSong_GB2312" w:cs="FangSong_GB2312" w:hint="eastAsia"/>
+                <w:color w:val="000000"/>
                 <w:kern w:val="0"/>
                 <w:sz w:val="24"/>
               </w:rPr>
@@ -5548,15 +5842,15 @@
               <w:rPr>
                 <w:rFonts w:ascii="FangSong_GB2312" w:eastAsia="FangSong_GB2312" w:hAnsi="FangSong_GB2312" w:cs="FangSong_GB2312"/>
                 <w:bCs/>
-                <w:color w:val="333333"/>
-                <w:kern w:val="0"/>
-                <w:sz w:val="24"/>
-              </w:rPr>
-            </w:pPr>
-            <w:r>
-              <w:rPr>
-                <w:rFonts w:ascii="FangSong_GB2312" w:eastAsia="FangSong_GB2312" w:hAnsi="FangSong_GB2312" w:cs="FangSong_GB2312" w:hint="eastAsia"/>
-                <w:color w:val="FF0000"/>
+                <w:color w:val="000000"/>
+                <w:kern w:val="0"/>
+                <w:sz w:val="24"/>
+              </w:rPr>
+            </w:pPr>
+            <w:r>
+              <w:rPr>
+                <w:rFonts w:ascii="FangSong_GB2312" w:eastAsia="FangSong_GB2312" w:hAnsi="FangSong_GB2312" w:cs="FangSong_GB2312" w:hint="eastAsia"/>
+                <w:color w:val="000000"/>
                 <w:kern w:val="0"/>
                 <w:sz w:val="24"/>
               </w:rPr>
@@ -5606,8 +5900,8 @@
       </w:tblPr>
       <w:tblGrid>
         <w:gridCol w:w="1246"/>
-        <w:gridCol w:w="3894"/>
-        <w:gridCol w:w="3810"/>
+        <w:gridCol w:w="1740"/>
+        <w:gridCol w:w="5964"/>
       </w:tblGrid>
       <w:tr>
         <w:trPr>
@@ -5636,15 +5930,15 @@
               <w:jc w:val="center"/>
               <w:rPr>
                 <w:rFonts w:ascii="FangSong_GB2312" w:eastAsia="FangSong_GB2312" w:hAnsi="FangSong_GB2312" w:cs="FangSong_GB2312"/>
-                <w:color w:val="333333"/>
-                <w:kern w:val="0"/>
-                <w:sz w:val="24"/>
-              </w:rPr>
-            </w:pPr>
-            <w:r>
-              <w:rPr>
-                <w:rFonts w:ascii="FangSong_GB2312" w:eastAsia="FangSong_GB2312" w:hAnsi="FangSong_GB2312" w:cs="FangSong_GB2312" w:hint="eastAsia"/>
-                <w:color w:val="FF0000"/>
+                <w:color w:val="000000"/>
+                <w:kern w:val="0"/>
+                <w:sz w:val="24"/>
+              </w:rPr>
+            </w:pPr>
+            <w:r>
+              <w:rPr>
+                <w:rFonts w:ascii="FangSong_GB2312" w:eastAsia="FangSong_GB2312" w:hAnsi="FangSong_GB2312" w:cs="FangSong_GB2312" w:hint="eastAsia"/>
+                <w:color w:val="000000"/>
                 <w:kern w:val="0"/>
                 <w:sz w:val="24"/>
               </w:rPr>
@@ -5676,15 +5970,15 @@
               <w:jc w:val="center"/>
               <w:rPr>
                 <w:rFonts w:ascii="FangSong_GB2312" w:eastAsia="FangSong_GB2312" w:hAnsi="FangSong_GB2312" w:cs="FangSong_GB2312"/>
-                <w:color w:val="333333"/>
-                <w:kern w:val="0"/>
-                <w:sz w:val="24"/>
-              </w:rPr>
-            </w:pPr>
-            <w:r>
-              <w:rPr>
-                <w:rFonts w:ascii="FangSong_GB2312" w:eastAsia="FangSong_GB2312" w:hAnsi="FangSong_GB2312" w:cs="FangSong_GB2312" w:hint="eastAsia"/>
-                <w:color w:val="FF0000"/>
+                <w:color w:val="000000"/>
+                <w:kern w:val="0"/>
+                <w:sz w:val="24"/>
+              </w:rPr>
+            </w:pPr>
+            <w:r>
+              <w:rPr>
+                <w:rFonts w:ascii="FangSong_GB2312" w:eastAsia="FangSong_GB2312" w:hAnsi="FangSong_GB2312" w:cs="FangSong_GB2312" w:hint="eastAsia"/>
+                <w:color w:val="000000"/>
                 <w:kern w:val="0"/>
                 <w:sz w:val="24"/>
               </w:rPr>
@@ -5720,15 +6014,15 @@
               <w:jc w:val="center"/>
               <w:rPr>
                 <w:rFonts w:ascii="FangSong_GB2312" w:eastAsia="FangSong_GB2312" w:hAnsi="FangSong_GB2312" w:cs="FangSong_GB2312"/>
-                <w:color w:val="333333"/>
-                <w:kern w:val="0"/>
-                <w:sz w:val="24"/>
-              </w:rPr>
-            </w:pPr>
-            <w:r>
-              <w:rPr>
-                <w:rFonts w:ascii="FangSong_GB2312" w:eastAsia="FangSong_GB2312" w:hAnsi="FangSong_GB2312" w:cs="FangSong_GB2312" w:hint="eastAsia"/>
-                <w:color w:val="FF0000"/>
+                <w:color w:val="000000"/>
+                <w:kern w:val="0"/>
+                <w:sz w:val="24"/>
+              </w:rPr>
+            </w:pPr>
+            <w:r>
+              <w:rPr>
+                <w:rFonts w:ascii="FangSong_GB2312" w:eastAsia="FangSong_GB2312" w:hAnsi="FangSong_GB2312" w:cs="FangSong_GB2312" w:hint="eastAsia"/>
+                <w:color w:val="000000"/>
                 <w:kern w:val="0"/>
                 <w:sz w:val="24"/>
               </w:rPr>
@@ -5760,15 +6054,15 @@
               <w:jc w:val="center"/>
               <w:rPr>
                 <w:rFonts w:ascii="FangSong_GB2312" w:eastAsia="FangSong_GB2312" w:hAnsi="FangSong_GB2312" w:cs="FangSong_GB2312"/>
-                <w:color w:val="333333"/>
-                <w:kern w:val="0"/>
-                <w:sz w:val="24"/>
-              </w:rPr>
-            </w:pPr>
-            <w:r>
-              <w:rPr>
-                <w:rFonts w:ascii="FangSong_GB2312" w:eastAsia="FangSong_GB2312" w:hAnsi="FangSong_GB2312" w:cs="FangSong_GB2312" w:hint="eastAsia"/>
-                <w:color w:val="FF0000"/>
+                <w:color w:val="000000"/>
+                <w:kern w:val="0"/>
+                <w:sz w:val="24"/>
+              </w:rPr>
+            </w:pPr>
+            <w:r>
+              <w:rPr>
+                <w:rFonts w:ascii="FangSong_GB2312" w:eastAsia="FangSong_GB2312" w:hAnsi="FangSong_GB2312" w:cs="FangSong_GB2312" w:hint="eastAsia"/>
+                <w:color w:val="000000"/>
                 <w:kern w:val="0"/>
                 <w:sz w:val="24"/>
               </w:rPr>
@@ -6654,7 +6948,7 @@
         </w:tc>
         <w:tc>
           <w:tcPr>
-            <w:tcW w:w="3894" w:type="dxa"/>
+            <w:tcW w:w="1740" w:type="dxa"/>
             <w:tcBorders>
               <w:top w:val="single" w:sz="4" w:space="0" w:color="auto"/>
               <w:left w:val="single" w:sz="4" w:space="0" w:color="auto"/>
@@ -6689,7 +6983,7 @@
         </w:tc>
         <w:tc>
           <w:tcPr>
-            <w:tcW w:w="3810" w:type="dxa"/>
+            <w:tcW w:w="5964" w:type="dxa"/>
             <w:tcBorders>
               <w:top w:val="single" w:sz="4" w:space="0" w:color="auto"/>
               <w:left w:val="single" w:sz="4" w:space="0" w:color="auto"/>
@@ -6749,7 +7043,7 @@
         </w:tc>
         <w:tc>
           <w:tcPr>
-            <w:tcW w:w="3894" w:type="dxa"/>
+            <w:tcW w:w="1740" w:type="dxa"/>
             <w:tcBorders>
               <w:top w:val="single" w:sz="4" w:space="0" w:color="auto"/>
               <w:left w:val="single" w:sz="4" w:space="0" w:color="auto"/>
@@ -6784,7 +7078,7 @@
         </w:tc>
         <w:tc>
           <w:tcPr>
-            <w:tcW w:w="3810" w:type="dxa"/>
+            <w:tcW w:w="5964" w:type="dxa"/>
             <w:tcBorders>
               <w:top w:val="single" w:sz="4" w:space="0" w:color="auto"/>
               <w:left w:val="single" w:sz="4" w:space="0" w:color="auto"/>
@@ -6814,7 +7108,47 @@
                 <w:kern w:val="0"/>
                 <w:sz w:val="24"/>
               </w:rPr>
-              <w:t xml:space="preserve">【教学组织】回顾 W01 核心概念：可视化作为认知外包，前注意处理原理</w:t>
+              <w:t xml:space="preserve">【教学组织】【上次课知识回顾】</w:t>
+            </w:r>
+          </w:p>
+          <w:p>
+            <w:pPr>
+              <w:widowControl/>
+              <w:spacing w:line="400" w:lineRule="exact"/>
+              <w:jc w:val="left"/>
+              <w:rPr>
+                <w:rFonts w:ascii="FangSong_GB2312" w:eastAsia="FangSong_GB2312" w:hAnsi="FangSong_GB2312" w:cs="FangSong_GB2312"/>
+                <w:kern w:val="0"/>
+                <w:sz w:val="24"/>
+              </w:rPr>
+            </w:pPr>
+            <w:r>
+              <w:rPr>
+                <w:rFonts w:ascii="FangSong_GB2312" w:eastAsia="FangSong_GB2312" w:hAnsi="FangSong_GB2312" w:cs="FangSong_GB2312" w:hint="eastAsia"/>
+                <w:kern w:val="0"/>
+                <w:sz w:val="24"/>
+              </w:rPr>
+              <w:t xml:space="preserve">1. 回顾 W01 核心概念：可视化作为认知外包，前注意处理原理</w:t>
+            </w:r>
+          </w:p>
+          <w:p>
+            <w:pPr>
+              <w:widowControl/>
+              <w:spacing w:line="400" w:lineRule="exact"/>
+              <w:jc w:val="left"/>
+              <w:rPr>
+                <w:rFonts w:ascii="FangSong_GB2312" w:eastAsia="FangSong_GB2312" w:hAnsi="FangSong_GB2312" w:cs="FangSong_GB2312"/>
+                <w:kern w:val="0"/>
+                <w:sz w:val="24"/>
+              </w:rPr>
+            </w:pPr>
+            <w:r>
+              <w:rPr>
+                <w:rFonts w:ascii="FangSong_GB2312" w:eastAsia="FangSong_GB2312" w:hAnsi="FangSong_GB2312" w:cs="FangSong_GB2312" w:hint="eastAsia"/>
+                <w:kern w:val="0"/>
+                <w:sz w:val="24"/>
+              </w:rPr>
+              <w:t xml:space="preserve">2. 检查学生对前置知识的掌握情况，建立新旧知识的逻辑桥梁。</w:t>
             </w:r>
           </w:p>
           <w:p>
@@ -6905,7 +7239,7 @@
         </w:tc>
         <w:tc>
           <w:tcPr>
-            <w:tcW w:w="3894" w:type="dxa"/>
+            <w:tcW w:w="1740" w:type="dxa"/>
             <w:tcBorders>
               <w:top w:val="single" w:sz="4" w:space="0" w:color="auto"/>
               <w:left w:val="single" w:sz="4" w:space="0" w:color="auto"/>
@@ -6941,7 +7275,7 @@
         </w:tc>
         <w:tc>
           <w:tcPr>
-            <w:tcW w:w="3810" w:type="dxa"/>
+            <w:tcW w:w="5964" w:type="dxa"/>
             <w:tcBorders>
               <w:top w:val="single" w:sz="4" w:space="0" w:color="auto"/>
               <w:left w:val="single" w:sz="4" w:space="0" w:color="auto"/>
@@ -6971,7 +7305,67 @@
                 <w:kern w:val="0"/>
                 <w:sz w:val="24"/>
               </w:rPr>
-              <w:t xml:space="preserve">【教学组织】图表类型的时空隐喻——从 Excel 下拉菜单中跳出</w:t>
+              <w:t xml:space="preserve">【教学组织】【课程情境导入】</w:t>
+            </w:r>
+          </w:p>
+          <w:p>
+            <w:pPr>
+              <w:widowControl/>
+              <w:spacing w:line="400" w:lineRule="exact"/>
+              <w:jc w:val="left"/>
+              <w:rPr>
+                <w:rFonts w:ascii="FangSong_GB2312" w:eastAsia="FangSong_GB2312" w:hAnsi="FangSong_GB2312" w:cs="FangSong_GB2312"/>
+                <w:kern w:val="0"/>
+                <w:sz w:val="24"/>
+              </w:rPr>
+            </w:pPr>
+            <w:r>
+              <w:rPr>
+                <w:rFonts w:ascii="FangSong_GB2312" w:eastAsia="FangSong_GB2312" w:hAnsi="FangSong_GB2312" w:cs="FangSong_GB2312" w:hint="eastAsia"/>
+                <w:kern w:val="0"/>
+                <w:sz w:val="24"/>
+              </w:rPr>
+              <w:t xml:space="preserve">1. 图表类型的时空隐喻——从 Excel 下拉菜单中跳出</w:t>
+            </w:r>
+          </w:p>
+          <w:p>
+            <w:pPr>
+              <w:widowControl/>
+              <w:spacing w:line="400" w:lineRule="exact"/>
+              <w:jc w:val="left"/>
+              <w:rPr>
+                <w:rFonts w:ascii="FangSong_GB2312" w:eastAsia="FangSong_GB2312" w:hAnsi="FangSong_GB2312" w:cs="FangSong_GB2312"/>
+                <w:kern w:val="0"/>
+                <w:sz w:val="24"/>
+              </w:rPr>
+            </w:pPr>
+            <w:r>
+              <w:rPr>
+                <w:rFonts w:ascii="FangSong_GB2312" w:eastAsia="FangSong_GB2312" w:hAnsi="FangSong_GB2312" w:cs="FangSong_GB2312" w:hint="eastAsia"/>
+                <w:kern w:val="0"/>
+                <w:sz w:val="24"/>
+              </w:rPr>
+              <w:t xml:space="preserve">2. 明确本节课核心聚焦点：标记 (Marks) 与通道 (Channels) 的有效性排序法则</w:t>
+            </w:r>
+          </w:p>
+          <w:p>
+            <w:pPr>
+              <w:widowControl/>
+              <w:spacing w:line="400" w:lineRule="exact"/>
+              <w:jc w:val="left"/>
+              <w:rPr>
+                <w:rFonts w:ascii="FangSong_GB2312" w:eastAsia="FangSong_GB2312" w:hAnsi="FangSong_GB2312" w:cs="FangSong_GB2312"/>
+                <w:kern w:val="0"/>
+                <w:sz w:val="24"/>
+              </w:rPr>
+            </w:pPr>
+            <w:r>
+              <w:rPr>
+                <w:rFonts w:ascii="FangSong_GB2312" w:eastAsia="FangSong_GB2312" w:hAnsi="FangSong_GB2312" w:cs="FangSong_GB2312" w:hint="eastAsia"/>
+                <w:kern w:val="0"/>
+                <w:sz w:val="24"/>
+              </w:rPr>
+              <w:t xml:space="preserve">3. 激发学生学习动机与探索兴趣。</w:t>
             </w:r>
           </w:p>
           <w:p>
@@ -7062,7 +7456,7 @@
         </w:tc>
         <w:tc>
           <w:tcPr>
-            <w:tcW w:w="3894" w:type="dxa"/>
+            <w:tcW w:w="1740" w:type="dxa"/>
             <w:tcBorders>
               <w:top w:val="single" w:sz="4" w:space="0" w:color="auto"/>
               <w:left w:val="single" w:sz="4" w:space="0" w:color="auto"/>
@@ -7091,13 +7485,21 @@
                 <w:kern w:val="0"/>
                 <w:sz w:val="24"/>
               </w:rPr>
-              <w:t>新课讲授</w:t>
-            </w:r>
-          </w:p>
-        </w:tc>
-        <w:tc>
-          <w:tcPr>
-            <w:tcW w:w="3810" w:type="dxa"/>
+              <w:t>新课</w:t>
+            </w:r>
+            <w:r>
+              <w:rPr>
+                <w:rFonts w:ascii="FangSong_GB2312" w:eastAsia="FangSong_GB2312" w:hAnsi="FangSong_GB2312" w:cs="FangSong_GB2312" w:hint="eastAsia"/>
+                <w:kern w:val="0"/>
+                <w:sz w:val="24"/>
+              </w:rPr>
+              <w:t>演示</w:t>
+            </w:r>
+          </w:p>
+        </w:tc>
+        <w:tc>
+          <w:tcPr>
+            <w:tcW w:w="5964" w:type="dxa"/>
             <w:tcBorders>
               <w:top w:val="single" w:sz="4" w:space="0" w:color="auto"/>
               <w:left w:val="single" w:sz="4" w:space="0" w:color="auto"/>
@@ -7127,7 +7529,87 @@
                 <w:kern w:val="0"/>
                 <w:sz w:val="24"/>
               </w:rPr>
-              <w:t xml:space="preserve">【教学组织】标记与通道有效性法则、视觉弹出死亡边界、数据墨水比原则与反 3D 饼图</w:t>
+              <w:t xml:space="preserve">【教学组织】【核心理论与技能解析】</w:t>
+            </w:r>
+          </w:p>
+          <w:p>
+            <w:pPr>
+              <w:widowControl/>
+              <w:spacing w:line="400" w:lineRule="exact"/>
+              <w:jc w:val="left"/>
+              <w:rPr>
+                <w:rFonts w:ascii="FangSong_GB2312" w:eastAsia="FangSong_GB2312" w:hAnsi="FangSong_GB2312" w:cs="FangSong_GB2312"/>
+                <w:kern w:val="0"/>
+                <w:sz w:val="24"/>
+              </w:rPr>
+            </w:pPr>
+            <w:r>
+              <w:rPr>
+                <w:rFonts w:ascii="FangSong_GB2312" w:eastAsia="FangSong_GB2312" w:hAnsi="FangSong_GB2312" w:cs="FangSong_GB2312" w:hint="eastAsia"/>
+                <w:kern w:val="0"/>
+                <w:sz w:val="24"/>
+              </w:rPr>
+              <w:t xml:space="preserve">1. 授课主线：标记与通道有效性法则、视觉弹出死亡边界、数据墨水比原则与反 3D 饼图</w:t>
+            </w:r>
+          </w:p>
+          <w:p>
+            <w:pPr>
+              <w:widowControl/>
+              <w:spacing w:line="400" w:lineRule="exact"/>
+              <w:jc w:val="left"/>
+              <w:rPr>
+                <w:rFonts w:ascii="FangSong_GB2312" w:eastAsia="FangSong_GB2312" w:hAnsi="FangSong_GB2312" w:cs="FangSong_GB2312"/>
+                <w:kern w:val="0"/>
+                <w:sz w:val="24"/>
+              </w:rPr>
+            </w:pPr>
+            <w:r>
+              <w:rPr>
+                <w:rFonts w:ascii="FangSong_GB2312" w:eastAsia="FangSong_GB2312" w:hAnsi="FangSong_GB2312" w:cs="FangSong_GB2312" w:hint="eastAsia"/>
+                <w:kern w:val="0"/>
+                <w:sz w:val="24"/>
+              </w:rPr>
+              <w:t xml:space="preserve">2. 知识点拆解：2.1 不仅是数据，更是隐喻：构建符号的艺术表达</w:t>
+            </w:r>
+          </w:p>
+          <w:p>
+            <w:pPr>
+              <w:widowControl/>
+              <w:spacing w:line="400" w:lineRule="exact"/>
+              <w:jc w:val="left"/>
+              <w:rPr>
+                <w:rFonts w:ascii="FangSong_GB2312" w:eastAsia="FangSong_GB2312" w:hAnsi="FangSong_GB2312" w:cs="FangSong_GB2312"/>
+                <w:kern w:val="0"/>
+                <w:sz w:val="24"/>
+              </w:rPr>
+            </w:pPr>
+            <w:r>
+              <w:rPr>
+                <w:rFonts w:ascii="FangSong_GB2312" w:eastAsia="FangSong_GB2312" w:hAnsi="FangSong_GB2312" w:cs="FangSong_GB2312" w:hint="eastAsia"/>
+                <w:kern w:val="0"/>
+                <w:sz w:val="24"/>
+              </w:rPr>
+              <w:t xml:space="preserve">3. 重难点突破：针对“如何基于数据语义选择恰当的视觉隐喻而非简单堆砌装饰”，采用案例剖析策略。</w:t>
+            </w:r>
+          </w:p>
+          <w:p>
+            <w:pPr>
+              <w:widowControl/>
+              <w:spacing w:line="400" w:lineRule="exact"/>
+              <w:jc w:val="left"/>
+              <w:rPr>
+                <w:rFonts w:ascii="FangSong_GB2312" w:eastAsia="FangSong_GB2312" w:hAnsi="FangSong_GB2312" w:cs="FangSong_GB2312"/>
+                <w:kern w:val="0"/>
+                <w:sz w:val="24"/>
+              </w:rPr>
+            </w:pPr>
+            <w:r>
+              <w:rPr>
+                <w:rFonts w:ascii="FangSong_GB2312" w:eastAsia="FangSong_GB2312" w:hAnsi="FangSong_GB2312" w:cs="FangSong_GB2312" w:hint="eastAsia"/>
+                <w:kern w:val="0"/>
+                <w:sz w:val="24"/>
+              </w:rPr>
+              <w:t xml:space="preserve">4. 支撑目标：基于《信息可视化设计》第三章理解图表的时空隐喻与类型选择</w:t>
             </w:r>
           </w:p>
           <w:p>
@@ -7227,7 +7709,87 @@
                 <w:kern w:val="0"/>
                 <w:sz w:val="24"/>
               </w:rPr>
-              <w:t xml:space="preserve">【教学组织】Mini-Lab 介绍：电影作为数据——Movie Barcode 色彩指纹演示，展示逐帧色彩提取与 Marks/Channels 映射关系（待定拓展实践，详见 knowledge/notes/film-as-data-cinematic-visualization.md）</w:t>
+              <w:t xml:space="preserve">【教学组织】【核心理论与技能解析】</w:t>
+            </w:r>
+          </w:p>
+          <w:p>
+            <w:pPr>
+              <w:widowControl/>
+              <w:spacing w:line="400" w:lineRule="exact"/>
+              <w:jc w:val="left"/>
+              <w:rPr>
+                <w:rFonts w:ascii="FangSong_GB2312" w:eastAsia="FangSong_GB2312" w:hAnsi="FangSong_GB2312" w:cs="FangSong_GB2312"/>
+                <w:kern w:val="0"/>
+                <w:sz w:val="24"/>
+              </w:rPr>
+            </w:pPr>
+            <w:r>
+              <w:rPr>
+                <w:rFonts w:ascii="FangSong_GB2312" w:eastAsia="FangSong_GB2312" w:hAnsi="FangSong_GB2312" w:cs="FangSong_GB2312" w:hint="eastAsia"/>
+                <w:kern w:val="0"/>
+                <w:sz w:val="24"/>
+              </w:rPr>
+              <w:t xml:space="preserve">1. 授课主线：Mini-Lab 介绍：电影作为数据——Movie Barcode 色彩指纹演示，展示逐帧色彩提取与 Marks/Channels 映射关系（待定拓展实践，详见 knowledge/notes/film-as-data-cinematic-visualization.md）</w:t>
+            </w:r>
+          </w:p>
+          <w:p>
+            <w:pPr>
+              <w:widowControl/>
+              <w:spacing w:line="400" w:lineRule="exact"/>
+              <w:jc w:val="left"/>
+              <w:rPr>
+                <w:rFonts w:ascii="FangSong_GB2312" w:eastAsia="FangSong_GB2312" w:hAnsi="FangSong_GB2312" w:cs="FangSong_GB2312"/>
+                <w:kern w:val="0"/>
+                <w:sz w:val="24"/>
+              </w:rPr>
+            </w:pPr>
+            <w:r>
+              <w:rPr>
+                <w:rFonts w:ascii="FangSong_GB2312" w:eastAsia="FangSong_GB2312" w:hAnsi="FangSong_GB2312" w:cs="FangSong_GB2312" w:hint="eastAsia"/>
+                <w:kern w:val="0"/>
+                <w:sz w:val="24"/>
+              </w:rPr>
+              <w:t xml:space="preserve">2. 知识点拆解：2.1 不仅是数据，更是隐喻：构建符号的艺术表达</w:t>
+            </w:r>
+          </w:p>
+          <w:p>
+            <w:pPr>
+              <w:widowControl/>
+              <w:spacing w:line="400" w:lineRule="exact"/>
+              <w:jc w:val="left"/>
+              <w:rPr>
+                <w:rFonts w:ascii="FangSong_GB2312" w:eastAsia="FangSong_GB2312" w:hAnsi="FangSong_GB2312" w:cs="FangSong_GB2312"/>
+                <w:kern w:val="0"/>
+                <w:sz w:val="24"/>
+              </w:rPr>
+            </w:pPr>
+            <w:r>
+              <w:rPr>
+                <w:rFonts w:ascii="FangSong_GB2312" w:eastAsia="FangSong_GB2312" w:hAnsi="FangSong_GB2312" w:cs="FangSong_GB2312" w:hint="eastAsia"/>
+                <w:kern w:val="0"/>
+                <w:sz w:val="24"/>
+              </w:rPr>
+              <w:t xml:space="preserve">3. 重难点突破：针对“如何基于数据语义选择恰当的视觉隐喻而非简单堆砌装饰”，采用案例剖析策略。</w:t>
+            </w:r>
+          </w:p>
+          <w:p>
+            <w:pPr>
+              <w:widowControl/>
+              <w:spacing w:line="400" w:lineRule="exact"/>
+              <w:jc w:val="left"/>
+              <w:rPr>
+                <w:rFonts w:ascii="FangSong_GB2312" w:eastAsia="FangSong_GB2312" w:hAnsi="FangSong_GB2312" w:cs="FangSong_GB2312"/>
+                <w:kern w:val="0"/>
+                <w:sz w:val="24"/>
+              </w:rPr>
+            </w:pPr>
+            <w:r>
+              <w:rPr>
+                <w:rFonts w:ascii="FangSong_GB2312" w:eastAsia="FangSong_GB2312" w:hAnsi="FangSong_GB2312" w:cs="FangSong_GB2312" w:hint="eastAsia"/>
+                <w:kern w:val="0"/>
+                <w:sz w:val="24"/>
+              </w:rPr>
+              <w:t xml:space="preserve">4. 支撑目标：基于《信息可视化设计》第三章理解图表的时空隐喻与类型选择</w:t>
             </w:r>
           </w:p>
           <w:p>
@@ -7327,7 +7889,7 @@
         </w:tc>
         <w:tc>
           <w:tcPr>
-            <w:tcW w:w="3894" w:type="dxa"/>
+            <w:tcW w:w="1740" w:type="dxa"/>
             <w:tcBorders>
               <w:top w:val="single" w:sz="4" w:space="0" w:color="auto"/>
               <w:left w:val="single" w:sz="4" w:space="0" w:color="auto"/>
@@ -7348,7 +7910,7 @@
                 <w:rFonts w:ascii="FangSong_GB2312" w:eastAsia="FangSong_GB2312" w:hAnsi="FangSong_GB2312" w:cs="FangSong_GB2312"/>
                 <w:b/>
                 <w:bCs/>
-                <w:color w:val="FF0000"/>
+                <w:color w:val="000000"/>
                 <w:kern w:val="0"/>
                 <w:sz w:val="24"/>
               </w:rPr>
@@ -7358,7 +7920,7 @@
                 <w:rFonts w:ascii="FangSong_GB2312" w:eastAsia="FangSong_GB2312" w:hAnsi="FangSong_GB2312" w:cs="FangSong_GB2312" w:hint="eastAsia"/>
                 <w:b/>
                 <w:bCs/>
-                <w:color w:val="FF0000"/>
+                <w:color w:val="000000"/>
                 <w:kern w:val="0"/>
                 <w:sz w:val="24"/>
               </w:rPr>
@@ -7368,7 +7930,7 @@
         </w:tc>
         <w:tc>
           <w:tcPr>
-            <w:tcW w:w="3810" w:type="dxa"/>
+            <w:tcW w:w="5964" w:type="dxa"/>
             <w:tcBorders>
               <w:top w:val="single" w:sz="4" w:space="0" w:color="auto"/>
               <w:left w:val="single" w:sz="4" w:space="0" w:color="auto"/>
@@ -7388,33 +7950,103 @@
               <w:jc w:val="left"/>
               <w:rPr>
                 <w:rFonts w:ascii="FangSong_GB2312" w:eastAsia="FangSong_GB2312" w:hAnsi="FangSong_GB2312" w:cs="FangSong_GB2312"/>
-                <w:kern w:val="0"/>
-                <w:sz w:val="24"/>
-              </w:rPr>
-            </w:pPr>
-            <w:r>
-              <w:rPr>
-                <w:rFonts w:ascii="FangSong_GB2312" w:eastAsia="FangSong_GB2312" w:hAnsi="FangSong_GB2312" w:cs="FangSong_GB2312" w:hint="eastAsia"/>
-                <w:kern w:val="0"/>
-                <w:sz w:val="24"/>
-              </w:rPr>
-              <w:t xml:space="preserve">【教学组织】教师预制标本通道审计（Black Museum） + Figma SVG 外科手术精修三阶段对比实验</w:t>
-            </w:r>
-          </w:p>
-          <w:p>
-            <w:pPr>
-              <w:widowControl/>
-              <w:spacing w:line="400" w:lineRule="exact"/>
-              <w:jc w:val="left"/>
-              <w:rPr>
-                <w:rFonts w:ascii="FangSong_GB2312" w:eastAsia="FangSong_GB2312" w:hAnsi="FangSong_GB2312" w:cs="FangSong_GB2312"/>
-                <w:kern w:val="0"/>
-                <w:sz w:val="24"/>
-              </w:rPr>
-            </w:pPr>
-            <w:r>
-              <w:rPr>
-                <w:rFonts w:ascii="FangSong_GB2312" w:eastAsia="FangSong_GB2312" w:hAnsi="FangSong_GB2312" w:cs="FangSong_GB2312" w:hint="eastAsia"/>
+                <w:color w:val="000000"/>
+                <w:kern w:val="0"/>
+                <w:sz w:val="24"/>
+              </w:rPr>
+            </w:pPr>
+            <w:r>
+              <w:rPr>
+                <w:rFonts w:ascii="FangSong_GB2312" w:eastAsia="FangSong_GB2312" w:hAnsi="FangSong_GB2312" w:cs="FangSong_GB2312" w:hint="eastAsia"/>
+                <w:color w:val="000000"/>
+                <w:kern w:val="0"/>
+                <w:sz w:val="24"/>
+              </w:rPr>
+              <w:t xml:space="preserve">【教学组织】【课堂实践与操作训练】</w:t>
+            </w:r>
+          </w:p>
+          <w:p>
+            <w:pPr>
+              <w:widowControl/>
+              <w:spacing w:line="400" w:lineRule="exact"/>
+              <w:jc w:val="left"/>
+              <w:rPr>
+                <w:rFonts w:ascii="FangSong_GB2312" w:eastAsia="FangSong_GB2312" w:hAnsi="FangSong_GB2312" w:cs="FangSong_GB2312"/>
+                <w:color w:val="000000"/>
+                <w:kern w:val="0"/>
+                <w:sz w:val="24"/>
+              </w:rPr>
+            </w:pPr>
+            <w:r>
+              <w:rPr>
+                <w:rFonts w:ascii="FangSong_GB2312" w:eastAsia="FangSong_GB2312" w:hAnsi="FangSong_GB2312" w:cs="FangSong_GB2312" w:hint="eastAsia"/>
+                <w:color w:val="000000"/>
+                <w:kern w:val="0"/>
+                <w:sz w:val="24"/>
+              </w:rPr>
+              <w:t xml:space="preserve">1. 实践任务指导：教师预制标本通道审计（Black Museum） + Figma SVG 外科手术精修三阶段对比实验</w:t>
+            </w:r>
+          </w:p>
+          <w:p>
+            <w:pPr>
+              <w:widowControl/>
+              <w:spacing w:line="400" w:lineRule="exact"/>
+              <w:jc w:val="left"/>
+              <w:rPr>
+                <w:rFonts w:ascii="FangSong_GB2312" w:eastAsia="FangSong_GB2312" w:hAnsi="FangSong_GB2312" w:cs="FangSong_GB2312"/>
+                <w:color w:val="000000"/>
+                <w:kern w:val="0"/>
+                <w:sz w:val="24"/>
+              </w:rPr>
+            </w:pPr>
+            <w:r>
+              <w:rPr>
+                <w:rFonts w:ascii="FangSong_GB2312" w:eastAsia="FangSong_GB2312" w:hAnsi="FangSong_GB2312" w:cs="FangSong_GB2312" w:hint="eastAsia"/>
+                <w:color w:val="000000"/>
+                <w:kern w:val="0"/>
+                <w:sz w:val="24"/>
+              </w:rPr>
+              <w:t xml:space="preserve">2. 核心任务目标：从真实世界（新闻/财报/报告）狩猎一张通道映射严重错误的劣质数据图，结合实验1清洗后的 Tidy 数据集，在 Figma 中按 Munzner 通道有效性与数据墨水比原则进行三阶段重建精修，提交三阶段对比图 + 300 字通道决策报告。</w:t>
+            </w:r>
+          </w:p>
+          <w:p>
+            <w:pPr>
+              <w:widowControl/>
+              <w:spacing w:line="400" w:lineRule="exact"/>
+              <w:jc w:val="left"/>
+              <w:rPr>
+                <w:rFonts w:ascii="FangSong_GB2312" w:eastAsia="FangSong_GB2312" w:hAnsi="FangSong_GB2312" w:cs="FangSong_GB2312"/>
+                <w:color w:val="000000"/>
+                <w:kern w:val="0"/>
+                <w:sz w:val="24"/>
+              </w:rPr>
+            </w:pPr>
+            <w:r>
+              <w:rPr>
+                <w:rFonts w:ascii="FangSong_GB2312" w:eastAsia="FangSong_GB2312" w:hAnsi="FangSong_GB2312" w:cs="FangSong_GB2312" w:hint="eastAsia"/>
+                <w:color w:val="000000"/>
+                <w:kern w:val="0"/>
+                <w:sz w:val="24"/>
+              </w:rPr>
+              <w:t xml:space="preserve">3. 教师巡回指导，及时发现并纠正学生实践中的认知偏差。</w:t>
+            </w:r>
+          </w:p>
+          <w:p>
+            <w:pPr>
+              <w:widowControl/>
+              <w:spacing w:line="400" w:lineRule="exact"/>
+              <w:jc w:val="left"/>
+              <w:rPr>
+                <w:rFonts w:ascii="FangSong_GB2312" w:eastAsia="FangSong_GB2312" w:hAnsi="FangSong_GB2312" w:cs="FangSong_GB2312"/>
+                <w:color w:val="000000"/>
+                <w:kern w:val="0"/>
+                <w:sz w:val="24"/>
+              </w:rPr>
+            </w:pPr>
+            <w:r>
+              <w:rPr>
+                <w:rFonts w:ascii="FangSong_GB2312" w:eastAsia="FangSong_GB2312" w:hAnsi="FangSong_GB2312" w:cs="FangSong_GB2312" w:hint="eastAsia"/>
+                <w:color w:val="000000"/>
                 <w:kern w:val="0"/>
                 <w:sz w:val="24"/>
               </w:rPr>
@@ -7428,13 +8060,15 @@
               <w:jc w:val="left"/>
               <w:rPr>
                 <w:rFonts w:ascii="FangSong_GB2312" w:eastAsia="FangSong_GB2312" w:hAnsi="FangSong_GB2312" w:cs="FangSong_GB2312"/>
-                <w:kern w:val="0"/>
-                <w:sz w:val="24"/>
-              </w:rPr>
-            </w:pPr>
-            <w:r>
-              <w:rPr>
-                <w:rFonts w:ascii="FangSong_GB2312" w:eastAsia="FangSong_GB2312" w:hAnsi="FangSong_GB2312" w:cs="FangSong_GB2312" w:hint="eastAsia"/>
+                <w:color w:val="000000"/>
+                <w:kern w:val="0"/>
+                <w:sz w:val="24"/>
+              </w:rPr>
+            </w:pPr>
+            <w:r>
+              <w:rPr>
+                <w:rFonts w:ascii="FangSong_GB2312" w:eastAsia="FangSong_GB2312" w:hAnsi="FangSong_GB2312" w:cs="FangSong_GB2312" w:hint="eastAsia"/>
+                <w:color w:val="000000"/>
                 <w:kern w:val="0"/>
                 <w:sz w:val="24"/>
               </w:rPr>
@@ -7448,13 +8082,15 @@
               <w:jc w:val="left"/>
               <w:rPr>
                 <w:rFonts w:ascii="FangSong_GB2312" w:eastAsia="FangSong_GB2312" w:hAnsi="FangSong_GB2312" w:cs="FangSong_GB2312"/>
-                <w:kern w:val="0"/>
-                <w:sz w:val="24"/>
-              </w:rPr>
-            </w:pPr>
-            <w:r>
-              <w:rPr>
-                <w:rFonts w:ascii="FangSong_GB2312" w:eastAsia="FangSong_GB2312" w:hAnsi="FangSong_GB2312" w:cs="FangSong_GB2312" w:hint="eastAsia"/>
+                <w:color w:val="000000"/>
+                <w:kern w:val="0"/>
+                <w:sz w:val="24"/>
+              </w:rPr>
+            </w:pPr>
+            <w:r>
+              <w:rPr>
+                <w:rFonts w:ascii="FangSong_GB2312" w:eastAsia="FangSong_GB2312" w:hAnsi="FangSong_GB2312" w:cs="FangSong_GB2312" w:hint="eastAsia"/>
+                <w:color w:val="000000"/>
                 <w:kern w:val="0"/>
                 <w:sz w:val="24"/>
               </w:rPr>
@@ -7497,7 +8133,7 @@
         </w:tc>
         <w:tc>
           <w:tcPr>
-            <w:tcW w:w="3894" w:type="dxa"/>
+            <w:tcW w:w="1740" w:type="dxa"/>
             <w:tcBorders>
               <w:top w:val="single" w:sz="4" w:space="0" w:color="auto"/>
               <w:left w:val="single" w:sz="4" w:space="0" w:color="auto"/>
@@ -7518,7 +8154,7 @@
                 <w:rFonts w:ascii="FangSong_GB2312" w:eastAsia="FangSong_GB2312" w:hAnsi="FangSong_GB2312" w:cs="FangSong_GB2312"/>
                 <w:b/>
                 <w:bCs/>
-                <w:color w:val="FF0000"/>
+                <w:color w:val="000000"/>
                 <w:kern w:val="0"/>
                 <w:sz w:val="24"/>
               </w:rPr>
@@ -7528,7 +8164,7 @@
                 <w:rFonts w:ascii="FangSong_GB2312" w:eastAsia="FangSong_GB2312" w:hAnsi="FangSong_GB2312" w:cs="FangSong_GB2312" w:hint="eastAsia"/>
                 <w:b/>
                 <w:bCs/>
-                <w:color w:val="FF0000"/>
+                <w:color w:val="000000"/>
                 <w:kern w:val="0"/>
                 <w:sz w:val="24"/>
               </w:rPr>
@@ -7538,7 +8174,7 @@
         </w:tc>
         <w:tc>
           <w:tcPr>
-            <w:tcW w:w="3810" w:type="dxa"/>
+            <w:tcW w:w="5964" w:type="dxa"/>
             <w:tcBorders>
               <w:top w:val="single" w:sz="4" w:space="0" w:color="auto"/>
               <w:left w:val="single" w:sz="4" w:space="0" w:color="auto"/>
@@ -7558,33 +8194,103 @@
               <w:jc w:val="left"/>
               <w:rPr>
                 <w:rFonts w:ascii="FangSong_GB2312" w:eastAsia="FangSong_GB2312" w:hAnsi="FangSong_GB2312" w:cs="FangSong_GB2312"/>
-                <w:kern w:val="0"/>
-                <w:sz w:val="24"/>
-              </w:rPr>
-            </w:pPr>
-            <w:r>
-              <w:rPr>
-                <w:rFonts w:ascii="FangSong_GB2312" w:eastAsia="FangSong_GB2312" w:hAnsi="FangSong_GB2312" w:cs="FangSong_GB2312" w:hint="eastAsia"/>
-                <w:kern w:val="0"/>
-                <w:sz w:val="24"/>
-              </w:rPr>
-              <w:t xml:space="preserve">【教学组织】总结标记-通道-隐喻三位一体的设计语法</w:t>
-            </w:r>
-          </w:p>
-          <w:p>
-            <w:pPr>
-              <w:widowControl/>
-              <w:spacing w:line="400" w:lineRule="exact"/>
-              <w:jc w:val="left"/>
-              <w:rPr>
-                <w:rFonts w:ascii="FangSong_GB2312" w:eastAsia="FangSong_GB2312" w:hAnsi="FangSong_GB2312" w:cs="FangSong_GB2312"/>
-                <w:kern w:val="0"/>
-                <w:sz w:val="24"/>
-              </w:rPr>
-            </w:pPr>
-            <w:r>
-              <w:rPr>
-                <w:rFonts w:ascii="FangSong_GB2312" w:eastAsia="FangSong_GB2312" w:hAnsi="FangSong_GB2312" w:cs="FangSong_GB2312" w:hint="eastAsia"/>
+                <w:color w:val="000000"/>
+                <w:kern w:val="0"/>
+                <w:sz w:val="24"/>
+              </w:rPr>
+            </w:pPr>
+            <w:r>
+              <w:rPr>
+                <w:rFonts w:ascii="FangSong_GB2312" w:eastAsia="FangSong_GB2312" w:hAnsi="FangSong_GB2312" w:cs="FangSong_GB2312" w:hint="eastAsia"/>
+                <w:color w:val="000000"/>
+                <w:kern w:val="0"/>
+                <w:sz w:val="24"/>
+              </w:rPr>
+              <w:t xml:space="preserve">【教学组织】【知识凝练与教学反思】</w:t>
+            </w:r>
+          </w:p>
+          <w:p>
+            <w:pPr>
+              <w:widowControl/>
+              <w:spacing w:line="400" w:lineRule="exact"/>
+              <w:jc w:val="left"/>
+              <w:rPr>
+                <w:rFonts w:ascii="FangSong_GB2312" w:eastAsia="FangSong_GB2312" w:hAnsi="FangSong_GB2312" w:cs="FangSong_GB2312"/>
+                <w:color w:val="000000"/>
+                <w:kern w:val="0"/>
+                <w:sz w:val="24"/>
+              </w:rPr>
+            </w:pPr>
+            <w:r>
+              <w:rPr>
+                <w:rFonts w:ascii="FangSong_GB2312" w:eastAsia="FangSong_GB2312" w:hAnsi="FangSong_GB2312" w:cs="FangSong_GB2312" w:hint="eastAsia"/>
+                <w:color w:val="000000"/>
+                <w:kern w:val="0"/>
+                <w:sz w:val="24"/>
+              </w:rPr>
+              <w:t xml:space="preserve">1. 归纳梳理：总结标记-通道-隐喻三位一体的设计语法</w:t>
+            </w:r>
+          </w:p>
+          <w:p>
+            <w:pPr>
+              <w:widowControl/>
+              <w:spacing w:line="400" w:lineRule="exact"/>
+              <w:jc w:val="left"/>
+              <w:rPr>
+                <w:rFonts w:ascii="FangSong_GB2312" w:eastAsia="FangSong_GB2312" w:hAnsi="FangSong_GB2312" w:cs="FangSong_GB2312"/>
+                <w:color w:val="000000"/>
+                <w:kern w:val="0"/>
+                <w:sz w:val="24"/>
+              </w:rPr>
+            </w:pPr>
+            <w:r>
+              <w:rPr>
+                <w:rFonts w:ascii="FangSong_GB2312" w:eastAsia="FangSong_GB2312" w:hAnsi="FangSong_GB2312" w:cs="FangSong_GB2312" w:hint="eastAsia"/>
+                <w:color w:val="000000"/>
+                <w:kern w:val="0"/>
+                <w:sz w:val="24"/>
+              </w:rPr>
+              <w:t xml:space="preserve">2. 强化记忆：系统性总结本节课核心知识点与技能框架。</w:t>
+            </w:r>
+          </w:p>
+          <w:p>
+            <w:pPr>
+              <w:widowControl/>
+              <w:spacing w:line="400" w:lineRule="exact"/>
+              <w:jc w:val="left"/>
+              <w:rPr>
+                <w:rFonts w:ascii="FangSong_GB2312" w:eastAsia="FangSong_GB2312" w:hAnsi="FangSong_GB2312" w:cs="FangSong_GB2312"/>
+                <w:color w:val="000000"/>
+                <w:kern w:val="0"/>
+                <w:sz w:val="24"/>
+              </w:rPr>
+            </w:pPr>
+            <w:r>
+              <w:rPr>
+                <w:rFonts w:ascii="FangSong_GB2312" w:eastAsia="FangSong_GB2312" w:hAnsi="FangSong_GB2312" w:cs="FangSong_GB2312" w:hint="eastAsia"/>
+                <w:color w:val="000000"/>
+                <w:kern w:val="0"/>
+                <w:sz w:val="24"/>
+              </w:rPr>
+              <w:t xml:space="preserve">3. 布置课后延伸思考与预习任务。</w:t>
+            </w:r>
+          </w:p>
+          <w:p>
+            <w:pPr>
+              <w:widowControl/>
+              <w:spacing w:line="400" w:lineRule="exact"/>
+              <w:jc w:val="left"/>
+              <w:rPr>
+                <w:rFonts w:ascii="FangSong_GB2312" w:eastAsia="FangSong_GB2312" w:hAnsi="FangSong_GB2312" w:cs="FangSong_GB2312"/>
+                <w:color w:val="000000"/>
+                <w:kern w:val="0"/>
+                <w:sz w:val="24"/>
+              </w:rPr>
+            </w:pPr>
+            <w:r>
+              <w:rPr>
+                <w:rFonts w:ascii="FangSong_GB2312" w:eastAsia="FangSong_GB2312" w:hAnsi="FangSong_GB2312" w:cs="FangSong_GB2312" w:hint="eastAsia"/>
+                <w:color w:val="000000"/>
                 <w:kern w:val="0"/>
                 <w:sz w:val="24"/>
               </w:rPr>
@@ -7598,13 +8304,15 @@
               <w:jc w:val="left"/>
               <w:rPr>
                 <w:rFonts w:ascii="FangSong_GB2312" w:eastAsia="FangSong_GB2312" w:hAnsi="FangSong_GB2312" w:cs="FangSong_GB2312"/>
-                <w:kern w:val="0"/>
-                <w:sz w:val="24"/>
-              </w:rPr>
-            </w:pPr>
-            <w:r>
-              <w:rPr>
-                <w:rFonts w:ascii="FangSong_GB2312" w:eastAsia="FangSong_GB2312" w:hAnsi="FangSong_GB2312" w:cs="FangSong_GB2312" w:hint="eastAsia"/>
+                <w:color w:val="000000"/>
+                <w:kern w:val="0"/>
+                <w:sz w:val="24"/>
+              </w:rPr>
+            </w:pPr>
+            <w:r>
+              <w:rPr>
+                <w:rFonts w:ascii="FangSong_GB2312" w:eastAsia="FangSong_GB2312" w:hAnsi="FangSong_GB2312" w:cs="FangSong_GB2312" w:hint="eastAsia"/>
+                <w:color w:val="000000"/>
                 <w:kern w:val="0"/>
                 <w:sz w:val="24"/>
               </w:rPr>
@@ -7677,15 +8385,15 @@
               <w:rPr>
                 <w:rFonts w:ascii="FangSong_GB2312" w:eastAsia="FangSong_GB2312" w:hAnsi="FangSong_GB2312" w:cs="FangSong_GB2312"/>
                 <w:bCs/>
-                <w:color w:val="333333"/>
-                <w:kern w:val="0"/>
-                <w:sz w:val="24"/>
-              </w:rPr>
-            </w:pPr>
-            <w:r>
-              <w:rPr>
-                <w:rFonts w:ascii="FangSong_GB2312" w:eastAsia="FangSong_GB2312" w:hAnsi="FangSong_GB2312" w:cs="FangSong_GB2312" w:hint="eastAsia"/>
-                <w:color w:val="FF0000"/>
+                <w:color w:val="000000"/>
+                <w:kern w:val="0"/>
+                <w:sz w:val="24"/>
+              </w:rPr>
+            </w:pPr>
+            <w:r>
+              <w:rPr>
+                <w:rFonts w:ascii="FangSong_GB2312" w:eastAsia="FangSong_GB2312" w:hAnsi="FangSong_GB2312" w:cs="FangSong_GB2312" w:hint="eastAsia"/>
+                <w:color w:val="000000"/>
                 <w:kern w:val="0"/>
                 <w:sz w:val="24"/>
               </w:rPr>
@@ -7735,8 +8443,8 @@
       </w:tblPr>
       <w:tblGrid>
         <w:gridCol w:w="1246"/>
-        <w:gridCol w:w="3894"/>
-        <w:gridCol w:w="3810"/>
+        <w:gridCol w:w="1740"/>
+        <w:gridCol w:w="5964"/>
       </w:tblGrid>
       <w:tr>
         <w:trPr>
@@ -7765,15 +8473,15 @@
               <w:jc w:val="center"/>
               <w:rPr>
                 <w:rFonts w:ascii="FangSong_GB2312" w:eastAsia="FangSong_GB2312" w:hAnsi="FangSong_GB2312" w:cs="FangSong_GB2312"/>
-                <w:color w:val="333333"/>
-                <w:kern w:val="0"/>
-                <w:sz w:val="24"/>
-              </w:rPr>
-            </w:pPr>
-            <w:r>
-              <w:rPr>
-                <w:rFonts w:ascii="FangSong_GB2312" w:eastAsia="FangSong_GB2312" w:hAnsi="FangSong_GB2312" w:cs="FangSong_GB2312" w:hint="eastAsia"/>
-                <w:color w:val="FF0000"/>
+                <w:color w:val="000000"/>
+                <w:kern w:val="0"/>
+                <w:sz w:val="24"/>
+              </w:rPr>
+            </w:pPr>
+            <w:r>
+              <w:rPr>
+                <w:rFonts w:ascii="FangSong_GB2312" w:eastAsia="FangSong_GB2312" w:hAnsi="FangSong_GB2312" w:cs="FangSong_GB2312" w:hint="eastAsia"/>
+                <w:color w:val="000000"/>
                 <w:kern w:val="0"/>
                 <w:sz w:val="24"/>
               </w:rPr>
@@ -7805,15 +8513,15 @@
               <w:jc w:val="center"/>
               <w:rPr>
                 <w:rFonts w:ascii="FangSong_GB2312" w:eastAsia="FangSong_GB2312" w:hAnsi="FangSong_GB2312" w:cs="FangSong_GB2312"/>
-                <w:color w:val="333333"/>
-                <w:kern w:val="0"/>
-                <w:sz w:val="24"/>
-              </w:rPr>
-            </w:pPr>
-            <w:r>
-              <w:rPr>
-                <w:rFonts w:ascii="FangSong_GB2312" w:eastAsia="FangSong_GB2312" w:hAnsi="FangSong_GB2312" w:cs="FangSong_GB2312" w:hint="eastAsia"/>
-                <w:color w:val="FF0000"/>
+                <w:color w:val="000000"/>
+                <w:kern w:val="0"/>
+                <w:sz w:val="24"/>
+              </w:rPr>
+            </w:pPr>
+            <w:r>
+              <w:rPr>
+                <w:rFonts w:ascii="FangSong_GB2312" w:eastAsia="FangSong_GB2312" w:hAnsi="FangSong_GB2312" w:cs="FangSong_GB2312" w:hint="eastAsia"/>
+                <w:color w:val="000000"/>
                 <w:kern w:val="0"/>
                 <w:sz w:val="24"/>
               </w:rPr>
@@ -7849,15 +8557,15 @@
               <w:jc w:val="center"/>
               <w:rPr>
                 <w:rFonts w:ascii="FangSong_GB2312" w:eastAsia="FangSong_GB2312" w:hAnsi="FangSong_GB2312" w:cs="FangSong_GB2312"/>
-                <w:color w:val="333333"/>
-                <w:kern w:val="0"/>
-                <w:sz w:val="24"/>
-              </w:rPr>
-            </w:pPr>
-            <w:r>
-              <w:rPr>
-                <w:rFonts w:ascii="FangSong_GB2312" w:eastAsia="FangSong_GB2312" w:hAnsi="FangSong_GB2312" w:cs="FangSong_GB2312" w:hint="eastAsia"/>
-                <w:color w:val="FF0000"/>
+                <w:color w:val="000000"/>
+                <w:kern w:val="0"/>
+                <w:sz w:val="24"/>
+              </w:rPr>
+            </w:pPr>
+            <w:r>
+              <w:rPr>
+                <w:rFonts w:ascii="FangSong_GB2312" w:eastAsia="FangSong_GB2312" w:hAnsi="FangSong_GB2312" w:cs="FangSong_GB2312" w:hint="eastAsia"/>
+                <w:color w:val="000000"/>
                 <w:kern w:val="0"/>
                 <w:sz w:val="24"/>
               </w:rPr>
@@ -7889,15 +8597,15 @@
               <w:jc w:val="center"/>
               <w:rPr>
                 <w:rFonts w:ascii="FangSong_GB2312" w:eastAsia="FangSong_GB2312" w:hAnsi="FangSong_GB2312" w:cs="FangSong_GB2312"/>
-                <w:color w:val="333333"/>
-                <w:kern w:val="0"/>
-                <w:sz w:val="24"/>
-              </w:rPr>
-            </w:pPr>
-            <w:r>
-              <w:rPr>
-                <w:rFonts w:ascii="FangSong_GB2312" w:eastAsia="FangSong_GB2312" w:hAnsi="FangSong_GB2312" w:cs="FangSong_GB2312" w:hint="eastAsia"/>
-                <w:color w:val="FF0000"/>
+                <w:color w:val="000000"/>
+                <w:kern w:val="0"/>
+                <w:sz w:val="24"/>
+              </w:rPr>
+            </w:pPr>
+            <w:r>
+              <w:rPr>
+                <w:rFonts w:ascii="FangSong_GB2312" w:eastAsia="FangSong_GB2312" w:hAnsi="FangSong_GB2312" w:cs="FangSong_GB2312" w:hint="eastAsia"/>
+                <w:color w:val="000000"/>
                 <w:kern w:val="0"/>
                 <w:sz w:val="24"/>
               </w:rPr>
@@ -8783,7 +9491,7 @@
         </w:tc>
         <w:tc>
           <w:tcPr>
-            <w:tcW w:w="3894" w:type="dxa"/>
+            <w:tcW w:w="1740" w:type="dxa"/>
             <w:tcBorders>
               <w:top w:val="single" w:sz="4" w:space="0" w:color="auto"/>
               <w:left w:val="single" w:sz="4" w:space="0" w:color="auto"/>
@@ -8818,7 +9526,7 @@
         </w:tc>
         <w:tc>
           <w:tcPr>
-            <w:tcW w:w="3810" w:type="dxa"/>
+            <w:tcW w:w="5964" w:type="dxa"/>
             <w:tcBorders>
               <w:top w:val="single" w:sz="4" w:space="0" w:color="auto"/>
               <w:left w:val="single" w:sz="4" w:space="0" w:color="auto"/>
@@ -8878,7 +9586,7 @@
         </w:tc>
         <w:tc>
           <w:tcPr>
-            <w:tcW w:w="3894" w:type="dxa"/>
+            <w:tcW w:w="1740" w:type="dxa"/>
             <w:tcBorders>
               <w:top w:val="single" w:sz="4" w:space="0" w:color="auto"/>
               <w:left w:val="single" w:sz="4" w:space="0" w:color="auto"/>
@@ -8913,7 +9621,7 @@
         </w:tc>
         <w:tc>
           <w:tcPr>
-            <w:tcW w:w="3810" w:type="dxa"/>
+            <w:tcW w:w="5964" w:type="dxa"/>
             <w:tcBorders>
               <w:top w:val="single" w:sz="4" w:space="0" w:color="auto"/>
               <w:left w:val="single" w:sz="4" w:space="0" w:color="auto"/>
@@ -8943,7 +9651,47 @@
                 <w:kern w:val="0"/>
                 <w:sz w:val="24"/>
               </w:rPr>
-              <w:t xml:space="preserve">【教学组织】回顾 W02 标记与通道编码原则，引出数据质量对可视化的影响</w:t>
+              <w:t xml:space="preserve">【教学组织】【上次课知识回顾】</w:t>
+            </w:r>
+          </w:p>
+          <w:p>
+            <w:pPr>
+              <w:widowControl/>
+              <w:spacing w:line="400" w:lineRule="exact"/>
+              <w:jc w:val="left"/>
+              <w:rPr>
+                <w:rFonts w:ascii="FangSong_GB2312" w:eastAsia="FangSong_GB2312" w:hAnsi="FangSong_GB2312" w:cs="FangSong_GB2312"/>
+                <w:kern w:val="0"/>
+                <w:sz w:val="24"/>
+              </w:rPr>
+            </w:pPr>
+            <w:r>
+              <w:rPr>
+                <w:rFonts w:ascii="FangSong_GB2312" w:eastAsia="FangSong_GB2312" w:hAnsi="FangSong_GB2312" w:cs="FangSong_GB2312" w:hint="eastAsia"/>
+                <w:kern w:val="0"/>
+                <w:sz w:val="24"/>
+              </w:rPr>
+              <w:t xml:space="preserve">1. 回顾 W02 标记与通道编码原则，引出数据质量对可视化的影响</w:t>
+            </w:r>
+          </w:p>
+          <w:p>
+            <w:pPr>
+              <w:widowControl/>
+              <w:spacing w:line="400" w:lineRule="exact"/>
+              <w:jc w:val="left"/>
+              <w:rPr>
+                <w:rFonts w:ascii="FangSong_GB2312" w:eastAsia="FangSong_GB2312" w:hAnsi="FangSong_GB2312" w:cs="FangSong_GB2312"/>
+                <w:kern w:val="0"/>
+                <w:sz w:val="24"/>
+              </w:rPr>
+            </w:pPr>
+            <w:r>
+              <w:rPr>
+                <w:rFonts w:ascii="FangSong_GB2312" w:eastAsia="FangSong_GB2312" w:hAnsi="FangSong_GB2312" w:cs="FangSong_GB2312" w:hint="eastAsia"/>
+                <w:kern w:val="0"/>
+                <w:sz w:val="24"/>
+              </w:rPr>
+              <w:t xml:space="preserve">2. 检查学生对前置知识的掌握情况，建立新旧知识的逻辑桥梁。</w:t>
             </w:r>
           </w:p>
           <w:p>
@@ -9034,7 +9782,7 @@
         </w:tc>
         <w:tc>
           <w:tcPr>
-            <w:tcW w:w="3894" w:type="dxa"/>
+            <w:tcW w:w="1740" w:type="dxa"/>
             <w:tcBorders>
               <w:top w:val="single" w:sz="4" w:space="0" w:color="auto"/>
               <w:left w:val="single" w:sz="4" w:space="0" w:color="auto"/>
@@ -9070,7 +9818,7 @@
         </w:tc>
         <w:tc>
           <w:tcPr>
-            <w:tcW w:w="3810" w:type="dxa"/>
+            <w:tcW w:w="5964" w:type="dxa"/>
             <w:tcBorders>
               <w:top w:val="single" w:sz="4" w:space="0" w:color="auto"/>
               <w:left w:val="single" w:sz="4" w:space="0" w:color="auto"/>
@@ -9100,7 +9848,67 @@
                 <w:kern w:val="0"/>
                 <w:sz w:val="24"/>
               </w:rPr>
-              <w:t xml:space="preserve">【教学组织】展示 AI 面对未处理原始数据时的失败案例，引出数据抽象的必要性</w:t>
+              <w:t xml:space="preserve">【教学组织】【课程情境导入】</w:t>
+            </w:r>
+          </w:p>
+          <w:p>
+            <w:pPr>
+              <w:widowControl/>
+              <w:spacing w:line="400" w:lineRule="exact"/>
+              <w:jc w:val="left"/>
+              <w:rPr>
+                <w:rFonts w:ascii="FangSong_GB2312" w:eastAsia="FangSong_GB2312" w:hAnsi="FangSong_GB2312" w:cs="FangSong_GB2312"/>
+                <w:kern w:val="0"/>
+                <w:sz w:val="24"/>
+              </w:rPr>
+            </w:pPr>
+            <w:r>
+              <w:rPr>
+                <w:rFonts w:ascii="FangSong_GB2312" w:eastAsia="FangSong_GB2312" w:hAnsi="FangSong_GB2312" w:cs="FangSong_GB2312" w:hint="eastAsia"/>
+                <w:kern w:val="0"/>
+                <w:sz w:val="24"/>
+              </w:rPr>
+              <w:t xml:space="preserve">1. 展示 AI 面对未处理原始数据时的失败案例，引出数据抽象的必要性</w:t>
+            </w:r>
+          </w:p>
+          <w:p>
+            <w:pPr>
+              <w:widowControl/>
+              <w:spacing w:line="400" w:lineRule="exact"/>
+              <w:jc w:val="left"/>
+              <w:rPr>
+                <w:rFonts w:ascii="FangSong_GB2312" w:eastAsia="FangSong_GB2312" w:hAnsi="FangSong_GB2312" w:cs="FangSong_GB2312"/>
+                <w:kern w:val="0"/>
+                <w:sz w:val="24"/>
+              </w:rPr>
+            </w:pPr>
+            <w:r>
+              <w:rPr>
+                <w:rFonts w:ascii="FangSong_GB2312" w:eastAsia="FangSong_GB2312" w:hAnsi="FangSong_GB2312" w:cs="FangSong_GB2312" w:hint="eastAsia"/>
+                <w:kern w:val="0"/>
+                <w:sz w:val="24"/>
+              </w:rPr>
+              <w:t xml:space="preserve">2. 明确本节课核心聚焦点：数据类型抽象与 Tidy Data 规范化建模</w:t>
+            </w:r>
+          </w:p>
+          <w:p>
+            <w:pPr>
+              <w:widowControl/>
+              <w:spacing w:line="400" w:lineRule="exact"/>
+              <w:jc w:val="left"/>
+              <w:rPr>
+                <w:rFonts w:ascii="FangSong_GB2312" w:eastAsia="FangSong_GB2312" w:hAnsi="FangSong_GB2312" w:cs="FangSong_GB2312"/>
+                <w:kern w:val="0"/>
+                <w:sz w:val="24"/>
+              </w:rPr>
+            </w:pPr>
+            <w:r>
+              <w:rPr>
+                <w:rFonts w:ascii="FangSong_GB2312" w:eastAsia="FangSong_GB2312" w:hAnsi="FangSong_GB2312" w:cs="FangSong_GB2312" w:hint="eastAsia"/>
+                <w:kern w:val="0"/>
+                <w:sz w:val="24"/>
+              </w:rPr>
+              <w:t xml:space="preserve">3. 激发学生学习动机与探索兴趣。</w:t>
             </w:r>
           </w:p>
           <w:p>
@@ -9191,7 +9999,7 @@
         </w:tc>
         <w:tc>
           <w:tcPr>
-            <w:tcW w:w="3894" w:type="dxa"/>
+            <w:tcW w:w="1740" w:type="dxa"/>
             <w:tcBorders>
               <w:top w:val="single" w:sz="4" w:space="0" w:color="auto"/>
               <w:left w:val="single" w:sz="4" w:space="0" w:color="auto"/>
@@ -9220,13 +10028,21 @@
                 <w:kern w:val="0"/>
                 <w:sz w:val="24"/>
               </w:rPr>
-              <w:t>新课讲授</w:t>
-            </w:r>
-          </w:p>
-        </w:tc>
-        <w:tc>
-          <w:tcPr>
-            <w:tcW w:w="3810" w:type="dxa"/>
+              <w:t>新课</w:t>
+            </w:r>
+            <w:r>
+              <w:rPr>
+                <w:rFonts w:ascii="FangSong_GB2312" w:eastAsia="FangSong_GB2312" w:hAnsi="FangSong_GB2312" w:cs="FangSong_GB2312" w:hint="eastAsia"/>
+                <w:kern w:val="0"/>
+                <w:sz w:val="24"/>
+              </w:rPr>
+              <w:t>演示</w:t>
+            </w:r>
+          </w:p>
+        </w:tc>
+        <w:tc>
+          <w:tcPr>
+            <w:tcW w:w="5964" w:type="dxa"/>
             <w:tcBorders>
               <w:top w:val="single" w:sz="4" w:space="0" w:color="auto"/>
               <w:left w:val="single" w:sz="4" w:space="0" w:color="auto"/>
@@ -9256,7 +10072,87 @@
                 <w:kern w:val="0"/>
                 <w:sz w:val="24"/>
               </w:rPr>
-              <w:t xml:space="preserve">【教学组织】Munzner 数据抽象分类体系（What）、任务抽象漏斗（Why）、Tidy Data 三原则</w:t>
+              <w:t xml:space="preserve">【教学组织】【核心理论与技能解析】</w:t>
+            </w:r>
+          </w:p>
+          <w:p>
+            <w:pPr>
+              <w:widowControl/>
+              <w:spacing w:line="400" w:lineRule="exact"/>
+              <w:jc w:val="left"/>
+              <w:rPr>
+                <w:rFonts w:ascii="FangSong_GB2312" w:eastAsia="FangSong_GB2312" w:hAnsi="FangSong_GB2312" w:cs="FangSong_GB2312"/>
+                <w:kern w:val="0"/>
+                <w:sz w:val="24"/>
+              </w:rPr>
+            </w:pPr>
+            <w:r>
+              <w:rPr>
+                <w:rFonts w:ascii="FangSong_GB2312" w:eastAsia="FangSong_GB2312" w:hAnsi="FangSong_GB2312" w:cs="FangSong_GB2312" w:hint="eastAsia"/>
+                <w:kern w:val="0"/>
+                <w:sz w:val="24"/>
+              </w:rPr>
+              <w:t xml:space="preserve">1. 授课主线：Munzner 数据抽象分类体系（What）、任务抽象漏斗（Why）、Tidy Data 三原则</w:t>
+            </w:r>
+          </w:p>
+          <w:p>
+            <w:pPr>
+              <w:widowControl/>
+              <w:spacing w:line="400" w:lineRule="exact"/>
+              <w:jc w:val="left"/>
+              <w:rPr>
+                <w:rFonts w:ascii="FangSong_GB2312" w:eastAsia="FangSong_GB2312" w:hAnsi="FangSong_GB2312" w:cs="FangSong_GB2312"/>
+                <w:kern w:val="0"/>
+                <w:sz w:val="24"/>
+              </w:rPr>
+            </w:pPr>
+            <w:r>
+              <w:rPr>
+                <w:rFonts w:ascii="FangSong_GB2312" w:eastAsia="FangSong_GB2312" w:hAnsi="FangSong_GB2312" w:cs="FangSong_GB2312" w:hint="eastAsia"/>
+                <w:kern w:val="0"/>
+                <w:sz w:val="24"/>
+              </w:rPr>
+              <w:t xml:space="preserve">2. 知识点拆解：3.1 看不见的冰山：从数据抽象到重塑 (Data Abstraction &amp; Tidy Data)</w:t>
+            </w:r>
+          </w:p>
+          <w:p>
+            <w:pPr>
+              <w:widowControl/>
+              <w:spacing w:line="400" w:lineRule="exact"/>
+              <w:jc w:val="left"/>
+              <w:rPr>
+                <w:rFonts w:ascii="FangSong_GB2312" w:eastAsia="FangSong_GB2312" w:hAnsi="FangSong_GB2312" w:cs="FangSong_GB2312"/>
+                <w:kern w:val="0"/>
+                <w:sz w:val="24"/>
+              </w:rPr>
+            </w:pPr>
+            <w:r>
+              <w:rPr>
+                <w:rFonts w:ascii="FangSong_GB2312" w:eastAsia="FangSong_GB2312" w:hAnsi="FangSong_GB2312" w:cs="FangSong_GB2312" w:hint="eastAsia"/>
+                <w:kern w:val="0"/>
+                <w:sz w:val="24"/>
+              </w:rPr>
+              <w:t xml:space="preserve">3. 重难点突破：针对“如何将非结构化的现实世界数据转化为面向大模型的规范化自然语言描述”，采用案例剖析策略。</w:t>
+            </w:r>
+          </w:p>
+          <w:p>
+            <w:pPr>
+              <w:widowControl/>
+              <w:spacing w:line="400" w:lineRule="exact"/>
+              <w:jc w:val="left"/>
+              <w:rPr>
+                <w:rFonts w:ascii="FangSong_GB2312" w:eastAsia="FangSong_GB2312" w:hAnsi="FangSong_GB2312" w:cs="FangSong_GB2312"/>
+                <w:kern w:val="0"/>
+                <w:sz w:val="24"/>
+              </w:rPr>
+            </w:pPr>
+            <w:r>
+              <w:rPr>
+                <w:rFonts w:ascii="FangSong_GB2312" w:eastAsia="FangSong_GB2312" w:hAnsi="FangSong_GB2312" w:cs="FangSong_GB2312" w:hint="eastAsia"/>
+                <w:kern w:val="0"/>
+                <w:sz w:val="24"/>
+              </w:rPr>
+              <w:t xml:space="preserve">4. 支撑目标：深入理解 Munzner 框架的 What（数据抽象）与 Why（任务抽象）核心体系</w:t>
             </w:r>
           </w:p>
           <w:p>
@@ -9376,7 +10272,7 @@
         </w:tc>
         <w:tc>
           <w:tcPr>
-            <w:tcW w:w="3894" w:type="dxa"/>
+            <w:tcW w:w="1740" w:type="dxa"/>
             <w:tcBorders>
               <w:top w:val="single" w:sz="4" w:space="0" w:color="auto"/>
               <w:left w:val="single" w:sz="4" w:space="0" w:color="auto"/>
@@ -9397,7 +10293,7 @@
                 <w:rFonts w:ascii="FangSong_GB2312" w:eastAsia="FangSong_GB2312" w:hAnsi="FangSong_GB2312" w:cs="FangSong_GB2312"/>
                 <w:b/>
                 <w:bCs/>
-                <w:color w:val="FF0000"/>
+                <w:color w:val="000000"/>
                 <w:kern w:val="0"/>
                 <w:sz w:val="24"/>
               </w:rPr>
@@ -9407,7 +10303,7 @@
                 <w:rFonts w:ascii="FangSong_GB2312" w:eastAsia="FangSong_GB2312" w:hAnsi="FangSong_GB2312" w:cs="FangSong_GB2312" w:hint="eastAsia"/>
                 <w:b/>
                 <w:bCs/>
-                <w:color w:val="FF0000"/>
+                <w:color w:val="000000"/>
                 <w:kern w:val="0"/>
                 <w:sz w:val="24"/>
               </w:rPr>
@@ -9417,7 +10313,7 @@
         </w:tc>
         <w:tc>
           <w:tcPr>
-            <w:tcW w:w="3810" w:type="dxa"/>
+            <w:tcW w:w="5964" w:type="dxa"/>
             <w:tcBorders>
               <w:top w:val="single" w:sz="4" w:space="0" w:color="auto"/>
               <w:left w:val="single" w:sz="4" w:space="0" w:color="auto"/>
@@ -9437,33 +10333,103 @@
               <w:jc w:val="left"/>
               <w:rPr>
                 <w:rFonts w:ascii="FangSong_GB2312" w:eastAsia="FangSong_GB2312" w:hAnsi="FangSong_GB2312" w:cs="FangSong_GB2312"/>
-                <w:kern w:val="0"/>
-                <w:sz w:val="24"/>
-              </w:rPr>
-            </w:pPr>
-            <w:r>
-              <w:rPr>
-                <w:rFonts w:ascii="FangSong_GB2312" w:eastAsia="FangSong_GB2312" w:hAnsi="FangSong_GB2312" w:cs="FangSong_GB2312" w:hint="eastAsia"/>
-                <w:kern w:val="0"/>
-                <w:sz w:val="24"/>
-              </w:rPr>
-              <w:t xml:space="preserve">【教学组织】自然语言结构化 Prompt 驱动 AI 清洗灾难级宽表为 Tidy Data</w:t>
-            </w:r>
-          </w:p>
-          <w:p>
-            <w:pPr>
-              <w:widowControl/>
-              <w:spacing w:line="400" w:lineRule="exact"/>
-              <w:jc w:val="left"/>
-              <w:rPr>
-                <w:rFonts w:ascii="FangSong_GB2312" w:eastAsia="FangSong_GB2312" w:hAnsi="FangSong_GB2312" w:cs="FangSong_GB2312"/>
-                <w:kern w:val="0"/>
-                <w:sz w:val="24"/>
-              </w:rPr>
-            </w:pPr>
-            <w:r>
-              <w:rPr>
-                <w:rFonts w:ascii="FangSong_GB2312" w:eastAsia="FangSong_GB2312" w:hAnsi="FangSong_GB2312" w:cs="FangSong_GB2312" w:hint="eastAsia"/>
+                <w:color w:val="000000"/>
+                <w:kern w:val="0"/>
+                <w:sz w:val="24"/>
+              </w:rPr>
+            </w:pPr>
+            <w:r>
+              <w:rPr>
+                <w:rFonts w:ascii="FangSong_GB2312" w:eastAsia="FangSong_GB2312" w:hAnsi="FangSong_GB2312" w:cs="FangSong_GB2312" w:hint="eastAsia"/>
+                <w:color w:val="000000"/>
+                <w:kern w:val="0"/>
+                <w:sz w:val="24"/>
+              </w:rPr>
+              <w:t xml:space="preserve">【教学组织】【课堂实践与操作训练】</w:t>
+            </w:r>
+          </w:p>
+          <w:p>
+            <w:pPr>
+              <w:widowControl/>
+              <w:spacing w:line="400" w:lineRule="exact"/>
+              <w:jc w:val="left"/>
+              <w:rPr>
+                <w:rFonts w:ascii="FangSong_GB2312" w:eastAsia="FangSong_GB2312" w:hAnsi="FangSong_GB2312" w:cs="FangSong_GB2312"/>
+                <w:color w:val="000000"/>
+                <w:kern w:val="0"/>
+                <w:sz w:val="24"/>
+              </w:rPr>
+            </w:pPr>
+            <w:r>
+              <w:rPr>
+                <w:rFonts w:ascii="FangSong_GB2312" w:eastAsia="FangSong_GB2312" w:hAnsi="FangSong_GB2312" w:cs="FangSong_GB2312" w:hint="eastAsia"/>
+                <w:color w:val="000000"/>
+                <w:kern w:val="0"/>
+                <w:sz w:val="24"/>
+              </w:rPr>
+              <w:t xml:space="preserve">1. 实践任务指导：自然语言结构化 Prompt 驱动 AI 清洗灾难级宽表为 Tidy Data</w:t>
+            </w:r>
+          </w:p>
+          <w:p>
+            <w:pPr>
+              <w:widowControl/>
+              <w:spacing w:line="400" w:lineRule="exact"/>
+              <w:jc w:val="left"/>
+              <w:rPr>
+                <w:rFonts w:ascii="FangSong_GB2312" w:eastAsia="FangSong_GB2312" w:hAnsi="FangSong_GB2312" w:cs="FangSong_GB2312"/>
+                <w:color w:val="000000"/>
+                <w:kern w:val="0"/>
+                <w:sz w:val="24"/>
+              </w:rPr>
+            </w:pPr>
+            <w:r>
+              <w:rPr>
+                <w:rFonts w:ascii="FangSong_GB2312" w:eastAsia="FangSong_GB2312" w:hAnsi="FangSong_GB2312" w:cs="FangSong_GB2312" w:hint="eastAsia"/>
+                <w:color w:val="000000"/>
+                <w:kern w:val="0"/>
+                <w:sz w:val="24"/>
+              </w:rPr>
+              <w:t xml:space="preserve">2. 核心任务目标：从公开数据源获取一份原始宽表数据，利用 LLM Prompt 清洗为 Tidy CSV，并撰写约500字的数据抽象分析（Item/Attribute/Derive 策略）。</w:t>
+            </w:r>
+          </w:p>
+          <w:p>
+            <w:pPr>
+              <w:widowControl/>
+              <w:spacing w:line="400" w:lineRule="exact"/>
+              <w:jc w:val="left"/>
+              <w:rPr>
+                <w:rFonts w:ascii="FangSong_GB2312" w:eastAsia="FangSong_GB2312" w:hAnsi="FangSong_GB2312" w:cs="FangSong_GB2312"/>
+                <w:color w:val="000000"/>
+                <w:kern w:val="0"/>
+                <w:sz w:val="24"/>
+              </w:rPr>
+            </w:pPr>
+            <w:r>
+              <w:rPr>
+                <w:rFonts w:ascii="FangSong_GB2312" w:eastAsia="FangSong_GB2312" w:hAnsi="FangSong_GB2312" w:cs="FangSong_GB2312" w:hint="eastAsia"/>
+                <w:color w:val="000000"/>
+                <w:kern w:val="0"/>
+                <w:sz w:val="24"/>
+              </w:rPr>
+              <w:t xml:space="preserve">3. 教师巡回指导，及时发现并纠正学生实践中的认知偏差。</w:t>
+            </w:r>
+          </w:p>
+          <w:p>
+            <w:pPr>
+              <w:widowControl/>
+              <w:spacing w:line="400" w:lineRule="exact"/>
+              <w:jc w:val="left"/>
+              <w:rPr>
+                <w:rFonts w:ascii="FangSong_GB2312" w:eastAsia="FangSong_GB2312" w:hAnsi="FangSong_GB2312" w:cs="FangSong_GB2312"/>
+                <w:color w:val="000000"/>
+                <w:kern w:val="0"/>
+                <w:sz w:val="24"/>
+              </w:rPr>
+            </w:pPr>
+            <w:r>
+              <w:rPr>
+                <w:rFonts w:ascii="FangSong_GB2312" w:eastAsia="FangSong_GB2312" w:hAnsi="FangSong_GB2312" w:cs="FangSong_GB2312" w:hint="eastAsia"/>
+                <w:color w:val="000000"/>
                 <w:kern w:val="0"/>
                 <w:sz w:val="24"/>
               </w:rPr>
@@ -9477,13 +10443,15 @@
               <w:jc w:val="left"/>
               <w:rPr>
                 <w:rFonts w:ascii="FangSong_GB2312" w:eastAsia="FangSong_GB2312" w:hAnsi="FangSong_GB2312" w:cs="FangSong_GB2312"/>
-                <w:kern w:val="0"/>
-                <w:sz w:val="24"/>
-              </w:rPr>
-            </w:pPr>
-            <w:r>
-              <w:rPr>
-                <w:rFonts w:ascii="FangSong_GB2312" w:eastAsia="FangSong_GB2312" w:hAnsi="FangSong_GB2312" w:cs="FangSong_GB2312" w:hint="eastAsia"/>
+                <w:color w:val="000000"/>
+                <w:kern w:val="0"/>
+                <w:sz w:val="24"/>
+              </w:rPr>
+            </w:pPr>
+            <w:r>
+              <w:rPr>
+                <w:rFonts w:ascii="FangSong_GB2312" w:eastAsia="FangSong_GB2312" w:hAnsi="FangSong_GB2312" w:cs="FangSong_GB2312" w:hint="eastAsia"/>
+                <w:color w:val="000000"/>
                 <w:kern w:val="0"/>
                 <w:sz w:val="24"/>
               </w:rPr>
@@ -9497,13 +10465,15 @@
               <w:jc w:val="left"/>
               <w:rPr>
                 <w:rFonts w:ascii="FangSong_GB2312" w:eastAsia="FangSong_GB2312" w:hAnsi="FangSong_GB2312" w:cs="FangSong_GB2312"/>
-                <w:kern w:val="0"/>
-                <w:sz w:val="24"/>
-              </w:rPr>
-            </w:pPr>
-            <w:r>
-              <w:rPr>
-                <w:rFonts w:ascii="FangSong_GB2312" w:eastAsia="FangSong_GB2312" w:hAnsi="FangSong_GB2312" w:cs="FangSong_GB2312" w:hint="eastAsia"/>
+                <w:color w:val="000000"/>
+                <w:kern w:val="0"/>
+                <w:sz w:val="24"/>
+              </w:rPr>
+            </w:pPr>
+            <w:r>
+              <w:rPr>
+                <w:rFonts w:ascii="FangSong_GB2312" w:eastAsia="FangSong_GB2312" w:hAnsi="FangSong_GB2312" w:cs="FangSong_GB2312" w:hint="eastAsia"/>
+                <w:color w:val="000000"/>
                 <w:kern w:val="0"/>
                 <w:sz w:val="24"/>
               </w:rPr>
@@ -9546,7 +10516,7 @@
         </w:tc>
         <w:tc>
           <w:tcPr>
-            <w:tcW w:w="3894" w:type="dxa"/>
+            <w:tcW w:w="1740" w:type="dxa"/>
             <w:tcBorders>
               <w:top w:val="single" w:sz="4" w:space="0" w:color="auto"/>
               <w:left w:val="single" w:sz="4" w:space="0" w:color="auto"/>
@@ -9567,7 +10537,7 @@
                 <w:rFonts w:ascii="FangSong_GB2312" w:eastAsia="FangSong_GB2312" w:hAnsi="FangSong_GB2312" w:cs="FangSong_GB2312"/>
                 <w:b/>
                 <w:bCs/>
-                <w:color w:val="FF0000"/>
+                <w:color w:val="000000"/>
                 <w:kern w:val="0"/>
                 <w:sz w:val="24"/>
               </w:rPr>
@@ -9577,7 +10547,7 @@
                 <w:rFonts w:ascii="FangSong_GB2312" w:eastAsia="FangSong_GB2312" w:hAnsi="FangSong_GB2312" w:cs="FangSong_GB2312" w:hint="eastAsia"/>
                 <w:b/>
                 <w:bCs/>
-                <w:color w:val="FF0000"/>
+                <w:color w:val="000000"/>
                 <w:kern w:val="0"/>
                 <w:sz w:val="24"/>
               </w:rPr>
@@ -9587,7 +10557,7 @@
         </w:tc>
         <w:tc>
           <w:tcPr>
-            <w:tcW w:w="3810" w:type="dxa"/>
+            <w:tcW w:w="5964" w:type="dxa"/>
             <w:tcBorders>
               <w:top w:val="single" w:sz="4" w:space="0" w:color="auto"/>
               <w:left w:val="single" w:sz="4" w:space="0" w:color="auto"/>
@@ -9607,33 +10577,103 @@
               <w:jc w:val="left"/>
               <w:rPr>
                 <w:rFonts w:ascii="FangSong_GB2312" w:eastAsia="FangSong_GB2312" w:hAnsi="FangSong_GB2312" w:cs="FangSong_GB2312"/>
-                <w:kern w:val="0"/>
-                <w:sz w:val="24"/>
-              </w:rPr>
-            </w:pPr>
-            <w:r>
-              <w:rPr>
-                <w:rFonts w:ascii="FangSong_GB2312" w:eastAsia="FangSong_GB2312" w:hAnsi="FangSong_GB2312" w:cs="FangSong_GB2312" w:hint="eastAsia"/>
-                <w:kern w:val="0"/>
-                <w:sz w:val="24"/>
-              </w:rPr>
-              <w:t xml:space="preserve">【教学组织】总结数据抽象到整洁化的全链路，预告 D3/ECharts 框架</w:t>
-            </w:r>
-          </w:p>
-          <w:p>
-            <w:pPr>
-              <w:widowControl/>
-              <w:spacing w:line="400" w:lineRule="exact"/>
-              <w:jc w:val="left"/>
-              <w:rPr>
-                <w:rFonts w:ascii="FangSong_GB2312" w:eastAsia="FangSong_GB2312" w:hAnsi="FangSong_GB2312" w:cs="FangSong_GB2312"/>
-                <w:kern w:val="0"/>
-                <w:sz w:val="24"/>
-              </w:rPr>
-            </w:pPr>
-            <w:r>
-              <w:rPr>
-                <w:rFonts w:ascii="FangSong_GB2312" w:eastAsia="FangSong_GB2312" w:hAnsi="FangSong_GB2312" w:cs="FangSong_GB2312" w:hint="eastAsia"/>
+                <w:color w:val="000000"/>
+                <w:kern w:val="0"/>
+                <w:sz w:val="24"/>
+              </w:rPr>
+            </w:pPr>
+            <w:r>
+              <w:rPr>
+                <w:rFonts w:ascii="FangSong_GB2312" w:eastAsia="FangSong_GB2312" w:hAnsi="FangSong_GB2312" w:cs="FangSong_GB2312" w:hint="eastAsia"/>
+                <w:color w:val="000000"/>
+                <w:kern w:val="0"/>
+                <w:sz w:val="24"/>
+              </w:rPr>
+              <w:t xml:space="preserve">【教学组织】【知识凝练与教学反思】</w:t>
+            </w:r>
+          </w:p>
+          <w:p>
+            <w:pPr>
+              <w:widowControl/>
+              <w:spacing w:line="400" w:lineRule="exact"/>
+              <w:jc w:val="left"/>
+              <w:rPr>
+                <w:rFonts w:ascii="FangSong_GB2312" w:eastAsia="FangSong_GB2312" w:hAnsi="FangSong_GB2312" w:cs="FangSong_GB2312"/>
+                <w:color w:val="000000"/>
+                <w:kern w:val="0"/>
+                <w:sz w:val="24"/>
+              </w:rPr>
+            </w:pPr>
+            <w:r>
+              <w:rPr>
+                <w:rFonts w:ascii="FangSong_GB2312" w:eastAsia="FangSong_GB2312" w:hAnsi="FangSong_GB2312" w:cs="FangSong_GB2312" w:hint="eastAsia"/>
+                <w:color w:val="000000"/>
+                <w:kern w:val="0"/>
+                <w:sz w:val="24"/>
+              </w:rPr>
+              <w:t xml:space="preserve">1. 归纳梳理：总结数据抽象到整洁化的全链路，预告 D3/ECharts 框架</w:t>
+            </w:r>
+          </w:p>
+          <w:p>
+            <w:pPr>
+              <w:widowControl/>
+              <w:spacing w:line="400" w:lineRule="exact"/>
+              <w:jc w:val="left"/>
+              <w:rPr>
+                <w:rFonts w:ascii="FangSong_GB2312" w:eastAsia="FangSong_GB2312" w:hAnsi="FangSong_GB2312" w:cs="FangSong_GB2312"/>
+                <w:color w:val="000000"/>
+                <w:kern w:val="0"/>
+                <w:sz w:val="24"/>
+              </w:rPr>
+            </w:pPr>
+            <w:r>
+              <w:rPr>
+                <w:rFonts w:ascii="FangSong_GB2312" w:eastAsia="FangSong_GB2312" w:hAnsi="FangSong_GB2312" w:cs="FangSong_GB2312" w:hint="eastAsia"/>
+                <w:color w:val="000000"/>
+                <w:kern w:val="0"/>
+                <w:sz w:val="24"/>
+              </w:rPr>
+              <w:t xml:space="preserve">2. 强化记忆：系统性总结本节课核心知识点与技能框架。</w:t>
+            </w:r>
+          </w:p>
+          <w:p>
+            <w:pPr>
+              <w:widowControl/>
+              <w:spacing w:line="400" w:lineRule="exact"/>
+              <w:jc w:val="left"/>
+              <w:rPr>
+                <w:rFonts w:ascii="FangSong_GB2312" w:eastAsia="FangSong_GB2312" w:hAnsi="FangSong_GB2312" w:cs="FangSong_GB2312"/>
+                <w:color w:val="000000"/>
+                <w:kern w:val="0"/>
+                <w:sz w:val="24"/>
+              </w:rPr>
+            </w:pPr>
+            <w:r>
+              <w:rPr>
+                <w:rFonts w:ascii="FangSong_GB2312" w:eastAsia="FangSong_GB2312" w:hAnsi="FangSong_GB2312" w:cs="FangSong_GB2312" w:hint="eastAsia"/>
+                <w:color w:val="000000"/>
+                <w:kern w:val="0"/>
+                <w:sz w:val="24"/>
+              </w:rPr>
+              <w:t xml:space="preserve">3. 布置课后延伸思考与预习任务。</w:t>
+            </w:r>
+          </w:p>
+          <w:p>
+            <w:pPr>
+              <w:widowControl/>
+              <w:spacing w:line="400" w:lineRule="exact"/>
+              <w:jc w:val="left"/>
+              <w:rPr>
+                <w:rFonts w:ascii="FangSong_GB2312" w:eastAsia="FangSong_GB2312" w:hAnsi="FangSong_GB2312" w:cs="FangSong_GB2312"/>
+                <w:color w:val="000000"/>
+                <w:kern w:val="0"/>
+                <w:sz w:val="24"/>
+              </w:rPr>
+            </w:pPr>
+            <w:r>
+              <w:rPr>
+                <w:rFonts w:ascii="FangSong_GB2312" w:eastAsia="FangSong_GB2312" w:hAnsi="FangSong_GB2312" w:cs="FangSong_GB2312" w:hint="eastAsia"/>
+                <w:color w:val="000000"/>
                 <w:kern w:val="0"/>
                 <w:sz w:val="24"/>
               </w:rPr>
@@ -9647,13 +10687,15 @@
               <w:jc w:val="left"/>
               <w:rPr>
                 <w:rFonts w:ascii="FangSong_GB2312" w:eastAsia="FangSong_GB2312" w:hAnsi="FangSong_GB2312" w:cs="FangSong_GB2312"/>
-                <w:kern w:val="0"/>
-                <w:sz w:val="24"/>
-              </w:rPr>
-            </w:pPr>
-            <w:r>
-              <w:rPr>
-                <w:rFonts w:ascii="FangSong_GB2312" w:eastAsia="FangSong_GB2312" w:hAnsi="FangSong_GB2312" w:cs="FangSong_GB2312" w:hint="eastAsia"/>
+                <w:color w:val="000000"/>
+                <w:kern w:val="0"/>
+                <w:sz w:val="24"/>
+              </w:rPr>
+            </w:pPr>
+            <w:r>
+              <w:rPr>
+                <w:rFonts w:ascii="FangSong_GB2312" w:eastAsia="FangSong_GB2312" w:hAnsi="FangSong_GB2312" w:cs="FangSong_GB2312" w:hint="eastAsia"/>
+                <w:color w:val="000000"/>
                 <w:kern w:val="0"/>
                 <w:sz w:val="24"/>
               </w:rPr>
@@ -9726,15 +10768,15 @@
               <w:rPr>
                 <w:rFonts w:ascii="FangSong_GB2312" w:eastAsia="FangSong_GB2312" w:hAnsi="FangSong_GB2312" w:cs="FangSong_GB2312"/>
                 <w:bCs/>
-                <w:color w:val="333333"/>
-                <w:kern w:val="0"/>
-                <w:sz w:val="24"/>
-              </w:rPr>
-            </w:pPr>
-            <w:r>
-              <w:rPr>
-                <w:rFonts w:ascii="FangSong_GB2312" w:eastAsia="FangSong_GB2312" w:hAnsi="FangSong_GB2312" w:cs="FangSong_GB2312" w:hint="eastAsia"/>
-                <w:color w:val="FF0000"/>
+                <w:color w:val="000000"/>
+                <w:kern w:val="0"/>
+                <w:sz w:val="24"/>
+              </w:rPr>
+            </w:pPr>
+            <w:r>
+              <w:rPr>
+                <w:rFonts w:ascii="FangSong_GB2312" w:eastAsia="FangSong_GB2312" w:hAnsi="FangSong_GB2312" w:cs="FangSong_GB2312" w:hint="eastAsia"/>
+                <w:color w:val="000000"/>
                 <w:kern w:val="0"/>
                 <w:sz w:val="24"/>
               </w:rPr>
@@ -9784,8 +10826,8 @@
       </w:tblPr>
       <w:tblGrid>
         <w:gridCol w:w="1246"/>
-        <w:gridCol w:w="3894"/>
-        <w:gridCol w:w="3810"/>
+        <w:gridCol w:w="1740"/>
+        <w:gridCol w:w="5964"/>
       </w:tblGrid>
       <w:tr>
         <w:trPr>
@@ -9814,15 +10856,15 @@
               <w:jc w:val="center"/>
               <w:rPr>
                 <w:rFonts w:ascii="FangSong_GB2312" w:eastAsia="FangSong_GB2312" w:hAnsi="FangSong_GB2312" w:cs="FangSong_GB2312"/>
-                <w:color w:val="333333"/>
-                <w:kern w:val="0"/>
-                <w:sz w:val="24"/>
-              </w:rPr>
-            </w:pPr>
-            <w:r>
-              <w:rPr>
-                <w:rFonts w:ascii="FangSong_GB2312" w:eastAsia="FangSong_GB2312" w:hAnsi="FangSong_GB2312" w:cs="FangSong_GB2312" w:hint="eastAsia"/>
-                <w:color w:val="FF0000"/>
+                <w:color w:val="000000"/>
+                <w:kern w:val="0"/>
+                <w:sz w:val="24"/>
+              </w:rPr>
+            </w:pPr>
+            <w:r>
+              <w:rPr>
+                <w:rFonts w:ascii="FangSong_GB2312" w:eastAsia="FangSong_GB2312" w:hAnsi="FangSong_GB2312" w:cs="FangSong_GB2312" w:hint="eastAsia"/>
+                <w:color w:val="000000"/>
                 <w:kern w:val="0"/>
                 <w:sz w:val="24"/>
               </w:rPr>
@@ -9854,15 +10896,15 @@
               <w:jc w:val="center"/>
               <w:rPr>
                 <w:rFonts w:ascii="FangSong_GB2312" w:eastAsia="FangSong_GB2312" w:hAnsi="FangSong_GB2312" w:cs="FangSong_GB2312"/>
-                <w:color w:val="333333"/>
-                <w:kern w:val="0"/>
-                <w:sz w:val="24"/>
-              </w:rPr>
-            </w:pPr>
-            <w:r>
-              <w:rPr>
-                <w:rFonts w:ascii="FangSong_GB2312" w:eastAsia="FangSong_GB2312" w:hAnsi="FangSong_GB2312" w:cs="FangSong_GB2312" w:hint="eastAsia"/>
-                <w:color w:val="FF0000"/>
+                <w:color w:val="000000"/>
+                <w:kern w:val="0"/>
+                <w:sz w:val="24"/>
+              </w:rPr>
+            </w:pPr>
+            <w:r>
+              <w:rPr>
+                <w:rFonts w:ascii="FangSong_GB2312" w:eastAsia="FangSong_GB2312" w:hAnsi="FangSong_GB2312" w:cs="FangSong_GB2312" w:hint="eastAsia"/>
+                <w:color w:val="000000"/>
                 <w:kern w:val="0"/>
                 <w:sz w:val="24"/>
               </w:rPr>
@@ -9898,15 +10940,15 @@
               <w:jc w:val="center"/>
               <w:rPr>
                 <w:rFonts w:ascii="FangSong_GB2312" w:eastAsia="FangSong_GB2312" w:hAnsi="FangSong_GB2312" w:cs="FangSong_GB2312"/>
-                <w:color w:val="333333"/>
-                <w:kern w:val="0"/>
-                <w:sz w:val="24"/>
-              </w:rPr>
-            </w:pPr>
-            <w:r>
-              <w:rPr>
-                <w:rFonts w:ascii="FangSong_GB2312" w:eastAsia="FangSong_GB2312" w:hAnsi="FangSong_GB2312" w:cs="FangSong_GB2312" w:hint="eastAsia"/>
-                <w:color w:val="FF0000"/>
+                <w:color w:val="000000"/>
+                <w:kern w:val="0"/>
+                <w:sz w:val="24"/>
+              </w:rPr>
+            </w:pPr>
+            <w:r>
+              <w:rPr>
+                <w:rFonts w:ascii="FangSong_GB2312" w:eastAsia="FangSong_GB2312" w:hAnsi="FangSong_GB2312" w:cs="FangSong_GB2312" w:hint="eastAsia"/>
+                <w:color w:val="000000"/>
                 <w:kern w:val="0"/>
                 <w:sz w:val="24"/>
               </w:rPr>
@@ -9938,15 +10980,15 @@
               <w:jc w:val="center"/>
               <w:rPr>
                 <w:rFonts w:ascii="FangSong_GB2312" w:eastAsia="FangSong_GB2312" w:hAnsi="FangSong_GB2312" w:cs="FangSong_GB2312"/>
-                <w:color w:val="333333"/>
-                <w:kern w:val="0"/>
-                <w:sz w:val="24"/>
-              </w:rPr>
-            </w:pPr>
-            <w:r>
-              <w:rPr>
-                <w:rFonts w:ascii="FangSong_GB2312" w:eastAsia="FangSong_GB2312" w:hAnsi="FangSong_GB2312" w:cs="FangSong_GB2312" w:hint="eastAsia"/>
-                <w:color w:val="FF0000"/>
+                <w:color w:val="000000"/>
+                <w:kern w:val="0"/>
+                <w:sz w:val="24"/>
+              </w:rPr>
+            </w:pPr>
+            <w:r>
+              <w:rPr>
+                <w:rFonts w:ascii="FangSong_GB2312" w:eastAsia="FangSong_GB2312" w:hAnsi="FangSong_GB2312" w:cs="FangSong_GB2312" w:hint="eastAsia"/>
+                <w:color w:val="000000"/>
                 <w:kern w:val="0"/>
                 <w:sz w:val="24"/>
               </w:rPr>
@@ -10832,7 +11874,7 @@
         </w:tc>
         <w:tc>
           <w:tcPr>
-            <w:tcW w:w="3894" w:type="dxa"/>
+            <w:tcW w:w="1740" w:type="dxa"/>
             <w:tcBorders>
               <w:top w:val="single" w:sz="4" w:space="0" w:color="auto"/>
               <w:left w:val="single" w:sz="4" w:space="0" w:color="auto"/>
@@ -10867,7 +11909,7 @@
         </w:tc>
         <w:tc>
           <w:tcPr>
-            <w:tcW w:w="3810" w:type="dxa"/>
+            <w:tcW w:w="5964" w:type="dxa"/>
             <w:tcBorders>
               <w:top w:val="single" w:sz="4" w:space="0" w:color="auto"/>
               <w:left w:val="single" w:sz="4" w:space="0" w:color="auto"/>
@@ -10927,7 +11969,7 @@
         </w:tc>
         <w:tc>
           <w:tcPr>
-            <w:tcW w:w="3894" w:type="dxa"/>
+            <w:tcW w:w="1740" w:type="dxa"/>
             <w:tcBorders>
               <w:top w:val="single" w:sz="4" w:space="0" w:color="auto"/>
               <w:left w:val="single" w:sz="4" w:space="0" w:color="auto"/>
@@ -10962,7 +12004,7 @@
         </w:tc>
         <w:tc>
           <w:tcPr>
-            <w:tcW w:w="3810" w:type="dxa"/>
+            <w:tcW w:w="5964" w:type="dxa"/>
             <w:tcBorders>
               <w:top w:val="single" w:sz="4" w:space="0" w:color="auto"/>
               <w:left w:val="single" w:sz="4" w:space="0" w:color="auto"/>
@@ -10992,7 +12034,47 @@
                 <w:kern w:val="0"/>
                 <w:sz w:val="24"/>
               </w:rPr>
-              <w:t xml:space="preserve">【教学组织】回顾 W03 数据类型体系与 Tidy Data 原则</w:t>
+              <w:t xml:space="preserve">【教学组织】【上次课知识回顾】</w:t>
+            </w:r>
+          </w:p>
+          <w:p>
+            <w:pPr>
+              <w:widowControl/>
+              <w:spacing w:line="400" w:lineRule="exact"/>
+              <w:jc w:val="left"/>
+              <w:rPr>
+                <w:rFonts w:ascii="FangSong_GB2312" w:eastAsia="FangSong_GB2312" w:hAnsi="FangSong_GB2312" w:cs="FangSong_GB2312"/>
+                <w:kern w:val="0"/>
+                <w:sz w:val="24"/>
+              </w:rPr>
+            </w:pPr>
+            <w:r>
+              <w:rPr>
+                <w:rFonts w:ascii="FangSong_GB2312" w:eastAsia="FangSong_GB2312" w:hAnsi="FangSong_GB2312" w:cs="FangSong_GB2312" w:hint="eastAsia"/>
+                <w:kern w:val="0"/>
+                <w:sz w:val="24"/>
+              </w:rPr>
+              <w:t xml:space="preserve">1. 回顾 W03 数据类型体系与 Tidy Data 原则</w:t>
+            </w:r>
+          </w:p>
+          <w:p>
+            <w:pPr>
+              <w:widowControl/>
+              <w:spacing w:line="400" w:lineRule="exact"/>
+              <w:jc w:val="left"/>
+              <w:rPr>
+                <w:rFonts w:ascii="FangSong_GB2312" w:eastAsia="FangSong_GB2312" w:hAnsi="FangSong_GB2312" w:cs="FangSong_GB2312"/>
+                <w:kern w:val="0"/>
+                <w:sz w:val="24"/>
+              </w:rPr>
+            </w:pPr>
+            <w:r>
+              <w:rPr>
+                <w:rFonts w:ascii="FangSong_GB2312" w:eastAsia="FangSong_GB2312" w:hAnsi="FangSong_GB2312" w:cs="FangSong_GB2312" w:hint="eastAsia"/>
+                <w:kern w:val="0"/>
+                <w:sz w:val="24"/>
+              </w:rPr>
+              <w:t xml:space="preserve">2. 检查学生对前置知识的掌握情况，建立新旧知识的逻辑桥梁。</w:t>
             </w:r>
           </w:p>
           <w:p>
@@ -11083,7 +12165,7 @@
         </w:tc>
         <w:tc>
           <w:tcPr>
-            <w:tcW w:w="3894" w:type="dxa"/>
+            <w:tcW w:w="1740" w:type="dxa"/>
             <w:tcBorders>
               <w:top w:val="single" w:sz="4" w:space="0" w:color="auto"/>
               <w:left w:val="single" w:sz="4" w:space="0" w:color="auto"/>
@@ -11119,7 +12201,7 @@
         </w:tc>
         <w:tc>
           <w:tcPr>
-            <w:tcW w:w="3810" w:type="dxa"/>
+            <w:tcW w:w="5964" w:type="dxa"/>
             <w:tcBorders>
               <w:top w:val="single" w:sz="4" w:space="0" w:color="auto"/>
               <w:left w:val="single" w:sz="4" w:space="0" w:color="auto"/>
@@ -11149,7 +12231,67 @@
                 <w:kern w:val="0"/>
                 <w:sz w:val="24"/>
               </w:rPr>
-              <w:t xml:space="preserve">【教学组织】从空间排布理论引入：折线图的谎言与饼图的原罪</w:t>
+              <w:t xml:space="preserve">【教学组织】【课程情境导入】</w:t>
+            </w:r>
+          </w:p>
+          <w:p>
+            <w:pPr>
+              <w:widowControl/>
+              <w:spacing w:line="400" w:lineRule="exact"/>
+              <w:jc w:val="left"/>
+              <w:rPr>
+                <w:rFonts w:ascii="FangSong_GB2312" w:eastAsia="FangSong_GB2312" w:hAnsi="FangSong_GB2312" w:cs="FangSong_GB2312"/>
+                <w:kern w:val="0"/>
+                <w:sz w:val="24"/>
+              </w:rPr>
+            </w:pPr>
+            <w:r>
+              <w:rPr>
+                <w:rFonts w:ascii="FangSong_GB2312" w:eastAsia="FangSong_GB2312" w:hAnsi="FangSong_GB2312" w:cs="FangSong_GB2312" w:hint="eastAsia"/>
+                <w:kern w:val="0"/>
+                <w:sz w:val="24"/>
+              </w:rPr>
+              <w:t xml:space="preserve">1. 从空间排布理论引入：折线图的谎言与饼图的原罪</w:t>
+            </w:r>
+          </w:p>
+          <w:p>
+            <w:pPr>
+              <w:widowControl/>
+              <w:spacing w:line="400" w:lineRule="exact"/>
+              <w:jc w:val="left"/>
+              <w:rPr>
+                <w:rFonts w:ascii="FangSong_GB2312" w:eastAsia="FangSong_GB2312" w:hAnsi="FangSong_GB2312" w:cs="FangSong_GB2312"/>
+                <w:kern w:val="0"/>
+                <w:sz w:val="24"/>
+              </w:rPr>
+            </w:pPr>
+            <w:r>
+              <w:rPr>
+                <w:rFonts w:ascii="FangSong_GB2312" w:eastAsia="FangSong_GB2312" w:hAnsi="FangSong_GB2312" w:cs="FangSong_GB2312" w:hint="eastAsia"/>
+                <w:kern w:val="0"/>
+                <w:sz w:val="24"/>
+              </w:rPr>
+              <w:t xml:space="preserve">2. 明确本节课核心聚焦点：ECharts 声明式配置与 D3.js 底层定制的差异化应用策略</w:t>
+            </w:r>
+          </w:p>
+          <w:p>
+            <w:pPr>
+              <w:widowControl/>
+              <w:spacing w:line="400" w:lineRule="exact"/>
+              <w:jc w:val="left"/>
+              <w:rPr>
+                <w:rFonts w:ascii="FangSong_GB2312" w:eastAsia="FangSong_GB2312" w:hAnsi="FangSong_GB2312" w:cs="FangSong_GB2312"/>
+                <w:kern w:val="0"/>
+                <w:sz w:val="24"/>
+              </w:rPr>
+            </w:pPr>
+            <w:r>
+              <w:rPr>
+                <w:rFonts w:ascii="FangSong_GB2312" w:eastAsia="FangSong_GB2312" w:hAnsi="FangSong_GB2312" w:cs="FangSong_GB2312" w:hint="eastAsia"/>
+                <w:kern w:val="0"/>
+                <w:sz w:val="24"/>
+              </w:rPr>
+              <w:t xml:space="preserve">3. 激发学生学习动机与探索兴趣。</w:t>
             </w:r>
           </w:p>
           <w:p>
@@ -11240,7 +12382,7 @@
         </w:tc>
         <w:tc>
           <w:tcPr>
-            <w:tcW w:w="3894" w:type="dxa"/>
+            <w:tcW w:w="1740" w:type="dxa"/>
             <w:tcBorders>
               <w:top w:val="single" w:sz="4" w:space="0" w:color="auto"/>
               <w:left w:val="single" w:sz="4" w:space="0" w:color="auto"/>
@@ -11269,13 +12411,21 @@
                 <w:kern w:val="0"/>
                 <w:sz w:val="24"/>
               </w:rPr>
-              <w:t>新课讲授</w:t>
-            </w:r>
-          </w:p>
-        </w:tc>
-        <w:tc>
-          <w:tcPr>
-            <w:tcW w:w="3810" w:type="dxa"/>
+              <w:t>新课</w:t>
+            </w:r>
+            <w:r>
+              <w:rPr>
+                <w:rFonts w:ascii="FangSong_GB2312" w:eastAsia="FangSong_GB2312" w:hAnsi="FangSong_GB2312" w:cs="FangSong_GB2312" w:hint="eastAsia"/>
+                <w:kern w:val="0"/>
+                <w:sz w:val="24"/>
+              </w:rPr>
+              <w:t>演示</w:t>
+            </w:r>
+          </w:p>
+        </w:tc>
+        <w:tc>
+          <w:tcPr>
+            <w:tcW w:w="5964" w:type="dxa"/>
             <w:tcBorders>
               <w:top w:val="single" w:sz="4" w:space="0" w:color="auto"/>
               <w:left w:val="single" w:sz="4" w:space="0" w:color="auto"/>
@@ -11305,7 +12455,87 @@
                 <w:kern w:val="0"/>
                 <w:sz w:val="24"/>
               </w:rPr>
-              <w:t xml:space="preserve">【教学组织】Munzner Ch7 表格排布原理、ECharts 声明式架构、D3.js 比例尺与数据绑定</w:t>
+              <w:t xml:space="preserve">【教学组织】【核心理论与技能解析】</w:t>
+            </w:r>
+          </w:p>
+          <w:p>
+            <w:pPr>
+              <w:widowControl/>
+              <w:spacing w:line="400" w:lineRule="exact"/>
+              <w:jc w:val="left"/>
+              <w:rPr>
+                <w:rFonts w:ascii="FangSong_GB2312" w:eastAsia="FangSong_GB2312" w:hAnsi="FangSong_GB2312" w:cs="FangSong_GB2312"/>
+                <w:kern w:val="0"/>
+                <w:sz w:val="24"/>
+              </w:rPr>
+            </w:pPr>
+            <w:r>
+              <w:rPr>
+                <w:rFonts w:ascii="FangSong_GB2312" w:eastAsia="FangSong_GB2312" w:hAnsi="FangSong_GB2312" w:cs="FangSong_GB2312" w:hint="eastAsia"/>
+                <w:kern w:val="0"/>
+                <w:sz w:val="24"/>
+              </w:rPr>
+              <w:t xml:space="preserve">1. 授课主线：Munzner Ch7 表格排布原理、ECharts 声明式架构、D3.js 比例尺与数据绑定</w:t>
+            </w:r>
+          </w:p>
+          <w:p>
+            <w:pPr>
+              <w:widowControl/>
+              <w:spacing w:line="400" w:lineRule="exact"/>
+              <w:jc w:val="left"/>
+              <w:rPr>
+                <w:rFonts w:ascii="FangSong_GB2312" w:eastAsia="FangSong_GB2312" w:hAnsi="FangSong_GB2312" w:cs="FangSong_GB2312"/>
+                <w:kern w:val="0"/>
+                <w:sz w:val="24"/>
+              </w:rPr>
+            </w:pPr>
+            <w:r>
+              <w:rPr>
+                <w:rFonts w:ascii="FangSong_GB2312" w:eastAsia="FangSong_GB2312" w:hAnsi="FangSong_GB2312" w:cs="FangSong_GB2312" w:hint="eastAsia"/>
+                <w:kern w:val="0"/>
+                <w:sz w:val="24"/>
+              </w:rPr>
+              <w:t xml:space="preserve">2. 知识点拆解：4.1 驾驭复杂：高低阶框架的语言驱动策略</w:t>
+            </w:r>
+          </w:p>
+          <w:p>
+            <w:pPr>
+              <w:widowControl/>
+              <w:spacing w:line="400" w:lineRule="exact"/>
+              <w:jc w:val="left"/>
+              <w:rPr>
+                <w:rFonts w:ascii="FangSong_GB2312" w:eastAsia="FangSong_GB2312" w:hAnsi="FangSong_GB2312" w:cs="FangSong_GB2312"/>
+                <w:kern w:val="0"/>
+                <w:sz w:val="24"/>
+              </w:rPr>
+            </w:pPr>
+            <w:r>
+              <w:rPr>
+                <w:rFonts w:ascii="FangSong_GB2312" w:eastAsia="FangSong_GB2312" w:hAnsi="FangSong_GB2312" w:cs="FangSong_GB2312" w:hint="eastAsia"/>
+                <w:kern w:val="0"/>
+                <w:sz w:val="24"/>
+              </w:rPr>
+              <w:t xml:space="preserve">3. 重难点突破：针对“理解 D3.js 坐标系边界约束及高效运作沙箱提取绝美矢量图纸的组合方案”，采用案例剖析策略。</w:t>
+            </w:r>
+          </w:p>
+          <w:p>
+            <w:pPr>
+              <w:widowControl/>
+              <w:spacing w:line="400" w:lineRule="exact"/>
+              <w:jc w:val="left"/>
+              <w:rPr>
+                <w:rFonts w:ascii="FangSong_GB2312" w:eastAsia="FangSong_GB2312" w:hAnsi="FangSong_GB2312" w:cs="FangSong_GB2312"/>
+                <w:kern w:val="0"/>
+                <w:sz w:val="24"/>
+              </w:rPr>
+            </w:pPr>
+            <w:r>
+              <w:rPr>
+                <w:rFonts w:ascii="FangSong_GB2312" w:eastAsia="FangSong_GB2312" w:hAnsi="FangSong_GB2312" w:cs="FangSong_GB2312" w:hint="eastAsia"/>
+                <w:kern w:val="0"/>
+                <w:sz w:val="24"/>
+              </w:rPr>
+              <w:t xml:space="preserve">4. 支撑目标：掌握 Munzner Ch7 表格数据空间排布的底层原理与布局选项</w:t>
             </w:r>
           </w:p>
           <w:p>
@@ -11425,7 +12655,7 @@
         </w:tc>
         <w:tc>
           <w:tcPr>
-            <w:tcW w:w="3894" w:type="dxa"/>
+            <w:tcW w:w="1740" w:type="dxa"/>
             <w:tcBorders>
               <w:top w:val="single" w:sz="4" w:space="0" w:color="auto"/>
               <w:left w:val="single" w:sz="4" w:space="0" w:color="auto"/>
@@ -11446,7 +12676,7 @@
                 <w:rFonts w:ascii="FangSong_GB2312" w:eastAsia="FangSong_GB2312" w:hAnsi="FangSong_GB2312" w:cs="FangSong_GB2312"/>
                 <w:b/>
                 <w:bCs/>
-                <w:color w:val="FF0000"/>
+                <w:color w:val="000000"/>
                 <w:kern w:val="0"/>
                 <w:sz w:val="24"/>
               </w:rPr>
@@ -11456,7 +12686,7 @@
                 <w:rFonts w:ascii="FangSong_GB2312" w:eastAsia="FangSong_GB2312" w:hAnsi="FangSong_GB2312" w:cs="FangSong_GB2312" w:hint="eastAsia"/>
                 <w:b/>
                 <w:bCs/>
-                <w:color w:val="FF0000"/>
+                <w:color w:val="000000"/>
                 <w:kern w:val="0"/>
                 <w:sz w:val="24"/>
               </w:rPr>
@@ -11466,7 +12696,7 @@
         </w:tc>
         <w:tc>
           <w:tcPr>
-            <w:tcW w:w="3810" w:type="dxa"/>
+            <w:tcW w:w="5964" w:type="dxa"/>
             <w:tcBorders>
               <w:top w:val="single" w:sz="4" w:space="0" w:color="auto"/>
               <w:left w:val="single" w:sz="4" w:space="0" w:color="auto"/>
@@ -11486,33 +12716,103 @@
               <w:jc w:val="left"/>
               <w:rPr>
                 <w:rFonts w:ascii="FangSong_GB2312" w:eastAsia="FangSong_GB2312" w:hAnsi="FangSong_GB2312" w:cs="FangSong_GB2312"/>
-                <w:kern w:val="0"/>
-                <w:sz w:val="24"/>
-              </w:rPr>
-            </w:pPr>
-            <w:r>
-              <w:rPr>
-                <w:rFonts w:ascii="FangSong_GB2312" w:eastAsia="FangSong_GB2312" w:hAnsi="FangSong_GB2312" w:cs="FangSong_GB2312" w:hint="eastAsia"/>
-                <w:kern w:val="0"/>
-                <w:sz w:val="24"/>
-              </w:rPr>
-              <w:t xml:space="preserve">【教学组织】AI 驱动 ECharts 急速生成 + D3 审美微操与矢量提取竞速 + 双轨范式综合打样</w:t>
-            </w:r>
-          </w:p>
-          <w:p>
-            <w:pPr>
-              <w:widowControl/>
-              <w:spacing w:line="400" w:lineRule="exact"/>
-              <w:jc w:val="left"/>
-              <w:rPr>
-                <w:rFonts w:ascii="FangSong_GB2312" w:eastAsia="FangSong_GB2312" w:hAnsi="FangSong_GB2312" w:cs="FangSong_GB2312"/>
-                <w:kern w:val="0"/>
-                <w:sz w:val="24"/>
-              </w:rPr>
-            </w:pPr>
-            <w:r>
-              <w:rPr>
-                <w:rFonts w:ascii="FangSong_GB2312" w:eastAsia="FangSong_GB2312" w:hAnsi="FangSong_GB2312" w:cs="FangSong_GB2312" w:hint="eastAsia"/>
+                <w:color w:val="000000"/>
+                <w:kern w:val="0"/>
+                <w:sz w:val="24"/>
+              </w:rPr>
+            </w:pPr>
+            <w:r>
+              <w:rPr>
+                <w:rFonts w:ascii="FangSong_GB2312" w:eastAsia="FangSong_GB2312" w:hAnsi="FangSong_GB2312" w:cs="FangSong_GB2312" w:hint="eastAsia"/>
+                <w:color w:val="000000"/>
+                <w:kern w:val="0"/>
+                <w:sz w:val="24"/>
+              </w:rPr>
+              <w:t xml:space="preserve">【教学组织】【课堂实践与操作训练】</w:t>
+            </w:r>
+          </w:p>
+          <w:p>
+            <w:pPr>
+              <w:widowControl/>
+              <w:spacing w:line="400" w:lineRule="exact"/>
+              <w:jc w:val="left"/>
+              <w:rPr>
+                <w:rFonts w:ascii="FangSong_GB2312" w:eastAsia="FangSong_GB2312" w:hAnsi="FangSong_GB2312" w:cs="FangSong_GB2312"/>
+                <w:color w:val="000000"/>
+                <w:kern w:val="0"/>
+                <w:sz w:val="24"/>
+              </w:rPr>
+            </w:pPr>
+            <w:r>
+              <w:rPr>
+                <w:rFonts w:ascii="FangSong_GB2312" w:eastAsia="FangSong_GB2312" w:hAnsi="FangSong_GB2312" w:cs="FangSong_GB2312" w:hint="eastAsia"/>
+                <w:color w:val="000000"/>
+                <w:kern w:val="0"/>
+                <w:sz w:val="24"/>
+              </w:rPr>
+              <w:t xml:space="preserve">1. 实践任务指导：AI 驱动 ECharts 急速生成 + D3 审美微操与矢量提取竞速 + 双轨范式综合打样</w:t>
+            </w:r>
+          </w:p>
+          <w:p>
+            <w:pPr>
+              <w:widowControl/>
+              <w:spacing w:line="400" w:lineRule="exact"/>
+              <w:jc w:val="left"/>
+              <w:rPr>
+                <w:rFonts w:ascii="FangSong_GB2312" w:eastAsia="FangSong_GB2312" w:hAnsi="FangSong_GB2312" w:cs="FangSong_GB2312"/>
+                <w:color w:val="000000"/>
+                <w:kern w:val="0"/>
+                <w:sz w:val="24"/>
+              </w:rPr>
+            </w:pPr>
+            <w:r>
+              <w:rPr>
+                <w:rFonts w:ascii="FangSong_GB2312" w:eastAsia="FangSong_GB2312" w:hAnsi="FangSong_GB2312" w:cs="FangSong_GB2312" w:hint="eastAsia"/>
+                <w:color w:val="000000"/>
+                <w:kern w:val="0"/>
+                <w:sz w:val="24"/>
+              </w:rPr>
+              <w:t xml:space="preserve">2. 核心任务目标：使用 Tidy 数据集分别完成 ECharts 商业快手与 D3.js 极客指令版的代码出图作业，务必不要提交 HTML 代码文件！仅依靠沙箱实时渲染结果导出的 2 张绝美比对阵列图 (PNG/SVG) 及简单设计声明即可。</w:t>
+            </w:r>
+          </w:p>
+          <w:p>
+            <w:pPr>
+              <w:widowControl/>
+              <w:spacing w:line="400" w:lineRule="exact"/>
+              <w:jc w:val="left"/>
+              <w:rPr>
+                <w:rFonts w:ascii="FangSong_GB2312" w:eastAsia="FangSong_GB2312" w:hAnsi="FangSong_GB2312" w:cs="FangSong_GB2312"/>
+                <w:color w:val="000000"/>
+                <w:kern w:val="0"/>
+                <w:sz w:val="24"/>
+              </w:rPr>
+            </w:pPr>
+            <w:r>
+              <w:rPr>
+                <w:rFonts w:ascii="FangSong_GB2312" w:eastAsia="FangSong_GB2312" w:hAnsi="FangSong_GB2312" w:cs="FangSong_GB2312" w:hint="eastAsia"/>
+                <w:color w:val="000000"/>
+                <w:kern w:val="0"/>
+                <w:sz w:val="24"/>
+              </w:rPr>
+              <w:t xml:space="preserve">3. 教师巡回指导，及时发现并纠正学生实践中的认知偏差。</w:t>
+            </w:r>
+          </w:p>
+          <w:p>
+            <w:pPr>
+              <w:widowControl/>
+              <w:spacing w:line="400" w:lineRule="exact"/>
+              <w:jc w:val="left"/>
+              <w:rPr>
+                <w:rFonts w:ascii="FangSong_GB2312" w:eastAsia="FangSong_GB2312" w:hAnsi="FangSong_GB2312" w:cs="FangSong_GB2312"/>
+                <w:color w:val="000000"/>
+                <w:kern w:val="0"/>
+                <w:sz w:val="24"/>
+              </w:rPr>
+            </w:pPr>
+            <w:r>
+              <w:rPr>
+                <w:rFonts w:ascii="FangSong_GB2312" w:eastAsia="FangSong_GB2312" w:hAnsi="FangSong_GB2312" w:cs="FangSong_GB2312" w:hint="eastAsia"/>
+                <w:color w:val="000000"/>
                 <w:kern w:val="0"/>
                 <w:sz w:val="24"/>
               </w:rPr>
@@ -11526,13 +12826,15 @@
               <w:jc w:val="left"/>
               <w:rPr>
                 <w:rFonts w:ascii="FangSong_GB2312" w:eastAsia="FangSong_GB2312" w:hAnsi="FangSong_GB2312" w:cs="FangSong_GB2312"/>
-                <w:kern w:val="0"/>
-                <w:sz w:val="24"/>
-              </w:rPr>
-            </w:pPr>
-            <w:r>
-              <w:rPr>
-                <w:rFonts w:ascii="FangSong_GB2312" w:eastAsia="FangSong_GB2312" w:hAnsi="FangSong_GB2312" w:cs="FangSong_GB2312" w:hint="eastAsia"/>
+                <w:color w:val="000000"/>
+                <w:kern w:val="0"/>
+                <w:sz w:val="24"/>
+              </w:rPr>
+            </w:pPr>
+            <w:r>
+              <w:rPr>
+                <w:rFonts w:ascii="FangSong_GB2312" w:eastAsia="FangSong_GB2312" w:hAnsi="FangSong_GB2312" w:cs="FangSong_GB2312" w:hint="eastAsia"/>
+                <w:color w:val="000000"/>
                 <w:kern w:val="0"/>
                 <w:sz w:val="24"/>
               </w:rPr>
@@ -11546,13 +12848,15 @@
               <w:jc w:val="left"/>
               <w:rPr>
                 <w:rFonts w:ascii="FangSong_GB2312" w:eastAsia="FangSong_GB2312" w:hAnsi="FangSong_GB2312" w:cs="FangSong_GB2312"/>
-                <w:kern w:val="0"/>
-                <w:sz w:val="24"/>
-              </w:rPr>
-            </w:pPr>
-            <w:r>
-              <w:rPr>
-                <w:rFonts w:ascii="FangSong_GB2312" w:eastAsia="FangSong_GB2312" w:hAnsi="FangSong_GB2312" w:cs="FangSong_GB2312" w:hint="eastAsia"/>
+                <w:color w:val="000000"/>
+                <w:kern w:val="0"/>
+                <w:sz w:val="24"/>
+              </w:rPr>
+            </w:pPr>
+            <w:r>
+              <w:rPr>
+                <w:rFonts w:ascii="FangSong_GB2312" w:eastAsia="FangSong_GB2312" w:hAnsi="FangSong_GB2312" w:cs="FangSong_GB2312" w:hint="eastAsia"/>
+                <w:color w:val="000000"/>
                 <w:kern w:val="0"/>
                 <w:sz w:val="24"/>
               </w:rPr>
@@ -11595,7 +12899,7 @@
         </w:tc>
         <w:tc>
           <w:tcPr>
-            <w:tcW w:w="3894" w:type="dxa"/>
+            <w:tcW w:w="1740" w:type="dxa"/>
             <w:tcBorders>
               <w:top w:val="single" w:sz="4" w:space="0" w:color="auto"/>
               <w:left w:val="single" w:sz="4" w:space="0" w:color="auto"/>
@@ -11616,7 +12920,7 @@
                 <w:rFonts w:ascii="FangSong_GB2312" w:eastAsia="FangSong_GB2312" w:hAnsi="FangSong_GB2312" w:cs="FangSong_GB2312"/>
                 <w:b/>
                 <w:bCs/>
-                <w:color w:val="FF0000"/>
+                <w:color w:val="000000"/>
                 <w:kern w:val="0"/>
                 <w:sz w:val="24"/>
               </w:rPr>
@@ -11626,7 +12930,7 @@
                 <w:rFonts w:ascii="FangSong_GB2312" w:eastAsia="FangSong_GB2312" w:hAnsi="FangSong_GB2312" w:cs="FangSong_GB2312" w:hint="eastAsia"/>
                 <w:b/>
                 <w:bCs/>
-                <w:color w:val="FF0000"/>
+                <w:color w:val="000000"/>
                 <w:kern w:val="0"/>
                 <w:sz w:val="24"/>
               </w:rPr>
@@ -11636,7 +12940,7 @@
         </w:tc>
         <w:tc>
           <w:tcPr>
-            <w:tcW w:w="3810" w:type="dxa"/>
+            <w:tcW w:w="5964" w:type="dxa"/>
             <w:tcBorders>
               <w:top w:val="single" w:sz="4" w:space="0" w:color="auto"/>
               <w:left w:val="single" w:sz="4" w:space="0" w:color="auto"/>
@@ -11656,33 +12960,103 @@
               <w:jc w:val="left"/>
               <w:rPr>
                 <w:rFonts w:ascii="FangSong_GB2312" w:eastAsia="FangSong_GB2312" w:hAnsi="FangSong_GB2312" w:cs="FangSong_GB2312"/>
-                <w:kern w:val="0"/>
-                <w:sz w:val="24"/>
-              </w:rPr>
-            </w:pPr>
-            <w:r>
-              <w:rPr>
-                <w:rFonts w:ascii="FangSong_GB2312" w:eastAsia="FangSong_GB2312" w:hAnsi="FangSong_GB2312" w:cs="FangSong_GB2312" w:hint="eastAsia"/>
-                <w:kern w:val="0"/>
-                <w:sz w:val="24"/>
-              </w:rPr>
-              <w:t xml:space="preserve">【教学组织】对比声明式与指令式模型适用边界，强调代码沙箱对“提取极限画质源资产”的绝大红利</w:t>
-            </w:r>
-          </w:p>
-          <w:p>
-            <w:pPr>
-              <w:widowControl/>
-              <w:spacing w:line="400" w:lineRule="exact"/>
-              <w:jc w:val="left"/>
-              <w:rPr>
-                <w:rFonts w:ascii="FangSong_GB2312" w:eastAsia="FangSong_GB2312" w:hAnsi="FangSong_GB2312" w:cs="FangSong_GB2312"/>
-                <w:kern w:val="0"/>
-                <w:sz w:val="24"/>
-              </w:rPr>
-            </w:pPr>
-            <w:r>
-              <w:rPr>
-                <w:rFonts w:ascii="FangSong_GB2312" w:eastAsia="FangSong_GB2312" w:hAnsi="FangSong_GB2312" w:cs="FangSong_GB2312" w:hint="eastAsia"/>
+                <w:color w:val="000000"/>
+                <w:kern w:val="0"/>
+                <w:sz w:val="24"/>
+              </w:rPr>
+            </w:pPr>
+            <w:r>
+              <w:rPr>
+                <w:rFonts w:ascii="FangSong_GB2312" w:eastAsia="FangSong_GB2312" w:hAnsi="FangSong_GB2312" w:cs="FangSong_GB2312" w:hint="eastAsia"/>
+                <w:color w:val="000000"/>
+                <w:kern w:val="0"/>
+                <w:sz w:val="24"/>
+              </w:rPr>
+              <w:t xml:space="preserve">【教学组织】【知识凝练与教学反思】</w:t>
+            </w:r>
+          </w:p>
+          <w:p>
+            <w:pPr>
+              <w:widowControl/>
+              <w:spacing w:line="400" w:lineRule="exact"/>
+              <w:jc w:val="left"/>
+              <w:rPr>
+                <w:rFonts w:ascii="FangSong_GB2312" w:eastAsia="FangSong_GB2312" w:hAnsi="FangSong_GB2312" w:cs="FangSong_GB2312"/>
+                <w:color w:val="000000"/>
+                <w:kern w:val="0"/>
+                <w:sz w:val="24"/>
+              </w:rPr>
+            </w:pPr>
+            <w:r>
+              <w:rPr>
+                <w:rFonts w:ascii="FangSong_GB2312" w:eastAsia="FangSong_GB2312" w:hAnsi="FangSong_GB2312" w:cs="FangSong_GB2312" w:hint="eastAsia"/>
+                <w:color w:val="000000"/>
+                <w:kern w:val="0"/>
+                <w:sz w:val="24"/>
+              </w:rPr>
+              <w:t xml:space="preserve">1. 归纳梳理：对比声明式与指令式模型适用边界，强调代码沙箱对“提取极限画质源资产”的绝大红利</w:t>
+            </w:r>
+          </w:p>
+          <w:p>
+            <w:pPr>
+              <w:widowControl/>
+              <w:spacing w:line="400" w:lineRule="exact"/>
+              <w:jc w:val="left"/>
+              <w:rPr>
+                <w:rFonts w:ascii="FangSong_GB2312" w:eastAsia="FangSong_GB2312" w:hAnsi="FangSong_GB2312" w:cs="FangSong_GB2312"/>
+                <w:color w:val="000000"/>
+                <w:kern w:val="0"/>
+                <w:sz w:val="24"/>
+              </w:rPr>
+            </w:pPr>
+            <w:r>
+              <w:rPr>
+                <w:rFonts w:ascii="FangSong_GB2312" w:eastAsia="FangSong_GB2312" w:hAnsi="FangSong_GB2312" w:cs="FangSong_GB2312" w:hint="eastAsia"/>
+                <w:color w:val="000000"/>
+                <w:kern w:val="0"/>
+                <w:sz w:val="24"/>
+              </w:rPr>
+              <w:t xml:space="preserve">2. 强化记忆：系统性总结本节课核心知识点与技能框架。</w:t>
+            </w:r>
+          </w:p>
+          <w:p>
+            <w:pPr>
+              <w:widowControl/>
+              <w:spacing w:line="400" w:lineRule="exact"/>
+              <w:jc w:val="left"/>
+              <w:rPr>
+                <w:rFonts w:ascii="FangSong_GB2312" w:eastAsia="FangSong_GB2312" w:hAnsi="FangSong_GB2312" w:cs="FangSong_GB2312"/>
+                <w:color w:val="000000"/>
+                <w:kern w:val="0"/>
+                <w:sz w:val="24"/>
+              </w:rPr>
+            </w:pPr>
+            <w:r>
+              <w:rPr>
+                <w:rFonts w:ascii="FangSong_GB2312" w:eastAsia="FangSong_GB2312" w:hAnsi="FangSong_GB2312" w:cs="FangSong_GB2312" w:hint="eastAsia"/>
+                <w:color w:val="000000"/>
+                <w:kern w:val="0"/>
+                <w:sz w:val="24"/>
+              </w:rPr>
+              <w:t xml:space="preserve">3. 布置课后延伸思考与预习任务。</w:t>
+            </w:r>
+          </w:p>
+          <w:p>
+            <w:pPr>
+              <w:widowControl/>
+              <w:spacing w:line="400" w:lineRule="exact"/>
+              <w:jc w:val="left"/>
+              <w:rPr>
+                <w:rFonts w:ascii="FangSong_GB2312" w:eastAsia="FangSong_GB2312" w:hAnsi="FangSong_GB2312" w:cs="FangSong_GB2312"/>
+                <w:color w:val="000000"/>
+                <w:kern w:val="0"/>
+                <w:sz w:val="24"/>
+              </w:rPr>
+            </w:pPr>
+            <w:r>
+              <w:rPr>
+                <w:rFonts w:ascii="FangSong_GB2312" w:eastAsia="FangSong_GB2312" w:hAnsi="FangSong_GB2312" w:cs="FangSong_GB2312" w:hint="eastAsia"/>
+                <w:color w:val="000000"/>
                 <w:kern w:val="0"/>
                 <w:sz w:val="24"/>
               </w:rPr>
@@ -11696,13 +13070,15 @@
               <w:jc w:val="left"/>
               <w:rPr>
                 <w:rFonts w:ascii="FangSong_GB2312" w:eastAsia="FangSong_GB2312" w:hAnsi="FangSong_GB2312" w:cs="FangSong_GB2312"/>
-                <w:kern w:val="0"/>
-                <w:sz w:val="24"/>
-              </w:rPr>
-            </w:pPr>
-            <w:r>
-              <w:rPr>
-                <w:rFonts w:ascii="FangSong_GB2312" w:eastAsia="FangSong_GB2312" w:hAnsi="FangSong_GB2312" w:cs="FangSong_GB2312" w:hint="eastAsia"/>
+                <w:color w:val="000000"/>
+                <w:kern w:val="0"/>
+                <w:sz w:val="24"/>
+              </w:rPr>
+            </w:pPr>
+            <w:r>
+              <w:rPr>
+                <w:rFonts w:ascii="FangSong_GB2312" w:eastAsia="FangSong_GB2312" w:hAnsi="FangSong_GB2312" w:cs="FangSong_GB2312" w:hint="eastAsia"/>
+                <w:color w:val="000000"/>
                 <w:kern w:val="0"/>
                 <w:sz w:val="24"/>
               </w:rPr>
@@ -11775,15 +13151,15 @@
               <w:rPr>
                 <w:rFonts w:ascii="FangSong_GB2312" w:eastAsia="FangSong_GB2312" w:hAnsi="FangSong_GB2312" w:cs="FangSong_GB2312"/>
                 <w:bCs/>
-                <w:color w:val="333333"/>
-                <w:kern w:val="0"/>
-                <w:sz w:val="24"/>
-              </w:rPr>
-            </w:pPr>
-            <w:r>
-              <w:rPr>
-                <w:rFonts w:ascii="FangSong_GB2312" w:eastAsia="FangSong_GB2312" w:hAnsi="FangSong_GB2312" w:cs="FangSong_GB2312" w:hint="eastAsia"/>
-                <w:color w:val="FF0000"/>
+                <w:color w:val="000000"/>
+                <w:kern w:val="0"/>
+                <w:sz w:val="24"/>
+              </w:rPr>
+            </w:pPr>
+            <w:r>
+              <w:rPr>
+                <w:rFonts w:ascii="FangSong_GB2312" w:eastAsia="FangSong_GB2312" w:hAnsi="FangSong_GB2312" w:cs="FangSong_GB2312" w:hint="eastAsia"/>
+                <w:color w:val="000000"/>
                 <w:kern w:val="0"/>
                 <w:sz w:val="24"/>
               </w:rPr>
@@ -11833,8 +13209,8 @@
       </w:tblPr>
       <w:tblGrid>
         <w:gridCol w:w="1246"/>
-        <w:gridCol w:w="3894"/>
-        <w:gridCol w:w="3810"/>
+        <w:gridCol w:w="1740"/>
+        <w:gridCol w:w="5964"/>
       </w:tblGrid>
       <w:tr>
         <w:trPr>
@@ -11863,15 +13239,15 @@
               <w:jc w:val="center"/>
               <w:rPr>
                 <w:rFonts w:ascii="FangSong_GB2312" w:eastAsia="FangSong_GB2312" w:hAnsi="FangSong_GB2312" w:cs="FangSong_GB2312"/>
-                <w:color w:val="333333"/>
-                <w:kern w:val="0"/>
-                <w:sz w:val="24"/>
-              </w:rPr>
-            </w:pPr>
-            <w:r>
-              <w:rPr>
-                <w:rFonts w:ascii="FangSong_GB2312" w:eastAsia="FangSong_GB2312" w:hAnsi="FangSong_GB2312" w:cs="FangSong_GB2312" w:hint="eastAsia"/>
-                <w:color w:val="FF0000"/>
+                <w:color w:val="000000"/>
+                <w:kern w:val="0"/>
+                <w:sz w:val="24"/>
+              </w:rPr>
+            </w:pPr>
+            <w:r>
+              <w:rPr>
+                <w:rFonts w:ascii="FangSong_GB2312" w:eastAsia="FangSong_GB2312" w:hAnsi="FangSong_GB2312" w:cs="FangSong_GB2312" w:hint="eastAsia"/>
+                <w:color w:val="000000"/>
                 <w:kern w:val="0"/>
                 <w:sz w:val="24"/>
               </w:rPr>
@@ -11903,15 +13279,15 @@
               <w:jc w:val="center"/>
               <w:rPr>
                 <w:rFonts w:ascii="FangSong_GB2312" w:eastAsia="FangSong_GB2312" w:hAnsi="FangSong_GB2312" w:cs="FangSong_GB2312"/>
-                <w:color w:val="333333"/>
-                <w:kern w:val="0"/>
-                <w:sz w:val="24"/>
-              </w:rPr>
-            </w:pPr>
-            <w:r>
-              <w:rPr>
-                <w:rFonts w:ascii="FangSong_GB2312" w:eastAsia="FangSong_GB2312" w:hAnsi="FangSong_GB2312" w:cs="FangSong_GB2312" w:hint="eastAsia"/>
-                <w:color w:val="FF0000"/>
+                <w:color w:val="000000"/>
+                <w:kern w:val="0"/>
+                <w:sz w:val="24"/>
+              </w:rPr>
+            </w:pPr>
+            <w:r>
+              <w:rPr>
+                <w:rFonts w:ascii="FangSong_GB2312" w:eastAsia="FangSong_GB2312" w:hAnsi="FangSong_GB2312" w:cs="FangSong_GB2312" w:hint="eastAsia"/>
+                <w:color w:val="000000"/>
                 <w:kern w:val="0"/>
                 <w:sz w:val="24"/>
               </w:rPr>
@@ -11947,15 +13323,15 @@
               <w:jc w:val="center"/>
               <w:rPr>
                 <w:rFonts w:ascii="FangSong_GB2312" w:eastAsia="FangSong_GB2312" w:hAnsi="FangSong_GB2312" w:cs="FangSong_GB2312"/>
-                <w:color w:val="333333"/>
-                <w:kern w:val="0"/>
-                <w:sz w:val="24"/>
-              </w:rPr>
-            </w:pPr>
-            <w:r>
-              <w:rPr>
-                <w:rFonts w:ascii="FangSong_GB2312" w:eastAsia="FangSong_GB2312" w:hAnsi="FangSong_GB2312" w:cs="FangSong_GB2312" w:hint="eastAsia"/>
-                <w:color w:val="FF0000"/>
+                <w:color w:val="000000"/>
+                <w:kern w:val="0"/>
+                <w:sz w:val="24"/>
+              </w:rPr>
+            </w:pPr>
+            <w:r>
+              <w:rPr>
+                <w:rFonts w:ascii="FangSong_GB2312" w:eastAsia="FangSong_GB2312" w:hAnsi="FangSong_GB2312" w:cs="FangSong_GB2312" w:hint="eastAsia"/>
+                <w:color w:val="000000"/>
                 <w:kern w:val="0"/>
                 <w:sz w:val="24"/>
               </w:rPr>
@@ -11987,15 +13363,15 @@
               <w:jc w:val="center"/>
               <w:rPr>
                 <w:rFonts w:ascii="FangSong_GB2312" w:eastAsia="FangSong_GB2312" w:hAnsi="FangSong_GB2312" w:cs="FangSong_GB2312"/>
-                <w:color w:val="333333"/>
-                <w:kern w:val="0"/>
-                <w:sz w:val="24"/>
-              </w:rPr>
-            </w:pPr>
-            <w:r>
-              <w:rPr>
-                <w:rFonts w:ascii="FangSong_GB2312" w:eastAsia="FangSong_GB2312" w:hAnsi="FangSong_GB2312" w:cs="FangSong_GB2312" w:hint="eastAsia"/>
-                <w:color w:val="FF0000"/>
+                <w:color w:val="000000"/>
+                <w:kern w:val="0"/>
+                <w:sz w:val="24"/>
+              </w:rPr>
+            </w:pPr>
+            <w:r>
+              <w:rPr>
+                <w:rFonts w:ascii="FangSong_GB2312" w:eastAsia="FangSong_GB2312" w:hAnsi="FangSong_GB2312" w:cs="FangSong_GB2312" w:hint="eastAsia"/>
+                <w:color w:val="000000"/>
                 <w:kern w:val="0"/>
                 <w:sz w:val="24"/>
               </w:rPr>
@@ -12948,7 +14324,7 @@
         </w:tc>
         <w:tc>
           <w:tcPr>
-            <w:tcW w:w="3894" w:type="dxa"/>
+            <w:tcW w:w="1740" w:type="dxa"/>
             <w:tcBorders>
               <w:top w:val="single" w:sz="4" w:space="0" w:color="auto"/>
               <w:left w:val="single" w:sz="4" w:space="0" w:color="auto"/>
@@ -12983,7 +14359,7 @@
         </w:tc>
         <w:tc>
           <w:tcPr>
-            <w:tcW w:w="3810" w:type="dxa"/>
+            <w:tcW w:w="5964" w:type="dxa"/>
             <w:tcBorders>
               <w:top w:val="single" w:sz="4" w:space="0" w:color="auto"/>
               <w:left w:val="single" w:sz="4" w:space="0" w:color="auto"/>
@@ -13043,7 +14419,7 @@
         </w:tc>
         <w:tc>
           <w:tcPr>
-            <w:tcW w:w="3894" w:type="dxa"/>
+            <w:tcW w:w="1740" w:type="dxa"/>
             <w:tcBorders>
               <w:top w:val="single" w:sz="4" w:space="0" w:color="auto"/>
               <w:left w:val="single" w:sz="4" w:space="0" w:color="auto"/>
@@ -13078,7 +14454,7 @@
         </w:tc>
         <w:tc>
           <w:tcPr>
-            <w:tcW w:w="3810" w:type="dxa"/>
+            <w:tcW w:w="5964" w:type="dxa"/>
             <w:tcBorders>
               <w:top w:val="single" w:sz="4" w:space="0" w:color="auto"/>
               <w:left w:val="single" w:sz="4" w:space="0" w:color="auto"/>
@@ -13108,7 +14484,47 @@
                 <w:kern w:val="0"/>
                 <w:sz w:val="24"/>
               </w:rPr>
-              <w:t xml:space="preserve">【教学组织】回顾 W04 ECharts/D3 双轨框架，引出超越表格数据的复杂结构</w:t>
+              <w:t xml:space="preserve">【教学组织】【上次课知识回顾】</w:t>
+            </w:r>
+          </w:p>
+          <w:p>
+            <w:pPr>
+              <w:widowControl/>
+              <w:spacing w:line="400" w:lineRule="exact"/>
+              <w:jc w:val="left"/>
+              <w:rPr>
+                <w:rFonts w:ascii="FangSong_GB2312" w:eastAsia="FangSong_GB2312" w:hAnsi="FangSong_GB2312" w:cs="FangSong_GB2312"/>
+                <w:kern w:val="0"/>
+                <w:sz w:val="24"/>
+              </w:rPr>
+            </w:pPr>
+            <w:r>
+              <w:rPr>
+                <w:rFonts w:ascii="FangSong_GB2312" w:eastAsia="FangSong_GB2312" w:hAnsi="FangSong_GB2312" w:cs="FangSong_GB2312" w:hint="eastAsia"/>
+                <w:kern w:val="0"/>
+                <w:sz w:val="24"/>
+              </w:rPr>
+              <w:t xml:space="preserve">1. 回顾 W04 ECharts/D3 双轨框架，引出超越表格数据的复杂结构</w:t>
+            </w:r>
+          </w:p>
+          <w:p>
+            <w:pPr>
+              <w:widowControl/>
+              <w:spacing w:line="400" w:lineRule="exact"/>
+              <w:jc w:val="left"/>
+              <w:rPr>
+                <w:rFonts w:ascii="FangSong_GB2312" w:eastAsia="FangSong_GB2312" w:hAnsi="FangSong_GB2312" w:cs="FangSong_GB2312"/>
+                <w:kern w:val="0"/>
+                <w:sz w:val="24"/>
+              </w:rPr>
+            </w:pPr>
+            <w:r>
+              <w:rPr>
+                <w:rFonts w:ascii="FangSong_GB2312" w:eastAsia="FangSong_GB2312" w:hAnsi="FangSong_GB2312" w:cs="FangSong_GB2312" w:hint="eastAsia"/>
+                <w:kern w:val="0"/>
+                <w:sz w:val="24"/>
+              </w:rPr>
+              <w:t xml:space="preserve">2. 检查学生对前置知识的掌握情况，建立新旧知识的逻辑桥梁。</w:t>
             </w:r>
           </w:p>
           <w:p>
@@ -13199,7 +14615,7 @@
         </w:tc>
         <w:tc>
           <w:tcPr>
-            <w:tcW w:w="3894" w:type="dxa"/>
+            <w:tcW w:w="1740" w:type="dxa"/>
             <w:tcBorders>
               <w:top w:val="single" w:sz="4" w:space="0" w:color="auto"/>
               <w:left w:val="single" w:sz="4" w:space="0" w:color="auto"/>
@@ -13235,7 +14651,7 @@
         </w:tc>
         <w:tc>
           <w:tcPr>
-            <w:tcW w:w="3810" w:type="dxa"/>
+            <w:tcW w:w="5964" w:type="dxa"/>
             <w:tcBorders>
               <w:top w:val="single" w:sz="4" w:space="0" w:color="auto"/>
               <w:left w:val="single" w:sz="4" w:space="0" w:color="auto"/>
@@ -13265,7 +14681,67 @@
                 <w:kern w:val="0"/>
                 <w:sz w:val="24"/>
               </w:rPr>
-              <w:t xml:space="preserve">【教学组织】从社交网络的'看不见的关系'引入网络拓扑与空间数据的概念</w:t>
+              <w:t xml:space="preserve">【教学组织】【课程情境导入】</w:t>
+            </w:r>
+          </w:p>
+          <w:p>
+            <w:pPr>
+              <w:widowControl/>
+              <w:spacing w:line="400" w:lineRule="exact"/>
+              <w:jc w:val="left"/>
+              <w:rPr>
+                <w:rFonts w:ascii="FangSong_GB2312" w:eastAsia="FangSong_GB2312" w:hAnsi="FangSong_GB2312" w:cs="FangSong_GB2312"/>
+                <w:kern w:val="0"/>
+                <w:sz w:val="24"/>
+              </w:rPr>
+            </w:pPr>
+            <w:r>
+              <w:rPr>
+                <w:rFonts w:ascii="FangSong_GB2312" w:eastAsia="FangSong_GB2312" w:hAnsi="FangSong_GB2312" w:cs="FangSong_GB2312" w:hint="eastAsia"/>
+                <w:kern w:val="0"/>
+                <w:sz w:val="24"/>
+              </w:rPr>
+              <w:t xml:space="preserve">1. 从社交网络的'看不见的关系'引入网络拓扑与空间数据的概念</w:t>
+            </w:r>
+          </w:p>
+          <w:p>
+            <w:pPr>
+              <w:widowControl/>
+              <w:spacing w:line="400" w:lineRule="exact"/>
+              <w:jc w:val="left"/>
+              <w:rPr>
+                <w:rFonts w:ascii="FangSong_GB2312" w:eastAsia="FangSong_GB2312" w:hAnsi="FangSong_GB2312" w:cs="FangSong_GB2312"/>
+                <w:kern w:val="0"/>
+                <w:sz w:val="24"/>
+              </w:rPr>
+            </w:pPr>
+            <w:r>
+              <w:rPr>
+                <w:rFonts w:ascii="FangSong_GB2312" w:eastAsia="FangSong_GB2312" w:hAnsi="FangSong_GB2312" w:cs="FangSong_GB2312" w:hint="eastAsia"/>
+                <w:kern w:val="0"/>
+                <w:sz w:val="24"/>
+              </w:rPr>
+              <w:t xml:space="preserve">2. 明确本节课核心聚焦点：力导向图 (Force-directed) 等具有生成艺术属性的可视化形态</w:t>
+            </w:r>
+          </w:p>
+          <w:p>
+            <w:pPr>
+              <w:widowControl/>
+              <w:spacing w:line="400" w:lineRule="exact"/>
+              <w:jc w:val="left"/>
+              <w:rPr>
+                <w:rFonts w:ascii="FangSong_GB2312" w:eastAsia="FangSong_GB2312" w:hAnsi="FangSong_GB2312" w:cs="FangSong_GB2312"/>
+                <w:kern w:val="0"/>
+                <w:sz w:val="24"/>
+              </w:rPr>
+            </w:pPr>
+            <w:r>
+              <w:rPr>
+                <w:rFonts w:ascii="FangSong_GB2312" w:eastAsia="FangSong_GB2312" w:hAnsi="FangSong_GB2312" w:cs="FangSong_GB2312" w:hint="eastAsia"/>
+                <w:kern w:val="0"/>
+                <w:sz w:val="24"/>
+              </w:rPr>
+              <w:t xml:space="preserve">3. 激发学生学习动机与探索兴趣。</w:t>
             </w:r>
           </w:p>
           <w:p>
@@ -13356,7 +14832,7 @@
         </w:tc>
         <w:tc>
           <w:tcPr>
-            <w:tcW w:w="3894" w:type="dxa"/>
+            <w:tcW w:w="1740" w:type="dxa"/>
             <w:tcBorders>
               <w:top w:val="single" w:sz="4" w:space="0" w:color="auto"/>
               <w:left w:val="single" w:sz="4" w:space="0" w:color="auto"/>
@@ -13385,13 +14861,21 @@
                 <w:kern w:val="0"/>
                 <w:sz w:val="24"/>
               </w:rPr>
-              <w:t>新课讲授</w:t>
-            </w:r>
-          </w:p>
-        </w:tc>
-        <w:tc>
-          <w:tcPr>
-            <w:tcW w:w="3810" w:type="dxa"/>
+              <w:t>新课</w:t>
+            </w:r>
+            <w:r>
+              <w:rPr>
+                <w:rFonts w:ascii="FangSong_GB2312" w:eastAsia="FangSong_GB2312" w:hAnsi="FangSong_GB2312" w:cs="FangSong_GB2312" w:hint="eastAsia"/>
+                <w:kern w:val="0"/>
+                <w:sz w:val="24"/>
+              </w:rPr>
+              <w:t>演示</w:t>
+            </w:r>
+          </w:p>
+        </w:tc>
+        <w:tc>
+          <w:tcPr>
+            <w:tcW w:w="5964" w:type="dxa"/>
             <w:tcBorders>
               <w:top w:val="single" w:sz="4" w:space="0" w:color="auto"/>
               <w:left w:val="single" w:sz="4" w:space="0" w:color="auto"/>
@@ -13421,7 +14905,87 @@
                 <w:kern w:val="0"/>
                 <w:sz w:val="24"/>
               </w:rPr>
-              <w:t xml:space="preserve">【教学组织】网络拓扑权衡（Node-Link vs 邻接矩阵）、力导向物理引擎、地理空间编码与面积偏见</w:t>
+              <w:t xml:space="preserve">【教学组织】【核心理论与技能解析】</w:t>
+            </w:r>
+          </w:p>
+          <w:p>
+            <w:pPr>
+              <w:widowControl/>
+              <w:spacing w:line="400" w:lineRule="exact"/>
+              <w:jc w:val="left"/>
+              <w:rPr>
+                <w:rFonts w:ascii="FangSong_GB2312" w:eastAsia="FangSong_GB2312" w:hAnsi="FangSong_GB2312" w:cs="FangSong_GB2312"/>
+                <w:kern w:val="0"/>
+                <w:sz w:val="24"/>
+              </w:rPr>
+            </w:pPr>
+            <w:r>
+              <w:rPr>
+                <w:rFonts w:ascii="FangSong_GB2312" w:eastAsia="FangSong_GB2312" w:hAnsi="FangSong_GB2312" w:cs="FangSong_GB2312" w:hint="eastAsia"/>
+                <w:kern w:val="0"/>
+                <w:sz w:val="24"/>
+              </w:rPr>
+              <w:t xml:space="preserve">1. 授课主线：网络拓扑权衡（Node-Link vs 邻接矩阵）、力导向物理引擎、地理空间编码与面积偏见</w:t>
+            </w:r>
+          </w:p>
+          <w:p>
+            <w:pPr>
+              <w:widowControl/>
+              <w:spacing w:line="400" w:lineRule="exact"/>
+              <w:jc w:val="left"/>
+              <w:rPr>
+                <w:rFonts w:ascii="FangSong_GB2312" w:eastAsia="FangSong_GB2312" w:hAnsi="FangSong_GB2312" w:cs="FangSong_GB2312"/>
+                <w:kern w:val="0"/>
+                <w:sz w:val="24"/>
+              </w:rPr>
+            </w:pPr>
+            <w:r>
+              <w:rPr>
+                <w:rFonts w:ascii="FangSong_GB2312" w:eastAsia="FangSong_GB2312" w:hAnsi="FangSong_GB2312" w:cs="FangSong_GB2312" w:hint="eastAsia"/>
+                <w:kern w:val="0"/>
+                <w:sz w:val="24"/>
+              </w:rPr>
+              <w:t xml:space="preserve">2. 知识点拆解：5.1 无形之境：网络拓扑、地缘隐喻与力导向生成艺术</w:t>
+            </w:r>
+          </w:p>
+          <w:p>
+            <w:pPr>
+              <w:widowControl/>
+              <w:spacing w:line="400" w:lineRule="exact"/>
+              <w:jc w:val="left"/>
+              <w:rPr>
+                <w:rFonts w:ascii="FangSong_GB2312" w:eastAsia="FangSong_GB2312" w:hAnsi="FangSong_GB2312" w:cs="FangSong_GB2312"/>
+                <w:kern w:val="0"/>
+                <w:sz w:val="24"/>
+              </w:rPr>
+            </w:pPr>
+            <w:r>
+              <w:rPr>
+                <w:rFonts w:ascii="FangSong_GB2312" w:eastAsia="FangSong_GB2312" w:hAnsi="FangSong_GB2312" w:cs="FangSong_GB2312" w:hint="eastAsia"/>
+                <w:kern w:val="0"/>
+                <w:sz w:val="24"/>
+              </w:rPr>
+              <w:t xml:space="preserve">3. 重难点突破：针对“如何将抽象的情感数据与粒子系统、动态链接有机结合以实现艺术表达”，采用案例剖析策略。</w:t>
+            </w:r>
+          </w:p>
+          <w:p>
+            <w:pPr>
+              <w:widowControl/>
+              <w:spacing w:line="400" w:lineRule="exact"/>
+              <w:jc w:val="left"/>
+              <w:rPr>
+                <w:rFonts w:ascii="FangSong_GB2312" w:eastAsia="FangSong_GB2312" w:hAnsi="FangSong_GB2312" w:cs="FangSong_GB2312"/>
+                <w:kern w:val="0"/>
+                <w:sz w:val="24"/>
+              </w:rPr>
+            </w:pPr>
+            <w:r>
+              <w:rPr>
+                <w:rFonts w:ascii="FangSong_GB2312" w:eastAsia="FangSong_GB2312" w:hAnsi="FangSong_GB2312" w:cs="FangSong_GB2312" w:hint="eastAsia"/>
+                <w:kern w:val="0"/>
+                <w:sz w:val="24"/>
+              </w:rPr>
+              <w:t xml:space="preserve">4. 支撑目标：[知识1/素质3] 探索《信息可视化设计》第五章提及的区域与事件地图的艺术表达</w:t>
             </w:r>
           </w:p>
           <w:p>
@@ -13541,7 +15105,7 @@
         </w:tc>
         <w:tc>
           <w:tcPr>
-            <w:tcW w:w="3894" w:type="dxa"/>
+            <w:tcW w:w="1740" w:type="dxa"/>
             <w:tcBorders>
               <w:top w:val="single" w:sz="4" w:space="0" w:color="auto"/>
               <w:left w:val="single" w:sz="4" w:space="0" w:color="auto"/>
@@ -13562,7 +15126,7 @@
                 <w:rFonts w:ascii="FangSong_GB2312" w:eastAsia="FangSong_GB2312" w:hAnsi="FangSong_GB2312" w:cs="FangSong_GB2312"/>
                 <w:b/>
                 <w:bCs/>
-                <w:color w:val="FF0000"/>
+                <w:color w:val="000000"/>
                 <w:kern w:val="0"/>
                 <w:sz w:val="24"/>
               </w:rPr>
@@ -13572,7 +15136,7 @@
                 <w:rFonts w:ascii="FangSong_GB2312" w:eastAsia="FangSong_GB2312" w:hAnsi="FangSong_GB2312" w:cs="FangSong_GB2312" w:hint="eastAsia"/>
                 <w:b/>
                 <w:bCs/>
-                <w:color w:val="FF0000"/>
+                <w:color w:val="000000"/>
                 <w:kern w:val="0"/>
                 <w:sz w:val="24"/>
               </w:rPr>
@@ -13582,7 +15146,7 @@
         </w:tc>
         <w:tc>
           <w:tcPr>
-            <w:tcW w:w="3810" w:type="dxa"/>
+            <w:tcW w:w="5964" w:type="dxa"/>
             <w:tcBorders>
               <w:top w:val="single" w:sz="4" w:space="0" w:color="auto"/>
               <w:left w:val="single" w:sz="4" w:space="0" w:color="auto"/>
@@ -13602,33 +15166,103 @@
               <w:jc w:val="left"/>
               <w:rPr>
                 <w:rFonts w:ascii="FangSong_GB2312" w:eastAsia="FangSong_GB2312" w:hAnsi="FangSong_GB2312" w:cs="FangSong_GB2312"/>
-                <w:kern w:val="0"/>
-                <w:sz w:val="24"/>
-              </w:rPr>
-            </w:pPr>
-            <w:r>
-              <w:rPr>
-                <w:rFonts w:ascii="FangSong_GB2312" w:eastAsia="FangSong_GB2312" w:hAnsi="FangSong_GB2312" w:cs="FangSong_GB2312" w:hint="eastAsia"/>
-                <w:kern w:val="0"/>
-                <w:sz w:val="24"/>
-              </w:rPr>
-              <w:t xml:space="preserve">【教学组织】D3 力导向底层崩溃复现 + 原路报红抗压训练 (Bug-driven Prompting) + 生命体极致演化大作</w:t>
-            </w:r>
-          </w:p>
-          <w:p>
-            <w:pPr>
-              <w:widowControl/>
-              <w:spacing w:line="400" w:lineRule="exact"/>
-              <w:jc w:val="left"/>
-              <w:rPr>
-                <w:rFonts w:ascii="FangSong_GB2312" w:eastAsia="FangSong_GB2312" w:hAnsi="FangSong_GB2312" w:cs="FangSong_GB2312"/>
-                <w:kern w:val="0"/>
-                <w:sz w:val="24"/>
-              </w:rPr>
-            </w:pPr>
-            <w:r>
-              <w:rPr>
-                <w:rFonts w:ascii="FangSong_GB2312" w:eastAsia="FangSong_GB2312" w:hAnsi="FangSong_GB2312" w:cs="FangSong_GB2312" w:hint="eastAsia"/>
+                <w:color w:val="000000"/>
+                <w:kern w:val="0"/>
+                <w:sz w:val="24"/>
+              </w:rPr>
+            </w:pPr>
+            <w:r>
+              <w:rPr>
+                <w:rFonts w:ascii="FangSong_GB2312" w:eastAsia="FangSong_GB2312" w:hAnsi="FangSong_GB2312" w:cs="FangSong_GB2312" w:hint="eastAsia"/>
+                <w:color w:val="000000"/>
+                <w:kern w:val="0"/>
+                <w:sz w:val="24"/>
+              </w:rPr>
+              <w:t xml:space="preserve">【教学组织】【课堂实践与操作训练】</w:t>
+            </w:r>
+          </w:p>
+          <w:p>
+            <w:pPr>
+              <w:widowControl/>
+              <w:spacing w:line="400" w:lineRule="exact"/>
+              <w:jc w:val="left"/>
+              <w:rPr>
+                <w:rFonts w:ascii="FangSong_GB2312" w:eastAsia="FangSong_GB2312" w:hAnsi="FangSong_GB2312" w:cs="FangSong_GB2312"/>
+                <w:color w:val="000000"/>
+                <w:kern w:val="0"/>
+                <w:sz w:val="24"/>
+              </w:rPr>
+            </w:pPr>
+            <w:r>
+              <w:rPr>
+                <w:rFonts w:ascii="FangSong_GB2312" w:eastAsia="FangSong_GB2312" w:hAnsi="FangSong_GB2312" w:cs="FangSong_GB2312" w:hint="eastAsia"/>
+                <w:color w:val="000000"/>
+                <w:kern w:val="0"/>
+                <w:sz w:val="24"/>
+              </w:rPr>
+              <w:t xml:space="preserve">1. 实践任务指导：D3 力导向底层崩溃复现 + 原路报红抗压训练 (Bug-driven Prompting) + 生命体极致演化大作</w:t>
+            </w:r>
+          </w:p>
+          <w:p>
+            <w:pPr>
+              <w:widowControl/>
+              <w:spacing w:line="400" w:lineRule="exact"/>
+              <w:jc w:val="left"/>
+              <w:rPr>
+                <w:rFonts w:ascii="FangSong_GB2312" w:eastAsia="FangSong_GB2312" w:hAnsi="FangSong_GB2312" w:cs="FangSong_GB2312"/>
+                <w:color w:val="000000"/>
+                <w:kern w:val="0"/>
+                <w:sz w:val="24"/>
+              </w:rPr>
+            </w:pPr>
+            <w:r>
+              <w:rPr>
+                <w:rFonts w:ascii="FangSong_GB2312" w:eastAsia="FangSong_GB2312" w:hAnsi="FangSong_GB2312" w:cs="FangSong_GB2312" w:hint="eastAsia"/>
+                <w:color w:val="000000"/>
+                <w:kern w:val="0"/>
+                <w:sz w:val="24"/>
+              </w:rPr>
+              <w:t xml:space="preserve">2. 核心任务目标：基于自拟情感议题，使用 D3 力导向引擎构建'数据生命体'作品，截取 3 帧极致美感瞬间并撰写寓意说明。</w:t>
+            </w:r>
+          </w:p>
+          <w:p>
+            <w:pPr>
+              <w:widowControl/>
+              <w:spacing w:line="400" w:lineRule="exact"/>
+              <w:jc w:val="left"/>
+              <w:rPr>
+                <w:rFonts w:ascii="FangSong_GB2312" w:eastAsia="FangSong_GB2312" w:hAnsi="FangSong_GB2312" w:cs="FangSong_GB2312"/>
+                <w:color w:val="000000"/>
+                <w:kern w:val="0"/>
+                <w:sz w:val="24"/>
+              </w:rPr>
+            </w:pPr>
+            <w:r>
+              <w:rPr>
+                <w:rFonts w:ascii="FangSong_GB2312" w:eastAsia="FangSong_GB2312" w:hAnsi="FangSong_GB2312" w:cs="FangSong_GB2312" w:hint="eastAsia"/>
+                <w:color w:val="000000"/>
+                <w:kern w:val="0"/>
+                <w:sz w:val="24"/>
+              </w:rPr>
+              <w:t xml:space="preserve">3. 教师巡回指导，及时发现并纠正学生实践中的认知偏差。</w:t>
+            </w:r>
+          </w:p>
+          <w:p>
+            <w:pPr>
+              <w:widowControl/>
+              <w:spacing w:line="400" w:lineRule="exact"/>
+              <w:jc w:val="left"/>
+              <w:rPr>
+                <w:rFonts w:ascii="FangSong_GB2312" w:eastAsia="FangSong_GB2312" w:hAnsi="FangSong_GB2312" w:cs="FangSong_GB2312"/>
+                <w:color w:val="000000"/>
+                <w:kern w:val="0"/>
+                <w:sz w:val="24"/>
+              </w:rPr>
+            </w:pPr>
+            <w:r>
+              <w:rPr>
+                <w:rFonts w:ascii="FangSong_GB2312" w:eastAsia="FangSong_GB2312" w:hAnsi="FangSong_GB2312" w:cs="FangSong_GB2312" w:hint="eastAsia"/>
+                <w:color w:val="000000"/>
                 <w:kern w:val="0"/>
                 <w:sz w:val="24"/>
               </w:rPr>
@@ -13642,13 +15276,15 @@
               <w:jc w:val="left"/>
               <w:rPr>
                 <w:rFonts w:ascii="FangSong_GB2312" w:eastAsia="FangSong_GB2312" w:hAnsi="FangSong_GB2312" w:cs="FangSong_GB2312"/>
-                <w:kern w:val="0"/>
-                <w:sz w:val="24"/>
-              </w:rPr>
-            </w:pPr>
-            <w:r>
-              <w:rPr>
-                <w:rFonts w:ascii="FangSong_GB2312" w:eastAsia="FangSong_GB2312" w:hAnsi="FangSong_GB2312" w:cs="FangSong_GB2312" w:hint="eastAsia"/>
+                <w:color w:val="000000"/>
+                <w:kern w:val="0"/>
+                <w:sz w:val="24"/>
+              </w:rPr>
+            </w:pPr>
+            <w:r>
+              <w:rPr>
+                <w:rFonts w:ascii="FangSong_GB2312" w:eastAsia="FangSong_GB2312" w:hAnsi="FangSong_GB2312" w:cs="FangSong_GB2312" w:hint="eastAsia"/>
+                <w:color w:val="000000"/>
                 <w:kern w:val="0"/>
                 <w:sz w:val="24"/>
               </w:rPr>
@@ -13662,13 +15298,15 @@
               <w:jc w:val="left"/>
               <w:rPr>
                 <w:rFonts w:ascii="FangSong_GB2312" w:eastAsia="FangSong_GB2312" w:hAnsi="FangSong_GB2312" w:cs="FangSong_GB2312"/>
-                <w:kern w:val="0"/>
-                <w:sz w:val="24"/>
-              </w:rPr>
-            </w:pPr>
-            <w:r>
-              <w:rPr>
-                <w:rFonts w:ascii="FangSong_GB2312" w:eastAsia="FangSong_GB2312" w:hAnsi="FangSong_GB2312" w:cs="FangSong_GB2312" w:hint="eastAsia"/>
+                <w:color w:val="000000"/>
+                <w:kern w:val="0"/>
+                <w:sz w:val="24"/>
+              </w:rPr>
+            </w:pPr>
+            <w:r>
+              <w:rPr>
+                <w:rFonts w:ascii="FangSong_GB2312" w:eastAsia="FangSong_GB2312" w:hAnsi="FangSong_GB2312" w:cs="FangSong_GB2312" w:hint="eastAsia"/>
+                <w:color w:val="000000"/>
                 <w:kern w:val="0"/>
                 <w:sz w:val="24"/>
               </w:rPr>
@@ -13711,7 +15349,7 @@
         </w:tc>
         <w:tc>
           <w:tcPr>
-            <w:tcW w:w="3894" w:type="dxa"/>
+            <w:tcW w:w="1740" w:type="dxa"/>
             <w:tcBorders>
               <w:top w:val="single" w:sz="4" w:space="0" w:color="auto"/>
               <w:left w:val="single" w:sz="4" w:space="0" w:color="auto"/>
@@ -13732,7 +15370,7 @@
                 <w:rFonts w:ascii="FangSong_GB2312" w:eastAsia="FangSong_GB2312" w:hAnsi="FangSong_GB2312" w:cs="FangSong_GB2312"/>
                 <w:b/>
                 <w:bCs/>
-                <w:color w:val="FF0000"/>
+                <w:color w:val="000000"/>
                 <w:kern w:val="0"/>
                 <w:sz w:val="24"/>
               </w:rPr>
@@ -13742,7 +15380,7 @@
                 <w:rFonts w:ascii="FangSong_GB2312" w:eastAsia="FangSong_GB2312" w:hAnsi="FangSong_GB2312" w:cs="FangSong_GB2312" w:hint="eastAsia"/>
                 <w:b/>
                 <w:bCs/>
-                <w:color w:val="FF0000"/>
+                <w:color w:val="000000"/>
                 <w:kern w:val="0"/>
                 <w:sz w:val="24"/>
               </w:rPr>
@@ -13752,7 +15390,7 @@
         </w:tc>
         <w:tc>
           <w:tcPr>
-            <w:tcW w:w="3810" w:type="dxa"/>
+            <w:tcW w:w="5964" w:type="dxa"/>
             <w:tcBorders>
               <w:top w:val="single" w:sz="4" w:space="0" w:color="auto"/>
               <w:left w:val="single" w:sz="4" w:space="0" w:color="auto"/>
@@ -13772,33 +15410,103 @@
               <w:jc w:val="left"/>
               <w:rPr>
                 <w:rFonts w:ascii="FangSong_GB2312" w:eastAsia="FangSong_GB2312" w:hAnsi="FangSong_GB2312" w:cs="FangSong_GB2312"/>
-                <w:kern w:val="0"/>
-                <w:sz w:val="24"/>
-              </w:rPr>
-            </w:pPr>
-            <w:r>
-              <w:rPr>
-                <w:rFonts w:ascii="FangSong_GB2312" w:eastAsia="FangSong_GB2312" w:hAnsi="FangSong_GB2312" w:cs="FangSong_GB2312" w:hint="eastAsia"/>
-                <w:kern w:val="0"/>
-                <w:sz w:val="24"/>
-              </w:rPr>
-              <w:t xml:space="preserve">【教学组织】总结生成艺术与传统图表的分野，预告滚动叙事</w:t>
-            </w:r>
-          </w:p>
-          <w:p>
-            <w:pPr>
-              <w:widowControl/>
-              <w:spacing w:line="400" w:lineRule="exact"/>
-              <w:jc w:val="left"/>
-              <w:rPr>
-                <w:rFonts w:ascii="FangSong_GB2312" w:eastAsia="FangSong_GB2312" w:hAnsi="FangSong_GB2312" w:cs="FangSong_GB2312"/>
-                <w:kern w:val="0"/>
-                <w:sz w:val="24"/>
-              </w:rPr>
-            </w:pPr>
-            <w:r>
-              <w:rPr>
-                <w:rFonts w:ascii="FangSong_GB2312" w:eastAsia="FangSong_GB2312" w:hAnsi="FangSong_GB2312" w:cs="FangSong_GB2312" w:hint="eastAsia"/>
+                <w:color w:val="000000"/>
+                <w:kern w:val="0"/>
+                <w:sz w:val="24"/>
+              </w:rPr>
+            </w:pPr>
+            <w:r>
+              <w:rPr>
+                <w:rFonts w:ascii="FangSong_GB2312" w:eastAsia="FangSong_GB2312" w:hAnsi="FangSong_GB2312" w:cs="FangSong_GB2312" w:hint="eastAsia"/>
+                <w:color w:val="000000"/>
+                <w:kern w:val="0"/>
+                <w:sz w:val="24"/>
+              </w:rPr>
+              <w:t xml:space="preserve">【教学组织】【知识凝练与教学反思】</w:t>
+            </w:r>
+          </w:p>
+          <w:p>
+            <w:pPr>
+              <w:widowControl/>
+              <w:spacing w:line="400" w:lineRule="exact"/>
+              <w:jc w:val="left"/>
+              <w:rPr>
+                <w:rFonts w:ascii="FangSong_GB2312" w:eastAsia="FangSong_GB2312" w:hAnsi="FangSong_GB2312" w:cs="FangSong_GB2312"/>
+                <w:color w:val="000000"/>
+                <w:kern w:val="0"/>
+                <w:sz w:val="24"/>
+              </w:rPr>
+            </w:pPr>
+            <w:r>
+              <w:rPr>
+                <w:rFonts w:ascii="FangSong_GB2312" w:eastAsia="FangSong_GB2312" w:hAnsi="FangSong_GB2312" w:cs="FangSong_GB2312" w:hint="eastAsia"/>
+                <w:color w:val="000000"/>
+                <w:kern w:val="0"/>
+                <w:sz w:val="24"/>
+              </w:rPr>
+              <w:t xml:space="preserve">1. 归纳梳理：总结生成艺术与传统图表的分野，预告滚动叙事</w:t>
+            </w:r>
+          </w:p>
+          <w:p>
+            <w:pPr>
+              <w:widowControl/>
+              <w:spacing w:line="400" w:lineRule="exact"/>
+              <w:jc w:val="left"/>
+              <w:rPr>
+                <w:rFonts w:ascii="FangSong_GB2312" w:eastAsia="FangSong_GB2312" w:hAnsi="FangSong_GB2312" w:cs="FangSong_GB2312"/>
+                <w:color w:val="000000"/>
+                <w:kern w:val="0"/>
+                <w:sz w:val="24"/>
+              </w:rPr>
+            </w:pPr>
+            <w:r>
+              <w:rPr>
+                <w:rFonts w:ascii="FangSong_GB2312" w:eastAsia="FangSong_GB2312" w:hAnsi="FangSong_GB2312" w:cs="FangSong_GB2312" w:hint="eastAsia"/>
+                <w:color w:val="000000"/>
+                <w:kern w:val="0"/>
+                <w:sz w:val="24"/>
+              </w:rPr>
+              <w:t xml:space="preserve">2. 强化记忆：系统性总结本节课核心知识点与技能框架。</w:t>
+            </w:r>
+          </w:p>
+          <w:p>
+            <w:pPr>
+              <w:widowControl/>
+              <w:spacing w:line="400" w:lineRule="exact"/>
+              <w:jc w:val="left"/>
+              <w:rPr>
+                <w:rFonts w:ascii="FangSong_GB2312" w:eastAsia="FangSong_GB2312" w:hAnsi="FangSong_GB2312" w:cs="FangSong_GB2312"/>
+                <w:color w:val="000000"/>
+                <w:kern w:val="0"/>
+                <w:sz w:val="24"/>
+              </w:rPr>
+            </w:pPr>
+            <w:r>
+              <w:rPr>
+                <w:rFonts w:ascii="FangSong_GB2312" w:eastAsia="FangSong_GB2312" w:hAnsi="FangSong_GB2312" w:cs="FangSong_GB2312" w:hint="eastAsia"/>
+                <w:color w:val="000000"/>
+                <w:kern w:val="0"/>
+                <w:sz w:val="24"/>
+              </w:rPr>
+              <w:t xml:space="preserve">3. 布置课后延伸思考与预习任务。</w:t>
+            </w:r>
+          </w:p>
+          <w:p>
+            <w:pPr>
+              <w:widowControl/>
+              <w:spacing w:line="400" w:lineRule="exact"/>
+              <w:jc w:val="left"/>
+              <w:rPr>
+                <w:rFonts w:ascii="FangSong_GB2312" w:eastAsia="FangSong_GB2312" w:hAnsi="FangSong_GB2312" w:cs="FangSong_GB2312"/>
+                <w:color w:val="000000"/>
+                <w:kern w:val="0"/>
+                <w:sz w:val="24"/>
+              </w:rPr>
+            </w:pPr>
+            <w:r>
+              <w:rPr>
+                <w:rFonts w:ascii="FangSong_GB2312" w:eastAsia="FangSong_GB2312" w:hAnsi="FangSong_GB2312" w:cs="FangSong_GB2312" w:hint="eastAsia"/>
+                <w:color w:val="000000"/>
                 <w:kern w:val="0"/>
                 <w:sz w:val="24"/>
               </w:rPr>
@@ -13812,13 +15520,15 @@
               <w:jc w:val="left"/>
               <w:rPr>
                 <w:rFonts w:ascii="FangSong_GB2312" w:eastAsia="FangSong_GB2312" w:hAnsi="FangSong_GB2312" w:cs="FangSong_GB2312"/>
-                <w:kern w:val="0"/>
-                <w:sz w:val="24"/>
-              </w:rPr>
-            </w:pPr>
-            <w:r>
-              <w:rPr>
-                <w:rFonts w:ascii="FangSong_GB2312" w:eastAsia="FangSong_GB2312" w:hAnsi="FangSong_GB2312" w:cs="FangSong_GB2312" w:hint="eastAsia"/>
+                <w:color w:val="000000"/>
+                <w:kern w:val="0"/>
+                <w:sz w:val="24"/>
+              </w:rPr>
+            </w:pPr>
+            <w:r>
+              <w:rPr>
+                <w:rFonts w:ascii="FangSong_GB2312" w:eastAsia="FangSong_GB2312" w:hAnsi="FangSong_GB2312" w:cs="FangSong_GB2312" w:hint="eastAsia"/>
+                <w:color w:val="000000"/>
                 <w:kern w:val="0"/>
                 <w:sz w:val="24"/>
               </w:rPr>
@@ -13891,15 +15601,15 @@
               <w:rPr>
                 <w:rFonts w:ascii="FangSong_GB2312" w:eastAsia="FangSong_GB2312" w:hAnsi="FangSong_GB2312" w:cs="FangSong_GB2312"/>
                 <w:bCs/>
-                <w:color w:val="333333"/>
-                <w:kern w:val="0"/>
-                <w:sz w:val="24"/>
-              </w:rPr>
-            </w:pPr>
-            <w:r>
-              <w:rPr>
-                <w:rFonts w:ascii="FangSong_GB2312" w:eastAsia="FangSong_GB2312" w:hAnsi="FangSong_GB2312" w:cs="FangSong_GB2312" w:hint="eastAsia"/>
-                <w:color w:val="FF0000"/>
+                <w:color w:val="000000"/>
+                <w:kern w:val="0"/>
+                <w:sz w:val="24"/>
+              </w:rPr>
+            </w:pPr>
+            <w:r>
+              <w:rPr>
+                <w:rFonts w:ascii="FangSong_GB2312" w:eastAsia="FangSong_GB2312" w:hAnsi="FangSong_GB2312" w:cs="FangSong_GB2312" w:hint="eastAsia"/>
+                <w:color w:val="000000"/>
                 <w:kern w:val="0"/>
                 <w:sz w:val="24"/>
               </w:rPr>
@@ -13949,8 +15659,8 @@
       </w:tblPr>
       <w:tblGrid>
         <w:gridCol w:w="1246"/>
-        <w:gridCol w:w="3894"/>
-        <w:gridCol w:w="3810"/>
+        <w:gridCol w:w="1740"/>
+        <w:gridCol w:w="5964"/>
       </w:tblGrid>
       <w:tr>
         <w:trPr>
@@ -13979,15 +15689,15 @@
               <w:jc w:val="center"/>
               <w:rPr>
                 <w:rFonts w:ascii="FangSong_GB2312" w:eastAsia="FangSong_GB2312" w:hAnsi="FangSong_GB2312" w:cs="FangSong_GB2312"/>
-                <w:color w:val="333333"/>
-                <w:kern w:val="0"/>
-                <w:sz w:val="24"/>
-              </w:rPr>
-            </w:pPr>
-            <w:r>
-              <w:rPr>
-                <w:rFonts w:ascii="FangSong_GB2312" w:eastAsia="FangSong_GB2312" w:hAnsi="FangSong_GB2312" w:cs="FangSong_GB2312" w:hint="eastAsia"/>
-                <w:color w:val="FF0000"/>
+                <w:color w:val="000000"/>
+                <w:kern w:val="0"/>
+                <w:sz w:val="24"/>
+              </w:rPr>
+            </w:pPr>
+            <w:r>
+              <w:rPr>
+                <w:rFonts w:ascii="FangSong_GB2312" w:eastAsia="FangSong_GB2312" w:hAnsi="FangSong_GB2312" w:cs="FangSong_GB2312" w:hint="eastAsia"/>
+                <w:color w:val="000000"/>
                 <w:kern w:val="0"/>
                 <w:sz w:val="24"/>
               </w:rPr>
@@ -14019,15 +15729,15 @@
               <w:jc w:val="center"/>
               <w:rPr>
                 <w:rFonts w:ascii="FangSong_GB2312" w:eastAsia="FangSong_GB2312" w:hAnsi="FangSong_GB2312" w:cs="FangSong_GB2312"/>
-                <w:color w:val="333333"/>
-                <w:kern w:val="0"/>
-                <w:sz w:val="24"/>
-              </w:rPr>
-            </w:pPr>
-            <w:r>
-              <w:rPr>
-                <w:rFonts w:ascii="FangSong_GB2312" w:eastAsia="FangSong_GB2312" w:hAnsi="FangSong_GB2312" w:cs="FangSong_GB2312" w:hint="eastAsia"/>
-                <w:color w:val="FF0000"/>
+                <w:color w:val="000000"/>
+                <w:kern w:val="0"/>
+                <w:sz w:val="24"/>
+              </w:rPr>
+            </w:pPr>
+            <w:r>
+              <w:rPr>
+                <w:rFonts w:ascii="FangSong_GB2312" w:eastAsia="FangSong_GB2312" w:hAnsi="FangSong_GB2312" w:cs="FangSong_GB2312" w:hint="eastAsia"/>
+                <w:color w:val="000000"/>
                 <w:kern w:val="0"/>
                 <w:sz w:val="24"/>
               </w:rPr>
@@ -14063,15 +15773,15 @@
               <w:jc w:val="center"/>
               <w:rPr>
                 <w:rFonts w:ascii="FangSong_GB2312" w:eastAsia="FangSong_GB2312" w:hAnsi="FangSong_GB2312" w:cs="FangSong_GB2312"/>
-                <w:color w:val="333333"/>
-                <w:kern w:val="0"/>
-                <w:sz w:val="24"/>
-              </w:rPr>
-            </w:pPr>
-            <w:r>
-              <w:rPr>
-                <w:rFonts w:ascii="FangSong_GB2312" w:eastAsia="FangSong_GB2312" w:hAnsi="FangSong_GB2312" w:cs="FangSong_GB2312" w:hint="eastAsia"/>
-                <w:color w:val="FF0000"/>
+                <w:color w:val="000000"/>
+                <w:kern w:val="0"/>
+                <w:sz w:val="24"/>
+              </w:rPr>
+            </w:pPr>
+            <w:r>
+              <w:rPr>
+                <w:rFonts w:ascii="FangSong_GB2312" w:eastAsia="FangSong_GB2312" w:hAnsi="FangSong_GB2312" w:cs="FangSong_GB2312" w:hint="eastAsia"/>
+                <w:color w:val="000000"/>
                 <w:kern w:val="0"/>
                 <w:sz w:val="24"/>
               </w:rPr>
@@ -14103,15 +15813,15 @@
               <w:jc w:val="center"/>
               <w:rPr>
                 <w:rFonts w:ascii="FangSong_GB2312" w:eastAsia="FangSong_GB2312" w:hAnsi="FangSong_GB2312" w:cs="FangSong_GB2312"/>
-                <w:color w:val="333333"/>
-                <w:kern w:val="0"/>
-                <w:sz w:val="24"/>
-              </w:rPr>
-            </w:pPr>
-            <w:r>
-              <w:rPr>
-                <w:rFonts w:ascii="FangSong_GB2312" w:eastAsia="FangSong_GB2312" w:hAnsi="FangSong_GB2312" w:cs="FangSong_GB2312" w:hint="eastAsia"/>
-                <w:color w:val="FF0000"/>
+                <w:color w:val="000000"/>
+                <w:kern w:val="0"/>
+                <w:sz w:val="24"/>
+              </w:rPr>
+            </w:pPr>
+            <w:r>
+              <w:rPr>
+                <w:rFonts w:ascii="FangSong_GB2312" w:eastAsia="FangSong_GB2312" w:hAnsi="FangSong_GB2312" w:cs="FangSong_GB2312" w:hint="eastAsia"/>
+                <w:color w:val="000000"/>
                 <w:kern w:val="0"/>
                 <w:sz w:val="24"/>
               </w:rPr>
@@ -14997,7 +16707,7 @@
         </w:tc>
         <w:tc>
           <w:tcPr>
-            <w:tcW w:w="3894" w:type="dxa"/>
+            <w:tcW w:w="1740" w:type="dxa"/>
             <w:tcBorders>
               <w:top w:val="single" w:sz="4" w:space="0" w:color="auto"/>
               <w:left w:val="single" w:sz="4" w:space="0" w:color="auto"/>
@@ -15032,7 +16742,7 @@
         </w:tc>
         <w:tc>
           <w:tcPr>
-            <w:tcW w:w="3810" w:type="dxa"/>
+            <w:tcW w:w="5964" w:type="dxa"/>
             <w:tcBorders>
               <w:top w:val="single" w:sz="4" w:space="0" w:color="auto"/>
               <w:left w:val="single" w:sz="4" w:space="0" w:color="auto"/>
@@ -15092,7 +16802,7 @@
         </w:tc>
         <w:tc>
           <w:tcPr>
-            <w:tcW w:w="3894" w:type="dxa"/>
+            <w:tcW w:w="1740" w:type="dxa"/>
             <w:tcBorders>
               <w:top w:val="single" w:sz="4" w:space="0" w:color="auto"/>
               <w:left w:val="single" w:sz="4" w:space="0" w:color="auto"/>
@@ -15127,7 +16837,7 @@
         </w:tc>
         <w:tc>
           <w:tcPr>
-            <w:tcW w:w="3810" w:type="dxa"/>
+            <w:tcW w:w="5964" w:type="dxa"/>
             <w:tcBorders>
               <w:top w:val="single" w:sz="4" w:space="0" w:color="auto"/>
               <w:left w:val="single" w:sz="4" w:space="0" w:color="auto"/>
@@ -15157,7 +16867,47 @@
                 <w:kern w:val="0"/>
                 <w:sz w:val="24"/>
               </w:rPr>
-              <w:t xml:space="preserve">【教学组织】回顾 W05 力导向与空间数据编码，引出交互在多维数据展示中的必要性</w:t>
+              <w:t xml:space="preserve">【教学组织】【上次课知识回顾】</w:t>
+            </w:r>
+          </w:p>
+          <w:p>
+            <w:pPr>
+              <w:widowControl/>
+              <w:spacing w:line="400" w:lineRule="exact"/>
+              <w:jc w:val="left"/>
+              <w:rPr>
+                <w:rFonts w:ascii="FangSong_GB2312" w:eastAsia="FangSong_GB2312" w:hAnsi="FangSong_GB2312" w:cs="FangSong_GB2312"/>
+                <w:kern w:val="0"/>
+                <w:sz w:val="24"/>
+              </w:rPr>
+            </w:pPr>
+            <w:r>
+              <w:rPr>
+                <w:rFonts w:ascii="FangSong_GB2312" w:eastAsia="FangSong_GB2312" w:hAnsi="FangSong_GB2312" w:cs="FangSong_GB2312" w:hint="eastAsia"/>
+                <w:kern w:val="0"/>
+                <w:sz w:val="24"/>
+              </w:rPr>
+              <w:t xml:space="preserve">1. 回顾 W05 力导向与空间数据编码，引出交互在多维数据展示中的必要性</w:t>
+            </w:r>
+          </w:p>
+          <w:p>
+            <w:pPr>
+              <w:widowControl/>
+              <w:spacing w:line="400" w:lineRule="exact"/>
+              <w:jc w:val="left"/>
+              <w:rPr>
+                <w:rFonts w:ascii="FangSong_GB2312" w:eastAsia="FangSong_GB2312" w:hAnsi="FangSong_GB2312" w:cs="FangSong_GB2312"/>
+                <w:kern w:val="0"/>
+                <w:sz w:val="24"/>
+              </w:rPr>
+            </w:pPr>
+            <w:r>
+              <w:rPr>
+                <w:rFonts w:ascii="FangSong_GB2312" w:eastAsia="FangSong_GB2312" w:hAnsi="FangSong_GB2312" w:cs="FangSong_GB2312" w:hint="eastAsia"/>
+                <w:kern w:val="0"/>
+                <w:sz w:val="24"/>
+              </w:rPr>
+              <w:t xml:space="preserve">2. 检查学生对前置知识的掌握情况，建立新旧知识的逻辑桥梁。</w:t>
             </w:r>
           </w:p>
           <w:p>
@@ -15248,7 +16998,7 @@
         </w:tc>
         <w:tc>
           <w:tcPr>
-            <w:tcW w:w="3894" w:type="dxa"/>
+            <w:tcW w:w="1740" w:type="dxa"/>
             <w:tcBorders>
               <w:top w:val="single" w:sz="4" w:space="0" w:color="auto"/>
               <w:left w:val="single" w:sz="4" w:space="0" w:color="auto"/>
@@ -15284,7 +17034,7 @@
         </w:tc>
         <w:tc>
           <w:tcPr>
-            <w:tcW w:w="3810" w:type="dxa"/>
+            <w:tcW w:w="5964" w:type="dxa"/>
             <w:tcBorders>
               <w:top w:val="single" w:sz="4" w:space="0" w:color="auto"/>
               <w:left w:val="single" w:sz="4" w:space="0" w:color="auto"/>
@@ -15314,7 +17064,67 @@
                 <w:kern w:val="0"/>
                 <w:sz w:val="24"/>
               </w:rPr>
-              <w:t xml:space="preserve">【教学组织】展示交互失败案例——被交互逼疯的瞬间，引出认知负荷理论</w:t>
+              <w:t xml:space="preserve">【教学组织】【课程情境导入】</w:t>
+            </w:r>
+          </w:p>
+          <w:p>
+            <w:pPr>
+              <w:widowControl/>
+              <w:spacing w:line="400" w:lineRule="exact"/>
+              <w:jc w:val="left"/>
+              <w:rPr>
+                <w:rFonts w:ascii="FangSong_GB2312" w:eastAsia="FangSong_GB2312" w:hAnsi="FangSong_GB2312" w:cs="FangSong_GB2312"/>
+                <w:kern w:val="0"/>
+                <w:sz w:val="24"/>
+              </w:rPr>
+            </w:pPr>
+            <w:r>
+              <w:rPr>
+                <w:rFonts w:ascii="FangSong_GB2312" w:eastAsia="FangSong_GB2312" w:hAnsi="FangSong_GB2312" w:cs="FangSong_GB2312" w:hint="eastAsia"/>
+                <w:kern w:val="0"/>
+                <w:sz w:val="24"/>
+              </w:rPr>
+              <w:t xml:space="preserve">1. 展示交互失败案例——被交互逼疯的瞬间，引出认知负荷理论</w:t>
+            </w:r>
+          </w:p>
+          <w:p>
+            <w:pPr>
+              <w:widowControl/>
+              <w:spacing w:line="400" w:lineRule="exact"/>
+              <w:jc w:val="left"/>
+              <w:rPr>
+                <w:rFonts w:ascii="FangSong_GB2312" w:eastAsia="FangSong_GB2312" w:hAnsi="FangSong_GB2312" w:cs="FangSong_GB2312"/>
+                <w:kern w:val="0"/>
+                <w:sz w:val="24"/>
+              </w:rPr>
+            </w:pPr>
+            <w:r>
+              <w:rPr>
+                <w:rFonts w:ascii="FangSong_GB2312" w:eastAsia="FangSong_GB2312" w:hAnsi="FangSong_GB2312" w:cs="FangSong_GB2312" w:hint="eastAsia"/>
+                <w:kern w:val="0"/>
+                <w:sz w:val="24"/>
+              </w:rPr>
+              <w:t xml:space="preserve">2. 明确本节课核心聚焦点：以 GSAP/ScrollTrigger 为代表的现代滚动叙事架构</w:t>
+            </w:r>
+          </w:p>
+          <w:p>
+            <w:pPr>
+              <w:widowControl/>
+              <w:spacing w:line="400" w:lineRule="exact"/>
+              <w:jc w:val="left"/>
+              <w:rPr>
+                <w:rFonts w:ascii="FangSong_GB2312" w:eastAsia="FangSong_GB2312" w:hAnsi="FangSong_GB2312" w:cs="FangSong_GB2312"/>
+                <w:kern w:val="0"/>
+                <w:sz w:val="24"/>
+              </w:rPr>
+            </w:pPr>
+            <w:r>
+              <w:rPr>
+                <w:rFonts w:ascii="FangSong_GB2312" w:eastAsia="FangSong_GB2312" w:hAnsi="FangSong_GB2312" w:cs="FangSong_GB2312" w:hint="eastAsia"/>
+                <w:kern w:val="0"/>
+                <w:sz w:val="24"/>
+              </w:rPr>
+              <w:t xml:space="preserve">3. 激发学生学习动机与探索兴趣。</w:t>
             </w:r>
           </w:p>
           <w:p>
@@ -15405,7 +17215,7 @@
         </w:tc>
         <w:tc>
           <w:tcPr>
-            <w:tcW w:w="3894" w:type="dxa"/>
+            <w:tcW w:w="1740" w:type="dxa"/>
             <w:tcBorders>
               <w:top w:val="single" w:sz="4" w:space="0" w:color="auto"/>
               <w:left w:val="single" w:sz="4" w:space="0" w:color="auto"/>
@@ -15434,13 +17244,21 @@
                 <w:kern w:val="0"/>
                 <w:sz w:val="24"/>
               </w:rPr>
-              <w:t>新课讲授</w:t>
-            </w:r>
-          </w:p>
-        </w:tc>
-        <w:tc>
-          <w:tcPr>
-            <w:tcW w:w="3810" w:type="dxa"/>
+              <w:t>新课</w:t>
+            </w:r>
+            <w:r>
+              <w:rPr>
+                <w:rFonts w:ascii="FangSong_GB2312" w:eastAsia="FangSong_GB2312" w:hAnsi="FangSong_GB2312" w:cs="FangSong_GB2312" w:hint="eastAsia"/>
+                <w:kern w:val="0"/>
+                <w:sz w:val="24"/>
+              </w:rPr>
+              <w:t>演示</w:t>
+            </w:r>
+          </w:p>
+        </w:tc>
+        <w:tc>
+          <w:tcPr>
+            <w:tcW w:w="5964" w:type="dxa"/>
             <w:tcBorders>
               <w:top w:val="single" w:sz="4" w:space="0" w:color="auto"/>
               <w:left w:val="single" w:sz="4" w:space="0" w:color="auto"/>
@@ -15470,7 +17288,87 @@
                 <w:kern w:val="0"/>
                 <w:sz w:val="24"/>
               </w:rPr>
-              <w:t xml:space="preserve">【教学组织】Munzner Ch11 交互操作族（Change/Select/Navigate）、Scrollytelling 三层架构、动效分镜方法论</w:t>
+              <w:t xml:space="preserve">【教学组织】【核心理论与技能解析】</w:t>
+            </w:r>
+          </w:p>
+          <w:p>
+            <w:pPr>
+              <w:widowControl/>
+              <w:spacing w:line="400" w:lineRule="exact"/>
+              <w:jc w:val="left"/>
+              <w:rPr>
+                <w:rFonts w:ascii="FangSong_GB2312" w:eastAsia="FangSong_GB2312" w:hAnsi="FangSong_GB2312" w:cs="FangSong_GB2312"/>
+                <w:kern w:val="0"/>
+                <w:sz w:val="24"/>
+              </w:rPr>
+            </w:pPr>
+            <w:r>
+              <w:rPr>
+                <w:rFonts w:ascii="FangSong_GB2312" w:eastAsia="FangSong_GB2312" w:hAnsi="FangSong_GB2312" w:cs="FangSong_GB2312" w:hint="eastAsia"/>
+                <w:kern w:val="0"/>
+                <w:sz w:val="24"/>
+              </w:rPr>
+              <w:t xml:space="preserve">1. 授课主线：Munzner Ch11 交互操作族（Change/Select/Navigate）、Scrollytelling 三层架构、动效分镜方法论</w:t>
+            </w:r>
+          </w:p>
+          <w:p>
+            <w:pPr>
+              <w:widowControl/>
+              <w:spacing w:line="400" w:lineRule="exact"/>
+              <w:jc w:val="left"/>
+              <w:rPr>
+                <w:rFonts w:ascii="FangSong_GB2312" w:eastAsia="FangSong_GB2312" w:hAnsi="FangSong_GB2312" w:cs="FangSong_GB2312"/>
+                <w:kern w:val="0"/>
+                <w:sz w:val="24"/>
+              </w:rPr>
+            </w:pPr>
+            <w:r>
+              <w:rPr>
+                <w:rFonts w:ascii="FangSong_GB2312" w:eastAsia="FangSong_GB2312" w:hAnsi="FangSong_GB2312" w:cs="FangSong_GB2312" w:hint="eastAsia"/>
+                <w:kern w:val="0"/>
+                <w:sz w:val="24"/>
+              </w:rPr>
+              <w:t xml:space="preserve">2. 知识点拆解：6.1 滑动揭秘：以现代滚动叙事导演数据图景</w:t>
+            </w:r>
+          </w:p>
+          <w:p>
+            <w:pPr>
+              <w:widowControl/>
+              <w:spacing w:line="400" w:lineRule="exact"/>
+              <w:jc w:val="left"/>
+              <w:rPr>
+                <w:rFonts w:ascii="FangSong_GB2312" w:eastAsia="FangSong_GB2312" w:hAnsi="FangSong_GB2312" w:cs="FangSong_GB2312"/>
+                <w:kern w:val="0"/>
+                <w:sz w:val="24"/>
+              </w:rPr>
+            </w:pPr>
+            <w:r>
+              <w:rPr>
+                <w:rFonts w:ascii="FangSong_GB2312" w:eastAsia="FangSong_GB2312" w:hAnsi="FangSong_GB2312" w:cs="FangSong_GB2312" w:hint="eastAsia"/>
+                <w:kern w:val="0"/>
+                <w:sz w:val="24"/>
+              </w:rPr>
+              <w:t xml:space="preserve">3. 重难点突破：针对“如何设计合理的动效分镜表使读者滚动时自然感知数据故事的节奏变化”，采用案例剖析策略。</w:t>
+            </w:r>
+          </w:p>
+          <w:p>
+            <w:pPr>
+              <w:widowControl/>
+              <w:spacing w:line="400" w:lineRule="exact"/>
+              <w:jc w:val="left"/>
+              <w:rPr>
+                <w:rFonts w:ascii="FangSong_GB2312" w:eastAsia="FangSong_GB2312" w:hAnsi="FangSong_GB2312" w:cs="FangSong_GB2312"/>
+                <w:kern w:val="0"/>
+                <w:sz w:val="24"/>
+              </w:rPr>
+            </w:pPr>
+            <w:r>
+              <w:rPr>
+                <w:rFonts w:ascii="FangSong_GB2312" w:eastAsia="FangSong_GB2312" w:hAnsi="FangSong_GB2312" w:cs="FangSong_GB2312" w:hint="eastAsia"/>
+                <w:kern w:val="0"/>
+                <w:sz w:val="24"/>
+              </w:rPr>
+              <w:t xml:space="preserve">4. 支撑目标：学习 Munzner Ch11 提出的关键交互操作族（Change / Select / Navigate）</w:t>
             </w:r>
           </w:p>
           <w:p>
@@ -15590,7 +17488,7 @@
         </w:tc>
         <w:tc>
           <w:tcPr>
-            <w:tcW w:w="3894" w:type="dxa"/>
+            <w:tcW w:w="1740" w:type="dxa"/>
             <w:tcBorders>
               <w:top w:val="single" w:sz="4" w:space="0" w:color="auto"/>
               <w:left w:val="single" w:sz="4" w:space="0" w:color="auto"/>
@@ -15611,7 +17509,7 @@
                 <w:rFonts w:ascii="FangSong_GB2312" w:eastAsia="FangSong_GB2312" w:hAnsi="FangSong_GB2312" w:cs="FangSong_GB2312"/>
                 <w:b/>
                 <w:bCs/>
-                <w:color w:val="FF0000"/>
+                <w:color w:val="000000"/>
                 <w:kern w:val="0"/>
                 <w:sz w:val="24"/>
               </w:rPr>
@@ -15621,7 +17519,7 @@
                 <w:rFonts w:ascii="FangSong_GB2312" w:eastAsia="FangSong_GB2312" w:hAnsi="FangSong_GB2312" w:cs="FangSong_GB2312" w:hint="eastAsia"/>
                 <w:b/>
                 <w:bCs/>
-                <w:color w:val="FF0000"/>
+                <w:color w:val="000000"/>
                 <w:kern w:val="0"/>
                 <w:sz w:val="24"/>
               </w:rPr>
@@ -15631,7 +17529,7 @@
         </w:tc>
         <w:tc>
           <w:tcPr>
-            <w:tcW w:w="3810" w:type="dxa"/>
+            <w:tcW w:w="5964" w:type="dxa"/>
             <w:tcBorders>
               <w:top w:val="single" w:sz="4" w:space="0" w:color="auto"/>
               <w:left w:val="single" w:sz="4" w:space="0" w:color="auto"/>
@@ -15651,33 +17549,103 @@
               <w:jc w:val="left"/>
               <w:rPr>
                 <w:rFonts w:ascii="FangSong_GB2312" w:eastAsia="FangSong_GB2312" w:hAnsi="FangSong_GB2312" w:cs="FangSong_GB2312"/>
-                <w:kern w:val="0"/>
-                <w:sz w:val="24"/>
-              </w:rPr>
-            </w:pPr>
-            <w:r>
-              <w:rPr>
-                <w:rFonts w:ascii="FangSong_GB2312" w:eastAsia="FangSong_GB2312" w:hAnsi="FangSong_GB2312" w:cs="FangSong_GB2312" w:hint="eastAsia"/>
-                <w:kern w:val="0"/>
-                <w:sz w:val="24"/>
-              </w:rPr>
-              <w:t xml:space="preserve">【教学组织】动效分镜白板推演 + 全栈 Prompt 驱动 AI 搭建 Scrollytelling 页面</w:t>
-            </w:r>
-          </w:p>
-          <w:p>
-            <w:pPr>
-              <w:widowControl/>
-              <w:spacing w:line="400" w:lineRule="exact"/>
-              <w:jc w:val="left"/>
-              <w:rPr>
-                <w:rFonts w:ascii="FangSong_GB2312" w:eastAsia="FangSong_GB2312" w:hAnsi="FangSong_GB2312" w:cs="FangSong_GB2312"/>
-                <w:kern w:val="0"/>
-                <w:sz w:val="24"/>
-              </w:rPr>
-            </w:pPr>
-            <w:r>
-              <w:rPr>
-                <w:rFonts w:ascii="FangSong_GB2312" w:eastAsia="FangSong_GB2312" w:hAnsi="FangSong_GB2312" w:cs="FangSong_GB2312" w:hint="eastAsia"/>
+                <w:color w:val="000000"/>
+                <w:kern w:val="0"/>
+                <w:sz w:val="24"/>
+              </w:rPr>
+            </w:pPr>
+            <w:r>
+              <w:rPr>
+                <w:rFonts w:ascii="FangSong_GB2312" w:eastAsia="FangSong_GB2312" w:hAnsi="FangSong_GB2312" w:cs="FangSong_GB2312" w:hint="eastAsia"/>
+                <w:color w:val="000000"/>
+                <w:kern w:val="0"/>
+                <w:sz w:val="24"/>
+              </w:rPr>
+              <w:t xml:space="preserve">【教学组织】【课堂实践与操作训练】</w:t>
+            </w:r>
+          </w:p>
+          <w:p>
+            <w:pPr>
+              <w:widowControl/>
+              <w:spacing w:line="400" w:lineRule="exact"/>
+              <w:jc w:val="left"/>
+              <w:rPr>
+                <w:rFonts w:ascii="FangSong_GB2312" w:eastAsia="FangSong_GB2312" w:hAnsi="FangSong_GB2312" w:cs="FangSong_GB2312"/>
+                <w:color w:val="000000"/>
+                <w:kern w:val="0"/>
+                <w:sz w:val="24"/>
+              </w:rPr>
+            </w:pPr>
+            <w:r>
+              <w:rPr>
+                <w:rFonts w:ascii="FangSong_GB2312" w:eastAsia="FangSong_GB2312" w:hAnsi="FangSong_GB2312" w:cs="FangSong_GB2312" w:hint="eastAsia"/>
+                <w:color w:val="000000"/>
+                <w:kern w:val="0"/>
+                <w:sz w:val="24"/>
+              </w:rPr>
+              <w:t xml:space="preserve">1. 实践任务指导：动效分镜白板推演 + 全栈 Prompt 驱动 AI 搭建 Scrollytelling 页面</w:t>
+            </w:r>
+          </w:p>
+          <w:p>
+            <w:pPr>
+              <w:widowControl/>
+              <w:spacing w:line="400" w:lineRule="exact"/>
+              <w:jc w:val="left"/>
+              <w:rPr>
+                <w:rFonts w:ascii="FangSong_GB2312" w:eastAsia="FangSong_GB2312" w:hAnsi="FangSong_GB2312" w:cs="FangSong_GB2312"/>
+                <w:color w:val="000000"/>
+                <w:kern w:val="0"/>
+                <w:sz w:val="24"/>
+              </w:rPr>
+            </w:pPr>
+            <w:r>
+              <w:rPr>
+                <w:rFonts w:ascii="FangSong_GB2312" w:eastAsia="FangSong_GB2312" w:hAnsi="FangSong_GB2312" w:cs="FangSong_GB2312" w:hint="eastAsia"/>
+                <w:color w:val="000000"/>
+                <w:kern w:val="0"/>
+                <w:sz w:val="24"/>
+              </w:rPr>
+              <w:t xml:space="preserve">2. 核心任务目标：基于自选社会议题数据，完成一个 GSAP ScrollTrigger + ECharts/D3 的 Scrollytelling 单页面长卷，包含至少 4 个触发步骤。</w:t>
+            </w:r>
+          </w:p>
+          <w:p>
+            <w:pPr>
+              <w:widowControl/>
+              <w:spacing w:line="400" w:lineRule="exact"/>
+              <w:jc w:val="left"/>
+              <w:rPr>
+                <w:rFonts w:ascii="FangSong_GB2312" w:eastAsia="FangSong_GB2312" w:hAnsi="FangSong_GB2312" w:cs="FangSong_GB2312"/>
+                <w:color w:val="000000"/>
+                <w:kern w:val="0"/>
+                <w:sz w:val="24"/>
+              </w:rPr>
+            </w:pPr>
+            <w:r>
+              <w:rPr>
+                <w:rFonts w:ascii="FangSong_GB2312" w:eastAsia="FangSong_GB2312" w:hAnsi="FangSong_GB2312" w:cs="FangSong_GB2312" w:hint="eastAsia"/>
+                <w:color w:val="000000"/>
+                <w:kern w:val="0"/>
+                <w:sz w:val="24"/>
+              </w:rPr>
+              <w:t xml:space="preserve">3. 教师巡回指导，及时发现并纠正学生实践中的认知偏差。</w:t>
+            </w:r>
+          </w:p>
+          <w:p>
+            <w:pPr>
+              <w:widowControl/>
+              <w:spacing w:line="400" w:lineRule="exact"/>
+              <w:jc w:val="left"/>
+              <w:rPr>
+                <w:rFonts w:ascii="FangSong_GB2312" w:eastAsia="FangSong_GB2312" w:hAnsi="FangSong_GB2312" w:cs="FangSong_GB2312"/>
+                <w:color w:val="000000"/>
+                <w:kern w:val="0"/>
+                <w:sz w:val="24"/>
+              </w:rPr>
+            </w:pPr>
+            <w:r>
+              <w:rPr>
+                <w:rFonts w:ascii="FangSong_GB2312" w:eastAsia="FangSong_GB2312" w:hAnsi="FangSong_GB2312" w:cs="FangSong_GB2312" w:hint="eastAsia"/>
+                <w:color w:val="000000"/>
                 <w:kern w:val="0"/>
                 <w:sz w:val="24"/>
               </w:rPr>
@@ -15691,13 +17659,15 @@
               <w:jc w:val="left"/>
               <w:rPr>
                 <w:rFonts w:ascii="FangSong_GB2312" w:eastAsia="FangSong_GB2312" w:hAnsi="FangSong_GB2312" w:cs="FangSong_GB2312"/>
-                <w:kern w:val="0"/>
-                <w:sz w:val="24"/>
-              </w:rPr>
-            </w:pPr>
-            <w:r>
-              <w:rPr>
-                <w:rFonts w:ascii="FangSong_GB2312" w:eastAsia="FangSong_GB2312" w:hAnsi="FangSong_GB2312" w:cs="FangSong_GB2312" w:hint="eastAsia"/>
+                <w:color w:val="000000"/>
+                <w:kern w:val="0"/>
+                <w:sz w:val="24"/>
+              </w:rPr>
+            </w:pPr>
+            <w:r>
+              <w:rPr>
+                <w:rFonts w:ascii="FangSong_GB2312" w:eastAsia="FangSong_GB2312" w:hAnsi="FangSong_GB2312" w:cs="FangSong_GB2312" w:hint="eastAsia"/>
+                <w:color w:val="000000"/>
                 <w:kern w:val="0"/>
                 <w:sz w:val="24"/>
               </w:rPr>
@@ -15711,13 +17681,15 @@
               <w:jc w:val="left"/>
               <w:rPr>
                 <w:rFonts w:ascii="FangSong_GB2312" w:eastAsia="FangSong_GB2312" w:hAnsi="FangSong_GB2312" w:cs="FangSong_GB2312"/>
-                <w:kern w:val="0"/>
-                <w:sz w:val="24"/>
-              </w:rPr>
-            </w:pPr>
-            <w:r>
-              <w:rPr>
-                <w:rFonts w:ascii="FangSong_GB2312" w:eastAsia="FangSong_GB2312" w:hAnsi="FangSong_GB2312" w:cs="FangSong_GB2312" w:hint="eastAsia"/>
+                <w:color w:val="000000"/>
+                <w:kern w:val="0"/>
+                <w:sz w:val="24"/>
+              </w:rPr>
+            </w:pPr>
+            <w:r>
+              <w:rPr>
+                <w:rFonts w:ascii="FangSong_GB2312" w:eastAsia="FangSong_GB2312" w:hAnsi="FangSong_GB2312" w:cs="FangSong_GB2312" w:hint="eastAsia"/>
+                <w:color w:val="000000"/>
                 <w:kern w:val="0"/>
                 <w:sz w:val="24"/>
               </w:rPr>
@@ -15760,7 +17732,7 @@
         </w:tc>
         <w:tc>
           <w:tcPr>
-            <w:tcW w:w="3894" w:type="dxa"/>
+            <w:tcW w:w="1740" w:type="dxa"/>
             <w:tcBorders>
               <w:top w:val="single" w:sz="4" w:space="0" w:color="auto"/>
               <w:left w:val="single" w:sz="4" w:space="0" w:color="auto"/>
@@ -15781,7 +17753,7 @@
                 <w:rFonts w:ascii="FangSong_GB2312" w:eastAsia="FangSong_GB2312" w:hAnsi="FangSong_GB2312" w:cs="FangSong_GB2312"/>
                 <w:b/>
                 <w:bCs/>
-                <w:color w:val="FF0000"/>
+                <w:color w:val="000000"/>
                 <w:kern w:val="0"/>
                 <w:sz w:val="24"/>
               </w:rPr>
@@ -15791,7 +17763,7 @@
                 <w:rFonts w:ascii="FangSong_GB2312" w:eastAsia="FangSong_GB2312" w:hAnsi="FangSong_GB2312" w:cs="FangSong_GB2312" w:hint="eastAsia"/>
                 <w:b/>
                 <w:bCs/>
-                <w:color w:val="FF0000"/>
+                <w:color w:val="000000"/>
                 <w:kern w:val="0"/>
                 <w:sz w:val="24"/>
               </w:rPr>
@@ -15801,7 +17773,7 @@
         </w:tc>
         <w:tc>
           <w:tcPr>
-            <w:tcW w:w="3810" w:type="dxa"/>
+            <w:tcW w:w="5964" w:type="dxa"/>
             <w:tcBorders>
               <w:top w:val="single" w:sz="4" w:space="0" w:color="auto"/>
               <w:left w:val="single" w:sz="4" w:space="0" w:color="auto"/>
@@ -15821,33 +17793,103 @@
               <w:jc w:val="left"/>
               <w:rPr>
                 <w:rFonts w:ascii="FangSong_GB2312" w:eastAsia="FangSong_GB2312" w:hAnsi="FangSong_GB2312" w:cs="FangSong_GB2312"/>
-                <w:kern w:val="0"/>
-                <w:sz w:val="24"/>
-              </w:rPr>
-            </w:pPr>
-            <w:r>
-              <w:rPr>
-                <w:rFonts w:ascii="FangSong_GB2312" w:eastAsia="FangSong_GB2312" w:hAnsi="FangSong_GB2312" w:cs="FangSong_GB2312" w:hint="eastAsia"/>
-                <w:kern w:val="0"/>
-                <w:sz w:val="24"/>
-              </w:rPr>
-              <w:t xml:space="preserve">【教学组织】总结导演式叙事节奏控制方法，预告项目整合</w:t>
-            </w:r>
-          </w:p>
-          <w:p>
-            <w:pPr>
-              <w:widowControl/>
-              <w:spacing w:line="400" w:lineRule="exact"/>
-              <w:jc w:val="left"/>
-              <w:rPr>
-                <w:rFonts w:ascii="FangSong_GB2312" w:eastAsia="FangSong_GB2312" w:hAnsi="FangSong_GB2312" w:cs="FangSong_GB2312"/>
-                <w:kern w:val="0"/>
-                <w:sz w:val="24"/>
-              </w:rPr>
-            </w:pPr>
-            <w:r>
-              <w:rPr>
-                <w:rFonts w:ascii="FangSong_GB2312" w:eastAsia="FangSong_GB2312" w:hAnsi="FangSong_GB2312" w:cs="FangSong_GB2312" w:hint="eastAsia"/>
+                <w:color w:val="000000"/>
+                <w:kern w:val="0"/>
+                <w:sz w:val="24"/>
+              </w:rPr>
+            </w:pPr>
+            <w:r>
+              <w:rPr>
+                <w:rFonts w:ascii="FangSong_GB2312" w:eastAsia="FangSong_GB2312" w:hAnsi="FangSong_GB2312" w:cs="FangSong_GB2312" w:hint="eastAsia"/>
+                <w:color w:val="000000"/>
+                <w:kern w:val="0"/>
+                <w:sz w:val="24"/>
+              </w:rPr>
+              <w:t xml:space="preserve">【教学组织】【知识凝练与教学反思】</w:t>
+            </w:r>
+          </w:p>
+          <w:p>
+            <w:pPr>
+              <w:widowControl/>
+              <w:spacing w:line="400" w:lineRule="exact"/>
+              <w:jc w:val="left"/>
+              <w:rPr>
+                <w:rFonts w:ascii="FangSong_GB2312" w:eastAsia="FangSong_GB2312" w:hAnsi="FangSong_GB2312" w:cs="FangSong_GB2312"/>
+                <w:color w:val="000000"/>
+                <w:kern w:val="0"/>
+                <w:sz w:val="24"/>
+              </w:rPr>
+            </w:pPr>
+            <w:r>
+              <w:rPr>
+                <w:rFonts w:ascii="FangSong_GB2312" w:eastAsia="FangSong_GB2312" w:hAnsi="FangSong_GB2312" w:cs="FangSong_GB2312" w:hint="eastAsia"/>
+                <w:color w:val="000000"/>
+                <w:kern w:val="0"/>
+                <w:sz w:val="24"/>
+              </w:rPr>
+              <w:t xml:space="preserve">1. 归纳梳理：总结导演式叙事节奏控制方法，预告项目整合</w:t>
+            </w:r>
+          </w:p>
+          <w:p>
+            <w:pPr>
+              <w:widowControl/>
+              <w:spacing w:line="400" w:lineRule="exact"/>
+              <w:jc w:val="left"/>
+              <w:rPr>
+                <w:rFonts w:ascii="FangSong_GB2312" w:eastAsia="FangSong_GB2312" w:hAnsi="FangSong_GB2312" w:cs="FangSong_GB2312"/>
+                <w:color w:val="000000"/>
+                <w:kern w:val="0"/>
+                <w:sz w:val="24"/>
+              </w:rPr>
+            </w:pPr>
+            <w:r>
+              <w:rPr>
+                <w:rFonts w:ascii="FangSong_GB2312" w:eastAsia="FangSong_GB2312" w:hAnsi="FangSong_GB2312" w:cs="FangSong_GB2312" w:hint="eastAsia"/>
+                <w:color w:val="000000"/>
+                <w:kern w:val="0"/>
+                <w:sz w:val="24"/>
+              </w:rPr>
+              <w:t xml:space="preserve">2. 强化记忆：系统性总结本节课核心知识点与技能框架。</w:t>
+            </w:r>
+          </w:p>
+          <w:p>
+            <w:pPr>
+              <w:widowControl/>
+              <w:spacing w:line="400" w:lineRule="exact"/>
+              <w:jc w:val="left"/>
+              <w:rPr>
+                <w:rFonts w:ascii="FangSong_GB2312" w:eastAsia="FangSong_GB2312" w:hAnsi="FangSong_GB2312" w:cs="FangSong_GB2312"/>
+                <w:color w:val="000000"/>
+                <w:kern w:val="0"/>
+                <w:sz w:val="24"/>
+              </w:rPr>
+            </w:pPr>
+            <w:r>
+              <w:rPr>
+                <w:rFonts w:ascii="FangSong_GB2312" w:eastAsia="FangSong_GB2312" w:hAnsi="FangSong_GB2312" w:cs="FangSong_GB2312" w:hint="eastAsia"/>
+                <w:color w:val="000000"/>
+                <w:kern w:val="0"/>
+                <w:sz w:val="24"/>
+              </w:rPr>
+              <w:t xml:space="preserve">3. 布置课后延伸思考与预习任务。</w:t>
+            </w:r>
+          </w:p>
+          <w:p>
+            <w:pPr>
+              <w:widowControl/>
+              <w:spacing w:line="400" w:lineRule="exact"/>
+              <w:jc w:val="left"/>
+              <w:rPr>
+                <w:rFonts w:ascii="FangSong_GB2312" w:eastAsia="FangSong_GB2312" w:hAnsi="FangSong_GB2312" w:cs="FangSong_GB2312"/>
+                <w:color w:val="000000"/>
+                <w:kern w:val="0"/>
+                <w:sz w:val="24"/>
+              </w:rPr>
+            </w:pPr>
+            <w:r>
+              <w:rPr>
+                <w:rFonts w:ascii="FangSong_GB2312" w:eastAsia="FangSong_GB2312" w:hAnsi="FangSong_GB2312" w:cs="FangSong_GB2312" w:hint="eastAsia"/>
+                <w:color w:val="000000"/>
                 <w:kern w:val="0"/>
                 <w:sz w:val="24"/>
               </w:rPr>
@@ -15861,13 +17903,15 @@
               <w:jc w:val="left"/>
               <w:rPr>
                 <w:rFonts w:ascii="FangSong_GB2312" w:eastAsia="FangSong_GB2312" w:hAnsi="FangSong_GB2312" w:cs="FangSong_GB2312"/>
-                <w:kern w:val="0"/>
-                <w:sz w:val="24"/>
-              </w:rPr>
-            </w:pPr>
-            <w:r>
-              <w:rPr>
-                <w:rFonts w:ascii="FangSong_GB2312" w:eastAsia="FangSong_GB2312" w:hAnsi="FangSong_GB2312" w:cs="FangSong_GB2312" w:hint="eastAsia"/>
+                <w:color w:val="000000"/>
+                <w:kern w:val="0"/>
+                <w:sz w:val="24"/>
+              </w:rPr>
+            </w:pPr>
+            <w:r>
+              <w:rPr>
+                <w:rFonts w:ascii="FangSong_GB2312" w:eastAsia="FangSong_GB2312" w:hAnsi="FangSong_GB2312" w:cs="FangSong_GB2312" w:hint="eastAsia"/>
+                <w:color w:val="000000"/>
                 <w:kern w:val="0"/>
                 <w:sz w:val="24"/>
               </w:rPr>
@@ -15940,15 +17984,15 @@
               <w:rPr>
                 <w:rFonts w:ascii="FangSong_GB2312" w:eastAsia="FangSong_GB2312" w:hAnsi="FangSong_GB2312" w:cs="FangSong_GB2312"/>
                 <w:bCs/>
-                <w:color w:val="333333"/>
-                <w:kern w:val="0"/>
-                <w:sz w:val="24"/>
-              </w:rPr>
-            </w:pPr>
-            <w:r>
-              <w:rPr>
-                <w:rFonts w:ascii="FangSong_GB2312" w:eastAsia="FangSong_GB2312" w:hAnsi="FangSong_GB2312" w:cs="FangSong_GB2312" w:hint="eastAsia"/>
-                <w:color w:val="FF0000"/>
+                <w:color w:val="000000"/>
+                <w:kern w:val="0"/>
+                <w:sz w:val="24"/>
+              </w:rPr>
+            </w:pPr>
+            <w:r>
+              <w:rPr>
+                <w:rFonts w:ascii="FangSong_GB2312" w:eastAsia="FangSong_GB2312" w:hAnsi="FangSong_GB2312" w:cs="FangSong_GB2312" w:hint="eastAsia"/>
+                <w:color w:val="000000"/>
                 <w:kern w:val="0"/>
                 <w:sz w:val="24"/>
               </w:rPr>
@@ -15998,8 +18042,8 @@
       </w:tblPr>
       <w:tblGrid>
         <w:gridCol w:w="1246"/>
-        <w:gridCol w:w="3894"/>
-        <w:gridCol w:w="3810"/>
+        <w:gridCol w:w="1740"/>
+        <w:gridCol w:w="5964"/>
       </w:tblGrid>
       <w:tr>
         <w:trPr>
@@ -16028,15 +18072,15 @@
               <w:jc w:val="center"/>
               <w:rPr>
                 <w:rFonts w:ascii="FangSong_GB2312" w:eastAsia="FangSong_GB2312" w:hAnsi="FangSong_GB2312" w:cs="FangSong_GB2312"/>
-                <w:color w:val="333333"/>
-                <w:kern w:val="0"/>
-                <w:sz w:val="24"/>
-              </w:rPr>
-            </w:pPr>
-            <w:r>
-              <w:rPr>
-                <w:rFonts w:ascii="FangSong_GB2312" w:eastAsia="FangSong_GB2312" w:hAnsi="FangSong_GB2312" w:cs="FangSong_GB2312" w:hint="eastAsia"/>
-                <w:color w:val="FF0000"/>
+                <w:color w:val="000000"/>
+                <w:kern w:val="0"/>
+                <w:sz w:val="24"/>
+              </w:rPr>
+            </w:pPr>
+            <w:r>
+              <w:rPr>
+                <w:rFonts w:ascii="FangSong_GB2312" w:eastAsia="FangSong_GB2312" w:hAnsi="FangSong_GB2312" w:cs="FangSong_GB2312" w:hint="eastAsia"/>
+                <w:color w:val="000000"/>
                 <w:kern w:val="0"/>
                 <w:sz w:val="24"/>
               </w:rPr>
@@ -16068,15 +18112,15 @@
               <w:jc w:val="center"/>
               <w:rPr>
                 <w:rFonts w:ascii="FangSong_GB2312" w:eastAsia="FangSong_GB2312" w:hAnsi="FangSong_GB2312" w:cs="FangSong_GB2312"/>
-                <w:color w:val="333333"/>
-                <w:kern w:val="0"/>
-                <w:sz w:val="24"/>
-              </w:rPr>
-            </w:pPr>
-            <w:r>
-              <w:rPr>
-                <w:rFonts w:ascii="FangSong_GB2312" w:eastAsia="FangSong_GB2312" w:hAnsi="FangSong_GB2312" w:cs="FangSong_GB2312" w:hint="eastAsia"/>
-                <w:color w:val="FF0000"/>
+                <w:color w:val="000000"/>
+                <w:kern w:val="0"/>
+                <w:sz w:val="24"/>
+              </w:rPr>
+            </w:pPr>
+            <w:r>
+              <w:rPr>
+                <w:rFonts w:ascii="FangSong_GB2312" w:eastAsia="FangSong_GB2312" w:hAnsi="FangSong_GB2312" w:cs="FangSong_GB2312" w:hint="eastAsia"/>
+                <w:color w:val="000000"/>
                 <w:kern w:val="0"/>
                 <w:sz w:val="24"/>
               </w:rPr>
@@ -16112,15 +18156,15 @@
               <w:jc w:val="center"/>
               <w:rPr>
                 <w:rFonts w:ascii="FangSong_GB2312" w:eastAsia="FangSong_GB2312" w:hAnsi="FangSong_GB2312" w:cs="FangSong_GB2312"/>
-                <w:color w:val="333333"/>
-                <w:kern w:val="0"/>
-                <w:sz w:val="24"/>
-              </w:rPr>
-            </w:pPr>
-            <w:r>
-              <w:rPr>
-                <w:rFonts w:ascii="FangSong_GB2312" w:eastAsia="FangSong_GB2312" w:hAnsi="FangSong_GB2312" w:cs="FangSong_GB2312" w:hint="eastAsia"/>
-                <w:color w:val="FF0000"/>
+                <w:color w:val="000000"/>
+                <w:kern w:val="0"/>
+                <w:sz w:val="24"/>
+              </w:rPr>
+            </w:pPr>
+            <w:r>
+              <w:rPr>
+                <w:rFonts w:ascii="FangSong_GB2312" w:eastAsia="FangSong_GB2312" w:hAnsi="FangSong_GB2312" w:cs="FangSong_GB2312" w:hint="eastAsia"/>
+                <w:color w:val="000000"/>
                 <w:kern w:val="0"/>
                 <w:sz w:val="24"/>
               </w:rPr>
@@ -16152,15 +18196,15 @@
               <w:jc w:val="center"/>
               <w:rPr>
                 <w:rFonts w:ascii="FangSong_GB2312" w:eastAsia="FangSong_GB2312" w:hAnsi="FangSong_GB2312" w:cs="FangSong_GB2312"/>
-                <w:color w:val="333333"/>
-                <w:kern w:val="0"/>
-                <w:sz w:val="24"/>
-              </w:rPr>
-            </w:pPr>
-            <w:r>
-              <w:rPr>
-                <w:rFonts w:ascii="FangSong_GB2312" w:eastAsia="FangSong_GB2312" w:hAnsi="FangSong_GB2312" w:cs="FangSong_GB2312" w:hint="eastAsia"/>
-                <w:color w:val="FF0000"/>
+                <w:color w:val="000000"/>
+                <w:kern w:val="0"/>
+                <w:sz w:val="24"/>
+              </w:rPr>
+            </w:pPr>
+            <w:r>
+              <w:rPr>
+                <w:rFonts w:ascii="FangSong_GB2312" w:eastAsia="FangSong_GB2312" w:hAnsi="FangSong_GB2312" w:cs="FangSong_GB2312" w:hint="eastAsia"/>
+                <w:color w:val="000000"/>
                 <w:kern w:val="0"/>
                 <w:sz w:val="24"/>
               </w:rPr>
@@ -17090,7 +19134,7 @@
         </w:tc>
         <w:tc>
           <w:tcPr>
-            <w:tcW w:w="3894" w:type="dxa"/>
+            <w:tcW w:w="1740" w:type="dxa"/>
             <w:tcBorders>
               <w:top w:val="single" w:sz="4" w:space="0" w:color="auto"/>
               <w:left w:val="single" w:sz="4" w:space="0" w:color="auto"/>
@@ -17125,7 +19169,7 @@
         </w:tc>
         <w:tc>
           <w:tcPr>
-            <w:tcW w:w="3810" w:type="dxa"/>
+            <w:tcW w:w="5964" w:type="dxa"/>
             <w:tcBorders>
               <w:top w:val="single" w:sz="4" w:space="0" w:color="auto"/>
               <w:left w:val="single" w:sz="4" w:space="0" w:color="auto"/>
@@ -17185,7 +19229,7 @@
         </w:tc>
         <w:tc>
           <w:tcPr>
-            <w:tcW w:w="3894" w:type="dxa"/>
+            <w:tcW w:w="1740" w:type="dxa"/>
             <w:tcBorders>
               <w:top w:val="single" w:sz="4" w:space="0" w:color="auto"/>
               <w:left w:val="single" w:sz="4" w:space="0" w:color="auto"/>
@@ -17220,7 +19264,7 @@
         </w:tc>
         <w:tc>
           <w:tcPr>
-            <w:tcW w:w="3810" w:type="dxa"/>
+            <w:tcW w:w="5964" w:type="dxa"/>
             <w:tcBorders>
               <w:top w:val="single" w:sz="4" w:space="0" w:color="auto"/>
               <w:left w:val="single" w:sz="4" w:space="0" w:color="auto"/>
@@ -17250,7 +19294,47 @@
                 <w:kern w:val="0"/>
                 <w:sz w:val="24"/>
               </w:rPr>
-              <w:t xml:space="preserve">【教学组织】回顾 W01-W06 全链路技术栈，梳理项目所需的完整知识图谱</w:t>
+              <w:t xml:space="preserve">【教学组织】【上次课知识回顾】</w:t>
+            </w:r>
+          </w:p>
+          <w:p>
+            <w:pPr>
+              <w:widowControl/>
+              <w:spacing w:line="400" w:lineRule="exact"/>
+              <w:jc w:val="left"/>
+              <w:rPr>
+                <w:rFonts w:ascii="FangSong_GB2312" w:eastAsia="FangSong_GB2312" w:hAnsi="FangSong_GB2312" w:cs="FangSong_GB2312"/>
+                <w:kern w:val="0"/>
+                <w:sz w:val="24"/>
+              </w:rPr>
+            </w:pPr>
+            <w:r>
+              <w:rPr>
+                <w:rFonts w:ascii="FangSong_GB2312" w:eastAsia="FangSong_GB2312" w:hAnsi="FangSong_GB2312" w:cs="FangSong_GB2312" w:hint="eastAsia"/>
+                <w:kern w:val="0"/>
+                <w:sz w:val="24"/>
+              </w:rPr>
+              <w:t xml:space="preserve">1. 回顾 W01-W06 全链路技术栈，梳理项目所需的完整知识图谱</w:t>
+            </w:r>
+          </w:p>
+          <w:p>
+            <w:pPr>
+              <w:widowControl/>
+              <w:spacing w:line="400" w:lineRule="exact"/>
+              <w:jc w:val="left"/>
+              <w:rPr>
+                <w:rFonts w:ascii="FangSong_GB2312" w:eastAsia="FangSong_GB2312" w:hAnsi="FangSong_GB2312" w:cs="FangSong_GB2312"/>
+                <w:kern w:val="0"/>
+                <w:sz w:val="24"/>
+              </w:rPr>
+            </w:pPr>
+            <w:r>
+              <w:rPr>
+                <w:rFonts w:ascii="FangSong_GB2312" w:eastAsia="FangSong_GB2312" w:hAnsi="FangSong_GB2312" w:cs="FangSong_GB2312" w:hint="eastAsia"/>
+                <w:kern w:val="0"/>
+                <w:sz w:val="24"/>
+              </w:rPr>
+              <w:t xml:space="preserve">2. 检查学生对前置知识的掌握情况，建立新旧知识的逻辑桥梁。</w:t>
             </w:r>
           </w:p>
           <w:p>
@@ -17341,7 +19425,7 @@
         </w:tc>
         <w:tc>
           <w:tcPr>
-            <w:tcW w:w="3894" w:type="dxa"/>
+            <w:tcW w:w="1740" w:type="dxa"/>
             <w:tcBorders>
               <w:top w:val="single" w:sz="4" w:space="0" w:color="auto"/>
               <w:left w:val="single" w:sz="4" w:space="0" w:color="auto"/>
@@ -17377,7 +19461,7 @@
         </w:tc>
         <w:tc>
           <w:tcPr>
-            <w:tcW w:w="3810" w:type="dxa"/>
+            <w:tcW w:w="5964" w:type="dxa"/>
             <w:tcBorders>
               <w:top w:val="single" w:sz="4" w:space="0" w:color="auto"/>
               <w:left w:val="single" w:sz="4" w:space="0" w:color="auto"/>
@@ -17407,7 +19491,67 @@
                 <w:kern w:val="0"/>
                 <w:sz w:val="24"/>
               </w:rPr>
-              <w:t xml:space="preserve">【教学组织】从宏大社会议题（文化保护/生态/不平等）引入项目选题方法论</w:t>
+              <w:t xml:space="preserve">【教学组织】【课程情境导入】</w:t>
+            </w:r>
+          </w:p>
+          <w:p>
+            <w:pPr>
+              <w:widowControl/>
+              <w:spacing w:line="400" w:lineRule="exact"/>
+              <w:jc w:val="left"/>
+              <w:rPr>
+                <w:rFonts w:ascii="FangSong_GB2312" w:eastAsia="FangSong_GB2312" w:hAnsi="FangSong_GB2312" w:cs="FangSong_GB2312"/>
+                <w:kern w:val="0"/>
+                <w:sz w:val="24"/>
+              </w:rPr>
+            </w:pPr>
+            <w:r>
+              <w:rPr>
+                <w:rFonts w:ascii="FangSong_GB2312" w:eastAsia="FangSong_GB2312" w:hAnsi="FangSong_GB2312" w:cs="FangSong_GB2312" w:hint="eastAsia"/>
+                <w:kern w:val="0"/>
+                <w:sz w:val="24"/>
+              </w:rPr>
+              <w:t xml:space="preserve">1. 从宏大社会议题（文化保护/生态/不平等）引入项目选题方法论</w:t>
+            </w:r>
+          </w:p>
+          <w:p>
+            <w:pPr>
+              <w:widowControl/>
+              <w:spacing w:line="400" w:lineRule="exact"/>
+              <w:jc w:val="left"/>
+              <w:rPr>
+                <w:rFonts w:ascii="FangSong_GB2312" w:eastAsia="FangSong_GB2312" w:hAnsi="FangSong_GB2312" w:cs="FangSong_GB2312"/>
+                <w:kern w:val="0"/>
+                <w:sz w:val="24"/>
+              </w:rPr>
+            </w:pPr>
+            <w:r>
+              <w:rPr>
+                <w:rFonts w:ascii="FangSong_GB2312" w:eastAsia="FangSong_GB2312" w:hAnsi="FangSong_GB2312" w:cs="FangSong_GB2312" w:hint="eastAsia"/>
+                <w:kern w:val="0"/>
+                <w:sz w:val="24"/>
+              </w:rPr>
+              <w:t xml:space="preserve">2. 明确本节课核心聚焦点：运用嵌套模型 (Nested Model) 系统验证可视化设计决策</w:t>
+            </w:r>
+          </w:p>
+          <w:p>
+            <w:pPr>
+              <w:widowControl/>
+              <w:spacing w:line="400" w:lineRule="exact"/>
+              <w:jc w:val="left"/>
+              <w:rPr>
+                <w:rFonts w:ascii="FangSong_GB2312" w:eastAsia="FangSong_GB2312" w:hAnsi="FangSong_GB2312" w:cs="FangSong_GB2312"/>
+                <w:kern w:val="0"/>
+                <w:sz w:val="24"/>
+              </w:rPr>
+            </w:pPr>
+            <w:r>
+              <w:rPr>
+                <w:rFonts w:ascii="FangSong_GB2312" w:eastAsia="FangSong_GB2312" w:hAnsi="FangSong_GB2312" w:cs="FangSong_GB2312" w:hint="eastAsia"/>
+                <w:kern w:val="0"/>
+                <w:sz w:val="24"/>
+              </w:rPr>
+              <w:t xml:space="preserve">3. 激发学生学习动机与探索兴趣。</w:t>
             </w:r>
           </w:p>
           <w:p>
@@ -17498,7 +19642,7 @@
         </w:tc>
         <w:tc>
           <w:tcPr>
-            <w:tcW w:w="3894" w:type="dxa"/>
+            <w:tcW w:w="1740" w:type="dxa"/>
             <w:tcBorders>
               <w:top w:val="single" w:sz="4" w:space="0" w:color="auto"/>
               <w:left w:val="single" w:sz="4" w:space="0" w:color="auto"/>
@@ -17527,13 +19671,21 @@
                 <w:kern w:val="0"/>
                 <w:sz w:val="24"/>
               </w:rPr>
-              <w:t>新课讲授</w:t>
-            </w:r>
-          </w:p>
-        </w:tc>
-        <w:tc>
-          <w:tcPr>
-            <w:tcW w:w="3810" w:type="dxa"/>
+              <w:t>新课</w:t>
+            </w:r>
+            <w:r>
+              <w:rPr>
+                <w:rFonts w:ascii="FangSong_GB2312" w:eastAsia="FangSong_GB2312" w:hAnsi="FangSong_GB2312" w:cs="FangSong_GB2312" w:hint="eastAsia"/>
+                <w:kern w:val="0"/>
+                <w:sz w:val="24"/>
+              </w:rPr>
+              <w:t>演示</w:t>
+            </w:r>
+          </w:p>
+        </w:tc>
+        <w:tc>
+          <w:tcPr>
+            <w:tcW w:w="5964" w:type="dxa"/>
             <w:tcBorders>
               <w:top w:val="single" w:sz="4" w:space="0" w:color="auto"/>
               <w:left w:val="single" w:sz="4" w:space="0" w:color="auto"/>
@@ -17563,7 +19715,87 @@
                 <w:kern w:val="0"/>
                 <w:sz w:val="24"/>
               </w:rPr>
-              <w:t xml:space="preserve">【教学组织】嵌套模型的级联验证、社会议题数据工程策略、Prompt 工程的架构解体法</w:t>
+              <w:t xml:space="preserve">【教学组织】【核心理论与技能解析】</w:t>
+            </w:r>
+          </w:p>
+          <w:p>
+            <w:pPr>
+              <w:widowControl/>
+              <w:spacing w:line="400" w:lineRule="exact"/>
+              <w:jc w:val="left"/>
+              <w:rPr>
+                <w:rFonts w:ascii="FangSong_GB2312" w:eastAsia="FangSong_GB2312" w:hAnsi="FangSong_GB2312" w:cs="FangSong_GB2312"/>
+                <w:kern w:val="0"/>
+                <w:sz w:val="24"/>
+              </w:rPr>
+            </w:pPr>
+            <w:r>
+              <w:rPr>
+                <w:rFonts w:ascii="FangSong_GB2312" w:eastAsia="FangSong_GB2312" w:hAnsi="FangSong_GB2312" w:cs="FangSong_GB2312" w:hint="eastAsia"/>
+                <w:kern w:val="0"/>
+                <w:sz w:val="24"/>
+              </w:rPr>
+              <w:t xml:space="preserve">1. 授课主线：嵌套模型的级联验证、社会议题数据工程策略、Prompt 工程的架构解体法</w:t>
+            </w:r>
+          </w:p>
+          <w:p>
+            <w:pPr>
+              <w:widowControl/>
+              <w:spacing w:line="400" w:lineRule="exact"/>
+              <w:jc w:val="left"/>
+              <w:rPr>
+                <w:rFonts w:ascii="FangSong_GB2312" w:eastAsia="FangSong_GB2312" w:hAnsi="FangSong_GB2312" w:cs="FangSong_GB2312"/>
+                <w:kern w:val="0"/>
+                <w:sz w:val="24"/>
+              </w:rPr>
+            </w:pPr>
+            <w:r>
+              <w:rPr>
+                <w:rFonts w:ascii="FangSong_GB2312" w:eastAsia="FangSong_GB2312" w:hAnsi="FangSong_GB2312" w:cs="FangSong_GB2312" w:hint="eastAsia"/>
+                <w:kern w:val="0"/>
+                <w:sz w:val="24"/>
+              </w:rPr>
+              <w:t xml:space="preserve">2. 知识点拆解：7.1 洞察与共鸣：从宏大议题到人文关怀的原型设计</w:t>
+            </w:r>
+          </w:p>
+          <w:p>
+            <w:pPr>
+              <w:widowControl/>
+              <w:spacing w:line="400" w:lineRule="exact"/>
+              <w:jc w:val="left"/>
+              <w:rPr>
+                <w:rFonts w:ascii="FangSong_GB2312" w:eastAsia="FangSong_GB2312" w:hAnsi="FangSong_GB2312" w:cs="FangSong_GB2312"/>
+                <w:kern w:val="0"/>
+                <w:sz w:val="24"/>
+              </w:rPr>
+            </w:pPr>
+            <w:r>
+              <w:rPr>
+                <w:rFonts w:ascii="FangSong_GB2312" w:eastAsia="FangSong_GB2312" w:hAnsi="FangSong_GB2312" w:cs="FangSong_GB2312" w:hint="eastAsia"/>
+                <w:kern w:val="0"/>
+                <w:sz w:val="24"/>
+              </w:rPr>
+              <w:t xml:space="preserve">3. 重难点突破：针对“如何从宏大的社会议题中提炼出具有数据支撑和人文关怀的可视化切入点”，采用案例剖析策略。</w:t>
+            </w:r>
+          </w:p>
+          <w:p>
+            <w:pPr>
+              <w:widowControl/>
+              <w:spacing w:line="400" w:lineRule="exact"/>
+              <w:jc w:val="left"/>
+              <w:rPr>
+                <w:rFonts w:ascii="FangSong_GB2312" w:eastAsia="FangSong_GB2312" w:hAnsi="FangSong_GB2312" w:cs="FangSong_GB2312"/>
+                <w:kern w:val="0"/>
+                <w:sz w:val="24"/>
+              </w:rPr>
+            </w:pPr>
+            <w:r>
+              <w:rPr>
+                <w:rFonts w:ascii="FangSong_GB2312" w:eastAsia="FangSong_GB2312" w:hAnsi="FangSong_GB2312" w:cs="FangSong_GB2312" w:hint="eastAsia"/>
+                <w:kern w:val="0"/>
+                <w:sz w:val="24"/>
+              </w:rPr>
+              <w:t xml:space="preserve">4. 支撑目标：学习《信息可视化设计》第六章中关于社会焦点案例的整合信息设计</w:t>
             </w:r>
           </w:p>
           <w:p>
@@ -17683,7 +19915,7 @@
         </w:tc>
         <w:tc>
           <w:tcPr>
-            <w:tcW w:w="3894" w:type="dxa"/>
+            <w:tcW w:w="1740" w:type="dxa"/>
             <w:tcBorders>
               <w:top w:val="single" w:sz="4" w:space="0" w:color="auto"/>
               <w:left w:val="single" w:sz="4" w:space="0" w:color="auto"/>
@@ -17704,7 +19936,7 @@
                 <w:rFonts w:ascii="FangSong_GB2312" w:eastAsia="FangSong_GB2312" w:hAnsi="FangSong_GB2312" w:cs="FangSong_GB2312"/>
                 <w:b/>
                 <w:bCs/>
-                <w:color w:val="FF0000"/>
+                <w:color w:val="000000"/>
                 <w:kern w:val="0"/>
                 <w:sz w:val="24"/>
               </w:rPr>
@@ -17714,7 +19946,7 @@
                 <w:rFonts w:ascii="FangSong_GB2312" w:eastAsia="FangSong_GB2312" w:hAnsi="FangSong_GB2312" w:cs="FangSong_GB2312" w:hint="eastAsia"/>
                 <w:b/>
                 <w:bCs/>
-                <w:color w:val="FF0000"/>
+                <w:color w:val="000000"/>
                 <w:kern w:val="0"/>
                 <w:sz w:val="24"/>
               </w:rPr>
@@ -17724,7 +19956,7 @@
         </w:tc>
         <w:tc>
           <w:tcPr>
-            <w:tcW w:w="3810" w:type="dxa"/>
+            <w:tcW w:w="5964" w:type="dxa"/>
             <w:tcBorders>
               <w:top w:val="single" w:sz="4" w:space="0" w:color="auto"/>
               <w:left w:val="single" w:sz="4" w:space="0" w:color="auto"/>
@@ -17744,33 +19976,103 @@
               <w:jc w:val="left"/>
               <w:rPr>
                 <w:rFonts w:ascii="FangSong_GB2312" w:eastAsia="FangSong_GB2312" w:hAnsi="FangSong_GB2312" w:cs="FangSong_GB2312"/>
-                <w:kern w:val="0"/>
-                <w:sz w:val="24"/>
-              </w:rPr>
-            </w:pPr>
-            <w:r>
-              <w:rPr>
-                <w:rFonts w:ascii="FangSong_GB2312" w:eastAsia="FangSong_GB2312" w:hAnsi="FangSong_GB2312" w:cs="FangSong_GB2312" w:hint="eastAsia"/>
-                <w:kern w:val="0"/>
-                <w:sz w:val="24"/>
-              </w:rPr>
-              <w:t xml:space="preserve">【教学组织】议题调研 + 逻辑推演文档撰写 + 低保真交互设计 Critique 互评</w:t>
-            </w:r>
-          </w:p>
-          <w:p>
-            <w:pPr>
-              <w:widowControl/>
-              <w:spacing w:line="400" w:lineRule="exact"/>
-              <w:jc w:val="left"/>
-              <w:rPr>
-                <w:rFonts w:ascii="FangSong_GB2312" w:eastAsia="FangSong_GB2312" w:hAnsi="FangSong_GB2312" w:cs="FangSong_GB2312"/>
-                <w:kern w:val="0"/>
-                <w:sz w:val="24"/>
-              </w:rPr>
-            </w:pPr>
-            <w:r>
-              <w:rPr>
-                <w:rFonts w:ascii="FangSong_GB2312" w:eastAsia="FangSong_GB2312" w:hAnsi="FangSong_GB2312" w:cs="FangSong_GB2312" w:hint="eastAsia"/>
+                <w:color w:val="000000"/>
+                <w:kern w:val="0"/>
+                <w:sz w:val="24"/>
+              </w:rPr>
+            </w:pPr>
+            <w:r>
+              <w:rPr>
+                <w:rFonts w:ascii="FangSong_GB2312" w:eastAsia="FangSong_GB2312" w:hAnsi="FangSong_GB2312" w:cs="FangSong_GB2312" w:hint="eastAsia"/>
+                <w:color w:val="000000"/>
+                <w:kern w:val="0"/>
+                <w:sz w:val="24"/>
+              </w:rPr>
+              <w:t xml:space="preserve">【教学组织】【课堂实践与操作训练】</w:t>
+            </w:r>
+          </w:p>
+          <w:p>
+            <w:pPr>
+              <w:widowControl/>
+              <w:spacing w:line="400" w:lineRule="exact"/>
+              <w:jc w:val="left"/>
+              <w:rPr>
+                <w:rFonts w:ascii="FangSong_GB2312" w:eastAsia="FangSong_GB2312" w:hAnsi="FangSong_GB2312" w:cs="FangSong_GB2312"/>
+                <w:color w:val="000000"/>
+                <w:kern w:val="0"/>
+                <w:sz w:val="24"/>
+              </w:rPr>
+            </w:pPr>
+            <w:r>
+              <w:rPr>
+                <w:rFonts w:ascii="FangSong_GB2312" w:eastAsia="FangSong_GB2312" w:hAnsi="FangSong_GB2312" w:cs="FangSong_GB2312" w:hint="eastAsia"/>
+                <w:color w:val="000000"/>
+                <w:kern w:val="0"/>
+                <w:sz w:val="24"/>
+              </w:rPr>
+              <w:t xml:space="preserve">1. 实践任务指导：议题调研 + 逻辑推演文档撰写 + 低保真交互设计 Critique 互评</w:t>
+            </w:r>
+          </w:p>
+          <w:p>
+            <w:pPr>
+              <w:widowControl/>
+              <w:spacing w:line="400" w:lineRule="exact"/>
+              <w:jc w:val="left"/>
+              <w:rPr>
+                <w:rFonts w:ascii="FangSong_GB2312" w:eastAsia="FangSong_GB2312" w:hAnsi="FangSong_GB2312" w:cs="FangSong_GB2312"/>
+                <w:color w:val="000000"/>
+                <w:kern w:val="0"/>
+                <w:sz w:val="24"/>
+              </w:rPr>
+            </w:pPr>
+            <w:r>
+              <w:rPr>
+                <w:rFonts w:ascii="FangSong_GB2312" w:eastAsia="FangSong_GB2312" w:hAnsi="FangSong_GB2312" w:cs="FangSong_GB2312" w:hint="eastAsia"/>
+                <w:color w:val="000000"/>
+                <w:kern w:val="0"/>
+                <w:sz w:val="24"/>
+              </w:rPr>
+              <w:t xml:space="preserve">2. 核心任务目标：完成综合项目的自然语言逻辑推演文档，包含议题选择、嵌套模型验证、数据源清洗策略、Prompt 工程架构，并进行小组互评。</w:t>
+            </w:r>
+          </w:p>
+          <w:p>
+            <w:pPr>
+              <w:widowControl/>
+              <w:spacing w:line="400" w:lineRule="exact"/>
+              <w:jc w:val="left"/>
+              <w:rPr>
+                <w:rFonts w:ascii="FangSong_GB2312" w:eastAsia="FangSong_GB2312" w:hAnsi="FangSong_GB2312" w:cs="FangSong_GB2312"/>
+                <w:color w:val="000000"/>
+                <w:kern w:val="0"/>
+                <w:sz w:val="24"/>
+              </w:rPr>
+            </w:pPr>
+            <w:r>
+              <w:rPr>
+                <w:rFonts w:ascii="FangSong_GB2312" w:eastAsia="FangSong_GB2312" w:hAnsi="FangSong_GB2312" w:cs="FangSong_GB2312" w:hint="eastAsia"/>
+                <w:color w:val="000000"/>
+                <w:kern w:val="0"/>
+                <w:sz w:val="24"/>
+              </w:rPr>
+              <w:t xml:space="preserve">3. 教师巡回指导，及时发现并纠正学生实践中的认知偏差。</w:t>
+            </w:r>
+          </w:p>
+          <w:p>
+            <w:pPr>
+              <w:widowControl/>
+              <w:spacing w:line="400" w:lineRule="exact"/>
+              <w:jc w:val="left"/>
+              <w:rPr>
+                <w:rFonts w:ascii="FangSong_GB2312" w:eastAsia="FangSong_GB2312" w:hAnsi="FangSong_GB2312" w:cs="FangSong_GB2312"/>
+                <w:color w:val="000000"/>
+                <w:kern w:val="0"/>
+                <w:sz w:val="24"/>
+              </w:rPr>
+            </w:pPr>
+            <w:r>
+              <w:rPr>
+                <w:rFonts w:ascii="FangSong_GB2312" w:eastAsia="FangSong_GB2312" w:hAnsi="FangSong_GB2312" w:cs="FangSong_GB2312" w:hint="eastAsia"/>
+                <w:color w:val="000000"/>
                 <w:kern w:val="0"/>
                 <w:sz w:val="24"/>
               </w:rPr>
@@ -17784,13 +20086,15 @@
               <w:jc w:val="left"/>
               <w:rPr>
                 <w:rFonts w:ascii="FangSong_GB2312" w:eastAsia="FangSong_GB2312" w:hAnsi="FangSong_GB2312" w:cs="FangSong_GB2312"/>
-                <w:kern w:val="0"/>
-                <w:sz w:val="24"/>
-              </w:rPr>
-            </w:pPr>
-            <w:r>
-              <w:rPr>
-                <w:rFonts w:ascii="FangSong_GB2312" w:eastAsia="FangSong_GB2312" w:hAnsi="FangSong_GB2312" w:cs="FangSong_GB2312" w:hint="eastAsia"/>
+                <w:color w:val="000000"/>
+                <w:kern w:val="0"/>
+                <w:sz w:val="24"/>
+              </w:rPr>
+            </w:pPr>
+            <w:r>
+              <w:rPr>
+                <w:rFonts w:ascii="FangSong_GB2312" w:eastAsia="FangSong_GB2312" w:hAnsi="FangSong_GB2312" w:cs="FangSong_GB2312" w:hint="eastAsia"/>
+                <w:color w:val="000000"/>
                 <w:kern w:val="0"/>
                 <w:sz w:val="24"/>
               </w:rPr>
@@ -17804,13 +20108,15 @@
               <w:jc w:val="left"/>
               <w:rPr>
                 <w:rFonts w:ascii="FangSong_GB2312" w:eastAsia="FangSong_GB2312" w:hAnsi="FangSong_GB2312" w:cs="FangSong_GB2312"/>
-                <w:kern w:val="0"/>
-                <w:sz w:val="24"/>
-              </w:rPr>
-            </w:pPr>
-            <w:r>
-              <w:rPr>
-                <w:rFonts w:ascii="FangSong_GB2312" w:eastAsia="FangSong_GB2312" w:hAnsi="FangSong_GB2312" w:cs="FangSong_GB2312" w:hint="eastAsia"/>
+                <w:color w:val="000000"/>
+                <w:kern w:val="0"/>
+                <w:sz w:val="24"/>
+              </w:rPr>
+            </w:pPr>
+            <w:r>
+              <w:rPr>
+                <w:rFonts w:ascii="FangSong_GB2312" w:eastAsia="FangSong_GB2312" w:hAnsi="FangSong_GB2312" w:cs="FangSong_GB2312" w:hint="eastAsia"/>
+                <w:color w:val="000000"/>
                 <w:kern w:val="0"/>
                 <w:sz w:val="24"/>
               </w:rPr>
@@ -17853,7 +20159,7 @@
         </w:tc>
         <w:tc>
           <w:tcPr>
-            <w:tcW w:w="3894" w:type="dxa"/>
+            <w:tcW w:w="1740" w:type="dxa"/>
             <w:tcBorders>
               <w:top w:val="single" w:sz="4" w:space="0" w:color="auto"/>
               <w:left w:val="single" w:sz="4" w:space="0" w:color="auto"/>
@@ -17874,7 +20180,7 @@
                 <w:rFonts w:ascii="FangSong_GB2312" w:eastAsia="FangSong_GB2312" w:hAnsi="FangSong_GB2312" w:cs="FangSong_GB2312"/>
                 <w:b/>
                 <w:bCs/>
-                <w:color w:val="FF0000"/>
+                <w:color w:val="000000"/>
                 <w:kern w:val="0"/>
                 <w:sz w:val="24"/>
               </w:rPr>
@@ -17884,7 +20190,7 @@
                 <w:rFonts w:ascii="FangSong_GB2312" w:eastAsia="FangSong_GB2312" w:hAnsi="FangSong_GB2312" w:cs="FangSong_GB2312" w:hint="eastAsia"/>
                 <w:b/>
                 <w:bCs/>
-                <w:color w:val="FF0000"/>
+                <w:color w:val="000000"/>
                 <w:kern w:val="0"/>
                 <w:sz w:val="24"/>
               </w:rPr>
@@ -17894,7 +20200,7 @@
         </w:tc>
         <w:tc>
           <w:tcPr>
-            <w:tcW w:w="3810" w:type="dxa"/>
+            <w:tcW w:w="5964" w:type="dxa"/>
             <w:tcBorders>
               <w:top w:val="single" w:sz="4" w:space="0" w:color="auto"/>
               <w:left w:val="single" w:sz="4" w:space="0" w:color="auto"/>
@@ -17914,33 +20220,103 @@
               <w:jc w:val="left"/>
               <w:rPr>
                 <w:rFonts w:ascii="FangSong_GB2312" w:eastAsia="FangSong_GB2312" w:hAnsi="FangSong_GB2312" w:cs="FangSong_GB2312"/>
-                <w:kern w:val="0"/>
-                <w:sz w:val="24"/>
-              </w:rPr>
-            </w:pPr>
-            <w:r>
-              <w:rPr>
-                <w:rFonts w:ascii="FangSong_GB2312" w:eastAsia="FangSong_GB2312" w:hAnsi="FangSong_GB2312" w:cs="FangSong_GB2312" w:hint="eastAsia"/>
-                <w:kern w:val="0"/>
-                <w:sz w:val="24"/>
-              </w:rPr>
-              <w:t xml:space="preserve">【教学组织】总结项目设计思维，部署下周冲刺计划</w:t>
-            </w:r>
-          </w:p>
-          <w:p>
-            <w:pPr>
-              <w:widowControl/>
-              <w:spacing w:line="400" w:lineRule="exact"/>
-              <w:jc w:val="left"/>
-              <w:rPr>
-                <w:rFonts w:ascii="FangSong_GB2312" w:eastAsia="FangSong_GB2312" w:hAnsi="FangSong_GB2312" w:cs="FangSong_GB2312"/>
-                <w:kern w:val="0"/>
-                <w:sz w:val="24"/>
-              </w:rPr>
-            </w:pPr>
-            <w:r>
-              <w:rPr>
-                <w:rFonts w:ascii="FangSong_GB2312" w:eastAsia="FangSong_GB2312" w:hAnsi="FangSong_GB2312" w:cs="FangSong_GB2312" w:hint="eastAsia"/>
+                <w:color w:val="000000"/>
+                <w:kern w:val="0"/>
+                <w:sz w:val="24"/>
+              </w:rPr>
+            </w:pPr>
+            <w:r>
+              <w:rPr>
+                <w:rFonts w:ascii="FangSong_GB2312" w:eastAsia="FangSong_GB2312" w:hAnsi="FangSong_GB2312" w:cs="FangSong_GB2312" w:hint="eastAsia"/>
+                <w:color w:val="000000"/>
+                <w:kern w:val="0"/>
+                <w:sz w:val="24"/>
+              </w:rPr>
+              <w:t xml:space="preserve">【教学组织】【知识凝练与教学反思】</w:t>
+            </w:r>
+          </w:p>
+          <w:p>
+            <w:pPr>
+              <w:widowControl/>
+              <w:spacing w:line="400" w:lineRule="exact"/>
+              <w:jc w:val="left"/>
+              <w:rPr>
+                <w:rFonts w:ascii="FangSong_GB2312" w:eastAsia="FangSong_GB2312" w:hAnsi="FangSong_GB2312" w:cs="FangSong_GB2312"/>
+                <w:color w:val="000000"/>
+                <w:kern w:val="0"/>
+                <w:sz w:val="24"/>
+              </w:rPr>
+            </w:pPr>
+            <w:r>
+              <w:rPr>
+                <w:rFonts w:ascii="FangSong_GB2312" w:eastAsia="FangSong_GB2312" w:hAnsi="FangSong_GB2312" w:cs="FangSong_GB2312" w:hint="eastAsia"/>
+                <w:color w:val="000000"/>
+                <w:kern w:val="0"/>
+                <w:sz w:val="24"/>
+              </w:rPr>
+              <w:t xml:space="preserve">1. 归纳梳理：总结项目设计思维，部署下周冲刺计划</w:t>
+            </w:r>
+          </w:p>
+          <w:p>
+            <w:pPr>
+              <w:widowControl/>
+              <w:spacing w:line="400" w:lineRule="exact"/>
+              <w:jc w:val="left"/>
+              <w:rPr>
+                <w:rFonts w:ascii="FangSong_GB2312" w:eastAsia="FangSong_GB2312" w:hAnsi="FangSong_GB2312" w:cs="FangSong_GB2312"/>
+                <w:color w:val="000000"/>
+                <w:kern w:val="0"/>
+                <w:sz w:val="24"/>
+              </w:rPr>
+            </w:pPr>
+            <w:r>
+              <w:rPr>
+                <w:rFonts w:ascii="FangSong_GB2312" w:eastAsia="FangSong_GB2312" w:hAnsi="FangSong_GB2312" w:cs="FangSong_GB2312" w:hint="eastAsia"/>
+                <w:color w:val="000000"/>
+                <w:kern w:val="0"/>
+                <w:sz w:val="24"/>
+              </w:rPr>
+              <w:t xml:space="preserve">2. 强化记忆：系统性总结本节课核心知识点与技能框架。</w:t>
+            </w:r>
+          </w:p>
+          <w:p>
+            <w:pPr>
+              <w:widowControl/>
+              <w:spacing w:line="400" w:lineRule="exact"/>
+              <w:jc w:val="left"/>
+              <w:rPr>
+                <w:rFonts w:ascii="FangSong_GB2312" w:eastAsia="FangSong_GB2312" w:hAnsi="FangSong_GB2312" w:cs="FangSong_GB2312"/>
+                <w:color w:val="000000"/>
+                <w:kern w:val="0"/>
+                <w:sz w:val="24"/>
+              </w:rPr>
+            </w:pPr>
+            <w:r>
+              <w:rPr>
+                <w:rFonts w:ascii="FangSong_GB2312" w:eastAsia="FangSong_GB2312" w:hAnsi="FangSong_GB2312" w:cs="FangSong_GB2312" w:hint="eastAsia"/>
+                <w:color w:val="000000"/>
+                <w:kern w:val="0"/>
+                <w:sz w:val="24"/>
+              </w:rPr>
+              <w:t xml:space="preserve">3. 布置课后延伸思考与预习任务。</w:t>
+            </w:r>
+          </w:p>
+          <w:p>
+            <w:pPr>
+              <w:widowControl/>
+              <w:spacing w:line="400" w:lineRule="exact"/>
+              <w:jc w:val="left"/>
+              <w:rPr>
+                <w:rFonts w:ascii="FangSong_GB2312" w:eastAsia="FangSong_GB2312" w:hAnsi="FangSong_GB2312" w:cs="FangSong_GB2312"/>
+                <w:color w:val="000000"/>
+                <w:kern w:val="0"/>
+                <w:sz w:val="24"/>
+              </w:rPr>
+            </w:pPr>
+            <w:r>
+              <w:rPr>
+                <w:rFonts w:ascii="FangSong_GB2312" w:eastAsia="FangSong_GB2312" w:hAnsi="FangSong_GB2312" w:cs="FangSong_GB2312" w:hint="eastAsia"/>
+                <w:color w:val="000000"/>
                 <w:kern w:val="0"/>
                 <w:sz w:val="24"/>
               </w:rPr>
@@ -17954,13 +20330,15 @@
               <w:jc w:val="left"/>
               <w:rPr>
                 <w:rFonts w:ascii="FangSong_GB2312" w:eastAsia="FangSong_GB2312" w:hAnsi="FangSong_GB2312" w:cs="FangSong_GB2312"/>
-                <w:kern w:val="0"/>
-                <w:sz w:val="24"/>
-              </w:rPr>
-            </w:pPr>
-            <w:r>
-              <w:rPr>
-                <w:rFonts w:ascii="FangSong_GB2312" w:eastAsia="FangSong_GB2312" w:hAnsi="FangSong_GB2312" w:cs="FangSong_GB2312" w:hint="eastAsia"/>
+                <w:color w:val="000000"/>
+                <w:kern w:val="0"/>
+                <w:sz w:val="24"/>
+              </w:rPr>
+            </w:pPr>
+            <w:r>
+              <w:rPr>
+                <w:rFonts w:ascii="FangSong_GB2312" w:eastAsia="FangSong_GB2312" w:hAnsi="FangSong_GB2312" w:cs="FangSong_GB2312" w:hint="eastAsia"/>
+                <w:color w:val="000000"/>
                 <w:kern w:val="0"/>
                 <w:sz w:val="24"/>
               </w:rPr>
@@ -18033,15 +20411,15 @@
               <w:rPr>
                 <w:rFonts w:ascii="FangSong_GB2312" w:eastAsia="FangSong_GB2312" w:hAnsi="FangSong_GB2312" w:cs="FangSong_GB2312"/>
                 <w:bCs/>
-                <w:color w:val="333333"/>
-                <w:kern w:val="0"/>
-                <w:sz w:val="24"/>
-              </w:rPr>
-            </w:pPr>
-            <w:r>
-              <w:rPr>
-                <w:rFonts w:ascii="FangSong_GB2312" w:eastAsia="FangSong_GB2312" w:hAnsi="FangSong_GB2312" w:cs="FangSong_GB2312" w:hint="eastAsia"/>
-                <w:color w:val="FF0000"/>
+                <w:color w:val="000000"/>
+                <w:kern w:val="0"/>
+                <w:sz w:val="24"/>
+              </w:rPr>
+            </w:pPr>
+            <w:r>
+              <w:rPr>
+                <w:rFonts w:ascii="FangSong_GB2312" w:eastAsia="FangSong_GB2312" w:hAnsi="FangSong_GB2312" w:cs="FangSong_GB2312" w:hint="eastAsia"/>
+                <w:color w:val="000000"/>
                 <w:kern w:val="0"/>
                 <w:sz w:val="24"/>
               </w:rPr>
@@ -18091,8 +20469,8 @@
       </w:tblPr>
       <w:tblGrid>
         <w:gridCol w:w="1246"/>
-        <w:gridCol w:w="3894"/>
-        <w:gridCol w:w="3810"/>
+        <w:gridCol w:w="1740"/>
+        <w:gridCol w:w="5964"/>
       </w:tblGrid>
       <w:tr>
         <w:trPr>
@@ -18121,15 +20499,15 @@
               <w:jc w:val="center"/>
               <w:rPr>
                 <w:rFonts w:ascii="FangSong_GB2312" w:eastAsia="FangSong_GB2312" w:hAnsi="FangSong_GB2312" w:cs="FangSong_GB2312"/>
-                <w:color w:val="333333"/>
-                <w:kern w:val="0"/>
-                <w:sz w:val="24"/>
-              </w:rPr>
-            </w:pPr>
-            <w:r>
-              <w:rPr>
-                <w:rFonts w:ascii="FangSong_GB2312" w:eastAsia="FangSong_GB2312" w:hAnsi="FangSong_GB2312" w:cs="FangSong_GB2312" w:hint="eastAsia"/>
-                <w:color w:val="FF0000"/>
+                <w:color w:val="000000"/>
+                <w:kern w:val="0"/>
+                <w:sz w:val="24"/>
+              </w:rPr>
+            </w:pPr>
+            <w:r>
+              <w:rPr>
+                <w:rFonts w:ascii="FangSong_GB2312" w:eastAsia="FangSong_GB2312" w:hAnsi="FangSong_GB2312" w:cs="FangSong_GB2312" w:hint="eastAsia"/>
+                <w:color w:val="000000"/>
                 <w:kern w:val="0"/>
                 <w:sz w:val="24"/>
               </w:rPr>
@@ -18161,15 +20539,15 @@
               <w:jc w:val="center"/>
               <w:rPr>
                 <w:rFonts w:ascii="FangSong_GB2312" w:eastAsia="FangSong_GB2312" w:hAnsi="FangSong_GB2312" w:cs="FangSong_GB2312"/>
-                <w:color w:val="333333"/>
-                <w:kern w:val="0"/>
-                <w:sz w:val="24"/>
-              </w:rPr>
-            </w:pPr>
-            <w:r>
-              <w:rPr>
-                <w:rFonts w:ascii="FangSong_GB2312" w:eastAsia="FangSong_GB2312" w:hAnsi="FangSong_GB2312" w:cs="FangSong_GB2312" w:hint="eastAsia"/>
-                <w:color w:val="FF0000"/>
+                <w:color w:val="000000"/>
+                <w:kern w:val="0"/>
+                <w:sz w:val="24"/>
+              </w:rPr>
+            </w:pPr>
+            <w:r>
+              <w:rPr>
+                <w:rFonts w:ascii="FangSong_GB2312" w:eastAsia="FangSong_GB2312" w:hAnsi="FangSong_GB2312" w:cs="FangSong_GB2312" w:hint="eastAsia"/>
+                <w:color w:val="000000"/>
                 <w:kern w:val="0"/>
                 <w:sz w:val="24"/>
               </w:rPr>
@@ -18205,15 +20583,15 @@
               <w:jc w:val="center"/>
               <w:rPr>
                 <w:rFonts w:ascii="FangSong_GB2312" w:eastAsia="FangSong_GB2312" w:hAnsi="FangSong_GB2312" w:cs="FangSong_GB2312"/>
-                <w:color w:val="333333"/>
-                <w:kern w:val="0"/>
-                <w:sz w:val="24"/>
-              </w:rPr>
-            </w:pPr>
-            <w:r>
-              <w:rPr>
-                <w:rFonts w:ascii="FangSong_GB2312" w:eastAsia="FangSong_GB2312" w:hAnsi="FangSong_GB2312" w:cs="FangSong_GB2312" w:hint="eastAsia"/>
-                <w:color w:val="FF0000"/>
+                <w:color w:val="000000"/>
+                <w:kern w:val="0"/>
+                <w:sz w:val="24"/>
+              </w:rPr>
+            </w:pPr>
+            <w:r>
+              <w:rPr>
+                <w:rFonts w:ascii="FangSong_GB2312" w:eastAsia="FangSong_GB2312" w:hAnsi="FangSong_GB2312" w:cs="FangSong_GB2312" w:hint="eastAsia"/>
+                <w:color w:val="000000"/>
                 <w:kern w:val="0"/>
                 <w:sz w:val="24"/>
               </w:rPr>
@@ -18245,15 +20623,15 @@
               <w:jc w:val="center"/>
               <w:rPr>
                 <w:rFonts w:ascii="FangSong_GB2312" w:eastAsia="FangSong_GB2312" w:hAnsi="FangSong_GB2312" w:cs="FangSong_GB2312"/>
-                <w:color w:val="333333"/>
-                <w:kern w:val="0"/>
-                <w:sz w:val="24"/>
-              </w:rPr>
-            </w:pPr>
-            <w:r>
-              <w:rPr>
-                <w:rFonts w:ascii="FangSong_GB2312" w:eastAsia="FangSong_GB2312" w:hAnsi="FangSong_GB2312" w:cs="FangSong_GB2312" w:hint="eastAsia"/>
-                <w:color w:val="FF0000"/>
+                <w:color w:val="000000"/>
+                <w:kern w:val="0"/>
+                <w:sz w:val="24"/>
+              </w:rPr>
+            </w:pPr>
+            <w:r>
+              <w:rPr>
+                <w:rFonts w:ascii="FangSong_GB2312" w:eastAsia="FangSong_GB2312" w:hAnsi="FangSong_GB2312" w:cs="FangSong_GB2312" w:hint="eastAsia"/>
+                <w:color w:val="000000"/>
                 <w:kern w:val="0"/>
                 <w:sz w:val="24"/>
               </w:rPr>
@@ -19137,7 +21515,7 @@
         </w:tc>
         <w:tc>
           <w:tcPr>
-            <w:tcW w:w="3894" w:type="dxa"/>
+            <w:tcW w:w="1740" w:type="dxa"/>
             <w:tcBorders>
               <w:top w:val="single" w:sz="4" w:space="0" w:color="auto"/>
               <w:left w:val="single" w:sz="4" w:space="0" w:color="auto"/>
@@ -19172,7 +21550,7 @@
         </w:tc>
         <w:tc>
           <w:tcPr>
-            <w:tcW w:w="3810" w:type="dxa"/>
+            <w:tcW w:w="5964" w:type="dxa"/>
             <w:tcBorders>
               <w:top w:val="single" w:sz="4" w:space="0" w:color="auto"/>
               <w:left w:val="single" w:sz="4" w:space="0" w:color="auto"/>
@@ -19232,7 +21610,7 @@
         </w:tc>
         <w:tc>
           <w:tcPr>
-            <w:tcW w:w="3894" w:type="dxa"/>
+            <w:tcW w:w="1740" w:type="dxa"/>
             <w:tcBorders>
               <w:top w:val="single" w:sz="4" w:space="0" w:color="auto"/>
               <w:left w:val="single" w:sz="4" w:space="0" w:color="auto"/>
@@ -19267,7 +21645,7 @@
         </w:tc>
         <w:tc>
           <w:tcPr>
-            <w:tcW w:w="3810" w:type="dxa"/>
+            <w:tcW w:w="5964" w:type="dxa"/>
             <w:tcBorders>
               <w:top w:val="single" w:sz="4" w:space="0" w:color="auto"/>
               <w:left w:val="single" w:sz="4" w:space="0" w:color="auto"/>
@@ -19297,7 +21675,47 @@
                 <w:kern w:val="0"/>
                 <w:sz w:val="24"/>
               </w:rPr>
-              <w:t xml:space="preserve">【教学组织】回顾 W07 项目架构设计，检查各组项目进度与遗留问题</w:t>
+              <w:t xml:space="preserve">【教学组织】【上次课知识回顾】</w:t>
+            </w:r>
+          </w:p>
+          <w:p>
+            <w:pPr>
+              <w:widowControl/>
+              <w:spacing w:line="400" w:lineRule="exact"/>
+              <w:jc w:val="left"/>
+              <w:rPr>
+                <w:rFonts w:ascii="FangSong_GB2312" w:eastAsia="FangSong_GB2312" w:hAnsi="FangSong_GB2312" w:cs="FangSong_GB2312"/>
+                <w:kern w:val="0"/>
+                <w:sz w:val="24"/>
+              </w:rPr>
+            </w:pPr>
+            <w:r>
+              <w:rPr>
+                <w:rFonts w:ascii="FangSong_GB2312" w:eastAsia="FangSong_GB2312" w:hAnsi="FangSong_GB2312" w:cs="FangSong_GB2312" w:hint="eastAsia"/>
+                <w:kern w:val="0"/>
+                <w:sz w:val="24"/>
+              </w:rPr>
+              <w:t xml:space="preserve">1. 回顾 W07 项目架构设计，检查各组项目进度与遗留问题</w:t>
+            </w:r>
+          </w:p>
+          <w:p>
+            <w:pPr>
+              <w:widowControl/>
+              <w:spacing w:line="400" w:lineRule="exact"/>
+              <w:jc w:val="left"/>
+              <w:rPr>
+                <w:rFonts w:ascii="FangSong_GB2312" w:eastAsia="FangSong_GB2312" w:hAnsi="FangSong_GB2312" w:cs="FangSong_GB2312"/>
+                <w:kern w:val="0"/>
+                <w:sz w:val="24"/>
+              </w:rPr>
+            </w:pPr>
+            <w:r>
+              <w:rPr>
+                <w:rFonts w:ascii="FangSong_GB2312" w:eastAsia="FangSong_GB2312" w:hAnsi="FangSong_GB2312" w:cs="FangSong_GB2312" w:hint="eastAsia"/>
+                <w:kern w:val="0"/>
+                <w:sz w:val="24"/>
+              </w:rPr>
+              <w:t xml:space="preserve">2. 检查学生对前置知识的掌握情况，建立新旧知识的逻辑桥梁。</w:t>
             </w:r>
           </w:p>
           <w:p>
@@ -19388,7 +21806,7 @@
         </w:tc>
         <w:tc>
           <w:tcPr>
-            <w:tcW w:w="3894" w:type="dxa"/>
+            <w:tcW w:w="1740" w:type="dxa"/>
             <w:tcBorders>
               <w:top w:val="single" w:sz="4" w:space="0" w:color="auto"/>
               <w:left w:val="single" w:sz="4" w:space="0" w:color="auto"/>
@@ -19424,7 +21842,7 @@
         </w:tc>
         <w:tc>
           <w:tcPr>
-            <w:tcW w:w="3810" w:type="dxa"/>
+            <w:tcW w:w="5964" w:type="dxa"/>
             <w:tcBorders>
               <w:top w:val="single" w:sz="4" w:space="0" w:color="auto"/>
               <w:left w:val="single" w:sz="4" w:space="0" w:color="auto"/>
@@ -19454,7 +21872,67 @@
                 <w:kern w:val="0"/>
                 <w:sz w:val="24"/>
               </w:rPr>
-              <w:t xml:space="preserve">【教学组织】以'大音希声'理念引入——警惕科技狂欢，回归艺术本真</w:t>
+              <w:t xml:space="preserve">【教学组织】【课程情境导入】</w:t>
+            </w:r>
+          </w:p>
+          <w:p>
+            <w:pPr>
+              <w:widowControl/>
+              <w:spacing w:line="400" w:lineRule="exact"/>
+              <w:jc w:val="left"/>
+              <w:rPr>
+                <w:rFonts w:ascii="FangSong_GB2312" w:eastAsia="FangSong_GB2312" w:hAnsi="FangSong_GB2312" w:cs="FangSong_GB2312"/>
+                <w:kern w:val="0"/>
+                <w:sz w:val="24"/>
+              </w:rPr>
+            </w:pPr>
+            <w:r>
+              <w:rPr>
+                <w:rFonts w:ascii="FangSong_GB2312" w:eastAsia="FangSong_GB2312" w:hAnsi="FangSong_GB2312" w:cs="FangSong_GB2312" w:hint="eastAsia"/>
+                <w:kern w:val="0"/>
+                <w:sz w:val="24"/>
+              </w:rPr>
+              <w:t xml:space="preserve">1. 以'大音希声'理念引入——警惕科技狂欢，回归艺术本真</w:t>
+            </w:r>
+          </w:p>
+          <w:p>
+            <w:pPr>
+              <w:widowControl/>
+              <w:spacing w:line="400" w:lineRule="exact"/>
+              <w:jc w:val="left"/>
+              <w:rPr>
+                <w:rFonts w:ascii="FangSong_GB2312" w:eastAsia="FangSong_GB2312" w:hAnsi="FangSong_GB2312" w:cs="FangSong_GB2312"/>
+                <w:kern w:val="0"/>
+                <w:sz w:val="24"/>
+              </w:rPr>
+            </w:pPr>
+            <w:r>
+              <w:rPr>
+                <w:rFonts w:ascii="FangSong_GB2312" w:eastAsia="FangSong_GB2312" w:hAnsi="FangSong_GB2312" w:cs="FangSong_GB2312" w:hint="eastAsia"/>
+                <w:kern w:val="0"/>
+                <w:sz w:val="24"/>
+              </w:rPr>
+              <w:t xml:space="preserve">2. 明确本节课核心聚焦点：全链路生成创作流程的整合与交互叙事的前端封装</w:t>
+            </w:r>
+          </w:p>
+          <w:p>
+            <w:pPr>
+              <w:widowControl/>
+              <w:spacing w:line="400" w:lineRule="exact"/>
+              <w:jc w:val="left"/>
+              <w:rPr>
+                <w:rFonts w:ascii="FangSong_GB2312" w:eastAsia="FangSong_GB2312" w:hAnsi="FangSong_GB2312" w:cs="FangSong_GB2312"/>
+                <w:kern w:val="0"/>
+                <w:sz w:val="24"/>
+              </w:rPr>
+            </w:pPr>
+            <w:r>
+              <w:rPr>
+                <w:rFonts w:ascii="FangSong_GB2312" w:eastAsia="FangSong_GB2312" w:hAnsi="FangSong_GB2312" w:cs="FangSong_GB2312" w:hint="eastAsia"/>
+                <w:kern w:val="0"/>
+                <w:sz w:val="24"/>
+              </w:rPr>
+              <w:t xml:space="preserve">3. 激发学生学习动机与探索兴趣。</w:t>
             </w:r>
           </w:p>
           <w:p>
@@ -19545,7 +22023,7 @@
         </w:tc>
         <w:tc>
           <w:tcPr>
-            <w:tcW w:w="3894" w:type="dxa"/>
+            <w:tcW w:w="1740" w:type="dxa"/>
             <w:tcBorders>
               <w:top w:val="single" w:sz="4" w:space="0" w:color="auto"/>
               <w:left w:val="single" w:sz="4" w:space="0" w:color="auto"/>
@@ -19574,13 +22052,21 @@
                 <w:kern w:val="0"/>
                 <w:sz w:val="24"/>
               </w:rPr>
-              <w:t>新课讲授</w:t>
-            </w:r>
-          </w:p>
-        </w:tc>
-        <w:tc>
-          <w:tcPr>
-            <w:tcW w:w="3810" w:type="dxa"/>
+              <w:t>新课</w:t>
+            </w:r>
+            <w:r>
+              <w:rPr>
+                <w:rFonts w:ascii="FangSong_GB2312" w:eastAsia="FangSong_GB2312" w:hAnsi="FangSong_GB2312" w:cs="FangSong_GB2312" w:hint="eastAsia"/>
+                <w:kern w:val="0"/>
+                <w:sz w:val="24"/>
+              </w:rPr>
+              <w:t>演示</w:t>
+            </w:r>
+          </w:p>
+        </w:tc>
+        <w:tc>
+          <w:tcPr>
+            <w:tcW w:w="5964" w:type="dxa"/>
             <w:tcBorders>
               <w:top w:val="single" w:sz="4" w:space="0" w:color="auto"/>
               <w:left w:val="single" w:sz="4" w:space="0" w:color="auto"/>
@@ -19610,7 +22096,87 @@
                 <w:kern w:val="0"/>
                 <w:sz w:val="24"/>
               </w:rPr>
-              <w:t xml:space="preserve">【教学组织】整合排错三大死亡场景（作用域/Z-index/竞态）、CSS 艺术封装三层法则、静态部署工作流</w:t>
+              <w:t xml:space="preserve">【教学组织】【核心理论与技能解析】</w:t>
+            </w:r>
+          </w:p>
+          <w:p>
+            <w:pPr>
+              <w:widowControl/>
+              <w:spacing w:line="400" w:lineRule="exact"/>
+              <w:jc w:val="left"/>
+              <w:rPr>
+                <w:rFonts w:ascii="FangSong_GB2312" w:eastAsia="FangSong_GB2312" w:hAnsi="FangSong_GB2312" w:cs="FangSong_GB2312"/>
+                <w:kern w:val="0"/>
+                <w:sz w:val="24"/>
+              </w:rPr>
+            </w:pPr>
+            <w:r>
+              <w:rPr>
+                <w:rFonts w:ascii="FangSong_GB2312" w:eastAsia="FangSong_GB2312" w:hAnsi="FangSong_GB2312" w:cs="FangSong_GB2312" w:hint="eastAsia"/>
+                <w:kern w:val="0"/>
+                <w:sz w:val="24"/>
+              </w:rPr>
+              <w:t xml:space="preserve">1. 授课主线：整合排错三大死亡场景（作用域/Z-index/竞态）、CSS 艺术封装三层法则、静态部署工作流</w:t>
+            </w:r>
+          </w:p>
+          <w:p>
+            <w:pPr>
+              <w:widowControl/>
+              <w:spacing w:line="400" w:lineRule="exact"/>
+              <w:jc w:val="left"/>
+              <w:rPr>
+                <w:rFonts w:ascii="FangSong_GB2312" w:eastAsia="FangSong_GB2312" w:hAnsi="FangSong_GB2312" w:cs="FangSong_GB2312"/>
+                <w:kern w:val="0"/>
+                <w:sz w:val="24"/>
+              </w:rPr>
+            </w:pPr>
+            <w:r>
+              <w:rPr>
+                <w:rFonts w:ascii="FangSong_GB2312" w:eastAsia="FangSong_GB2312" w:hAnsi="FangSong_GB2312" w:cs="FangSong_GB2312" w:hint="eastAsia"/>
+                <w:kern w:val="0"/>
+                <w:sz w:val="24"/>
+              </w:rPr>
+              <w:t xml:space="preserve">2. 知识点拆解：8.1 大音希声：全链路生成、艺术封装与项目上线</w:t>
+            </w:r>
+          </w:p>
+          <w:p>
+            <w:pPr>
+              <w:widowControl/>
+              <w:spacing w:line="400" w:lineRule="exact"/>
+              <w:jc w:val="left"/>
+              <w:rPr>
+                <w:rFonts w:ascii="FangSong_GB2312" w:eastAsia="FangSong_GB2312" w:hAnsi="FangSong_GB2312" w:cs="FangSong_GB2312"/>
+                <w:kern w:val="0"/>
+                <w:sz w:val="24"/>
+              </w:rPr>
+            </w:pPr>
+            <w:r>
+              <w:rPr>
+                <w:rFonts w:ascii="FangSong_GB2312" w:eastAsia="FangSong_GB2312" w:hAnsi="FangSong_GB2312" w:cs="FangSong_GB2312" w:hint="eastAsia"/>
+                <w:kern w:val="0"/>
+                <w:sz w:val="24"/>
+              </w:rPr>
+              <w:t xml:space="preserve">3. 重难点突破：针对“在技术实现与艺术表达之间取得平衡，完成高完成度的综合可视化作品”，采用案例剖析策略。</w:t>
+            </w:r>
+          </w:p>
+          <w:p>
+            <w:pPr>
+              <w:widowControl/>
+              <w:spacing w:line="400" w:lineRule="exact"/>
+              <w:jc w:val="left"/>
+              <w:rPr>
+                <w:rFonts w:ascii="FangSong_GB2312" w:eastAsia="FangSong_GB2312" w:hAnsi="FangSong_GB2312" w:cs="FangSong_GB2312"/>
+                <w:kern w:val="0"/>
+                <w:sz w:val="24"/>
+              </w:rPr>
+            </w:pPr>
+            <w:r>
+              <w:rPr>
+                <w:rFonts w:ascii="FangSong_GB2312" w:eastAsia="FangSong_GB2312" w:hAnsi="FangSong_GB2312" w:cs="FangSong_GB2312" w:hint="eastAsia"/>
+                <w:kern w:val="0"/>
+                <w:sz w:val="24"/>
+              </w:rPr>
+              <w:t xml:space="preserve">4. 支撑目标：回溯《信息可视化设计》理论：在科技狂欢中坚守艺术的直觉表达</w:t>
             </w:r>
           </w:p>
           <w:p>
@@ -19730,7 +22296,7 @@
         </w:tc>
         <w:tc>
           <w:tcPr>
-            <w:tcW w:w="3894" w:type="dxa"/>
+            <w:tcW w:w="1740" w:type="dxa"/>
             <w:tcBorders>
               <w:top w:val="single" w:sz="4" w:space="0" w:color="auto"/>
               <w:left w:val="single" w:sz="4" w:space="0" w:color="auto"/>
@@ -19751,7 +22317,7 @@
                 <w:rFonts w:ascii="FangSong_GB2312" w:eastAsia="FangSong_GB2312" w:hAnsi="FangSong_GB2312" w:cs="FangSong_GB2312"/>
                 <w:b/>
                 <w:bCs/>
-                <w:color w:val="FF0000"/>
+                <w:color w:val="000000"/>
                 <w:kern w:val="0"/>
                 <w:sz w:val="24"/>
               </w:rPr>
@@ -19761,7 +22327,7 @@
                 <w:rFonts w:ascii="FangSong_GB2312" w:eastAsia="FangSong_GB2312" w:hAnsi="FangSong_GB2312" w:cs="FangSong_GB2312" w:hint="eastAsia"/>
                 <w:b/>
                 <w:bCs/>
-                <w:color w:val="FF0000"/>
+                <w:color w:val="000000"/>
                 <w:kern w:val="0"/>
                 <w:sz w:val="24"/>
               </w:rPr>
@@ -19771,7 +22337,7 @@
         </w:tc>
         <w:tc>
           <w:tcPr>
-            <w:tcW w:w="3810" w:type="dxa"/>
+            <w:tcW w:w="5964" w:type="dxa"/>
             <w:tcBorders>
               <w:top w:val="single" w:sz="4" w:space="0" w:color="auto"/>
               <w:left w:val="single" w:sz="4" w:space="0" w:color="auto"/>
@@ -19791,33 +22357,103 @@
               <w:jc w:val="left"/>
               <w:rPr>
                 <w:rFonts w:ascii="FangSong_GB2312" w:eastAsia="FangSong_GB2312" w:hAnsi="FangSong_GB2312" w:cs="FangSong_GB2312"/>
-                <w:kern w:val="0"/>
-                <w:sz w:val="24"/>
-              </w:rPr>
-            </w:pPr>
-            <w:r>
-              <w:rPr>
-                <w:rFonts w:ascii="FangSong_GB2312" w:eastAsia="FangSong_GB2312" w:hAnsi="FangSong_GB2312" w:cs="FangSong_GB2312" w:hint="eastAsia"/>
-                <w:kern w:val="0"/>
-                <w:sz w:val="24"/>
-              </w:rPr>
-              <w:t xml:space="preserve">【教学组织】终极报错排雷 + 艺术封装大改造 + Vercel 部署上线</w:t>
-            </w:r>
-          </w:p>
-          <w:p>
-            <w:pPr>
-              <w:widowControl/>
-              <w:spacing w:line="400" w:lineRule="exact"/>
-              <w:jc w:val="left"/>
-              <w:rPr>
-                <w:rFonts w:ascii="FangSong_GB2312" w:eastAsia="FangSong_GB2312" w:hAnsi="FangSong_GB2312" w:cs="FangSong_GB2312"/>
-                <w:kern w:val="0"/>
-                <w:sz w:val="24"/>
-              </w:rPr>
-            </w:pPr>
-            <w:r>
-              <w:rPr>
-                <w:rFonts w:ascii="FangSong_GB2312" w:eastAsia="FangSong_GB2312" w:hAnsi="FangSong_GB2312" w:cs="FangSong_GB2312" w:hint="eastAsia"/>
+                <w:color w:val="000000"/>
+                <w:kern w:val="0"/>
+                <w:sz w:val="24"/>
+              </w:rPr>
+            </w:pPr>
+            <w:r>
+              <w:rPr>
+                <w:rFonts w:ascii="FangSong_GB2312" w:eastAsia="FangSong_GB2312" w:hAnsi="FangSong_GB2312" w:cs="FangSong_GB2312" w:hint="eastAsia"/>
+                <w:color w:val="000000"/>
+                <w:kern w:val="0"/>
+                <w:sz w:val="24"/>
+              </w:rPr>
+              <w:t xml:space="preserve">【教学组织】【课堂实践与操作训练】</w:t>
+            </w:r>
+          </w:p>
+          <w:p>
+            <w:pPr>
+              <w:widowControl/>
+              <w:spacing w:line="400" w:lineRule="exact"/>
+              <w:jc w:val="left"/>
+              <w:rPr>
+                <w:rFonts w:ascii="FangSong_GB2312" w:eastAsia="FangSong_GB2312" w:hAnsi="FangSong_GB2312" w:cs="FangSong_GB2312"/>
+                <w:color w:val="000000"/>
+                <w:kern w:val="0"/>
+                <w:sz w:val="24"/>
+              </w:rPr>
+            </w:pPr>
+            <w:r>
+              <w:rPr>
+                <w:rFonts w:ascii="FangSong_GB2312" w:eastAsia="FangSong_GB2312" w:hAnsi="FangSong_GB2312" w:cs="FangSong_GB2312" w:hint="eastAsia"/>
+                <w:color w:val="000000"/>
+                <w:kern w:val="0"/>
+                <w:sz w:val="24"/>
+              </w:rPr>
+              <w:t xml:space="preserve">1. 实践任务指导：终极报错排雷 + 艺术封装大改造 + Vercel 部署上线</w:t>
+            </w:r>
+          </w:p>
+          <w:p>
+            <w:pPr>
+              <w:widowControl/>
+              <w:spacing w:line="400" w:lineRule="exact"/>
+              <w:jc w:val="left"/>
+              <w:rPr>
+                <w:rFonts w:ascii="FangSong_GB2312" w:eastAsia="FangSong_GB2312" w:hAnsi="FangSong_GB2312" w:cs="FangSong_GB2312"/>
+                <w:color w:val="000000"/>
+                <w:kern w:val="0"/>
+                <w:sz w:val="24"/>
+              </w:rPr>
+            </w:pPr>
+            <w:r>
+              <w:rPr>
+                <w:rFonts w:ascii="FangSong_GB2312" w:eastAsia="FangSong_GB2312" w:hAnsi="FangSong_GB2312" w:cs="FangSong_GB2312" w:hint="eastAsia"/>
+                <w:color w:val="000000"/>
+                <w:kern w:val="0"/>
+                <w:sz w:val="24"/>
+              </w:rPr>
+              <w:t xml:space="preserve">2. 核心任务目标：完成最终数据艺术项目的全链路部署（GitHub Pages / Vercel 上线），参加 Peer Critique 并提交 Best Final Killer Prompt 分析。</w:t>
+            </w:r>
+          </w:p>
+          <w:p>
+            <w:pPr>
+              <w:widowControl/>
+              <w:spacing w:line="400" w:lineRule="exact"/>
+              <w:jc w:val="left"/>
+              <w:rPr>
+                <w:rFonts w:ascii="FangSong_GB2312" w:eastAsia="FangSong_GB2312" w:hAnsi="FangSong_GB2312" w:cs="FangSong_GB2312"/>
+                <w:color w:val="000000"/>
+                <w:kern w:val="0"/>
+                <w:sz w:val="24"/>
+              </w:rPr>
+            </w:pPr>
+            <w:r>
+              <w:rPr>
+                <w:rFonts w:ascii="FangSong_GB2312" w:eastAsia="FangSong_GB2312" w:hAnsi="FangSong_GB2312" w:cs="FangSong_GB2312" w:hint="eastAsia"/>
+                <w:color w:val="000000"/>
+                <w:kern w:val="0"/>
+                <w:sz w:val="24"/>
+              </w:rPr>
+              <w:t xml:space="preserve">3. 教师巡回指导，及时发现并纠正学生实践中的认知偏差。</w:t>
+            </w:r>
+          </w:p>
+          <w:p>
+            <w:pPr>
+              <w:widowControl/>
+              <w:spacing w:line="400" w:lineRule="exact"/>
+              <w:jc w:val="left"/>
+              <w:rPr>
+                <w:rFonts w:ascii="FangSong_GB2312" w:eastAsia="FangSong_GB2312" w:hAnsi="FangSong_GB2312" w:cs="FangSong_GB2312"/>
+                <w:color w:val="000000"/>
+                <w:kern w:val="0"/>
+                <w:sz w:val="24"/>
+              </w:rPr>
+            </w:pPr>
+            <w:r>
+              <w:rPr>
+                <w:rFonts w:ascii="FangSong_GB2312" w:eastAsia="FangSong_GB2312" w:hAnsi="FangSong_GB2312" w:cs="FangSong_GB2312" w:hint="eastAsia"/>
+                <w:color w:val="000000"/>
                 <w:kern w:val="0"/>
                 <w:sz w:val="24"/>
               </w:rPr>
@@ -19831,13 +22467,15 @@
               <w:jc w:val="left"/>
               <w:rPr>
                 <w:rFonts w:ascii="FangSong_GB2312" w:eastAsia="FangSong_GB2312" w:hAnsi="FangSong_GB2312" w:cs="FangSong_GB2312"/>
-                <w:kern w:val="0"/>
-                <w:sz w:val="24"/>
-              </w:rPr>
-            </w:pPr>
-            <w:r>
-              <w:rPr>
-                <w:rFonts w:ascii="FangSong_GB2312" w:eastAsia="FangSong_GB2312" w:hAnsi="FangSong_GB2312" w:cs="FangSong_GB2312" w:hint="eastAsia"/>
+                <w:color w:val="000000"/>
+                <w:kern w:val="0"/>
+                <w:sz w:val="24"/>
+              </w:rPr>
+            </w:pPr>
+            <w:r>
+              <w:rPr>
+                <w:rFonts w:ascii="FangSong_GB2312" w:eastAsia="FangSong_GB2312" w:hAnsi="FangSong_GB2312" w:cs="FangSong_GB2312" w:hint="eastAsia"/>
+                <w:color w:val="000000"/>
                 <w:kern w:val="0"/>
                 <w:sz w:val="24"/>
               </w:rPr>
@@ -19851,13 +22489,15 @@
               <w:jc w:val="left"/>
               <w:rPr>
                 <w:rFonts w:ascii="FangSong_GB2312" w:eastAsia="FangSong_GB2312" w:hAnsi="FangSong_GB2312" w:cs="FangSong_GB2312"/>
-                <w:kern w:val="0"/>
-                <w:sz w:val="24"/>
-              </w:rPr>
-            </w:pPr>
-            <w:r>
-              <w:rPr>
-                <w:rFonts w:ascii="FangSong_GB2312" w:eastAsia="FangSong_GB2312" w:hAnsi="FangSong_GB2312" w:cs="FangSong_GB2312" w:hint="eastAsia"/>
+                <w:color w:val="000000"/>
+                <w:kern w:val="0"/>
+                <w:sz w:val="24"/>
+              </w:rPr>
+            </w:pPr>
+            <w:r>
+              <w:rPr>
+                <w:rFonts w:ascii="FangSong_GB2312" w:eastAsia="FangSong_GB2312" w:hAnsi="FangSong_GB2312" w:cs="FangSong_GB2312" w:hint="eastAsia"/>
+                <w:color w:val="000000"/>
                 <w:kern w:val="0"/>
                 <w:sz w:val="24"/>
               </w:rPr>
@@ -19900,7 +22540,7 @@
         </w:tc>
         <w:tc>
           <w:tcPr>
-            <w:tcW w:w="3894" w:type="dxa"/>
+            <w:tcW w:w="1740" w:type="dxa"/>
             <w:tcBorders>
               <w:top w:val="single" w:sz="4" w:space="0" w:color="auto"/>
               <w:left w:val="single" w:sz="4" w:space="0" w:color="auto"/>
@@ -19921,7 +22561,7 @@
                 <w:rFonts w:ascii="FangSong_GB2312" w:eastAsia="FangSong_GB2312" w:hAnsi="FangSong_GB2312" w:cs="FangSong_GB2312"/>
                 <w:b/>
                 <w:bCs/>
-                <w:color w:val="FF0000"/>
+                <w:color w:val="000000"/>
                 <w:kern w:val="0"/>
                 <w:sz w:val="24"/>
               </w:rPr>
@@ -19931,7 +22571,7 @@
                 <w:rFonts w:ascii="FangSong_GB2312" w:eastAsia="FangSong_GB2312" w:hAnsi="FangSong_GB2312" w:cs="FangSong_GB2312" w:hint="eastAsia"/>
                 <w:b/>
                 <w:bCs/>
-                <w:color w:val="FF0000"/>
+                <w:color w:val="000000"/>
                 <w:kern w:val="0"/>
                 <w:sz w:val="24"/>
               </w:rPr>
@@ -19941,7 +22581,7 @@
         </w:tc>
         <w:tc>
           <w:tcPr>
-            <w:tcW w:w="3810" w:type="dxa"/>
+            <w:tcW w:w="5964" w:type="dxa"/>
             <w:tcBorders>
               <w:top w:val="single" w:sz="4" w:space="0" w:color="auto"/>
               <w:left w:val="single" w:sz="4" w:space="0" w:color="auto"/>
@@ -19961,33 +22601,103 @@
               <w:jc w:val="left"/>
               <w:rPr>
                 <w:rFonts w:ascii="FangSong_GB2312" w:eastAsia="FangSong_GB2312" w:hAnsi="FangSong_GB2312" w:cs="FangSong_GB2312"/>
-                <w:kern w:val="0"/>
-                <w:sz w:val="24"/>
-              </w:rPr>
-            </w:pPr>
-            <w:r>
-              <w:rPr>
-                <w:rFonts w:ascii="FangSong_GB2312" w:eastAsia="FangSong_GB2312" w:hAnsi="FangSong_GB2312" w:cs="FangSong_GB2312" w:hint="eastAsia"/>
-                <w:kern w:val="0"/>
-                <w:sz w:val="24"/>
-              </w:rPr>
-              <w:t xml:space="preserve">【教学组织】Peer Critique 与 Best Prompt 洞察大会，课程结业总结</w:t>
-            </w:r>
-          </w:p>
-          <w:p>
-            <w:pPr>
-              <w:widowControl/>
-              <w:spacing w:line="400" w:lineRule="exact"/>
-              <w:jc w:val="left"/>
-              <w:rPr>
-                <w:rFonts w:ascii="FangSong_GB2312" w:eastAsia="FangSong_GB2312" w:hAnsi="FangSong_GB2312" w:cs="FangSong_GB2312"/>
-                <w:kern w:val="0"/>
-                <w:sz w:val="24"/>
-              </w:rPr>
-            </w:pPr>
-            <w:r>
-              <w:rPr>
-                <w:rFonts w:ascii="FangSong_GB2312" w:eastAsia="FangSong_GB2312" w:hAnsi="FangSong_GB2312" w:cs="FangSong_GB2312" w:hint="eastAsia"/>
+                <w:color w:val="000000"/>
+                <w:kern w:val="0"/>
+                <w:sz w:val="24"/>
+              </w:rPr>
+            </w:pPr>
+            <w:r>
+              <w:rPr>
+                <w:rFonts w:ascii="FangSong_GB2312" w:eastAsia="FangSong_GB2312" w:hAnsi="FangSong_GB2312" w:cs="FangSong_GB2312" w:hint="eastAsia"/>
+                <w:color w:val="000000"/>
+                <w:kern w:val="0"/>
+                <w:sz w:val="24"/>
+              </w:rPr>
+              <w:t xml:space="preserve">【教学组织】【知识凝练与教学反思】</w:t>
+            </w:r>
+          </w:p>
+          <w:p>
+            <w:pPr>
+              <w:widowControl/>
+              <w:spacing w:line="400" w:lineRule="exact"/>
+              <w:jc w:val="left"/>
+              <w:rPr>
+                <w:rFonts w:ascii="FangSong_GB2312" w:eastAsia="FangSong_GB2312" w:hAnsi="FangSong_GB2312" w:cs="FangSong_GB2312"/>
+                <w:color w:val="000000"/>
+                <w:kern w:val="0"/>
+                <w:sz w:val="24"/>
+              </w:rPr>
+            </w:pPr>
+            <w:r>
+              <w:rPr>
+                <w:rFonts w:ascii="FangSong_GB2312" w:eastAsia="FangSong_GB2312" w:hAnsi="FangSong_GB2312" w:cs="FangSong_GB2312" w:hint="eastAsia"/>
+                <w:color w:val="000000"/>
+                <w:kern w:val="0"/>
+                <w:sz w:val="24"/>
+              </w:rPr>
+              <w:t xml:space="preserve">1. 归纳梳理：Peer Critique 与 Best Prompt 洞察大会，课程结业总结</w:t>
+            </w:r>
+          </w:p>
+          <w:p>
+            <w:pPr>
+              <w:widowControl/>
+              <w:spacing w:line="400" w:lineRule="exact"/>
+              <w:jc w:val="left"/>
+              <w:rPr>
+                <w:rFonts w:ascii="FangSong_GB2312" w:eastAsia="FangSong_GB2312" w:hAnsi="FangSong_GB2312" w:cs="FangSong_GB2312"/>
+                <w:color w:val="000000"/>
+                <w:kern w:val="0"/>
+                <w:sz w:val="24"/>
+              </w:rPr>
+            </w:pPr>
+            <w:r>
+              <w:rPr>
+                <w:rFonts w:ascii="FangSong_GB2312" w:eastAsia="FangSong_GB2312" w:hAnsi="FangSong_GB2312" w:cs="FangSong_GB2312" w:hint="eastAsia"/>
+                <w:color w:val="000000"/>
+                <w:kern w:val="0"/>
+                <w:sz w:val="24"/>
+              </w:rPr>
+              <w:t xml:space="preserve">2. 强化记忆：系统性总结本节课核心知识点与技能框架。</w:t>
+            </w:r>
+          </w:p>
+          <w:p>
+            <w:pPr>
+              <w:widowControl/>
+              <w:spacing w:line="400" w:lineRule="exact"/>
+              <w:jc w:val="left"/>
+              <w:rPr>
+                <w:rFonts w:ascii="FangSong_GB2312" w:eastAsia="FangSong_GB2312" w:hAnsi="FangSong_GB2312" w:cs="FangSong_GB2312"/>
+                <w:color w:val="000000"/>
+                <w:kern w:val="0"/>
+                <w:sz w:val="24"/>
+              </w:rPr>
+            </w:pPr>
+            <w:r>
+              <w:rPr>
+                <w:rFonts w:ascii="FangSong_GB2312" w:eastAsia="FangSong_GB2312" w:hAnsi="FangSong_GB2312" w:cs="FangSong_GB2312" w:hint="eastAsia"/>
+                <w:color w:val="000000"/>
+                <w:kern w:val="0"/>
+                <w:sz w:val="24"/>
+              </w:rPr>
+              <w:t xml:space="preserve">3. 布置课后延伸思考与预习任务。</w:t>
+            </w:r>
+          </w:p>
+          <w:p>
+            <w:pPr>
+              <w:widowControl/>
+              <w:spacing w:line="400" w:lineRule="exact"/>
+              <w:jc w:val="left"/>
+              <w:rPr>
+                <w:rFonts w:ascii="FangSong_GB2312" w:eastAsia="FangSong_GB2312" w:hAnsi="FangSong_GB2312" w:cs="FangSong_GB2312"/>
+                <w:color w:val="000000"/>
+                <w:kern w:val="0"/>
+                <w:sz w:val="24"/>
+              </w:rPr>
+            </w:pPr>
+            <w:r>
+              <w:rPr>
+                <w:rFonts w:ascii="FangSong_GB2312" w:eastAsia="FangSong_GB2312" w:hAnsi="FangSong_GB2312" w:cs="FangSong_GB2312" w:hint="eastAsia"/>
+                <w:color w:val="000000"/>
                 <w:kern w:val="0"/>
                 <w:sz w:val="24"/>
               </w:rPr>
@@ -20001,13 +22711,15 @@
               <w:jc w:val="left"/>
               <w:rPr>
                 <w:rFonts w:ascii="FangSong_GB2312" w:eastAsia="FangSong_GB2312" w:hAnsi="FangSong_GB2312" w:cs="FangSong_GB2312"/>
-                <w:kern w:val="0"/>
-                <w:sz w:val="24"/>
-              </w:rPr>
-            </w:pPr>
-            <w:r>
-              <w:rPr>
-                <w:rFonts w:ascii="FangSong_GB2312" w:eastAsia="FangSong_GB2312" w:hAnsi="FangSong_GB2312" w:cs="FangSong_GB2312" w:hint="eastAsia"/>
+                <w:color w:val="000000"/>
+                <w:kern w:val="0"/>
+                <w:sz w:val="24"/>
+              </w:rPr>
+            </w:pPr>
+            <w:r>
+              <w:rPr>
+                <w:rFonts w:ascii="FangSong_GB2312" w:eastAsia="FangSong_GB2312" w:hAnsi="FangSong_GB2312" w:cs="FangSong_GB2312" w:hint="eastAsia"/>
+                <w:color w:val="000000"/>
                 <w:kern w:val="0"/>
                 <w:sz w:val="24"/>
               </w:rPr>
@@ -20080,15 +22792,15 @@
               <w:rPr>
                 <w:rFonts w:ascii="FangSong_GB2312" w:eastAsia="FangSong_GB2312" w:hAnsi="FangSong_GB2312" w:cs="FangSong_GB2312"/>
                 <w:bCs/>
-                <w:color w:val="333333"/>
-                <w:kern w:val="0"/>
-                <w:sz w:val="24"/>
-              </w:rPr>
-            </w:pPr>
-            <w:r>
-              <w:rPr>
-                <w:rFonts w:ascii="FangSong_GB2312" w:eastAsia="FangSong_GB2312" w:hAnsi="FangSong_GB2312" w:cs="FangSong_GB2312" w:hint="eastAsia"/>
-                <w:color w:val="FF0000"/>
+                <w:color w:val="000000"/>
+                <w:kern w:val="0"/>
+                <w:sz w:val="24"/>
+              </w:rPr>
+            </w:pPr>
+            <w:r>
+              <w:rPr>
+                <w:rFonts w:ascii="FangSong_GB2312" w:eastAsia="FangSong_GB2312" w:hAnsi="FangSong_GB2312" w:cs="FangSong_GB2312" w:hint="eastAsia"/>
+                <w:color w:val="000000"/>
                 <w:kern w:val="0"/>
                 <w:sz w:val="24"/>
               </w:rPr>

--- a/信息可视化/Output/教案/45林昕46林昕+2024级+数字媒体艺术+《信息可视化设计》+教案.docx
+++ b/信息可视化/Output/教案/45林昕46林昕+2024级+数字媒体艺术+《信息可视化设计》+教案.docx
@@ -1449,7 +1449,24 @@
                 <w:rFonts w:ascii="FangSong_GB2312" w:eastAsia="FangSong_GB2312" w:hAnsi="FangSong_GB2312" w:cs="FangSong_GB2312" w:hint="eastAsia"/>
                 <w:sz w:val="24"/>
               </w:rPr>
-              <w:t xml:space="preserve">Tamara Munzner.Visualization Analysis &amp; Design[M].CRC Press,2014.</w:t>
+              <w:t xml:space="preserve">(1)Tamara Munzner.Visualization Analysis &amp; Design[M].CRC Press,2014.</w:t>
+            </w:r>
+          </w:p>
+          <w:p>
+            <w:pPr>
+              <w:spacing w:line="400" w:lineRule="exact"/>
+              <w:jc w:val="left"/>
+              <w:rPr>
+                <w:rFonts w:ascii="FangSong_GB2312" w:eastAsia="FangSong_GB2312" w:hAnsi="FangSong_GB2312" w:cs="FangSong_GB2312"/>
+                <w:sz w:val="24"/>
+              </w:rPr>
+            </w:pPr>
+            <w:r>
+              <w:rPr>
+                <w:rFonts w:ascii="FangSong_GB2312" w:eastAsia="FangSong_GB2312" w:hAnsi="FangSong_GB2312" w:cs="FangSong_GB2312" w:hint="eastAsia"/>
+                <w:sz w:val="24"/>
+              </w:rPr>
+              <w:t xml:space="preserve">(2)Scott Murray.Interactive Data Visualization for the Web[M].O'Reilly Media, Inc.,2017.</w:t>
             </w:r>
           </w:p>
           <w:p>
@@ -2071,7 +2088,7 @@
                       <w:color w:val="FF0000"/>
                       <w:sz w:val="24"/>
                     </w:rPr>
-                    <w:t xml:space="preserve">1. 能够通过自然语言建模，灵活驱动 D3 或 ECharts 等高级框架进行复杂交互叙事的生成。</w:t>
+                    <w:t xml:space="preserve">1. 能够通过自然语言概念驱动，灵活指挥 AI 引擎运用 D3.js 框架进行复杂交互叙事的生成与视觉定制。</w:t>
                   </w:r>
                 </w:p>
               </w:tc>
@@ -3097,7 +3114,7 @@
                 <w:sz w:val="24"/>
                 <w:lang w:eastAsia="zh"/>
               </w:rPr>
-              <w:t xml:space="preserve">第4章  声明式生成</w:t>
+              <w:t xml:space="preserve">第4章  概念驱动创作</w:t>
             </w:r>
           </w:p>
         </w:tc>
@@ -3125,7 +3142,7 @@
               <w:rPr>
                 <w:rFonts w:hint="eastAsia"/>
               </w:rPr>
-              <w:t xml:space="preserve">4.1 驾驭复杂：高低阶框架的语言驱动策略</w:t>
+              <w:t xml:space="preserve">4.1 从画布到代码画布：用你已学的视觉语法驱动 AI 创作 D3 图表</w:t>
             </w:r>
           </w:p>
         </w:tc>
@@ -3433,7 +3450,7 @@
                 <w:sz w:val="24"/>
                 <w:lang w:eastAsia="zh"/>
               </w:rPr>
-              <w:t xml:space="preserve">第7章  综合项目启动</w:t>
+              <w:t xml:space="preserve">第7章  鉴赏与启航</w:t>
             </w:r>
           </w:p>
         </w:tc>
@@ -3461,7 +3478,7 @@
               <w:rPr>
                 <w:rFonts w:hint="eastAsia"/>
               </w:rPr>
-              <w:t xml:space="preserve">7.1 洞察与共鸣：从宏大议题到人文关怀的原型设计</w:t>
+              <w:t xml:space="preserve">7.1 站在巨人的肩膀上：经典作品鉴赏与嵌套模型原型推演</w:t>
             </w:r>
           </w:p>
         </w:tc>
@@ -6379,7 +6396,7 @@
                 <w:kern w:val="0"/>
                 <w:sz w:val="24"/>
               </w:rPr>
-              <w:t xml:space="preserve">2. 能够通过自然语言建模，灵活驱动 D3 或 ECharts 等高级框架进行复杂交互叙事的生成。支撑课程能力目标（1），对应毕业要求4。</w:t>
+              <w:t xml:space="preserve">2. 能够通过自然语言概念驱动，灵活指挥 AI 引擎运用 D3.js 框架进行复杂交互叙事的生成与视觉定制。支撑课程能力目标（1），对应毕业要求4。</w:t>
             </w:r>
           </w:p>
           <w:p>
@@ -8006,7 +8023,7 @@
                 <w:kern w:val="0"/>
                 <w:sz w:val="24"/>
               </w:rPr>
-              <w:t xml:space="preserve">2. 核心任务目标：从真实世界（新闻/财报/报告）狩猎一张通道映射严重错误的劣质数据图，结合实验1清洗后的 Tidy 数据集，在 Figma 中按 Munzner 通道有效性与数据墨水比原则进行三阶段重建精修，提交三阶段对比图 + 300 字通道决策报告。</w:t>
+              <w:t xml:space="preserve">2. 核心任务目标：从真实世界（新闻/财报/报告）狩猎一张通道映射严重错误的劣质数据图，结合教师提供的校园采样数据集或自选公开数据源，在 Figma 中按 Munzner 通道有效性与数据墨水比原则进行三阶段重建精修，提交三阶段对比图 + 300 字通道决策报告。</w:t>
             </w:r>
           </w:p>
           <w:p>
@@ -8397,7 +8414,7 @@
                 <w:kern w:val="0"/>
                 <w:sz w:val="24"/>
               </w:rPr>
-              <w:t xml:space="preserve">从真实世界（新闻/财报/报告）狩猎一张通道映射严重错误的劣质数据图，结合实验1清洗后的 Tidy 数据集，在 Figma 中按 Munzner 通道有效性与数据墨水比原则进行三阶段重建精修，提交三阶段对比图 + 300 字通道决策报告。</w:t>
+              <w:t xml:space="preserve">从真实世界（新闻/财报/报告）狩猎一张通道映射严重错误的劣质数据图，结合教师提供的校园采样数据集或自选公开数据源，在 Figma 中按 Munzner 通道有效性与数据墨水比原则进行三阶段重建精修，提交三阶段对比图 + 300 字通道决策报告。</w:t>
             </w:r>
           </w:p>
         </w:tc>
@@ -10611,7 +10628,7 @@
                 <w:kern w:val="0"/>
                 <w:sz w:val="24"/>
               </w:rPr>
-              <w:t xml:space="preserve">1. 归纳梳理：总结数据抽象到整洁化的全链路，预告 D3/ECharts 框架</w:t>
+              <w:t xml:space="preserve">1. 归纳梳理：总结数据抽象到整洁化的全链路，预告下周用自然语言指挥 AI 进行 D3.js 创作</w:t>
             </w:r>
           </w:p>
           <w:p>
@@ -13192,6 +13209,2475 @@
           <w:spacing w:val="20"/>
           <w:sz w:val="36"/>
         </w:rPr>
+        <w:t xml:space="preserve">第四次课教案</w:t>
+      </w:r>
+    </w:p>
+    <w:tbl>
+      <w:tblPr>
+        <w:tblW w:w="8950" w:type="dxa"/>
+        <w:tblInd w:w="-49" w:type="dxa"/>
+        <w:tblBorders>
+          <w:top w:val="single" w:sz="4" w:space="0" w:color="auto"/>
+          <w:left w:val="single" w:sz="4" w:space="0" w:color="auto"/>
+          <w:bottom w:val="single" w:sz="4" w:space="0" w:color="auto"/>
+          <w:right w:val="single" w:sz="4" w:space="0" w:color="auto"/>
+        </w:tblBorders>
+        <w:tblLook w:val="0000" w:firstRow="0" w:lastRow="0" w:firstColumn="0" w:lastColumn="0" w:noHBand="0" w:noVBand="0"/>
+      </w:tblPr>
+      <w:tblGrid>
+        <w:gridCol w:w="1246"/>
+        <w:gridCol w:w="1740"/>
+        <w:gridCol w:w="5964"/>
+      </w:tblGrid>
+      <w:tr>
+        <w:trPr>
+          <w:trHeight w:val="567"/>
+        </w:trPr>
+        <w:tc>
+          <w:tcPr>
+            <w:tcW w:w="1246" w:type="dxa"/>
+            <w:tcBorders>
+              <w:top w:val="single" w:sz="12" w:space="0" w:color="auto"/>
+              <w:left w:val="single" w:sz="12" w:space="0" w:color="auto"/>
+              <w:bottom w:val="single" w:sz="4" w:space="0" w:color="auto"/>
+              <w:right w:val="single" w:sz="4" w:space="0" w:color="auto"/>
+            </w:tcBorders>
+            <w:tcMar>
+              <w:left w:w="57" w:type="dxa"/>
+              <w:right w:w="57" w:type="dxa"/>
+            </w:tcMar>
+            <w:vAlign w:val="center"/>
+          </w:tcPr>
+          <w:p>
+            <w:pPr>
+              <w:widowControl/>
+              <w:spacing w:before="40" w:after="40" w:line="400" w:lineRule="exact"/>
+              <w:ind w:left="57"/>
+              <w:jc w:val="center"/>
+              <w:rPr>
+                <w:rFonts w:ascii="FangSong_GB2312" w:eastAsia="FangSong_GB2312" w:hAnsi="FangSong_GB2312" w:cs="FangSong_GB2312"/>
+                <w:color w:val="000000"/>
+                <w:kern w:val="0"/>
+                <w:sz w:val="24"/>
+              </w:rPr>
+            </w:pPr>
+            <w:r>
+              <w:rPr>
+                <w:rFonts w:ascii="FangSong_GB2312" w:eastAsia="FangSong_GB2312" w:hAnsi="FangSong_GB2312" w:cs="FangSong_GB2312" w:hint="eastAsia"/>
+                <w:color w:val="000000"/>
+                <w:kern w:val="0"/>
+                <w:sz w:val="24"/>
+              </w:rPr>
+              <w:t>授课章节</w:t>
+            </w:r>
+          </w:p>
+        </w:tc>
+        <w:tc>
+          <w:tcPr>
+            <w:tcW w:w="7704" w:type="dxa"/>
+            <w:gridSpan w:val="2"/>
+            <w:tcBorders>
+              <w:top w:val="single" w:sz="12" w:space="0" w:color="auto"/>
+              <w:left w:val="single" w:sz="4" w:space="0" w:color="auto"/>
+              <w:bottom w:val="single" w:sz="4" w:space="0" w:color="auto"/>
+              <w:right w:val="single" w:sz="12" w:space="0" w:color="auto"/>
+            </w:tcBorders>
+            <w:tcMar>
+              <w:left w:w="57" w:type="dxa"/>
+              <w:right w:w="57" w:type="dxa"/>
+            </w:tcMar>
+            <w:vAlign w:val="center"/>
+          </w:tcPr>
+          <w:p>
+            <w:pPr>
+              <w:widowControl/>
+              <w:spacing w:before="40" w:after="40" w:line="400" w:lineRule="exact"/>
+              <w:ind w:left="57" w:firstLineChars="100" w:firstLine="240"/>
+              <w:jc w:val="center"/>
+              <w:rPr>
+                <w:rFonts w:ascii="FangSong_GB2312" w:eastAsia="FangSong_GB2312" w:hAnsi="FangSong_GB2312" w:cs="FangSong_GB2312"/>
+                <w:color w:val="000000"/>
+                <w:kern w:val="0"/>
+                <w:sz w:val="24"/>
+              </w:rPr>
+            </w:pPr>
+            <w:r>
+              <w:rPr>
+                <w:rFonts w:ascii="FangSong_GB2312" w:eastAsia="FangSong_GB2312" w:hAnsi="FangSong_GB2312" w:cs="FangSong_GB2312" w:hint="eastAsia"/>
+                <w:color w:val="000000"/>
+                <w:kern w:val="0"/>
+                <w:sz w:val="24"/>
+              </w:rPr>
+              <w:t xml:space="preserve">第4章  概念驱动创作</w:t>
+            </w:r>
+          </w:p>
+        </w:tc>
+      </w:tr>
+      <w:tr>
+        <w:trPr>
+          <w:trHeight w:val="567"/>
+        </w:trPr>
+        <w:tc>
+          <w:tcPr>
+            <w:tcW w:w="1246" w:type="dxa"/>
+            <w:tcBorders>
+              <w:top w:val="single" w:sz="12" w:space="0" w:color="auto"/>
+              <w:left w:val="single" w:sz="12" w:space="0" w:color="auto"/>
+              <w:bottom w:val="single" w:sz="4" w:space="0" w:color="auto"/>
+              <w:right w:val="single" w:sz="4" w:space="0" w:color="auto"/>
+            </w:tcBorders>
+            <w:tcMar>
+              <w:left w:w="57" w:type="dxa"/>
+              <w:right w:w="57" w:type="dxa"/>
+            </w:tcMar>
+            <w:vAlign w:val="center"/>
+          </w:tcPr>
+          <w:p>
+            <w:pPr>
+              <w:widowControl/>
+              <w:spacing w:before="40" w:after="40" w:line="400" w:lineRule="exact"/>
+              <w:ind w:left="57"/>
+              <w:jc w:val="center"/>
+              <w:rPr>
+                <w:rFonts w:ascii="FangSong_GB2312" w:eastAsia="FangSong_GB2312" w:hAnsi="FangSong_GB2312" w:cs="FangSong_GB2312"/>
+                <w:color w:val="000000"/>
+                <w:kern w:val="0"/>
+                <w:sz w:val="24"/>
+              </w:rPr>
+            </w:pPr>
+            <w:r>
+              <w:rPr>
+                <w:rFonts w:ascii="FangSong_GB2312" w:eastAsia="FangSong_GB2312" w:hAnsi="FangSong_GB2312" w:cs="FangSong_GB2312" w:hint="eastAsia"/>
+                <w:color w:val="000000"/>
+                <w:kern w:val="0"/>
+                <w:sz w:val="24"/>
+              </w:rPr>
+              <w:t>授课内容</w:t>
+            </w:r>
+          </w:p>
+        </w:tc>
+        <w:tc>
+          <w:tcPr>
+            <w:tcW w:w="7704" w:type="dxa"/>
+            <w:gridSpan w:val="2"/>
+            <w:tcBorders>
+              <w:top w:val="single" w:sz="12" w:space="0" w:color="auto"/>
+              <w:left w:val="single" w:sz="4" w:space="0" w:color="auto"/>
+              <w:bottom w:val="single" w:sz="4" w:space="0" w:color="auto"/>
+              <w:right w:val="single" w:sz="12" w:space="0" w:color="auto"/>
+            </w:tcBorders>
+            <w:tcMar>
+              <w:left w:w="57" w:type="dxa"/>
+              <w:right w:w="57" w:type="dxa"/>
+            </w:tcMar>
+            <w:vAlign w:val="center"/>
+          </w:tcPr>
+          <w:p>
+            <w:pPr>
+              <w:widowControl/>
+              <w:spacing w:before="40" w:after="40" w:line="400" w:lineRule="exact"/>
+              <w:ind w:left="57" w:firstLineChars="100" w:firstLine="240"/>
+              <w:jc w:val="center"/>
+              <w:rPr>
+                <w:rFonts w:ascii="FangSong_GB2312" w:eastAsia="FangSong_GB2312" w:hAnsi="FangSong_GB2312" w:cs="FangSong_GB2312"/>
+                <w:color w:val="000000"/>
+                <w:kern w:val="0"/>
+                <w:sz w:val="24"/>
+              </w:rPr>
+            </w:pPr>
+            <w:r>
+              <w:rPr>
+                <w:rFonts w:ascii="FangSong_GB2312" w:eastAsia="FangSong_GB2312" w:hAnsi="FangSong_GB2312" w:cs="FangSong_GB2312" w:hint="eastAsia"/>
+                <w:color w:val="000000"/>
+                <w:kern w:val="0"/>
+                <w:sz w:val="24"/>
+              </w:rPr>
+              <w:t xml:space="preserve">4.1 从画布到代码画布：用你已学的视觉语法驱动 AI 创作 D3 图表</w:t>
+            </w:r>
+          </w:p>
+        </w:tc>
+      </w:tr>
+      <w:tr>
+        <w:trPr>
+          <w:trHeight w:val="951"/>
+        </w:trPr>
+        <w:tc>
+          <w:tcPr>
+            <w:tcW w:w="1246" w:type="dxa"/>
+            <w:tcBorders>
+              <w:top w:val="single" w:sz="4" w:space="0" w:color="auto"/>
+              <w:left w:val="single" w:sz="12" w:space="0" w:color="auto"/>
+              <w:bottom w:val="single" w:sz="4" w:space="0" w:color="auto"/>
+              <w:right w:val="single" w:sz="4" w:space="0" w:color="auto"/>
+            </w:tcBorders>
+            <w:tcMar>
+              <w:top w:w="57" w:type="dxa"/>
+              <w:left w:w="57" w:type="dxa"/>
+              <w:bottom w:w="57" w:type="dxa"/>
+              <w:right w:w="57" w:type="dxa"/>
+            </w:tcMar>
+            <w:vAlign w:val="center"/>
+          </w:tcPr>
+          <w:p>
+            <w:pPr>
+              <w:widowControl/>
+              <w:spacing w:before="40" w:after="40" w:line="400" w:lineRule="exact"/>
+              <w:ind w:left="57"/>
+              <w:jc w:val="center"/>
+              <w:rPr>
+                <w:rFonts w:ascii="FangSong_GB2312" w:eastAsia="FangSong_GB2312" w:hAnsi="FangSong_GB2312" w:cs="FangSong_GB2312"/>
+                <w:color w:val="333333"/>
+                <w:kern w:val="0"/>
+                <w:sz w:val="24"/>
+              </w:rPr>
+            </w:pPr>
+            <w:r>
+              <w:rPr>
+                <w:rFonts w:ascii="FangSong_GB2312" w:eastAsia="FangSong_GB2312" w:hAnsi="FangSong_GB2312" w:cs="FangSong_GB2312" w:hint="eastAsia"/>
+                <w:color w:val="333333"/>
+                <w:kern w:val="0"/>
+                <w:sz w:val="24"/>
+              </w:rPr>
+              <w:t>授课</w:t>
+            </w:r>
+            <w:r>
+              <w:rPr>
+                <w:rFonts w:ascii="FangSong_GB2312" w:eastAsia="FangSong_GB2312" w:hAnsi="FangSong_GB2312" w:cs="FangSong_GB2312" w:hint="eastAsia"/>
+                <w:color w:val="333333"/>
+                <w:kern w:val="0"/>
+                <w:sz w:val="24"/>
+              </w:rPr>
+              <w:t>时间</w:t>
+            </w:r>
+          </w:p>
+        </w:tc>
+        <w:tc>
+          <w:tcPr>
+            <w:tcW w:w="7704" w:type="dxa"/>
+            <w:gridSpan w:val="2"/>
+            <w:tcBorders>
+              <w:top w:val="single" w:sz="4" w:space="0" w:color="auto"/>
+              <w:left w:val="single" w:sz="4" w:space="0" w:color="auto"/>
+              <w:bottom w:val="single" w:sz="4" w:space="0" w:color="auto"/>
+              <w:right w:val="single" w:sz="12" w:space="0" w:color="auto"/>
+            </w:tcBorders>
+            <w:tcMar>
+              <w:top w:w="57" w:type="dxa"/>
+              <w:left w:w="57" w:type="dxa"/>
+              <w:bottom w:w="57" w:type="dxa"/>
+              <w:right w:w="57" w:type="dxa"/>
+            </w:tcMar>
+            <w:vAlign w:val="center"/>
+          </w:tcPr>
+          <w:p>
+            <w:pPr>
+              <w:widowControl/>
+              <w:spacing w:before="40" w:after="40" w:line="400" w:lineRule="exact"/>
+              <w:ind w:left="57" w:firstLineChars="100" w:firstLine="240"/>
+              <w:jc w:val="center"/>
+              <w:rPr>
+                <w:rFonts w:ascii="FangSong_GB2312" w:eastAsia="FangSong_GB2312" w:hAnsi="FangSong_GB2312" w:cs="FangSong_GB2312"/>
+                <w:color w:val="333333"/>
+                <w:kern w:val="0"/>
+                <w:sz w:val="24"/>
+              </w:rPr>
+            </w:pPr>
+            <w:r>
+              <w:rPr>
+                <w:rFonts w:ascii="FangSong_GB2312" w:eastAsia="FangSong_GB2312" w:hAnsi="FangSong_GB2312" w:cs="FangSong_GB2312" w:hint="eastAsia"/>
+                <w:color w:val="333333"/>
+                <w:kern w:val="0"/>
+                <w:sz w:val="24"/>
+              </w:rPr>
+              <w:t xml:space="preserve">24数字媒体艺术影视班：第 10 周，周日1-5节</w:t>
+            </w:r>
+          </w:p>
+          <w:p>
+            <w:pPr>
+              <w:widowControl/>
+              <w:spacing w:before="40" w:after="40" w:line="400" w:lineRule="exact"/>
+              <w:ind w:left="57" w:firstLineChars="100" w:firstLine="240"/>
+              <w:jc w:val="center"/>
+              <w:rPr>
+                <w:rFonts w:ascii="FangSong_GB2312" w:eastAsia="FangSong_GB2312" w:hAnsi="FangSong_GB2312" w:cs="FangSong_GB2312"/>
+                <w:color w:val="333333"/>
+                <w:kern w:val="0"/>
+                <w:sz w:val="24"/>
+              </w:rPr>
+            </w:pPr>
+            <w:r>
+              <w:rPr>
+                <w:rFonts w:ascii="FangSong_GB2312" w:eastAsia="FangSong_GB2312" w:hAnsi="FangSong_GB2312" w:cs="FangSong_GB2312" w:hint="eastAsia"/>
+                <w:color w:val="333333"/>
+                <w:kern w:val="0"/>
+                <w:sz w:val="24"/>
+              </w:rPr>
+              <w:t xml:space="preserve">24数字媒体艺术游戏班：第 13 周，周五1-5节</w:t>
+            </w:r>
+          </w:p>
+        </w:tc>
+      </w:tr>
+      <w:tr>
+        <w:trPr>
+          <w:trHeight w:val="565"/>
+        </w:trPr>
+        <w:tc>
+          <w:tcPr>
+            <w:tcW w:w="1246" w:type="dxa"/>
+            <w:tcBorders>
+              <w:top w:val="single" w:sz="4" w:space="0" w:color="auto"/>
+              <w:left w:val="single" w:sz="12" w:space="0" w:color="auto"/>
+              <w:bottom w:val="single" w:sz="4" w:space="0" w:color="auto"/>
+              <w:right w:val="single" w:sz="4" w:space="0" w:color="auto"/>
+            </w:tcBorders>
+            <w:tcMar>
+              <w:top w:w="57" w:type="dxa"/>
+              <w:left w:w="57" w:type="dxa"/>
+              <w:bottom w:w="57" w:type="dxa"/>
+              <w:right w:w="57" w:type="dxa"/>
+            </w:tcMar>
+            <w:vAlign w:val="center"/>
+          </w:tcPr>
+          <w:p>
+            <w:pPr>
+              <w:widowControl/>
+              <w:spacing w:before="40" w:after="40" w:line="400" w:lineRule="exact"/>
+              <w:ind w:left="57"/>
+              <w:jc w:val="center"/>
+              <w:rPr>
+                <w:rFonts w:ascii="FangSong_GB2312" w:eastAsia="FangSong_GB2312" w:hAnsi="FangSong_GB2312" w:cs="FangSong_GB2312"/>
+                <w:color w:val="333333"/>
+                <w:kern w:val="0"/>
+                <w:sz w:val="24"/>
+              </w:rPr>
+            </w:pPr>
+            <w:r>
+              <w:rPr>
+                <w:rFonts w:ascii="FangSong_GB2312" w:eastAsia="FangSong_GB2312" w:hAnsi="FangSong_GB2312" w:cs="FangSong_GB2312" w:hint="eastAsia"/>
+                <w:color w:val="333333"/>
+                <w:kern w:val="0"/>
+                <w:sz w:val="24"/>
+              </w:rPr>
+              <w:t>学时数</w:t>
+            </w:r>
+          </w:p>
+        </w:tc>
+        <w:tc>
+          <w:tcPr>
+            <w:tcW w:w="7704" w:type="dxa"/>
+            <w:gridSpan w:val="2"/>
+            <w:tcBorders>
+              <w:top w:val="single" w:sz="4" w:space="0" w:color="auto"/>
+              <w:left w:val="single" w:sz="4" w:space="0" w:color="auto"/>
+              <w:bottom w:val="single" w:sz="4" w:space="0" w:color="auto"/>
+              <w:right w:val="single" w:sz="12" w:space="0" w:color="auto"/>
+            </w:tcBorders>
+            <w:tcMar>
+              <w:top w:w="57" w:type="dxa"/>
+              <w:left w:w="57" w:type="dxa"/>
+              <w:bottom w:w="57" w:type="dxa"/>
+              <w:right w:w="57" w:type="dxa"/>
+            </w:tcMar>
+            <w:vAlign w:val="center"/>
+          </w:tcPr>
+          <w:p>
+            <w:pPr>
+              <w:widowControl/>
+              <w:spacing w:before="40" w:after="40" w:line="400" w:lineRule="exact"/>
+              <w:ind w:left="57"/>
+              <w:jc w:val="center"/>
+              <w:rPr>
+                <w:rFonts w:ascii="FangSong_GB2312" w:eastAsia="FangSong_GB2312" w:hAnsi="FangSong_GB2312" w:cs="FangSong_GB2312"/>
+                <w:color w:val="333333"/>
+                <w:kern w:val="0"/>
+                <w:sz w:val="24"/>
+              </w:rPr>
+            </w:pPr>
+            <w:r>
+              <w:rPr>
+                <w:rFonts w:ascii="FangSong_GB2312" w:eastAsia="FangSong_GB2312" w:hAnsi="FangSong_GB2312" w:cs="FangSong_GB2312" w:hint="eastAsia"/>
+                <w:color w:val="333333"/>
+                <w:kern w:val="0"/>
+                <w:sz w:val="24"/>
+              </w:rPr>
+              <w:t xml:space="preserve">5学时（理论2，实践3）</w:t>
+            </w:r>
+          </w:p>
+        </w:tc>
+      </w:tr>
+      <w:tr>
+        <w:trPr>
+          <w:trHeight w:val="2422"/>
+        </w:trPr>
+        <w:tc>
+          <w:tcPr>
+            <w:tcW w:w="1246" w:type="dxa"/>
+            <w:tcBorders>
+              <w:top w:val="single" w:sz="8" w:space="0" w:color="auto"/>
+              <w:left w:val="single" w:sz="12" w:space="0" w:color="auto"/>
+              <w:bottom w:val="single" w:sz="8" w:space="0" w:color="auto"/>
+              <w:right w:val="single" w:sz="4" w:space="0" w:color="auto"/>
+            </w:tcBorders>
+            <w:tcMar>
+              <w:left w:w="57" w:type="dxa"/>
+              <w:right w:w="57" w:type="dxa"/>
+            </w:tcMar>
+            <w:vAlign w:val="center"/>
+          </w:tcPr>
+          <w:p>
+            <w:pPr>
+              <w:widowControl/>
+              <w:spacing w:before="40" w:after="40" w:line="400" w:lineRule="exact"/>
+              <w:ind w:left="57"/>
+              <w:jc w:val="center"/>
+              <w:rPr>
+                <w:rFonts w:ascii="FangSong_GB2312" w:eastAsia="FangSong_GB2312" w:hAnsi="FangSong_GB2312" w:cs="FangSong_GB2312"/>
+                <w:color w:val="333333"/>
+                <w:kern w:val="0"/>
+                <w:sz w:val="24"/>
+              </w:rPr>
+            </w:pPr>
+            <w:r>
+              <w:rPr>
+                <w:rFonts w:ascii="FangSong_GB2312" w:eastAsia="FangSong_GB2312" w:hAnsi="FangSong_GB2312" w:cs="FangSong_GB2312" w:hint="eastAsia"/>
+                <w:color w:val="333333"/>
+                <w:kern w:val="0"/>
+                <w:sz w:val="24"/>
+              </w:rPr>
+              <w:t>支撑课程目标</w:t>
+            </w:r>
+          </w:p>
+        </w:tc>
+        <w:tc>
+          <w:tcPr>
+            <w:tcW w:w="7704" w:type="dxa"/>
+            <w:gridSpan w:val="2"/>
+            <w:tcBorders>
+              <w:top w:val="single" w:sz="8" w:space="0" w:color="auto"/>
+              <w:left w:val="single" w:sz="4" w:space="0" w:color="auto"/>
+              <w:bottom w:val="single" w:sz="8" w:space="0" w:color="auto"/>
+              <w:right w:val="single" w:sz="12" w:space="0" w:color="auto"/>
+            </w:tcBorders>
+            <w:tcMar>
+              <w:left w:w="57" w:type="dxa"/>
+              <w:right w:w="57" w:type="dxa"/>
+            </w:tcMar>
+            <w:vAlign w:val="center"/>
+          </w:tcPr>
+          <w:p>
+            <w:pPr>
+              <w:widowControl/>
+              <w:spacing w:before="40" w:after="40" w:line="400" w:lineRule="exact"/>
+              <w:ind w:leftChars="50" w:left="105" w:rightChars="50" w:right="105" w:firstLineChars="200" w:firstLine="480"/>
+              <w:rPr>
+                <w:rFonts w:ascii="FangSong_GB2312" w:eastAsia="FangSong_GB2312" w:hAnsi="FangSong_GB2312" w:cs="FangSong_GB2312"/>
+                <w:color w:val="000000"/>
+                <w:kern w:val="0"/>
+                <w:sz w:val="24"/>
+              </w:rPr>
+            </w:pPr>
+            <w:r>
+              <w:rPr>
+                <w:rFonts w:ascii="FangSong_GB2312" w:eastAsia="FangSong_GB2312" w:hAnsi="FangSong_GB2312" w:cs="FangSong_GB2312" w:hint="eastAsia"/>
+                <w:color w:val="000000"/>
+                <w:kern w:val="0"/>
+                <w:sz w:val="24"/>
+              </w:rPr>
+              <w:t xml:space="preserve">1. 解释数据可视化与视觉编码的基本理论，分析数据类型、视觉通道映射规律，并评价跨学科知识在信息可视化设计中的整合策略。支撑课程知识目标（1），对应毕业要求2。</w:t>
+            </w:r>
+          </w:p>
+          <w:p>
+            <w:pPr>
+              <w:widowControl/>
+              <w:spacing w:before="40" w:after="40" w:line="400" w:lineRule="exact"/>
+              <w:ind w:leftChars="50" w:left="105" w:rightChars="50" w:right="105" w:firstLineChars="200" w:firstLine="480"/>
+              <w:rPr>
+                <w:rFonts w:ascii="FangSong_GB2312" w:eastAsia="FangSong_GB2312" w:hAnsi="FangSong_GB2312" w:cs="FangSong_GB2312"/>
+                <w:color w:val="000000"/>
+                <w:kern w:val="0"/>
+                <w:sz w:val="24"/>
+              </w:rPr>
+            </w:pPr>
+            <w:r>
+              <w:rPr>
+                <w:rFonts w:ascii="FangSong_GB2312" w:eastAsia="FangSong_GB2312" w:hAnsi="FangSong_GB2312" w:cs="FangSong_GB2312" w:hint="eastAsia"/>
+                <w:color w:val="000000"/>
+                <w:kern w:val="0"/>
+                <w:sz w:val="24"/>
+              </w:rPr>
+              <w:t xml:space="preserve">2. 阐述数据抽象分类体系与 Tidy Data 整洁数据规范，构建面向大语言模型的结构化数据建模策略并验证其有效性。支撑课程知识目标（2），对应毕业要求2。</w:t>
+            </w:r>
+          </w:p>
+          <w:p>
+            <w:pPr>
+              <w:widowControl/>
+              <w:spacing w:before="40" w:after="40" w:line="400" w:lineRule="exact"/>
+              <w:ind w:leftChars="50" w:left="105" w:rightChars="50" w:right="105" w:firstLineChars="200" w:firstLine="480"/>
+              <w:rPr>
+                <w:rFonts w:ascii="FangSong_GB2312" w:eastAsia="FangSong_GB2312" w:hAnsi="FangSong_GB2312" w:cs="FangSong_GB2312"/>
+                <w:color w:val="000000"/>
+                <w:kern w:val="0"/>
+                <w:sz w:val="24"/>
+              </w:rPr>
+            </w:pPr>
+            <w:r>
+              <w:rPr>
+                <w:rFonts w:ascii="FangSong_GB2312" w:eastAsia="FangSong_GB2312" w:hAnsi="FangSong_GB2312" w:cs="FangSong_GB2312" w:hint="eastAsia"/>
+                <w:color w:val="000000"/>
+                <w:kern w:val="0"/>
+                <w:sz w:val="24"/>
+              </w:rPr>
+              <w:t xml:space="preserve">3. 能够通过自然语言概念驱动，灵活指挥 AI 引擎运用 D3.js 框架进行复杂交互叙事的生成与视觉定制。支撑课程能力目标（1），对应毕业要求4。</w:t>
+            </w:r>
+          </w:p>
+        </w:tc>
+      </w:tr>
+      <w:tr>
+        <w:trPr>
+          <w:trHeight w:val="2422"/>
+        </w:trPr>
+        <w:tc>
+          <w:tcPr>
+            <w:tcW w:w="1246" w:type="dxa"/>
+            <w:tcBorders>
+              <w:top w:val="single" w:sz="8" w:space="0" w:color="auto"/>
+              <w:left w:val="single" w:sz="12" w:space="0" w:color="auto"/>
+              <w:bottom w:val="single" w:sz="8" w:space="0" w:color="auto"/>
+              <w:right w:val="single" w:sz="4" w:space="0" w:color="auto"/>
+            </w:tcBorders>
+            <w:tcMar>
+              <w:left w:w="57" w:type="dxa"/>
+              <w:right w:w="57" w:type="dxa"/>
+            </w:tcMar>
+            <w:vAlign w:val="center"/>
+          </w:tcPr>
+          <w:p>
+            <w:pPr>
+              <w:widowControl/>
+              <w:spacing w:before="40" w:after="40" w:line="400" w:lineRule="exact"/>
+              <w:ind w:left="57"/>
+              <w:jc w:val="center"/>
+              <w:rPr>
+                <w:rFonts w:ascii="FangSong_GB2312" w:eastAsia="FangSong_GB2312" w:hAnsi="FangSong_GB2312" w:cs="FangSong_GB2312"/>
+                <w:color w:val="333333"/>
+                <w:kern w:val="0"/>
+                <w:sz w:val="24"/>
+              </w:rPr>
+            </w:pPr>
+            <w:r>
+              <w:rPr>
+                <w:rFonts w:ascii="FangSong_GB2312" w:eastAsia="FangSong_GB2312" w:hAnsi="FangSong_GB2312" w:cs="FangSong_GB2312" w:hint="eastAsia"/>
+                <w:color w:val="333333"/>
+                <w:kern w:val="0"/>
+                <w:sz w:val="24"/>
+              </w:rPr>
+              <w:t>教学目标</w:t>
+            </w:r>
+          </w:p>
+          <w:p>
+            <w:pPr>
+              <w:widowControl/>
+              <w:spacing w:before="40" w:after="40" w:line="400" w:lineRule="exact"/>
+              <w:ind w:left="57"/>
+              <w:jc w:val="center"/>
+              <w:rPr>
+                <w:rFonts w:ascii="FangSong_GB2312" w:eastAsia="FangSong_GB2312" w:hAnsi="FangSong_GB2312" w:cs="FangSong_GB2312"/>
+                <w:color w:val="333333"/>
+                <w:kern w:val="0"/>
+                <w:sz w:val="24"/>
+              </w:rPr>
+            </w:pPr>
+            <w:r>
+              <w:rPr>
+                <w:rFonts w:ascii="FangSong_GB2312" w:eastAsia="FangSong_GB2312" w:hAnsi="FangSong_GB2312" w:cs="FangSong_GB2312" w:hint="eastAsia"/>
+                <w:color w:val="333333"/>
+                <w:kern w:val="0"/>
+                <w:sz w:val="24"/>
+              </w:rPr>
+              <w:t>与要求</w:t>
+            </w:r>
+          </w:p>
+        </w:tc>
+        <w:tc>
+          <w:tcPr>
+            <w:tcW w:w="7704" w:type="dxa"/>
+            <w:gridSpan w:val="2"/>
+            <w:tcBorders>
+              <w:top w:val="single" w:sz="8" w:space="0" w:color="auto"/>
+              <w:left w:val="single" w:sz="4" w:space="0" w:color="auto"/>
+              <w:bottom w:val="single" w:sz="8" w:space="0" w:color="auto"/>
+              <w:right w:val="single" w:sz="12" w:space="0" w:color="auto"/>
+            </w:tcBorders>
+            <w:tcMar>
+              <w:left w:w="57" w:type="dxa"/>
+              <w:right w:w="57" w:type="dxa"/>
+            </w:tcMar>
+          </w:tcPr>
+          <w:p>
+            <w:pPr>
+              <w:widowControl/>
+              <w:spacing w:before="40" w:after="40" w:line="400" w:lineRule="exact"/>
+              <w:ind w:leftChars="50" w:left="105" w:rightChars="50" w:right="105" w:firstLineChars="200" w:firstLine="480"/>
+              <w:rPr>
+                <w:rFonts w:ascii="FangSong_GB2312" w:eastAsia="FangSong_GB2312" w:hAnsi="FangSong_GB2312" w:cs="FangSong_GB2312"/>
+                <w:sz w:val="24"/>
+              </w:rPr>
+            </w:pPr>
+            <w:r>
+              <w:rPr>
+                <w:rFonts w:ascii="FangSong_GB2312" w:eastAsia="FangSong_GB2312" w:hAnsi="FangSong_GB2312" w:cs="FangSong_GB2312" w:hint="eastAsia"/>
+                <w:sz w:val="24"/>
+              </w:rPr>
+              <w:t xml:space="preserve">知识目标：理解数据到视觉的映射在 D3.js 中的实现逻辑，掌握用设计概念而非代码术语驱动 AI 生成的方法</w:t>
+            </w:r>
+          </w:p>
+          <w:p>
+            <w:pPr>
+              <w:widowControl/>
+              <w:spacing w:before="40" w:after="40" w:line="400" w:lineRule="exact"/>
+              <w:ind w:leftChars="50" w:left="105" w:rightChars="50" w:right="105" w:firstLineChars="200" w:firstLine="480"/>
+              <w:rPr>
+                <w:rFonts w:ascii="FangSong_GB2312" w:eastAsia="FangSong_GB2312" w:hAnsi="FangSong_GB2312" w:cs="FangSong_GB2312"/>
+                <w:sz w:val="24"/>
+              </w:rPr>
+            </w:pPr>
+            <w:r>
+              <w:rPr>
+                <w:rFonts w:ascii="FangSong_GB2312" w:eastAsia="FangSong_GB2312" w:hAnsi="FangSong_GB2312" w:cs="FangSong_GB2312" w:hint="eastAsia"/>
+                <w:sz w:val="24"/>
+              </w:rPr>
+              <w:t xml:space="preserve">能力目标：能运用前三周所学的视觉设计概念构建精准的自然语言指令，指挥 AI 生成 D3.js 交互图表</w:t>
+            </w:r>
+          </w:p>
+          <w:p>
+            <w:pPr>
+              <w:widowControl/>
+              <w:spacing w:before="40" w:after="40" w:line="400" w:lineRule="exact"/>
+              <w:ind w:leftChars="50" w:left="105" w:rightChars="50" w:right="105" w:firstLineChars="200" w:firstLine="480"/>
+              <w:rPr>
+                <w:rFonts w:ascii="FangSong_GB2312" w:eastAsia="FangSong_GB2312" w:hAnsi="FangSong_GB2312" w:cs="FangSong_GB2312"/>
+                <w:sz w:val="24"/>
+              </w:rPr>
+            </w:pPr>
+            <w:r>
+              <w:rPr>
+                <w:rFonts w:ascii="FangSong_GB2312" w:eastAsia="FangSong_GB2312" w:hAnsi="FangSong_GB2312" w:cs="FangSong_GB2312" w:hint="eastAsia"/>
+                <w:sz w:val="24"/>
+              </w:rPr>
+              <w:t xml:space="preserve">素质目标：培养人脑构思视觉意象与 AI 实现代码细节的创作协作意识</w:t>
+            </w:r>
+          </w:p>
+        </w:tc>
+      </w:tr>
+      <w:tr>
+        <w:trPr>
+          <w:trHeight w:val="90"/>
+        </w:trPr>
+        <w:tc>
+          <w:tcPr>
+            <w:tcW w:w="1246" w:type="dxa"/>
+            <w:tcBorders>
+              <w:top w:val="single" w:sz="4" w:space="0" w:color="auto"/>
+              <w:left w:val="single" w:sz="12" w:space="0" w:color="auto"/>
+              <w:bottom w:val="single" w:sz="4" w:space="0" w:color="auto"/>
+              <w:right w:val="single" w:sz="4" w:space="0" w:color="auto"/>
+            </w:tcBorders>
+            <w:tcMar>
+              <w:top w:w="85" w:type="dxa"/>
+              <w:left w:w="57" w:type="dxa"/>
+              <w:bottom w:w="85" w:type="dxa"/>
+              <w:right w:w="57" w:type="dxa"/>
+            </w:tcMar>
+            <w:vAlign w:val="center"/>
+          </w:tcPr>
+          <w:p>
+            <w:pPr>
+              <w:widowControl/>
+              <w:spacing w:before="40" w:after="40" w:line="400" w:lineRule="exact"/>
+              <w:jc w:val="center"/>
+              <w:rPr>
+                <w:rFonts w:ascii="FangSong_GB2312" w:eastAsia="FangSong_GB2312" w:hAnsi="FangSong_GB2312" w:cs="FangSong_GB2312"/>
+                <w:color w:val="333333"/>
+                <w:kern w:val="0"/>
+                <w:sz w:val="24"/>
+              </w:rPr>
+            </w:pPr>
+            <w:r>
+              <w:rPr>
+                <w:rFonts w:ascii="FangSong_GB2312" w:eastAsia="FangSong_GB2312" w:hAnsi="FangSong_GB2312" w:cs="FangSong_GB2312" w:hint="eastAsia"/>
+                <w:color w:val="333333"/>
+                <w:kern w:val="0"/>
+                <w:sz w:val="24"/>
+              </w:rPr>
+              <w:t>教学重点</w:t>
+            </w:r>
+          </w:p>
+          <w:p>
+            <w:pPr>
+              <w:widowControl/>
+              <w:spacing w:before="40" w:after="40" w:line="400" w:lineRule="exact"/>
+              <w:ind w:left="57"/>
+              <w:jc w:val="center"/>
+              <w:rPr>
+                <w:rFonts w:ascii="FangSong_GB2312" w:eastAsia="FangSong_GB2312" w:hAnsi="FangSong_GB2312" w:cs="FangSong_GB2312"/>
+                <w:color w:val="333333"/>
+                <w:kern w:val="0"/>
+                <w:sz w:val="24"/>
+              </w:rPr>
+            </w:pPr>
+            <w:r>
+              <w:rPr>
+                <w:rFonts w:ascii="FangSong_GB2312" w:eastAsia="FangSong_GB2312" w:hAnsi="FangSong_GB2312" w:cs="FangSong_GB2312" w:hint="eastAsia"/>
+                <w:color w:val="333333"/>
+                <w:kern w:val="0"/>
+                <w:sz w:val="24"/>
+              </w:rPr>
+              <w:t>与难点</w:t>
+            </w:r>
+          </w:p>
+        </w:tc>
+        <w:tc>
+          <w:tcPr>
+            <w:tcW w:w="7704" w:type="dxa"/>
+            <w:gridSpan w:val="2"/>
+            <w:tcBorders>
+              <w:top w:val="single" w:sz="4" w:space="0" w:color="auto"/>
+              <w:left w:val="single" w:sz="4" w:space="0" w:color="auto"/>
+              <w:bottom w:val="single" w:sz="4" w:space="0" w:color="auto"/>
+              <w:right w:val="single" w:sz="12" w:space="0" w:color="auto"/>
+            </w:tcBorders>
+            <w:tcMar>
+              <w:top w:w="85" w:type="dxa"/>
+              <w:left w:w="57" w:type="dxa"/>
+              <w:right w:w="57" w:type="dxa"/>
+            </w:tcMar>
+          </w:tcPr>
+          <w:p>
+            <w:pPr>
+              <w:widowControl/>
+              <w:spacing w:before="40" w:after="40" w:line="400" w:lineRule="exact"/>
+              <w:ind w:leftChars="50" w:left="105" w:rightChars="50" w:right="105" w:firstLineChars="200" w:firstLine="480"/>
+              <w:rPr>
+                <w:rFonts w:ascii="FangSong_GB2312" w:eastAsia="FangSong_GB2312" w:hAnsi="FangSong_GB2312" w:cs="FangSong_GB2312"/>
+                <w:bCs/>
+                <w:color w:val="333333"/>
+                <w:kern w:val="0"/>
+                <w:sz w:val="24"/>
+              </w:rPr>
+            </w:pPr>
+            <w:r>
+              <w:rPr>
+                <w:rFonts w:ascii="FangSong_GB2312" w:eastAsia="FangSong_GB2312" w:hAnsi="FangSong_GB2312" w:cs="FangSong_GB2312" w:hint="eastAsia"/>
+                <w:bCs/>
+                <w:color w:val="333333"/>
+                <w:kern w:val="0"/>
+                <w:sz w:val="24"/>
+              </w:rPr>
+              <w:t xml:space="preserve">重点：将 W01-W03 的设计理论转化为 AI 能理解的创作指令</w:t>
+            </w:r>
+          </w:p>
+          <w:p>
+            <w:pPr>
+              <w:widowControl/>
+              <w:spacing w:before="40" w:after="40" w:line="400" w:lineRule="exact"/>
+              <w:ind w:leftChars="50" w:left="105" w:rightChars="50" w:right="105" w:firstLineChars="200" w:firstLine="480"/>
+              <w:rPr>
+                <w:rFonts w:ascii="FangSong_GB2312" w:eastAsia="FangSong_GB2312" w:hAnsi="FangSong_GB2312" w:cs="FangSong_GB2312"/>
+                <w:bCs/>
+                <w:color w:val="333333"/>
+                <w:kern w:val="0"/>
+                <w:sz w:val="24"/>
+              </w:rPr>
+            </w:pPr>
+            <w:r>
+              <w:rPr>
+                <w:rFonts w:ascii="FangSong_GB2312" w:eastAsia="FangSong_GB2312" w:hAnsi="FangSong_GB2312" w:cs="FangSong_GB2312" w:hint="eastAsia"/>
+                <w:bCs/>
+                <w:color w:val="333333"/>
+                <w:kern w:val="0"/>
+                <w:sz w:val="24"/>
+              </w:rPr>
+              <w:t xml:space="preserve">难点：如何用已学的设计语言精准描述想要的视觉效果，使 AI 生成符合预期的 D3 图表</w:t>
+            </w:r>
+          </w:p>
+        </w:tc>
+      </w:tr>
+      <w:tr>
+        <w:trPr>
+          <w:trHeight w:val="2054"/>
+        </w:trPr>
+        <w:tc>
+          <w:tcPr>
+            <w:tcW w:w="1246" w:type="dxa"/>
+            <w:tcBorders>
+              <w:top w:val="single" w:sz="4" w:space="0" w:color="auto"/>
+              <w:left w:val="single" w:sz="12" w:space="0" w:color="auto"/>
+              <w:bottom w:val="single" w:sz="4" w:space="0" w:color="auto"/>
+              <w:right w:val="single" w:sz="4" w:space="0" w:color="auto"/>
+            </w:tcBorders>
+            <w:tcMar>
+              <w:top w:w="85" w:type="dxa"/>
+              <w:left w:w="57" w:type="dxa"/>
+              <w:bottom w:w="85" w:type="dxa"/>
+              <w:right w:w="57" w:type="dxa"/>
+            </w:tcMar>
+            <w:vAlign w:val="center"/>
+          </w:tcPr>
+          <w:p>
+            <w:pPr>
+              <w:widowControl/>
+              <w:spacing w:before="40" w:after="40" w:line="400" w:lineRule="exact"/>
+              <w:ind w:left="57"/>
+              <w:jc w:val="center"/>
+              <w:rPr>
+                <w:rFonts w:ascii="FangSong_GB2312" w:eastAsia="FangSong_GB2312" w:hAnsi="FangSong_GB2312" w:cs="FangSong_GB2312"/>
+                <w:color w:val="333333"/>
+                <w:kern w:val="0"/>
+                <w:sz w:val="24"/>
+              </w:rPr>
+            </w:pPr>
+            <w:r>
+              <w:rPr>
+                <w:rFonts w:ascii="FangSong_GB2312" w:eastAsia="FangSong_GB2312" w:hAnsi="FangSong_GB2312" w:cs="FangSong_GB2312" w:hint="eastAsia"/>
+                <w:color w:val="333333"/>
+                <w:kern w:val="0"/>
+                <w:sz w:val="24"/>
+              </w:rPr>
+              <w:t>学生课前阅读材料与其他准备</w:t>
+            </w:r>
+          </w:p>
+        </w:tc>
+        <w:tc>
+          <w:tcPr>
+            <w:tcW w:w="7704" w:type="dxa"/>
+            <w:gridSpan w:val="2"/>
+            <w:tcBorders>
+              <w:top w:val="single" w:sz="4" w:space="0" w:color="auto"/>
+              <w:left w:val="single" w:sz="4" w:space="0" w:color="auto"/>
+              <w:bottom w:val="single" w:sz="4" w:space="0" w:color="auto"/>
+              <w:right w:val="single" w:sz="12" w:space="0" w:color="auto"/>
+            </w:tcBorders>
+            <w:tcMar>
+              <w:top w:w="85" w:type="dxa"/>
+              <w:left w:w="57" w:type="dxa"/>
+              <w:right w:w="57" w:type="dxa"/>
+            </w:tcMar>
+          </w:tcPr>
+          <w:p>
+            <w:pPr>
+              <w:widowControl/>
+              <w:spacing w:before="40" w:after="40" w:line="400" w:lineRule="exact"/>
+              <w:ind w:leftChars="50" w:left="105" w:rightChars="50" w:right="105" w:firstLineChars="200" w:firstLine="480"/>
+              <w:rPr>
+                <w:rFonts w:ascii="FangSong" w:eastAsia="FangSong" w:hAnsi="FangSong" w:cs="FangSong_GB2312"/>
+                <w:bCs/>
+                <w:color w:val="333333"/>
+                <w:kern w:val="0"/>
+                <w:sz w:val="24"/>
+              </w:rPr>
+            </w:pPr>
+            <w:r>
+              <w:rPr>
+                <w:rFonts w:ascii="FangSong" w:eastAsia="FangSong" w:hAnsi="FangSong" w:cs="FangSong_GB2312" w:hint="eastAsia"/>
+                <w:bCs/>
+                <w:color w:val="333333"/>
+                <w:kern w:val="0"/>
+                <w:sz w:val="24"/>
+              </w:rPr>
+              <w:t xml:space="preserve">课前指定阅读教材与章节：</w:t>
+            </w:r>
+          </w:p>
+          <w:p>
+            <w:pPr>
+              <w:widowControl/>
+              <w:spacing w:before="40" w:after="40" w:line="400" w:lineRule="exact"/>
+              <w:ind w:leftChars="50" w:left="105" w:rightChars="50" w:right="105" w:firstLineChars="200" w:firstLine="480"/>
+              <w:rPr>
+                <w:rFonts w:ascii="FangSong" w:eastAsia="FangSong" w:hAnsi="FangSong" w:cs="FangSong_GB2312"/>
+                <w:bCs/>
+                <w:color w:val="333333"/>
+                <w:kern w:val="0"/>
+                <w:sz w:val="24"/>
+              </w:rPr>
+            </w:pPr>
+            <w:r>
+              <w:rPr>
+                <w:rFonts w:ascii="FangSong" w:eastAsia="FangSong" w:hAnsi="FangSong" w:cs="FangSong_GB2312" w:hint="eastAsia"/>
+                <w:bCs/>
+                <w:color w:val="333333"/>
+                <w:kern w:val="0"/>
+                <w:sz w:val="24"/>
+              </w:rPr>
+              <w:t xml:space="preserve">《信息可视化设计》第四章 信息可视化设计师／团队和优秀作品案例</w:t>
+            </w:r>
+          </w:p>
+          <w:p>
+            <w:pPr>
+              <w:widowControl/>
+              <w:spacing w:before="40" w:after="40" w:line="400" w:lineRule="exact"/>
+              <w:ind w:leftChars="50" w:left="105" w:rightChars="50" w:right="105" w:firstLineChars="200" w:firstLine="480"/>
+              <w:rPr>
+                <w:rFonts w:ascii="FangSong" w:eastAsia="FangSong" w:hAnsi="FangSong" w:cs="FangSong_GB2312"/>
+                <w:bCs/>
+                <w:color w:val="333333"/>
+                <w:kern w:val="0"/>
+                <w:sz w:val="24"/>
+              </w:rPr>
+            </w:pPr>
+            <w:r>
+              <w:rPr>
+                <w:rFonts w:ascii="FangSong" w:eastAsia="FangSong" w:hAnsi="FangSong" w:cs="FangSong_GB2312" w:hint="eastAsia"/>
+                <w:bCs/>
+                <w:color w:val="333333"/>
+                <w:kern w:val="0"/>
+                <w:sz w:val="24"/>
+              </w:rPr>
+              <w:t xml:space="preserve">Munzner Ch7 表格数据排布</w:t>
+            </w:r>
+          </w:p>
+          <w:p>
+            <w:pPr>
+              <w:widowControl/>
+              <w:spacing w:before="40" w:after="40" w:line="400" w:lineRule="exact"/>
+              <w:ind w:leftChars="50" w:left="105" w:rightChars="50" w:right="105" w:firstLineChars="200" w:firstLine="480"/>
+              <w:rPr>
+                <w:rFonts w:ascii="FangSong" w:eastAsia="FangSong" w:hAnsi="FangSong" w:cs="FangSong_GB2312"/>
+                <w:bCs/>
+                <w:color w:val="333333"/>
+                <w:kern w:val="0"/>
+                <w:sz w:val="24"/>
+              </w:rPr>
+            </w:pPr>
+            <w:r>
+              <w:rPr>
+                <w:rFonts w:ascii="FangSong" w:eastAsia="FangSong" w:hAnsi="FangSong" w:cs="FangSong_GB2312" w:hint="eastAsia"/>
+                <w:bCs/>
+                <w:color w:val="333333"/>
+                <w:kern w:val="0"/>
+                <w:sz w:val="24"/>
+              </w:rPr>
+              <w:t xml:space="preserve">Scott Ch5/Ch6 Data；Drawing with Data</w:t>
+            </w:r>
+          </w:p>
+        </w:tc>
+      </w:tr>
+      <w:tr>
+        <w:trPr>
+          <w:trHeight w:val="1624"/>
+        </w:trPr>
+        <w:tc>
+          <w:tcPr>
+            <w:tcW w:w="1246" w:type="dxa"/>
+            <w:tcBorders>
+              <w:top w:val="single" w:sz="4" w:space="0" w:color="auto"/>
+              <w:left w:val="single" w:sz="12" w:space="0" w:color="auto"/>
+              <w:bottom w:val="single" w:sz="4" w:space="0" w:color="auto"/>
+              <w:right w:val="single" w:sz="4" w:space="0" w:color="auto"/>
+            </w:tcBorders>
+            <w:tcMar>
+              <w:top w:w="85" w:type="dxa"/>
+              <w:left w:w="57" w:type="dxa"/>
+              <w:bottom w:w="85" w:type="dxa"/>
+              <w:right w:w="57" w:type="dxa"/>
+            </w:tcMar>
+            <w:vAlign w:val="center"/>
+          </w:tcPr>
+          <w:p>
+            <w:pPr>
+              <w:widowControl/>
+              <w:spacing w:before="40" w:after="40" w:line="400" w:lineRule="exact"/>
+              <w:ind w:left="57"/>
+              <w:jc w:val="center"/>
+              <w:rPr>
+                <w:rFonts w:ascii="FangSong_GB2312" w:eastAsia="FangSong_GB2312" w:hAnsi="FangSong_GB2312" w:cs="FangSong_GB2312"/>
+                <w:color w:val="333333"/>
+                <w:kern w:val="0"/>
+                <w:sz w:val="24"/>
+              </w:rPr>
+            </w:pPr>
+            <w:r>
+              <w:rPr>
+                <w:rFonts w:ascii="FangSong_GB2312" w:eastAsia="FangSong_GB2312" w:hAnsi="FangSong_GB2312" w:cs="FangSong_GB2312" w:hint="eastAsia"/>
+                <w:color w:val="333333"/>
+                <w:kern w:val="0"/>
+                <w:sz w:val="24"/>
+              </w:rPr>
+              <w:t>教学方法</w:t>
+            </w:r>
+          </w:p>
+        </w:tc>
+        <w:tc>
+          <w:tcPr>
+            <w:tcW w:w="7704" w:type="dxa"/>
+            <w:gridSpan w:val="2"/>
+            <w:tcBorders>
+              <w:top w:val="single" w:sz="4" w:space="0" w:color="auto"/>
+              <w:left w:val="single" w:sz="4" w:space="0" w:color="auto"/>
+              <w:bottom w:val="single" w:sz="4" w:space="0" w:color="auto"/>
+              <w:right w:val="single" w:sz="12" w:space="0" w:color="auto"/>
+            </w:tcBorders>
+            <w:tcMar>
+              <w:top w:w="85" w:type="dxa"/>
+              <w:left w:w="57" w:type="dxa"/>
+              <w:right w:w="57" w:type="dxa"/>
+            </w:tcMar>
+            <w:vAlign w:val="center"/>
+          </w:tcPr>
+          <w:p>
+            <w:pPr>
+              <w:widowControl/>
+              <w:spacing w:before="40" w:after="40" w:line="400" w:lineRule="exact"/>
+              <w:ind w:leftChars="50" w:left="105" w:rightChars="50" w:right="105"/>
+              <w:jc w:val="center"/>
+              <w:rPr>
+                <w:rFonts w:ascii="FangSong_GB2312" w:eastAsia="FangSong_GB2312" w:hAnsi="FangSong_GB2312" w:cs="FangSong_GB2312"/>
+                <w:color w:val="FF0000"/>
+                <w:kern w:val="0"/>
+                <w:sz w:val="24"/>
+              </w:rPr>
+            </w:pPr>
+            <w:r>
+              <w:rPr>
+                <w:rFonts w:ascii="FangSong_GB2312" w:eastAsia="FangSong_GB2312" w:hAnsi="FangSong_GB2312" w:cs="FangSong_GB2312" w:hint="eastAsia"/>
+                <w:color w:val="000000"/>
+                <w:kern w:val="0"/>
+                <w:sz w:val="24"/>
+              </w:rPr>
+              <w:t xml:space="preserve">概念回顾串联、AI 创作实操、作品审美研讨、沙箱协作调试</w:t>
+            </w:r>
+          </w:p>
+        </w:tc>
+      </w:tr>
+      <w:tr>
+        <w:trPr>
+          <w:trHeight w:val="648"/>
+        </w:trPr>
+        <w:tc>
+          <w:tcPr>
+            <w:tcW w:w="1246" w:type="dxa"/>
+            <w:vMerge w:val="restart"/>
+            <w:tcBorders>
+              <w:top w:val="single" w:sz="4" w:space="0" w:color="auto"/>
+              <w:left w:val="single" w:sz="12" w:space="0" w:color="auto"/>
+              <w:right w:val="single" w:sz="4" w:space="0" w:color="auto"/>
+            </w:tcBorders>
+            <w:tcMar>
+              <w:left w:w="57" w:type="dxa"/>
+              <w:right w:w="57" w:type="dxa"/>
+            </w:tcMar>
+            <w:vAlign w:val="center"/>
+          </w:tcPr>
+          <w:p>
+            <w:pPr>
+              <w:widowControl/>
+              <w:ind w:left="57"/>
+              <w:jc w:val="center"/>
+              <w:rPr>
+                <w:rFonts w:ascii="FangSong_GB2312" w:eastAsia="FangSong_GB2312" w:hAnsi="FangSong_GB2312" w:cs="FangSong_GB2312"/>
+                <w:color w:val="FF0000"/>
+                <w:kern w:val="0"/>
+                <w:sz w:val="24"/>
+              </w:rPr>
+            </w:pPr>
+            <w:r>
+              <w:rPr>
+                <w:rFonts w:ascii="FangSong_GB2312" w:eastAsia="FangSong_GB2312" w:hAnsi="FangSong_GB2312" w:cs="FangSong_GB2312" w:hint="eastAsia"/>
+                <w:color w:val="333333"/>
+                <w:kern w:val="0"/>
+                <w:sz w:val="24"/>
+              </w:rPr>
+              <w:lastRenderedPageBreak/>
+              <w:t>主要教学环节设计</w:t>
+            </w:r>
+          </w:p>
+          <w:p>
+            <w:pPr>
+              <w:pStyle w:val="BodyText"/>
+            </w:pPr>
+          </w:p>
+        </w:tc>
+        <w:tc>
+          <w:tcPr>
+            <w:tcW w:w="1740" w:type="dxa"/>
+            <w:tcBorders>
+              <w:top w:val="single" w:sz="4" w:space="0" w:color="auto"/>
+              <w:left w:val="single" w:sz="4" w:space="0" w:color="auto"/>
+              <w:bottom w:val="single" w:sz="4" w:space="0" w:color="auto"/>
+              <w:right w:val="single" w:sz="4" w:space="0" w:color="auto"/>
+            </w:tcBorders>
+            <w:tcMar>
+              <w:left w:w="57" w:type="dxa"/>
+              <w:right w:w="57" w:type="dxa"/>
+            </w:tcMar>
+            <w:vAlign w:val="center"/>
+          </w:tcPr>
+          <w:p>
+            <w:pPr>
+              <w:widowControl/>
+              <w:jc w:val="center"/>
+              <w:rPr>
+                <w:rFonts w:ascii="FangSong_GB2312" w:eastAsia="FangSong_GB2312" w:hAnsi="FangSong_GB2312" w:cs="FangSong_GB2312"/>
+                <w:kern w:val="0"/>
+                <w:sz w:val="24"/>
+              </w:rPr>
+            </w:pPr>
+            <w:r>
+              <w:rPr>
+                <w:rFonts w:ascii="FangSong_GB2312" w:eastAsia="FangSong_GB2312" w:hAnsi="FangSong_GB2312" w:cs="FangSong_GB2312" w:hint="eastAsia"/>
+                <w:kern w:val="0"/>
+                <w:sz w:val="24"/>
+              </w:rPr>
+              <w:t>课堂教学进程</w:t>
+            </w:r>
+          </w:p>
+        </w:tc>
+        <w:tc>
+          <w:tcPr>
+            <w:tcW w:w="5964" w:type="dxa"/>
+            <w:tcBorders>
+              <w:top w:val="single" w:sz="4" w:space="0" w:color="auto"/>
+              <w:left w:val="single" w:sz="4" w:space="0" w:color="auto"/>
+              <w:bottom w:val="single" w:sz="4" w:space="0" w:color="auto"/>
+              <w:right w:val="single" w:sz="12" w:space="0" w:color="auto"/>
+            </w:tcBorders>
+            <w:tcMar>
+              <w:left w:w="57" w:type="dxa"/>
+              <w:right w:w="57" w:type="dxa"/>
+            </w:tcMar>
+            <w:vAlign w:val="center"/>
+          </w:tcPr>
+          <w:p>
+            <w:pPr>
+              <w:widowControl/>
+              <w:jc w:val="center"/>
+              <w:rPr>
+                <w:rFonts w:ascii="FangSong_GB2312" w:eastAsia="FangSong_GB2312" w:hAnsi="FangSong_GB2312" w:cs="FangSong_GB2312"/>
+                <w:kern w:val="0"/>
+                <w:sz w:val="24"/>
+              </w:rPr>
+            </w:pPr>
+            <w:r>
+              <w:rPr>
+                <w:rFonts w:ascii="FangSong_GB2312" w:eastAsia="FangSong_GB2312" w:hAnsi="FangSong_GB2312" w:cs="FangSong_GB2312" w:hint="eastAsia"/>
+                <w:kern w:val="0"/>
+                <w:sz w:val="24"/>
+              </w:rPr>
+              <w:t>课堂教学设计</w:t>
+            </w:r>
+          </w:p>
+        </w:tc>
+      </w:tr>
+      <w:tr>
+        <w:trPr>
+          <w:trHeight w:val="1393"/>
+        </w:trPr>
+        <w:tc>
+          <w:tcPr>
+            <w:tcW w:w="1246" w:type="dxa"/>
+            <w:vMerge/>
+            <w:tcBorders>
+              <w:left w:val="single" w:sz="12" w:space="0" w:color="auto"/>
+              <w:right w:val="single" w:sz="4" w:space="0" w:color="auto"/>
+            </w:tcBorders>
+            <w:tcMar>
+              <w:left w:w="57" w:type="dxa"/>
+              <w:right w:w="57" w:type="dxa"/>
+            </w:tcMar>
+            <w:vAlign w:val="center"/>
+          </w:tcPr>
+          <w:p>
+            <w:pPr>
+              <w:widowControl/>
+            </w:pPr>
+          </w:p>
+        </w:tc>
+        <w:tc>
+          <w:tcPr>
+            <w:tcW w:w="1740" w:type="dxa"/>
+            <w:tcBorders>
+              <w:top w:val="single" w:sz="4" w:space="0" w:color="auto"/>
+              <w:left w:val="single" w:sz="4" w:space="0" w:color="auto"/>
+              <w:bottom w:val="single" w:sz="4" w:space="0" w:color="auto"/>
+              <w:right w:val="single" w:sz="4" w:space="0" w:color="auto"/>
+            </w:tcBorders>
+            <w:tcMar>
+              <w:left w:w="57" w:type="dxa"/>
+              <w:right w:w="57" w:type="dxa"/>
+            </w:tcMar>
+            <w:vAlign w:val="center"/>
+          </w:tcPr>
+          <w:p>
+            <w:pPr>
+              <w:widowControl/>
+              <w:jc w:val="center"/>
+              <w:rPr>
+                <w:rFonts w:ascii="FangSong_GB2312" w:eastAsia="FangSong_GB2312" w:hAnsi="FangSong_GB2312" w:cs="FangSong_GB2312"/>
+                <w:kern w:val="0"/>
+                <w:sz w:val="24"/>
+              </w:rPr>
+            </w:pPr>
+            <w:r>
+              <w:rPr>
+                <w:rFonts w:ascii="FangSong_GB2312" w:eastAsia="FangSong_GB2312" w:hAnsi="FangSong_GB2312" w:cs="FangSong_GB2312" w:hint="eastAsia"/>
+                <w:kern w:val="0"/>
+                <w:sz w:val="24"/>
+              </w:rPr>
+              <w:t>上次课复习</w:t>
+            </w:r>
+          </w:p>
+        </w:tc>
+        <w:tc>
+          <w:tcPr>
+            <w:tcW w:w="5964" w:type="dxa"/>
+            <w:tcBorders>
+              <w:top w:val="single" w:sz="4" w:space="0" w:color="auto"/>
+              <w:left w:val="single" w:sz="4" w:space="0" w:color="auto"/>
+              <w:bottom w:val="single" w:sz="4" w:space="0" w:color="auto"/>
+              <w:right w:val="single" w:sz="12" w:space="0" w:color="auto"/>
+            </w:tcBorders>
+            <w:tcMar>
+              <w:left w:w="57" w:type="dxa"/>
+              <w:right w:w="57" w:type="dxa"/>
+            </w:tcMar>
+            <w:vAlign w:val="center"/>
+          </w:tcPr>
+          <w:p>
+            <w:pPr>
+              <w:widowControl/>
+              <w:spacing w:line="400" w:lineRule="exact"/>
+              <w:jc w:val="left"/>
+              <w:rPr>
+                <w:rFonts w:ascii="FangSong_GB2312" w:eastAsia="FangSong_GB2312" w:hAnsi="FangSong_GB2312" w:cs="FangSong_GB2312"/>
+                <w:kern w:val="0"/>
+                <w:sz w:val="24"/>
+              </w:rPr>
+            </w:pPr>
+            <w:r>
+              <w:rPr>
+                <w:rFonts w:ascii="FangSong_GB2312" w:eastAsia="FangSong_GB2312" w:hAnsi="FangSong_GB2312" w:cs="FangSong_GB2312" w:hint="eastAsia"/>
+                <w:kern w:val="0"/>
+                <w:sz w:val="24"/>
+              </w:rPr>
+              <w:t xml:space="preserve">【教学组织】【概念串联回顾——三周知识的汇流】</w:t>
+            </w:r>
+          </w:p>
+          <w:p>
+            <w:pPr>
+              <w:widowControl/>
+              <w:spacing w:line="400" w:lineRule="exact"/>
+              <w:jc w:val="left"/>
+              <w:rPr>
+                <w:rFonts w:ascii="FangSong_GB2312" w:eastAsia="FangSong_GB2312" w:hAnsi="FangSong_GB2312" w:cs="FangSong_GB2312"/>
+                <w:kern w:val="0"/>
+                <w:sz w:val="24"/>
+              </w:rPr>
+            </w:pPr>
+            <w:r>
+              <w:rPr>
+                <w:rFonts w:ascii="FangSong_GB2312" w:eastAsia="FangSong_GB2312" w:hAnsi="FangSong_GB2312" w:cs="FangSong_GB2312" w:hint="eastAsia"/>
+                <w:kern w:val="0"/>
+                <w:sz w:val="24"/>
+              </w:rPr>
+              <w:t xml:space="preserve">1. 回顾 W01 格式塔：视觉分组、层级、闭合如何帮助我们在指令中描述图表的视觉层次</w:t>
+            </w:r>
+          </w:p>
+          <w:p>
+            <w:pPr>
+              <w:widowControl/>
+              <w:spacing w:line="400" w:lineRule="exact"/>
+              <w:jc w:val="left"/>
+              <w:rPr>
+                <w:rFonts w:ascii="FangSong_GB2312" w:eastAsia="FangSong_GB2312" w:hAnsi="FangSong_GB2312" w:cs="FangSong_GB2312"/>
+                <w:kern w:val="0"/>
+                <w:sz w:val="24"/>
+              </w:rPr>
+            </w:pPr>
+            <w:r>
+              <w:rPr>
+                <w:rFonts w:ascii="FangSong_GB2312" w:eastAsia="FangSong_GB2312" w:hAnsi="FangSong_GB2312" w:cs="FangSong_GB2312" w:hint="eastAsia"/>
+                <w:kern w:val="0"/>
+                <w:sz w:val="24"/>
+              </w:rPr>
+              <w:t xml:space="preserve">2. 回顾 W02 标记与通道：矩形/圆/线是 D3 的画笔，位置/颜色/大小是 D3 的视觉属性——这些概念今天将从理论走向实战</w:t>
+            </w:r>
+          </w:p>
+          <w:p>
+            <w:pPr>
+              <w:widowControl/>
+              <w:spacing w:line="400" w:lineRule="exact"/>
+              <w:jc w:val="left"/>
+              <w:rPr>
+                <w:rFonts w:ascii="FangSong_GB2312" w:eastAsia="FangSong_GB2312" w:hAnsi="FangSong_GB2312" w:cs="FangSong_GB2312"/>
+                <w:kern w:val="0"/>
+                <w:sz w:val="24"/>
+              </w:rPr>
+            </w:pPr>
+            <w:r>
+              <w:rPr>
+                <w:rFonts w:ascii="FangSong_GB2312" w:eastAsia="FangSong_GB2312" w:hAnsi="FangSong_GB2312" w:cs="FangSong_GB2312" w:hint="eastAsia"/>
+                <w:kern w:val="0"/>
+                <w:sz w:val="24"/>
+              </w:rPr>
+              <w:t xml:space="preserve">3. 回顾 W03 Tidy Data：整洁数据是 AI 生成图表的燃料——数据格式不对，指令再好也画不出图</w:t>
+            </w:r>
+          </w:p>
+          <w:p>
+            <w:pPr>
+              <w:widowControl/>
+              <w:spacing w:line="400" w:lineRule="exact"/>
+              <w:jc w:val="left"/>
+              <w:rPr>
+                <w:rFonts w:ascii="FangSong_GB2312" w:eastAsia="FangSong_GB2312" w:hAnsi="FangSong_GB2312" w:cs="FangSong_GB2312"/>
+                <w:kern w:val="0"/>
+                <w:sz w:val="24"/>
+              </w:rPr>
+            </w:pPr>
+            <w:r>
+              <w:rPr>
+                <w:rFonts w:ascii="FangSong_GB2312" w:eastAsia="FangSong_GB2312" w:hAnsi="FangSong_GB2312" w:cs="FangSong_GB2312" w:hint="eastAsia"/>
+                <w:kern w:val="0"/>
+                <w:sz w:val="24"/>
+              </w:rPr>
+              <w:t xml:space="preserve">【教学方法】概念回顾串联、AI 创作实操、作品审美研讨、沙箱协作调试</w:t>
+            </w:r>
+          </w:p>
+          <w:p>
+            <w:pPr>
+              <w:widowControl/>
+              <w:spacing w:line="400" w:lineRule="exact"/>
+              <w:jc w:val="left"/>
+              <w:rPr>
+                <w:rFonts w:ascii="FangSong_GB2312" w:eastAsia="FangSong_GB2312" w:hAnsi="FangSong_GB2312" w:cs="FangSong_GB2312"/>
+                <w:kern w:val="0"/>
+                <w:sz w:val="24"/>
+              </w:rPr>
+            </w:pPr>
+            <w:r>
+              <w:rPr>
+                <w:rFonts w:ascii="FangSong_GB2312" w:eastAsia="FangSong_GB2312" w:hAnsi="FangSong_GB2312" w:cs="FangSong_GB2312" w:hint="eastAsia"/>
+                <w:kern w:val="0"/>
+                <w:sz w:val="24"/>
+              </w:rPr>
+              <w:t xml:space="preserve">【时间安排】约15分钟（0.3理论学时）</w:t>
+            </w:r>
+          </w:p>
+          <w:p>
+            <w:pPr>
+              <w:widowControl/>
+              <w:spacing w:line="400" w:lineRule="exact"/>
+              <w:jc w:val="left"/>
+              <w:rPr>
+                <w:rFonts w:ascii="FangSong_GB2312" w:eastAsia="FangSong_GB2312" w:hAnsi="FangSong_GB2312" w:cs="FangSong_GB2312"/>
+                <w:kern w:val="0"/>
+                <w:sz w:val="24"/>
+              </w:rPr>
+            </w:pPr>
+            <w:r>
+              <w:rPr>
+                <w:rFonts w:ascii="FangSong_GB2312" w:eastAsia="FangSong_GB2312" w:hAnsi="FangSong_GB2312" w:cs="FangSong_GB2312" w:hint="eastAsia"/>
+                <w:kern w:val="0"/>
+                <w:sz w:val="24"/>
+              </w:rPr>
+              <w:t xml:space="preserve">【课堂思考】</w:t>
+            </w:r>
+          </w:p>
+        </w:tc>
+      </w:tr>
+      <w:tr>
+        <w:trPr>
+          <w:trHeight w:val="1393"/>
+        </w:trPr>
+        <w:tc>
+          <w:tcPr>
+            <w:tcW w:w="1246" w:type="dxa"/>
+            <w:vMerge/>
+            <w:tcBorders>
+              <w:left w:val="single" w:sz="12" w:space="0" w:color="auto"/>
+              <w:right w:val="single" w:sz="4" w:space="0" w:color="auto"/>
+            </w:tcBorders>
+            <w:tcMar>
+              <w:left w:w="57" w:type="dxa"/>
+              <w:right w:w="57" w:type="dxa"/>
+            </w:tcMar>
+            <w:vAlign w:val="center"/>
+          </w:tcPr>
+          <w:p>
+            <w:pPr>
+              <w:widowControl/>
+            </w:pPr>
+          </w:p>
+        </w:tc>
+        <w:tc>
+          <w:tcPr>
+            <w:tcW w:w="1740" w:type="dxa"/>
+            <w:tcBorders>
+              <w:top w:val="single" w:sz="4" w:space="0" w:color="auto"/>
+              <w:left w:val="single" w:sz="4" w:space="0" w:color="auto"/>
+              <w:bottom w:val="single" w:sz="4" w:space="0" w:color="auto"/>
+              <w:right w:val="single" w:sz="4" w:space="0" w:color="auto"/>
+            </w:tcBorders>
+            <w:tcMar>
+              <w:left w:w="57" w:type="dxa"/>
+              <w:right w:w="57" w:type="dxa"/>
+            </w:tcMar>
+            <w:vAlign w:val="center"/>
+          </w:tcPr>
+          <w:p>
+            <w:pPr>
+              <w:widowControl/>
+              <w:spacing w:line="400" w:lineRule="exact"/>
+              <w:jc w:val="center"/>
+              <w:rPr>
+                <w:rFonts w:ascii="FangSong_GB2312" w:eastAsia="FangSong_GB2312" w:hAnsi="FangSong_GB2312" w:cs="FangSong_GB2312"/>
+                <w:kern w:val="0"/>
+                <w:sz w:val="24"/>
+              </w:rPr>
+            </w:pPr>
+            <w:r>
+              <w:rPr>
+                <w:rFonts w:ascii="FangSong_GB2312" w:eastAsia="FangSong_GB2312" w:hAnsi="FangSong_GB2312" w:cs="FangSong_GB2312" w:hint="eastAsia"/>
+                <w:kern w:val="0"/>
+                <w:sz w:val="24"/>
+              </w:rPr>
+              <w:t>课程导入</w:t>
+            </w:r>
+          </w:p>
+        </w:tc>
+        <w:tc>
+          <w:tcPr>
+            <w:tcW w:w="5964" w:type="dxa"/>
+            <w:tcBorders>
+              <w:top w:val="single" w:sz="4" w:space="0" w:color="auto"/>
+              <w:left w:val="single" w:sz="4" w:space="0" w:color="auto"/>
+              <w:bottom w:val="single" w:sz="4" w:space="0" w:color="auto"/>
+              <w:right w:val="single" w:sz="12" w:space="0" w:color="auto"/>
+            </w:tcBorders>
+            <w:tcMar>
+              <w:left w:w="57" w:type="dxa"/>
+              <w:right w:w="57" w:type="dxa"/>
+            </w:tcMar>
+            <w:vAlign w:val="center"/>
+          </w:tcPr>
+          <w:p>
+            <w:pPr>
+              <w:widowControl/>
+              <w:spacing w:line="400" w:lineRule="exact"/>
+              <w:jc w:val="left"/>
+              <w:rPr>
+                <w:rFonts w:ascii="FangSong_GB2312" w:eastAsia="FangSong_GB2312" w:hAnsi="FangSong_GB2312" w:cs="FangSong_GB2312"/>
+                <w:kern w:val="0"/>
+                <w:sz w:val="24"/>
+              </w:rPr>
+            </w:pPr>
+            <w:r>
+              <w:rPr>
+                <w:rFonts w:ascii="FangSong_GB2312" w:eastAsia="FangSong_GB2312" w:hAnsi="FangSong_GB2312" w:cs="FangSong_GB2312" w:hint="eastAsia"/>
+                <w:kern w:val="0"/>
+                <w:sz w:val="24"/>
+              </w:rPr>
+              <w:t xml:space="preserve">【教学组织】【课程情境导入】</w:t>
+            </w:r>
+          </w:p>
+          <w:p>
+            <w:pPr>
+              <w:widowControl/>
+              <w:spacing w:line="400" w:lineRule="exact"/>
+              <w:jc w:val="left"/>
+              <w:rPr>
+                <w:rFonts w:ascii="FangSong_GB2312" w:eastAsia="FangSong_GB2312" w:hAnsi="FangSong_GB2312" w:cs="FangSong_GB2312"/>
+                <w:kern w:val="0"/>
+                <w:sz w:val="24"/>
+              </w:rPr>
+            </w:pPr>
+            <w:r>
+              <w:rPr>
+                <w:rFonts w:ascii="FangSong_GB2312" w:eastAsia="FangSong_GB2312" w:hAnsi="FangSong_GB2312" w:cs="FangSong_GB2312" w:hint="eastAsia"/>
+                <w:kern w:val="0"/>
+                <w:sz w:val="24"/>
+              </w:rPr>
+              <w:t xml:space="preserve">1. 从空间排布理论引入：折线图的谎言与饼图的原罪——图表类型选择的隐性陷阱</w:t>
+            </w:r>
+          </w:p>
+          <w:p>
+            <w:pPr>
+              <w:widowControl/>
+              <w:spacing w:line="400" w:lineRule="exact"/>
+              <w:jc w:val="left"/>
+              <w:rPr>
+                <w:rFonts w:ascii="FangSong_GB2312" w:eastAsia="FangSong_GB2312" w:hAnsi="FangSong_GB2312" w:cs="FangSong_GB2312"/>
+                <w:kern w:val="0"/>
+                <w:sz w:val="24"/>
+              </w:rPr>
+            </w:pPr>
+            <w:r>
+              <w:rPr>
+                <w:rFonts w:ascii="FangSong_GB2312" w:eastAsia="FangSong_GB2312" w:hAnsi="FangSong_GB2312" w:cs="FangSong_GB2312" w:hint="eastAsia"/>
+                <w:kern w:val="0"/>
+                <w:sz w:val="24"/>
+              </w:rPr>
+              <w:t xml:space="preserve">2. 对比 W01 的 RAWGraphs（拖拽选菜单）vs 今天的 D3（用语言描述你想要的画面）——从点菜到写菜谱</w:t>
+            </w:r>
+          </w:p>
+          <w:p>
+            <w:pPr>
+              <w:widowControl/>
+              <w:spacing w:line="400" w:lineRule="exact"/>
+              <w:jc w:val="left"/>
+              <w:rPr>
+                <w:rFonts w:ascii="FangSong_GB2312" w:eastAsia="FangSong_GB2312" w:hAnsi="FangSong_GB2312" w:cs="FangSong_GB2312"/>
+                <w:kern w:val="0"/>
+                <w:sz w:val="24"/>
+              </w:rPr>
+            </w:pPr>
+            <w:r>
+              <w:rPr>
+                <w:rFonts w:ascii="FangSong_GB2312" w:eastAsia="FangSong_GB2312" w:hAnsi="FangSong_GB2312" w:cs="FangSong_GB2312" w:hint="eastAsia"/>
+                <w:kern w:val="0"/>
+                <w:sz w:val="24"/>
+              </w:rPr>
+              <w:t xml:space="preserve">3. 明确本节课核心聚焦点：学会用你已经掌握的设计语言指挥 AI 创作 D3 图表</w:t>
+            </w:r>
+          </w:p>
+          <w:p>
+            <w:pPr>
+              <w:widowControl/>
+              <w:spacing w:line="400" w:lineRule="exact"/>
+              <w:jc w:val="left"/>
+              <w:rPr>
+                <w:rFonts w:ascii="FangSong_GB2312" w:eastAsia="FangSong_GB2312" w:hAnsi="FangSong_GB2312" w:cs="FangSong_GB2312"/>
+                <w:kern w:val="0"/>
+                <w:sz w:val="24"/>
+              </w:rPr>
+            </w:pPr>
+            <w:r>
+              <w:rPr>
+                <w:rFonts w:ascii="FangSong_GB2312" w:eastAsia="FangSong_GB2312" w:hAnsi="FangSong_GB2312" w:cs="FangSong_GB2312" w:hint="eastAsia"/>
+                <w:kern w:val="0"/>
+                <w:sz w:val="24"/>
+              </w:rPr>
+              <w:t xml:space="preserve">【教学方法】概念回顾串联、AI 创作实操、作品审美研讨、沙箱协作调试</w:t>
+            </w:r>
+          </w:p>
+          <w:p>
+            <w:pPr>
+              <w:widowControl/>
+              <w:spacing w:line="400" w:lineRule="exact"/>
+              <w:jc w:val="left"/>
+              <w:rPr>
+                <w:rFonts w:ascii="FangSong_GB2312" w:eastAsia="FangSong_GB2312" w:hAnsi="FangSong_GB2312" w:cs="FangSong_GB2312"/>
+                <w:kern w:val="0"/>
+                <w:sz w:val="24"/>
+              </w:rPr>
+            </w:pPr>
+            <w:r>
+              <w:rPr>
+                <w:rFonts w:ascii="FangSong_GB2312" w:eastAsia="FangSong_GB2312" w:hAnsi="FangSong_GB2312" w:cs="FangSong_GB2312" w:hint="eastAsia"/>
+                <w:kern w:val="0"/>
+                <w:sz w:val="24"/>
+              </w:rPr>
+              <w:t xml:space="preserve">【时间安排】约15分钟（0.3理论学时）</w:t>
+            </w:r>
+          </w:p>
+          <w:p>
+            <w:pPr>
+              <w:widowControl/>
+              <w:spacing w:line="400" w:lineRule="exact"/>
+              <w:jc w:val="left"/>
+              <w:rPr>
+                <w:rFonts w:ascii="FangSong_GB2312" w:eastAsia="FangSong_GB2312" w:hAnsi="FangSong_GB2312" w:cs="FangSong_GB2312"/>
+                <w:kern w:val="0"/>
+                <w:sz w:val="24"/>
+              </w:rPr>
+            </w:pPr>
+            <w:r>
+              <w:rPr>
+                <w:rFonts w:ascii="FangSong_GB2312" w:eastAsia="FangSong_GB2312" w:hAnsi="FangSong_GB2312" w:cs="FangSong_GB2312" w:hint="eastAsia"/>
+                <w:kern w:val="0"/>
+                <w:sz w:val="24"/>
+              </w:rPr>
+              <w:t xml:space="preserve">【课堂思考】</w:t>
+            </w:r>
+          </w:p>
+        </w:tc>
+      </w:tr>
+      <w:tr>
+        <w:trPr>
+          <w:trHeight w:val="1503"/>
+        </w:trPr>
+        <w:tc>
+          <w:tcPr>
+            <w:tcW w:w="1246" w:type="dxa"/>
+            <w:vMerge/>
+            <w:tcBorders>
+              <w:left w:val="single" w:sz="12" w:space="0" w:color="auto"/>
+              <w:right w:val="single" w:sz="4" w:space="0" w:color="auto"/>
+            </w:tcBorders>
+            <w:tcMar>
+              <w:left w:w="57" w:type="dxa"/>
+              <w:right w:w="57" w:type="dxa"/>
+            </w:tcMar>
+            <w:vAlign w:val="center"/>
+          </w:tcPr>
+          <w:p>
+            <w:pPr>
+              <w:widowControl/>
+            </w:pPr>
+          </w:p>
+        </w:tc>
+        <w:tc>
+          <w:tcPr>
+            <w:tcW w:w="1740" w:type="dxa"/>
+            <w:tcBorders>
+              <w:top w:val="single" w:sz="4" w:space="0" w:color="auto"/>
+              <w:left w:val="single" w:sz="4" w:space="0" w:color="auto"/>
+              <w:bottom w:val="single" w:sz="4" w:space="0" w:color="auto"/>
+              <w:right w:val="single" w:sz="4" w:space="0" w:color="auto"/>
+            </w:tcBorders>
+            <w:tcMar>
+              <w:left w:w="57" w:type="dxa"/>
+              <w:right w:w="57" w:type="dxa"/>
+            </w:tcMar>
+            <w:vAlign w:val="center"/>
+          </w:tcPr>
+          <w:p>
+            <w:pPr>
+              <w:widowControl/>
+              <w:jc w:val="center"/>
+              <w:rPr>
+                <w:rFonts w:ascii="FangSong_GB2312" w:eastAsia="FangSong_GB2312" w:hAnsi="FangSong_GB2312" w:cs="FangSong_GB2312"/>
+                <w:kern w:val="0"/>
+                <w:sz w:val="24"/>
+              </w:rPr>
+            </w:pPr>
+            <w:r>
+              <w:rPr>
+                <w:rFonts w:ascii="FangSong_GB2312" w:eastAsia="FangSong_GB2312" w:hAnsi="FangSong_GB2312" w:cs="FangSong_GB2312" w:hint="eastAsia"/>
+                <w:kern w:val="0"/>
+                <w:sz w:val="24"/>
+              </w:rPr>
+              <w:t>新课</w:t>
+            </w:r>
+            <w:r>
+              <w:rPr>
+                <w:rFonts w:ascii="FangSong_GB2312" w:eastAsia="FangSong_GB2312" w:hAnsi="FangSong_GB2312" w:cs="FangSong_GB2312" w:hint="eastAsia"/>
+                <w:kern w:val="0"/>
+                <w:sz w:val="24"/>
+              </w:rPr>
+              <w:t>演示</w:t>
+            </w:r>
+          </w:p>
+        </w:tc>
+        <w:tc>
+          <w:tcPr>
+            <w:tcW w:w="5964" w:type="dxa"/>
+            <w:tcBorders>
+              <w:top w:val="single" w:sz="4" w:space="0" w:color="auto"/>
+              <w:left w:val="single" w:sz="4" w:space="0" w:color="auto"/>
+              <w:bottom w:val="single" w:sz="4" w:space="0" w:color="auto"/>
+              <w:right w:val="single" w:sz="12" w:space="0" w:color="auto"/>
+            </w:tcBorders>
+            <w:tcMar>
+              <w:left w:w="57" w:type="dxa"/>
+              <w:right w:w="57" w:type="dxa"/>
+            </w:tcMar>
+            <w:vAlign w:val="center"/>
+          </w:tcPr>
+          <w:p>
+            <w:pPr>
+              <w:widowControl/>
+              <w:spacing w:line="400" w:lineRule="exact"/>
+              <w:jc w:val="left"/>
+              <w:rPr>
+                <w:rFonts w:ascii="FangSong_GB2312" w:eastAsia="FangSong_GB2312" w:hAnsi="FangSong_GB2312" w:cs="FangSong_GB2312"/>
+                <w:kern w:val="0"/>
+                <w:sz w:val="24"/>
+              </w:rPr>
+            </w:pPr>
+            <w:r>
+              <w:rPr>
+                <w:rFonts w:ascii="FangSong_GB2312" w:eastAsia="FangSong_GB2312" w:hAnsi="FangSong_GB2312" w:cs="FangSong_GB2312" w:hint="eastAsia"/>
+                <w:kern w:val="0"/>
+                <w:sz w:val="24"/>
+              </w:rPr>
+              <w:t xml:space="preserve">【教学组织】【核心理论与技能解析】</w:t>
+            </w:r>
+          </w:p>
+          <w:p>
+            <w:pPr>
+              <w:widowControl/>
+              <w:spacing w:line="400" w:lineRule="exact"/>
+              <w:jc w:val="left"/>
+              <w:rPr>
+                <w:rFonts w:ascii="FangSong_GB2312" w:eastAsia="FangSong_GB2312" w:hAnsi="FangSong_GB2312" w:cs="FangSong_GB2312"/>
+                <w:kern w:val="0"/>
+                <w:sz w:val="24"/>
+              </w:rPr>
+            </w:pPr>
+            <w:r>
+              <w:rPr>
+                <w:rFonts w:ascii="FangSong_GB2312" w:eastAsia="FangSong_GB2312" w:hAnsi="FangSong_GB2312" w:cs="FangSong_GB2312" w:hint="eastAsia"/>
+                <w:kern w:val="0"/>
+                <w:sz w:val="24"/>
+              </w:rPr>
+              <w:t xml:space="preserve">1. D3 的设计哲学（用艺术语言讲解）：D3 = 数据驱动文档——你的数据就是颜料，D3 就是画布，你用自然语言告诉 AI 怎么画</w:t>
+            </w:r>
+          </w:p>
+          <w:p>
+            <w:pPr>
+              <w:widowControl/>
+              <w:spacing w:line="400" w:lineRule="exact"/>
+              <w:jc w:val="left"/>
+              <w:rPr>
+                <w:rFonts w:ascii="FangSong_GB2312" w:eastAsia="FangSong_GB2312" w:hAnsi="FangSong_GB2312" w:cs="FangSong_GB2312"/>
+                <w:kern w:val="0"/>
+                <w:sz w:val="24"/>
+              </w:rPr>
+            </w:pPr>
+            <w:r>
+              <w:rPr>
+                <w:rFonts w:ascii="FangSong_GB2312" w:eastAsia="FangSong_GB2312" w:hAnsi="FangSong_GB2312" w:cs="FangSong_GB2312" w:hint="eastAsia"/>
+                <w:kern w:val="0"/>
+                <w:sz w:val="24"/>
+              </w:rPr>
+              <w:t xml:space="preserve">2. 视觉映射三要素（连接 W02 Marks/Channels）：什么数据、什么形状（矩形/圆形/线条）、什么属性（位置/颜色/大小）——这就是你写指令的核心框架</w:t>
+            </w:r>
+          </w:p>
+          <w:p>
+            <w:pPr>
+              <w:widowControl/>
+              <w:spacing w:line="400" w:lineRule="exact"/>
+              <w:jc w:val="left"/>
+              <w:rPr>
+                <w:rFonts w:ascii="FangSong_GB2312" w:eastAsia="FangSong_GB2312" w:hAnsi="FangSong_GB2312" w:cs="FangSong_GB2312"/>
+                <w:kern w:val="0"/>
+                <w:sz w:val="24"/>
+              </w:rPr>
+            </w:pPr>
+            <w:r>
+              <w:rPr>
+                <w:rFonts w:ascii="FangSong_GB2312" w:eastAsia="FangSong_GB2312" w:hAnsi="FangSong_GB2312" w:cs="FangSong_GB2312" w:hint="eastAsia"/>
+                <w:kern w:val="0"/>
+                <w:sz w:val="24"/>
+              </w:rPr>
+              <w:t xml:space="preserve">3. 比例的艺术（用设计直觉讲比例尺）：500 个苹果不能画成 500 像素高——比例就像缩放画幅，把真实世界的数值缩进画布。告诉 AI 把数据范围按比例映射到图表高度就够了</w:t>
+            </w:r>
+          </w:p>
+          <w:p>
+            <w:pPr>
+              <w:widowControl/>
+              <w:spacing w:line="400" w:lineRule="exact"/>
+              <w:jc w:val="left"/>
+              <w:rPr>
+                <w:rFonts w:ascii="FangSong_GB2312" w:eastAsia="FangSong_GB2312" w:hAnsi="FangSong_GB2312" w:cs="FangSong_GB2312"/>
+                <w:kern w:val="0"/>
+                <w:sz w:val="24"/>
+              </w:rPr>
+            </w:pPr>
+            <w:r>
+              <w:rPr>
+                <w:rFonts w:ascii="FangSong_GB2312" w:eastAsia="FangSong_GB2312" w:hAnsi="FangSong_GB2312" w:cs="FangSong_GB2312" w:hint="eastAsia"/>
+                <w:kern w:val="0"/>
+                <w:sz w:val="24"/>
+              </w:rPr>
+              <w:t xml:space="preserve">4. SVG 画布的上下颠倒：与 Figma/PS 不同，SVG 的 y 轴是从上往下增大的——这是 AI 生成图表中最常见的视觉 bug 来源，知道这一点就能快速定位问题</w:t>
+            </w:r>
+          </w:p>
+          <w:p>
+            <w:pPr>
+              <w:widowControl/>
+              <w:spacing w:line="400" w:lineRule="exact"/>
+              <w:jc w:val="left"/>
+              <w:rPr>
+                <w:rFonts w:ascii="FangSong_GB2312" w:eastAsia="FangSong_GB2312" w:hAnsi="FangSong_GB2312" w:cs="FangSong_GB2312"/>
+                <w:kern w:val="0"/>
+                <w:sz w:val="24"/>
+              </w:rPr>
+            </w:pPr>
+            <w:r>
+              <w:rPr>
+                <w:rFonts w:ascii="FangSong_GB2312" w:eastAsia="FangSong_GB2312" w:hAnsi="FangSong_GB2312" w:cs="FangSong_GB2312" w:hint="eastAsia"/>
+                <w:kern w:val="0"/>
+                <w:sz w:val="24"/>
+              </w:rPr>
+              <w:t xml:space="preserve">5. Prompt 精准度示范：帮我画个柱状图 vs 用矩形标记表示每个城市的人口，高度按比例映射，颜色深浅对应增长率，从底部向上生长</w:t>
+            </w:r>
+          </w:p>
+          <w:p>
+            <w:pPr>
+              <w:widowControl/>
+              <w:spacing w:line="400" w:lineRule="exact"/>
+              <w:jc w:val="left"/>
+              <w:rPr>
+                <w:rFonts w:ascii="FangSong_GB2312" w:eastAsia="FangSong_GB2312" w:hAnsi="FangSong_GB2312" w:cs="FangSong_GB2312"/>
+                <w:kern w:val="0"/>
+                <w:sz w:val="24"/>
+              </w:rPr>
+            </w:pPr>
+            <w:r>
+              <w:rPr>
+                <w:rFonts w:ascii="FangSong_GB2312" w:eastAsia="FangSong_GB2312" w:hAnsi="FangSong_GB2312" w:cs="FangSong_GB2312" w:hint="eastAsia"/>
+                <w:kern w:val="0"/>
+                <w:sz w:val="24"/>
+              </w:rPr>
+              <w:t xml:space="preserve">【教学方法】概念回顾串联、AI 创作实操、作品审美研讨、沙箱协作调试</w:t>
+            </w:r>
+          </w:p>
+          <w:p>
+            <w:pPr>
+              <w:widowControl/>
+              <w:spacing w:line="400" w:lineRule="exact"/>
+              <w:jc w:val="left"/>
+              <w:rPr>
+                <w:rFonts w:ascii="FangSong_GB2312" w:eastAsia="FangSong_GB2312" w:hAnsi="FangSong_GB2312" w:cs="FangSong_GB2312"/>
+                <w:kern w:val="0"/>
+                <w:sz w:val="24"/>
+              </w:rPr>
+            </w:pPr>
+            <w:r>
+              <w:rPr>
+                <w:rFonts w:ascii="FangSong_GB2312" w:eastAsia="FangSong_GB2312" w:hAnsi="FangSong_GB2312" w:cs="FangSong_GB2312" w:hint="eastAsia"/>
+                <w:kern w:val="0"/>
+                <w:sz w:val="24"/>
+              </w:rPr>
+              <w:t xml:space="preserve">【时间安排】约60分钟（1.4理论学时）</w:t>
+            </w:r>
+          </w:p>
+          <w:p>
+            <w:pPr>
+              <w:widowControl/>
+              <w:spacing w:line="400" w:lineRule="exact"/>
+              <w:jc w:val="left"/>
+              <w:rPr>
+                <w:rFonts w:ascii="FangSong_GB2312" w:eastAsia="FangSong_GB2312" w:hAnsi="FangSong_GB2312" w:cs="FangSong_GB2312"/>
+                <w:kern w:val="0"/>
+                <w:sz w:val="24"/>
+              </w:rPr>
+            </w:pPr>
+            <w:r>
+              <w:rPr>
+                <w:rFonts w:ascii="FangSong_GB2312" w:eastAsia="FangSong_GB2312" w:hAnsi="FangSong_GB2312" w:cs="FangSong_GB2312" w:hint="eastAsia"/>
+                <w:kern w:val="0"/>
+                <w:sz w:val="24"/>
+              </w:rPr>
+              <w:t xml:space="preserve">【课堂思考】</w:t>
+            </w:r>
+          </w:p>
+          <w:p>
+            <w:pPr>
+              <w:widowControl/>
+              <w:spacing w:line="400" w:lineRule="exact"/>
+              <w:jc w:val="left"/>
+              <w:rPr>
+                <w:rFonts w:ascii="FangSong_GB2312" w:eastAsia="FangSong_GB2312" w:hAnsi="FangSong_GB2312" w:cs="FangSong_GB2312"/>
+                <w:kern w:val="0"/>
+                <w:sz w:val="24"/>
+              </w:rPr>
+            </w:pPr>
+            <w:r>
+              <w:rPr>
+                <w:rFonts w:ascii="FangSong_GB2312" w:eastAsia="FangSong_GB2312" w:hAnsi="FangSong_GB2312" w:cs="FangSong_GB2312" w:hint="eastAsia"/>
+                <w:kern w:val="0"/>
+                <w:sz w:val="24"/>
+              </w:rPr>
+              <w:t xml:space="preserve">【课程思政融入点】以中国数据新闻实践（澎湃新闻美数课、财新数据可视化）为例，展示本土数据叙事创新</w:t>
+            </w:r>
+          </w:p>
+        </w:tc>
+      </w:tr>
+      <w:tr>
+        <w:trPr>
+          <w:trHeight w:val="1503"/>
+        </w:trPr>
+        <w:tc>
+          <w:tcPr>
+            <w:tcW w:w="1246" w:type="dxa"/>
+            <w:vMerge/>
+            <w:tcBorders>
+              <w:left w:val="single" w:sz="12" w:space="0" w:color="auto"/>
+              <w:bottom w:val="single" w:sz="4" w:space="0" w:color="auto"/>
+              <w:right w:val="single" w:sz="4" w:space="0" w:color="auto"/>
+            </w:tcBorders>
+            <w:tcMar>
+              <w:left w:w="57" w:type="dxa"/>
+              <w:right w:w="57" w:type="dxa"/>
+            </w:tcMar>
+            <w:vAlign w:val="center"/>
+          </w:tcPr>
+          <w:p>
+            <w:pPr>
+              <w:widowControl/>
+              <w:rPr>
+                <w:rFonts w:ascii="FangSong_GB2312" w:eastAsia="FangSong_GB2312" w:hAnsi="FangSong_GB2312" w:cs="FangSong_GB2312"/>
+                <w:b/>
+                <w:bCs/>
+                <w:color w:val="FF0000"/>
+                <w:kern w:val="0"/>
+                <w:sz w:val="24"/>
+              </w:rPr>
+            </w:pPr>
+          </w:p>
+        </w:tc>
+        <w:tc>
+          <w:tcPr>
+            <w:tcW w:w="1740" w:type="dxa"/>
+            <w:tcBorders>
+              <w:top w:val="single" w:sz="4" w:space="0" w:color="auto"/>
+              <w:left w:val="single" w:sz="4" w:space="0" w:color="auto"/>
+              <w:bottom w:val="single" w:sz="4" w:space="0" w:color="auto"/>
+              <w:right w:val="single" w:sz="4" w:space="0" w:color="auto"/>
+            </w:tcBorders>
+            <w:tcMar>
+              <w:left w:w="57" w:type="dxa"/>
+              <w:right w:w="57" w:type="dxa"/>
+            </w:tcMar>
+            <w:vAlign w:val="center"/>
+          </w:tcPr>
+          <w:p>
+            <w:pPr>
+              <w:widowControl/>
+              <w:jc w:val="center"/>
+              <w:rPr>
+                <w:rFonts w:ascii="FangSong_GB2312" w:eastAsia="FangSong_GB2312" w:hAnsi="FangSong_GB2312" w:cs="FangSong_GB2312"/>
+                <w:b/>
+                <w:bCs/>
+                <w:color w:val="000000"/>
+                <w:kern w:val="0"/>
+                <w:sz w:val="24"/>
+              </w:rPr>
+            </w:pPr>
+            <w:r>
+              <w:rPr>
+                <w:rFonts w:ascii="FangSong_GB2312" w:eastAsia="FangSong_GB2312" w:hAnsi="FangSong_GB2312" w:cs="FangSong_GB2312" w:hint="eastAsia"/>
+                <w:b/>
+                <w:bCs/>
+                <w:color w:val="000000"/>
+                <w:kern w:val="0"/>
+                <w:sz w:val="24"/>
+              </w:rPr>
+              <w:t>实践训练</w:t>
+            </w:r>
+          </w:p>
+        </w:tc>
+        <w:tc>
+          <w:tcPr>
+            <w:tcW w:w="5964" w:type="dxa"/>
+            <w:tcBorders>
+              <w:top w:val="single" w:sz="4" w:space="0" w:color="auto"/>
+              <w:left w:val="single" w:sz="4" w:space="0" w:color="auto"/>
+              <w:bottom w:val="single" w:sz="4" w:space="0" w:color="auto"/>
+              <w:right w:val="single" w:sz="12" w:space="0" w:color="auto"/>
+            </w:tcBorders>
+            <w:tcMar>
+              <w:left w:w="57" w:type="dxa"/>
+              <w:right w:w="57" w:type="dxa"/>
+            </w:tcMar>
+            <w:vAlign w:val="center"/>
+          </w:tcPr>
+          <w:p>
+            <w:pPr>
+              <w:widowControl/>
+              <w:spacing w:line="400" w:lineRule="exact"/>
+              <w:jc w:val="left"/>
+              <w:rPr>
+                <w:rFonts w:ascii="FangSong_GB2312" w:eastAsia="FangSong_GB2312" w:hAnsi="FangSong_GB2312" w:cs="FangSong_GB2312"/>
+                <w:color w:val="000000"/>
+                <w:kern w:val="0"/>
+                <w:sz w:val="24"/>
+              </w:rPr>
+            </w:pPr>
+            <w:r>
+              <w:rPr>
+                <w:rFonts w:ascii="FangSong_GB2312" w:eastAsia="FangSong_GB2312" w:hAnsi="FangSong_GB2312" w:cs="FangSong_GB2312" w:hint="eastAsia"/>
+                <w:color w:val="000000"/>
+                <w:kern w:val="0"/>
+                <w:sz w:val="24"/>
+              </w:rPr>
+              <w:t xml:space="preserve">【教学组织】【课堂实践与操作训练——D3 概念驱动三阶创作】</w:t>
+            </w:r>
+          </w:p>
+          <w:p>
+            <w:pPr>
+              <w:widowControl/>
+              <w:spacing w:line="400" w:lineRule="exact"/>
+              <w:jc w:val="left"/>
+              <w:rPr>
+                <w:rFonts w:ascii="FangSong_GB2312" w:eastAsia="FangSong_GB2312" w:hAnsi="FangSong_GB2312" w:cs="FangSong_GB2312"/>
+                <w:color w:val="000000"/>
+                <w:kern w:val="0"/>
+                <w:sz w:val="24"/>
+              </w:rPr>
+            </w:pPr>
+            <w:r>
+              <w:rPr>
+                <w:rFonts w:ascii="FangSong_GB2312" w:eastAsia="FangSong_GB2312" w:hAnsi="FangSong_GB2312" w:cs="FangSong_GB2312" w:hint="eastAsia"/>
+                <w:color w:val="000000"/>
+                <w:kern w:val="0"/>
+                <w:sz w:val="24"/>
+              </w:rPr>
+              <w:t xml:space="preserve">1. 第一阶：基础出图（30 min）——使用 W03 清洗后的 Tidy 数据集，用自然语言指令要求 AI 生成一个基础 D3 柱状图，观察初次生成结果</w:t>
+            </w:r>
+          </w:p>
+          <w:p>
+            <w:pPr>
+              <w:widowControl/>
+              <w:spacing w:line="400" w:lineRule="exact"/>
+              <w:jc w:val="left"/>
+              <w:rPr>
+                <w:rFonts w:ascii="FangSong_GB2312" w:eastAsia="FangSong_GB2312" w:hAnsi="FangSong_GB2312" w:cs="FangSong_GB2312"/>
+                <w:color w:val="000000"/>
+                <w:kern w:val="0"/>
+                <w:sz w:val="24"/>
+              </w:rPr>
+            </w:pPr>
+            <w:r>
+              <w:rPr>
+                <w:rFonts w:ascii="FangSong_GB2312" w:eastAsia="FangSong_GB2312" w:hAnsi="FangSong_GB2312" w:cs="FangSong_GB2312" w:hint="eastAsia"/>
+                <w:color w:val="000000"/>
+                <w:kern w:val="0"/>
+                <w:sz w:val="24"/>
+              </w:rPr>
+              <w:t xml:space="preserve">2. 第二阶：概念精修（40 min）——运用 W02 的标记/通道知识迭代指令：要求调整颜色映射、添加数据标签、修正比例关系，体验概念越精准则图表越接近设想</w:t>
+            </w:r>
+          </w:p>
+          <w:p>
+            <w:pPr>
+              <w:widowControl/>
+              <w:spacing w:line="400" w:lineRule="exact"/>
+              <w:jc w:val="left"/>
+              <w:rPr>
+                <w:rFonts w:ascii="FangSong_GB2312" w:eastAsia="FangSong_GB2312" w:hAnsi="FangSong_GB2312" w:cs="FangSong_GB2312"/>
+                <w:color w:val="000000"/>
+                <w:kern w:val="0"/>
+                <w:sz w:val="24"/>
+              </w:rPr>
+            </w:pPr>
+            <w:r>
+              <w:rPr>
+                <w:rFonts w:ascii="FangSong_GB2312" w:eastAsia="FangSong_GB2312" w:hAnsi="FangSong_GB2312" w:cs="FangSong_GB2312" w:hint="eastAsia"/>
+                <w:color w:val="000000"/>
+                <w:kern w:val="0"/>
+                <w:sz w:val="24"/>
+              </w:rPr>
+              <w:t xml:space="preserve">3. 第三阶：艺术提取（50 min）——在沙箱中完成最终调优，导出 SVG 矢量源资产，在 Figma 中进行最终的艺术精修与排版</w:t>
+            </w:r>
+          </w:p>
+          <w:p>
+            <w:pPr>
+              <w:widowControl/>
+              <w:spacing w:line="400" w:lineRule="exact"/>
+              <w:jc w:val="left"/>
+              <w:rPr>
+                <w:rFonts w:ascii="FangSong_GB2312" w:eastAsia="FangSong_GB2312" w:hAnsi="FangSong_GB2312" w:cs="FangSong_GB2312"/>
+                <w:color w:val="000000"/>
+                <w:kern w:val="0"/>
+                <w:sz w:val="24"/>
+              </w:rPr>
+            </w:pPr>
+            <w:r>
+              <w:rPr>
+                <w:rFonts w:ascii="FangSong_GB2312" w:eastAsia="FangSong_GB2312" w:hAnsi="FangSong_GB2312" w:cs="FangSong_GB2312" w:hint="eastAsia"/>
+                <w:color w:val="000000"/>
+                <w:kern w:val="0"/>
+                <w:sz w:val="24"/>
+              </w:rPr>
+              <w:t xml:space="preserve">4. 教师巡回指导，重点帮助学生从模糊描述过渡到精准的设计语言指令</w:t>
+            </w:r>
+          </w:p>
+          <w:p>
+            <w:pPr>
+              <w:widowControl/>
+              <w:spacing w:line="400" w:lineRule="exact"/>
+              <w:jc w:val="left"/>
+              <w:rPr>
+                <w:rFonts w:ascii="FangSong_GB2312" w:eastAsia="FangSong_GB2312" w:hAnsi="FangSong_GB2312" w:cs="FangSong_GB2312"/>
+                <w:color w:val="000000"/>
+                <w:kern w:val="0"/>
+                <w:sz w:val="24"/>
+              </w:rPr>
+            </w:pPr>
+            <w:r>
+              <w:rPr>
+                <w:rFonts w:ascii="FangSong_GB2312" w:eastAsia="FangSong_GB2312" w:hAnsi="FangSong_GB2312" w:cs="FangSong_GB2312" w:hint="eastAsia"/>
+                <w:color w:val="000000"/>
+                <w:kern w:val="0"/>
+                <w:sz w:val="24"/>
+              </w:rPr>
+              <w:t xml:space="preserve">【教学方法】概念回顾串联、AI 创作实操、作品审美研讨、沙箱协作调试</w:t>
+            </w:r>
+          </w:p>
+          <w:p>
+            <w:pPr>
+              <w:widowControl/>
+              <w:spacing w:line="400" w:lineRule="exact"/>
+              <w:jc w:val="left"/>
+              <w:rPr>
+                <w:rFonts w:ascii="FangSong_GB2312" w:eastAsia="FangSong_GB2312" w:hAnsi="FangSong_GB2312" w:cs="FangSong_GB2312"/>
+                <w:color w:val="000000"/>
+                <w:kern w:val="0"/>
+                <w:sz w:val="24"/>
+              </w:rPr>
+            </w:pPr>
+            <w:r>
+              <w:rPr>
+                <w:rFonts w:ascii="FangSong_GB2312" w:eastAsia="FangSong_GB2312" w:hAnsi="FangSong_GB2312" w:cs="FangSong_GB2312" w:hint="eastAsia"/>
+                <w:color w:val="000000"/>
+                <w:kern w:val="0"/>
+                <w:sz w:val="24"/>
+              </w:rPr>
+              <w:t xml:space="preserve">【时间安排】约120分钟（2.7实践学时）</w:t>
+            </w:r>
+          </w:p>
+          <w:p>
+            <w:pPr>
+              <w:widowControl/>
+              <w:spacing w:line="400" w:lineRule="exact"/>
+              <w:jc w:val="left"/>
+              <w:rPr>
+                <w:rFonts w:ascii="FangSong_GB2312" w:eastAsia="FangSong_GB2312" w:hAnsi="FangSong_GB2312" w:cs="FangSong_GB2312"/>
+                <w:color w:val="000000"/>
+                <w:kern w:val="0"/>
+                <w:sz w:val="24"/>
+              </w:rPr>
+            </w:pPr>
+            <w:r>
+              <w:rPr>
+                <w:rFonts w:ascii="FangSong_GB2312" w:eastAsia="FangSong_GB2312" w:hAnsi="FangSong_GB2312" w:cs="FangSong_GB2312" w:hint="eastAsia"/>
+                <w:color w:val="000000"/>
+                <w:kern w:val="0"/>
+                <w:sz w:val="24"/>
+              </w:rPr>
+              <w:t xml:space="preserve">【课堂思考】</w:t>
+            </w:r>
+          </w:p>
+        </w:tc>
+      </w:tr>
+      <w:tr>
+        <w:trPr>
+          <w:trHeight w:val="1503"/>
+        </w:trPr>
+        <w:tc>
+          <w:tcPr>
+            <w:tcW w:w="1246" w:type="dxa"/>
+            <w:tcBorders>
+              <w:left w:val="single" w:sz="12" w:space="0" w:color="auto"/>
+              <w:bottom w:val="single" w:sz="4" w:space="0" w:color="auto"/>
+              <w:right w:val="single" w:sz="4" w:space="0" w:color="auto"/>
+            </w:tcBorders>
+            <w:tcMar>
+              <w:left w:w="57" w:type="dxa"/>
+              <w:right w:w="57" w:type="dxa"/>
+            </w:tcMar>
+            <w:vAlign w:val="center"/>
+          </w:tcPr>
+          <w:p>
+            <w:pPr>
+              <w:widowControl/>
+              <w:rPr>
+                <w:rFonts w:ascii="FangSong_GB2312" w:eastAsia="FangSong_GB2312" w:hAnsi="FangSong_GB2312" w:cs="FangSong_GB2312"/>
+                <w:b/>
+                <w:bCs/>
+                <w:color w:val="FF0000"/>
+                <w:kern w:val="0"/>
+                <w:sz w:val="24"/>
+              </w:rPr>
+            </w:pPr>
+          </w:p>
+        </w:tc>
+        <w:tc>
+          <w:tcPr>
+            <w:tcW w:w="1740" w:type="dxa"/>
+            <w:tcBorders>
+              <w:top w:val="single" w:sz="4" w:space="0" w:color="auto"/>
+              <w:left w:val="single" w:sz="4" w:space="0" w:color="auto"/>
+              <w:bottom w:val="single" w:sz="4" w:space="0" w:color="auto"/>
+              <w:right w:val="single" w:sz="4" w:space="0" w:color="auto"/>
+            </w:tcBorders>
+            <w:tcMar>
+              <w:left w:w="57" w:type="dxa"/>
+              <w:right w:w="57" w:type="dxa"/>
+            </w:tcMar>
+            <w:vAlign w:val="center"/>
+          </w:tcPr>
+          <w:p>
+            <w:pPr>
+              <w:widowControl/>
+              <w:jc w:val="center"/>
+              <w:rPr>
+                <w:rFonts w:ascii="FangSong_GB2312" w:eastAsia="FangSong_GB2312" w:hAnsi="FangSong_GB2312" w:cs="FangSong_GB2312"/>
+                <w:b/>
+                <w:bCs/>
+                <w:color w:val="000000"/>
+                <w:kern w:val="0"/>
+                <w:sz w:val="24"/>
+              </w:rPr>
+            </w:pPr>
+            <w:r>
+              <w:rPr>
+                <w:rFonts w:ascii="FangSong_GB2312" w:eastAsia="FangSong_GB2312" w:hAnsi="FangSong_GB2312" w:cs="FangSong_GB2312" w:hint="eastAsia"/>
+                <w:b/>
+                <w:bCs/>
+                <w:color w:val="000000"/>
+                <w:kern w:val="0"/>
+                <w:sz w:val="24"/>
+              </w:rPr>
+              <w:t>课程小结</w:t>
+            </w:r>
+          </w:p>
+        </w:tc>
+        <w:tc>
+          <w:tcPr>
+            <w:tcW w:w="5964" w:type="dxa"/>
+            <w:tcBorders>
+              <w:top w:val="single" w:sz="4" w:space="0" w:color="auto"/>
+              <w:left w:val="single" w:sz="4" w:space="0" w:color="auto"/>
+              <w:bottom w:val="single" w:sz="4" w:space="0" w:color="auto"/>
+              <w:right w:val="single" w:sz="12" w:space="0" w:color="auto"/>
+            </w:tcBorders>
+            <w:tcMar>
+              <w:left w:w="57" w:type="dxa"/>
+              <w:right w:w="57" w:type="dxa"/>
+            </w:tcMar>
+            <w:vAlign w:val="center"/>
+          </w:tcPr>
+          <w:p>
+            <w:pPr>
+              <w:widowControl/>
+              <w:spacing w:line="400" w:lineRule="exact"/>
+              <w:jc w:val="left"/>
+              <w:rPr>
+                <w:rFonts w:ascii="FangSong_GB2312" w:eastAsia="FangSong_GB2312" w:hAnsi="FangSong_GB2312" w:cs="FangSong_GB2312"/>
+                <w:color w:val="000000"/>
+                <w:kern w:val="0"/>
+                <w:sz w:val="24"/>
+              </w:rPr>
+            </w:pPr>
+            <w:r>
+              <w:rPr>
+                <w:rFonts w:ascii="FangSong_GB2312" w:eastAsia="FangSong_GB2312" w:hAnsi="FangSong_GB2312" w:cs="FangSong_GB2312" w:hint="eastAsia"/>
+                <w:color w:val="000000"/>
+                <w:kern w:val="0"/>
+                <w:sz w:val="24"/>
+              </w:rPr>
+              <w:t xml:space="preserve">【教学组织】【知识凝练与教学反思】</w:t>
+            </w:r>
+          </w:p>
+          <w:p>
+            <w:pPr>
+              <w:widowControl/>
+              <w:spacing w:line="400" w:lineRule="exact"/>
+              <w:jc w:val="left"/>
+              <w:rPr>
+                <w:rFonts w:ascii="FangSong_GB2312" w:eastAsia="FangSong_GB2312" w:hAnsi="FangSong_GB2312" w:cs="FangSong_GB2312"/>
+                <w:color w:val="000000"/>
+                <w:kern w:val="0"/>
+                <w:sz w:val="24"/>
+              </w:rPr>
+            </w:pPr>
+            <w:r>
+              <w:rPr>
+                <w:rFonts w:ascii="FangSong_GB2312" w:eastAsia="FangSong_GB2312" w:hAnsi="FangSong_GB2312" w:cs="FangSong_GB2312" w:hint="eastAsia"/>
+                <w:color w:val="000000"/>
+                <w:kern w:val="0"/>
+                <w:sz w:val="24"/>
+              </w:rPr>
+              <w:t xml:space="preserve">1. 归纳梳理：今天的核心收获——前三周学的每一个概念都是你与 AI 对话的设计词汇</w:t>
+            </w:r>
+          </w:p>
+          <w:p>
+            <w:pPr>
+              <w:widowControl/>
+              <w:spacing w:line="400" w:lineRule="exact"/>
+              <w:jc w:val="left"/>
+              <w:rPr>
+                <w:rFonts w:ascii="FangSong_GB2312" w:eastAsia="FangSong_GB2312" w:hAnsi="FangSong_GB2312" w:cs="FangSong_GB2312"/>
+                <w:color w:val="000000"/>
+                <w:kern w:val="0"/>
+                <w:sz w:val="24"/>
+              </w:rPr>
+            </w:pPr>
+            <w:r>
+              <w:rPr>
+                <w:rFonts w:ascii="FangSong_GB2312" w:eastAsia="FangSong_GB2312" w:hAnsi="FangSong_GB2312" w:cs="FangSong_GB2312" w:hint="eastAsia"/>
+                <w:color w:val="000000"/>
+                <w:kern w:val="0"/>
+                <w:sz w:val="24"/>
+              </w:rPr>
+              <w:t xml:space="preserve">2. 强化记忆：概念越精准 AI 越听话——指令的质量取决于你的设计素养，而非编程技能</w:t>
+            </w:r>
+          </w:p>
+          <w:p>
+            <w:pPr>
+              <w:widowControl/>
+              <w:spacing w:line="400" w:lineRule="exact"/>
+              <w:jc w:val="left"/>
+              <w:rPr>
+                <w:rFonts w:ascii="FangSong_GB2312" w:eastAsia="FangSong_GB2312" w:hAnsi="FangSong_GB2312" w:cs="FangSong_GB2312"/>
+                <w:color w:val="000000"/>
+                <w:kern w:val="0"/>
+                <w:sz w:val="24"/>
+              </w:rPr>
+            </w:pPr>
+            <w:r>
+              <w:rPr>
+                <w:rFonts w:ascii="FangSong_GB2312" w:eastAsia="FangSong_GB2312" w:hAnsi="FangSong_GB2312" w:cs="FangSong_GB2312" w:hint="eastAsia"/>
+                <w:color w:val="000000"/>
+                <w:kern w:val="0"/>
+                <w:sz w:val="24"/>
+              </w:rPr>
+              <w:t xml:space="preserve">3. 布置课后延伸思考与预习任务。</w:t>
+            </w:r>
+          </w:p>
+          <w:p>
+            <w:pPr>
+              <w:widowControl/>
+              <w:spacing w:line="400" w:lineRule="exact"/>
+              <w:jc w:val="left"/>
+              <w:rPr>
+                <w:rFonts w:ascii="FangSong_GB2312" w:eastAsia="FangSong_GB2312" w:hAnsi="FangSong_GB2312" w:cs="FangSong_GB2312"/>
+                <w:color w:val="000000"/>
+                <w:kern w:val="0"/>
+                <w:sz w:val="24"/>
+              </w:rPr>
+            </w:pPr>
+            <w:r>
+              <w:rPr>
+                <w:rFonts w:ascii="FangSong_GB2312" w:eastAsia="FangSong_GB2312" w:hAnsi="FangSong_GB2312" w:cs="FangSong_GB2312" w:hint="eastAsia"/>
+                <w:color w:val="000000"/>
+                <w:kern w:val="0"/>
+                <w:sz w:val="24"/>
+              </w:rPr>
+              <w:t xml:space="preserve">【时间安排】约15分钟（0.3实践学时）</w:t>
+            </w:r>
+          </w:p>
+          <w:p>
+            <w:pPr>
+              <w:widowControl/>
+              <w:spacing w:line="400" w:lineRule="exact"/>
+              <w:jc w:val="left"/>
+              <w:rPr>
+                <w:rFonts w:ascii="FangSong_GB2312" w:eastAsia="FangSong_GB2312" w:hAnsi="FangSong_GB2312" w:cs="FangSong_GB2312"/>
+                <w:color w:val="000000"/>
+                <w:kern w:val="0"/>
+                <w:sz w:val="24"/>
+              </w:rPr>
+            </w:pPr>
+            <w:r>
+              <w:rPr>
+                <w:rFonts w:ascii="FangSong_GB2312" w:eastAsia="FangSong_GB2312" w:hAnsi="FangSong_GB2312" w:cs="FangSong_GB2312" w:hint="eastAsia"/>
+                <w:color w:val="000000"/>
+                <w:kern w:val="0"/>
+                <w:sz w:val="24"/>
+              </w:rPr>
+              <w:t xml:space="preserve">【课程回顾与反思】</w:t>
+            </w:r>
+          </w:p>
+        </w:tc>
+      </w:tr>
+      <w:tr>
+        <w:trPr>
+          <w:trHeight w:val="2934"/>
+        </w:trPr>
+        <w:tc>
+          <w:tcPr>
+            <w:tcW w:w="1246" w:type="dxa"/>
+            <w:tcBorders>
+              <w:top w:val="single" w:sz="4" w:space="0" w:color="auto"/>
+              <w:left w:val="single" w:sz="12" w:space="0" w:color="auto"/>
+              <w:bottom w:val="single" w:sz="4" w:space="0" w:color="auto"/>
+              <w:right w:val="single" w:sz="4" w:space="0" w:color="auto"/>
+            </w:tcBorders>
+            <w:tcMar>
+              <w:left w:w="57" w:type="dxa"/>
+              <w:right w:w="57" w:type="dxa"/>
+            </w:tcMar>
+            <w:vAlign w:val="center"/>
+          </w:tcPr>
+          <w:p>
+            <w:pPr>
+              <w:widowControl/>
+              <w:ind w:left="57"/>
+              <w:jc w:val="center"/>
+              <w:rPr>
+                <w:rFonts w:ascii="FangSong_GB2312" w:eastAsia="FangSong_GB2312" w:hAnsi="FangSong_GB2312" w:cs="FangSong_GB2312"/>
+                <w:color w:val="333333"/>
+                <w:kern w:val="0"/>
+                <w:sz w:val="24"/>
+              </w:rPr>
+            </w:pPr>
+            <w:r>
+              <w:rPr>
+                <w:rFonts w:ascii="FangSong_GB2312" w:eastAsia="FangSong_GB2312" w:hAnsi="FangSong_GB2312" w:cs="FangSong_GB2312" w:hint="eastAsia"/>
+                <w:color w:val="333333"/>
+                <w:kern w:val="0"/>
+                <w:sz w:val="24"/>
+              </w:rPr>
+              <w:t>课后作业</w:t>
+            </w:r>
+          </w:p>
+        </w:tc>
+        <w:tc>
+          <w:tcPr>
+            <w:tcW w:w="7704" w:type="dxa"/>
+            <w:gridSpan w:val="2"/>
+            <w:tcBorders>
+              <w:top w:val="single" w:sz="4" w:space="0" w:color="auto"/>
+              <w:left w:val="single" w:sz="4" w:space="0" w:color="auto"/>
+              <w:bottom w:val="single" w:sz="4" w:space="0" w:color="auto"/>
+              <w:right w:val="single" w:sz="12" w:space="0" w:color="auto"/>
+            </w:tcBorders>
+            <w:tcMar>
+              <w:left w:w="57" w:type="dxa"/>
+              <w:right w:w="57" w:type="dxa"/>
+            </w:tcMar>
+          </w:tcPr>
+          <w:p>
+            <w:pPr>
+              <w:widowControl/>
+              <w:ind w:left="57"/>
+              <w:rPr>
+                <w:rFonts w:ascii="FangSong_GB2312" w:eastAsia="FangSong_GB2312" w:hAnsi="FangSong_GB2312" w:cs="FangSong_GB2312"/>
+                <w:bCs/>
+                <w:color w:val="000000"/>
+                <w:kern w:val="0"/>
+                <w:sz w:val="24"/>
+              </w:rPr>
+            </w:pPr>
+            <w:r>
+              <w:rPr>
+                <w:rFonts w:ascii="FangSong_GB2312" w:eastAsia="FangSong_GB2312" w:hAnsi="FangSong_GB2312" w:cs="FangSong_GB2312" w:hint="eastAsia"/>
+                <w:color w:val="000000"/>
+                <w:kern w:val="0"/>
+                <w:sz w:val="24"/>
+              </w:rPr>
+              <w:t xml:space="preserve">使用 W03 课堂清洗后的 Tidy 数据集或自选公开数据，通过自然语言概念驱动指令指挥 AI 生成 D3.js 图表，完成从基础出图到概念精修到艺术提取的三阶创作流程，提交沙箱导出的高品质 SVG/PNG 矢量图及 400 字设计决策说明（需标注运用了哪些前三周的概念）。</w:t>
+            </w:r>
+          </w:p>
+        </w:tc>
+      </w:tr>
+    </w:tbl>
+    <w:p/>
+    <w:p>
+      <w:r>
+        <w:br w:type="page"/>
+      </w:r>
+    </w:p>
+    <w:p>
+      <w:pPr>
+        <w:jc w:val="center"/>
+        <w:rPr>
+          <w:rFonts w:ascii="Songti TC" w:eastAsia="Songti TC" w:hAnsi="Songti TC" w:cs="Microsoft YaHei"/>
+          <w:bCs/>
+          <w:spacing w:val="20"/>
+          <w:sz w:val="36"/>
+        </w:rPr>
+      </w:pPr>
+      <w:r>
+        <w:rPr>
+          <w:rFonts w:ascii="Songti TC" w:eastAsia="Songti TC" w:hAnsi="Songti TC" w:cs="Microsoft YaHei" w:hint="eastAsia"/>
+          <w:bCs/>
+          <w:spacing w:val="20"/>
+          <w:sz w:val="36"/>
+        </w:rPr>
         <w:t xml:space="preserve">第五次课教案</w:t>
       </w:r>
     </w:p>
@@ -13733,7 +16219,7 @@
                 <w:kern w:val="0"/>
                 <w:sz w:val="24"/>
               </w:rPr>
-              <w:t xml:space="preserve">3. 能够通过自然语言建模，灵活驱动 D3 或 ECharts 等高级框架进行复杂交互叙事的生成。支撑课程能力目标（1），对应毕业要求4。</w:t>
+              <w:t xml:space="preserve">3. 能够通过自然语言概念驱动，灵活指挥 AI 引擎运用 D3.js 框架进行复杂交互叙事的生成与视觉定制。支撑课程能力目标（1），对应毕业要求4。</w:t>
             </w:r>
           </w:p>
           <w:p>
@@ -14185,6 +16671,30 @@
               <w:t xml:space="preserve">Munzner Ch8/Ch9 空间数据排布；网络与树的排布</w:t>
             </w:r>
           </w:p>
+          <w:p>
+            <w:pPr>
+              <w:widowControl/>
+              <w:spacing w:before="40" w:after="40" w:line="400" w:lineRule="exact"/>
+              <w:ind w:leftChars="50" w:left="105" w:rightChars="50" w:right="105" w:firstLineChars="200" w:firstLine="480"/>
+              <w:rPr>
+                <w:rFonts w:ascii="FangSong" w:eastAsia="FangSong" w:hAnsi="FangSong" w:cs="FangSong_GB2312"/>
+                <w:bCs/>
+                <w:color w:val="333333"/>
+                <w:kern w:val="0"/>
+                <w:sz w:val="24"/>
+              </w:rPr>
+            </w:pPr>
+            <w:r>
+              <w:rPr>
+                <w:rFonts w:ascii="FangSong" w:eastAsia="FangSong" w:hAnsi="FangSong" w:cs="FangSong_GB2312" w:hint="eastAsia"/>
+                <w:bCs/>
+                <w:color w:val="333333"/>
+                <w:kern w:val="0"/>
+                <w:sz w:val="24"/>
+              </w:rPr>
+              <w:t xml:space="preserve">Scott Ch7/Ch8/Ch13/Ch14 Scales；Axes；Layouts；Geomapping</w:t>
+            </w:r>
+          </w:p>
         </w:tc>
       </w:tr>
       <w:tr>
@@ -14504,7 +17014,7 @@
                 <w:kern w:val="0"/>
                 <w:sz w:val="24"/>
               </w:rPr>
-              <w:t xml:space="preserve">1. 回顾 W04 ECharts/D3 双轨框架，引出超越表格数据的复杂结构</w:t>
+              <w:t xml:space="preserve">1. 回顾 W04 概念驱动 D3 创作的核心经验，引出超越表格数据的复杂结构</w:t>
             </w:r>
           </w:p>
           <w:p>
@@ -16138,7 +18648,7 @@
                 <w:kern w:val="0"/>
                 <w:sz w:val="24"/>
               </w:rPr>
-              <w:t xml:space="preserve">2. 能够通过自然语言建模，灵活驱动 D3 或 ECharts 等高级框架进行复杂交互叙事的生成。支撑课程能力目标（1），对应毕业要求4。</w:t>
+              <w:t xml:space="preserve">2. 能够通过自然语言概念驱动，灵活指挥 AI 引擎运用 D3.js 框架进行复杂交互叙事的生成与视觉定制。支撑课程能力目标（1），对应毕业要求4。</w:t>
             </w:r>
           </w:p>
           <w:p>
@@ -16565,7 +19075,31 @@
                 <w:kern w:val="0"/>
                 <w:sz w:val="24"/>
               </w:rPr>
-              <w:t xml:space="preserve">Munzner Ch11 操控视图</w:t>
+              <w:t xml:space="preserve">Munzner Ch10/Ch11/Ch12 颜色映射与其他通道；操控视图；分面为多视图</w:t>
+            </w:r>
+          </w:p>
+          <w:p>
+            <w:pPr>
+              <w:widowControl/>
+              <w:spacing w:before="40" w:after="40" w:line="400" w:lineRule="exact"/>
+              <w:ind w:leftChars="50" w:left="105" w:rightChars="50" w:right="105" w:firstLineChars="200" w:firstLine="480"/>
+              <w:rPr>
+                <w:rFonts w:ascii="FangSong" w:eastAsia="FangSong" w:hAnsi="FangSong" w:cs="FangSong_GB2312"/>
+                <w:bCs/>
+                <w:color w:val="333333"/>
+                <w:kern w:val="0"/>
+                <w:sz w:val="24"/>
+              </w:rPr>
+            </w:pPr>
+            <w:r>
+              <w:rPr>
+                <w:rFonts w:ascii="FangSong" w:eastAsia="FangSong" w:hAnsi="FangSong" w:cs="FangSong_GB2312" w:hint="eastAsia"/>
+                <w:bCs/>
+                <w:color w:val="333333"/>
+                <w:kern w:val="0"/>
+                <w:sz w:val="24"/>
+              </w:rPr>
+              <w:t xml:space="preserve">Scott Ch9/Ch10/Ch15 Updates, Transitions, and Motion；Interactivity；Exporting</w:t>
             </w:r>
           </w:p>
         </w:tc>
@@ -17605,7 +20139,7 @@
                 <w:kern w:val="0"/>
                 <w:sz w:val="24"/>
               </w:rPr>
-              <w:t xml:space="preserve">2. 核心任务目标：基于自选社会议题数据，完成一个 GSAP ScrollTrigger + ECharts/D3 的 Scrollytelling 单页面长卷，包含至少 4 个触发步骤。</w:t>
+              <w:t xml:space="preserve">2. 核心任务目标：基于自选社会议题数据，完成一个 GSAP ScrollTrigger + D3.js 的 Scrollytelling 单页面长卷，包含至少 4 个触发步骤。</w:t>
             </w:r>
           </w:p>
           <w:p>
@@ -17996,7 +20530,7 @@
                 <w:kern w:val="0"/>
                 <w:sz w:val="24"/>
               </w:rPr>
-              <w:t xml:space="preserve">基于自选社会议题数据，完成一个 GSAP ScrollTrigger + ECharts/D3 的 Scrollytelling 单页面长卷，包含至少 4 个触发步骤。</w:t>
+              <w:t xml:space="preserve">基于自选社会议题数据，完成一个 GSAP ScrollTrigger + D3.js 的 Scrollytelling 单页面长卷，包含至少 4 个触发步骤。</w:t>
             </w:r>
           </w:p>
         </w:tc>
@@ -18124,6 +20658,2173 @@
                 <w:kern w:val="0"/>
                 <w:sz w:val="24"/>
               </w:rPr>
+              <w:t xml:space="preserve">第7章  鉴赏与启航</w:t>
+            </w:r>
+          </w:p>
+        </w:tc>
+      </w:tr>
+      <w:tr>
+        <w:trPr>
+          <w:trHeight w:val="567"/>
+        </w:trPr>
+        <w:tc>
+          <w:tcPr>
+            <w:tcW w:w="1246" w:type="dxa"/>
+            <w:tcBorders>
+              <w:top w:val="single" w:sz="12" w:space="0" w:color="auto"/>
+              <w:left w:val="single" w:sz="12" w:space="0" w:color="auto"/>
+              <w:bottom w:val="single" w:sz="4" w:space="0" w:color="auto"/>
+              <w:right w:val="single" w:sz="4" w:space="0" w:color="auto"/>
+            </w:tcBorders>
+            <w:tcMar>
+              <w:left w:w="57" w:type="dxa"/>
+              <w:right w:w="57" w:type="dxa"/>
+            </w:tcMar>
+            <w:vAlign w:val="center"/>
+          </w:tcPr>
+          <w:p>
+            <w:pPr>
+              <w:widowControl/>
+              <w:spacing w:before="40" w:after="40" w:line="400" w:lineRule="exact"/>
+              <w:ind w:left="57"/>
+              <w:jc w:val="center"/>
+              <w:rPr>
+                <w:rFonts w:ascii="FangSong_GB2312" w:eastAsia="FangSong_GB2312" w:hAnsi="FangSong_GB2312" w:cs="FangSong_GB2312"/>
+                <w:color w:val="000000"/>
+                <w:kern w:val="0"/>
+                <w:sz w:val="24"/>
+              </w:rPr>
+            </w:pPr>
+            <w:r>
+              <w:rPr>
+                <w:rFonts w:ascii="FangSong_GB2312" w:eastAsia="FangSong_GB2312" w:hAnsi="FangSong_GB2312" w:cs="FangSong_GB2312" w:hint="eastAsia"/>
+                <w:color w:val="000000"/>
+                <w:kern w:val="0"/>
+                <w:sz w:val="24"/>
+              </w:rPr>
+              <w:t>授课内容</w:t>
+            </w:r>
+          </w:p>
+        </w:tc>
+        <w:tc>
+          <w:tcPr>
+            <w:tcW w:w="7704" w:type="dxa"/>
+            <w:gridSpan w:val="2"/>
+            <w:tcBorders>
+              <w:top w:val="single" w:sz="12" w:space="0" w:color="auto"/>
+              <w:left w:val="single" w:sz="4" w:space="0" w:color="auto"/>
+              <w:bottom w:val="single" w:sz="4" w:space="0" w:color="auto"/>
+              <w:right w:val="single" w:sz="12" w:space="0" w:color="auto"/>
+            </w:tcBorders>
+            <w:tcMar>
+              <w:left w:w="57" w:type="dxa"/>
+              <w:right w:w="57" w:type="dxa"/>
+            </w:tcMar>
+            <w:vAlign w:val="center"/>
+          </w:tcPr>
+          <w:p>
+            <w:pPr>
+              <w:widowControl/>
+              <w:spacing w:before="40" w:after="40" w:line="400" w:lineRule="exact"/>
+              <w:ind w:left="57" w:firstLineChars="100" w:firstLine="240"/>
+              <w:jc w:val="center"/>
+              <w:rPr>
+                <w:rFonts w:ascii="FangSong_GB2312" w:eastAsia="FangSong_GB2312" w:hAnsi="FangSong_GB2312" w:cs="FangSong_GB2312"/>
+                <w:color w:val="000000"/>
+                <w:kern w:val="0"/>
+                <w:sz w:val="24"/>
+              </w:rPr>
+            </w:pPr>
+            <w:r>
+              <w:rPr>
+                <w:rFonts w:ascii="FangSong_GB2312" w:eastAsia="FangSong_GB2312" w:hAnsi="FangSong_GB2312" w:cs="FangSong_GB2312" w:hint="eastAsia"/>
+                <w:color w:val="000000"/>
+                <w:kern w:val="0"/>
+                <w:sz w:val="24"/>
+              </w:rPr>
+              <w:t xml:space="preserve">7.1 站在巨人的肩膀上：经典作品鉴赏与嵌套模型原型推演</w:t>
+            </w:r>
+          </w:p>
+        </w:tc>
+      </w:tr>
+      <w:tr>
+        <w:trPr>
+          <w:trHeight w:val="951"/>
+        </w:trPr>
+        <w:tc>
+          <w:tcPr>
+            <w:tcW w:w="1246" w:type="dxa"/>
+            <w:tcBorders>
+              <w:top w:val="single" w:sz="4" w:space="0" w:color="auto"/>
+              <w:left w:val="single" w:sz="12" w:space="0" w:color="auto"/>
+              <w:bottom w:val="single" w:sz="4" w:space="0" w:color="auto"/>
+              <w:right w:val="single" w:sz="4" w:space="0" w:color="auto"/>
+            </w:tcBorders>
+            <w:tcMar>
+              <w:top w:w="57" w:type="dxa"/>
+              <w:left w:w="57" w:type="dxa"/>
+              <w:bottom w:w="57" w:type="dxa"/>
+              <w:right w:w="57" w:type="dxa"/>
+            </w:tcMar>
+            <w:vAlign w:val="center"/>
+          </w:tcPr>
+          <w:p>
+            <w:pPr>
+              <w:widowControl/>
+              <w:spacing w:before="40" w:after="40" w:line="400" w:lineRule="exact"/>
+              <w:ind w:left="57"/>
+              <w:jc w:val="center"/>
+              <w:rPr>
+                <w:rFonts w:ascii="FangSong_GB2312" w:eastAsia="FangSong_GB2312" w:hAnsi="FangSong_GB2312" w:cs="FangSong_GB2312"/>
+                <w:color w:val="333333"/>
+                <w:kern w:val="0"/>
+                <w:sz w:val="24"/>
+              </w:rPr>
+            </w:pPr>
+            <w:r>
+              <w:rPr>
+                <w:rFonts w:ascii="FangSong_GB2312" w:eastAsia="FangSong_GB2312" w:hAnsi="FangSong_GB2312" w:cs="FangSong_GB2312" w:hint="eastAsia"/>
+                <w:color w:val="333333"/>
+                <w:kern w:val="0"/>
+                <w:sz w:val="24"/>
+              </w:rPr>
+              <w:t>授课</w:t>
+            </w:r>
+            <w:r>
+              <w:rPr>
+                <w:rFonts w:ascii="FangSong_GB2312" w:eastAsia="FangSong_GB2312" w:hAnsi="FangSong_GB2312" w:cs="FangSong_GB2312" w:hint="eastAsia"/>
+                <w:color w:val="333333"/>
+                <w:kern w:val="0"/>
+                <w:sz w:val="24"/>
+              </w:rPr>
+              <w:t>时间</w:t>
+            </w:r>
+          </w:p>
+        </w:tc>
+        <w:tc>
+          <w:tcPr>
+            <w:tcW w:w="7704" w:type="dxa"/>
+            <w:gridSpan w:val="2"/>
+            <w:tcBorders>
+              <w:top w:val="single" w:sz="4" w:space="0" w:color="auto"/>
+              <w:left w:val="single" w:sz="4" w:space="0" w:color="auto"/>
+              <w:bottom w:val="single" w:sz="4" w:space="0" w:color="auto"/>
+              <w:right w:val="single" w:sz="12" w:space="0" w:color="auto"/>
+            </w:tcBorders>
+            <w:tcMar>
+              <w:top w:w="57" w:type="dxa"/>
+              <w:left w:w="57" w:type="dxa"/>
+              <w:bottom w:w="57" w:type="dxa"/>
+              <w:right w:w="57" w:type="dxa"/>
+            </w:tcMar>
+            <w:vAlign w:val="center"/>
+          </w:tcPr>
+          <w:p>
+            <w:pPr>
+              <w:widowControl/>
+              <w:spacing w:before="40" w:after="40" w:line="400" w:lineRule="exact"/>
+              <w:ind w:left="57" w:firstLineChars="100" w:firstLine="240"/>
+              <w:jc w:val="center"/>
+              <w:rPr>
+                <w:rFonts w:ascii="FangSong_GB2312" w:eastAsia="FangSong_GB2312" w:hAnsi="FangSong_GB2312" w:cs="FangSong_GB2312"/>
+                <w:color w:val="333333"/>
+                <w:kern w:val="0"/>
+                <w:sz w:val="24"/>
+              </w:rPr>
+            </w:pPr>
+            <w:r>
+              <w:rPr>
+                <w:rFonts w:ascii="FangSong_GB2312" w:eastAsia="FangSong_GB2312" w:hAnsi="FangSong_GB2312" w:cs="FangSong_GB2312" w:hint="eastAsia"/>
+                <w:color w:val="333333"/>
+                <w:kern w:val="0"/>
+                <w:sz w:val="24"/>
+              </w:rPr>
+              <w:t xml:space="preserve">24数字媒体艺术游戏班：第 17 周，周五2-5节</w:t>
+            </w:r>
+          </w:p>
+          <w:p>
+            <w:pPr>
+              <w:widowControl/>
+              <w:spacing w:before="40" w:after="40" w:line="400" w:lineRule="exact"/>
+              <w:ind w:left="57" w:firstLineChars="100" w:firstLine="240"/>
+              <w:jc w:val="center"/>
+              <w:rPr>
+                <w:rFonts w:ascii="FangSong_GB2312" w:eastAsia="FangSong_GB2312" w:hAnsi="FangSong_GB2312" w:cs="FangSong_GB2312"/>
+                <w:color w:val="333333"/>
+                <w:kern w:val="0"/>
+                <w:sz w:val="24"/>
+              </w:rPr>
+            </w:pPr>
+            <w:r>
+              <w:rPr>
+                <w:rFonts w:ascii="FangSong_GB2312" w:eastAsia="FangSong_GB2312" w:hAnsi="FangSong_GB2312" w:cs="FangSong_GB2312" w:hint="eastAsia"/>
+                <w:color w:val="333333"/>
+                <w:kern w:val="0"/>
+                <w:sz w:val="24"/>
+              </w:rPr>
+              <w:t xml:space="preserve">※ 游戏班本周实际4节（180分钟），以下教学设计按5节编排，授课时等比压缩。</w:t>
+            </w:r>
+          </w:p>
+        </w:tc>
+      </w:tr>
+      <w:tr>
+        <w:trPr>
+          <w:trHeight w:val="565"/>
+        </w:trPr>
+        <w:tc>
+          <w:tcPr>
+            <w:tcW w:w="1246" w:type="dxa"/>
+            <w:tcBorders>
+              <w:top w:val="single" w:sz="4" w:space="0" w:color="auto"/>
+              <w:left w:val="single" w:sz="12" w:space="0" w:color="auto"/>
+              <w:bottom w:val="single" w:sz="4" w:space="0" w:color="auto"/>
+              <w:right w:val="single" w:sz="4" w:space="0" w:color="auto"/>
+            </w:tcBorders>
+            <w:tcMar>
+              <w:top w:w="57" w:type="dxa"/>
+              <w:left w:w="57" w:type="dxa"/>
+              <w:bottom w:w="57" w:type="dxa"/>
+              <w:right w:w="57" w:type="dxa"/>
+            </w:tcMar>
+            <w:vAlign w:val="center"/>
+          </w:tcPr>
+          <w:p>
+            <w:pPr>
+              <w:widowControl/>
+              <w:spacing w:before="40" w:after="40" w:line="400" w:lineRule="exact"/>
+              <w:ind w:left="57"/>
+              <w:jc w:val="center"/>
+              <w:rPr>
+                <w:rFonts w:ascii="FangSong_GB2312" w:eastAsia="FangSong_GB2312" w:hAnsi="FangSong_GB2312" w:cs="FangSong_GB2312"/>
+                <w:color w:val="333333"/>
+                <w:kern w:val="0"/>
+                <w:sz w:val="24"/>
+              </w:rPr>
+            </w:pPr>
+            <w:r>
+              <w:rPr>
+                <w:rFonts w:ascii="FangSong_GB2312" w:eastAsia="FangSong_GB2312" w:hAnsi="FangSong_GB2312" w:cs="FangSong_GB2312" w:hint="eastAsia"/>
+                <w:color w:val="333333"/>
+                <w:kern w:val="0"/>
+                <w:sz w:val="24"/>
+              </w:rPr>
+              <w:t>学时数</w:t>
+            </w:r>
+          </w:p>
+        </w:tc>
+        <w:tc>
+          <w:tcPr>
+            <w:tcW w:w="7704" w:type="dxa"/>
+            <w:gridSpan w:val="2"/>
+            <w:tcBorders>
+              <w:top w:val="single" w:sz="4" w:space="0" w:color="auto"/>
+              <w:left w:val="single" w:sz="4" w:space="0" w:color="auto"/>
+              <w:bottom w:val="single" w:sz="4" w:space="0" w:color="auto"/>
+              <w:right w:val="single" w:sz="12" w:space="0" w:color="auto"/>
+            </w:tcBorders>
+            <w:tcMar>
+              <w:top w:w="57" w:type="dxa"/>
+              <w:left w:w="57" w:type="dxa"/>
+              <w:bottom w:w="57" w:type="dxa"/>
+              <w:right w:w="57" w:type="dxa"/>
+            </w:tcMar>
+            <w:vAlign w:val="center"/>
+          </w:tcPr>
+          <w:p>
+            <w:pPr>
+              <w:widowControl/>
+              <w:spacing w:before="40" w:after="40" w:line="400" w:lineRule="exact"/>
+              <w:ind w:left="57"/>
+              <w:jc w:val="center"/>
+              <w:rPr>
+                <w:rFonts w:ascii="FangSong_GB2312" w:eastAsia="FangSong_GB2312" w:hAnsi="FangSong_GB2312" w:cs="FangSong_GB2312"/>
+                <w:color w:val="333333"/>
+                <w:kern w:val="0"/>
+                <w:sz w:val="24"/>
+              </w:rPr>
+            </w:pPr>
+            <w:r>
+              <w:rPr>
+                <w:rFonts w:ascii="FangSong_GB2312" w:eastAsia="FangSong_GB2312" w:hAnsi="FangSong_GB2312" w:cs="FangSong_GB2312" w:hint="eastAsia"/>
+                <w:color w:val="333333"/>
+                <w:kern w:val="0"/>
+                <w:sz w:val="24"/>
+              </w:rPr>
+              <w:t xml:space="preserve">5学时（理论3，实践2）</w:t>
+            </w:r>
+          </w:p>
+        </w:tc>
+      </w:tr>
+      <w:tr>
+        <w:trPr>
+          <w:trHeight w:val="2422"/>
+        </w:trPr>
+        <w:tc>
+          <w:tcPr>
+            <w:tcW w:w="1246" w:type="dxa"/>
+            <w:tcBorders>
+              <w:top w:val="single" w:sz="8" w:space="0" w:color="auto"/>
+              <w:left w:val="single" w:sz="12" w:space="0" w:color="auto"/>
+              <w:bottom w:val="single" w:sz="8" w:space="0" w:color="auto"/>
+              <w:right w:val="single" w:sz="4" w:space="0" w:color="auto"/>
+            </w:tcBorders>
+            <w:tcMar>
+              <w:left w:w="57" w:type="dxa"/>
+              <w:right w:w="57" w:type="dxa"/>
+            </w:tcMar>
+            <w:vAlign w:val="center"/>
+          </w:tcPr>
+          <w:p>
+            <w:pPr>
+              <w:widowControl/>
+              <w:spacing w:before="40" w:after="40" w:line="400" w:lineRule="exact"/>
+              <w:ind w:left="57"/>
+              <w:jc w:val="center"/>
+              <w:rPr>
+                <w:rFonts w:ascii="FangSong_GB2312" w:eastAsia="FangSong_GB2312" w:hAnsi="FangSong_GB2312" w:cs="FangSong_GB2312"/>
+                <w:color w:val="333333"/>
+                <w:kern w:val="0"/>
+                <w:sz w:val="24"/>
+              </w:rPr>
+            </w:pPr>
+            <w:r>
+              <w:rPr>
+                <w:rFonts w:ascii="FangSong_GB2312" w:eastAsia="FangSong_GB2312" w:hAnsi="FangSong_GB2312" w:cs="FangSong_GB2312" w:hint="eastAsia"/>
+                <w:color w:val="333333"/>
+                <w:kern w:val="0"/>
+                <w:sz w:val="24"/>
+              </w:rPr>
+              <w:t>支撑课程目标</w:t>
+            </w:r>
+          </w:p>
+        </w:tc>
+        <w:tc>
+          <w:tcPr>
+            <w:tcW w:w="7704" w:type="dxa"/>
+            <w:gridSpan w:val="2"/>
+            <w:tcBorders>
+              <w:top w:val="single" w:sz="8" w:space="0" w:color="auto"/>
+              <w:left w:val="single" w:sz="4" w:space="0" w:color="auto"/>
+              <w:bottom w:val="single" w:sz="8" w:space="0" w:color="auto"/>
+              <w:right w:val="single" w:sz="12" w:space="0" w:color="auto"/>
+            </w:tcBorders>
+            <w:tcMar>
+              <w:left w:w="57" w:type="dxa"/>
+              <w:right w:w="57" w:type="dxa"/>
+            </w:tcMar>
+            <w:vAlign w:val="center"/>
+          </w:tcPr>
+          <w:p>
+            <w:pPr>
+              <w:widowControl/>
+              <w:spacing w:before="40" w:after="40" w:line="400" w:lineRule="exact"/>
+              <w:ind w:leftChars="50" w:left="105" w:rightChars="50" w:right="105" w:firstLineChars="200" w:firstLine="480"/>
+              <w:rPr>
+                <w:rFonts w:ascii="FangSong_GB2312" w:eastAsia="FangSong_GB2312" w:hAnsi="FangSong_GB2312" w:cs="FangSong_GB2312"/>
+                <w:color w:val="000000"/>
+                <w:kern w:val="0"/>
+                <w:sz w:val="24"/>
+              </w:rPr>
+            </w:pPr>
+            <w:r>
+              <w:rPr>
+                <w:rFonts w:ascii="FangSong_GB2312" w:eastAsia="FangSong_GB2312" w:hAnsi="FangSong_GB2312" w:cs="FangSong_GB2312" w:hint="eastAsia"/>
+                <w:color w:val="000000"/>
+                <w:kern w:val="0"/>
+                <w:sz w:val="24"/>
+              </w:rPr>
+              <w:t xml:space="preserve">1. 解释数据可视化与视觉编码的基本理论，分析数据类型、视觉通道映射规律，并评价跨学科知识在信息可视化设计中的整合策略。支撑课程知识目标（1），对应毕业要求2。</w:t>
+            </w:r>
+          </w:p>
+          <w:p>
+            <w:pPr>
+              <w:widowControl/>
+              <w:spacing w:before="40" w:after="40" w:line="400" w:lineRule="exact"/>
+              <w:ind w:leftChars="50" w:left="105" w:rightChars="50" w:right="105" w:firstLineChars="200" w:firstLine="480"/>
+              <w:rPr>
+                <w:rFonts w:ascii="FangSong_GB2312" w:eastAsia="FangSong_GB2312" w:hAnsi="FangSong_GB2312" w:cs="FangSong_GB2312"/>
+                <w:color w:val="000000"/>
+                <w:kern w:val="0"/>
+                <w:sz w:val="24"/>
+              </w:rPr>
+            </w:pPr>
+            <w:r>
+              <w:rPr>
+                <w:rFonts w:ascii="FangSong_GB2312" w:eastAsia="FangSong_GB2312" w:hAnsi="FangSong_GB2312" w:cs="FangSong_GB2312" w:hint="eastAsia"/>
+                <w:color w:val="000000"/>
+                <w:kern w:val="0"/>
+                <w:sz w:val="24"/>
+              </w:rPr>
+              <w:t xml:space="preserve">2. 能够通过自然语言概念驱动，灵活指挥 AI 引擎运用 D3.js 框架进行复杂交互叙事的生成与视觉定制。支撑课程能力目标（1），对应毕业要求4。</w:t>
+            </w:r>
+          </w:p>
+          <w:p>
+            <w:pPr>
+              <w:widowControl/>
+              <w:spacing w:before="40" w:after="40" w:line="400" w:lineRule="exact"/>
+              <w:ind w:leftChars="50" w:left="105" w:rightChars="50" w:right="105" w:firstLineChars="200" w:firstLine="480"/>
+              <w:rPr>
+                <w:rFonts w:ascii="FangSong_GB2312" w:eastAsia="FangSong_GB2312" w:hAnsi="FangSong_GB2312" w:cs="FangSong_GB2312"/>
+                <w:color w:val="000000"/>
+                <w:kern w:val="0"/>
+                <w:sz w:val="24"/>
+              </w:rPr>
+            </w:pPr>
+            <w:r>
+              <w:rPr>
+                <w:rFonts w:ascii="FangSong_GB2312" w:eastAsia="FangSong_GB2312" w:hAnsi="FangSong_GB2312" w:cs="FangSong_GB2312" w:hint="eastAsia"/>
+                <w:color w:val="000000"/>
+                <w:kern w:val="0"/>
+                <w:sz w:val="24"/>
+              </w:rPr>
+              <w:t xml:space="preserve">3. 能综合运用嵌套模型验证法与数据调研策略，独立完成从议题选择到交互原型设计的全流程规划。支撑课程能力目标（2），对应毕业要求3。</w:t>
+            </w:r>
+          </w:p>
+          <w:p>
+            <w:pPr>
+              <w:widowControl/>
+              <w:spacing w:before="40" w:after="40" w:line="400" w:lineRule="exact"/>
+              <w:ind w:leftChars="50" w:left="105" w:rightChars="50" w:right="105" w:firstLineChars="200" w:firstLine="480"/>
+              <w:rPr>
+                <w:rFonts w:ascii="FangSong_GB2312" w:eastAsia="FangSong_GB2312" w:hAnsi="FangSong_GB2312" w:cs="FangSong_GB2312"/>
+                <w:color w:val="000000"/>
+                <w:kern w:val="0"/>
+                <w:sz w:val="24"/>
+              </w:rPr>
+            </w:pPr>
+            <w:r>
+              <w:rPr>
+                <w:rFonts w:ascii="FangSong_GB2312" w:eastAsia="FangSong_GB2312" w:hAnsi="FangSong_GB2312" w:cs="FangSong_GB2312" w:hint="eastAsia"/>
+                <w:color w:val="000000"/>
+                <w:kern w:val="0"/>
+                <w:sz w:val="24"/>
+              </w:rPr>
+              <w:t xml:space="preserve">4. 具备运用现代信息技术手段获取、整理与呈现数据的能力，能以数字信息化手段系统性解决可视化项目问题。支撑课程素质目标（1），对应毕业要求5。</w:t>
+            </w:r>
+          </w:p>
+          <w:p>
+            <w:pPr>
+              <w:widowControl/>
+              <w:spacing w:before="40" w:after="40" w:line="400" w:lineRule="exact"/>
+              <w:ind w:leftChars="50" w:left="105" w:rightChars="50" w:right="105" w:firstLineChars="200" w:firstLine="480"/>
+              <w:rPr>
+                <w:rFonts w:ascii="FangSong_GB2312" w:eastAsia="FangSong_GB2312" w:hAnsi="FangSong_GB2312" w:cs="FangSong_GB2312"/>
+                <w:color w:val="000000"/>
+                <w:kern w:val="0"/>
+                <w:sz w:val="24"/>
+              </w:rPr>
+            </w:pPr>
+            <w:r>
+              <w:rPr>
+                <w:rFonts w:ascii="FangSong_GB2312" w:eastAsia="FangSong_GB2312" w:hAnsi="FangSong_GB2312" w:cs="FangSong_GB2312" w:hint="eastAsia"/>
+                <w:color w:val="000000"/>
+                <w:kern w:val="0"/>
+                <w:sz w:val="24"/>
+              </w:rPr>
+              <w:t xml:space="preserve">5. 具备数据治理中的诚信与规范意识，能在数据获取和可视化呈现中坚守学术伦理底线。支撑课程素质目标（2），对应毕业要求5。</w:t>
+            </w:r>
+          </w:p>
+        </w:tc>
+      </w:tr>
+      <w:tr>
+        <w:trPr>
+          <w:trHeight w:val="2422"/>
+        </w:trPr>
+        <w:tc>
+          <w:tcPr>
+            <w:tcW w:w="1246" w:type="dxa"/>
+            <w:tcBorders>
+              <w:top w:val="single" w:sz="8" w:space="0" w:color="auto"/>
+              <w:left w:val="single" w:sz="12" w:space="0" w:color="auto"/>
+              <w:bottom w:val="single" w:sz="8" w:space="0" w:color="auto"/>
+              <w:right w:val="single" w:sz="4" w:space="0" w:color="auto"/>
+            </w:tcBorders>
+            <w:tcMar>
+              <w:left w:w="57" w:type="dxa"/>
+              <w:right w:w="57" w:type="dxa"/>
+            </w:tcMar>
+            <w:vAlign w:val="center"/>
+          </w:tcPr>
+          <w:p>
+            <w:pPr>
+              <w:widowControl/>
+              <w:spacing w:before="40" w:after="40" w:line="400" w:lineRule="exact"/>
+              <w:ind w:left="57"/>
+              <w:jc w:val="center"/>
+              <w:rPr>
+                <w:rFonts w:ascii="FangSong_GB2312" w:eastAsia="FangSong_GB2312" w:hAnsi="FangSong_GB2312" w:cs="FangSong_GB2312"/>
+                <w:color w:val="333333"/>
+                <w:kern w:val="0"/>
+                <w:sz w:val="24"/>
+              </w:rPr>
+            </w:pPr>
+            <w:r>
+              <w:rPr>
+                <w:rFonts w:ascii="FangSong_GB2312" w:eastAsia="FangSong_GB2312" w:hAnsi="FangSong_GB2312" w:cs="FangSong_GB2312" w:hint="eastAsia"/>
+                <w:color w:val="333333"/>
+                <w:kern w:val="0"/>
+                <w:sz w:val="24"/>
+              </w:rPr>
+              <w:t>教学目标</w:t>
+            </w:r>
+          </w:p>
+          <w:p>
+            <w:pPr>
+              <w:widowControl/>
+              <w:spacing w:before="40" w:after="40" w:line="400" w:lineRule="exact"/>
+              <w:ind w:left="57"/>
+              <w:jc w:val="center"/>
+              <w:rPr>
+                <w:rFonts w:ascii="FangSong_GB2312" w:eastAsia="FangSong_GB2312" w:hAnsi="FangSong_GB2312" w:cs="FangSong_GB2312"/>
+                <w:color w:val="333333"/>
+                <w:kern w:val="0"/>
+                <w:sz w:val="24"/>
+              </w:rPr>
+            </w:pPr>
+            <w:r>
+              <w:rPr>
+                <w:rFonts w:ascii="FangSong_GB2312" w:eastAsia="FangSong_GB2312" w:hAnsi="FangSong_GB2312" w:cs="FangSong_GB2312" w:hint="eastAsia"/>
+                <w:color w:val="333333"/>
+                <w:kern w:val="0"/>
+                <w:sz w:val="24"/>
+              </w:rPr>
+              <w:t>与要求</w:t>
+            </w:r>
+          </w:p>
+        </w:tc>
+        <w:tc>
+          <w:tcPr>
+            <w:tcW w:w="7704" w:type="dxa"/>
+            <w:gridSpan w:val="2"/>
+            <w:tcBorders>
+              <w:top w:val="single" w:sz="8" w:space="0" w:color="auto"/>
+              <w:left w:val="single" w:sz="4" w:space="0" w:color="auto"/>
+              <w:bottom w:val="single" w:sz="8" w:space="0" w:color="auto"/>
+              <w:right w:val="single" w:sz="12" w:space="0" w:color="auto"/>
+            </w:tcBorders>
+            <w:tcMar>
+              <w:left w:w="57" w:type="dxa"/>
+              <w:right w:w="57" w:type="dxa"/>
+            </w:tcMar>
+          </w:tcPr>
+          <w:p>
+            <w:pPr>
+              <w:widowControl/>
+              <w:spacing w:before="40" w:after="40" w:line="400" w:lineRule="exact"/>
+              <w:ind w:leftChars="50" w:left="105" w:rightChars="50" w:right="105" w:firstLineChars="200" w:firstLine="480"/>
+              <w:rPr>
+                <w:rFonts w:ascii="FangSong_GB2312" w:eastAsia="FangSong_GB2312" w:hAnsi="FangSong_GB2312" w:cs="FangSong_GB2312"/>
+                <w:sz w:val="24"/>
+              </w:rPr>
+            </w:pPr>
+            <w:r>
+              <w:rPr>
+                <w:rFonts w:ascii="FangSong_GB2312" w:eastAsia="FangSong_GB2312" w:hAnsi="FangSong_GB2312" w:cs="FangSong_GB2312" w:hint="eastAsia"/>
+                <w:sz w:val="24"/>
+              </w:rPr>
+              <w:t xml:space="preserve">知识目标：掌握嵌套模型验证方法与经典可视化作品的逆向解构分析</w:t>
+            </w:r>
+          </w:p>
+          <w:p>
+            <w:pPr>
+              <w:widowControl/>
+              <w:spacing w:before="40" w:after="40" w:line="400" w:lineRule="exact"/>
+              <w:ind w:leftChars="50" w:left="105" w:rightChars="50" w:right="105" w:firstLineChars="200" w:firstLine="480"/>
+              <w:rPr>
+                <w:rFonts w:ascii="FangSong_GB2312" w:eastAsia="FangSong_GB2312" w:hAnsi="FangSong_GB2312" w:cs="FangSong_GB2312"/>
+                <w:sz w:val="24"/>
+              </w:rPr>
+            </w:pPr>
+            <w:r>
+              <w:rPr>
+                <w:rFonts w:ascii="FangSong_GB2312" w:eastAsia="FangSong_GB2312" w:hAnsi="FangSong_GB2312" w:cs="FangSong_GB2312" w:hint="eastAsia"/>
+                <w:sz w:val="24"/>
+              </w:rPr>
+              <w:t xml:space="preserve">能力目标：能综合运用前序周次的全部技能进行复杂项目的架构设计与原型推演</w:t>
+            </w:r>
+          </w:p>
+          <w:p>
+            <w:pPr>
+              <w:widowControl/>
+              <w:spacing w:before="40" w:after="40" w:line="400" w:lineRule="exact"/>
+              <w:ind w:leftChars="50" w:left="105" w:rightChars="50" w:right="105" w:firstLineChars="200" w:firstLine="480"/>
+              <w:rPr>
+                <w:rFonts w:ascii="FangSong_GB2312" w:eastAsia="FangSong_GB2312" w:hAnsi="FangSong_GB2312" w:cs="FangSong_GB2312"/>
+                <w:sz w:val="24"/>
+              </w:rPr>
+            </w:pPr>
+            <w:r>
+              <w:rPr>
+                <w:rFonts w:ascii="FangSong_GB2312" w:eastAsia="FangSong_GB2312" w:hAnsi="FangSong_GB2312" w:cs="FangSong_GB2312" w:hint="eastAsia"/>
+                <w:sz w:val="24"/>
+              </w:rPr>
+              <w:t xml:space="preserve">素质目标：培养对文化保护、生态等社会议题的人文关怀与责任意识</w:t>
+            </w:r>
+          </w:p>
+        </w:tc>
+      </w:tr>
+      <w:tr>
+        <w:trPr>
+          <w:trHeight w:val="90"/>
+        </w:trPr>
+        <w:tc>
+          <w:tcPr>
+            <w:tcW w:w="1246" w:type="dxa"/>
+            <w:tcBorders>
+              <w:top w:val="single" w:sz="4" w:space="0" w:color="auto"/>
+              <w:left w:val="single" w:sz="12" w:space="0" w:color="auto"/>
+              <w:bottom w:val="single" w:sz="4" w:space="0" w:color="auto"/>
+              <w:right w:val="single" w:sz="4" w:space="0" w:color="auto"/>
+            </w:tcBorders>
+            <w:tcMar>
+              <w:top w:w="85" w:type="dxa"/>
+              <w:left w:w="57" w:type="dxa"/>
+              <w:bottom w:w="85" w:type="dxa"/>
+              <w:right w:w="57" w:type="dxa"/>
+            </w:tcMar>
+            <w:vAlign w:val="center"/>
+          </w:tcPr>
+          <w:p>
+            <w:pPr>
+              <w:widowControl/>
+              <w:spacing w:before="40" w:after="40" w:line="400" w:lineRule="exact"/>
+              <w:jc w:val="center"/>
+              <w:rPr>
+                <w:rFonts w:ascii="FangSong_GB2312" w:eastAsia="FangSong_GB2312" w:hAnsi="FangSong_GB2312" w:cs="FangSong_GB2312"/>
+                <w:color w:val="333333"/>
+                <w:kern w:val="0"/>
+                <w:sz w:val="24"/>
+              </w:rPr>
+            </w:pPr>
+            <w:r>
+              <w:rPr>
+                <w:rFonts w:ascii="FangSong_GB2312" w:eastAsia="FangSong_GB2312" w:hAnsi="FangSong_GB2312" w:cs="FangSong_GB2312" w:hint="eastAsia"/>
+                <w:color w:val="333333"/>
+                <w:kern w:val="0"/>
+                <w:sz w:val="24"/>
+              </w:rPr>
+              <w:t>教学重点</w:t>
+            </w:r>
+          </w:p>
+          <w:p>
+            <w:pPr>
+              <w:widowControl/>
+              <w:spacing w:before="40" w:after="40" w:line="400" w:lineRule="exact"/>
+              <w:ind w:left="57"/>
+              <w:jc w:val="center"/>
+              <w:rPr>
+                <w:rFonts w:ascii="FangSong_GB2312" w:eastAsia="FangSong_GB2312" w:hAnsi="FangSong_GB2312" w:cs="FangSong_GB2312"/>
+                <w:color w:val="333333"/>
+                <w:kern w:val="0"/>
+                <w:sz w:val="24"/>
+              </w:rPr>
+            </w:pPr>
+            <w:r>
+              <w:rPr>
+                <w:rFonts w:ascii="FangSong_GB2312" w:eastAsia="FangSong_GB2312" w:hAnsi="FangSong_GB2312" w:cs="FangSong_GB2312" w:hint="eastAsia"/>
+                <w:color w:val="333333"/>
+                <w:kern w:val="0"/>
+                <w:sz w:val="24"/>
+              </w:rPr>
+              <w:t>与难点</w:t>
+            </w:r>
+          </w:p>
+        </w:tc>
+        <w:tc>
+          <w:tcPr>
+            <w:tcW w:w="7704" w:type="dxa"/>
+            <w:gridSpan w:val="2"/>
+            <w:tcBorders>
+              <w:top w:val="single" w:sz="4" w:space="0" w:color="auto"/>
+              <w:left w:val="single" w:sz="4" w:space="0" w:color="auto"/>
+              <w:bottom w:val="single" w:sz="4" w:space="0" w:color="auto"/>
+              <w:right w:val="single" w:sz="12" w:space="0" w:color="auto"/>
+            </w:tcBorders>
+            <w:tcMar>
+              <w:top w:w="85" w:type="dxa"/>
+              <w:left w:w="57" w:type="dxa"/>
+              <w:right w:w="57" w:type="dxa"/>
+            </w:tcMar>
+          </w:tcPr>
+          <w:p>
+            <w:pPr>
+              <w:widowControl/>
+              <w:spacing w:before="40" w:after="40" w:line="400" w:lineRule="exact"/>
+              <w:ind w:leftChars="50" w:left="105" w:rightChars="50" w:right="105" w:firstLineChars="200" w:firstLine="480"/>
+              <w:rPr>
+                <w:rFonts w:ascii="FangSong_GB2312" w:eastAsia="FangSong_GB2312" w:hAnsi="FangSong_GB2312" w:cs="FangSong_GB2312"/>
+                <w:bCs/>
+                <w:color w:val="333333"/>
+                <w:kern w:val="0"/>
+                <w:sz w:val="24"/>
+              </w:rPr>
+            </w:pPr>
+            <w:r>
+              <w:rPr>
+                <w:rFonts w:ascii="FangSong_GB2312" w:eastAsia="FangSong_GB2312" w:hAnsi="FangSong_GB2312" w:cs="FangSong_GB2312" w:hint="eastAsia"/>
+                <w:bCs/>
+                <w:color w:val="333333"/>
+                <w:kern w:val="0"/>
+                <w:sz w:val="24"/>
+              </w:rPr>
+              <w:t xml:space="preserve">重点：运用嵌套模型 (Nested Model) 系统验证可视化设计决策</w:t>
+            </w:r>
+          </w:p>
+          <w:p>
+            <w:pPr>
+              <w:widowControl/>
+              <w:spacing w:before="40" w:after="40" w:line="400" w:lineRule="exact"/>
+              <w:ind w:leftChars="50" w:left="105" w:rightChars="50" w:right="105" w:firstLineChars="200" w:firstLine="480"/>
+              <w:rPr>
+                <w:rFonts w:ascii="FangSong_GB2312" w:eastAsia="FangSong_GB2312" w:hAnsi="FangSong_GB2312" w:cs="FangSong_GB2312"/>
+                <w:bCs/>
+                <w:color w:val="333333"/>
+                <w:kern w:val="0"/>
+                <w:sz w:val="24"/>
+              </w:rPr>
+            </w:pPr>
+            <w:r>
+              <w:rPr>
+                <w:rFonts w:ascii="FangSong_GB2312" w:eastAsia="FangSong_GB2312" w:hAnsi="FangSong_GB2312" w:cs="FangSong_GB2312" w:hint="eastAsia"/>
+                <w:bCs/>
+                <w:color w:val="333333"/>
+                <w:kern w:val="0"/>
+                <w:sz w:val="24"/>
+              </w:rPr>
+              <w:t xml:space="preserve">难点：如何从宏大的社会议题中提炼出具有数据支撑和人文关怀的可视化切入点，并借鉴大师经验防范设计崩塌</w:t>
+            </w:r>
+          </w:p>
+        </w:tc>
+      </w:tr>
+      <w:tr>
+        <w:trPr>
+          <w:trHeight w:val="2054"/>
+        </w:trPr>
+        <w:tc>
+          <w:tcPr>
+            <w:tcW w:w="1246" w:type="dxa"/>
+            <w:tcBorders>
+              <w:top w:val="single" w:sz="4" w:space="0" w:color="auto"/>
+              <w:left w:val="single" w:sz="12" w:space="0" w:color="auto"/>
+              <w:bottom w:val="single" w:sz="4" w:space="0" w:color="auto"/>
+              <w:right w:val="single" w:sz="4" w:space="0" w:color="auto"/>
+            </w:tcBorders>
+            <w:tcMar>
+              <w:top w:w="85" w:type="dxa"/>
+              <w:left w:w="57" w:type="dxa"/>
+              <w:bottom w:w="85" w:type="dxa"/>
+              <w:right w:w="57" w:type="dxa"/>
+            </w:tcMar>
+            <w:vAlign w:val="center"/>
+          </w:tcPr>
+          <w:p>
+            <w:pPr>
+              <w:widowControl/>
+              <w:spacing w:before="40" w:after="40" w:line="400" w:lineRule="exact"/>
+              <w:ind w:left="57"/>
+              <w:jc w:val="center"/>
+              <w:rPr>
+                <w:rFonts w:ascii="FangSong_GB2312" w:eastAsia="FangSong_GB2312" w:hAnsi="FangSong_GB2312" w:cs="FangSong_GB2312"/>
+                <w:color w:val="333333"/>
+                <w:kern w:val="0"/>
+                <w:sz w:val="24"/>
+              </w:rPr>
+            </w:pPr>
+            <w:r>
+              <w:rPr>
+                <w:rFonts w:ascii="FangSong_GB2312" w:eastAsia="FangSong_GB2312" w:hAnsi="FangSong_GB2312" w:cs="FangSong_GB2312" w:hint="eastAsia"/>
+                <w:color w:val="333333"/>
+                <w:kern w:val="0"/>
+                <w:sz w:val="24"/>
+              </w:rPr>
+              <w:t>学生课前阅读材料与其他准备</w:t>
+            </w:r>
+          </w:p>
+        </w:tc>
+        <w:tc>
+          <w:tcPr>
+            <w:tcW w:w="7704" w:type="dxa"/>
+            <w:gridSpan w:val="2"/>
+            <w:tcBorders>
+              <w:top w:val="single" w:sz="4" w:space="0" w:color="auto"/>
+              <w:left w:val="single" w:sz="4" w:space="0" w:color="auto"/>
+              <w:bottom w:val="single" w:sz="4" w:space="0" w:color="auto"/>
+              <w:right w:val="single" w:sz="12" w:space="0" w:color="auto"/>
+            </w:tcBorders>
+            <w:tcMar>
+              <w:top w:w="85" w:type="dxa"/>
+              <w:left w:w="57" w:type="dxa"/>
+              <w:right w:w="57" w:type="dxa"/>
+            </w:tcMar>
+          </w:tcPr>
+          <w:p>
+            <w:pPr>
+              <w:widowControl/>
+              <w:spacing w:before="40" w:after="40" w:line="400" w:lineRule="exact"/>
+              <w:ind w:leftChars="50" w:left="105" w:rightChars="50" w:right="105" w:firstLineChars="200" w:firstLine="480"/>
+              <w:rPr>
+                <w:rFonts w:ascii="FangSong" w:eastAsia="FangSong" w:hAnsi="FangSong" w:cs="FangSong_GB2312"/>
+                <w:bCs/>
+                <w:color w:val="333333"/>
+                <w:kern w:val="0"/>
+                <w:sz w:val="24"/>
+              </w:rPr>
+            </w:pPr>
+            <w:r>
+              <w:rPr>
+                <w:rFonts w:ascii="FangSong" w:eastAsia="FangSong" w:hAnsi="FangSong" w:cs="FangSong_GB2312" w:hint="eastAsia"/>
+                <w:bCs/>
+                <w:color w:val="333333"/>
+                <w:kern w:val="0"/>
+                <w:sz w:val="24"/>
+              </w:rPr>
+              <w:t xml:space="preserve">课前指定阅读教材与章节：</w:t>
+            </w:r>
+          </w:p>
+          <w:p>
+            <w:pPr>
+              <w:widowControl/>
+              <w:spacing w:before="40" w:after="40" w:line="400" w:lineRule="exact"/>
+              <w:ind w:leftChars="50" w:left="105" w:rightChars="50" w:right="105" w:firstLineChars="200" w:firstLine="480"/>
+              <w:rPr>
+                <w:rFonts w:ascii="FangSong" w:eastAsia="FangSong" w:hAnsi="FangSong" w:cs="FangSong_GB2312"/>
+                <w:bCs/>
+                <w:color w:val="333333"/>
+                <w:kern w:val="0"/>
+                <w:sz w:val="24"/>
+              </w:rPr>
+            </w:pPr>
+            <w:r>
+              <w:rPr>
+                <w:rFonts w:ascii="FangSong" w:eastAsia="FangSong" w:hAnsi="FangSong" w:cs="FangSong_GB2312" w:hint="eastAsia"/>
+                <w:bCs/>
+                <w:color w:val="333333"/>
+                <w:kern w:val="0"/>
+                <w:sz w:val="24"/>
+              </w:rPr>
+              <w:t xml:space="preserve">《信息可视化设计》第四章 信息可视化设计师／团队和优秀作品案例</w:t>
+            </w:r>
+          </w:p>
+          <w:p>
+            <w:pPr>
+              <w:widowControl/>
+              <w:spacing w:before="40" w:after="40" w:line="400" w:lineRule="exact"/>
+              <w:ind w:leftChars="50" w:left="105" w:rightChars="50" w:right="105" w:firstLineChars="200" w:firstLine="480"/>
+              <w:rPr>
+                <w:rFonts w:ascii="FangSong" w:eastAsia="FangSong" w:hAnsi="FangSong" w:cs="FangSong_GB2312"/>
+                <w:bCs/>
+                <w:color w:val="333333"/>
+                <w:kern w:val="0"/>
+                <w:sz w:val="24"/>
+              </w:rPr>
+            </w:pPr>
+            <w:r>
+              <w:rPr>
+                <w:rFonts w:ascii="FangSong" w:eastAsia="FangSong" w:hAnsi="FangSong" w:cs="FangSong_GB2312" w:hint="eastAsia"/>
+                <w:bCs/>
+                <w:color w:val="333333"/>
+                <w:kern w:val="0"/>
+                <w:sz w:val="24"/>
+              </w:rPr>
+              <w:t xml:space="preserve">Munzner Ch15 分析案例研究</w:t>
+            </w:r>
+          </w:p>
+          <w:p>
+            <w:pPr>
+              <w:widowControl/>
+              <w:spacing w:before="40" w:after="40" w:line="400" w:lineRule="exact"/>
+              <w:ind w:leftChars="50" w:left="105" w:rightChars="50" w:right="105" w:firstLineChars="200" w:firstLine="480"/>
+              <w:rPr>
+                <w:rFonts w:ascii="FangSong" w:eastAsia="FangSong" w:hAnsi="FangSong" w:cs="FangSong_GB2312"/>
+                <w:bCs/>
+                <w:color w:val="333333"/>
+                <w:kern w:val="0"/>
+                <w:sz w:val="24"/>
+              </w:rPr>
+            </w:pPr>
+            <w:r>
+              <w:rPr>
+                <w:rFonts w:ascii="FangSong" w:eastAsia="FangSong" w:hAnsi="FangSong" w:cs="FangSong_GB2312" w:hint="eastAsia"/>
+                <w:bCs/>
+                <w:color w:val="333333"/>
+                <w:kern w:val="0"/>
+                <w:sz w:val="24"/>
+              </w:rPr>
+              <w:t xml:space="preserve">Munzner Ch4 分析：验证的四个层次</w:t>
+            </w:r>
+          </w:p>
+          <w:p>
+            <w:pPr>
+              <w:widowControl/>
+              <w:spacing w:before="40" w:after="40" w:line="400" w:lineRule="exact"/>
+              <w:ind w:leftChars="50" w:left="105" w:rightChars="50" w:right="105" w:firstLineChars="200" w:firstLine="480"/>
+              <w:rPr>
+                <w:rFonts w:ascii="FangSong" w:eastAsia="FangSong" w:hAnsi="FangSong" w:cs="FangSong_GB2312"/>
+                <w:bCs/>
+                <w:color w:val="333333"/>
+                <w:kern w:val="0"/>
+                <w:sz w:val="24"/>
+              </w:rPr>
+            </w:pPr>
+            <w:r>
+              <w:rPr>
+                <w:rFonts w:ascii="FangSong" w:eastAsia="FangSong" w:hAnsi="FangSong" w:cs="FangSong_GB2312" w:hint="eastAsia"/>
+                <w:bCs/>
+                <w:color w:val="333333"/>
+                <w:kern w:val="0"/>
+                <w:sz w:val="24"/>
+              </w:rPr>
+              <w:t xml:space="preserve">Scott Ch16 Project Walk-Through</w:t>
+            </w:r>
+          </w:p>
+        </w:tc>
+      </w:tr>
+      <w:tr>
+        <w:trPr>
+          <w:trHeight w:val="1624"/>
+        </w:trPr>
+        <w:tc>
+          <w:tcPr>
+            <w:tcW w:w="1246" w:type="dxa"/>
+            <w:tcBorders>
+              <w:top w:val="single" w:sz="4" w:space="0" w:color="auto"/>
+              <w:left w:val="single" w:sz="12" w:space="0" w:color="auto"/>
+              <w:bottom w:val="single" w:sz="4" w:space="0" w:color="auto"/>
+              <w:right w:val="single" w:sz="4" w:space="0" w:color="auto"/>
+            </w:tcBorders>
+            <w:tcMar>
+              <w:top w:w="85" w:type="dxa"/>
+              <w:left w:w="57" w:type="dxa"/>
+              <w:bottom w:w="85" w:type="dxa"/>
+              <w:right w:w="57" w:type="dxa"/>
+            </w:tcMar>
+            <w:vAlign w:val="center"/>
+          </w:tcPr>
+          <w:p>
+            <w:pPr>
+              <w:widowControl/>
+              <w:spacing w:before="40" w:after="40" w:line="400" w:lineRule="exact"/>
+              <w:ind w:left="57"/>
+              <w:jc w:val="center"/>
+              <w:rPr>
+                <w:rFonts w:ascii="FangSong_GB2312" w:eastAsia="FangSong_GB2312" w:hAnsi="FangSong_GB2312" w:cs="FangSong_GB2312"/>
+                <w:color w:val="333333"/>
+                <w:kern w:val="0"/>
+                <w:sz w:val="24"/>
+              </w:rPr>
+            </w:pPr>
+            <w:r>
+              <w:rPr>
+                <w:rFonts w:ascii="FangSong_GB2312" w:eastAsia="FangSong_GB2312" w:hAnsi="FangSong_GB2312" w:cs="FangSong_GB2312" w:hint="eastAsia"/>
+                <w:color w:val="333333"/>
+                <w:kern w:val="0"/>
+                <w:sz w:val="24"/>
+              </w:rPr>
+              <w:t>教学方法</w:t>
+            </w:r>
+          </w:p>
+        </w:tc>
+        <w:tc>
+          <w:tcPr>
+            <w:tcW w:w="7704" w:type="dxa"/>
+            <w:gridSpan w:val="2"/>
+            <w:tcBorders>
+              <w:top w:val="single" w:sz="4" w:space="0" w:color="auto"/>
+              <w:left w:val="single" w:sz="4" w:space="0" w:color="auto"/>
+              <w:bottom w:val="single" w:sz="4" w:space="0" w:color="auto"/>
+              <w:right w:val="single" w:sz="12" w:space="0" w:color="auto"/>
+            </w:tcBorders>
+            <w:tcMar>
+              <w:top w:w="85" w:type="dxa"/>
+              <w:left w:w="57" w:type="dxa"/>
+              <w:right w:w="57" w:type="dxa"/>
+            </w:tcMar>
+            <w:vAlign w:val="center"/>
+          </w:tcPr>
+          <w:p>
+            <w:pPr>
+              <w:widowControl/>
+              <w:spacing w:before="40" w:after="40" w:line="400" w:lineRule="exact"/>
+              <w:ind w:leftChars="50" w:left="105" w:rightChars="50" w:right="105"/>
+              <w:jc w:val="center"/>
+              <w:rPr>
+                <w:rFonts w:ascii="FangSong_GB2312" w:eastAsia="FangSong_GB2312" w:hAnsi="FangSong_GB2312" w:cs="FangSong_GB2312"/>
+                <w:color w:val="FF0000"/>
+                <w:kern w:val="0"/>
+                <w:sz w:val="24"/>
+              </w:rPr>
+            </w:pPr>
+            <w:r>
+              <w:rPr>
+                <w:rFonts w:ascii="FangSong_GB2312" w:eastAsia="FangSong_GB2312" w:hAnsi="FangSong_GB2312" w:cs="FangSong_GB2312" w:hint="eastAsia"/>
+                <w:color w:val="000000"/>
+                <w:kern w:val="0"/>
+                <w:sz w:val="24"/>
+              </w:rPr>
+              <w:t xml:space="preserve">理论讲授、逆向工程赏析、项目制学习、互评研讨</w:t>
+            </w:r>
+          </w:p>
+        </w:tc>
+      </w:tr>
+      <w:tr>
+        <w:trPr>
+          <w:trHeight w:val="648"/>
+        </w:trPr>
+        <w:tc>
+          <w:tcPr>
+            <w:tcW w:w="1246" w:type="dxa"/>
+            <w:vMerge w:val="restart"/>
+            <w:tcBorders>
+              <w:top w:val="single" w:sz="4" w:space="0" w:color="auto"/>
+              <w:left w:val="single" w:sz="12" w:space="0" w:color="auto"/>
+              <w:right w:val="single" w:sz="4" w:space="0" w:color="auto"/>
+            </w:tcBorders>
+            <w:tcMar>
+              <w:left w:w="57" w:type="dxa"/>
+              <w:right w:w="57" w:type="dxa"/>
+            </w:tcMar>
+            <w:vAlign w:val="center"/>
+          </w:tcPr>
+          <w:p>
+            <w:pPr>
+              <w:widowControl/>
+              <w:ind w:left="57"/>
+              <w:jc w:val="center"/>
+              <w:rPr>
+                <w:rFonts w:ascii="FangSong_GB2312" w:eastAsia="FangSong_GB2312" w:hAnsi="FangSong_GB2312" w:cs="FangSong_GB2312"/>
+                <w:color w:val="FF0000"/>
+                <w:kern w:val="0"/>
+                <w:sz w:val="24"/>
+              </w:rPr>
+            </w:pPr>
+            <w:r>
+              <w:rPr>
+                <w:rFonts w:ascii="FangSong_GB2312" w:eastAsia="FangSong_GB2312" w:hAnsi="FangSong_GB2312" w:cs="FangSong_GB2312" w:hint="eastAsia"/>
+                <w:color w:val="333333"/>
+                <w:kern w:val="0"/>
+                <w:sz w:val="24"/>
+              </w:rPr>
+              <w:lastRenderedPageBreak/>
+              <w:t>主要教学环节设计</w:t>
+            </w:r>
+          </w:p>
+          <w:p>
+            <w:pPr>
+              <w:pStyle w:val="BodyText"/>
+            </w:pPr>
+          </w:p>
+        </w:tc>
+        <w:tc>
+          <w:tcPr>
+            <w:tcW w:w="1740" w:type="dxa"/>
+            <w:tcBorders>
+              <w:top w:val="single" w:sz="4" w:space="0" w:color="auto"/>
+              <w:left w:val="single" w:sz="4" w:space="0" w:color="auto"/>
+              <w:bottom w:val="single" w:sz="4" w:space="0" w:color="auto"/>
+              <w:right w:val="single" w:sz="4" w:space="0" w:color="auto"/>
+            </w:tcBorders>
+            <w:tcMar>
+              <w:left w:w="57" w:type="dxa"/>
+              <w:right w:w="57" w:type="dxa"/>
+            </w:tcMar>
+            <w:vAlign w:val="center"/>
+          </w:tcPr>
+          <w:p>
+            <w:pPr>
+              <w:widowControl/>
+              <w:jc w:val="center"/>
+              <w:rPr>
+                <w:rFonts w:ascii="FangSong_GB2312" w:eastAsia="FangSong_GB2312" w:hAnsi="FangSong_GB2312" w:cs="FangSong_GB2312"/>
+                <w:kern w:val="0"/>
+                <w:sz w:val="24"/>
+              </w:rPr>
+            </w:pPr>
+            <w:r>
+              <w:rPr>
+                <w:rFonts w:ascii="FangSong_GB2312" w:eastAsia="FangSong_GB2312" w:hAnsi="FangSong_GB2312" w:cs="FangSong_GB2312" w:hint="eastAsia"/>
+                <w:kern w:val="0"/>
+                <w:sz w:val="24"/>
+              </w:rPr>
+              <w:t>课堂教学进程</w:t>
+            </w:r>
+          </w:p>
+        </w:tc>
+        <w:tc>
+          <w:tcPr>
+            <w:tcW w:w="5964" w:type="dxa"/>
+            <w:tcBorders>
+              <w:top w:val="single" w:sz="4" w:space="0" w:color="auto"/>
+              <w:left w:val="single" w:sz="4" w:space="0" w:color="auto"/>
+              <w:bottom w:val="single" w:sz="4" w:space="0" w:color="auto"/>
+              <w:right w:val="single" w:sz="12" w:space="0" w:color="auto"/>
+            </w:tcBorders>
+            <w:tcMar>
+              <w:left w:w="57" w:type="dxa"/>
+              <w:right w:w="57" w:type="dxa"/>
+            </w:tcMar>
+            <w:vAlign w:val="center"/>
+          </w:tcPr>
+          <w:p>
+            <w:pPr>
+              <w:widowControl/>
+              <w:jc w:val="center"/>
+              <w:rPr>
+                <w:rFonts w:ascii="FangSong_GB2312" w:eastAsia="FangSong_GB2312" w:hAnsi="FangSong_GB2312" w:cs="FangSong_GB2312"/>
+                <w:kern w:val="0"/>
+                <w:sz w:val="24"/>
+              </w:rPr>
+            </w:pPr>
+            <w:r>
+              <w:rPr>
+                <w:rFonts w:ascii="FangSong_GB2312" w:eastAsia="FangSong_GB2312" w:hAnsi="FangSong_GB2312" w:cs="FangSong_GB2312" w:hint="eastAsia"/>
+                <w:kern w:val="0"/>
+                <w:sz w:val="24"/>
+              </w:rPr>
+              <w:t>课堂教学设计</w:t>
+            </w:r>
+          </w:p>
+        </w:tc>
+      </w:tr>
+      <w:tr>
+        <w:trPr>
+          <w:trHeight w:val="1393"/>
+        </w:trPr>
+        <w:tc>
+          <w:tcPr>
+            <w:tcW w:w="1246" w:type="dxa"/>
+            <w:vMerge/>
+            <w:tcBorders>
+              <w:left w:val="single" w:sz="12" w:space="0" w:color="auto"/>
+              <w:right w:val="single" w:sz="4" w:space="0" w:color="auto"/>
+            </w:tcBorders>
+            <w:tcMar>
+              <w:left w:w="57" w:type="dxa"/>
+              <w:right w:w="57" w:type="dxa"/>
+            </w:tcMar>
+            <w:vAlign w:val="center"/>
+          </w:tcPr>
+          <w:p>
+            <w:pPr>
+              <w:widowControl/>
+            </w:pPr>
+          </w:p>
+        </w:tc>
+        <w:tc>
+          <w:tcPr>
+            <w:tcW w:w="1740" w:type="dxa"/>
+            <w:tcBorders>
+              <w:top w:val="single" w:sz="4" w:space="0" w:color="auto"/>
+              <w:left w:val="single" w:sz="4" w:space="0" w:color="auto"/>
+              <w:bottom w:val="single" w:sz="4" w:space="0" w:color="auto"/>
+              <w:right w:val="single" w:sz="4" w:space="0" w:color="auto"/>
+            </w:tcBorders>
+            <w:tcMar>
+              <w:left w:w="57" w:type="dxa"/>
+              <w:right w:w="57" w:type="dxa"/>
+            </w:tcMar>
+            <w:vAlign w:val="center"/>
+          </w:tcPr>
+          <w:p>
+            <w:pPr>
+              <w:widowControl/>
+              <w:jc w:val="center"/>
+              <w:rPr>
+                <w:rFonts w:ascii="FangSong_GB2312" w:eastAsia="FangSong_GB2312" w:hAnsi="FangSong_GB2312" w:cs="FangSong_GB2312"/>
+                <w:kern w:val="0"/>
+                <w:sz w:val="24"/>
+              </w:rPr>
+            </w:pPr>
+            <w:r>
+              <w:rPr>
+                <w:rFonts w:ascii="FangSong_GB2312" w:eastAsia="FangSong_GB2312" w:hAnsi="FangSong_GB2312" w:cs="FangSong_GB2312" w:hint="eastAsia"/>
+                <w:kern w:val="0"/>
+                <w:sz w:val="24"/>
+              </w:rPr>
+              <w:t>上次课复习</w:t>
+            </w:r>
+          </w:p>
+        </w:tc>
+        <w:tc>
+          <w:tcPr>
+            <w:tcW w:w="5964" w:type="dxa"/>
+            <w:tcBorders>
+              <w:top w:val="single" w:sz="4" w:space="0" w:color="auto"/>
+              <w:left w:val="single" w:sz="4" w:space="0" w:color="auto"/>
+              <w:bottom w:val="single" w:sz="4" w:space="0" w:color="auto"/>
+              <w:right w:val="single" w:sz="12" w:space="0" w:color="auto"/>
+            </w:tcBorders>
+            <w:tcMar>
+              <w:left w:w="57" w:type="dxa"/>
+              <w:right w:w="57" w:type="dxa"/>
+            </w:tcMar>
+            <w:vAlign w:val="center"/>
+          </w:tcPr>
+          <w:p>
+            <w:pPr>
+              <w:widowControl/>
+              <w:spacing w:line="400" w:lineRule="exact"/>
+              <w:jc w:val="left"/>
+              <w:rPr>
+                <w:rFonts w:ascii="FangSong_GB2312" w:eastAsia="FangSong_GB2312" w:hAnsi="FangSong_GB2312" w:cs="FangSong_GB2312"/>
+                <w:kern w:val="0"/>
+                <w:sz w:val="24"/>
+              </w:rPr>
+            </w:pPr>
+            <w:r>
+              <w:rPr>
+                <w:rFonts w:ascii="FangSong_GB2312" w:eastAsia="FangSong_GB2312" w:hAnsi="FangSong_GB2312" w:cs="FangSong_GB2312" w:hint="eastAsia"/>
+                <w:kern w:val="0"/>
+                <w:sz w:val="24"/>
+              </w:rPr>
+              <w:t xml:space="preserve"/>
+            </w:r>
+          </w:p>
+        </w:tc>
+      </w:tr>
+      <w:tr>
+        <w:trPr>
+          <w:trHeight w:val="1393"/>
+        </w:trPr>
+        <w:tc>
+          <w:tcPr>
+            <w:tcW w:w="1246" w:type="dxa"/>
+            <w:vMerge/>
+            <w:tcBorders>
+              <w:left w:val="single" w:sz="12" w:space="0" w:color="auto"/>
+              <w:right w:val="single" w:sz="4" w:space="0" w:color="auto"/>
+            </w:tcBorders>
+            <w:tcMar>
+              <w:left w:w="57" w:type="dxa"/>
+              <w:right w:w="57" w:type="dxa"/>
+            </w:tcMar>
+            <w:vAlign w:val="center"/>
+          </w:tcPr>
+          <w:p>
+            <w:pPr>
+              <w:widowControl/>
+            </w:pPr>
+          </w:p>
+        </w:tc>
+        <w:tc>
+          <w:tcPr>
+            <w:tcW w:w="1740" w:type="dxa"/>
+            <w:tcBorders>
+              <w:top w:val="single" w:sz="4" w:space="0" w:color="auto"/>
+              <w:left w:val="single" w:sz="4" w:space="0" w:color="auto"/>
+              <w:bottom w:val="single" w:sz="4" w:space="0" w:color="auto"/>
+              <w:right w:val="single" w:sz="4" w:space="0" w:color="auto"/>
+            </w:tcBorders>
+            <w:tcMar>
+              <w:left w:w="57" w:type="dxa"/>
+              <w:right w:w="57" w:type="dxa"/>
+            </w:tcMar>
+            <w:vAlign w:val="center"/>
+          </w:tcPr>
+          <w:p>
+            <w:pPr>
+              <w:widowControl/>
+              <w:spacing w:line="400" w:lineRule="exact"/>
+              <w:jc w:val="center"/>
+              <w:rPr>
+                <w:rFonts w:ascii="FangSong_GB2312" w:eastAsia="FangSong_GB2312" w:hAnsi="FangSong_GB2312" w:cs="FangSong_GB2312"/>
+                <w:kern w:val="0"/>
+                <w:sz w:val="24"/>
+              </w:rPr>
+            </w:pPr>
+            <w:r>
+              <w:rPr>
+                <w:rFonts w:ascii="FangSong_GB2312" w:eastAsia="FangSong_GB2312" w:hAnsi="FangSong_GB2312" w:cs="FangSong_GB2312" w:hint="eastAsia"/>
+                <w:kern w:val="0"/>
+                <w:sz w:val="24"/>
+              </w:rPr>
+              <w:t>课程导入</w:t>
+            </w:r>
+          </w:p>
+        </w:tc>
+        <w:tc>
+          <w:tcPr>
+            <w:tcW w:w="5964" w:type="dxa"/>
+            <w:tcBorders>
+              <w:top w:val="single" w:sz="4" w:space="0" w:color="auto"/>
+              <w:left w:val="single" w:sz="4" w:space="0" w:color="auto"/>
+              <w:bottom w:val="single" w:sz="4" w:space="0" w:color="auto"/>
+              <w:right w:val="single" w:sz="12" w:space="0" w:color="auto"/>
+            </w:tcBorders>
+            <w:tcMar>
+              <w:left w:w="57" w:type="dxa"/>
+              <w:right w:w="57" w:type="dxa"/>
+            </w:tcMar>
+            <w:vAlign w:val="center"/>
+          </w:tcPr>
+          <w:p>
+            <w:pPr>
+              <w:widowControl/>
+              <w:spacing w:line="400" w:lineRule="exact"/>
+              <w:jc w:val="left"/>
+              <w:rPr>
+                <w:rFonts w:ascii="FangSong_GB2312" w:eastAsia="FangSong_GB2312" w:hAnsi="FangSong_GB2312" w:cs="FangSong_GB2312"/>
+                <w:kern w:val="0"/>
+                <w:sz w:val="24"/>
+              </w:rPr>
+            </w:pPr>
+            <w:r>
+              <w:rPr>
+                <w:rFonts w:ascii="FangSong_GB2312" w:eastAsia="FangSong_GB2312" w:hAnsi="FangSong_GB2312" w:cs="FangSong_GB2312" w:hint="eastAsia"/>
+                <w:kern w:val="0"/>
+                <w:sz w:val="24"/>
+              </w:rPr>
+              <w:t xml:space="preserve"/>
+            </w:r>
+          </w:p>
+        </w:tc>
+      </w:tr>
+      <w:tr>
+        <w:trPr>
+          <w:trHeight w:val="1503"/>
+        </w:trPr>
+        <w:tc>
+          <w:tcPr>
+            <w:tcW w:w="1246" w:type="dxa"/>
+            <w:vMerge/>
+            <w:tcBorders>
+              <w:left w:val="single" w:sz="12" w:space="0" w:color="auto"/>
+              <w:right w:val="single" w:sz="4" w:space="0" w:color="auto"/>
+            </w:tcBorders>
+            <w:tcMar>
+              <w:left w:w="57" w:type="dxa"/>
+              <w:right w:w="57" w:type="dxa"/>
+            </w:tcMar>
+            <w:vAlign w:val="center"/>
+          </w:tcPr>
+          <w:p>
+            <w:pPr>
+              <w:widowControl/>
+            </w:pPr>
+          </w:p>
+        </w:tc>
+        <w:tc>
+          <w:tcPr>
+            <w:tcW w:w="1740" w:type="dxa"/>
+            <w:tcBorders>
+              <w:top w:val="single" w:sz="4" w:space="0" w:color="auto"/>
+              <w:left w:val="single" w:sz="4" w:space="0" w:color="auto"/>
+              <w:bottom w:val="single" w:sz="4" w:space="0" w:color="auto"/>
+              <w:right w:val="single" w:sz="4" w:space="0" w:color="auto"/>
+            </w:tcBorders>
+            <w:tcMar>
+              <w:left w:w="57" w:type="dxa"/>
+              <w:right w:w="57" w:type="dxa"/>
+            </w:tcMar>
+            <w:vAlign w:val="center"/>
+          </w:tcPr>
+          <w:p>
+            <w:pPr>
+              <w:widowControl/>
+              <w:jc w:val="center"/>
+              <w:rPr>
+                <w:rFonts w:ascii="FangSong_GB2312" w:eastAsia="FangSong_GB2312" w:hAnsi="FangSong_GB2312" w:cs="FangSong_GB2312"/>
+                <w:kern w:val="0"/>
+                <w:sz w:val="24"/>
+              </w:rPr>
+            </w:pPr>
+            <w:r>
+              <w:rPr>
+                <w:rFonts w:ascii="FangSong_GB2312" w:eastAsia="FangSong_GB2312" w:hAnsi="FangSong_GB2312" w:cs="FangSong_GB2312" w:hint="eastAsia"/>
+                <w:kern w:val="0"/>
+                <w:sz w:val="24"/>
+              </w:rPr>
+              <w:t>新课</w:t>
+            </w:r>
+            <w:r>
+              <w:rPr>
+                <w:rFonts w:ascii="FangSong_GB2312" w:eastAsia="FangSong_GB2312" w:hAnsi="FangSong_GB2312" w:cs="FangSong_GB2312" w:hint="eastAsia"/>
+                <w:kern w:val="0"/>
+                <w:sz w:val="24"/>
+              </w:rPr>
+              <w:t>演示</w:t>
+            </w:r>
+          </w:p>
+        </w:tc>
+        <w:tc>
+          <w:tcPr>
+            <w:tcW w:w="5964" w:type="dxa"/>
+            <w:tcBorders>
+              <w:top w:val="single" w:sz="4" w:space="0" w:color="auto"/>
+              <w:left w:val="single" w:sz="4" w:space="0" w:color="auto"/>
+              <w:bottom w:val="single" w:sz="4" w:space="0" w:color="auto"/>
+              <w:right w:val="single" w:sz="12" w:space="0" w:color="auto"/>
+            </w:tcBorders>
+            <w:tcMar>
+              <w:left w:w="57" w:type="dxa"/>
+              <w:right w:w="57" w:type="dxa"/>
+            </w:tcMar>
+            <w:vAlign w:val="center"/>
+          </w:tcPr>
+          <w:p>
+            <w:pPr>
+              <w:widowControl/>
+              <w:spacing w:line="400" w:lineRule="exact"/>
+              <w:jc w:val="left"/>
+              <w:rPr>
+                <w:rFonts w:ascii="FangSong_GB2312" w:eastAsia="FangSong_GB2312" w:hAnsi="FangSong_GB2312" w:cs="FangSong_GB2312"/>
+                <w:kern w:val="0"/>
+                <w:sz w:val="24"/>
+              </w:rPr>
+            </w:pPr>
+            <w:r>
+              <w:rPr>
+                <w:rFonts w:ascii="FangSong_GB2312" w:eastAsia="FangSong_GB2312" w:hAnsi="FangSong_GB2312" w:cs="FangSong_GB2312" w:hint="eastAsia"/>
+                <w:kern w:val="0"/>
+                <w:sz w:val="24"/>
+              </w:rPr>
+              <w:t xml:space="preserve">【教学组织】【上半场：鉴赏与理论反刍】</w:t>
+            </w:r>
+          </w:p>
+          <w:p>
+            <w:pPr>
+              <w:widowControl/>
+              <w:spacing w:line="400" w:lineRule="exact"/>
+              <w:jc w:val="left"/>
+              <w:rPr>
+                <w:rFonts w:ascii="FangSong_GB2312" w:eastAsia="FangSong_GB2312" w:hAnsi="FangSong_GB2312" w:cs="FangSong_GB2312"/>
+                <w:kern w:val="0"/>
+                <w:sz w:val="24"/>
+              </w:rPr>
+            </w:pPr>
+            <w:r>
+              <w:rPr>
+                <w:rFonts w:ascii="FangSong_GB2312" w:eastAsia="FangSong_GB2312" w:hAnsi="FangSong_GB2312" w:cs="FangSong_GB2312" w:hint="eastAsia"/>
+                <w:kern w:val="0"/>
+                <w:sz w:val="24"/>
+              </w:rPr>
+              <w:t xml:space="preserve">1. 结合《信息可视化设计》第 4、6 章，深入剖析经典信息可视化作品的底层逻辑。</w:t>
+            </w:r>
+          </w:p>
+          <w:p>
+            <w:pPr>
+              <w:widowControl/>
+              <w:spacing w:line="400" w:lineRule="exact"/>
+              <w:jc w:val="left"/>
+              <w:rPr>
+                <w:rFonts w:ascii="FangSong_GB2312" w:eastAsia="FangSong_GB2312" w:hAnsi="FangSong_GB2312" w:cs="FangSong_GB2312"/>
+                <w:kern w:val="0"/>
+                <w:sz w:val="24"/>
+              </w:rPr>
+            </w:pPr>
+            <w:r>
+              <w:rPr>
+                <w:rFonts w:ascii="FangSong_GB2312" w:eastAsia="FangSong_GB2312" w:hAnsi="FangSong_GB2312" w:cs="FangSong_GB2312" w:hint="eastAsia"/>
+                <w:kern w:val="0"/>
+                <w:sz w:val="24"/>
+              </w:rPr>
+              <w:t xml:space="preserve">2. 从“数据抽象”、“视觉编码”、“交互隐喻”三个维度，逆向解构大师作品。</w:t>
+            </w:r>
+          </w:p>
+          <w:p>
+            <w:pPr>
+              <w:widowControl/>
+              <w:spacing w:line="400" w:lineRule="exact"/>
+              <w:jc w:val="left"/>
+              <w:rPr>
+                <w:rFonts w:ascii="FangSong_GB2312" w:eastAsia="FangSong_GB2312" w:hAnsi="FangSong_GB2312" w:cs="FangSong_GB2312"/>
+                <w:kern w:val="0"/>
+                <w:sz w:val="24"/>
+              </w:rPr>
+            </w:pPr>
+            <w:r>
+              <w:rPr>
+                <w:rFonts w:ascii="FangSong_GB2312" w:eastAsia="FangSong_GB2312" w:hAnsi="FangSong_GB2312" w:cs="FangSong_GB2312" w:hint="eastAsia"/>
+                <w:kern w:val="0"/>
+                <w:sz w:val="24"/>
+              </w:rPr>
+              <w:t xml:space="preserve">3. 引入 Munzner Ch15 (Design Studies)，学习如何将抽象设计直觉转化为严谨工程步骤。</w:t>
+            </w:r>
+          </w:p>
+          <w:p>
+            <w:pPr>
+              <w:widowControl/>
+              <w:spacing w:line="400" w:lineRule="exact"/>
+              <w:jc w:val="left"/>
+              <w:rPr>
+                <w:rFonts w:ascii="FangSong_GB2312" w:eastAsia="FangSong_GB2312" w:hAnsi="FangSong_GB2312" w:cs="FangSong_GB2312"/>
+                <w:kern w:val="0"/>
+                <w:sz w:val="24"/>
+              </w:rPr>
+            </w:pPr>
+            <w:r>
+              <w:rPr>
+                <w:rFonts w:ascii="FangSong_GB2312" w:eastAsia="FangSong_GB2312" w:hAnsi="FangSong_GB2312" w:cs="FangSong_GB2312" w:hint="eastAsia"/>
+                <w:kern w:val="0"/>
+                <w:sz w:val="24"/>
+              </w:rPr>
+              <w:t xml:space="preserve">4. 运用嵌套模型 (Nested Model) 分析失败图表在哪一层发生了级联崩塌。</w:t>
+            </w:r>
+          </w:p>
+          <w:p>
+            <w:pPr>
+              <w:widowControl/>
+              <w:spacing w:line="400" w:lineRule="exact"/>
+              <w:jc w:val="left"/>
+              <w:rPr>
+                <w:rFonts w:ascii="FangSong_GB2312" w:eastAsia="FangSong_GB2312" w:hAnsi="FangSong_GB2312" w:cs="FangSong_GB2312"/>
+                <w:kern w:val="0"/>
+                <w:sz w:val="24"/>
+              </w:rPr>
+            </w:pPr>
+            <w:r>
+              <w:rPr>
+                <w:rFonts w:ascii="FangSong_GB2312" w:eastAsia="FangSong_GB2312" w:hAnsi="FangSong_GB2312" w:cs="FangSong_GB2312" w:hint="eastAsia"/>
+                <w:kern w:val="0"/>
+                <w:sz w:val="24"/>
+              </w:rPr>
+              <w:t xml:space="preserve">【教学方法】理论讲授、逆向工程赏析、项目制学习、互评研讨</w:t>
+            </w:r>
+          </w:p>
+          <w:p>
+            <w:pPr>
+              <w:widowControl/>
+              <w:spacing w:line="400" w:lineRule="exact"/>
+              <w:jc w:val="left"/>
+              <w:rPr>
+                <w:rFonts w:ascii="FangSong_GB2312" w:eastAsia="FangSong_GB2312" w:hAnsi="FangSong_GB2312" w:cs="FangSong_GB2312"/>
+                <w:kern w:val="0"/>
+                <w:sz w:val="24"/>
+              </w:rPr>
+            </w:pPr>
+            <w:r>
+              <w:rPr>
+                <w:rFonts w:ascii="FangSong_GB2312" w:eastAsia="FangSong_GB2312" w:hAnsi="FangSong_GB2312" w:cs="FangSong_GB2312" w:hint="eastAsia"/>
+                <w:kern w:val="0"/>
+                <w:sz w:val="24"/>
+              </w:rPr>
+              <w:t xml:space="preserve">【时间安排】约135分钟（3.0理论学时）</w:t>
+            </w:r>
+          </w:p>
+          <w:p>
+            <w:pPr>
+              <w:widowControl/>
+              <w:spacing w:line="400" w:lineRule="exact"/>
+              <w:jc w:val="left"/>
+              <w:rPr>
+                <w:rFonts w:ascii="FangSong_GB2312" w:eastAsia="FangSong_GB2312" w:hAnsi="FangSong_GB2312" w:cs="FangSong_GB2312"/>
+                <w:kern w:val="0"/>
+                <w:sz w:val="24"/>
+              </w:rPr>
+            </w:pPr>
+            <w:r>
+              <w:rPr>
+                <w:rFonts w:ascii="FangSong_GB2312" w:eastAsia="FangSong_GB2312" w:hAnsi="FangSong_GB2312" w:cs="FangSong_GB2312" w:hint="eastAsia"/>
+                <w:kern w:val="0"/>
+                <w:sz w:val="24"/>
+              </w:rPr>
+              <w:t xml:space="preserve">【课堂思考】</w:t>
+            </w:r>
+          </w:p>
+          <w:p>
+            <w:pPr>
+              <w:widowControl/>
+              <w:spacing w:line="400" w:lineRule="exact"/>
+              <w:jc w:val="left"/>
+              <w:rPr>
+                <w:rFonts w:ascii="FangSong_GB2312" w:eastAsia="FangSong_GB2312" w:hAnsi="FangSong_GB2312" w:cs="FangSong_GB2312"/>
+                <w:kern w:val="0"/>
+                <w:sz w:val="24"/>
+              </w:rPr>
+            </w:pPr>
+            <w:r>
+              <w:rPr>
+                <w:rFonts w:ascii="FangSong_GB2312" w:eastAsia="FangSong_GB2312" w:hAnsi="FangSong_GB2312" w:cs="FangSong_GB2312" w:hint="eastAsia"/>
+                <w:kern w:val="0"/>
+                <w:sz w:val="24"/>
+              </w:rPr>
+              <w:t xml:space="preserve">【课程思政融入点】以中国文化保护与生态治理数据为载体，培养社会责任感与家国情怀</w:t>
+            </w:r>
+          </w:p>
+        </w:tc>
+      </w:tr>
+      <w:tr>
+        <w:trPr>
+          <w:trHeight w:val="1503"/>
+        </w:trPr>
+        <w:tc>
+          <w:tcPr>
+            <w:tcW w:w="1246" w:type="dxa"/>
+            <w:vMerge/>
+            <w:tcBorders>
+              <w:left w:val="single" w:sz="12" w:space="0" w:color="auto"/>
+              <w:bottom w:val="single" w:sz="4" w:space="0" w:color="auto"/>
+              <w:right w:val="single" w:sz="4" w:space="0" w:color="auto"/>
+            </w:tcBorders>
+            <w:tcMar>
+              <w:left w:w="57" w:type="dxa"/>
+              <w:right w:w="57" w:type="dxa"/>
+            </w:tcMar>
+            <w:vAlign w:val="center"/>
+          </w:tcPr>
+          <w:p>
+            <w:pPr>
+              <w:widowControl/>
+              <w:rPr>
+                <w:rFonts w:ascii="FangSong_GB2312" w:eastAsia="FangSong_GB2312" w:hAnsi="FangSong_GB2312" w:cs="FangSong_GB2312"/>
+                <w:b/>
+                <w:bCs/>
+                <w:color w:val="FF0000"/>
+                <w:kern w:val="0"/>
+                <w:sz w:val="24"/>
+              </w:rPr>
+            </w:pPr>
+          </w:p>
+        </w:tc>
+        <w:tc>
+          <w:tcPr>
+            <w:tcW w:w="1740" w:type="dxa"/>
+            <w:tcBorders>
+              <w:top w:val="single" w:sz="4" w:space="0" w:color="auto"/>
+              <w:left w:val="single" w:sz="4" w:space="0" w:color="auto"/>
+              <w:bottom w:val="single" w:sz="4" w:space="0" w:color="auto"/>
+              <w:right w:val="single" w:sz="4" w:space="0" w:color="auto"/>
+            </w:tcBorders>
+            <w:tcMar>
+              <w:left w:w="57" w:type="dxa"/>
+              <w:right w:w="57" w:type="dxa"/>
+            </w:tcMar>
+            <w:vAlign w:val="center"/>
+          </w:tcPr>
+          <w:p>
+            <w:pPr>
+              <w:widowControl/>
+              <w:jc w:val="center"/>
+              <w:rPr>
+                <w:rFonts w:ascii="FangSong_GB2312" w:eastAsia="FangSong_GB2312" w:hAnsi="FangSong_GB2312" w:cs="FangSong_GB2312"/>
+                <w:b/>
+                <w:bCs/>
+                <w:color w:val="000000"/>
+                <w:kern w:val="0"/>
+                <w:sz w:val="24"/>
+              </w:rPr>
+            </w:pPr>
+            <w:r>
+              <w:rPr>
+                <w:rFonts w:ascii="FangSong_GB2312" w:eastAsia="FangSong_GB2312" w:hAnsi="FangSong_GB2312" w:cs="FangSong_GB2312" w:hint="eastAsia"/>
+                <w:b/>
+                <w:bCs/>
+                <w:color w:val="000000"/>
+                <w:kern w:val="0"/>
+                <w:sz w:val="24"/>
+              </w:rPr>
+              <w:t>实践训练</w:t>
+            </w:r>
+          </w:p>
+        </w:tc>
+        <w:tc>
+          <w:tcPr>
+            <w:tcW w:w="5964" w:type="dxa"/>
+            <w:tcBorders>
+              <w:top w:val="single" w:sz="4" w:space="0" w:color="auto"/>
+              <w:left w:val="single" w:sz="4" w:space="0" w:color="auto"/>
+              <w:bottom w:val="single" w:sz="4" w:space="0" w:color="auto"/>
+              <w:right w:val="single" w:sz="12" w:space="0" w:color="auto"/>
+            </w:tcBorders>
+            <w:tcMar>
+              <w:left w:w="57" w:type="dxa"/>
+              <w:right w:w="57" w:type="dxa"/>
+            </w:tcMar>
+            <w:vAlign w:val="center"/>
+          </w:tcPr>
+          <w:p>
+            <w:pPr>
+              <w:widowControl/>
+              <w:spacing w:line="400" w:lineRule="exact"/>
+              <w:jc w:val="left"/>
+              <w:rPr>
+                <w:rFonts w:ascii="FangSong_GB2312" w:eastAsia="FangSong_GB2312" w:hAnsi="FangSong_GB2312" w:cs="FangSong_GB2312"/>
+                <w:color w:val="000000"/>
+                <w:kern w:val="0"/>
+                <w:sz w:val="24"/>
+              </w:rPr>
+            </w:pPr>
+            <w:r>
+              <w:rPr>
+                <w:rFonts w:ascii="FangSong_GB2312" w:eastAsia="FangSong_GB2312" w:hAnsi="FangSong_GB2312" w:cs="FangSong_GB2312" w:hint="eastAsia"/>
+                <w:color w:val="000000"/>
+                <w:kern w:val="0"/>
+                <w:sz w:val="24"/>
+              </w:rPr>
+              <w:t xml:space="preserve">【教学组织】【下半场：项目启航与 Critique】</w:t>
+            </w:r>
+          </w:p>
+          <w:p>
+            <w:pPr>
+              <w:widowControl/>
+              <w:spacing w:line="400" w:lineRule="exact"/>
+              <w:jc w:val="left"/>
+              <w:rPr>
+                <w:rFonts w:ascii="FangSong_GB2312" w:eastAsia="FangSong_GB2312" w:hAnsi="FangSong_GB2312" w:cs="FangSong_GB2312"/>
+                <w:color w:val="000000"/>
+                <w:kern w:val="0"/>
+                <w:sz w:val="24"/>
+              </w:rPr>
+            </w:pPr>
+            <w:r>
+              <w:rPr>
+                <w:rFonts w:ascii="FangSong_GB2312" w:eastAsia="FangSong_GB2312" w:hAnsi="FangSong_GB2312" w:cs="FangSong_GB2312" w:hint="eastAsia"/>
+                <w:color w:val="000000"/>
+                <w:kern w:val="0"/>
+                <w:sz w:val="24"/>
+              </w:rPr>
+              <w:t xml:space="preserve">1. 小组展示具备人文关怀的期末选题（如文化保护、生态演变等），进行项目立项。</w:t>
+            </w:r>
+          </w:p>
+          <w:p>
+            <w:pPr>
+              <w:widowControl/>
+              <w:spacing w:line="400" w:lineRule="exact"/>
+              <w:jc w:val="left"/>
+              <w:rPr>
+                <w:rFonts w:ascii="FangSong_GB2312" w:eastAsia="FangSong_GB2312" w:hAnsi="FangSong_GB2312" w:cs="FangSong_GB2312"/>
+                <w:color w:val="000000"/>
+                <w:kern w:val="0"/>
+                <w:sz w:val="24"/>
+              </w:rPr>
+            </w:pPr>
+            <w:r>
+              <w:rPr>
+                <w:rFonts w:ascii="FangSong_GB2312" w:eastAsia="FangSong_GB2312" w:hAnsi="FangSong_GB2312" w:cs="FangSong_GB2312" w:hint="eastAsia"/>
+                <w:color w:val="000000"/>
+                <w:kern w:val="0"/>
+                <w:sz w:val="24"/>
+              </w:rPr>
+              <w:t xml:space="preserve">2. 运用嵌套模型交叉验证各组选题的 Domain/Abstraction/Encoding 设定合理性。</w:t>
+            </w:r>
+          </w:p>
+          <w:p>
+            <w:pPr>
+              <w:widowControl/>
+              <w:spacing w:line="400" w:lineRule="exact"/>
+              <w:jc w:val="left"/>
+              <w:rPr>
+                <w:rFonts w:ascii="FangSong_GB2312" w:eastAsia="FangSong_GB2312" w:hAnsi="FangSong_GB2312" w:cs="FangSong_GB2312"/>
+                <w:color w:val="000000"/>
+                <w:kern w:val="0"/>
+                <w:sz w:val="24"/>
+              </w:rPr>
+            </w:pPr>
+            <w:r>
+              <w:rPr>
+                <w:rFonts w:ascii="FangSong_GB2312" w:eastAsia="FangSong_GB2312" w:hAnsi="FangSong_GB2312" w:cs="FangSong_GB2312" w:hint="eastAsia"/>
+                <w:color w:val="000000"/>
+                <w:kern w:val="0"/>
+                <w:sz w:val="24"/>
+              </w:rPr>
+              <w:t xml:space="preserve">3. 开展激烈的 Peer Critique，识别各组选题的逻辑漏洞与数据获取风险。</w:t>
+            </w:r>
+          </w:p>
+          <w:p>
+            <w:pPr>
+              <w:widowControl/>
+              <w:spacing w:line="400" w:lineRule="exact"/>
+              <w:jc w:val="left"/>
+              <w:rPr>
+                <w:rFonts w:ascii="FangSong_GB2312" w:eastAsia="FangSong_GB2312" w:hAnsi="FangSong_GB2312" w:cs="FangSong_GB2312"/>
+                <w:color w:val="000000"/>
+                <w:kern w:val="0"/>
+                <w:sz w:val="24"/>
+              </w:rPr>
+            </w:pPr>
+            <w:r>
+              <w:rPr>
+                <w:rFonts w:ascii="FangSong_GB2312" w:eastAsia="FangSong_GB2312" w:hAnsi="FangSong_GB2312" w:cs="FangSong_GB2312" w:hint="eastAsia"/>
+                <w:color w:val="000000"/>
+                <w:kern w:val="0"/>
+                <w:sz w:val="24"/>
+              </w:rPr>
+              <w:t xml:space="preserve">4. 制定最终数据源收集、大模型协助策略与项目落地时间线。</w:t>
+            </w:r>
+          </w:p>
+          <w:p>
+            <w:pPr>
+              <w:widowControl/>
+              <w:spacing w:line="400" w:lineRule="exact"/>
+              <w:jc w:val="left"/>
+              <w:rPr>
+                <w:rFonts w:ascii="FangSong_GB2312" w:eastAsia="FangSong_GB2312" w:hAnsi="FangSong_GB2312" w:cs="FangSong_GB2312"/>
+                <w:color w:val="000000"/>
+                <w:kern w:val="0"/>
+                <w:sz w:val="24"/>
+              </w:rPr>
+            </w:pPr>
+            <w:r>
+              <w:rPr>
+                <w:rFonts w:ascii="FangSong_GB2312" w:eastAsia="FangSong_GB2312" w:hAnsi="FangSong_GB2312" w:cs="FangSong_GB2312" w:hint="eastAsia"/>
+                <w:color w:val="000000"/>
+                <w:kern w:val="0"/>
+                <w:sz w:val="24"/>
+              </w:rPr>
+              <w:t xml:space="preserve">【教学方法】理论讲授、逆向工程赏析、项目制学习、互评研讨</w:t>
+            </w:r>
+          </w:p>
+          <w:p>
+            <w:pPr>
+              <w:widowControl/>
+              <w:spacing w:line="400" w:lineRule="exact"/>
+              <w:jc w:val="left"/>
+              <w:rPr>
+                <w:rFonts w:ascii="FangSong_GB2312" w:eastAsia="FangSong_GB2312" w:hAnsi="FangSong_GB2312" w:cs="FangSong_GB2312"/>
+                <w:color w:val="000000"/>
+                <w:kern w:val="0"/>
+                <w:sz w:val="24"/>
+              </w:rPr>
+            </w:pPr>
+            <w:r>
+              <w:rPr>
+                <w:rFonts w:ascii="FangSong_GB2312" w:eastAsia="FangSong_GB2312" w:hAnsi="FangSong_GB2312" w:cs="FangSong_GB2312" w:hint="eastAsia"/>
+                <w:color w:val="000000"/>
+                <w:kern w:val="0"/>
+                <w:sz w:val="24"/>
+              </w:rPr>
+              <w:t xml:space="preserve">【时间安排】约90分钟（2.0实践学时）</w:t>
+            </w:r>
+          </w:p>
+          <w:p>
+            <w:pPr>
+              <w:widowControl/>
+              <w:spacing w:line="400" w:lineRule="exact"/>
+              <w:jc w:val="left"/>
+              <w:rPr>
+                <w:rFonts w:ascii="FangSong_GB2312" w:eastAsia="FangSong_GB2312" w:hAnsi="FangSong_GB2312" w:cs="FangSong_GB2312"/>
+                <w:color w:val="000000"/>
+                <w:kern w:val="0"/>
+                <w:sz w:val="24"/>
+              </w:rPr>
+            </w:pPr>
+            <w:r>
+              <w:rPr>
+                <w:rFonts w:ascii="FangSong_GB2312" w:eastAsia="FangSong_GB2312" w:hAnsi="FangSong_GB2312" w:cs="FangSong_GB2312" w:hint="eastAsia"/>
+                <w:color w:val="000000"/>
+                <w:kern w:val="0"/>
+                <w:sz w:val="24"/>
+              </w:rPr>
+              <w:t xml:space="preserve">【课堂思考】</w:t>
+            </w:r>
+          </w:p>
+        </w:tc>
+      </w:tr>
+      <w:tr>
+        <w:trPr>
+          <w:trHeight w:val="1503"/>
+        </w:trPr>
+        <w:tc>
+          <w:tcPr>
+            <w:tcW w:w="1246" w:type="dxa"/>
+            <w:tcBorders>
+              <w:left w:val="single" w:sz="12" w:space="0" w:color="auto"/>
+              <w:bottom w:val="single" w:sz="4" w:space="0" w:color="auto"/>
+              <w:right w:val="single" w:sz="4" w:space="0" w:color="auto"/>
+            </w:tcBorders>
+            <w:tcMar>
+              <w:left w:w="57" w:type="dxa"/>
+              <w:right w:w="57" w:type="dxa"/>
+            </w:tcMar>
+            <w:vAlign w:val="center"/>
+          </w:tcPr>
+          <w:p>
+            <w:pPr>
+              <w:widowControl/>
+              <w:rPr>
+                <w:rFonts w:ascii="FangSong_GB2312" w:eastAsia="FangSong_GB2312" w:hAnsi="FangSong_GB2312" w:cs="FangSong_GB2312"/>
+                <w:b/>
+                <w:bCs/>
+                <w:color w:val="FF0000"/>
+                <w:kern w:val="0"/>
+                <w:sz w:val="24"/>
+              </w:rPr>
+            </w:pPr>
+          </w:p>
+        </w:tc>
+        <w:tc>
+          <w:tcPr>
+            <w:tcW w:w="1740" w:type="dxa"/>
+            <w:tcBorders>
+              <w:top w:val="single" w:sz="4" w:space="0" w:color="auto"/>
+              <w:left w:val="single" w:sz="4" w:space="0" w:color="auto"/>
+              <w:bottom w:val="single" w:sz="4" w:space="0" w:color="auto"/>
+              <w:right w:val="single" w:sz="4" w:space="0" w:color="auto"/>
+            </w:tcBorders>
+            <w:tcMar>
+              <w:left w:w="57" w:type="dxa"/>
+              <w:right w:w="57" w:type="dxa"/>
+            </w:tcMar>
+            <w:vAlign w:val="center"/>
+          </w:tcPr>
+          <w:p>
+            <w:pPr>
+              <w:widowControl/>
+              <w:jc w:val="center"/>
+              <w:rPr>
+                <w:rFonts w:ascii="FangSong_GB2312" w:eastAsia="FangSong_GB2312" w:hAnsi="FangSong_GB2312" w:cs="FangSong_GB2312"/>
+                <w:b/>
+                <w:bCs/>
+                <w:color w:val="000000"/>
+                <w:kern w:val="0"/>
+                <w:sz w:val="24"/>
+              </w:rPr>
+            </w:pPr>
+            <w:r>
+              <w:rPr>
+                <w:rFonts w:ascii="FangSong_GB2312" w:eastAsia="FangSong_GB2312" w:hAnsi="FangSong_GB2312" w:cs="FangSong_GB2312" w:hint="eastAsia"/>
+                <w:b/>
+                <w:bCs/>
+                <w:color w:val="000000"/>
+                <w:kern w:val="0"/>
+                <w:sz w:val="24"/>
+              </w:rPr>
+              <w:t>课程小结</w:t>
+            </w:r>
+          </w:p>
+        </w:tc>
+        <w:tc>
+          <w:tcPr>
+            <w:tcW w:w="5964" w:type="dxa"/>
+            <w:tcBorders>
+              <w:top w:val="single" w:sz="4" w:space="0" w:color="auto"/>
+              <w:left w:val="single" w:sz="4" w:space="0" w:color="auto"/>
+              <w:bottom w:val="single" w:sz="4" w:space="0" w:color="auto"/>
+              <w:right w:val="single" w:sz="12" w:space="0" w:color="auto"/>
+            </w:tcBorders>
+            <w:tcMar>
+              <w:left w:w="57" w:type="dxa"/>
+              <w:right w:w="57" w:type="dxa"/>
+            </w:tcMar>
+            <w:vAlign w:val="center"/>
+          </w:tcPr>
+          <w:p>
+            <w:pPr>
+              <w:widowControl/>
+              <w:spacing w:line="400" w:lineRule="exact"/>
+              <w:jc w:val="left"/>
+              <w:rPr>
+                <w:rFonts w:ascii="FangSong_GB2312" w:eastAsia="FangSong_GB2312" w:hAnsi="FangSong_GB2312" w:cs="FangSong_GB2312"/>
+                <w:color w:val="000000"/>
+                <w:kern w:val="0"/>
+                <w:sz w:val="24"/>
+              </w:rPr>
+            </w:pPr>
+            <w:r>
+              <w:rPr>
+                <w:rFonts w:ascii="FangSong_GB2312" w:eastAsia="FangSong_GB2312" w:hAnsi="FangSong_GB2312" w:cs="FangSong_GB2312" w:hint="eastAsia"/>
+                <w:color w:val="000000"/>
+                <w:kern w:val="0"/>
+                <w:sz w:val="24"/>
+              </w:rPr>
+              <w:t xml:space="preserve"/>
+            </w:r>
+          </w:p>
+        </w:tc>
+      </w:tr>
+      <w:tr>
+        <w:trPr>
+          <w:trHeight w:val="2934"/>
+        </w:trPr>
+        <w:tc>
+          <w:tcPr>
+            <w:tcW w:w="1246" w:type="dxa"/>
+            <w:tcBorders>
+              <w:top w:val="single" w:sz="4" w:space="0" w:color="auto"/>
+              <w:left w:val="single" w:sz="12" w:space="0" w:color="auto"/>
+              <w:bottom w:val="single" w:sz="4" w:space="0" w:color="auto"/>
+              <w:right w:val="single" w:sz="4" w:space="0" w:color="auto"/>
+            </w:tcBorders>
+            <w:tcMar>
+              <w:left w:w="57" w:type="dxa"/>
+              <w:right w:w="57" w:type="dxa"/>
+            </w:tcMar>
+            <w:vAlign w:val="center"/>
+          </w:tcPr>
+          <w:p>
+            <w:pPr>
+              <w:widowControl/>
+              <w:ind w:left="57"/>
+              <w:jc w:val="center"/>
+              <w:rPr>
+                <w:rFonts w:ascii="FangSong_GB2312" w:eastAsia="FangSong_GB2312" w:hAnsi="FangSong_GB2312" w:cs="FangSong_GB2312"/>
+                <w:color w:val="333333"/>
+                <w:kern w:val="0"/>
+                <w:sz w:val="24"/>
+              </w:rPr>
+            </w:pPr>
+            <w:r>
+              <w:rPr>
+                <w:rFonts w:ascii="FangSong_GB2312" w:eastAsia="FangSong_GB2312" w:hAnsi="FangSong_GB2312" w:cs="FangSong_GB2312" w:hint="eastAsia"/>
+                <w:color w:val="333333"/>
+                <w:kern w:val="0"/>
+                <w:sz w:val="24"/>
+              </w:rPr>
+              <w:t>课后作业</w:t>
+            </w:r>
+          </w:p>
+        </w:tc>
+        <w:tc>
+          <w:tcPr>
+            <w:tcW w:w="7704" w:type="dxa"/>
+            <w:gridSpan w:val="2"/>
+            <w:tcBorders>
+              <w:top w:val="single" w:sz="4" w:space="0" w:color="auto"/>
+              <w:left w:val="single" w:sz="4" w:space="0" w:color="auto"/>
+              <w:bottom w:val="single" w:sz="4" w:space="0" w:color="auto"/>
+              <w:right w:val="single" w:sz="12" w:space="0" w:color="auto"/>
+            </w:tcBorders>
+            <w:tcMar>
+              <w:left w:w="57" w:type="dxa"/>
+              <w:right w:w="57" w:type="dxa"/>
+            </w:tcMar>
+          </w:tcPr>
+          <w:p>
+            <w:pPr>
+              <w:widowControl/>
+              <w:ind w:left="57"/>
+              <w:rPr>
+                <w:rFonts w:ascii="FangSong_GB2312" w:eastAsia="FangSong_GB2312" w:hAnsi="FangSong_GB2312" w:cs="FangSong_GB2312"/>
+                <w:bCs/>
+                <w:color w:val="000000"/>
+                <w:kern w:val="0"/>
+                <w:sz w:val="24"/>
+              </w:rPr>
+            </w:pPr>
+            <w:r>
+              <w:rPr>
+                <w:rFonts w:ascii="FangSong_GB2312" w:eastAsia="FangSong_GB2312" w:hAnsi="FangSong_GB2312" w:cs="FangSong_GB2312" w:hint="eastAsia"/>
+                <w:color w:val="000000"/>
+                <w:kern w:val="0"/>
+                <w:sz w:val="24"/>
+              </w:rPr>
+              <w:t xml:space="preserve">完成综合项目的自然语言逻辑推演文档，包含大师作品逆向分析参考、议题选择、嵌套模型验证、数据源清洗策略，并进行小组 Critique 互评。</w:t>
+            </w:r>
+          </w:p>
+        </w:tc>
+      </w:tr>
+    </w:tbl>
+    <w:p/>
+    <w:p>
+      <w:r>
+        <w:br w:type="page"/>
+      </w:r>
+    </w:p>
+    <w:p>
+      <w:pPr>
+        <w:jc w:val="center"/>
+        <w:rPr>
+          <w:rFonts w:ascii="Songti TC" w:eastAsia="Songti TC" w:hAnsi="Songti TC" w:cs="Microsoft YaHei"/>
+          <w:bCs/>
+          <w:spacing w:val="20"/>
+          <w:sz w:val="36"/>
+        </w:rPr>
+      </w:pPr>
+      <w:r>
+        <w:rPr>
+          <w:rFonts w:ascii="Songti TC" w:eastAsia="Songti TC" w:hAnsi="Songti TC" w:cs="Microsoft YaHei" w:hint="eastAsia"/>
+          <w:bCs/>
+          <w:spacing w:val="20"/>
+          <w:sz w:val="36"/>
+        </w:rPr>
+        <w:t xml:space="preserve">第七次课教案</w:t>
+      </w:r>
+    </w:p>
+    <w:tbl>
+      <w:tblPr>
+        <w:tblW w:w="8950" w:type="dxa"/>
+        <w:tblInd w:w="-49" w:type="dxa"/>
+        <w:tblBorders>
+          <w:top w:val="single" w:sz="4" w:space="0" w:color="auto"/>
+          <w:left w:val="single" w:sz="4" w:space="0" w:color="auto"/>
+          <w:bottom w:val="single" w:sz="4" w:space="0" w:color="auto"/>
+          <w:right w:val="single" w:sz="4" w:space="0" w:color="auto"/>
+        </w:tblBorders>
+        <w:tblLook w:val="0000" w:firstRow="0" w:lastRow="0" w:firstColumn="0" w:lastColumn="0" w:noHBand="0" w:noVBand="0"/>
+      </w:tblPr>
+      <w:tblGrid>
+        <w:gridCol w:w="1246"/>
+        <w:gridCol w:w="1740"/>
+        <w:gridCol w:w="5964"/>
+      </w:tblGrid>
+      <w:tr>
+        <w:trPr>
+          <w:trHeight w:val="567"/>
+        </w:trPr>
+        <w:tc>
+          <w:tcPr>
+            <w:tcW w:w="1246" w:type="dxa"/>
+            <w:tcBorders>
+              <w:top w:val="single" w:sz="12" w:space="0" w:color="auto"/>
+              <w:left w:val="single" w:sz="12" w:space="0" w:color="auto"/>
+              <w:bottom w:val="single" w:sz="4" w:space="0" w:color="auto"/>
+              <w:right w:val="single" w:sz="4" w:space="0" w:color="auto"/>
+            </w:tcBorders>
+            <w:tcMar>
+              <w:left w:w="57" w:type="dxa"/>
+              <w:right w:w="57" w:type="dxa"/>
+            </w:tcMar>
+            <w:vAlign w:val="center"/>
+          </w:tcPr>
+          <w:p>
+            <w:pPr>
+              <w:widowControl/>
+              <w:spacing w:before="40" w:after="40" w:line="400" w:lineRule="exact"/>
+              <w:ind w:left="57"/>
+              <w:jc w:val="center"/>
+              <w:rPr>
+                <w:rFonts w:ascii="FangSong_GB2312" w:eastAsia="FangSong_GB2312" w:hAnsi="FangSong_GB2312" w:cs="FangSong_GB2312"/>
+                <w:color w:val="000000"/>
+                <w:kern w:val="0"/>
+                <w:sz w:val="24"/>
+              </w:rPr>
+            </w:pPr>
+            <w:r>
+              <w:rPr>
+                <w:rFonts w:ascii="FangSong_GB2312" w:eastAsia="FangSong_GB2312" w:hAnsi="FangSong_GB2312" w:cs="FangSong_GB2312" w:hint="eastAsia"/>
+                <w:color w:val="000000"/>
+                <w:kern w:val="0"/>
+                <w:sz w:val="24"/>
+              </w:rPr>
+              <w:t>授课章节</w:t>
+            </w:r>
+          </w:p>
+        </w:tc>
+        <w:tc>
+          <w:tcPr>
+            <w:tcW w:w="7704" w:type="dxa"/>
+            <w:gridSpan w:val="2"/>
+            <w:tcBorders>
+              <w:top w:val="single" w:sz="12" w:space="0" w:color="auto"/>
+              <w:left w:val="single" w:sz="4" w:space="0" w:color="auto"/>
+              <w:bottom w:val="single" w:sz="4" w:space="0" w:color="auto"/>
+              <w:right w:val="single" w:sz="12" w:space="0" w:color="auto"/>
+            </w:tcBorders>
+            <w:tcMar>
+              <w:left w:w="57" w:type="dxa"/>
+              <w:right w:w="57" w:type="dxa"/>
+            </w:tcMar>
+            <w:vAlign w:val="center"/>
+          </w:tcPr>
+          <w:p>
+            <w:pPr>
+              <w:widowControl/>
+              <w:spacing w:before="40" w:after="40" w:line="400" w:lineRule="exact"/>
+              <w:ind w:left="57" w:firstLineChars="100" w:firstLine="240"/>
+              <w:jc w:val="center"/>
+              <w:rPr>
+                <w:rFonts w:ascii="FangSong_GB2312" w:eastAsia="FangSong_GB2312" w:hAnsi="FangSong_GB2312" w:cs="FangSong_GB2312"/>
+                <w:color w:val="000000"/>
+                <w:kern w:val="0"/>
+                <w:sz w:val="24"/>
+              </w:rPr>
+            </w:pPr>
+            <w:r>
+              <w:rPr>
+                <w:rFonts w:ascii="FangSong_GB2312" w:eastAsia="FangSong_GB2312" w:hAnsi="FangSong_GB2312" w:cs="FangSong_GB2312" w:hint="eastAsia"/>
+                <w:color w:val="000000"/>
+                <w:kern w:val="0"/>
+                <w:sz w:val="24"/>
+              </w:rPr>
               <w:t xml:space="preserve">第7章  综合项目启动</w:t>
             </w:r>
           </w:p>
@@ -20926,7 +25627,7 @@
                 <w:kern w:val="0"/>
                 <w:sz w:val="24"/>
               </w:rPr>
-              <w:t xml:space="preserve">1. 能够通过自然语言建模，灵活驱动 D3 或 ECharts 等高级框架进行复杂交互叙事的生成。支撑课程能力目标（1），对应毕业要求4。</w:t>
+              <w:t xml:space="preserve">1. 能够通过自然语言概念驱动，灵活指挥 AI 引擎运用 D3.js 框架进行复杂交互叙事的生成与视觉定制。支撑课程能力目标（1），对应毕业要求4。</w:t>
             </w:r>
           </w:p>
           <w:p>
@@ -21373,7 +26074,7 @@
                 <w:kern w:val="0"/>
                 <w:sz w:val="24"/>
               </w:rPr>
-              <w:t xml:space="preserve">《信息可视化设计》全书综合复习</w:t>
+              <w:t xml:space="preserve">《信息可视化设计》第六章 中国'十四五'期间'核心技术'信息可视化设计</w:t>
             </w:r>
           </w:p>
         </w:tc>
@@ -21695,27 +26396,27 @@
                 <w:kern w:val="0"/>
                 <w:sz w:val="24"/>
               </w:rPr>
-              <w:t xml:space="preserve">1. 回顾 W07 项目架构设计，检查各组项目进度与遗留问题</w:t>
-            </w:r>
-          </w:p>
-          <w:p>
-            <w:pPr>
-              <w:widowControl/>
-              <w:spacing w:line="400" w:lineRule="exact"/>
-              <w:jc w:val="left"/>
-              <w:rPr>
-                <w:rFonts w:ascii="FangSong_GB2312" w:eastAsia="FangSong_GB2312" w:hAnsi="FangSong_GB2312" w:cs="FangSong_GB2312"/>
-                <w:kern w:val="0"/>
-                <w:sz w:val="24"/>
-              </w:rPr>
-            </w:pPr>
-            <w:r>
-              <w:rPr>
-                <w:rFonts w:ascii="FangSong_GB2312" w:eastAsia="FangSong_GB2312" w:hAnsi="FangSong_GB2312" w:cs="FangSong_GB2312" w:hint="eastAsia"/>
-                <w:kern w:val="0"/>
-                <w:sz w:val="24"/>
-              </w:rPr>
-              <w:t xml:space="preserve">2. 检查学生对前置知识的掌握情况，建立新旧知识的逻辑桥梁。</w:t>
+              <w:t xml:space="preserve">1. 回顾 W07 确立的项目架构与防崩塌策略，检查遗留的数据获取问题。</w:t>
+            </w:r>
+          </w:p>
+          <w:p>
+            <w:pPr>
+              <w:widowControl/>
+              <w:spacing w:line="400" w:lineRule="exact"/>
+              <w:jc w:val="left"/>
+              <w:rPr>
+                <w:rFonts w:ascii="FangSong_GB2312" w:eastAsia="FangSong_GB2312" w:hAnsi="FangSong_GB2312" w:cs="FangSong_GB2312"/>
+                <w:kern w:val="0"/>
+                <w:sz w:val="24"/>
+              </w:rPr>
+            </w:pPr>
+            <w:r>
+              <w:rPr>
+                <w:rFonts w:ascii="FangSong_GB2312" w:eastAsia="FangSong_GB2312" w:hAnsi="FangSong_GB2312" w:cs="FangSong_GB2312" w:hint="eastAsia"/>
+                <w:kern w:val="0"/>
+                <w:sz w:val="24"/>
+              </w:rPr>
+              <w:t xml:space="preserve">2. 极速串讲前置关键概念，迅速进入冲刺状态。</w:t>
             </w:r>
           </w:p>
           <w:p>
@@ -21755,7 +26456,7 @@
                 <w:kern w:val="0"/>
                 <w:sz w:val="24"/>
               </w:rPr>
-              <w:t xml:space="preserve">【时间安排】约10分钟（0.2理论学时）</w:t>
+              <w:t xml:space="preserve">【时间安排】约5分钟（0.1理论学时）</w:t>
             </w:r>
           </w:p>
           <w:p>
@@ -21892,47 +26593,27 @@
                 <w:kern w:val="0"/>
                 <w:sz w:val="24"/>
               </w:rPr>
-              <w:t xml:space="preserve">1. 以'大音希声'理念引入——警惕科技狂欢，回归艺术本真</w:t>
-            </w:r>
-          </w:p>
-          <w:p>
-            <w:pPr>
-              <w:widowControl/>
-              <w:spacing w:line="400" w:lineRule="exact"/>
-              <w:jc w:val="left"/>
-              <w:rPr>
-                <w:rFonts w:ascii="FangSong_GB2312" w:eastAsia="FangSong_GB2312" w:hAnsi="FangSong_GB2312" w:cs="FangSong_GB2312"/>
-                <w:kern w:val="0"/>
-                <w:sz w:val="24"/>
-              </w:rPr>
-            </w:pPr>
-            <w:r>
-              <w:rPr>
-                <w:rFonts w:ascii="FangSong_GB2312" w:eastAsia="FangSong_GB2312" w:hAnsi="FangSong_GB2312" w:cs="FangSong_GB2312" w:hint="eastAsia"/>
-                <w:kern w:val="0"/>
-                <w:sz w:val="24"/>
-              </w:rPr>
-              <w:t xml:space="preserve">2. 明确本节课核心聚焦点：全链路生成创作流程的整合与交互叙事的前端封装</w:t>
-            </w:r>
-          </w:p>
-          <w:p>
-            <w:pPr>
-              <w:widowControl/>
-              <w:spacing w:line="400" w:lineRule="exact"/>
-              <w:jc w:val="left"/>
-              <w:rPr>
-                <w:rFonts w:ascii="FangSong_GB2312" w:eastAsia="FangSong_GB2312" w:hAnsi="FangSong_GB2312" w:cs="FangSong_GB2312"/>
-                <w:kern w:val="0"/>
-                <w:sz w:val="24"/>
-              </w:rPr>
-            </w:pPr>
-            <w:r>
-              <w:rPr>
-                <w:rFonts w:ascii="FangSong_GB2312" w:eastAsia="FangSong_GB2312" w:hAnsi="FangSong_GB2312" w:cs="FangSong_GB2312" w:hint="eastAsia"/>
-                <w:kern w:val="0"/>
-                <w:sz w:val="24"/>
-              </w:rPr>
-              <w:t xml:space="preserve">3. 激发学生学习动机与探索兴趣。</w:t>
+              <w:t xml:space="preserve">1. 以'大音希声'理念引入——警惕科技狂欢，回归艺术本真。</w:t>
+            </w:r>
+          </w:p>
+          <w:p>
+            <w:pPr>
+              <w:widowControl/>
+              <w:spacing w:line="400" w:lineRule="exact"/>
+              <w:jc w:val="left"/>
+              <w:rPr>
+                <w:rFonts w:ascii="FangSong_GB2312" w:eastAsia="FangSong_GB2312" w:hAnsi="FangSong_GB2312" w:cs="FangSong_GB2312"/>
+                <w:kern w:val="0"/>
+                <w:sz w:val="24"/>
+              </w:rPr>
+            </w:pPr>
+            <w:r>
+              <w:rPr>
+                <w:rFonts w:ascii="FangSong_GB2312" w:eastAsia="FangSong_GB2312" w:hAnsi="FangSong_GB2312" w:cs="FangSong_GB2312" w:hint="eastAsia"/>
+                <w:kern w:val="0"/>
+                <w:sz w:val="24"/>
+              </w:rPr>
+              <w:t xml:space="preserve">2. 明确本节核心任务：排除最终技术障碍并完成项目的优雅封装与上线部署。</w:t>
             </w:r>
           </w:p>
           <w:p>
@@ -21972,7 +26653,7 @@
                 <w:kern w:val="0"/>
                 <w:sz w:val="24"/>
               </w:rPr>
-              <w:t xml:space="preserve">【时间安排】约15分钟（0.3理论学时）</w:t>
+              <w:t xml:space="preserve">【时间安排】约10分钟（0.2理论学时）</w:t>
             </w:r>
           </w:p>
           <w:p>
@@ -22116,67 +26797,67 @@
                 <w:kern w:val="0"/>
                 <w:sz w:val="24"/>
               </w:rPr>
-              <w:t xml:space="preserve">1. 授课主线：整合排错三大死亡场景（作用域/Z-index/竞态）、CSS 艺术封装三层法则、静态部署工作流</w:t>
-            </w:r>
-          </w:p>
-          <w:p>
-            <w:pPr>
-              <w:widowControl/>
-              <w:spacing w:line="400" w:lineRule="exact"/>
-              <w:jc w:val="left"/>
-              <w:rPr>
-                <w:rFonts w:ascii="FangSong_GB2312" w:eastAsia="FangSong_GB2312" w:hAnsi="FangSong_GB2312" w:cs="FangSong_GB2312"/>
-                <w:kern w:val="0"/>
-                <w:sz w:val="24"/>
-              </w:rPr>
-            </w:pPr>
-            <w:r>
-              <w:rPr>
-                <w:rFonts w:ascii="FangSong_GB2312" w:eastAsia="FangSong_GB2312" w:hAnsi="FangSong_GB2312" w:cs="FangSong_GB2312" w:hint="eastAsia"/>
-                <w:kern w:val="0"/>
-                <w:sz w:val="24"/>
-              </w:rPr>
-              <w:t xml:space="preserve">2. 知识点拆解：8.1 大音希声：全链路生成、艺术封装与项目上线</w:t>
-            </w:r>
-          </w:p>
-          <w:p>
-            <w:pPr>
-              <w:widowControl/>
-              <w:spacing w:line="400" w:lineRule="exact"/>
-              <w:jc w:val="left"/>
-              <w:rPr>
-                <w:rFonts w:ascii="FangSong_GB2312" w:eastAsia="FangSong_GB2312" w:hAnsi="FangSong_GB2312" w:cs="FangSong_GB2312"/>
-                <w:kern w:val="0"/>
-                <w:sz w:val="24"/>
-              </w:rPr>
-            </w:pPr>
-            <w:r>
-              <w:rPr>
-                <w:rFonts w:ascii="FangSong_GB2312" w:eastAsia="FangSong_GB2312" w:hAnsi="FangSong_GB2312" w:cs="FangSong_GB2312" w:hint="eastAsia"/>
-                <w:kern w:val="0"/>
-                <w:sz w:val="24"/>
-              </w:rPr>
-              <w:t xml:space="preserve">3. 重难点突破：针对“在技术实现与艺术表达之间取得平衡，完成高完成度的综合可视化作品”，采用案例剖析策略。</w:t>
-            </w:r>
-          </w:p>
-          <w:p>
-            <w:pPr>
-              <w:widowControl/>
-              <w:spacing w:line="400" w:lineRule="exact"/>
-              <w:jc w:val="left"/>
-              <w:rPr>
-                <w:rFonts w:ascii="FangSong_GB2312" w:eastAsia="FangSong_GB2312" w:hAnsi="FangSong_GB2312" w:cs="FangSong_GB2312"/>
-                <w:kern w:val="0"/>
-                <w:sz w:val="24"/>
-              </w:rPr>
-            </w:pPr>
-            <w:r>
-              <w:rPr>
-                <w:rFonts w:ascii="FangSong_GB2312" w:eastAsia="FangSong_GB2312" w:hAnsi="FangSong_GB2312" w:cs="FangSong_GB2312" w:hint="eastAsia"/>
-                <w:kern w:val="0"/>
-                <w:sz w:val="24"/>
-              </w:rPr>
-              <w:t xml:space="preserve">4. 支撑目标：回溯《信息可视化设计》理论：在科技狂欢中坚守艺术的直觉表达</w:t>
+              <w:t xml:space="preserve">1. 授课主线：前端整合排错三大死亡场景（作用域/Z-index/竞态）、CSS 艺术封装法则。</w:t>
+            </w:r>
+          </w:p>
+          <w:p>
+            <w:pPr>
+              <w:widowControl/>
+              <w:spacing w:line="400" w:lineRule="exact"/>
+              <w:jc w:val="left"/>
+              <w:rPr>
+                <w:rFonts w:ascii="FangSong_GB2312" w:eastAsia="FangSong_GB2312" w:hAnsi="FangSong_GB2312" w:cs="FangSong_GB2312"/>
+                <w:kern w:val="0"/>
+                <w:sz w:val="24"/>
+              </w:rPr>
+            </w:pPr>
+            <w:r>
+              <w:rPr>
+                <w:rFonts w:ascii="FangSong_GB2312" w:eastAsia="FangSong_GB2312" w:hAnsi="FangSong_GB2312" w:cs="FangSong_GB2312" w:hint="eastAsia"/>
+                <w:kern w:val="0"/>
+                <w:sz w:val="24"/>
+              </w:rPr>
+              <w:t xml:space="preserve">2. 知识点拆解：大音希声：全链路生成、艺术封装与项目上线。</w:t>
+            </w:r>
+          </w:p>
+          <w:p>
+            <w:pPr>
+              <w:widowControl/>
+              <w:spacing w:line="400" w:lineRule="exact"/>
+              <w:jc w:val="left"/>
+              <w:rPr>
+                <w:rFonts w:ascii="FangSong_GB2312" w:eastAsia="FangSong_GB2312" w:hAnsi="FangSong_GB2312" w:cs="FangSong_GB2312"/>
+                <w:kern w:val="0"/>
+                <w:sz w:val="24"/>
+              </w:rPr>
+            </w:pPr>
+            <w:r>
+              <w:rPr>
+                <w:rFonts w:ascii="FangSong_GB2312" w:eastAsia="FangSong_GB2312" w:hAnsi="FangSong_GB2312" w:cs="FangSong_GB2312" w:hint="eastAsia"/>
+                <w:kern w:val="0"/>
+                <w:sz w:val="24"/>
+              </w:rPr>
+              <w:t xml:space="preserve">3. 强化数据清洗赋能：如何在代码冲刺前通过最后一轮数据整洁化（Tidy Data）降低前端逻辑负担。</w:t>
+            </w:r>
+          </w:p>
+          <w:p>
+            <w:pPr>
+              <w:widowControl/>
+              <w:spacing w:line="400" w:lineRule="exact"/>
+              <w:jc w:val="left"/>
+              <w:rPr>
+                <w:rFonts w:ascii="FangSong_GB2312" w:eastAsia="FangSong_GB2312" w:hAnsi="FangSong_GB2312" w:cs="FangSong_GB2312"/>
+                <w:kern w:val="0"/>
+                <w:sz w:val="24"/>
+              </w:rPr>
+            </w:pPr>
+            <w:r>
+              <w:rPr>
+                <w:rFonts w:ascii="FangSong_GB2312" w:eastAsia="FangSong_GB2312" w:hAnsi="FangSong_GB2312" w:cs="FangSong_GB2312" w:hint="eastAsia"/>
+                <w:kern w:val="0"/>
+                <w:sz w:val="24"/>
+              </w:rPr>
+              <w:t xml:space="preserve">4. 支撑目标：回溯理论框架，在科技狂欢中坚守艺术直觉。</w:t>
             </w:r>
           </w:p>
           <w:p>
@@ -22216,7 +26897,7 @@
                 <w:kern w:val="0"/>
                 <w:sz w:val="24"/>
               </w:rPr>
-              <w:t xml:space="preserve">【时间安排】约65分钟（1.5理论学时）</w:t>
+              <w:t xml:space="preserve">【时间安排】约75分钟（1.7理论学时）</w:t>
             </w:r>
           </w:p>
           <w:p>
@@ -22391,51 +27072,51 @@
                 <w:kern w:val="0"/>
                 <w:sz w:val="24"/>
               </w:rPr>
-              <w:t xml:space="preserve">1. 实践任务指导：终极报错排雷 + 艺术封装大改造 + Vercel 部署上线</w:t>
-            </w:r>
-          </w:p>
-          <w:p>
-            <w:pPr>
-              <w:widowControl/>
-              <w:spacing w:line="400" w:lineRule="exact"/>
-              <w:jc w:val="left"/>
-              <w:rPr>
-                <w:rFonts w:ascii="FangSong_GB2312" w:eastAsia="FangSong_GB2312" w:hAnsi="FangSong_GB2312" w:cs="FangSong_GB2312"/>
-                <w:color w:val="000000"/>
-                <w:kern w:val="0"/>
-                <w:sz w:val="24"/>
-              </w:rPr>
-            </w:pPr>
-            <w:r>
-              <w:rPr>
-                <w:rFonts w:ascii="FangSong_GB2312" w:eastAsia="FangSong_GB2312" w:hAnsi="FangSong_GB2312" w:cs="FangSong_GB2312" w:hint="eastAsia"/>
-                <w:color w:val="000000"/>
-                <w:kern w:val="0"/>
-                <w:sz w:val="24"/>
-              </w:rPr>
-              <w:t xml:space="preserve">2. 核心任务目标：完成最终数据艺术项目的全链路部署（GitHub Pages / Vercel 上线），参加 Peer Critique 并提交 Best Final Killer Prompt 分析。</w:t>
-            </w:r>
-          </w:p>
-          <w:p>
-            <w:pPr>
-              <w:widowControl/>
-              <w:spacing w:line="400" w:lineRule="exact"/>
-              <w:jc w:val="left"/>
-              <w:rPr>
-                <w:rFonts w:ascii="FangSong_GB2312" w:eastAsia="FangSong_GB2312" w:hAnsi="FangSong_GB2312" w:cs="FangSong_GB2312"/>
-                <w:color w:val="000000"/>
-                <w:kern w:val="0"/>
-                <w:sz w:val="24"/>
-              </w:rPr>
-            </w:pPr>
-            <w:r>
-              <w:rPr>
-                <w:rFonts w:ascii="FangSong_GB2312" w:eastAsia="FangSong_GB2312" w:hAnsi="FangSong_GB2312" w:cs="FangSong_GB2312" w:hint="eastAsia"/>
-                <w:color w:val="000000"/>
-                <w:kern w:val="0"/>
-                <w:sz w:val="24"/>
-              </w:rPr>
-              <w:t xml:space="preserve">3. 教师巡回指导，及时发现并纠正学生实践中的认知偏差。</w:t>
+              <w:t xml:space="preserve">1. 第一部分：最后的数据清洗与底层 Bug 排查（原路报红抗压训练）。</w:t>
+            </w:r>
+          </w:p>
+          <w:p>
+            <w:pPr>
+              <w:widowControl/>
+              <w:spacing w:line="400" w:lineRule="exact"/>
+              <w:jc w:val="left"/>
+              <w:rPr>
+                <w:rFonts w:ascii="FangSong_GB2312" w:eastAsia="FangSong_GB2312" w:hAnsi="FangSong_GB2312" w:cs="FangSong_GB2312"/>
+                <w:color w:val="000000"/>
+                <w:kern w:val="0"/>
+                <w:sz w:val="24"/>
+              </w:rPr>
+            </w:pPr>
+            <w:r>
+              <w:rPr>
+                <w:rFonts w:ascii="FangSong_GB2312" w:eastAsia="FangSong_GB2312" w:hAnsi="FangSong_GB2312" w:cs="FangSong_GB2312" w:hint="eastAsia"/>
+                <w:color w:val="000000"/>
+                <w:kern w:val="0"/>
+                <w:sz w:val="24"/>
+              </w:rPr>
+              <w:t xml:space="preserve">2. 第二部分：视觉与交互代码精修，赋予作品叙事连贯性。</w:t>
+            </w:r>
+          </w:p>
+          <w:p>
+            <w:pPr>
+              <w:widowControl/>
+              <w:spacing w:line="400" w:lineRule="exact"/>
+              <w:jc w:val="left"/>
+              <w:rPr>
+                <w:rFonts w:ascii="FangSong_GB2312" w:eastAsia="FangSong_GB2312" w:hAnsi="FangSong_GB2312" w:cs="FangSong_GB2312"/>
+                <w:color w:val="000000"/>
+                <w:kern w:val="0"/>
+                <w:sz w:val="24"/>
+              </w:rPr>
+            </w:pPr>
+            <w:r>
+              <w:rPr>
+                <w:rFonts w:ascii="FangSong_GB2312" w:eastAsia="FangSong_GB2312" w:hAnsi="FangSong_GB2312" w:cs="FangSong_GB2312" w:hint="eastAsia"/>
+                <w:color w:val="000000"/>
+                <w:kern w:val="0"/>
+                <w:sz w:val="24"/>
+              </w:rPr>
+              <w:t xml:space="preserve">3. 第三部分：Vercel / GitHub Pages 的正式公网部署实战（不少于 30 分钟专项冲刺）。</w:t>
             </w:r>
           </w:p>
           <w:p>
@@ -22479,7 +27160,7 @@
                 <w:kern w:val="0"/>
                 <w:sz w:val="24"/>
               </w:rPr>
-              <w:t xml:space="preserve">【时间安排】约120分钟（2.7实践学时）</w:t>
+              <w:t xml:space="preserve">【时间安排】约115分钟（2.6实践学时）</w:t>
             </w:r>
           </w:p>
           <w:p>
@@ -22635,73 +27316,51 @@
                 <w:kern w:val="0"/>
                 <w:sz w:val="24"/>
               </w:rPr>
-              <w:t xml:space="preserve">1. 归纳梳理：Peer Critique 与 Best Prompt 洞察大会，课程结业总结</w:t>
-            </w:r>
-          </w:p>
-          <w:p>
-            <w:pPr>
-              <w:widowControl/>
-              <w:spacing w:line="400" w:lineRule="exact"/>
-              <w:jc w:val="left"/>
-              <w:rPr>
-                <w:rFonts w:ascii="FangSong_GB2312" w:eastAsia="FangSong_GB2312" w:hAnsi="FangSong_GB2312" w:cs="FangSong_GB2312"/>
-                <w:color w:val="000000"/>
-                <w:kern w:val="0"/>
-                <w:sz w:val="24"/>
-              </w:rPr>
-            </w:pPr>
-            <w:r>
-              <w:rPr>
-                <w:rFonts w:ascii="FangSong_GB2312" w:eastAsia="FangSong_GB2312" w:hAnsi="FangSong_GB2312" w:cs="FangSong_GB2312" w:hint="eastAsia"/>
-                <w:color w:val="000000"/>
-                <w:kern w:val="0"/>
-                <w:sz w:val="24"/>
-              </w:rPr>
-              <w:t xml:space="preserve">2. 强化记忆：系统性总结本节课核心知识点与技能框架。</w:t>
-            </w:r>
-          </w:p>
-          <w:p>
-            <w:pPr>
-              <w:widowControl/>
-              <w:spacing w:line="400" w:lineRule="exact"/>
-              <w:jc w:val="left"/>
-              <w:rPr>
-                <w:rFonts w:ascii="FangSong_GB2312" w:eastAsia="FangSong_GB2312" w:hAnsi="FangSong_GB2312" w:cs="FangSong_GB2312"/>
-                <w:color w:val="000000"/>
-                <w:kern w:val="0"/>
-                <w:sz w:val="24"/>
-              </w:rPr>
-            </w:pPr>
-            <w:r>
-              <w:rPr>
-                <w:rFonts w:ascii="FangSong_GB2312" w:eastAsia="FangSong_GB2312" w:hAnsi="FangSong_GB2312" w:cs="FangSong_GB2312" w:hint="eastAsia"/>
-                <w:color w:val="000000"/>
-                <w:kern w:val="0"/>
-                <w:sz w:val="24"/>
-              </w:rPr>
-              <w:t xml:space="preserve">3. 布置课后延伸思考与预习任务。</w:t>
-            </w:r>
-          </w:p>
-          <w:p>
-            <w:pPr>
-              <w:widowControl/>
-              <w:spacing w:line="400" w:lineRule="exact"/>
-              <w:jc w:val="left"/>
-              <w:rPr>
-                <w:rFonts w:ascii="FangSong_GB2312" w:eastAsia="FangSong_GB2312" w:hAnsi="FangSong_GB2312" w:cs="FangSong_GB2312"/>
-                <w:color w:val="000000"/>
-                <w:kern w:val="0"/>
-                <w:sz w:val="24"/>
-              </w:rPr>
-            </w:pPr>
-            <w:r>
-              <w:rPr>
-                <w:rFonts w:ascii="FangSong_GB2312" w:eastAsia="FangSong_GB2312" w:hAnsi="FangSong_GB2312" w:cs="FangSong_GB2312" w:hint="eastAsia"/>
-                <w:color w:val="000000"/>
-                <w:kern w:val="0"/>
-                <w:sz w:val="24"/>
-              </w:rPr>
-              <w:t xml:space="preserve">【时间安排】约15分钟（0.3实践学时）</w:t>
+              <w:t xml:space="preserve">1. 归纳梳理：Peer Critique 评述与 Best Killer Prompt 剖析。</w:t>
+            </w:r>
+          </w:p>
+          <w:p>
+            <w:pPr>
+              <w:widowControl/>
+              <w:spacing w:line="400" w:lineRule="exact"/>
+              <w:jc w:val="left"/>
+              <w:rPr>
+                <w:rFonts w:ascii="FangSong_GB2312" w:eastAsia="FangSong_GB2312" w:hAnsi="FangSong_GB2312" w:cs="FangSong_GB2312"/>
+                <w:color w:val="000000"/>
+                <w:kern w:val="0"/>
+                <w:sz w:val="24"/>
+              </w:rPr>
+            </w:pPr>
+            <w:r>
+              <w:rPr>
+                <w:rFonts w:ascii="FangSong_GB2312" w:eastAsia="FangSong_GB2312" w:hAnsi="FangSong_GB2312" w:cs="FangSong_GB2312" w:hint="eastAsia"/>
+                <w:color w:val="000000"/>
+                <w:kern w:val="0"/>
+                <w:sz w:val="24"/>
+              </w:rPr>
+              <w:t xml:space="preserve">2. 课程全盘复盘与结业总结，反思 AI 辅助设计的边界。</w:t>
+            </w:r>
+          </w:p>
+          <w:p>
+            <w:pPr>
+              <w:widowControl/>
+              <w:spacing w:line="400" w:lineRule="exact"/>
+              <w:jc w:val="left"/>
+              <w:rPr>
+                <w:rFonts w:ascii="FangSong_GB2312" w:eastAsia="FangSong_GB2312" w:hAnsi="FangSong_GB2312" w:cs="FangSong_GB2312"/>
+                <w:color w:val="000000"/>
+                <w:kern w:val="0"/>
+                <w:sz w:val="24"/>
+              </w:rPr>
+            </w:pPr>
+            <w:r>
+              <w:rPr>
+                <w:rFonts w:ascii="FangSong_GB2312" w:eastAsia="FangSong_GB2312" w:hAnsi="FangSong_GB2312" w:cs="FangSong_GB2312" w:hint="eastAsia"/>
+                <w:color w:val="000000"/>
+                <w:kern w:val="0"/>
+                <w:sz w:val="24"/>
+              </w:rPr>
+              <w:t xml:space="preserve">【时间安排】约20分钟（0.4实践学时）</w:t>
             </w:r>
           </w:p>
           <w:p>

--- a/信息可视化/Output/教案/45林昕46林昕+2024级+数字媒体艺术+《信息可视化设计》+教案.docx
+++ b/信息可视化/Output/教案/45林昕46林昕+2024级+数字媒体艺术+《信息可视化设计》+教案.docx
@@ -4939,7 +4939,7 @@
                 <w:kern w:val="0"/>
                 <w:sz w:val="24"/>
               </w:rPr>
-              <w:t xml:space="preserve">【教学组织】【课程情境导入】</w:t>
+              <w:t xml:space="preserve">教学组织课程情境导入</w:t>
             </w:r>
           </w:p>
           <w:p>
@@ -5019,47 +5019,47 @@
                 <w:kern w:val="0"/>
                 <w:sz w:val="24"/>
               </w:rPr>
-              <w:t xml:space="preserve">【教学方法】理论讲授、案例演示、工具实操</w:t>
-            </w:r>
-          </w:p>
-          <w:p>
-            <w:pPr>
-              <w:widowControl/>
-              <w:spacing w:line="400" w:lineRule="exact"/>
-              <w:jc w:val="left"/>
-              <w:rPr>
-                <w:rFonts w:ascii="FangSong_GB2312" w:eastAsia="FangSong_GB2312" w:hAnsi="FangSong_GB2312" w:cs="FangSong_GB2312"/>
-                <w:kern w:val="0"/>
-                <w:sz w:val="24"/>
-              </w:rPr>
-            </w:pPr>
-            <w:r>
-              <w:rPr>
-                <w:rFonts w:ascii="FangSong_GB2312" w:eastAsia="FangSong_GB2312" w:hAnsi="FangSong_GB2312" w:cs="FangSong_GB2312" w:hint="eastAsia"/>
-                <w:kern w:val="0"/>
-                <w:sz w:val="24"/>
-              </w:rPr>
-              <w:t xml:space="preserve">【时间安排】约25分钟（0.6理论学时）</w:t>
-            </w:r>
-          </w:p>
-          <w:p>
-            <w:pPr>
-              <w:widowControl/>
-              <w:spacing w:line="400" w:lineRule="exact"/>
-              <w:jc w:val="left"/>
-              <w:rPr>
-                <w:rFonts w:ascii="FangSong_GB2312" w:eastAsia="FangSong_GB2312" w:hAnsi="FangSong_GB2312" w:cs="FangSong_GB2312"/>
-                <w:kern w:val="0"/>
-                <w:sz w:val="24"/>
-              </w:rPr>
-            </w:pPr>
-            <w:r>
-              <w:rPr>
-                <w:rFonts w:ascii="FangSong_GB2312" w:eastAsia="FangSong_GB2312" w:hAnsi="FangSong_GB2312" w:cs="FangSong_GB2312" w:hint="eastAsia"/>
-                <w:kern w:val="0"/>
-                <w:sz w:val="24"/>
-              </w:rPr>
-              <w:t xml:space="preserve">【课堂思考】</w:t>
+              <w:t xml:space="preserve">教学方法理论讲授、案例演示、工具实操</w:t>
+            </w:r>
+          </w:p>
+          <w:p>
+            <w:pPr>
+              <w:widowControl/>
+              <w:spacing w:line="400" w:lineRule="exact"/>
+              <w:jc w:val="left"/>
+              <w:rPr>
+                <w:rFonts w:ascii="FangSong_GB2312" w:eastAsia="FangSong_GB2312" w:hAnsi="FangSong_GB2312" w:cs="FangSong_GB2312"/>
+                <w:kern w:val="0"/>
+                <w:sz w:val="24"/>
+              </w:rPr>
+            </w:pPr>
+            <w:r>
+              <w:rPr>
+                <w:rFonts w:ascii="FangSong_GB2312" w:eastAsia="FangSong_GB2312" w:hAnsi="FangSong_GB2312" w:cs="FangSong_GB2312" w:hint="eastAsia"/>
+                <w:kern w:val="0"/>
+                <w:sz w:val="24"/>
+              </w:rPr>
+              <w:t xml:space="preserve">时间安排约25分钟（0.6理论学时）</w:t>
+            </w:r>
+          </w:p>
+          <w:p>
+            <w:pPr>
+              <w:widowControl/>
+              <w:spacing w:line="400" w:lineRule="exact"/>
+              <w:jc w:val="left"/>
+              <w:rPr>
+                <w:rFonts w:ascii="FangSong_GB2312" w:eastAsia="FangSong_GB2312" w:hAnsi="FangSong_GB2312" w:cs="FangSong_GB2312"/>
+                <w:kern w:val="0"/>
+                <w:sz w:val="24"/>
+              </w:rPr>
+            </w:pPr>
+            <w:r>
+              <w:rPr>
+                <w:rFonts w:ascii="FangSong_GB2312" w:eastAsia="FangSong_GB2312" w:hAnsi="FangSong_GB2312" w:cs="FangSong_GB2312" w:hint="eastAsia"/>
+                <w:kern w:val="0"/>
+                <w:sz w:val="24"/>
+              </w:rPr>
+              <w:t xml:space="preserve">课堂思考</w:t>
             </w:r>
           </w:p>
         </w:tc>
@@ -5163,7 +5163,7 @@
                 <w:kern w:val="0"/>
                 <w:sz w:val="24"/>
               </w:rPr>
-              <w:t xml:space="preserve">【教学组织】【核心理论与技能解析】</w:t>
+              <w:t xml:space="preserve">教学组织核心理论与技能解析</w:t>
             </w:r>
           </w:p>
           <w:p>
@@ -5263,67 +5263,67 @@
                 <w:kern w:val="0"/>
                 <w:sz w:val="24"/>
               </w:rPr>
-              <w:t xml:space="preserve">【教学方法】理论讲授、案例演示、工具实操</w:t>
-            </w:r>
-          </w:p>
-          <w:p>
-            <w:pPr>
-              <w:widowControl/>
-              <w:spacing w:line="400" w:lineRule="exact"/>
-              <w:jc w:val="left"/>
-              <w:rPr>
-                <w:rFonts w:ascii="FangSong_GB2312" w:eastAsia="FangSong_GB2312" w:hAnsi="FangSong_GB2312" w:cs="FangSong_GB2312"/>
-                <w:kern w:val="0"/>
-                <w:sz w:val="24"/>
-              </w:rPr>
-            </w:pPr>
-            <w:r>
-              <w:rPr>
-                <w:rFonts w:ascii="FangSong_GB2312" w:eastAsia="FangSong_GB2312" w:hAnsi="FangSong_GB2312" w:cs="FangSong_GB2312" w:hint="eastAsia"/>
-                <w:kern w:val="0"/>
-                <w:sz w:val="24"/>
-              </w:rPr>
-              <w:t xml:space="preserve">【时间安排】约110分钟（2.4理论学时）</w:t>
-            </w:r>
-          </w:p>
-          <w:p>
-            <w:pPr>
-              <w:widowControl/>
-              <w:spacing w:line="400" w:lineRule="exact"/>
-              <w:jc w:val="left"/>
-              <w:rPr>
-                <w:rFonts w:ascii="FangSong_GB2312" w:eastAsia="FangSong_GB2312" w:hAnsi="FangSong_GB2312" w:cs="FangSong_GB2312"/>
-                <w:kern w:val="0"/>
-                <w:sz w:val="24"/>
-              </w:rPr>
-            </w:pPr>
-            <w:r>
-              <w:rPr>
-                <w:rFonts w:ascii="FangSong_GB2312" w:eastAsia="FangSong_GB2312" w:hAnsi="FangSong_GB2312" w:cs="FangSong_GB2312" w:hint="eastAsia"/>
-                <w:kern w:val="0"/>
-                <w:sz w:val="24"/>
-              </w:rPr>
-              <w:t xml:space="preserve">【课堂思考】</w:t>
-            </w:r>
-          </w:p>
-          <w:p>
-            <w:pPr>
-              <w:widowControl/>
-              <w:spacing w:line="400" w:lineRule="exact"/>
-              <w:jc w:val="left"/>
-              <w:rPr>
-                <w:rFonts w:ascii="FangSong_GB2312" w:eastAsia="FangSong_GB2312" w:hAnsi="FangSong_GB2312" w:cs="FangSong_GB2312"/>
-                <w:kern w:val="0"/>
-                <w:sz w:val="24"/>
-              </w:rPr>
-            </w:pPr>
-            <w:r>
-              <w:rPr>
-                <w:rFonts w:ascii="FangSong_GB2312" w:eastAsia="FangSong_GB2312" w:hAnsi="FangSong_GB2312" w:cs="FangSong_GB2312" w:hint="eastAsia"/>
-                <w:kern w:val="0"/>
-                <w:sz w:val="24"/>
-              </w:rPr>
-              <w:t xml:space="preserve">【课程思政融入点】结合中国大数据发展战略，认识数据可视化在国家治理与社会服务中的作用</w:t>
+              <w:t xml:space="preserve">教学方法理论讲授、案例演示、工具实操</w:t>
+            </w:r>
+          </w:p>
+          <w:p>
+            <w:pPr>
+              <w:widowControl/>
+              <w:spacing w:line="400" w:lineRule="exact"/>
+              <w:jc w:val="left"/>
+              <w:rPr>
+                <w:rFonts w:ascii="FangSong_GB2312" w:eastAsia="FangSong_GB2312" w:hAnsi="FangSong_GB2312" w:cs="FangSong_GB2312"/>
+                <w:kern w:val="0"/>
+                <w:sz w:val="24"/>
+              </w:rPr>
+            </w:pPr>
+            <w:r>
+              <w:rPr>
+                <w:rFonts w:ascii="FangSong_GB2312" w:eastAsia="FangSong_GB2312" w:hAnsi="FangSong_GB2312" w:cs="FangSong_GB2312" w:hint="eastAsia"/>
+                <w:kern w:val="0"/>
+                <w:sz w:val="24"/>
+              </w:rPr>
+              <w:t xml:space="preserve">时间安排约110分钟（2.4理论学时）</w:t>
+            </w:r>
+          </w:p>
+          <w:p>
+            <w:pPr>
+              <w:widowControl/>
+              <w:spacing w:line="400" w:lineRule="exact"/>
+              <w:jc w:val="left"/>
+              <w:rPr>
+                <w:rFonts w:ascii="FangSong_GB2312" w:eastAsia="FangSong_GB2312" w:hAnsi="FangSong_GB2312" w:cs="FangSong_GB2312"/>
+                <w:kern w:val="0"/>
+                <w:sz w:val="24"/>
+              </w:rPr>
+            </w:pPr>
+            <w:r>
+              <w:rPr>
+                <w:rFonts w:ascii="FangSong_GB2312" w:eastAsia="FangSong_GB2312" w:hAnsi="FangSong_GB2312" w:cs="FangSong_GB2312" w:hint="eastAsia"/>
+                <w:kern w:val="0"/>
+                <w:sz w:val="24"/>
+              </w:rPr>
+              <w:t xml:space="preserve">课堂思考</w:t>
+            </w:r>
+          </w:p>
+          <w:p>
+            <w:pPr>
+              <w:widowControl/>
+              <w:spacing w:line="400" w:lineRule="exact"/>
+              <w:jc w:val="left"/>
+              <w:rPr>
+                <w:rFonts w:ascii="FangSong_GB2312" w:eastAsia="FangSong_GB2312" w:hAnsi="FangSong_GB2312" w:cs="FangSong_GB2312"/>
+                <w:kern w:val="0"/>
+                <w:sz w:val="24"/>
+              </w:rPr>
+            </w:pPr>
+            <w:r>
+              <w:rPr>
+                <w:rFonts w:ascii="FangSong_GB2312" w:eastAsia="FangSong_GB2312" w:hAnsi="FangSong_GB2312" w:cs="FangSong_GB2312" w:hint="eastAsia"/>
+                <w:kern w:val="0"/>
+                <w:sz w:val="24"/>
+              </w:rPr>
+              <w:t xml:space="preserve">课程思政融入点结合中国大数据发展战略，认识数据可视化在国家治理与社会服务中的作用</w:t>
             </w:r>
           </w:p>
         </w:tc>
@@ -5436,7 +5436,7 @@
                 <w:kern w:val="0"/>
                 <w:sz w:val="24"/>
               </w:rPr>
-              <w:t xml:space="preserve">【教学组织】【课堂实践与操作训练】</w:t>
+              <w:t xml:space="preserve">教学组织课堂实践与操作训练</w:t>
             </w:r>
           </w:p>
           <w:p>
@@ -5524,51 +5524,51 @@
                 <w:kern w:val="0"/>
                 <w:sz w:val="24"/>
               </w:rPr>
-              <w:t xml:space="preserve">【教学方法】理论讲授、案例演示、工具实操</w:t>
-            </w:r>
-          </w:p>
-          <w:p>
-            <w:pPr>
-              <w:widowControl/>
-              <w:spacing w:line="400" w:lineRule="exact"/>
-              <w:jc w:val="left"/>
-              <w:rPr>
-                <w:rFonts w:ascii="FangSong_GB2312" w:eastAsia="FangSong_GB2312" w:hAnsi="FangSong_GB2312" w:cs="FangSong_GB2312"/>
-                <w:color w:val="000000"/>
-                <w:kern w:val="0"/>
-                <w:sz w:val="24"/>
-              </w:rPr>
-            </w:pPr>
-            <w:r>
-              <w:rPr>
-                <w:rFonts w:ascii="FangSong_GB2312" w:eastAsia="FangSong_GB2312" w:hAnsi="FangSong_GB2312" w:cs="FangSong_GB2312" w:hint="eastAsia"/>
-                <w:color w:val="000000"/>
-                <w:kern w:val="0"/>
-                <w:sz w:val="24"/>
-              </w:rPr>
-              <w:t xml:space="preserve">【时间安排】约75分钟（1.7实践学时）</w:t>
-            </w:r>
-          </w:p>
-          <w:p>
-            <w:pPr>
-              <w:widowControl/>
-              <w:spacing w:line="400" w:lineRule="exact"/>
-              <w:jc w:val="left"/>
-              <w:rPr>
-                <w:rFonts w:ascii="FangSong_GB2312" w:eastAsia="FangSong_GB2312" w:hAnsi="FangSong_GB2312" w:cs="FangSong_GB2312"/>
-                <w:color w:val="000000"/>
-                <w:kern w:val="0"/>
-                <w:sz w:val="24"/>
-              </w:rPr>
-            </w:pPr>
-            <w:r>
-              <w:rPr>
-                <w:rFonts w:ascii="FangSong_GB2312" w:eastAsia="FangSong_GB2312" w:hAnsi="FangSong_GB2312" w:cs="FangSong_GB2312" w:hint="eastAsia"/>
-                <w:color w:val="000000"/>
-                <w:kern w:val="0"/>
-                <w:sz w:val="24"/>
-              </w:rPr>
-              <w:t xml:space="preserve">【课堂思考】</w:t>
+              <w:t xml:space="preserve">教学方法理论讲授、案例演示、工具实操</w:t>
+            </w:r>
+          </w:p>
+          <w:p>
+            <w:pPr>
+              <w:widowControl/>
+              <w:spacing w:line="400" w:lineRule="exact"/>
+              <w:jc w:val="left"/>
+              <w:rPr>
+                <w:rFonts w:ascii="FangSong_GB2312" w:eastAsia="FangSong_GB2312" w:hAnsi="FangSong_GB2312" w:cs="FangSong_GB2312"/>
+                <w:color w:val="000000"/>
+                <w:kern w:val="0"/>
+                <w:sz w:val="24"/>
+              </w:rPr>
+            </w:pPr>
+            <w:r>
+              <w:rPr>
+                <w:rFonts w:ascii="FangSong_GB2312" w:eastAsia="FangSong_GB2312" w:hAnsi="FangSong_GB2312" w:cs="FangSong_GB2312" w:hint="eastAsia"/>
+                <w:color w:val="000000"/>
+                <w:kern w:val="0"/>
+                <w:sz w:val="24"/>
+              </w:rPr>
+              <w:t xml:space="preserve">时间安排约75分钟（1.7实践学时）</w:t>
+            </w:r>
+          </w:p>
+          <w:p>
+            <w:pPr>
+              <w:widowControl/>
+              <w:spacing w:line="400" w:lineRule="exact"/>
+              <w:jc w:val="left"/>
+              <w:rPr>
+                <w:rFonts w:ascii="FangSong_GB2312" w:eastAsia="FangSong_GB2312" w:hAnsi="FangSong_GB2312" w:cs="FangSong_GB2312"/>
+                <w:color w:val="000000"/>
+                <w:kern w:val="0"/>
+                <w:sz w:val="24"/>
+              </w:rPr>
+            </w:pPr>
+            <w:r>
+              <w:rPr>
+                <w:rFonts w:ascii="FangSong_GB2312" w:eastAsia="FangSong_GB2312" w:hAnsi="FangSong_GB2312" w:cs="FangSong_GB2312" w:hint="eastAsia"/>
+                <w:color w:val="000000"/>
+                <w:kern w:val="0"/>
+                <w:sz w:val="24"/>
+              </w:rPr>
+              <w:t xml:space="preserve">课堂思考</w:t>
             </w:r>
           </w:p>
         </w:tc>
@@ -5680,7 +5680,7 @@
                 <w:kern w:val="0"/>
                 <w:sz w:val="24"/>
               </w:rPr>
-              <w:t xml:space="preserve">【教学组织】【知识凝练与教学反思】</w:t>
+              <w:t xml:space="preserve">教学组织知识凝练与教学反思</w:t>
             </w:r>
           </w:p>
           <w:p>
@@ -5768,29 +5768,29 @@
                 <w:kern w:val="0"/>
                 <w:sz w:val="24"/>
               </w:rPr>
-              <w:t xml:space="preserve">【时间安排】约15分钟（0.3实践学时）</w:t>
-            </w:r>
-          </w:p>
-          <w:p>
-            <w:pPr>
-              <w:widowControl/>
-              <w:spacing w:line="400" w:lineRule="exact"/>
-              <w:jc w:val="left"/>
-              <w:rPr>
-                <w:rFonts w:ascii="FangSong_GB2312" w:eastAsia="FangSong_GB2312" w:hAnsi="FangSong_GB2312" w:cs="FangSong_GB2312"/>
-                <w:color w:val="000000"/>
-                <w:kern w:val="0"/>
-                <w:sz w:val="24"/>
-              </w:rPr>
-            </w:pPr>
-            <w:r>
-              <w:rPr>
-                <w:rFonts w:ascii="FangSong_GB2312" w:eastAsia="FangSong_GB2312" w:hAnsi="FangSong_GB2312" w:cs="FangSong_GB2312" w:hint="eastAsia"/>
-                <w:color w:val="000000"/>
-                <w:kern w:val="0"/>
-                <w:sz w:val="24"/>
-              </w:rPr>
-              <w:t xml:space="preserve">【课程回顾与反思】</w:t>
+              <w:t xml:space="preserve">时间安排约15分钟（0.3实践学时）</w:t>
+            </w:r>
+          </w:p>
+          <w:p>
+            <w:pPr>
+              <w:widowControl/>
+              <w:spacing w:line="400" w:lineRule="exact"/>
+              <w:jc w:val="left"/>
+              <w:rPr>
+                <w:rFonts w:ascii="FangSong_GB2312" w:eastAsia="FangSong_GB2312" w:hAnsi="FangSong_GB2312" w:cs="FangSong_GB2312"/>
+                <w:color w:val="000000"/>
+                <w:kern w:val="0"/>
+                <w:sz w:val="24"/>
+              </w:rPr>
+            </w:pPr>
+            <w:r>
+              <w:rPr>
+                <w:rFonts w:ascii="FangSong_GB2312" w:eastAsia="FangSong_GB2312" w:hAnsi="FangSong_GB2312" w:cs="FangSong_GB2312" w:hint="eastAsia"/>
+                <w:color w:val="000000"/>
+                <w:kern w:val="0"/>
+                <w:sz w:val="24"/>
+              </w:rPr>
+              <w:t xml:space="preserve">课程回顾与反思</w:t>
             </w:r>
           </w:p>
         </w:tc>
@@ -7125,7 +7125,7 @@
                 <w:kern w:val="0"/>
                 <w:sz w:val="24"/>
               </w:rPr>
-              <w:t xml:space="preserve">【教学组织】【上次课知识回顾】</w:t>
+              <w:t xml:space="preserve">教学组织上次课知识回顾</w:t>
             </w:r>
           </w:p>
           <w:p>
@@ -7185,47 +7185,47 @@
                 <w:kern w:val="0"/>
                 <w:sz w:val="24"/>
               </w:rPr>
-              <w:t xml:space="preserve">【教学方法】理论讲授、案例对比分析、AI 辅助生成实操、矢量设计实践</w:t>
-            </w:r>
-          </w:p>
-          <w:p>
-            <w:pPr>
-              <w:widowControl/>
-              <w:spacing w:line="400" w:lineRule="exact"/>
-              <w:jc w:val="left"/>
-              <w:rPr>
-                <w:rFonts w:ascii="FangSong_GB2312" w:eastAsia="FangSong_GB2312" w:hAnsi="FangSong_GB2312" w:cs="FangSong_GB2312"/>
-                <w:kern w:val="0"/>
-                <w:sz w:val="24"/>
-              </w:rPr>
-            </w:pPr>
-            <w:r>
-              <w:rPr>
-                <w:rFonts w:ascii="FangSong_GB2312" w:eastAsia="FangSong_GB2312" w:hAnsi="FangSong_GB2312" w:cs="FangSong_GB2312" w:hint="eastAsia"/>
-                <w:kern w:val="0"/>
-                <w:sz w:val="24"/>
-              </w:rPr>
-              <w:t xml:space="preserve">【时间安排】约10分钟（0.2理论学时）</w:t>
-            </w:r>
-          </w:p>
-          <w:p>
-            <w:pPr>
-              <w:widowControl/>
-              <w:spacing w:line="400" w:lineRule="exact"/>
-              <w:jc w:val="left"/>
-              <w:rPr>
-                <w:rFonts w:ascii="FangSong_GB2312" w:eastAsia="FangSong_GB2312" w:hAnsi="FangSong_GB2312" w:cs="FangSong_GB2312"/>
-                <w:kern w:val="0"/>
-                <w:sz w:val="24"/>
-              </w:rPr>
-            </w:pPr>
-            <w:r>
-              <w:rPr>
-                <w:rFonts w:ascii="FangSong_GB2312" w:eastAsia="FangSong_GB2312" w:hAnsi="FangSong_GB2312" w:cs="FangSong_GB2312" w:hint="eastAsia"/>
-                <w:kern w:val="0"/>
-                <w:sz w:val="24"/>
-              </w:rPr>
-              <w:t xml:space="preserve">【课堂思考】</w:t>
+              <w:t xml:space="preserve">教学方法理论讲授、案例对比分析、AI 辅助生成实操、矢量设计实践</w:t>
+            </w:r>
+          </w:p>
+          <w:p>
+            <w:pPr>
+              <w:widowControl/>
+              <w:spacing w:line="400" w:lineRule="exact"/>
+              <w:jc w:val="left"/>
+              <w:rPr>
+                <w:rFonts w:ascii="FangSong_GB2312" w:eastAsia="FangSong_GB2312" w:hAnsi="FangSong_GB2312" w:cs="FangSong_GB2312"/>
+                <w:kern w:val="0"/>
+                <w:sz w:val="24"/>
+              </w:rPr>
+            </w:pPr>
+            <w:r>
+              <w:rPr>
+                <w:rFonts w:ascii="FangSong_GB2312" w:eastAsia="FangSong_GB2312" w:hAnsi="FangSong_GB2312" w:cs="FangSong_GB2312" w:hint="eastAsia"/>
+                <w:kern w:val="0"/>
+                <w:sz w:val="24"/>
+              </w:rPr>
+              <w:t xml:space="preserve">时间安排约10分钟（0.2理论学时）</w:t>
+            </w:r>
+          </w:p>
+          <w:p>
+            <w:pPr>
+              <w:widowControl/>
+              <w:spacing w:line="400" w:lineRule="exact"/>
+              <w:jc w:val="left"/>
+              <w:rPr>
+                <w:rFonts w:ascii="FangSong_GB2312" w:eastAsia="FangSong_GB2312" w:hAnsi="FangSong_GB2312" w:cs="FangSong_GB2312"/>
+                <w:kern w:val="0"/>
+                <w:sz w:val="24"/>
+              </w:rPr>
+            </w:pPr>
+            <w:r>
+              <w:rPr>
+                <w:rFonts w:ascii="FangSong_GB2312" w:eastAsia="FangSong_GB2312" w:hAnsi="FangSong_GB2312" w:cs="FangSong_GB2312" w:hint="eastAsia"/>
+                <w:kern w:val="0"/>
+                <w:sz w:val="24"/>
+              </w:rPr>
+              <w:t xml:space="preserve">课堂思考</w:t>
             </w:r>
           </w:p>
         </w:tc>
@@ -7322,7 +7322,7 @@
                 <w:kern w:val="0"/>
                 <w:sz w:val="24"/>
               </w:rPr>
-              <w:t xml:space="preserve">【教学组织】【课程情境导入】</w:t>
+              <w:t xml:space="preserve">教学组织课程情境导入</w:t>
             </w:r>
           </w:p>
           <w:p>
@@ -7402,47 +7402,47 @@
                 <w:kern w:val="0"/>
                 <w:sz w:val="24"/>
               </w:rPr>
-              <w:t xml:space="preserve">【教学方法】理论讲授、案例对比分析、AI 辅助生成实操、矢量设计实践</w:t>
-            </w:r>
-          </w:p>
-          <w:p>
-            <w:pPr>
-              <w:widowControl/>
-              <w:spacing w:line="400" w:lineRule="exact"/>
-              <w:jc w:val="left"/>
-              <w:rPr>
-                <w:rFonts w:ascii="FangSong_GB2312" w:eastAsia="FangSong_GB2312" w:hAnsi="FangSong_GB2312" w:cs="FangSong_GB2312"/>
-                <w:kern w:val="0"/>
-                <w:sz w:val="24"/>
-              </w:rPr>
-            </w:pPr>
-            <w:r>
-              <w:rPr>
-                <w:rFonts w:ascii="FangSong_GB2312" w:eastAsia="FangSong_GB2312" w:hAnsi="FangSong_GB2312" w:cs="FangSong_GB2312" w:hint="eastAsia"/>
-                <w:kern w:val="0"/>
-                <w:sz w:val="24"/>
-              </w:rPr>
-              <w:t xml:space="preserve">【时间安排】约15分钟（0.3理论学时）</w:t>
-            </w:r>
-          </w:p>
-          <w:p>
-            <w:pPr>
-              <w:widowControl/>
-              <w:spacing w:line="400" w:lineRule="exact"/>
-              <w:jc w:val="left"/>
-              <w:rPr>
-                <w:rFonts w:ascii="FangSong_GB2312" w:eastAsia="FangSong_GB2312" w:hAnsi="FangSong_GB2312" w:cs="FangSong_GB2312"/>
-                <w:kern w:val="0"/>
-                <w:sz w:val="24"/>
-              </w:rPr>
-            </w:pPr>
-            <w:r>
-              <w:rPr>
-                <w:rFonts w:ascii="FangSong_GB2312" w:eastAsia="FangSong_GB2312" w:hAnsi="FangSong_GB2312" w:cs="FangSong_GB2312" w:hint="eastAsia"/>
-                <w:kern w:val="0"/>
-                <w:sz w:val="24"/>
-              </w:rPr>
-              <w:t xml:space="preserve">【课堂思考】</w:t>
+              <w:t xml:space="preserve">教学方法理论讲授、案例对比分析、AI 辅助生成实操、矢量设计实践</w:t>
+            </w:r>
+          </w:p>
+          <w:p>
+            <w:pPr>
+              <w:widowControl/>
+              <w:spacing w:line="400" w:lineRule="exact"/>
+              <w:jc w:val="left"/>
+              <w:rPr>
+                <w:rFonts w:ascii="FangSong_GB2312" w:eastAsia="FangSong_GB2312" w:hAnsi="FangSong_GB2312" w:cs="FangSong_GB2312"/>
+                <w:kern w:val="0"/>
+                <w:sz w:val="24"/>
+              </w:rPr>
+            </w:pPr>
+            <w:r>
+              <w:rPr>
+                <w:rFonts w:ascii="FangSong_GB2312" w:eastAsia="FangSong_GB2312" w:hAnsi="FangSong_GB2312" w:cs="FangSong_GB2312" w:hint="eastAsia"/>
+                <w:kern w:val="0"/>
+                <w:sz w:val="24"/>
+              </w:rPr>
+              <w:t xml:space="preserve">时间安排约15分钟（0.3理论学时）</w:t>
+            </w:r>
+          </w:p>
+          <w:p>
+            <w:pPr>
+              <w:widowControl/>
+              <w:spacing w:line="400" w:lineRule="exact"/>
+              <w:jc w:val="left"/>
+              <w:rPr>
+                <w:rFonts w:ascii="FangSong_GB2312" w:eastAsia="FangSong_GB2312" w:hAnsi="FangSong_GB2312" w:cs="FangSong_GB2312"/>
+                <w:kern w:val="0"/>
+                <w:sz w:val="24"/>
+              </w:rPr>
+            </w:pPr>
+            <w:r>
+              <w:rPr>
+                <w:rFonts w:ascii="FangSong_GB2312" w:eastAsia="FangSong_GB2312" w:hAnsi="FangSong_GB2312" w:cs="FangSong_GB2312" w:hint="eastAsia"/>
+                <w:kern w:val="0"/>
+                <w:sz w:val="24"/>
+              </w:rPr>
+              <w:t xml:space="preserve">课堂思考</w:t>
             </w:r>
           </w:p>
         </w:tc>
@@ -7546,7 +7546,7 @@
                 <w:kern w:val="0"/>
                 <w:sz w:val="24"/>
               </w:rPr>
-              <w:t xml:space="preserve">【教学组织】【核心理论与技能解析】</w:t>
+              <w:t xml:space="preserve">教学组织核心理论与技能解析</w:t>
             </w:r>
           </w:p>
           <w:p>
@@ -7646,87 +7646,87 @@
                 <w:kern w:val="0"/>
                 <w:sz w:val="24"/>
               </w:rPr>
-              <w:t xml:space="preserve">【教学方法】理论讲授、案例对比分析、AI 辅助生成实操、矢量设计实践</w:t>
-            </w:r>
-          </w:p>
-          <w:p>
-            <w:pPr>
-              <w:widowControl/>
-              <w:spacing w:line="400" w:lineRule="exact"/>
-              <w:jc w:val="left"/>
-              <w:rPr>
-                <w:rFonts w:ascii="FangSong_GB2312" w:eastAsia="FangSong_GB2312" w:hAnsi="FangSong_GB2312" w:cs="FangSong_GB2312"/>
-                <w:kern w:val="0"/>
-                <w:sz w:val="24"/>
-              </w:rPr>
-            </w:pPr>
-            <w:r>
-              <w:rPr>
-                <w:rFonts w:ascii="FangSong_GB2312" w:eastAsia="FangSong_GB2312" w:hAnsi="FangSong_GB2312" w:cs="FangSong_GB2312" w:hint="eastAsia"/>
-                <w:kern w:val="0"/>
-                <w:sz w:val="24"/>
-              </w:rPr>
-              <w:t xml:space="preserve">【时间安排】约95分钟（2.1理论学时）</w:t>
-            </w:r>
-          </w:p>
-          <w:p>
-            <w:pPr>
-              <w:widowControl/>
-              <w:spacing w:line="400" w:lineRule="exact"/>
-              <w:jc w:val="left"/>
-              <w:rPr>
-                <w:rFonts w:ascii="FangSong_GB2312" w:eastAsia="FangSong_GB2312" w:hAnsi="FangSong_GB2312" w:cs="FangSong_GB2312"/>
-                <w:kern w:val="0"/>
-                <w:sz w:val="24"/>
-              </w:rPr>
-            </w:pPr>
-            <w:r>
-              <w:rPr>
-                <w:rFonts w:ascii="FangSong_GB2312" w:eastAsia="FangSong_GB2312" w:hAnsi="FangSong_GB2312" w:cs="FangSong_GB2312" w:hint="eastAsia"/>
-                <w:kern w:val="0"/>
-                <w:sz w:val="24"/>
-              </w:rPr>
-              <w:t xml:space="preserve">【课堂思考】</w:t>
-            </w:r>
-          </w:p>
-          <w:p>
-            <w:pPr>
-              <w:widowControl/>
-              <w:spacing w:line="400" w:lineRule="exact"/>
-              <w:jc w:val="left"/>
-              <w:rPr>
-                <w:rFonts w:ascii="FangSong_GB2312" w:eastAsia="FangSong_GB2312" w:hAnsi="FangSong_GB2312" w:cs="FangSong_GB2312"/>
-                <w:kern w:val="0"/>
-                <w:sz w:val="24"/>
-              </w:rPr>
-            </w:pPr>
-            <w:r>
-              <w:rPr>
-                <w:rFonts w:ascii="FangSong_GB2312" w:eastAsia="FangSong_GB2312" w:hAnsi="FangSong_GB2312" w:cs="FangSong_GB2312" w:hint="eastAsia"/>
-                <w:kern w:val="0"/>
-                <w:sz w:val="24"/>
-              </w:rPr>
-              <w:t xml:space="preserve">【课程思政融入点】对比中西视觉叙事传统中的信息表达差异，培养文化审美自觉</w:t>
-            </w:r>
-          </w:p>
-          <w:p>
-            <w:pPr>
-              <w:widowControl/>
-              <w:spacing w:line="400" w:lineRule="exact"/>
-              <w:jc w:val="left"/>
-              <w:rPr>
-                <w:rFonts w:ascii="FangSong_GB2312" w:eastAsia="FangSong_GB2312" w:hAnsi="FangSong_GB2312" w:cs="FangSong_GB2312"/>
-                <w:kern w:val="0"/>
-                <w:sz w:val="24"/>
-              </w:rPr>
-            </w:pPr>
-            <w:r>
-              <w:rPr>
-                <w:rFonts w:ascii="FangSong_GB2312" w:eastAsia="FangSong_GB2312" w:hAnsi="FangSong_GB2312" w:cs="FangSong_GB2312" w:hint="eastAsia"/>
-                <w:kern w:val="0"/>
-                <w:sz w:val="24"/>
-              </w:rPr>
-              <w:t xml:space="preserve">【教学组织】【核心理论与技能解析】</w:t>
+              <w:t xml:space="preserve">教学方法理论讲授、案例对比分析、AI 辅助生成实操、矢量设计实践</w:t>
+            </w:r>
+          </w:p>
+          <w:p>
+            <w:pPr>
+              <w:widowControl/>
+              <w:spacing w:line="400" w:lineRule="exact"/>
+              <w:jc w:val="left"/>
+              <w:rPr>
+                <w:rFonts w:ascii="FangSong_GB2312" w:eastAsia="FangSong_GB2312" w:hAnsi="FangSong_GB2312" w:cs="FangSong_GB2312"/>
+                <w:kern w:val="0"/>
+                <w:sz w:val="24"/>
+              </w:rPr>
+            </w:pPr>
+            <w:r>
+              <w:rPr>
+                <w:rFonts w:ascii="FangSong_GB2312" w:eastAsia="FangSong_GB2312" w:hAnsi="FangSong_GB2312" w:cs="FangSong_GB2312" w:hint="eastAsia"/>
+                <w:kern w:val="0"/>
+                <w:sz w:val="24"/>
+              </w:rPr>
+              <w:t xml:space="preserve">时间安排约95分钟（2.1理论学时）</w:t>
+            </w:r>
+          </w:p>
+          <w:p>
+            <w:pPr>
+              <w:widowControl/>
+              <w:spacing w:line="400" w:lineRule="exact"/>
+              <w:jc w:val="left"/>
+              <w:rPr>
+                <w:rFonts w:ascii="FangSong_GB2312" w:eastAsia="FangSong_GB2312" w:hAnsi="FangSong_GB2312" w:cs="FangSong_GB2312"/>
+                <w:kern w:val="0"/>
+                <w:sz w:val="24"/>
+              </w:rPr>
+            </w:pPr>
+            <w:r>
+              <w:rPr>
+                <w:rFonts w:ascii="FangSong_GB2312" w:eastAsia="FangSong_GB2312" w:hAnsi="FangSong_GB2312" w:cs="FangSong_GB2312" w:hint="eastAsia"/>
+                <w:kern w:val="0"/>
+                <w:sz w:val="24"/>
+              </w:rPr>
+              <w:t xml:space="preserve">课堂思考</w:t>
+            </w:r>
+          </w:p>
+          <w:p>
+            <w:pPr>
+              <w:widowControl/>
+              <w:spacing w:line="400" w:lineRule="exact"/>
+              <w:jc w:val="left"/>
+              <w:rPr>
+                <w:rFonts w:ascii="FangSong_GB2312" w:eastAsia="FangSong_GB2312" w:hAnsi="FangSong_GB2312" w:cs="FangSong_GB2312"/>
+                <w:kern w:val="0"/>
+                <w:sz w:val="24"/>
+              </w:rPr>
+            </w:pPr>
+            <w:r>
+              <w:rPr>
+                <w:rFonts w:ascii="FangSong_GB2312" w:eastAsia="FangSong_GB2312" w:hAnsi="FangSong_GB2312" w:cs="FangSong_GB2312" w:hint="eastAsia"/>
+                <w:kern w:val="0"/>
+                <w:sz w:val="24"/>
+              </w:rPr>
+              <w:t xml:space="preserve">课程思政融入点对比中西视觉叙事传统中的信息表达差异，培养文化审美自觉</w:t>
+            </w:r>
+          </w:p>
+          <w:p>
+            <w:pPr>
+              <w:widowControl/>
+              <w:spacing w:line="400" w:lineRule="exact"/>
+              <w:jc w:val="left"/>
+              <w:rPr>
+                <w:rFonts w:ascii="FangSong_GB2312" w:eastAsia="FangSong_GB2312" w:hAnsi="FangSong_GB2312" w:cs="FangSong_GB2312"/>
+                <w:kern w:val="0"/>
+                <w:sz w:val="24"/>
+              </w:rPr>
+            </w:pPr>
+            <w:r>
+              <w:rPr>
+                <w:rFonts w:ascii="FangSong_GB2312" w:eastAsia="FangSong_GB2312" w:hAnsi="FangSong_GB2312" w:cs="FangSong_GB2312" w:hint="eastAsia"/>
+                <w:kern w:val="0"/>
+                <w:sz w:val="24"/>
+              </w:rPr>
+              <w:t xml:space="preserve">教学组织核心理论与技能解析</w:t>
             </w:r>
           </w:p>
           <w:p>
@@ -7826,47 +7826,47 @@
                 <w:kern w:val="0"/>
                 <w:sz w:val="24"/>
               </w:rPr>
-              <w:t xml:space="preserve">【教学方法】理论讲授、案例对比分析、AI 辅助生成实操、矢量设计实践</w:t>
-            </w:r>
-          </w:p>
-          <w:p>
-            <w:pPr>
-              <w:widowControl/>
-              <w:spacing w:line="400" w:lineRule="exact"/>
-              <w:jc w:val="left"/>
-              <w:rPr>
-                <w:rFonts w:ascii="FangSong_GB2312" w:eastAsia="FangSong_GB2312" w:hAnsi="FangSong_GB2312" w:cs="FangSong_GB2312"/>
-                <w:kern w:val="0"/>
-                <w:sz w:val="24"/>
-              </w:rPr>
-            </w:pPr>
-            <w:r>
-              <w:rPr>
-                <w:rFonts w:ascii="FangSong_GB2312" w:eastAsia="FangSong_GB2312" w:hAnsi="FangSong_GB2312" w:cs="FangSong_GB2312" w:hint="eastAsia"/>
-                <w:kern w:val="0"/>
-                <w:sz w:val="24"/>
-              </w:rPr>
-              <w:t xml:space="preserve">【时间安排】约15分钟（0.4理论学时）</w:t>
-            </w:r>
-          </w:p>
-          <w:p>
-            <w:pPr>
-              <w:widowControl/>
-              <w:spacing w:line="400" w:lineRule="exact"/>
-              <w:jc w:val="left"/>
-              <w:rPr>
-                <w:rFonts w:ascii="FangSong_GB2312" w:eastAsia="FangSong_GB2312" w:hAnsi="FangSong_GB2312" w:cs="FangSong_GB2312"/>
-                <w:kern w:val="0"/>
-                <w:sz w:val="24"/>
-              </w:rPr>
-            </w:pPr>
-            <w:r>
-              <w:rPr>
-                <w:rFonts w:ascii="FangSong_GB2312" w:eastAsia="FangSong_GB2312" w:hAnsi="FangSong_GB2312" w:cs="FangSong_GB2312" w:hint="eastAsia"/>
-                <w:kern w:val="0"/>
-                <w:sz w:val="24"/>
-              </w:rPr>
-              <w:t xml:space="preserve">【课堂思考】</w:t>
+              <w:t xml:space="preserve">教学方法理论讲授、案例对比分析、AI 辅助生成实操、矢量设计实践</w:t>
+            </w:r>
+          </w:p>
+          <w:p>
+            <w:pPr>
+              <w:widowControl/>
+              <w:spacing w:line="400" w:lineRule="exact"/>
+              <w:jc w:val="left"/>
+              <w:rPr>
+                <w:rFonts w:ascii="FangSong_GB2312" w:eastAsia="FangSong_GB2312" w:hAnsi="FangSong_GB2312" w:cs="FangSong_GB2312"/>
+                <w:kern w:val="0"/>
+                <w:sz w:val="24"/>
+              </w:rPr>
+            </w:pPr>
+            <w:r>
+              <w:rPr>
+                <w:rFonts w:ascii="FangSong_GB2312" w:eastAsia="FangSong_GB2312" w:hAnsi="FangSong_GB2312" w:cs="FangSong_GB2312" w:hint="eastAsia"/>
+                <w:kern w:val="0"/>
+                <w:sz w:val="24"/>
+              </w:rPr>
+              <w:t xml:space="preserve">时间安排约15分钟（0.4理论学时）</w:t>
+            </w:r>
+          </w:p>
+          <w:p>
+            <w:pPr>
+              <w:widowControl/>
+              <w:spacing w:line="400" w:lineRule="exact"/>
+              <w:jc w:val="left"/>
+              <w:rPr>
+                <w:rFonts w:ascii="FangSong_GB2312" w:eastAsia="FangSong_GB2312" w:hAnsi="FangSong_GB2312" w:cs="FangSong_GB2312"/>
+                <w:kern w:val="0"/>
+                <w:sz w:val="24"/>
+              </w:rPr>
+            </w:pPr>
+            <w:r>
+              <w:rPr>
+                <w:rFonts w:ascii="FangSong_GB2312" w:eastAsia="FangSong_GB2312" w:hAnsi="FangSong_GB2312" w:cs="FangSong_GB2312" w:hint="eastAsia"/>
+                <w:kern w:val="0"/>
+                <w:sz w:val="24"/>
+              </w:rPr>
+              <w:t xml:space="preserve">课堂思考</w:t>
             </w:r>
           </w:p>
         </w:tc>
@@ -7979,7 +7979,7 @@
                 <w:kern w:val="0"/>
                 <w:sz w:val="24"/>
               </w:rPr>
-              <w:t xml:space="preserve">【教学组织】【课堂实践与操作训练】</w:t>
+              <w:t xml:space="preserve">教学组织课堂实践与操作训练</w:t>
             </w:r>
           </w:p>
           <w:p>
@@ -8067,51 +8067,51 @@
                 <w:kern w:val="0"/>
                 <w:sz w:val="24"/>
               </w:rPr>
-              <w:t xml:space="preserve">【教学方法】理论讲授、案例对比分析、AI 辅助生成实操、矢量设计实践</w:t>
-            </w:r>
-          </w:p>
-          <w:p>
-            <w:pPr>
-              <w:widowControl/>
-              <w:spacing w:line="400" w:lineRule="exact"/>
-              <w:jc w:val="left"/>
-              <w:rPr>
-                <w:rFonts w:ascii="FangSong_GB2312" w:eastAsia="FangSong_GB2312" w:hAnsi="FangSong_GB2312" w:cs="FangSong_GB2312"/>
-                <w:color w:val="000000"/>
-                <w:kern w:val="0"/>
-                <w:sz w:val="24"/>
-              </w:rPr>
-            </w:pPr>
-            <w:r>
-              <w:rPr>
-                <w:rFonts w:ascii="FangSong_GB2312" w:eastAsia="FangSong_GB2312" w:hAnsi="FangSong_GB2312" w:cs="FangSong_GB2312" w:hint="eastAsia"/>
-                <w:color w:val="000000"/>
-                <w:kern w:val="0"/>
-                <w:sz w:val="24"/>
-              </w:rPr>
-              <w:t xml:space="preserve">【时间安排】约75分钟（1.7实践学时）</w:t>
-            </w:r>
-          </w:p>
-          <w:p>
-            <w:pPr>
-              <w:widowControl/>
-              <w:spacing w:line="400" w:lineRule="exact"/>
-              <w:jc w:val="left"/>
-              <w:rPr>
-                <w:rFonts w:ascii="FangSong_GB2312" w:eastAsia="FangSong_GB2312" w:hAnsi="FangSong_GB2312" w:cs="FangSong_GB2312"/>
-                <w:color w:val="000000"/>
-                <w:kern w:val="0"/>
-                <w:sz w:val="24"/>
-              </w:rPr>
-            </w:pPr>
-            <w:r>
-              <w:rPr>
-                <w:rFonts w:ascii="FangSong_GB2312" w:eastAsia="FangSong_GB2312" w:hAnsi="FangSong_GB2312" w:cs="FangSong_GB2312" w:hint="eastAsia"/>
-                <w:color w:val="000000"/>
-                <w:kern w:val="0"/>
-                <w:sz w:val="24"/>
-              </w:rPr>
-              <w:t xml:space="preserve">【课堂思考】</w:t>
+              <w:t xml:space="preserve">教学方法理论讲授、案例对比分析、AI 辅助生成实操、矢量设计实践</w:t>
+            </w:r>
+          </w:p>
+          <w:p>
+            <w:pPr>
+              <w:widowControl/>
+              <w:spacing w:line="400" w:lineRule="exact"/>
+              <w:jc w:val="left"/>
+              <w:rPr>
+                <w:rFonts w:ascii="FangSong_GB2312" w:eastAsia="FangSong_GB2312" w:hAnsi="FangSong_GB2312" w:cs="FangSong_GB2312"/>
+                <w:color w:val="000000"/>
+                <w:kern w:val="0"/>
+                <w:sz w:val="24"/>
+              </w:rPr>
+            </w:pPr>
+            <w:r>
+              <w:rPr>
+                <w:rFonts w:ascii="FangSong_GB2312" w:eastAsia="FangSong_GB2312" w:hAnsi="FangSong_GB2312" w:cs="FangSong_GB2312" w:hint="eastAsia"/>
+                <w:color w:val="000000"/>
+                <w:kern w:val="0"/>
+                <w:sz w:val="24"/>
+              </w:rPr>
+              <w:t xml:space="preserve">时间安排约75分钟（1.7实践学时）</w:t>
+            </w:r>
+          </w:p>
+          <w:p>
+            <w:pPr>
+              <w:widowControl/>
+              <w:spacing w:line="400" w:lineRule="exact"/>
+              <w:jc w:val="left"/>
+              <w:rPr>
+                <w:rFonts w:ascii="FangSong_GB2312" w:eastAsia="FangSong_GB2312" w:hAnsi="FangSong_GB2312" w:cs="FangSong_GB2312"/>
+                <w:color w:val="000000"/>
+                <w:kern w:val="0"/>
+                <w:sz w:val="24"/>
+              </w:rPr>
+            </w:pPr>
+            <w:r>
+              <w:rPr>
+                <w:rFonts w:ascii="FangSong_GB2312" w:eastAsia="FangSong_GB2312" w:hAnsi="FangSong_GB2312" w:cs="FangSong_GB2312" w:hint="eastAsia"/>
+                <w:color w:val="000000"/>
+                <w:kern w:val="0"/>
+                <w:sz w:val="24"/>
+              </w:rPr>
+              <w:t xml:space="preserve">课堂思考</w:t>
             </w:r>
           </w:p>
         </w:tc>
@@ -8223,7 +8223,7 @@
                 <w:kern w:val="0"/>
                 <w:sz w:val="24"/>
               </w:rPr>
-              <w:t xml:space="preserve">【教学组织】【知识凝练与教学反思】</w:t>
+              <w:t xml:space="preserve">教学组织知识凝练与教学反思</w:t>
             </w:r>
           </w:p>
           <w:p>
@@ -8311,29 +8311,29 @@
                 <w:kern w:val="0"/>
                 <w:sz w:val="24"/>
               </w:rPr>
-              <w:t xml:space="preserve">【时间安排】约15分钟（0.3实践学时）</w:t>
-            </w:r>
-          </w:p>
-          <w:p>
-            <w:pPr>
-              <w:widowControl/>
-              <w:spacing w:line="400" w:lineRule="exact"/>
-              <w:jc w:val="left"/>
-              <w:rPr>
-                <w:rFonts w:ascii="FangSong_GB2312" w:eastAsia="FangSong_GB2312" w:hAnsi="FangSong_GB2312" w:cs="FangSong_GB2312"/>
-                <w:color w:val="000000"/>
-                <w:kern w:val="0"/>
-                <w:sz w:val="24"/>
-              </w:rPr>
-            </w:pPr>
-            <w:r>
-              <w:rPr>
-                <w:rFonts w:ascii="FangSong_GB2312" w:eastAsia="FangSong_GB2312" w:hAnsi="FangSong_GB2312" w:cs="FangSong_GB2312" w:hint="eastAsia"/>
-                <w:color w:val="000000"/>
-                <w:kern w:val="0"/>
-                <w:sz w:val="24"/>
-              </w:rPr>
-              <w:t xml:space="preserve">【课程回顾与反思】</w:t>
+              <w:t xml:space="preserve">时间安排约15分钟（0.3实践学时）</w:t>
+            </w:r>
+          </w:p>
+          <w:p>
+            <w:pPr>
+              <w:widowControl/>
+              <w:spacing w:line="400" w:lineRule="exact"/>
+              <w:jc w:val="left"/>
+              <w:rPr>
+                <w:rFonts w:ascii="FangSong_GB2312" w:eastAsia="FangSong_GB2312" w:hAnsi="FangSong_GB2312" w:cs="FangSong_GB2312"/>
+                <w:color w:val="000000"/>
+                <w:kern w:val="0"/>
+                <w:sz w:val="24"/>
+              </w:rPr>
+            </w:pPr>
+            <w:r>
+              <w:rPr>
+                <w:rFonts w:ascii="FangSong_GB2312" w:eastAsia="FangSong_GB2312" w:hAnsi="FangSong_GB2312" w:cs="FangSong_GB2312" w:hint="eastAsia"/>
+                <w:color w:val="000000"/>
+                <w:kern w:val="0"/>
+                <w:sz w:val="24"/>
+              </w:rPr>
+              <w:t xml:space="preserve">课程回顾与反思</w:t>
             </w:r>
           </w:p>
         </w:tc>
@@ -9668,7 +9668,7 @@
                 <w:kern w:val="0"/>
                 <w:sz w:val="24"/>
               </w:rPr>
-              <w:t xml:space="preserve">【教学组织】【上次课知识回顾】</w:t>
+              <w:t xml:space="preserve">教学组织上次课知识回顾</w:t>
             </w:r>
           </w:p>
           <w:p>
@@ -9728,47 +9728,47 @@
                 <w:kern w:val="0"/>
                 <w:sz w:val="24"/>
               </w:rPr>
-              <w:t xml:space="preserve">【教学方法】理论讲授、作品解码分析、数据建模实操、AI 辅助清洗演练</w:t>
-            </w:r>
-          </w:p>
-          <w:p>
-            <w:pPr>
-              <w:widowControl/>
-              <w:spacing w:line="400" w:lineRule="exact"/>
-              <w:jc w:val="left"/>
-              <w:rPr>
-                <w:rFonts w:ascii="FangSong_GB2312" w:eastAsia="FangSong_GB2312" w:hAnsi="FangSong_GB2312" w:cs="FangSong_GB2312"/>
-                <w:kern w:val="0"/>
-                <w:sz w:val="24"/>
-              </w:rPr>
-            </w:pPr>
-            <w:r>
-              <w:rPr>
-                <w:rFonts w:ascii="FangSong_GB2312" w:eastAsia="FangSong_GB2312" w:hAnsi="FangSong_GB2312" w:cs="FangSong_GB2312" w:hint="eastAsia"/>
-                <w:kern w:val="0"/>
-                <w:sz w:val="24"/>
-              </w:rPr>
-              <w:t xml:space="preserve">【时间安排】约10分钟（0.2理论学时）</w:t>
-            </w:r>
-          </w:p>
-          <w:p>
-            <w:pPr>
-              <w:widowControl/>
-              <w:spacing w:line="400" w:lineRule="exact"/>
-              <w:jc w:val="left"/>
-              <w:rPr>
-                <w:rFonts w:ascii="FangSong_GB2312" w:eastAsia="FangSong_GB2312" w:hAnsi="FangSong_GB2312" w:cs="FangSong_GB2312"/>
-                <w:kern w:val="0"/>
-                <w:sz w:val="24"/>
-              </w:rPr>
-            </w:pPr>
-            <w:r>
-              <w:rPr>
-                <w:rFonts w:ascii="FangSong_GB2312" w:eastAsia="FangSong_GB2312" w:hAnsi="FangSong_GB2312" w:cs="FangSong_GB2312" w:hint="eastAsia"/>
-                <w:kern w:val="0"/>
-                <w:sz w:val="24"/>
-              </w:rPr>
-              <w:t xml:space="preserve">【课堂思考】</w:t>
+              <w:t xml:space="preserve">教学方法理论讲授、作品解码分析、数据建模实操、AI 辅助清洗演练</w:t>
+            </w:r>
+          </w:p>
+          <w:p>
+            <w:pPr>
+              <w:widowControl/>
+              <w:spacing w:line="400" w:lineRule="exact"/>
+              <w:jc w:val="left"/>
+              <w:rPr>
+                <w:rFonts w:ascii="FangSong_GB2312" w:eastAsia="FangSong_GB2312" w:hAnsi="FangSong_GB2312" w:cs="FangSong_GB2312"/>
+                <w:kern w:val="0"/>
+                <w:sz w:val="24"/>
+              </w:rPr>
+            </w:pPr>
+            <w:r>
+              <w:rPr>
+                <w:rFonts w:ascii="FangSong_GB2312" w:eastAsia="FangSong_GB2312" w:hAnsi="FangSong_GB2312" w:cs="FangSong_GB2312" w:hint="eastAsia"/>
+                <w:kern w:val="0"/>
+                <w:sz w:val="24"/>
+              </w:rPr>
+              <w:t xml:space="preserve">时间安排约10分钟（0.2理论学时）</w:t>
+            </w:r>
+          </w:p>
+          <w:p>
+            <w:pPr>
+              <w:widowControl/>
+              <w:spacing w:line="400" w:lineRule="exact"/>
+              <w:jc w:val="left"/>
+              <w:rPr>
+                <w:rFonts w:ascii="FangSong_GB2312" w:eastAsia="FangSong_GB2312" w:hAnsi="FangSong_GB2312" w:cs="FangSong_GB2312"/>
+                <w:kern w:val="0"/>
+                <w:sz w:val="24"/>
+              </w:rPr>
+            </w:pPr>
+            <w:r>
+              <w:rPr>
+                <w:rFonts w:ascii="FangSong_GB2312" w:eastAsia="FangSong_GB2312" w:hAnsi="FangSong_GB2312" w:cs="FangSong_GB2312" w:hint="eastAsia"/>
+                <w:kern w:val="0"/>
+                <w:sz w:val="24"/>
+              </w:rPr>
+              <w:t xml:space="preserve">课堂思考</w:t>
             </w:r>
           </w:p>
         </w:tc>
@@ -9865,7 +9865,7 @@
                 <w:kern w:val="0"/>
                 <w:sz w:val="24"/>
               </w:rPr>
-              <w:t xml:space="preserve">【教学组织】【课程情境导入】</w:t>
+              <w:t xml:space="preserve">教学组织课程情境导入</w:t>
             </w:r>
           </w:p>
           <w:p>
@@ -9945,47 +9945,47 @@
                 <w:kern w:val="0"/>
                 <w:sz w:val="24"/>
               </w:rPr>
-              <w:t xml:space="preserve">【教学方法】理论讲授、作品解码分析、数据建模实操、AI 辅助清洗演练</w:t>
-            </w:r>
-          </w:p>
-          <w:p>
-            <w:pPr>
-              <w:widowControl/>
-              <w:spacing w:line="400" w:lineRule="exact"/>
-              <w:jc w:val="left"/>
-              <w:rPr>
-                <w:rFonts w:ascii="FangSong_GB2312" w:eastAsia="FangSong_GB2312" w:hAnsi="FangSong_GB2312" w:cs="FangSong_GB2312"/>
-                <w:kern w:val="0"/>
-                <w:sz w:val="24"/>
-              </w:rPr>
-            </w:pPr>
-            <w:r>
-              <w:rPr>
-                <w:rFonts w:ascii="FangSong_GB2312" w:eastAsia="FangSong_GB2312" w:hAnsi="FangSong_GB2312" w:cs="FangSong_GB2312" w:hint="eastAsia"/>
-                <w:kern w:val="0"/>
-                <w:sz w:val="24"/>
-              </w:rPr>
-              <w:t xml:space="preserve">【时间安排】约15分钟（0.3理论学时）</w:t>
-            </w:r>
-          </w:p>
-          <w:p>
-            <w:pPr>
-              <w:widowControl/>
-              <w:spacing w:line="400" w:lineRule="exact"/>
-              <w:jc w:val="left"/>
-              <w:rPr>
-                <w:rFonts w:ascii="FangSong_GB2312" w:eastAsia="FangSong_GB2312" w:hAnsi="FangSong_GB2312" w:cs="FangSong_GB2312"/>
-                <w:kern w:val="0"/>
-                <w:sz w:val="24"/>
-              </w:rPr>
-            </w:pPr>
-            <w:r>
-              <w:rPr>
-                <w:rFonts w:ascii="FangSong_GB2312" w:eastAsia="FangSong_GB2312" w:hAnsi="FangSong_GB2312" w:cs="FangSong_GB2312" w:hint="eastAsia"/>
-                <w:kern w:val="0"/>
-                <w:sz w:val="24"/>
-              </w:rPr>
-              <w:t xml:space="preserve">【课堂思考】</w:t>
+              <w:t xml:space="preserve">教学方法理论讲授、作品解码分析、数据建模实操、AI 辅助清洗演练</w:t>
+            </w:r>
+          </w:p>
+          <w:p>
+            <w:pPr>
+              <w:widowControl/>
+              <w:spacing w:line="400" w:lineRule="exact"/>
+              <w:jc w:val="left"/>
+              <w:rPr>
+                <w:rFonts w:ascii="FangSong_GB2312" w:eastAsia="FangSong_GB2312" w:hAnsi="FangSong_GB2312" w:cs="FangSong_GB2312"/>
+                <w:kern w:val="0"/>
+                <w:sz w:val="24"/>
+              </w:rPr>
+            </w:pPr>
+            <w:r>
+              <w:rPr>
+                <w:rFonts w:ascii="FangSong_GB2312" w:eastAsia="FangSong_GB2312" w:hAnsi="FangSong_GB2312" w:cs="FangSong_GB2312" w:hint="eastAsia"/>
+                <w:kern w:val="0"/>
+                <w:sz w:val="24"/>
+              </w:rPr>
+              <w:t xml:space="preserve">时间安排约15分钟（0.3理论学时）</w:t>
+            </w:r>
+          </w:p>
+          <w:p>
+            <w:pPr>
+              <w:widowControl/>
+              <w:spacing w:line="400" w:lineRule="exact"/>
+              <w:jc w:val="left"/>
+              <w:rPr>
+                <w:rFonts w:ascii="FangSong_GB2312" w:eastAsia="FangSong_GB2312" w:hAnsi="FangSong_GB2312" w:cs="FangSong_GB2312"/>
+                <w:kern w:val="0"/>
+                <w:sz w:val="24"/>
+              </w:rPr>
+            </w:pPr>
+            <w:r>
+              <w:rPr>
+                <w:rFonts w:ascii="FangSong_GB2312" w:eastAsia="FangSong_GB2312" w:hAnsi="FangSong_GB2312" w:cs="FangSong_GB2312" w:hint="eastAsia"/>
+                <w:kern w:val="0"/>
+                <w:sz w:val="24"/>
+              </w:rPr>
+              <w:t xml:space="preserve">课堂思考</w:t>
             </w:r>
           </w:p>
         </w:tc>
@@ -10089,7 +10089,7 @@
                 <w:kern w:val="0"/>
                 <w:sz w:val="24"/>
               </w:rPr>
-              <w:t xml:space="preserve">【教学组织】【核心理论与技能解析】</w:t>
+              <w:t xml:space="preserve">教学组织核心理论与技能解析</w:t>
             </w:r>
           </w:p>
           <w:p>
@@ -10189,67 +10189,67 @@
                 <w:kern w:val="0"/>
                 <w:sz w:val="24"/>
               </w:rPr>
-              <w:t xml:space="preserve">【教学方法】理论讲授、作品解码分析、数据建模实操、AI 辅助清洗演练</w:t>
-            </w:r>
-          </w:p>
-          <w:p>
-            <w:pPr>
-              <w:widowControl/>
-              <w:spacing w:line="400" w:lineRule="exact"/>
-              <w:jc w:val="left"/>
-              <w:rPr>
-                <w:rFonts w:ascii="FangSong_GB2312" w:eastAsia="FangSong_GB2312" w:hAnsi="FangSong_GB2312" w:cs="FangSong_GB2312"/>
-                <w:kern w:val="0"/>
-                <w:sz w:val="24"/>
-              </w:rPr>
-            </w:pPr>
-            <w:r>
-              <w:rPr>
-                <w:rFonts w:ascii="FangSong_GB2312" w:eastAsia="FangSong_GB2312" w:hAnsi="FangSong_GB2312" w:cs="FangSong_GB2312" w:hint="eastAsia"/>
-                <w:kern w:val="0"/>
-                <w:sz w:val="24"/>
-              </w:rPr>
-              <w:t xml:space="preserve">【时间安排】约110分钟（2.5理论学时）</w:t>
-            </w:r>
-          </w:p>
-          <w:p>
-            <w:pPr>
-              <w:widowControl/>
-              <w:spacing w:line="400" w:lineRule="exact"/>
-              <w:jc w:val="left"/>
-              <w:rPr>
-                <w:rFonts w:ascii="FangSong_GB2312" w:eastAsia="FangSong_GB2312" w:hAnsi="FangSong_GB2312" w:cs="FangSong_GB2312"/>
-                <w:kern w:val="0"/>
-                <w:sz w:val="24"/>
-              </w:rPr>
-            </w:pPr>
-            <w:r>
-              <w:rPr>
-                <w:rFonts w:ascii="FangSong_GB2312" w:eastAsia="FangSong_GB2312" w:hAnsi="FangSong_GB2312" w:cs="FangSong_GB2312" w:hint="eastAsia"/>
-                <w:kern w:val="0"/>
-                <w:sz w:val="24"/>
-              </w:rPr>
-              <w:t xml:space="preserve">【课堂思考】</w:t>
-            </w:r>
-          </w:p>
-          <w:p>
-            <w:pPr>
-              <w:widowControl/>
-              <w:spacing w:line="400" w:lineRule="exact"/>
-              <w:jc w:val="left"/>
-              <w:rPr>
-                <w:rFonts w:ascii="FangSong_GB2312" w:eastAsia="FangSong_GB2312" w:hAnsi="FangSong_GB2312" w:cs="FangSong_GB2312"/>
-                <w:kern w:val="0"/>
-                <w:sz w:val="24"/>
-              </w:rPr>
-            </w:pPr>
-            <w:r>
-              <w:rPr>
-                <w:rFonts w:ascii="FangSong_GB2312" w:eastAsia="FangSong_GB2312" w:hAnsi="FangSong_GB2312" w:cs="FangSong_GB2312" w:hint="eastAsia"/>
-                <w:kern w:val="0"/>
-                <w:sz w:val="24"/>
-              </w:rPr>
-              <w:t xml:space="preserve">【课程思政融入点】强调数据治理中的诚信与规范意识，培养严谨求实的数据素养</w:t>
+              <w:t xml:space="preserve">教学方法理论讲授、作品解码分析、数据建模实操、AI 辅助清洗演练</w:t>
+            </w:r>
+          </w:p>
+          <w:p>
+            <w:pPr>
+              <w:widowControl/>
+              <w:spacing w:line="400" w:lineRule="exact"/>
+              <w:jc w:val="left"/>
+              <w:rPr>
+                <w:rFonts w:ascii="FangSong_GB2312" w:eastAsia="FangSong_GB2312" w:hAnsi="FangSong_GB2312" w:cs="FangSong_GB2312"/>
+                <w:kern w:val="0"/>
+                <w:sz w:val="24"/>
+              </w:rPr>
+            </w:pPr>
+            <w:r>
+              <w:rPr>
+                <w:rFonts w:ascii="FangSong_GB2312" w:eastAsia="FangSong_GB2312" w:hAnsi="FangSong_GB2312" w:cs="FangSong_GB2312" w:hint="eastAsia"/>
+                <w:kern w:val="0"/>
+                <w:sz w:val="24"/>
+              </w:rPr>
+              <w:t xml:space="preserve">时间安排约110分钟（2.5理论学时）</w:t>
+            </w:r>
+          </w:p>
+          <w:p>
+            <w:pPr>
+              <w:widowControl/>
+              <w:spacing w:line="400" w:lineRule="exact"/>
+              <w:jc w:val="left"/>
+              <w:rPr>
+                <w:rFonts w:ascii="FangSong_GB2312" w:eastAsia="FangSong_GB2312" w:hAnsi="FangSong_GB2312" w:cs="FangSong_GB2312"/>
+                <w:kern w:val="0"/>
+                <w:sz w:val="24"/>
+              </w:rPr>
+            </w:pPr>
+            <w:r>
+              <w:rPr>
+                <w:rFonts w:ascii="FangSong_GB2312" w:eastAsia="FangSong_GB2312" w:hAnsi="FangSong_GB2312" w:cs="FangSong_GB2312" w:hint="eastAsia"/>
+                <w:kern w:val="0"/>
+                <w:sz w:val="24"/>
+              </w:rPr>
+              <w:t xml:space="preserve">课堂思考</w:t>
+            </w:r>
+          </w:p>
+          <w:p>
+            <w:pPr>
+              <w:widowControl/>
+              <w:spacing w:line="400" w:lineRule="exact"/>
+              <w:jc w:val="left"/>
+              <w:rPr>
+                <w:rFonts w:ascii="FangSong_GB2312" w:eastAsia="FangSong_GB2312" w:hAnsi="FangSong_GB2312" w:cs="FangSong_GB2312"/>
+                <w:kern w:val="0"/>
+                <w:sz w:val="24"/>
+              </w:rPr>
+            </w:pPr>
+            <w:r>
+              <w:rPr>
+                <w:rFonts w:ascii="FangSong_GB2312" w:eastAsia="FangSong_GB2312" w:hAnsi="FangSong_GB2312" w:cs="FangSong_GB2312" w:hint="eastAsia"/>
+                <w:kern w:val="0"/>
+                <w:sz w:val="24"/>
+              </w:rPr>
+              <w:t xml:space="preserve">课程思政融入点强调数据治理中的诚信与规范意识，培养严谨求实的数据素养</w:t>
             </w:r>
           </w:p>
         </w:tc>
@@ -10362,7 +10362,7 @@
                 <w:kern w:val="0"/>
                 <w:sz w:val="24"/>
               </w:rPr>
-              <w:t xml:space="preserve">【教学组织】【课堂实践与操作训练】</w:t>
+              <w:t xml:space="preserve">教学组织课堂实践与操作训练</w:t>
             </w:r>
           </w:p>
           <w:p>
@@ -10450,51 +10450,51 @@
                 <w:kern w:val="0"/>
                 <w:sz w:val="24"/>
               </w:rPr>
-              <w:t xml:space="preserve">【教学方法】理论讲授、作品解码分析、数据建模实操、AI 辅助清洗演练</w:t>
-            </w:r>
-          </w:p>
-          <w:p>
-            <w:pPr>
-              <w:widowControl/>
-              <w:spacing w:line="400" w:lineRule="exact"/>
-              <w:jc w:val="left"/>
-              <w:rPr>
-                <w:rFonts w:ascii="FangSong_GB2312" w:eastAsia="FangSong_GB2312" w:hAnsi="FangSong_GB2312" w:cs="FangSong_GB2312"/>
-                <w:color w:val="000000"/>
-                <w:kern w:val="0"/>
-                <w:sz w:val="24"/>
-              </w:rPr>
-            </w:pPr>
-            <w:r>
-              <w:rPr>
-                <w:rFonts w:ascii="FangSong_GB2312" w:eastAsia="FangSong_GB2312" w:hAnsi="FangSong_GB2312" w:cs="FangSong_GB2312" w:hint="eastAsia"/>
-                <w:color w:val="000000"/>
-                <w:kern w:val="0"/>
-                <w:sz w:val="24"/>
-              </w:rPr>
-              <w:t xml:space="preserve">【时间安排】约75分钟（1.7实践学时）</w:t>
-            </w:r>
-          </w:p>
-          <w:p>
-            <w:pPr>
-              <w:widowControl/>
-              <w:spacing w:line="400" w:lineRule="exact"/>
-              <w:jc w:val="left"/>
-              <w:rPr>
-                <w:rFonts w:ascii="FangSong_GB2312" w:eastAsia="FangSong_GB2312" w:hAnsi="FangSong_GB2312" w:cs="FangSong_GB2312"/>
-                <w:color w:val="000000"/>
-                <w:kern w:val="0"/>
-                <w:sz w:val="24"/>
-              </w:rPr>
-            </w:pPr>
-            <w:r>
-              <w:rPr>
-                <w:rFonts w:ascii="FangSong_GB2312" w:eastAsia="FangSong_GB2312" w:hAnsi="FangSong_GB2312" w:cs="FangSong_GB2312" w:hint="eastAsia"/>
-                <w:color w:val="000000"/>
-                <w:kern w:val="0"/>
-                <w:sz w:val="24"/>
-              </w:rPr>
-              <w:t xml:space="preserve">【课堂思考】</w:t>
+              <w:t xml:space="preserve">教学方法理论讲授、作品解码分析、数据建模实操、AI 辅助清洗演练</w:t>
+            </w:r>
+          </w:p>
+          <w:p>
+            <w:pPr>
+              <w:widowControl/>
+              <w:spacing w:line="400" w:lineRule="exact"/>
+              <w:jc w:val="left"/>
+              <w:rPr>
+                <w:rFonts w:ascii="FangSong_GB2312" w:eastAsia="FangSong_GB2312" w:hAnsi="FangSong_GB2312" w:cs="FangSong_GB2312"/>
+                <w:color w:val="000000"/>
+                <w:kern w:val="0"/>
+                <w:sz w:val="24"/>
+              </w:rPr>
+            </w:pPr>
+            <w:r>
+              <w:rPr>
+                <w:rFonts w:ascii="FangSong_GB2312" w:eastAsia="FangSong_GB2312" w:hAnsi="FangSong_GB2312" w:cs="FangSong_GB2312" w:hint="eastAsia"/>
+                <w:color w:val="000000"/>
+                <w:kern w:val="0"/>
+                <w:sz w:val="24"/>
+              </w:rPr>
+              <w:t xml:space="preserve">时间安排约75分钟（1.7实践学时）</w:t>
+            </w:r>
+          </w:p>
+          <w:p>
+            <w:pPr>
+              <w:widowControl/>
+              <w:spacing w:line="400" w:lineRule="exact"/>
+              <w:jc w:val="left"/>
+              <w:rPr>
+                <w:rFonts w:ascii="FangSong_GB2312" w:eastAsia="FangSong_GB2312" w:hAnsi="FangSong_GB2312" w:cs="FangSong_GB2312"/>
+                <w:color w:val="000000"/>
+                <w:kern w:val="0"/>
+                <w:sz w:val="24"/>
+              </w:rPr>
+            </w:pPr>
+            <w:r>
+              <w:rPr>
+                <w:rFonts w:ascii="FangSong_GB2312" w:eastAsia="FangSong_GB2312" w:hAnsi="FangSong_GB2312" w:cs="FangSong_GB2312" w:hint="eastAsia"/>
+                <w:color w:val="000000"/>
+                <w:kern w:val="0"/>
+                <w:sz w:val="24"/>
+              </w:rPr>
+              <w:t xml:space="preserve">课堂思考</w:t>
             </w:r>
           </w:p>
         </w:tc>
@@ -10606,7 +10606,7 @@
                 <w:kern w:val="0"/>
                 <w:sz w:val="24"/>
               </w:rPr>
-              <w:t xml:space="preserve">【教学组织】【知识凝练与教学反思】</w:t>
+              <w:t xml:space="preserve">教学组织知识凝练与教学反思</w:t>
             </w:r>
           </w:p>
           <w:p>
@@ -10694,29 +10694,29 @@
                 <w:kern w:val="0"/>
                 <w:sz w:val="24"/>
               </w:rPr>
-              <w:t xml:space="preserve">【时间安排】约15分钟（0.3实践学时）</w:t>
-            </w:r>
-          </w:p>
-          <w:p>
-            <w:pPr>
-              <w:widowControl/>
-              <w:spacing w:line="400" w:lineRule="exact"/>
-              <w:jc w:val="left"/>
-              <w:rPr>
-                <w:rFonts w:ascii="FangSong_GB2312" w:eastAsia="FangSong_GB2312" w:hAnsi="FangSong_GB2312" w:cs="FangSong_GB2312"/>
-                <w:color w:val="000000"/>
-                <w:kern w:val="0"/>
-                <w:sz w:val="24"/>
-              </w:rPr>
-            </w:pPr>
-            <w:r>
-              <w:rPr>
-                <w:rFonts w:ascii="FangSong_GB2312" w:eastAsia="FangSong_GB2312" w:hAnsi="FangSong_GB2312" w:cs="FangSong_GB2312" w:hint="eastAsia"/>
-                <w:color w:val="000000"/>
-                <w:kern w:val="0"/>
-                <w:sz w:val="24"/>
-              </w:rPr>
-              <w:t xml:space="preserve">【课程回顾与反思】</w:t>
+              <w:t xml:space="preserve">时间安排约15分钟（0.3实践学时）</w:t>
+            </w:r>
+          </w:p>
+          <w:p>
+            <w:pPr>
+              <w:widowControl/>
+              <w:spacing w:line="400" w:lineRule="exact"/>
+              <w:jc w:val="left"/>
+              <w:rPr>
+                <w:rFonts w:ascii="FangSong_GB2312" w:eastAsia="FangSong_GB2312" w:hAnsi="FangSong_GB2312" w:cs="FangSong_GB2312"/>
+                <w:color w:val="000000"/>
+                <w:kern w:val="0"/>
+                <w:sz w:val="24"/>
+              </w:rPr>
+            </w:pPr>
+            <w:r>
+              <w:rPr>
+                <w:rFonts w:ascii="FangSong_GB2312" w:eastAsia="FangSong_GB2312" w:hAnsi="FangSong_GB2312" w:cs="FangSong_GB2312" w:hint="eastAsia"/>
+                <w:color w:val="000000"/>
+                <w:kern w:val="0"/>
+                <w:sz w:val="24"/>
+              </w:rPr>
+              <w:t xml:space="preserve">课程回顾与反思</w:t>
             </w:r>
           </w:p>
         </w:tc>
@@ -14458,7 +14458,7 @@
                 <w:kern w:val="0"/>
                 <w:sz w:val="24"/>
               </w:rPr>
-              <w:t xml:space="preserve">【教学组织】【概念串联回顾——三周知识的汇流】</w:t>
+              <w:t xml:space="preserve">教学组织概念串联回顾——三周知识的汇流</w:t>
             </w:r>
           </w:p>
           <w:p>
@@ -14538,47 +14538,47 @@
                 <w:kern w:val="0"/>
                 <w:sz w:val="24"/>
               </w:rPr>
-              <w:t xml:space="preserve">【教学方法】概念回顾串联、AI 创作实操、作品审美研讨、沙箱协作调试</w:t>
-            </w:r>
-          </w:p>
-          <w:p>
-            <w:pPr>
-              <w:widowControl/>
-              <w:spacing w:line="400" w:lineRule="exact"/>
-              <w:jc w:val="left"/>
-              <w:rPr>
-                <w:rFonts w:ascii="FangSong_GB2312" w:eastAsia="FangSong_GB2312" w:hAnsi="FangSong_GB2312" w:cs="FangSong_GB2312"/>
-                <w:kern w:val="0"/>
-                <w:sz w:val="24"/>
-              </w:rPr>
-            </w:pPr>
-            <w:r>
-              <w:rPr>
-                <w:rFonts w:ascii="FangSong_GB2312" w:eastAsia="FangSong_GB2312" w:hAnsi="FangSong_GB2312" w:cs="FangSong_GB2312" w:hint="eastAsia"/>
-                <w:kern w:val="0"/>
-                <w:sz w:val="24"/>
-              </w:rPr>
-              <w:t xml:space="preserve">【时间安排】约15分钟（0.3理论学时）</w:t>
-            </w:r>
-          </w:p>
-          <w:p>
-            <w:pPr>
-              <w:widowControl/>
-              <w:spacing w:line="400" w:lineRule="exact"/>
-              <w:jc w:val="left"/>
-              <w:rPr>
-                <w:rFonts w:ascii="FangSong_GB2312" w:eastAsia="FangSong_GB2312" w:hAnsi="FangSong_GB2312" w:cs="FangSong_GB2312"/>
-                <w:kern w:val="0"/>
-                <w:sz w:val="24"/>
-              </w:rPr>
-            </w:pPr>
-            <w:r>
-              <w:rPr>
-                <w:rFonts w:ascii="FangSong_GB2312" w:eastAsia="FangSong_GB2312" w:hAnsi="FangSong_GB2312" w:cs="FangSong_GB2312" w:hint="eastAsia"/>
-                <w:kern w:val="0"/>
-                <w:sz w:val="24"/>
-              </w:rPr>
-              <w:t xml:space="preserve">【课堂思考】</w:t>
+              <w:t xml:space="preserve">教学方法概念回顾串联、AI 创作实操、作品审美研讨、沙箱协作调试</w:t>
+            </w:r>
+          </w:p>
+          <w:p>
+            <w:pPr>
+              <w:widowControl/>
+              <w:spacing w:line="400" w:lineRule="exact"/>
+              <w:jc w:val="left"/>
+              <w:rPr>
+                <w:rFonts w:ascii="FangSong_GB2312" w:eastAsia="FangSong_GB2312" w:hAnsi="FangSong_GB2312" w:cs="FangSong_GB2312"/>
+                <w:kern w:val="0"/>
+                <w:sz w:val="24"/>
+              </w:rPr>
+            </w:pPr>
+            <w:r>
+              <w:rPr>
+                <w:rFonts w:ascii="FangSong_GB2312" w:eastAsia="FangSong_GB2312" w:hAnsi="FangSong_GB2312" w:cs="FangSong_GB2312" w:hint="eastAsia"/>
+                <w:kern w:val="0"/>
+                <w:sz w:val="24"/>
+              </w:rPr>
+              <w:t xml:space="preserve">时间安排约15分钟（0.3理论学时）</w:t>
+            </w:r>
+          </w:p>
+          <w:p>
+            <w:pPr>
+              <w:widowControl/>
+              <w:spacing w:line="400" w:lineRule="exact"/>
+              <w:jc w:val="left"/>
+              <w:rPr>
+                <w:rFonts w:ascii="FangSong_GB2312" w:eastAsia="FangSong_GB2312" w:hAnsi="FangSong_GB2312" w:cs="FangSong_GB2312"/>
+                <w:kern w:val="0"/>
+                <w:sz w:val="24"/>
+              </w:rPr>
+            </w:pPr>
+            <w:r>
+              <w:rPr>
+                <w:rFonts w:ascii="FangSong_GB2312" w:eastAsia="FangSong_GB2312" w:hAnsi="FangSong_GB2312" w:cs="FangSong_GB2312" w:hint="eastAsia"/>
+                <w:kern w:val="0"/>
+                <w:sz w:val="24"/>
+              </w:rPr>
+              <w:t xml:space="preserve">课堂思考</w:t>
             </w:r>
           </w:p>
         </w:tc>
@@ -14675,7 +14675,7 @@
                 <w:kern w:val="0"/>
                 <w:sz w:val="24"/>
               </w:rPr>
-              <w:t xml:space="preserve">【教学组织】【课程情境导入】</w:t>
+              <w:t xml:space="preserve">教学组织课程情境导入</w:t>
             </w:r>
           </w:p>
           <w:p>
@@ -14755,47 +14755,47 @@
                 <w:kern w:val="0"/>
                 <w:sz w:val="24"/>
               </w:rPr>
-              <w:t xml:space="preserve">【教学方法】概念回顾串联、AI 创作实操、作品审美研讨、沙箱协作调试</w:t>
-            </w:r>
-          </w:p>
-          <w:p>
-            <w:pPr>
-              <w:widowControl/>
-              <w:spacing w:line="400" w:lineRule="exact"/>
-              <w:jc w:val="left"/>
-              <w:rPr>
-                <w:rFonts w:ascii="FangSong_GB2312" w:eastAsia="FangSong_GB2312" w:hAnsi="FangSong_GB2312" w:cs="FangSong_GB2312"/>
-                <w:kern w:val="0"/>
-                <w:sz w:val="24"/>
-              </w:rPr>
-            </w:pPr>
-            <w:r>
-              <w:rPr>
-                <w:rFonts w:ascii="FangSong_GB2312" w:eastAsia="FangSong_GB2312" w:hAnsi="FangSong_GB2312" w:cs="FangSong_GB2312" w:hint="eastAsia"/>
-                <w:kern w:val="0"/>
-                <w:sz w:val="24"/>
-              </w:rPr>
-              <w:t xml:space="preserve">【时间安排】约15分钟（0.3理论学时）</w:t>
-            </w:r>
-          </w:p>
-          <w:p>
-            <w:pPr>
-              <w:widowControl/>
-              <w:spacing w:line="400" w:lineRule="exact"/>
-              <w:jc w:val="left"/>
-              <w:rPr>
-                <w:rFonts w:ascii="FangSong_GB2312" w:eastAsia="FangSong_GB2312" w:hAnsi="FangSong_GB2312" w:cs="FangSong_GB2312"/>
-                <w:kern w:val="0"/>
-                <w:sz w:val="24"/>
-              </w:rPr>
-            </w:pPr>
-            <w:r>
-              <w:rPr>
-                <w:rFonts w:ascii="FangSong_GB2312" w:eastAsia="FangSong_GB2312" w:hAnsi="FangSong_GB2312" w:cs="FangSong_GB2312" w:hint="eastAsia"/>
-                <w:kern w:val="0"/>
-                <w:sz w:val="24"/>
-              </w:rPr>
-              <w:t xml:space="preserve">【课堂思考】</w:t>
+              <w:t xml:space="preserve">教学方法概念回顾串联、AI 创作实操、作品审美研讨、沙箱协作调试</w:t>
+            </w:r>
+          </w:p>
+          <w:p>
+            <w:pPr>
+              <w:widowControl/>
+              <w:spacing w:line="400" w:lineRule="exact"/>
+              <w:jc w:val="left"/>
+              <w:rPr>
+                <w:rFonts w:ascii="FangSong_GB2312" w:eastAsia="FangSong_GB2312" w:hAnsi="FangSong_GB2312" w:cs="FangSong_GB2312"/>
+                <w:kern w:val="0"/>
+                <w:sz w:val="24"/>
+              </w:rPr>
+            </w:pPr>
+            <w:r>
+              <w:rPr>
+                <w:rFonts w:ascii="FangSong_GB2312" w:eastAsia="FangSong_GB2312" w:hAnsi="FangSong_GB2312" w:cs="FangSong_GB2312" w:hint="eastAsia"/>
+                <w:kern w:val="0"/>
+                <w:sz w:val="24"/>
+              </w:rPr>
+              <w:t xml:space="preserve">时间安排约15分钟（0.3理论学时）</w:t>
+            </w:r>
+          </w:p>
+          <w:p>
+            <w:pPr>
+              <w:widowControl/>
+              <w:spacing w:line="400" w:lineRule="exact"/>
+              <w:jc w:val="left"/>
+              <w:rPr>
+                <w:rFonts w:ascii="FangSong_GB2312" w:eastAsia="FangSong_GB2312" w:hAnsi="FangSong_GB2312" w:cs="FangSong_GB2312"/>
+                <w:kern w:val="0"/>
+                <w:sz w:val="24"/>
+              </w:rPr>
+            </w:pPr>
+            <w:r>
+              <w:rPr>
+                <w:rFonts w:ascii="FangSong_GB2312" w:eastAsia="FangSong_GB2312" w:hAnsi="FangSong_GB2312" w:cs="FangSong_GB2312" w:hint="eastAsia"/>
+                <w:kern w:val="0"/>
+                <w:sz w:val="24"/>
+              </w:rPr>
+              <w:t xml:space="preserve">课堂思考</w:t>
             </w:r>
           </w:p>
         </w:tc>
@@ -14899,7 +14899,7 @@
                 <w:kern w:val="0"/>
                 <w:sz w:val="24"/>
               </w:rPr>
-              <w:t xml:space="preserve">【教学组织】【核心理论与技能解析】</w:t>
+              <w:t xml:space="preserve">教学组织核心理论与技能解析</w:t>
             </w:r>
           </w:p>
           <w:p>
@@ -15019,67 +15019,67 @@
                 <w:kern w:val="0"/>
                 <w:sz w:val="24"/>
               </w:rPr>
-              <w:t xml:space="preserve">【教学方法】概念回顾串联、AI 创作实操、作品审美研讨、沙箱协作调试</w:t>
-            </w:r>
-          </w:p>
-          <w:p>
-            <w:pPr>
-              <w:widowControl/>
-              <w:spacing w:line="400" w:lineRule="exact"/>
-              <w:jc w:val="left"/>
-              <w:rPr>
-                <w:rFonts w:ascii="FangSong_GB2312" w:eastAsia="FangSong_GB2312" w:hAnsi="FangSong_GB2312" w:cs="FangSong_GB2312"/>
-                <w:kern w:val="0"/>
-                <w:sz w:val="24"/>
-              </w:rPr>
-            </w:pPr>
-            <w:r>
-              <w:rPr>
-                <w:rFonts w:ascii="FangSong_GB2312" w:eastAsia="FangSong_GB2312" w:hAnsi="FangSong_GB2312" w:cs="FangSong_GB2312" w:hint="eastAsia"/>
-                <w:kern w:val="0"/>
-                <w:sz w:val="24"/>
-              </w:rPr>
-              <w:t xml:space="preserve">【时间安排】约60分钟（1.4理论学时）</w:t>
-            </w:r>
-          </w:p>
-          <w:p>
-            <w:pPr>
-              <w:widowControl/>
-              <w:spacing w:line="400" w:lineRule="exact"/>
-              <w:jc w:val="left"/>
-              <w:rPr>
-                <w:rFonts w:ascii="FangSong_GB2312" w:eastAsia="FangSong_GB2312" w:hAnsi="FangSong_GB2312" w:cs="FangSong_GB2312"/>
-                <w:kern w:val="0"/>
-                <w:sz w:val="24"/>
-              </w:rPr>
-            </w:pPr>
-            <w:r>
-              <w:rPr>
-                <w:rFonts w:ascii="FangSong_GB2312" w:eastAsia="FangSong_GB2312" w:hAnsi="FangSong_GB2312" w:cs="FangSong_GB2312" w:hint="eastAsia"/>
-                <w:kern w:val="0"/>
-                <w:sz w:val="24"/>
-              </w:rPr>
-              <w:t xml:space="preserve">【课堂思考】</w:t>
-            </w:r>
-          </w:p>
-          <w:p>
-            <w:pPr>
-              <w:widowControl/>
-              <w:spacing w:line="400" w:lineRule="exact"/>
-              <w:jc w:val="left"/>
-              <w:rPr>
-                <w:rFonts w:ascii="FangSong_GB2312" w:eastAsia="FangSong_GB2312" w:hAnsi="FangSong_GB2312" w:cs="FangSong_GB2312"/>
-                <w:kern w:val="0"/>
-                <w:sz w:val="24"/>
-              </w:rPr>
-            </w:pPr>
-            <w:r>
-              <w:rPr>
-                <w:rFonts w:ascii="FangSong_GB2312" w:eastAsia="FangSong_GB2312" w:hAnsi="FangSong_GB2312" w:cs="FangSong_GB2312" w:hint="eastAsia"/>
-                <w:kern w:val="0"/>
-                <w:sz w:val="24"/>
-              </w:rPr>
-              <w:t xml:space="preserve">【课程思政融入点】以中国数据新闻实践（澎湃新闻美数课、财新数据可视化）为例，展示本土数据叙事创新</w:t>
+              <w:t xml:space="preserve">教学方法概念回顾串联、AI 创作实操、作品审美研讨、沙箱协作调试</w:t>
+            </w:r>
+          </w:p>
+          <w:p>
+            <w:pPr>
+              <w:widowControl/>
+              <w:spacing w:line="400" w:lineRule="exact"/>
+              <w:jc w:val="left"/>
+              <w:rPr>
+                <w:rFonts w:ascii="FangSong_GB2312" w:eastAsia="FangSong_GB2312" w:hAnsi="FangSong_GB2312" w:cs="FangSong_GB2312"/>
+                <w:kern w:val="0"/>
+                <w:sz w:val="24"/>
+              </w:rPr>
+            </w:pPr>
+            <w:r>
+              <w:rPr>
+                <w:rFonts w:ascii="FangSong_GB2312" w:eastAsia="FangSong_GB2312" w:hAnsi="FangSong_GB2312" w:cs="FangSong_GB2312" w:hint="eastAsia"/>
+                <w:kern w:val="0"/>
+                <w:sz w:val="24"/>
+              </w:rPr>
+              <w:t xml:space="preserve">时间安排约60分钟（1.4理论学时）</w:t>
+            </w:r>
+          </w:p>
+          <w:p>
+            <w:pPr>
+              <w:widowControl/>
+              <w:spacing w:line="400" w:lineRule="exact"/>
+              <w:jc w:val="left"/>
+              <w:rPr>
+                <w:rFonts w:ascii="FangSong_GB2312" w:eastAsia="FangSong_GB2312" w:hAnsi="FangSong_GB2312" w:cs="FangSong_GB2312"/>
+                <w:kern w:val="0"/>
+                <w:sz w:val="24"/>
+              </w:rPr>
+            </w:pPr>
+            <w:r>
+              <w:rPr>
+                <w:rFonts w:ascii="FangSong_GB2312" w:eastAsia="FangSong_GB2312" w:hAnsi="FangSong_GB2312" w:cs="FangSong_GB2312" w:hint="eastAsia"/>
+                <w:kern w:val="0"/>
+                <w:sz w:val="24"/>
+              </w:rPr>
+              <w:t xml:space="preserve">课堂思考</w:t>
+            </w:r>
+          </w:p>
+          <w:p>
+            <w:pPr>
+              <w:widowControl/>
+              <w:spacing w:line="400" w:lineRule="exact"/>
+              <w:jc w:val="left"/>
+              <w:rPr>
+                <w:rFonts w:ascii="FangSong_GB2312" w:eastAsia="FangSong_GB2312" w:hAnsi="FangSong_GB2312" w:cs="FangSong_GB2312"/>
+                <w:kern w:val="0"/>
+                <w:sz w:val="24"/>
+              </w:rPr>
+            </w:pPr>
+            <w:r>
+              <w:rPr>
+                <w:rFonts w:ascii="FangSong_GB2312" w:eastAsia="FangSong_GB2312" w:hAnsi="FangSong_GB2312" w:cs="FangSong_GB2312" w:hint="eastAsia"/>
+                <w:kern w:val="0"/>
+                <w:sz w:val="24"/>
+              </w:rPr>
+              <w:t xml:space="preserve">课程思政融入点以中国数据新闻实践（澎湃新闻美数课、财新数据可视化）为例，展示本土数据叙事创新</w:t>
             </w:r>
           </w:p>
         </w:tc>
@@ -15192,7 +15192,7 @@
                 <w:kern w:val="0"/>
                 <w:sz w:val="24"/>
               </w:rPr>
-              <w:t xml:space="preserve">【教学组织】【课堂实践与操作训练——D3 概念驱动三阶创作】</w:t>
+              <w:t xml:space="preserve">教学组织课堂实践与操作训练——D3 概念驱动三阶创作</w:t>
             </w:r>
           </w:p>
           <w:p>
@@ -15302,51 +15302,51 @@
                 <w:kern w:val="0"/>
                 <w:sz w:val="24"/>
               </w:rPr>
-              <w:t xml:space="preserve">【教学方法】概念回顾串联、AI 创作实操、作品审美研讨、沙箱协作调试</w:t>
-            </w:r>
-          </w:p>
-          <w:p>
-            <w:pPr>
-              <w:widowControl/>
-              <w:spacing w:line="400" w:lineRule="exact"/>
-              <w:jc w:val="left"/>
-              <w:rPr>
-                <w:rFonts w:ascii="FangSong_GB2312" w:eastAsia="FangSong_GB2312" w:hAnsi="FangSong_GB2312" w:cs="FangSong_GB2312"/>
-                <w:color w:val="000000"/>
-                <w:kern w:val="0"/>
-                <w:sz w:val="24"/>
-              </w:rPr>
-            </w:pPr>
-            <w:r>
-              <w:rPr>
-                <w:rFonts w:ascii="FangSong_GB2312" w:eastAsia="FangSong_GB2312" w:hAnsi="FangSong_GB2312" w:cs="FangSong_GB2312" w:hint="eastAsia"/>
-                <w:color w:val="000000"/>
-                <w:kern w:val="0"/>
-                <w:sz w:val="24"/>
-              </w:rPr>
-              <w:t xml:space="preserve">【时间安排】约120分钟（2.7实践学时）</w:t>
-            </w:r>
-          </w:p>
-          <w:p>
-            <w:pPr>
-              <w:widowControl/>
-              <w:spacing w:line="400" w:lineRule="exact"/>
-              <w:jc w:val="left"/>
-              <w:rPr>
-                <w:rFonts w:ascii="FangSong_GB2312" w:eastAsia="FangSong_GB2312" w:hAnsi="FangSong_GB2312" w:cs="FangSong_GB2312"/>
-                <w:color w:val="000000"/>
-                <w:kern w:val="0"/>
-                <w:sz w:val="24"/>
-              </w:rPr>
-            </w:pPr>
-            <w:r>
-              <w:rPr>
-                <w:rFonts w:ascii="FangSong_GB2312" w:eastAsia="FangSong_GB2312" w:hAnsi="FangSong_GB2312" w:cs="FangSong_GB2312" w:hint="eastAsia"/>
-                <w:color w:val="000000"/>
-                <w:kern w:val="0"/>
-                <w:sz w:val="24"/>
-              </w:rPr>
-              <w:t xml:space="preserve">【课堂思考】</w:t>
+              <w:t xml:space="preserve">教学方法概念回顾串联、AI 创作实操、作品审美研讨、沙箱协作调试</w:t>
+            </w:r>
+          </w:p>
+          <w:p>
+            <w:pPr>
+              <w:widowControl/>
+              <w:spacing w:line="400" w:lineRule="exact"/>
+              <w:jc w:val="left"/>
+              <w:rPr>
+                <w:rFonts w:ascii="FangSong_GB2312" w:eastAsia="FangSong_GB2312" w:hAnsi="FangSong_GB2312" w:cs="FangSong_GB2312"/>
+                <w:color w:val="000000"/>
+                <w:kern w:val="0"/>
+                <w:sz w:val="24"/>
+              </w:rPr>
+            </w:pPr>
+            <w:r>
+              <w:rPr>
+                <w:rFonts w:ascii="FangSong_GB2312" w:eastAsia="FangSong_GB2312" w:hAnsi="FangSong_GB2312" w:cs="FangSong_GB2312" w:hint="eastAsia"/>
+                <w:color w:val="000000"/>
+                <w:kern w:val="0"/>
+                <w:sz w:val="24"/>
+              </w:rPr>
+              <w:t xml:space="preserve">时间安排约120分钟（2.7实践学时）</w:t>
+            </w:r>
+          </w:p>
+          <w:p>
+            <w:pPr>
+              <w:widowControl/>
+              <w:spacing w:line="400" w:lineRule="exact"/>
+              <w:jc w:val="left"/>
+              <w:rPr>
+                <w:rFonts w:ascii="FangSong_GB2312" w:eastAsia="FangSong_GB2312" w:hAnsi="FangSong_GB2312" w:cs="FangSong_GB2312"/>
+                <w:color w:val="000000"/>
+                <w:kern w:val="0"/>
+                <w:sz w:val="24"/>
+              </w:rPr>
+            </w:pPr>
+            <w:r>
+              <w:rPr>
+                <w:rFonts w:ascii="FangSong_GB2312" w:eastAsia="FangSong_GB2312" w:hAnsi="FangSong_GB2312" w:cs="FangSong_GB2312" w:hint="eastAsia"/>
+                <w:color w:val="000000"/>
+                <w:kern w:val="0"/>
+                <w:sz w:val="24"/>
+              </w:rPr>
+              <w:t xml:space="preserve">课堂思考</w:t>
             </w:r>
           </w:p>
         </w:tc>
@@ -15458,7 +15458,7 @@
                 <w:kern w:val="0"/>
                 <w:sz w:val="24"/>
               </w:rPr>
-              <w:t xml:space="preserve">【教学组织】【知识凝练与教学反思】</w:t>
+              <w:t xml:space="preserve">教学组织知识凝练与教学反思</w:t>
             </w:r>
           </w:p>
           <w:p>
@@ -15546,29 +15546,29 @@
                 <w:kern w:val="0"/>
                 <w:sz w:val="24"/>
               </w:rPr>
-              <w:t xml:space="preserve">【时间安排】约15分钟（0.3实践学时）</w:t>
-            </w:r>
-          </w:p>
-          <w:p>
-            <w:pPr>
-              <w:widowControl/>
-              <w:spacing w:line="400" w:lineRule="exact"/>
-              <w:jc w:val="left"/>
-              <w:rPr>
-                <w:rFonts w:ascii="FangSong_GB2312" w:eastAsia="FangSong_GB2312" w:hAnsi="FangSong_GB2312" w:cs="FangSong_GB2312"/>
-                <w:color w:val="000000"/>
-                <w:kern w:val="0"/>
-                <w:sz w:val="24"/>
-              </w:rPr>
-            </w:pPr>
-            <w:r>
-              <w:rPr>
-                <w:rFonts w:ascii="FangSong_GB2312" w:eastAsia="FangSong_GB2312" w:hAnsi="FangSong_GB2312" w:cs="FangSong_GB2312" w:hint="eastAsia"/>
-                <w:color w:val="000000"/>
-                <w:kern w:val="0"/>
-                <w:sz w:val="24"/>
-              </w:rPr>
-              <w:t xml:space="preserve">【课程回顾与反思】</w:t>
+              <w:t xml:space="preserve">时间安排约15分钟（0.3实践学时）</w:t>
+            </w:r>
+          </w:p>
+          <w:p>
+            <w:pPr>
+              <w:widowControl/>
+              <w:spacing w:line="400" w:lineRule="exact"/>
+              <w:jc w:val="left"/>
+              <w:rPr>
+                <w:rFonts w:ascii="FangSong_GB2312" w:eastAsia="FangSong_GB2312" w:hAnsi="FangSong_GB2312" w:cs="FangSong_GB2312"/>
+                <w:color w:val="000000"/>
+                <w:kern w:val="0"/>
+                <w:sz w:val="24"/>
+              </w:rPr>
+            </w:pPr>
+            <w:r>
+              <w:rPr>
+                <w:rFonts w:ascii="FangSong_GB2312" w:eastAsia="FangSong_GB2312" w:hAnsi="FangSong_GB2312" w:cs="FangSong_GB2312" w:hint="eastAsia"/>
+                <w:color w:val="000000"/>
+                <w:kern w:val="0"/>
+                <w:sz w:val="24"/>
+              </w:rPr>
+              <w:t xml:space="preserve">课程回顾与反思</w:t>
             </w:r>
           </w:p>
         </w:tc>
@@ -16994,7 +16994,7 @@
                 <w:kern w:val="0"/>
                 <w:sz w:val="24"/>
               </w:rPr>
-              <w:t xml:space="preserve">【教学组织】【上次课知识回顾】</w:t>
+              <w:t xml:space="preserve">教学组织上次课知识回顾</w:t>
             </w:r>
           </w:p>
           <w:p>
@@ -17054,47 +17054,47 @@
                 <w:kern w:val="0"/>
                 <w:sz w:val="24"/>
               </w:rPr>
-              <w:t xml:space="preserve">【教学方法】理论讲授、生成艺术案例赏析、D3 力导向实操、创意表达实验</w:t>
-            </w:r>
-          </w:p>
-          <w:p>
-            <w:pPr>
-              <w:widowControl/>
-              <w:spacing w:line="400" w:lineRule="exact"/>
-              <w:jc w:val="left"/>
-              <w:rPr>
-                <w:rFonts w:ascii="FangSong_GB2312" w:eastAsia="FangSong_GB2312" w:hAnsi="FangSong_GB2312" w:cs="FangSong_GB2312"/>
-                <w:kern w:val="0"/>
-                <w:sz w:val="24"/>
-              </w:rPr>
-            </w:pPr>
-            <w:r>
-              <w:rPr>
-                <w:rFonts w:ascii="FangSong_GB2312" w:eastAsia="FangSong_GB2312" w:hAnsi="FangSong_GB2312" w:cs="FangSong_GB2312" w:hint="eastAsia"/>
-                <w:kern w:val="0"/>
-                <w:sz w:val="24"/>
-              </w:rPr>
-              <w:t xml:space="preserve">【时间安排】约10分钟（0.2理论学时）</w:t>
-            </w:r>
-          </w:p>
-          <w:p>
-            <w:pPr>
-              <w:widowControl/>
-              <w:spacing w:line="400" w:lineRule="exact"/>
-              <w:jc w:val="left"/>
-              <w:rPr>
-                <w:rFonts w:ascii="FangSong_GB2312" w:eastAsia="FangSong_GB2312" w:hAnsi="FangSong_GB2312" w:cs="FangSong_GB2312"/>
-                <w:kern w:val="0"/>
-                <w:sz w:val="24"/>
-              </w:rPr>
-            </w:pPr>
-            <w:r>
-              <w:rPr>
-                <w:rFonts w:ascii="FangSong_GB2312" w:eastAsia="FangSong_GB2312" w:hAnsi="FangSong_GB2312" w:cs="FangSong_GB2312" w:hint="eastAsia"/>
-                <w:kern w:val="0"/>
-                <w:sz w:val="24"/>
-              </w:rPr>
-              <w:t xml:space="preserve">【课堂思考】</w:t>
+              <w:t xml:space="preserve">教学方法理论讲授、生成艺术案例赏析、D3 力导向实操、创意表达实验</w:t>
+            </w:r>
+          </w:p>
+          <w:p>
+            <w:pPr>
+              <w:widowControl/>
+              <w:spacing w:line="400" w:lineRule="exact"/>
+              <w:jc w:val="left"/>
+              <w:rPr>
+                <w:rFonts w:ascii="FangSong_GB2312" w:eastAsia="FangSong_GB2312" w:hAnsi="FangSong_GB2312" w:cs="FangSong_GB2312"/>
+                <w:kern w:val="0"/>
+                <w:sz w:val="24"/>
+              </w:rPr>
+            </w:pPr>
+            <w:r>
+              <w:rPr>
+                <w:rFonts w:ascii="FangSong_GB2312" w:eastAsia="FangSong_GB2312" w:hAnsi="FangSong_GB2312" w:cs="FangSong_GB2312" w:hint="eastAsia"/>
+                <w:kern w:val="0"/>
+                <w:sz w:val="24"/>
+              </w:rPr>
+              <w:t xml:space="preserve">时间安排约10分钟（0.2理论学时）</w:t>
+            </w:r>
+          </w:p>
+          <w:p>
+            <w:pPr>
+              <w:widowControl/>
+              <w:spacing w:line="400" w:lineRule="exact"/>
+              <w:jc w:val="left"/>
+              <w:rPr>
+                <w:rFonts w:ascii="FangSong_GB2312" w:eastAsia="FangSong_GB2312" w:hAnsi="FangSong_GB2312" w:cs="FangSong_GB2312"/>
+                <w:kern w:val="0"/>
+                <w:sz w:val="24"/>
+              </w:rPr>
+            </w:pPr>
+            <w:r>
+              <w:rPr>
+                <w:rFonts w:ascii="FangSong_GB2312" w:eastAsia="FangSong_GB2312" w:hAnsi="FangSong_GB2312" w:cs="FangSong_GB2312" w:hint="eastAsia"/>
+                <w:kern w:val="0"/>
+                <w:sz w:val="24"/>
+              </w:rPr>
+              <w:t xml:space="preserve">课堂思考</w:t>
             </w:r>
           </w:p>
         </w:tc>
@@ -17191,7 +17191,7 @@
                 <w:kern w:val="0"/>
                 <w:sz w:val="24"/>
               </w:rPr>
-              <w:t xml:space="preserve">【教学组织】【课程情境导入】</w:t>
+              <w:t xml:space="preserve">教学组织课程情境导入</w:t>
             </w:r>
           </w:p>
           <w:p>
@@ -17271,47 +17271,47 @@
                 <w:kern w:val="0"/>
                 <w:sz w:val="24"/>
               </w:rPr>
-              <w:t xml:space="preserve">【教学方法】理论讲授、生成艺术案例赏析、D3 力导向实操、创意表达实验</w:t>
-            </w:r>
-          </w:p>
-          <w:p>
-            <w:pPr>
-              <w:widowControl/>
-              <w:spacing w:line="400" w:lineRule="exact"/>
-              <w:jc w:val="left"/>
-              <w:rPr>
-                <w:rFonts w:ascii="FangSong_GB2312" w:eastAsia="FangSong_GB2312" w:hAnsi="FangSong_GB2312" w:cs="FangSong_GB2312"/>
-                <w:kern w:val="0"/>
-                <w:sz w:val="24"/>
-              </w:rPr>
-            </w:pPr>
-            <w:r>
-              <w:rPr>
-                <w:rFonts w:ascii="FangSong_GB2312" w:eastAsia="FangSong_GB2312" w:hAnsi="FangSong_GB2312" w:cs="FangSong_GB2312" w:hint="eastAsia"/>
-                <w:kern w:val="0"/>
-                <w:sz w:val="24"/>
-              </w:rPr>
-              <w:t xml:space="preserve">【时间安排】约15分钟（0.3理论学时）</w:t>
-            </w:r>
-          </w:p>
-          <w:p>
-            <w:pPr>
-              <w:widowControl/>
-              <w:spacing w:line="400" w:lineRule="exact"/>
-              <w:jc w:val="left"/>
-              <w:rPr>
-                <w:rFonts w:ascii="FangSong_GB2312" w:eastAsia="FangSong_GB2312" w:hAnsi="FangSong_GB2312" w:cs="FangSong_GB2312"/>
-                <w:kern w:val="0"/>
-                <w:sz w:val="24"/>
-              </w:rPr>
-            </w:pPr>
-            <w:r>
-              <w:rPr>
-                <w:rFonts w:ascii="FangSong_GB2312" w:eastAsia="FangSong_GB2312" w:hAnsi="FangSong_GB2312" w:cs="FangSong_GB2312" w:hint="eastAsia"/>
-                <w:kern w:val="0"/>
-                <w:sz w:val="24"/>
-              </w:rPr>
-              <w:t xml:space="preserve">【课堂思考】</w:t>
+              <w:t xml:space="preserve">教学方法理论讲授、生成艺术案例赏析、D3 力导向实操、创意表达实验</w:t>
+            </w:r>
+          </w:p>
+          <w:p>
+            <w:pPr>
+              <w:widowControl/>
+              <w:spacing w:line="400" w:lineRule="exact"/>
+              <w:jc w:val="left"/>
+              <w:rPr>
+                <w:rFonts w:ascii="FangSong_GB2312" w:eastAsia="FangSong_GB2312" w:hAnsi="FangSong_GB2312" w:cs="FangSong_GB2312"/>
+                <w:kern w:val="0"/>
+                <w:sz w:val="24"/>
+              </w:rPr>
+            </w:pPr>
+            <w:r>
+              <w:rPr>
+                <w:rFonts w:ascii="FangSong_GB2312" w:eastAsia="FangSong_GB2312" w:hAnsi="FangSong_GB2312" w:cs="FangSong_GB2312" w:hint="eastAsia"/>
+                <w:kern w:val="0"/>
+                <w:sz w:val="24"/>
+              </w:rPr>
+              <w:t xml:space="preserve">时间安排约15分钟（0.3理论学时）</w:t>
+            </w:r>
+          </w:p>
+          <w:p>
+            <w:pPr>
+              <w:widowControl/>
+              <w:spacing w:line="400" w:lineRule="exact"/>
+              <w:jc w:val="left"/>
+              <w:rPr>
+                <w:rFonts w:ascii="FangSong_GB2312" w:eastAsia="FangSong_GB2312" w:hAnsi="FangSong_GB2312" w:cs="FangSong_GB2312"/>
+                <w:kern w:val="0"/>
+                <w:sz w:val="24"/>
+              </w:rPr>
+            </w:pPr>
+            <w:r>
+              <w:rPr>
+                <w:rFonts w:ascii="FangSong_GB2312" w:eastAsia="FangSong_GB2312" w:hAnsi="FangSong_GB2312" w:cs="FangSong_GB2312" w:hint="eastAsia"/>
+                <w:kern w:val="0"/>
+                <w:sz w:val="24"/>
+              </w:rPr>
+              <w:t xml:space="preserve">课堂思考</w:t>
             </w:r>
           </w:p>
         </w:tc>
@@ -17415,7 +17415,7 @@
                 <w:kern w:val="0"/>
                 <w:sz w:val="24"/>
               </w:rPr>
-              <w:t xml:space="preserve">【教学组织】【核心理论与技能解析】</w:t>
+              <w:t xml:space="preserve">教学组织核心理论与技能解析</w:t>
             </w:r>
           </w:p>
           <w:p>
@@ -17515,67 +17515,67 @@
                 <w:kern w:val="0"/>
                 <w:sz w:val="24"/>
               </w:rPr>
-              <w:t xml:space="preserve">【教学方法】理论讲授、生成艺术案例赏析、D3 力导向实操、创意表达实验</w:t>
-            </w:r>
-          </w:p>
-          <w:p>
-            <w:pPr>
-              <w:widowControl/>
-              <w:spacing w:line="400" w:lineRule="exact"/>
-              <w:jc w:val="left"/>
-              <w:rPr>
-                <w:rFonts w:ascii="FangSong_GB2312" w:eastAsia="FangSong_GB2312" w:hAnsi="FangSong_GB2312" w:cs="FangSong_GB2312"/>
-                <w:kern w:val="0"/>
-                <w:sz w:val="24"/>
-              </w:rPr>
-            </w:pPr>
-            <w:r>
-              <w:rPr>
-                <w:rFonts w:ascii="FangSong_GB2312" w:eastAsia="FangSong_GB2312" w:hAnsi="FangSong_GB2312" w:cs="FangSong_GB2312" w:hint="eastAsia"/>
-                <w:kern w:val="0"/>
-                <w:sz w:val="24"/>
-              </w:rPr>
-              <w:t xml:space="preserve">【时间安排】约65分钟（1.5理论学时）</w:t>
-            </w:r>
-          </w:p>
-          <w:p>
-            <w:pPr>
-              <w:widowControl/>
-              <w:spacing w:line="400" w:lineRule="exact"/>
-              <w:jc w:val="left"/>
-              <w:rPr>
-                <w:rFonts w:ascii="FangSong_GB2312" w:eastAsia="FangSong_GB2312" w:hAnsi="FangSong_GB2312" w:cs="FangSong_GB2312"/>
-                <w:kern w:val="0"/>
-                <w:sz w:val="24"/>
-              </w:rPr>
-            </w:pPr>
-            <w:r>
-              <w:rPr>
-                <w:rFonts w:ascii="FangSong_GB2312" w:eastAsia="FangSong_GB2312" w:hAnsi="FangSong_GB2312" w:cs="FangSong_GB2312" w:hint="eastAsia"/>
-                <w:kern w:val="0"/>
-                <w:sz w:val="24"/>
-              </w:rPr>
-              <w:t xml:space="preserve">【课堂思考】</w:t>
-            </w:r>
-          </w:p>
-          <w:p>
-            <w:pPr>
-              <w:widowControl/>
-              <w:spacing w:line="400" w:lineRule="exact"/>
-              <w:jc w:val="left"/>
-              <w:rPr>
-                <w:rFonts w:ascii="FangSong_GB2312" w:eastAsia="FangSong_GB2312" w:hAnsi="FangSong_GB2312" w:cs="FangSong_GB2312"/>
-                <w:kern w:val="0"/>
-                <w:sz w:val="24"/>
-              </w:rPr>
-            </w:pPr>
-            <w:r>
-              <w:rPr>
-                <w:rFonts w:ascii="FangSong_GB2312" w:eastAsia="FangSong_GB2312" w:hAnsi="FangSong_GB2312" w:cs="FangSong_GB2312" w:hint="eastAsia"/>
-                <w:kern w:val="0"/>
-                <w:sz w:val="24"/>
-              </w:rPr>
-              <w:t xml:space="preserve">【课程思政融入点】结合中国社会网络与文化传播研究案例，探讨数据艺术的社会责任</w:t>
+              <w:t xml:space="preserve">教学方法理论讲授、生成艺术案例赏析、D3 力导向实操、创意表达实验</w:t>
+            </w:r>
+          </w:p>
+          <w:p>
+            <w:pPr>
+              <w:widowControl/>
+              <w:spacing w:line="400" w:lineRule="exact"/>
+              <w:jc w:val="left"/>
+              <w:rPr>
+                <w:rFonts w:ascii="FangSong_GB2312" w:eastAsia="FangSong_GB2312" w:hAnsi="FangSong_GB2312" w:cs="FangSong_GB2312"/>
+                <w:kern w:val="0"/>
+                <w:sz w:val="24"/>
+              </w:rPr>
+            </w:pPr>
+            <w:r>
+              <w:rPr>
+                <w:rFonts w:ascii="FangSong_GB2312" w:eastAsia="FangSong_GB2312" w:hAnsi="FangSong_GB2312" w:cs="FangSong_GB2312" w:hint="eastAsia"/>
+                <w:kern w:val="0"/>
+                <w:sz w:val="24"/>
+              </w:rPr>
+              <w:t xml:space="preserve">时间安排约65分钟（1.5理论学时）</w:t>
+            </w:r>
+          </w:p>
+          <w:p>
+            <w:pPr>
+              <w:widowControl/>
+              <w:spacing w:line="400" w:lineRule="exact"/>
+              <w:jc w:val="left"/>
+              <w:rPr>
+                <w:rFonts w:ascii="FangSong_GB2312" w:eastAsia="FangSong_GB2312" w:hAnsi="FangSong_GB2312" w:cs="FangSong_GB2312"/>
+                <w:kern w:val="0"/>
+                <w:sz w:val="24"/>
+              </w:rPr>
+            </w:pPr>
+            <w:r>
+              <w:rPr>
+                <w:rFonts w:ascii="FangSong_GB2312" w:eastAsia="FangSong_GB2312" w:hAnsi="FangSong_GB2312" w:cs="FangSong_GB2312" w:hint="eastAsia"/>
+                <w:kern w:val="0"/>
+                <w:sz w:val="24"/>
+              </w:rPr>
+              <w:t xml:space="preserve">课堂思考</w:t>
+            </w:r>
+          </w:p>
+          <w:p>
+            <w:pPr>
+              <w:widowControl/>
+              <w:spacing w:line="400" w:lineRule="exact"/>
+              <w:jc w:val="left"/>
+              <w:rPr>
+                <w:rFonts w:ascii="FangSong_GB2312" w:eastAsia="FangSong_GB2312" w:hAnsi="FangSong_GB2312" w:cs="FangSong_GB2312"/>
+                <w:kern w:val="0"/>
+                <w:sz w:val="24"/>
+              </w:rPr>
+            </w:pPr>
+            <w:r>
+              <w:rPr>
+                <w:rFonts w:ascii="FangSong_GB2312" w:eastAsia="FangSong_GB2312" w:hAnsi="FangSong_GB2312" w:cs="FangSong_GB2312" w:hint="eastAsia"/>
+                <w:kern w:val="0"/>
+                <w:sz w:val="24"/>
+              </w:rPr>
+              <w:t xml:space="preserve">课程思政融入点结合中国社会网络与文化传播研究案例，探讨数据艺术的社会责任</w:t>
             </w:r>
           </w:p>
         </w:tc>
@@ -17688,7 +17688,7 @@
                 <w:kern w:val="0"/>
                 <w:sz w:val="24"/>
               </w:rPr>
-              <w:t xml:space="preserve">【教学组织】【课堂实践与操作训练】</w:t>
+              <w:t xml:space="preserve">教学组织课堂实践与操作训练</w:t>
             </w:r>
           </w:p>
           <w:p>
@@ -17776,51 +17776,51 @@
                 <w:kern w:val="0"/>
                 <w:sz w:val="24"/>
               </w:rPr>
-              <w:t xml:space="preserve">【教学方法】理论讲授、生成艺术案例赏析、D3 力导向实操、创意表达实验</w:t>
-            </w:r>
-          </w:p>
-          <w:p>
-            <w:pPr>
-              <w:widowControl/>
-              <w:spacing w:line="400" w:lineRule="exact"/>
-              <w:jc w:val="left"/>
-              <w:rPr>
-                <w:rFonts w:ascii="FangSong_GB2312" w:eastAsia="FangSong_GB2312" w:hAnsi="FangSong_GB2312" w:cs="FangSong_GB2312"/>
-                <w:color w:val="000000"/>
-                <w:kern w:val="0"/>
-                <w:sz w:val="24"/>
-              </w:rPr>
-            </w:pPr>
-            <w:r>
-              <w:rPr>
-                <w:rFonts w:ascii="FangSong_GB2312" w:eastAsia="FangSong_GB2312" w:hAnsi="FangSong_GB2312" w:cs="FangSong_GB2312" w:hint="eastAsia"/>
-                <w:color w:val="000000"/>
-                <w:kern w:val="0"/>
-                <w:sz w:val="24"/>
-              </w:rPr>
-              <w:t xml:space="preserve">【时间安排】约120分钟（2.7实践学时）</w:t>
-            </w:r>
-          </w:p>
-          <w:p>
-            <w:pPr>
-              <w:widowControl/>
-              <w:spacing w:line="400" w:lineRule="exact"/>
-              <w:jc w:val="left"/>
-              <w:rPr>
-                <w:rFonts w:ascii="FangSong_GB2312" w:eastAsia="FangSong_GB2312" w:hAnsi="FangSong_GB2312" w:cs="FangSong_GB2312"/>
-                <w:color w:val="000000"/>
-                <w:kern w:val="0"/>
-                <w:sz w:val="24"/>
-              </w:rPr>
-            </w:pPr>
-            <w:r>
-              <w:rPr>
-                <w:rFonts w:ascii="FangSong_GB2312" w:eastAsia="FangSong_GB2312" w:hAnsi="FangSong_GB2312" w:cs="FangSong_GB2312" w:hint="eastAsia"/>
-                <w:color w:val="000000"/>
-                <w:kern w:val="0"/>
-                <w:sz w:val="24"/>
-              </w:rPr>
-              <w:t xml:space="preserve">【课堂思考】</w:t>
+              <w:t xml:space="preserve">教学方法理论讲授、生成艺术案例赏析、D3 力导向实操、创意表达实验</w:t>
+            </w:r>
+          </w:p>
+          <w:p>
+            <w:pPr>
+              <w:widowControl/>
+              <w:spacing w:line="400" w:lineRule="exact"/>
+              <w:jc w:val="left"/>
+              <w:rPr>
+                <w:rFonts w:ascii="FangSong_GB2312" w:eastAsia="FangSong_GB2312" w:hAnsi="FangSong_GB2312" w:cs="FangSong_GB2312"/>
+                <w:color w:val="000000"/>
+                <w:kern w:val="0"/>
+                <w:sz w:val="24"/>
+              </w:rPr>
+            </w:pPr>
+            <w:r>
+              <w:rPr>
+                <w:rFonts w:ascii="FangSong_GB2312" w:eastAsia="FangSong_GB2312" w:hAnsi="FangSong_GB2312" w:cs="FangSong_GB2312" w:hint="eastAsia"/>
+                <w:color w:val="000000"/>
+                <w:kern w:val="0"/>
+                <w:sz w:val="24"/>
+              </w:rPr>
+              <w:t xml:space="preserve">时间安排约120分钟（2.7实践学时）</w:t>
+            </w:r>
+          </w:p>
+          <w:p>
+            <w:pPr>
+              <w:widowControl/>
+              <w:spacing w:line="400" w:lineRule="exact"/>
+              <w:jc w:val="left"/>
+              <w:rPr>
+                <w:rFonts w:ascii="FangSong_GB2312" w:eastAsia="FangSong_GB2312" w:hAnsi="FangSong_GB2312" w:cs="FangSong_GB2312"/>
+                <w:color w:val="000000"/>
+                <w:kern w:val="0"/>
+                <w:sz w:val="24"/>
+              </w:rPr>
+            </w:pPr>
+            <w:r>
+              <w:rPr>
+                <w:rFonts w:ascii="FangSong_GB2312" w:eastAsia="FangSong_GB2312" w:hAnsi="FangSong_GB2312" w:cs="FangSong_GB2312" w:hint="eastAsia"/>
+                <w:color w:val="000000"/>
+                <w:kern w:val="0"/>
+                <w:sz w:val="24"/>
+              </w:rPr>
+              <w:t xml:space="preserve">课堂思考</w:t>
             </w:r>
           </w:p>
         </w:tc>
@@ -17932,7 +17932,7 @@
                 <w:kern w:val="0"/>
                 <w:sz w:val="24"/>
               </w:rPr>
-              <w:t xml:space="preserve">【教学组织】【知识凝练与教学反思】</w:t>
+              <w:t xml:space="preserve">教学组织知识凝练与教学反思</w:t>
             </w:r>
           </w:p>
           <w:p>
@@ -18020,29 +18020,29 @@
                 <w:kern w:val="0"/>
                 <w:sz w:val="24"/>
               </w:rPr>
-              <w:t xml:space="preserve">【时间安排】约15分钟（0.3实践学时）</w:t>
-            </w:r>
-          </w:p>
-          <w:p>
-            <w:pPr>
-              <w:widowControl/>
-              <w:spacing w:line="400" w:lineRule="exact"/>
-              <w:jc w:val="left"/>
-              <w:rPr>
-                <w:rFonts w:ascii="FangSong_GB2312" w:eastAsia="FangSong_GB2312" w:hAnsi="FangSong_GB2312" w:cs="FangSong_GB2312"/>
-                <w:color w:val="000000"/>
-                <w:kern w:val="0"/>
-                <w:sz w:val="24"/>
-              </w:rPr>
-            </w:pPr>
-            <w:r>
-              <w:rPr>
-                <w:rFonts w:ascii="FangSong_GB2312" w:eastAsia="FangSong_GB2312" w:hAnsi="FangSong_GB2312" w:cs="FangSong_GB2312" w:hint="eastAsia"/>
-                <w:color w:val="000000"/>
-                <w:kern w:val="0"/>
-                <w:sz w:val="24"/>
-              </w:rPr>
-              <w:t xml:space="preserve">【课程回顾与反思】</w:t>
+              <w:t xml:space="preserve">时间安排约15分钟（0.3实践学时）</w:t>
+            </w:r>
+          </w:p>
+          <w:p>
+            <w:pPr>
+              <w:widowControl/>
+              <w:spacing w:line="400" w:lineRule="exact"/>
+              <w:jc w:val="left"/>
+              <w:rPr>
+                <w:rFonts w:ascii="FangSong_GB2312" w:eastAsia="FangSong_GB2312" w:hAnsi="FangSong_GB2312" w:cs="FangSong_GB2312"/>
+                <w:color w:val="000000"/>
+                <w:kern w:val="0"/>
+                <w:sz w:val="24"/>
+              </w:rPr>
+            </w:pPr>
+            <w:r>
+              <w:rPr>
+                <w:rFonts w:ascii="FangSong_GB2312" w:eastAsia="FangSong_GB2312" w:hAnsi="FangSong_GB2312" w:cs="FangSong_GB2312" w:hint="eastAsia"/>
+                <w:color w:val="000000"/>
+                <w:kern w:val="0"/>
+                <w:sz w:val="24"/>
+              </w:rPr>
+              <w:t xml:space="preserve">课程回顾与反思</w:t>
             </w:r>
           </w:p>
         </w:tc>
@@ -19401,7 +19401,7 @@
                 <w:kern w:val="0"/>
                 <w:sz w:val="24"/>
               </w:rPr>
-              <w:t xml:space="preserve">【教学组织】【上次课知识回顾】</w:t>
+              <w:t xml:space="preserve">教学组织上次课知识回顾</w:t>
             </w:r>
           </w:p>
           <w:p>
@@ -19461,47 +19461,47 @@
                 <w:kern w:val="0"/>
                 <w:sz w:val="24"/>
               </w:rPr>
-              <w:t xml:space="preserve">【教学方法】理论讲授、灾难案例赏析、分镜白板推演、全栈 Prompt 实操</w:t>
-            </w:r>
-          </w:p>
-          <w:p>
-            <w:pPr>
-              <w:widowControl/>
-              <w:spacing w:line="400" w:lineRule="exact"/>
-              <w:jc w:val="left"/>
-              <w:rPr>
-                <w:rFonts w:ascii="FangSong_GB2312" w:eastAsia="FangSong_GB2312" w:hAnsi="FangSong_GB2312" w:cs="FangSong_GB2312"/>
-                <w:kern w:val="0"/>
-                <w:sz w:val="24"/>
-              </w:rPr>
-            </w:pPr>
-            <w:r>
-              <w:rPr>
-                <w:rFonts w:ascii="FangSong_GB2312" w:eastAsia="FangSong_GB2312" w:hAnsi="FangSong_GB2312" w:cs="FangSong_GB2312" w:hint="eastAsia"/>
-                <w:kern w:val="0"/>
-                <w:sz w:val="24"/>
-              </w:rPr>
-              <w:t xml:space="preserve">【时间安排】约10分钟（0.2理论学时）</w:t>
-            </w:r>
-          </w:p>
-          <w:p>
-            <w:pPr>
-              <w:widowControl/>
-              <w:spacing w:line="400" w:lineRule="exact"/>
-              <w:jc w:val="left"/>
-              <w:rPr>
-                <w:rFonts w:ascii="FangSong_GB2312" w:eastAsia="FangSong_GB2312" w:hAnsi="FangSong_GB2312" w:cs="FangSong_GB2312"/>
-                <w:kern w:val="0"/>
-                <w:sz w:val="24"/>
-              </w:rPr>
-            </w:pPr>
-            <w:r>
-              <w:rPr>
-                <w:rFonts w:ascii="FangSong_GB2312" w:eastAsia="FangSong_GB2312" w:hAnsi="FangSong_GB2312" w:cs="FangSong_GB2312" w:hint="eastAsia"/>
-                <w:kern w:val="0"/>
-                <w:sz w:val="24"/>
-              </w:rPr>
-              <w:t xml:space="preserve">【课堂思考】</w:t>
+              <w:t xml:space="preserve">教学方法理论讲授、灾难案例赏析、分镜白板推演、全栈 Prompt 实操</w:t>
+            </w:r>
+          </w:p>
+          <w:p>
+            <w:pPr>
+              <w:widowControl/>
+              <w:spacing w:line="400" w:lineRule="exact"/>
+              <w:jc w:val="left"/>
+              <w:rPr>
+                <w:rFonts w:ascii="FangSong_GB2312" w:eastAsia="FangSong_GB2312" w:hAnsi="FangSong_GB2312" w:cs="FangSong_GB2312"/>
+                <w:kern w:val="0"/>
+                <w:sz w:val="24"/>
+              </w:rPr>
+            </w:pPr>
+            <w:r>
+              <w:rPr>
+                <w:rFonts w:ascii="FangSong_GB2312" w:eastAsia="FangSong_GB2312" w:hAnsi="FangSong_GB2312" w:cs="FangSong_GB2312" w:hint="eastAsia"/>
+                <w:kern w:val="0"/>
+                <w:sz w:val="24"/>
+              </w:rPr>
+              <w:t xml:space="preserve">时间安排约10分钟（0.2理论学时）</w:t>
+            </w:r>
+          </w:p>
+          <w:p>
+            <w:pPr>
+              <w:widowControl/>
+              <w:spacing w:line="400" w:lineRule="exact"/>
+              <w:jc w:val="left"/>
+              <w:rPr>
+                <w:rFonts w:ascii="FangSong_GB2312" w:eastAsia="FangSong_GB2312" w:hAnsi="FangSong_GB2312" w:cs="FangSong_GB2312"/>
+                <w:kern w:val="0"/>
+                <w:sz w:val="24"/>
+              </w:rPr>
+            </w:pPr>
+            <w:r>
+              <w:rPr>
+                <w:rFonts w:ascii="FangSong_GB2312" w:eastAsia="FangSong_GB2312" w:hAnsi="FangSong_GB2312" w:cs="FangSong_GB2312" w:hint="eastAsia"/>
+                <w:kern w:val="0"/>
+                <w:sz w:val="24"/>
+              </w:rPr>
+              <w:t xml:space="preserve">课堂思考</w:t>
             </w:r>
           </w:p>
         </w:tc>
@@ -19598,7 +19598,7 @@
                 <w:kern w:val="0"/>
                 <w:sz w:val="24"/>
               </w:rPr>
-              <w:t xml:space="preserve">【教学组织】【课程情境导入】</w:t>
+              <w:t xml:space="preserve">教学组织课程情境导入</w:t>
             </w:r>
           </w:p>
           <w:p>
@@ -19678,47 +19678,47 @@
                 <w:kern w:val="0"/>
                 <w:sz w:val="24"/>
               </w:rPr>
-              <w:t xml:space="preserve">【教学方法】理论讲授、灾难案例赏析、分镜白板推演、全栈 Prompt 实操</w:t>
-            </w:r>
-          </w:p>
-          <w:p>
-            <w:pPr>
-              <w:widowControl/>
-              <w:spacing w:line="400" w:lineRule="exact"/>
-              <w:jc w:val="left"/>
-              <w:rPr>
-                <w:rFonts w:ascii="FangSong_GB2312" w:eastAsia="FangSong_GB2312" w:hAnsi="FangSong_GB2312" w:cs="FangSong_GB2312"/>
-                <w:kern w:val="0"/>
-                <w:sz w:val="24"/>
-              </w:rPr>
-            </w:pPr>
-            <w:r>
-              <w:rPr>
-                <w:rFonts w:ascii="FangSong_GB2312" w:eastAsia="FangSong_GB2312" w:hAnsi="FangSong_GB2312" w:cs="FangSong_GB2312" w:hint="eastAsia"/>
-                <w:kern w:val="0"/>
-                <w:sz w:val="24"/>
-              </w:rPr>
-              <w:t xml:space="preserve">【时间安排】约15分钟（0.3理论学时）</w:t>
-            </w:r>
-          </w:p>
-          <w:p>
-            <w:pPr>
-              <w:widowControl/>
-              <w:spacing w:line="400" w:lineRule="exact"/>
-              <w:jc w:val="left"/>
-              <w:rPr>
-                <w:rFonts w:ascii="FangSong_GB2312" w:eastAsia="FangSong_GB2312" w:hAnsi="FangSong_GB2312" w:cs="FangSong_GB2312"/>
-                <w:kern w:val="0"/>
-                <w:sz w:val="24"/>
-              </w:rPr>
-            </w:pPr>
-            <w:r>
-              <w:rPr>
-                <w:rFonts w:ascii="FangSong_GB2312" w:eastAsia="FangSong_GB2312" w:hAnsi="FangSong_GB2312" w:cs="FangSong_GB2312" w:hint="eastAsia"/>
-                <w:kern w:val="0"/>
-                <w:sz w:val="24"/>
-              </w:rPr>
-              <w:t xml:space="preserve">【课堂思考】</w:t>
+              <w:t xml:space="preserve">教学方法理论讲授、灾难案例赏析、分镜白板推演、全栈 Prompt 实操</w:t>
+            </w:r>
+          </w:p>
+          <w:p>
+            <w:pPr>
+              <w:widowControl/>
+              <w:spacing w:line="400" w:lineRule="exact"/>
+              <w:jc w:val="left"/>
+              <w:rPr>
+                <w:rFonts w:ascii="FangSong_GB2312" w:eastAsia="FangSong_GB2312" w:hAnsi="FangSong_GB2312" w:cs="FangSong_GB2312"/>
+                <w:kern w:val="0"/>
+                <w:sz w:val="24"/>
+              </w:rPr>
+            </w:pPr>
+            <w:r>
+              <w:rPr>
+                <w:rFonts w:ascii="FangSong_GB2312" w:eastAsia="FangSong_GB2312" w:hAnsi="FangSong_GB2312" w:cs="FangSong_GB2312" w:hint="eastAsia"/>
+                <w:kern w:val="0"/>
+                <w:sz w:val="24"/>
+              </w:rPr>
+              <w:t xml:space="preserve">时间安排约15分钟（0.3理论学时）</w:t>
+            </w:r>
+          </w:p>
+          <w:p>
+            <w:pPr>
+              <w:widowControl/>
+              <w:spacing w:line="400" w:lineRule="exact"/>
+              <w:jc w:val="left"/>
+              <w:rPr>
+                <w:rFonts w:ascii="FangSong_GB2312" w:eastAsia="FangSong_GB2312" w:hAnsi="FangSong_GB2312" w:cs="FangSong_GB2312"/>
+                <w:kern w:val="0"/>
+                <w:sz w:val="24"/>
+              </w:rPr>
+            </w:pPr>
+            <w:r>
+              <w:rPr>
+                <w:rFonts w:ascii="FangSong_GB2312" w:eastAsia="FangSong_GB2312" w:hAnsi="FangSong_GB2312" w:cs="FangSong_GB2312" w:hint="eastAsia"/>
+                <w:kern w:val="0"/>
+                <w:sz w:val="24"/>
+              </w:rPr>
+              <w:t xml:space="preserve">课堂思考</w:t>
             </w:r>
           </w:p>
         </w:tc>
@@ -19822,7 +19822,7 @@
                 <w:kern w:val="0"/>
                 <w:sz w:val="24"/>
               </w:rPr>
-              <w:t xml:space="preserve">【教学组织】【核心理论与技能解析】</w:t>
+              <w:t xml:space="preserve">教学组织核心理论与技能解析</w:t>
             </w:r>
           </w:p>
           <w:p>
@@ -19922,67 +19922,67 @@
                 <w:kern w:val="0"/>
                 <w:sz w:val="24"/>
               </w:rPr>
-              <w:t xml:space="preserve">【教学方法】理论讲授、灾难案例赏析、分镜白板推演、全栈 Prompt 实操</w:t>
-            </w:r>
-          </w:p>
-          <w:p>
-            <w:pPr>
-              <w:widowControl/>
-              <w:spacing w:line="400" w:lineRule="exact"/>
-              <w:jc w:val="left"/>
-              <w:rPr>
-                <w:rFonts w:ascii="FangSong_GB2312" w:eastAsia="FangSong_GB2312" w:hAnsi="FangSong_GB2312" w:cs="FangSong_GB2312"/>
-                <w:kern w:val="0"/>
-                <w:sz w:val="24"/>
-              </w:rPr>
-            </w:pPr>
-            <w:r>
-              <w:rPr>
-                <w:rFonts w:ascii="FangSong_GB2312" w:eastAsia="FangSong_GB2312" w:hAnsi="FangSong_GB2312" w:cs="FangSong_GB2312" w:hint="eastAsia"/>
-                <w:kern w:val="0"/>
-                <w:sz w:val="24"/>
-              </w:rPr>
-              <w:t xml:space="preserve">【时间安排】约65分钟（1.5理论学时）</w:t>
-            </w:r>
-          </w:p>
-          <w:p>
-            <w:pPr>
-              <w:widowControl/>
-              <w:spacing w:line="400" w:lineRule="exact"/>
-              <w:jc w:val="left"/>
-              <w:rPr>
-                <w:rFonts w:ascii="FangSong_GB2312" w:eastAsia="FangSong_GB2312" w:hAnsi="FangSong_GB2312" w:cs="FangSong_GB2312"/>
-                <w:kern w:val="0"/>
-                <w:sz w:val="24"/>
-              </w:rPr>
-            </w:pPr>
-            <w:r>
-              <w:rPr>
-                <w:rFonts w:ascii="FangSong_GB2312" w:eastAsia="FangSong_GB2312" w:hAnsi="FangSong_GB2312" w:cs="FangSong_GB2312" w:hint="eastAsia"/>
-                <w:kern w:val="0"/>
-                <w:sz w:val="24"/>
-              </w:rPr>
-              <w:t xml:space="preserve">【课堂思考】</w:t>
-            </w:r>
-          </w:p>
-          <w:p>
-            <w:pPr>
-              <w:widowControl/>
-              <w:spacing w:line="400" w:lineRule="exact"/>
-              <w:jc w:val="left"/>
-              <w:rPr>
-                <w:rFonts w:ascii="FangSong_GB2312" w:eastAsia="FangSong_GB2312" w:hAnsi="FangSong_GB2312" w:cs="FangSong_GB2312"/>
-                <w:kern w:val="0"/>
-                <w:sz w:val="24"/>
-              </w:rPr>
-            </w:pPr>
-            <w:r>
-              <w:rPr>
-                <w:rFonts w:ascii="FangSong_GB2312" w:eastAsia="FangSong_GB2312" w:hAnsi="FangSong_GB2312" w:cs="FangSong_GB2312" w:hint="eastAsia"/>
-                <w:kern w:val="0"/>
-                <w:sz w:val="24"/>
-              </w:rPr>
-              <w:t xml:space="preserve">【课程思政融入点】以中国数据新闻（如澎湃新闻）为例，展示本土交互叙事创新</w:t>
+              <w:t xml:space="preserve">教学方法理论讲授、灾难案例赏析、分镜白板推演、全栈 Prompt 实操</w:t>
+            </w:r>
+          </w:p>
+          <w:p>
+            <w:pPr>
+              <w:widowControl/>
+              <w:spacing w:line="400" w:lineRule="exact"/>
+              <w:jc w:val="left"/>
+              <w:rPr>
+                <w:rFonts w:ascii="FangSong_GB2312" w:eastAsia="FangSong_GB2312" w:hAnsi="FangSong_GB2312" w:cs="FangSong_GB2312"/>
+                <w:kern w:val="0"/>
+                <w:sz w:val="24"/>
+              </w:rPr>
+            </w:pPr>
+            <w:r>
+              <w:rPr>
+                <w:rFonts w:ascii="FangSong_GB2312" w:eastAsia="FangSong_GB2312" w:hAnsi="FangSong_GB2312" w:cs="FangSong_GB2312" w:hint="eastAsia"/>
+                <w:kern w:val="0"/>
+                <w:sz w:val="24"/>
+              </w:rPr>
+              <w:t xml:space="preserve">时间安排约65分钟（1.5理论学时）</w:t>
+            </w:r>
+          </w:p>
+          <w:p>
+            <w:pPr>
+              <w:widowControl/>
+              <w:spacing w:line="400" w:lineRule="exact"/>
+              <w:jc w:val="left"/>
+              <w:rPr>
+                <w:rFonts w:ascii="FangSong_GB2312" w:eastAsia="FangSong_GB2312" w:hAnsi="FangSong_GB2312" w:cs="FangSong_GB2312"/>
+                <w:kern w:val="0"/>
+                <w:sz w:val="24"/>
+              </w:rPr>
+            </w:pPr>
+            <w:r>
+              <w:rPr>
+                <w:rFonts w:ascii="FangSong_GB2312" w:eastAsia="FangSong_GB2312" w:hAnsi="FangSong_GB2312" w:cs="FangSong_GB2312" w:hint="eastAsia"/>
+                <w:kern w:val="0"/>
+                <w:sz w:val="24"/>
+              </w:rPr>
+              <w:t xml:space="preserve">课堂思考</w:t>
+            </w:r>
+          </w:p>
+          <w:p>
+            <w:pPr>
+              <w:widowControl/>
+              <w:spacing w:line="400" w:lineRule="exact"/>
+              <w:jc w:val="left"/>
+              <w:rPr>
+                <w:rFonts w:ascii="FangSong_GB2312" w:eastAsia="FangSong_GB2312" w:hAnsi="FangSong_GB2312" w:cs="FangSong_GB2312"/>
+                <w:kern w:val="0"/>
+                <w:sz w:val="24"/>
+              </w:rPr>
+            </w:pPr>
+            <w:r>
+              <w:rPr>
+                <w:rFonts w:ascii="FangSong_GB2312" w:eastAsia="FangSong_GB2312" w:hAnsi="FangSong_GB2312" w:cs="FangSong_GB2312" w:hint="eastAsia"/>
+                <w:kern w:val="0"/>
+                <w:sz w:val="24"/>
+              </w:rPr>
+              <w:t xml:space="preserve">课程思政融入点以中国数据新闻（如澎湃新闻）为例，展示本土交互叙事创新</w:t>
             </w:r>
           </w:p>
         </w:tc>
@@ -20095,7 +20095,7 @@
                 <w:kern w:val="0"/>
                 <w:sz w:val="24"/>
               </w:rPr>
-              <w:t xml:space="preserve">【教学组织】【课堂实践与操作训练】</w:t>
+              <w:t xml:space="preserve">教学组织课堂实践与操作训练</w:t>
             </w:r>
           </w:p>
           <w:p>
@@ -20183,51 +20183,51 @@
                 <w:kern w:val="0"/>
                 <w:sz w:val="24"/>
               </w:rPr>
-              <w:t xml:space="preserve">【教学方法】理论讲授、灾难案例赏析、分镜白板推演、全栈 Prompt 实操</w:t>
-            </w:r>
-          </w:p>
-          <w:p>
-            <w:pPr>
-              <w:widowControl/>
-              <w:spacing w:line="400" w:lineRule="exact"/>
-              <w:jc w:val="left"/>
-              <w:rPr>
-                <w:rFonts w:ascii="FangSong_GB2312" w:eastAsia="FangSong_GB2312" w:hAnsi="FangSong_GB2312" w:cs="FangSong_GB2312"/>
-                <w:color w:val="000000"/>
-                <w:kern w:val="0"/>
-                <w:sz w:val="24"/>
-              </w:rPr>
-            </w:pPr>
-            <w:r>
-              <w:rPr>
-                <w:rFonts w:ascii="FangSong_GB2312" w:eastAsia="FangSong_GB2312" w:hAnsi="FangSong_GB2312" w:cs="FangSong_GB2312" w:hint="eastAsia"/>
-                <w:color w:val="000000"/>
-                <w:kern w:val="0"/>
-                <w:sz w:val="24"/>
-              </w:rPr>
-              <w:t xml:space="preserve">【时间安排】约120分钟（2.7实践学时）</w:t>
-            </w:r>
-          </w:p>
-          <w:p>
-            <w:pPr>
-              <w:widowControl/>
-              <w:spacing w:line="400" w:lineRule="exact"/>
-              <w:jc w:val="left"/>
-              <w:rPr>
-                <w:rFonts w:ascii="FangSong_GB2312" w:eastAsia="FangSong_GB2312" w:hAnsi="FangSong_GB2312" w:cs="FangSong_GB2312"/>
-                <w:color w:val="000000"/>
-                <w:kern w:val="0"/>
-                <w:sz w:val="24"/>
-              </w:rPr>
-            </w:pPr>
-            <w:r>
-              <w:rPr>
-                <w:rFonts w:ascii="FangSong_GB2312" w:eastAsia="FangSong_GB2312" w:hAnsi="FangSong_GB2312" w:cs="FangSong_GB2312" w:hint="eastAsia"/>
-                <w:color w:val="000000"/>
-                <w:kern w:val="0"/>
-                <w:sz w:val="24"/>
-              </w:rPr>
-              <w:t xml:space="preserve">【课堂思考】</w:t>
+              <w:t xml:space="preserve">教学方法理论讲授、灾难案例赏析、分镜白板推演、全栈 Prompt 实操</w:t>
+            </w:r>
+          </w:p>
+          <w:p>
+            <w:pPr>
+              <w:widowControl/>
+              <w:spacing w:line="400" w:lineRule="exact"/>
+              <w:jc w:val="left"/>
+              <w:rPr>
+                <w:rFonts w:ascii="FangSong_GB2312" w:eastAsia="FangSong_GB2312" w:hAnsi="FangSong_GB2312" w:cs="FangSong_GB2312"/>
+                <w:color w:val="000000"/>
+                <w:kern w:val="0"/>
+                <w:sz w:val="24"/>
+              </w:rPr>
+            </w:pPr>
+            <w:r>
+              <w:rPr>
+                <w:rFonts w:ascii="FangSong_GB2312" w:eastAsia="FangSong_GB2312" w:hAnsi="FangSong_GB2312" w:cs="FangSong_GB2312" w:hint="eastAsia"/>
+                <w:color w:val="000000"/>
+                <w:kern w:val="0"/>
+                <w:sz w:val="24"/>
+              </w:rPr>
+              <w:t xml:space="preserve">时间安排约120分钟（2.7实践学时）</w:t>
+            </w:r>
+          </w:p>
+          <w:p>
+            <w:pPr>
+              <w:widowControl/>
+              <w:spacing w:line="400" w:lineRule="exact"/>
+              <w:jc w:val="left"/>
+              <w:rPr>
+                <w:rFonts w:ascii="FangSong_GB2312" w:eastAsia="FangSong_GB2312" w:hAnsi="FangSong_GB2312" w:cs="FangSong_GB2312"/>
+                <w:color w:val="000000"/>
+                <w:kern w:val="0"/>
+                <w:sz w:val="24"/>
+              </w:rPr>
+            </w:pPr>
+            <w:r>
+              <w:rPr>
+                <w:rFonts w:ascii="FangSong_GB2312" w:eastAsia="FangSong_GB2312" w:hAnsi="FangSong_GB2312" w:cs="FangSong_GB2312" w:hint="eastAsia"/>
+                <w:color w:val="000000"/>
+                <w:kern w:val="0"/>
+                <w:sz w:val="24"/>
+              </w:rPr>
+              <w:t xml:space="preserve">课堂思考</w:t>
             </w:r>
           </w:p>
         </w:tc>
@@ -20339,7 +20339,7 @@
                 <w:kern w:val="0"/>
                 <w:sz w:val="24"/>
               </w:rPr>
-              <w:t xml:space="preserve">【教学组织】【知识凝练与教学反思】</w:t>
+              <w:t xml:space="preserve">教学组织知识凝练与教学反思</w:t>
             </w:r>
           </w:p>
           <w:p>
@@ -20427,29 +20427,29 @@
                 <w:kern w:val="0"/>
                 <w:sz w:val="24"/>
               </w:rPr>
-              <w:t xml:space="preserve">【时间安排】约15分钟（0.3实践学时）</w:t>
-            </w:r>
-          </w:p>
-          <w:p>
-            <w:pPr>
-              <w:widowControl/>
-              <w:spacing w:line="400" w:lineRule="exact"/>
-              <w:jc w:val="left"/>
-              <w:rPr>
-                <w:rFonts w:ascii="FangSong_GB2312" w:eastAsia="FangSong_GB2312" w:hAnsi="FangSong_GB2312" w:cs="FangSong_GB2312"/>
-                <w:color w:val="000000"/>
-                <w:kern w:val="0"/>
-                <w:sz w:val="24"/>
-              </w:rPr>
-            </w:pPr>
-            <w:r>
-              <w:rPr>
-                <w:rFonts w:ascii="FangSong_GB2312" w:eastAsia="FangSong_GB2312" w:hAnsi="FangSong_GB2312" w:cs="FangSong_GB2312" w:hint="eastAsia"/>
-                <w:color w:val="000000"/>
-                <w:kern w:val="0"/>
-                <w:sz w:val="24"/>
-              </w:rPr>
-              <w:t xml:space="preserve">【课程回顾与反思】</w:t>
+              <w:t xml:space="preserve">时间安排约15分钟（0.3实践学时）</w:t>
+            </w:r>
+          </w:p>
+          <w:p>
+            <w:pPr>
+              <w:widowControl/>
+              <w:spacing w:line="400" w:lineRule="exact"/>
+              <w:jc w:val="left"/>
+              <w:rPr>
+                <w:rFonts w:ascii="FangSong_GB2312" w:eastAsia="FangSong_GB2312" w:hAnsi="FangSong_GB2312" w:cs="FangSong_GB2312"/>
+                <w:color w:val="000000"/>
+                <w:kern w:val="0"/>
+                <w:sz w:val="24"/>
+              </w:rPr>
+            </w:pPr>
+            <w:r>
+              <w:rPr>
+                <w:rFonts w:ascii="FangSong_GB2312" w:eastAsia="FangSong_GB2312" w:hAnsi="FangSong_GB2312" w:cs="FangSong_GB2312" w:hint="eastAsia"/>
+                <w:color w:val="000000"/>
+                <w:kern w:val="0"/>
+                <w:sz w:val="24"/>
+              </w:rPr>
+              <w:t xml:space="preserve">课程回顾与反思</w:t>
             </w:r>
           </w:p>
         </w:tc>
@@ -22077,7 +22077,7 @@
                 <w:kern w:val="0"/>
                 <w:sz w:val="24"/>
               </w:rPr>
-              <w:t xml:space="preserve">【教学组织】【上半场：鉴赏与理论反刍】</w:t>
+              <w:t xml:space="preserve">教学组织上半场：鉴赏与理论反刍</w:t>
             </w:r>
           </w:p>
           <w:p>
@@ -22177,67 +22177,67 @@
                 <w:kern w:val="0"/>
                 <w:sz w:val="24"/>
               </w:rPr>
-              <w:t xml:space="preserve">【教学方法】理论讲授、逆向工程赏析、项目制学习、互评研讨</w:t>
-            </w:r>
-          </w:p>
-          <w:p>
-            <w:pPr>
-              <w:widowControl/>
-              <w:spacing w:line="400" w:lineRule="exact"/>
-              <w:jc w:val="left"/>
-              <w:rPr>
-                <w:rFonts w:ascii="FangSong_GB2312" w:eastAsia="FangSong_GB2312" w:hAnsi="FangSong_GB2312" w:cs="FangSong_GB2312"/>
-                <w:kern w:val="0"/>
-                <w:sz w:val="24"/>
-              </w:rPr>
-            </w:pPr>
-            <w:r>
-              <w:rPr>
-                <w:rFonts w:ascii="FangSong_GB2312" w:eastAsia="FangSong_GB2312" w:hAnsi="FangSong_GB2312" w:cs="FangSong_GB2312" w:hint="eastAsia"/>
-                <w:kern w:val="0"/>
-                <w:sz w:val="24"/>
-              </w:rPr>
-              <w:t xml:space="preserve">【时间安排】约135分钟（3.0理论学时）</w:t>
-            </w:r>
-          </w:p>
-          <w:p>
-            <w:pPr>
-              <w:widowControl/>
-              <w:spacing w:line="400" w:lineRule="exact"/>
-              <w:jc w:val="left"/>
-              <w:rPr>
-                <w:rFonts w:ascii="FangSong_GB2312" w:eastAsia="FangSong_GB2312" w:hAnsi="FangSong_GB2312" w:cs="FangSong_GB2312"/>
-                <w:kern w:val="0"/>
-                <w:sz w:val="24"/>
-              </w:rPr>
-            </w:pPr>
-            <w:r>
-              <w:rPr>
-                <w:rFonts w:ascii="FangSong_GB2312" w:eastAsia="FangSong_GB2312" w:hAnsi="FangSong_GB2312" w:cs="FangSong_GB2312" w:hint="eastAsia"/>
-                <w:kern w:val="0"/>
-                <w:sz w:val="24"/>
-              </w:rPr>
-              <w:t xml:space="preserve">【课堂思考】</w:t>
-            </w:r>
-          </w:p>
-          <w:p>
-            <w:pPr>
-              <w:widowControl/>
-              <w:spacing w:line="400" w:lineRule="exact"/>
-              <w:jc w:val="left"/>
-              <w:rPr>
-                <w:rFonts w:ascii="FangSong_GB2312" w:eastAsia="FangSong_GB2312" w:hAnsi="FangSong_GB2312" w:cs="FangSong_GB2312"/>
-                <w:kern w:val="0"/>
-                <w:sz w:val="24"/>
-              </w:rPr>
-            </w:pPr>
-            <w:r>
-              <w:rPr>
-                <w:rFonts w:ascii="FangSong_GB2312" w:eastAsia="FangSong_GB2312" w:hAnsi="FangSong_GB2312" w:cs="FangSong_GB2312" w:hint="eastAsia"/>
-                <w:kern w:val="0"/>
-                <w:sz w:val="24"/>
-              </w:rPr>
-              <w:t xml:space="preserve">【课程思政融入点】以中国文化保护与生态治理数据为载体，培养社会责任感与家国情怀</w:t>
+              <w:t xml:space="preserve">教学方法理论讲授、逆向工程赏析、项目制学习、互评研讨</w:t>
+            </w:r>
+          </w:p>
+          <w:p>
+            <w:pPr>
+              <w:widowControl/>
+              <w:spacing w:line="400" w:lineRule="exact"/>
+              <w:jc w:val="left"/>
+              <w:rPr>
+                <w:rFonts w:ascii="FangSong_GB2312" w:eastAsia="FangSong_GB2312" w:hAnsi="FangSong_GB2312" w:cs="FangSong_GB2312"/>
+                <w:kern w:val="0"/>
+                <w:sz w:val="24"/>
+              </w:rPr>
+            </w:pPr>
+            <w:r>
+              <w:rPr>
+                <w:rFonts w:ascii="FangSong_GB2312" w:eastAsia="FangSong_GB2312" w:hAnsi="FangSong_GB2312" w:cs="FangSong_GB2312" w:hint="eastAsia"/>
+                <w:kern w:val="0"/>
+                <w:sz w:val="24"/>
+              </w:rPr>
+              <w:t xml:space="preserve">时间安排约135分钟（3.0理论学时）</w:t>
+            </w:r>
+          </w:p>
+          <w:p>
+            <w:pPr>
+              <w:widowControl/>
+              <w:spacing w:line="400" w:lineRule="exact"/>
+              <w:jc w:val="left"/>
+              <w:rPr>
+                <w:rFonts w:ascii="FangSong_GB2312" w:eastAsia="FangSong_GB2312" w:hAnsi="FangSong_GB2312" w:cs="FangSong_GB2312"/>
+                <w:kern w:val="0"/>
+                <w:sz w:val="24"/>
+              </w:rPr>
+            </w:pPr>
+            <w:r>
+              <w:rPr>
+                <w:rFonts w:ascii="FangSong_GB2312" w:eastAsia="FangSong_GB2312" w:hAnsi="FangSong_GB2312" w:cs="FangSong_GB2312" w:hint="eastAsia"/>
+                <w:kern w:val="0"/>
+                <w:sz w:val="24"/>
+              </w:rPr>
+              <w:t xml:space="preserve">课堂思考</w:t>
+            </w:r>
+          </w:p>
+          <w:p>
+            <w:pPr>
+              <w:widowControl/>
+              <w:spacing w:line="400" w:lineRule="exact"/>
+              <w:jc w:val="left"/>
+              <w:rPr>
+                <w:rFonts w:ascii="FangSong_GB2312" w:eastAsia="FangSong_GB2312" w:hAnsi="FangSong_GB2312" w:cs="FangSong_GB2312"/>
+                <w:kern w:val="0"/>
+                <w:sz w:val="24"/>
+              </w:rPr>
+            </w:pPr>
+            <w:r>
+              <w:rPr>
+                <w:rFonts w:ascii="FangSong_GB2312" w:eastAsia="FangSong_GB2312" w:hAnsi="FangSong_GB2312" w:cs="FangSong_GB2312" w:hint="eastAsia"/>
+                <w:kern w:val="0"/>
+                <w:sz w:val="24"/>
+              </w:rPr>
+              <w:t xml:space="preserve">课程思政融入点以中国文化保护与生态治理数据为载体，培养社会责任感与家国情怀</w:t>
             </w:r>
           </w:p>
         </w:tc>
@@ -22350,7 +22350,7 @@
                 <w:kern w:val="0"/>
                 <w:sz w:val="24"/>
               </w:rPr>
-              <w:t xml:space="preserve">【教学组织】【下半场：项目启航与 Critique】</w:t>
+              <w:t xml:space="preserve">教学组织下半场：项目启航与 Critique</w:t>
             </w:r>
           </w:p>
           <w:p>
@@ -22460,51 +22460,51 @@
                 <w:kern w:val="0"/>
                 <w:sz w:val="24"/>
               </w:rPr>
-              <w:t xml:space="preserve">【教学方法】理论讲授、逆向工程赏析、项目制学习、互评研讨</w:t>
-            </w:r>
-          </w:p>
-          <w:p>
-            <w:pPr>
-              <w:widowControl/>
-              <w:spacing w:line="400" w:lineRule="exact"/>
-              <w:jc w:val="left"/>
-              <w:rPr>
-                <w:rFonts w:ascii="FangSong_GB2312" w:eastAsia="FangSong_GB2312" w:hAnsi="FangSong_GB2312" w:cs="FangSong_GB2312"/>
-                <w:color w:val="000000"/>
-                <w:kern w:val="0"/>
-                <w:sz w:val="24"/>
-              </w:rPr>
-            </w:pPr>
-            <w:r>
-              <w:rPr>
-                <w:rFonts w:ascii="FangSong_GB2312" w:eastAsia="FangSong_GB2312" w:hAnsi="FangSong_GB2312" w:cs="FangSong_GB2312" w:hint="eastAsia"/>
-                <w:color w:val="000000"/>
-                <w:kern w:val="0"/>
-                <w:sz w:val="24"/>
-              </w:rPr>
-              <w:t xml:space="preserve">【时间安排】约90分钟（2.0实践学时）</w:t>
-            </w:r>
-          </w:p>
-          <w:p>
-            <w:pPr>
-              <w:widowControl/>
-              <w:spacing w:line="400" w:lineRule="exact"/>
-              <w:jc w:val="left"/>
-              <w:rPr>
-                <w:rFonts w:ascii="FangSong_GB2312" w:eastAsia="FangSong_GB2312" w:hAnsi="FangSong_GB2312" w:cs="FangSong_GB2312"/>
-                <w:color w:val="000000"/>
-                <w:kern w:val="0"/>
-                <w:sz w:val="24"/>
-              </w:rPr>
-            </w:pPr>
-            <w:r>
-              <w:rPr>
-                <w:rFonts w:ascii="FangSong_GB2312" w:eastAsia="FangSong_GB2312" w:hAnsi="FangSong_GB2312" w:cs="FangSong_GB2312" w:hint="eastAsia"/>
-                <w:color w:val="000000"/>
-                <w:kern w:val="0"/>
-                <w:sz w:val="24"/>
-              </w:rPr>
-              <w:t xml:space="preserve">【课堂思考】</w:t>
+              <w:t xml:space="preserve">教学方法理论讲授、逆向工程赏析、项目制学习、互评研讨</w:t>
+            </w:r>
+          </w:p>
+          <w:p>
+            <w:pPr>
+              <w:widowControl/>
+              <w:spacing w:line="400" w:lineRule="exact"/>
+              <w:jc w:val="left"/>
+              <w:rPr>
+                <w:rFonts w:ascii="FangSong_GB2312" w:eastAsia="FangSong_GB2312" w:hAnsi="FangSong_GB2312" w:cs="FangSong_GB2312"/>
+                <w:color w:val="000000"/>
+                <w:kern w:val="0"/>
+                <w:sz w:val="24"/>
+              </w:rPr>
+            </w:pPr>
+            <w:r>
+              <w:rPr>
+                <w:rFonts w:ascii="FangSong_GB2312" w:eastAsia="FangSong_GB2312" w:hAnsi="FangSong_GB2312" w:cs="FangSong_GB2312" w:hint="eastAsia"/>
+                <w:color w:val="000000"/>
+                <w:kern w:val="0"/>
+                <w:sz w:val="24"/>
+              </w:rPr>
+              <w:t xml:space="preserve">时间安排约90分钟（2.0实践学时）</w:t>
+            </w:r>
+          </w:p>
+          <w:p>
+            <w:pPr>
+              <w:widowControl/>
+              <w:spacing w:line="400" w:lineRule="exact"/>
+              <w:jc w:val="left"/>
+              <w:rPr>
+                <w:rFonts w:ascii="FangSong_GB2312" w:eastAsia="FangSong_GB2312" w:hAnsi="FangSong_GB2312" w:cs="FangSong_GB2312"/>
+                <w:color w:val="000000"/>
+                <w:kern w:val="0"/>
+                <w:sz w:val="24"/>
+              </w:rPr>
+            </w:pPr>
+            <w:r>
+              <w:rPr>
+                <w:rFonts w:ascii="FangSong_GB2312" w:eastAsia="FangSong_GB2312" w:hAnsi="FangSong_GB2312" w:cs="FangSong_GB2312" w:hint="eastAsia"/>
+                <w:color w:val="000000"/>
+                <w:kern w:val="0"/>
+                <w:sz w:val="24"/>
+              </w:rPr>
+              <w:t xml:space="preserve">课堂思考</w:t>
             </w:r>
           </w:p>
         </w:tc>
@@ -26376,7 +26376,7 @@
                 <w:kern w:val="0"/>
                 <w:sz w:val="24"/>
               </w:rPr>
-              <w:t xml:space="preserve">【教学组织】【上次课知识回顾】</w:t>
+              <w:t xml:space="preserve">教学组织上次课知识回顾</w:t>
             </w:r>
           </w:p>
           <w:p>
@@ -26436,47 +26436,47 @@
                 <w:kern w:val="0"/>
                 <w:sz w:val="24"/>
               </w:rPr>
-              <w:t xml:space="preserve">【教学方法】理论讲授、全链路排错实操、艺术封装实践、Peer Critique 互评</w:t>
-            </w:r>
-          </w:p>
-          <w:p>
-            <w:pPr>
-              <w:widowControl/>
-              <w:spacing w:line="400" w:lineRule="exact"/>
-              <w:jc w:val="left"/>
-              <w:rPr>
-                <w:rFonts w:ascii="FangSong_GB2312" w:eastAsia="FangSong_GB2312" w:hAnsi="FangSong_GB2312" w:cs="FangSong_GB2312"/>
-                <w:kern w:val="0"/>
-                <w:sz w:val="24"/>
-              </w:rPr>
-            </w:pPr>
-            <w:r>
-              <w:rPr>
-                <w:rFonts w:ascii="FangSong_GB2312" w:eastAsia="FangSong_GB2312" w:hAnsi="FangSong_GB2312" w:cs="FangSong_GB2312" w:hint="eastAsia"/>
-                <w:kern w:val="0"/>
-                <w:sz w:val="24"/>
-              </w:rPr>
-              <w:t xml:space="preserve">【时间安排】约5分钟（0.1理论学时）</w:t>
-            </w:r>
-          </w:p>
-          <w:p>
-            <w:pPr>
-              <w:widowControl/>
-              <w:spacing w:line="400" w:lineRule="exact"/>
-              <w:jc w:val="left"/>
-              <w:rPr>
-                <w:rFonts w:ascii="FangSong_GB2312" w:eastAsia="FangSong_GB2312" w:hAnsi="FangSong_GB2312" w:cs="FangSong_GB2312"/>
-                <w:kern w:val="0"/>
-                <w:sz w:val="24"/>
-              </w:rPr>
-            </w:pPr>
-            <w:r>
-              <w:rPr>
-                <w:rFonts w:ascii="FangSong_GB2312" w:eastAsia="FangSong_GB2312" w:hAnsi="FangSong_GB2312" w:cs="FangSong_GB2312" w:hint="eastAsia"/>
-                <w:kern w:val="0"/>
-                <w:sz w:val="24"/>
-              </w:rPr>
-              <w:t xml:space="preserve">【课堂思考】</w:t>
+              <w:t xml:space="preserve">教学方法理论讲授、全链路排错实操、艺术封装实践、Peer Critique 互评</w:t>
+            </w:r>
+          </w:p>
+          <w:p>
+            <w:pPr>
+              <w:widowControl/>
+              <w:spacing w:line="400" w:lineRule="exact"/>
+              <w:jc w:val="left"/>
+              <w:rPr>
+                <w:rFonts w:ascii="FangSong_GB2312" w:eastAsia="FangSong_GB2312" w:hAnsi="FangSong_GB2312" w:cs="FangSong_GB2312"/>
+                <w:kern w:val="0"/>
+                <w:sz w:val="24"/>
+              </w:rPr>
+            </w:pPr>
+            <w:r>
+              <w:rPr>
+                <w:rFonts w:ascii="FangSong_GB2312" w:eastAsia="FangSong_GB2312" w:hAnsi="FangSong_GB2312" w:cs="FangSong_GB2312" w:hint="eastAsia"/>
+                <w:kern w:val="0"/>
+                <w:sz w:val="24"/>
+              </w:rPr>
+              <w:t xml:space="preserve">时间安排约5分钟（0.1理论学时）</w:t>
+            </w:r>
+          </w:p>
+          <w:p>
+            <w:pPr>
+              <w:widowControl/>
+              <w:spacing w:line="400" w:lineRule="exact"/>
+              <w:jc w:val="left"/>
+              <w:rPr>
+                <w:rFonts w:ascii="FangSong_GB2312" w:eastAsia="FangSong_GB2312" w:hAnsi="FangSong_GB2312" w:cs="FangSong_GB2312"/>
+                <w:kern w:val="0"/>
+                <w:sz w:val="24"/>
+              </w:rPr>
+            </w:pPr>
+            <w:r>
+              <w:rPr>
+                <w:rFonts w:ascii="FangSong_GB2312" w:eastAsia="FangSong_GB2312" w:hAnsi="FangSong_GB2312" w:cs="FangSong_GB2312" w:hint="eastAsia"/>
+                <w:kern w:val="0"/>
+                <w:sz w:val="24"/>
+              </w:rPr>
+              <w:t xml:space="preserve">课堂思考</w:t>
             </w:r>
           </w:p>
         </w:tc>
@@ -26573,7 +26573,7 @@
                 <w:kern w:val="0"/>
                 <w:sz w:val="24"/>
               </w:rPr>
-              <w:t xml:space="preserve">【教学组织】【课程情境导入】</w:t>
+              <w:t xml:space="preserve">教学组织课程情境导入</w:t>
             </w:r>
           </w:p>
           <w:p>
@@ -26633,47 +26633,47 @@
                 <w:kern w:val="0"/>
                 <w:sz w:val="24"/>
               </w:rPr>
-              <w:t xml:space="preserve">【教学方法】理论讲授、全链路排错实操、艺术封装实践、Peer Critique 互评</w:t>
-            </w:r>
-          </w:p>
-          <w:p>
-            <w:pPr>
-              <w:widowControl/>
-              <w:spacing w:line="400" w:lineRule="exact"/>
-              <w:jc w:val="left"/>
-              <w:rPr>
-                <w:rFonts w:ascii="FangSong_GB2312" w:eastAsia="FangSong_GB2312" w:hAnsi="FangSong_GB2312" w:cs="FangSong_GB2312"/>
-                <w:kern w:val="0"/>
-                <w:sz w:val="24"/>
-              </w:rPr>
-            </w:pPr>
-            <w:r>
-              <w:rPr>
-                <w:rFonts w:ascii="FangSong_GB2312" w:eastAsia="FangSong_GB2312" w:hAnsi="FangSong_GB2312" w:cs="FangSong_GB2312" w:hint="eastAsia"/>
-                <w:kern w:val="0"/>
-                <w:sz w:val="24"/>
-              </w:rPr>
-              <w:t xml:space="preserve">【时间安排】约10分钟（0.2理论学时）</w:t>
-            </w:r>
-          </w:p>
-          <w:p>
-            <w:pPr>
-              <w:widowControl/>
-              <w:spacing w:line="400" w:lineRule="exact"/>
-              <w:jc w:val="left"/>
-              <w:rPr>
-                <w:rFonts w:ascii="FangSong_GB2312" w:eastAsia="FangSong_GB2312" w:hAnsi="FangSong_GB2312" w:cs="FangSong_GB2312"/>
-                <w:kern w:val="0"/>
-                <w:sz w:val="24"/>
-              </w:rPr>
-            </w:pPr>
-            <w:r>
-              <w:rPr>
-                <w:rFonts w:ascii="FangSong_GB2312" w:eastAsia="FangSong_GB2312" w:hAnsi="FangSong_GB2312" w:cs="FangSong_GB2312" w:hint="eastAsia"/>
-                <w:kern w:val="0"/>
-                <w:sz w:val="24"/>
-              </w:rPr>
-              <w:t xml:space="preserve">【课堂思考】</w:t>
+              <w:t xml:space="preserve">教学方法理论讲授、全链路排错实操、艺术封装实践、Peer Critique 互评</w:t>
+            </w:r>
+          </w:p>
+          <w:p>
+            <w:pPr>
+              <w:widowControl/>
+              <w:spacing w:line="400" w:lineRule="exact"/>
+              <w:jc w:val="left"/>
+              <w:rPr>
+                <w:rFonts w:ascii="FangSong_GB2312" w:eastAsia="FangSong_GB2312" w:hAnsi="FangSong_GB2312" w:cs="FangSong_GB2312"/>
+                <w:kern w:val="0"/>
+                <w:sz w:val="24"/>
+              </w:rPr>
+            </w:pPr>
+            <w:r>
+              <w:rPr>
+                <w:rFonts w:ascii="FangSong_GB2312" w:eastAsia="FangSong_GB2312" w:hAnsi="FangSong_GB2312" w:cs="FangSong_GB2312" w:hint="eastAsia"/>
+                <w:kern w:val="0"/>
+                <w:sz w:val="24"/>
+              </w:rPr>
+              <w:t xml:space="preserve">时间安排约10分钟（0.2理论学时）</w:t>
+            </w:r>
+          </w:p>
+          <w:p>
+            <w:pPr>
+              <w:widowControl/>
+              <w:spacing w:line="400" w:lineRule="exact"/>
+              <w:jc w:val="left"/>
+              <w:rPr>
+                <w:rFonts w:ascii="FangSong_GB2312" w:eastAsia="FangSong_GB2312" w:hAnsi="FangSong_GB2312" w:cs="FangSong_GB2312"/>
+                <w:kern w:val="0"/>
+                <w:sz w:val="24"/>
+              </w:rPr>
+            </w:pPr>
+            <w:r>
+              <w:rPr>
+                <w:rFonts w:ascii="FangSong_GB2312" w:eastAsia="FangSong_GB2312" w:hAnsi="FangSong_GB2312" w:cs="FangSong_GB2312" w:hint="eastAsia"/>
+                <w:kern w:val="0"/>
+                <w:sz w:val="24"/>
+              </w:rPr>
+              <w:t xml:space="preserve">课堂思考</w:t>
             </w:r>
           </w:p>
         </w:tc>
@@ -26777,7 +26777,7 @@
                 <w:kern w:val="0"/>
                 <w:sz w:val="24"/>
               </w:rPr>
-              <w:t xml:space="preserve">【教学组织】【核心理论与技能解析】</w:t>
+              <w:t xml:space="preserve">教学组织核心理论与技能解析</w:t>
             </w:r>
           </w:p>
           <w:p>
@@ -26877,67 +26877,67 @@
                 <w:kern w:val="0"/>
                 <w:sz w:val="24"/>
               </w:rPr>
-              <w:t xml:space="preserve">【教学方法】理论讲授、全链路排错实操、艺术封装实践、Peer Critique 互评</w:t>
-            </w:r>
-          </w:p>
-          <w:p>
-            <w:pPr>
-              <w:widowControl/>
-              <w:spacing w:line="400" w:lineRule="exact"/>
-              <w:jc w:val="left"/>
-              <w:rPr>
-                <w:rFonts w:ascii="FangSong_GB2312" w:eastAsia="FangSong_GB2312" w:hAnsi="FangSong_GB2312" w:cs="FangSong_GB2312"/>
-                <w:kern w:val="0"/>
-                <w:sz w:val="24"/>
-              </w:rPr>
-            </w:pPr>
-            <w:r>
-              <w:rPr>
-                <w:rFonts w:ascii="FangSong_GB2312" w:eastAsia="FangSong_GB2312" w:hAnsi="FangSong_GB2312" w:cs="FangSong_GB2312" w:hint="eastAsia"/>
-                <w:kern w:val="0"/>
-                <w:sz w:val="24"/>
-              </w:rPr>
-              <w:t xml:space="preserve">【时间安排】约75分钟（1.7理论学时）</w:t>
-            </w:r>
-          </w:p>
-          <w:p>
-            <w:pPr>
-              <w:widowControl/>
-              <w:spacing w:line="400" w:lineRule="exact"/>
-              <w:jc w:val="left"/>
-              <w:rPr>
-                <w:rFonts w:ascii="FangSong_GB2312" w:eastAsia="FangSong_GB2312" w:hAnsi="FangSong_GB2312" w:cs="FangSong_GB2312"/>
-                <w:kern w:val="0"/>
-                <w:sz w:val="24"/>
-              </w:rPr>
-            </w:pPr>
-            <w:r>
-              <w:rPr>
-                <w:rFonts w:ascii="FangSong_GB2312" w:eastAsia="FangSong_GB2312" w:hAnsi="FangSong_GB2312" w:cs="FangSong_GB2312" w:hint="eastAsia"/>
-                <w:kern w:val="0"/>
-                <w:sz w:val="24"/>
-              </w:rPr>
-              <w:t xml:space="preserve">【课堂思考】</w:t>
-            </w:r>
-          </w:p>
-          <w:p>
-            <w:pPr>
-              <w:widowControl/>
-              <w:spacing w:line="400" w:lineRule="exact"/>
-              <w:jc w:val="left"/>
-              <w:rPr>
-                <w:rFonts w:ascii="FangSong_GB2312" w:eastAsia="FangSong_GB2312" w:hAnsi="FangSong_GB2312" w:cs="FangSong_GB2312"/>
-                <w:kern w:val="0"/>
-                <w:sz w:val="24"/>
-              </w:rPr>
-            </w:pPr>
-            <w:r>
-              <w:rPr>
-                <w:rFonts w:ascii="FangSong_GB2312" w:eastAsia="FangSong_GB2312" w:hAnsi="FangSong_GB2312" w:cs="FangSong_GB2312" w:hint="eastAsia"/>
-                <w:kern w:val="0"/>
-                <w:sz w:val="24"/>
-              </w:rPr>
-              <w:t xml:space="preserve">【课程思政融入点】在项目展示与互评中体现专业诚信与知识产权尊重意识</w:t>
+              <w:t xml:space="preserve">教学方法理论讲授、全链路排错实操、艺术封装实践、Peer Critique 互评</w:t>
+            </w:r>
+          </w:p>
+          <w:p>
+            <w:pPr>
+              <w:widowControl/>
+              <w:spacing w:line="400" w:lineRule="exact"/>
+              <w:jc w:val="left"/>
+              <w:rPr>
+                <w:rFonts w:ascii="FangSong_GB2312" w:eastAsia="FangSong_GB2312" w:hAnsi="FangSong_GB2312" w:cs="FangSong_GB2312"/>
+                <w:kern w:val="0"/>
+                <w:sz w:val="24"/>
+              </w:rPr>
+            </w:pPr>
+            <w:r>
+              <w:rPr>
+                <w:rFonts w:ascii="FangSong_GB2312" w:eastAsia="FangSong_GB2312" w:hAnsi="FangSong_GB2312" w:cs="FangSong_GB2312" w:hint="eastAsia"/>
+                <w:kern w:val="0"/>
+                <w:sz w:val="24"/>
+              </w:rPr>
+              <w:t xml:space="preserve">时间安排约75分钟（1.7理论学时）</w:t>
+            </w:r>
+          </w:p>
+          <w:p>
+            <w:pPr>
+              <w:widowControl/>
+              <w:spacing w:line="400" w:lineRule="exact"/>
+              <w:jc w:val="left"/>
+              <w:rPr>
+                <w:rFonts w:ascii="FangSong_GB2312" w:eastAsia="FangSong_GB2312" w:hAnsi="FangSong_GB2312" w:cs="FangSong_GB2312"/>
+                <w:kern w:val="0"/>
+                <w:sz w:val="24"/>
+              </w:rPr>
+            </w:pPr>
+            <w:r>
+              <w:rPr>
+                <w:rFonts w:ascii="FangSong_GB2312" w:eastAsia="FangSong_GB2312" w:hAnsi="FangSong_GB2312" w:cs="FangSong_GB2312" w:hint="eastAsia"/>
+                <w:kern w:val="0"/>
+                <w:sz w:val="24"/>
+              </w:rPr>
+              <w:t xml:space="preserve">课堂思考</w:t>
+            </w:r>
+          </w:p>
+          <w:p>
+            <w:pPr>
+              <w:widowControl/>
+              <w:spacing w:line="400" w:lineRule="exact"/>
+              <w:jc w:val="left"/>
+              <w:rPr>
+                <w:rFonts w:ascii="FangSong_GB2312" w:eastAsia="FangSong_GB2312" w:hAnsi="FangSong_GB2312" w:cs="FangSong_GB2312"/>
+                <w:kern w:val="0"/>
+                <w:sz w:val="24"/>
+              </w:rPr>
+            </w:pPr>
+            <w:r>
+              <w:rPr>
+                <w:rFonts w:ascii="FangSong_GB2312" w:eastAsia="FangSong_GB2312" w:hAnsi="FangSong_GB2312" w:cs="FangSong_GB2312" w:hint="eastAsia"/>
+                <w:kern w:val="0"/>
+                <w:sz w:val="24"/>
+              </w:rPr>
+              <w:t xml:space="preserve">课程思政融入点在项目展示与互评中体现专业诚信与知识产权尊重意识</w:t>
             </w:r>
           </w:p>
         </w:tc>
@@ -27050,7 +27050,7 @@
                 <w:kern w:val="0"/>
                 <w:sz w:val="24"/>
               </w:rPr>
-              <w:t xml:space="preserve">【教学组织】【课堂实践与操作训练】</w:t>
+              <w:t xml:space="preserve">教学组织课堂实践与操作训练</w:t>
             </w:r>
           </w:p>
           <w:p>
@@ -27138,51 +27138,51 @@
                 <w:kern w:val="0"/>
                 <w:sz w:val="24"/>
               </w:rPr>
-              <w:t xml:space="preserve">【教学方法】理论讲授、全链路排错实操、艺术封装实践、Peer Critique 互评</w:t>
-            </w:r>
-          </w:p>
-          <w:p>
-            <w:pPr>
-              <w:widowControl/>
-              <w:spacing w:line="400" w:lineRule="exact"/>
-              <w:jc w:val="left"/>
-              <w:rPr>
-                <w:rFonts w:ascii="FangSong_GB2312" w:eastAsia="FangSong_GB2312" w:hAnsi="FangSong_GB2312" w:cs="FangSong_GB2312"/>
-                <w:color w:val="000000"/>
-                <w:kern w:val="0"/>
-                <w:sz w:val="24"/>
-              </w:rPr>
-            </w:pPr>
-            <w:r>
-              <w:rPr>
-                <w:rFonts w:ascii="FangSong_GB2312" w:eastAsia="FangSong_GB2312" w:hAnsi="FangSong_GB2312" w:cs="FangSong_GB2312" w:hint="eastAsia"/>
-                <w:color w:val="000000"/>
-                <w:kern w:val="0"/>
-                <w:sz w:val="24"/>
-              </w:rPr>
-              <w:t xml:space="preserve">【时间安排】约115分钟（2.6实践学时）</w:t>
-            </w:r>
-          </w:p>
-          <w:p>
-            <w:pPr>
-              <w:widowControl/>
-              <w:spacing w:line="400" w:lineRule="exact"/>
-              <w:jc w:val="left"/>
-              <w:rPr>
-                <w:rFonts w:ascii="FangSong_GB2312" w:eastAsia="FangSong_GB2312" w:hAnsi="FangSong_GB2312" w:cs="FangSong_GB2312"/>
-                <w:color w:val="000000"/>
-                <w:kern w:val="0"/>
-                <w:sz w:val="24"/>
-              </w:rPr>
-            </w:pPr>
-            <w:r>
-              <w:rPr>
-                <w:rFonts w:ascii="FangSong_GB2312" w:eastAsia="FangSong_GB2312" w:hAnsi="FangSong_GB2312" w:cs="FangSong_GB2312" w:hint="eastAsia"/>
-                <w:color w:val="000000"/>
-                <w:kern w:val="0"/>
-                <w:sz w:val="24"/>
-              </w:rPr>
-              <w:t xml:space="preserve">【课堂思考】</w:t>
+              <w:t xml:space="preserve">教学方法理论讲授、全链路排错实操、艺术封装实践、Peer Critique 互评</w:t>
+            </w:r>
+          </w:p>
+          <w:p>
+            <w:pPr>
+              <w:widowControl/>
+              <w:spacing w:line="400" w:lineRule="exact"/>
+              <w:jc w:val="left"/>
+              <w:rPr>
+                <w:rFonts w:ascii="FangSong_GB2312" w:eastAsia="FangSong_GB2312" w:hAnsi="FangSong_GB2312" w:cs="FangSong_GB2312"/>
+                <w:color w:val="000000"/>
+                <w:kern w:val="0"/>
+                <w:sz w:val="24"/>
+              </w:rPr>
+            </w:pPr>
+            <w:r>
+              <w:rPr>
+                <w:rFonts w:ascii="FangSong_GB2312" w:eastAsia="FangSong_GB2312" w:hAnsi="FangSong_GB2312" w:cs="FangSong_GB2312" w:hint="eastAsia"/>
+                <w:color w:val="000000"/>
+                <w:kern w:val="0"/>
+                <w:sz w:val="24"/>
+              </w:rPr>
+              <w:t xml:space="preserve">时间安排约115分钟（2.6实践学时）</w:t>
+            </w:r>
+          </w:p>
+          <w:p>
+            <w:pPr>
+              <w:widowControl/>
+              <w:spacing w:line="400" w:lineRule="exact"/>
+              <w:jc w:val="left"/>
+              <w:rPr>
+                <w:rFonts w:ascii="FangSong_GB2312" w:eastAsia="FangSong_GB2312" w:hAnsi="FangSong_GB2312" w:cs="FangSong_GB2312"/>
+                <w:color w:val="000000"/>
+                <w:kern w:val="0"/>
+                <w:sz w:val="24"/>
+              </w:rPr>
+            </w:pPr>
+            <w:r>
+              <w:rPr>
+                <w:rFonts w:ascii="FangSong_GB2312" w:eastAsia="FangSong_GB2312" w:hAnsi="FangSong_GB2312" w:cs="FangSong_GB2312" w:hint="eastAsia"/>
+                <w:color w:val="000000"/>
+                <w:kern w:val="0"/>
+                <w:sz w:val="24"/>
+              </w:rPr>
+              <w:t xml:space="preserve">课堂思考</w:t>
             </w:r>
           </w:p>
         </w:tc>
@@ -27294,7 +27294,7 @@
                 <w:kern w:val="0"/>
                 <w:sz w:val="24"/>
               </w:rPr>
-              <w:t xml:space="preserve">【教学组织】【知识凝练与教学反思】</w:t>
+              <w:t xml:space="preserve">教学组织知识凝练与教学反思</w:t>
             </w:r>
           </w:p>
           <w:p>
@@ -27360,29 +27360,29 @@
                 <w:kern w:val="0"/>
                 <w:sz w:val="24"/>
               </w:rPr>
-              <w:t xml:space="preserve">【时间安排】约20分钟（0.4实践学时）</w:t>
-            </w:r>
-          </w:p>
-          <w:p>
-            <w:pPr>
-              <w:widowControl/>
-              <w:spacing w:line="400" w:lineRule="exact"/>
-              <w:jc w:val="left"/>
-              <w:rPr>
-                <w:rFonts w:ascii="FangSong_GB2312" w:eastAsia="FangSong_GB2312" w:hAnsi="FangSong_GB2312" w:cs="FangSong_GB2312"/>
-                <w:color w:val="000000"/>
-                <w:kern w:val="0"/>
-                <w:sz w:val="24"/>
-              </w:rPr>
-            </w:pPr>
-            <w:r>
-              <w:rPr>
-                <w:rFonts w:ascii="FangSong_GB2312" w:eastAsia="FangSong_GB2312" w:hAnsi="FangSong_GB2312" w:cs="FangSong_GB2312" w:hint="eastAsia"/>
-                <w:color w:val="000000"/>
-                <w:kern w:val="0"/>
-                <w:sz w:val="24"/>
-              </w:rPr>
-              <w:t xml:space="preserve">【课程回顾与反思】</w:t>
+              <w:t xml:space="preserve">时间安排约20分钟（0.4实践学时）</w:t>
+            </w:r>
+          </w:p>
+          <w:p>
+            <w:pPr>
+              <w:widowControl/>
+              <w:spacing w:line="400" w:lineRule="exact"/>
+              <w:jc w:val="left"/>
+              <w:rPr>
+                <w:rFonts w:ascii="FangSong_GB2312" w:eastAsia="FangSong_GB2312" w:hAnsi="FangSong_GB2312" w:cs="FangSong_GB2312"/>
+                <w:color w:val="000000"/>
+                <w:kern w:val="0"/>
+                <w:sz w:val="24"/>
+              </w:rPr>
+            </w:pPr>
+            <w:r>
+              <w:rPr>
+                <w:rFonts w:ascii="FangSong_GB2312" w:eastAsia="FangSong_GB2312" w:hAnsi="FangSong_GB2312" w:cs="FangSong_GB2312" w:hint="eastAsia"/>
+                <w:color w:val="000000"/>
+                <w:kern w:val="0"/>
+                <w:sz w:val="24"/>
+              </w:rPr>
+              <w:t xml:space="preserve">课程回顾与反思</w:t>
             </w:r>
           </w:p>
         </w:tc>
